--- a/final proj ds4420 report.docx
+++ b/final proj ds4420 report.docx
@@ -137,9 +137,526 @@
           <w:sz w:val="26"/>
           <w:szCs w:val="26"/>
         </w:rPr>
-        <w:t>I</w:t>
-      </w:r>
-      <w:r>
+        <w:t>Introduction and Literature Review</w:t>
+      </w:r>
+    </w:p>
+    <w:p>
+      <w:pPr>
+        <w:spacing w:line="240" w:lineRule="auto"/>
+        <w:rPr>
+          <w:rFonts w:ascii="Times New Roman" w:hAnsi="Times New Roman" w:cs="Times New Roman"/>
+        </w:rPr>
+      </w:pPr>
+    </w:p>
+    <w:p>
+      <w:pPr>
+        <w:spacing w:line="240" w:lineRule="auto"/>
+        <w:rPr>
+          <w:rFonts w:ascii="Times New Roman" w:hAnsi="Times New Roman" w:cs="Times New Roman"/>
+          <w:b/>
+          <w:bCs/>
+          <w:sz w:val="24"/>
+        </w:rPr>
+      </w:pPr>
+      <w:r>
+        <w:rPr>
+          <w:rFonts w:ascii="Times New Roman" w:hAnsi="Times New Roman" w:cs="Times New Roman"/>
+          <w:b/>
+          <w:bCs/>
+          <w:sz w:val="24"/>
+        </w:rPr>
+        <w:t>Problem Statement</w:t>
+      </w:r>
+    </w:p>
+    <w:p>
+      <w:pPr>
+        <w:spacing w:line="240" w:lineRule="auto"/>
+        <w:rPr>
+          <w:rFonts w:ascii="Times New Roman" w:hAnsi="Times New Roman" w:cs="Times New Roman"/>
+        </w:rPr>
+      </w:pPr>
+      <w:r>
+        <w:rPr>
+          <w:rFonts w:ascii="Times New Roman" w:hAnsi="Times New Roman" w:cs="Times New Roman"/>
+        </w:rPr>
+        <w:t xml:space="preserve">Flooding is one of the </w:t>
+      </w:r>
+      <w:proofErr w:type="gramStart"/>
+      <w:r>
+        <w:rPr>
+          <w:rFonts w:ascii="Times New Roman" w:hAnsi="Times New Roman" w:cs="Times New Roman" w:hint="eastAsia"/>
+        </w:rPr>
+        <w:t>most</w:t>
+      </w:r>
+      <w:r>
+        <w:rPr>
+          <w:rFonts w:ascii="Times New Roman" w:hAnsi="Times New Roman" w:cs="Times New Roman"/>
+        </w:rPr>
+        <w:t xml:space="preserve"> </w:t>
+      </w:r>
+      <w:r>
+        <w:rPr>
+          <w:rFonts w:ascii="Times New Roman" w:hAnsi="Times New Roman" w:cs="Times New Roman"/>
+        </w:rPr>
+        <w:t>costliest</w:t>
+      </w:r>
+      <w:proofErr w:type="gramEnd"/>
+      <w:r>
+        <w:rPr>
+          <w:rFonts w:ascii="Times New Roman" w:hAnsi="Times New Roman" w:cs="Times New Roman"/>
+        </w:rPr>
+        <w:t xml:space="preserve"> natural disasters in the </w:t>
+      </w:r>
+      <w:r>
+        <w:rPr>
+          <w:rFonts w:ascii="Times New Roman" w:hAnsi="Times New Roman" w:cs="Times New Roman"/>
+        </w:rPr>
+        <w:t>US</w:t>
+      </w:r>
+      <w:r>
+        <w:rPr>
+          <w:rFonts w:ascii="Times New Roman" w:hAnsi="Times New Roman" w:cs="Times New Roman"/>
+        </w:rPr>
+        <w:t xml:space="preserve">, </w:t>
+      </w:r>
+      <w:r>
+        <w:rPr>
+          <w:rFonts w:ascii="Times New Roman" w:hAnsi="Times New Roman" w:cs="Times New Roman"/>
+        </w:rPr>
+        <w:t xml:space="preserve">it has </w:t>
+      </w:r>
+      <w:r>
+        <w:rPr>
+          <w:rFonts w:ascii="Times New Roman" w:hAnsi="Times New Roman" w:cs="Times New Roman"/>
+        </w:rPr>
+        <w:t xml:space="preserve">causing billions of dollars in damage annually. The Federal Emergency Management Agency (FEMA) utilizes Flood Insurance Rate Maps to categorize areas by flood risk. </w:t>
+      </w:r>
+      <w:r>
+        <w:rPr>
+          <w:rFonts w:ascii="Times New Roman" w:hAnsi="Times New Roman" w:cs="Times New Roman"/>
+        </w:rPr>
+        <w:t>And t</w:t>
+      </w:r>
+      <w:r>
+        <w:rPr>
+          <w:rFonts w:ascii="Times New Roman" w:hAnsi="Times New Roman" w:cs="Times New Roman"/>
+        </w:rPr>
+        <w:t xml:space="preserve">hese categorizations, known as FIRM zones, distinguish between high-risk areas (VE, AE, A, AO, AH) and low-risk areas (Area X). However, a critical limitation of these maps is that they rely almost exclusively on macro-level topographic and hydrological data, </w:t>
+      </w:r>
+      <w:r>
+        <w:rPr>
+          <w:rFonts w:ascii="Times New Roman" w:hAnsi="Times New Roman" w:cs="Times New Roman"/>
+        </w:rPr>
+        <w:t xml:space="preserve">so they are </w:t>
+      </w:r>
+      <w:r>
+        <w:rPr>
+          <w:rFonts w:ascii="Times New Roman" w:hAnsi="Times New Roman" w:cs="Times New Roman"/>
+        </w:rPr>
+        <w:t>largely ignoring the specific physical characteristics of individual structures. Consequently, two houses located within the exact same flood zone can possess drastically different true vulnerabilities depending on micro-level factors such as foundation height or construction material</w:t>
+      </w:r>
+      <w:r>
+        <w:rPr>
+          <w:rFonts w:ascii="Times New Roman" w:hAnsi="Times New Roman" w:cs="Times New Roman"/>
+        </w:rPr>
+        <w:t>…</w:t>
+      </w:r>
+    </w:p>
+    <w:p>
+      <w:pPr>
+        <w:spacing w:line="240" w:lineRule="auto"/>
+        <w:rPr>
+          <w:rFonts w:ascii="Times New Roman" w:hAnsi="Times New Roman" w:cs="Times New Roman"/>
+        </w:rPr>
+      </w:pPr>
+      <w:r>
+        <w:rPr>
+          <w:rFonts w:ascii="Times New Roman" w:hAnsi="Times New Roman" w:cs="Times New Roman"/>
+        </w:rPr>
+        <w:t>Our</w:t>
+      </w:r>
+      <w:r>
+        <w:rPr>
+          <w:rFonts w:ascii="Times New Roman" w:hAnsi="Times New Roman" w:cs="Times New Roman"/>
+        </w:rPr>
+        <w:t xml:space="preserve"> project aims to address this critical gap. </w:t>
+      </w:r>
+      <w:r>
+        <w:rPr>
+          <w:rFonts w:ascii="Times New Roman" w:hAnsi="Times New Roman" w:cs="Times New Roman"/>
+        </w:rPr>
+        <w:t>So, by</w:t>
+      </w:r>
+      <w:r>
+        <w:rPr>
+          <w:rFonts w:ascii="Times New Roman" w:hAnsi="Times New Roman" w:cs="Times New Roman"/>
+        </w:rPr>
+        <w:t xml:space="preserve"> leveraging detailed structural data from the National Structure Inventory (NSI), we model flood risk at the individual building level. Specifically, we implement and compare a Multilayer Perceptron (MLP) and a Bayesian Logistic Regression model to predict whether a building falls into a high-risk or low-risk flood zone. This comparison </w:t>
+      </w:r>
+      <w:r>
+        <w:rPr>
+          <w:rFonts w:ascii="Times New Roman" w:hAnsi="Times New Roman" w:cs="Times New Roman"/>
+        </w:rPr>
+        <w:t xml:space="preserve">can </w:t>
+      </w:r>
+      <w:r>
+        <w:rPr>
+          <w:rFonts w:ascii="Times New Roman" w:hAnsi="Times New Roman" w:cs="Times New Roman"/>
+        </w:rPr>
+        <w:t>allow us to evaluate the trade-off between the complex, non-linear pattern recognition of the MLP and the probabilistic, interpretable inference provided by the Bayesian approach, ultimately shifting the paradigm from geospatial area-mapping to structural vulnerability classification.</w:t>
+      </w:r>
+    </w:p>
+    <w:p>
+      <w:pPr>
+        <w:spacing w:line="240" w:lineRule="auto"/>
+        <w:rPr>
+          <w:rFonts w:ascii="Times New Roman" w:hAnsi="Times New Roman" w:cs="Times New Roman"/>
+          <w:b/>
+          <w:bCs/>
+          <w:sz w:val="24"/>
+        </w:rPr>
+      </w:pPr>
+    </w:p>
+    <w:p>
+      <w:pPr>
+        <w:spacing w:line="240" w:lineRule="auto"/>
+        <w:rPr>
+          <w:rFonts w:ascii="Times New Roman" w:hAnsi="Times New Roman" w:cs="Times New Roman"/>
+          <w:b/>
+          <w:bCs/>
+          <w:sz w:val="24"/>
+        </w:rPr>
+      </w:pPr>
+      <w:r>
+        <w:rPr>
+          <w:rFonts w:ascii="Times New Roman" w:hAnsi="Times New Roman" w:cs="Times New Roman"/>
+          <w:b/>
+          <w:bCs/>
+          <w:sz w:val="24"/>
+        </w:rPr>
+        <w:t>Refined Literature Review</w:t>
+      </w:r>
+    </w:p>
+    <w:p>
+      <w:pPr>
+        <w:spacing w:line="240" w:lineRule="auto"/>
+        <w:rPr>
+          <w:rFonts w:ascii="Times New Roman" w:hAnsi="Times New Roman" w:cs="Times New Roman"/>
+        </w:rPr>
+      </w:pPr>
+      <w:r>
+        <w:rPr>
+          <w:rFonts w:ascii="Times New Roman" w:hAnsi="Times New Roman" w:cs="Times New Roman"/>
+        </w:rPr>
+        <w:t>The</w:t>
+      </w:r>
+      <w:r>
+        <w:rPr>
+          <w:rFonts w:ascii="Times New Roman" w:hAnsi="Times New Roman" w:cs="Times New Roman"/>
+        </w:rPr>
+        <w:t xml:space="preserve"> methodology</w:t>
+      </w:r>
+      <w:r>
+        <w:rPr>
+          <w:rFonts w:ascii="Times New Roman" w:hAnsi="Times New Roman" w:cs="Times New Roman"/>
+        </w:rPr>
+        <w:t xml:space="preserve"> we used</w:t>
+      </w:r>
+      <w:r>
+        <w:rPr>
+          <w:rFonts w:ascii="Times New Roman" w:hAnsi="Times New Roman" w:cs="Times New Roman"/>
+        </w:rPr>
+        <w:t xml:space="preserve"> is informed by four key prior studies. </w:t>
+      </w:r>
+      <w:proofErr w:type="spellStart"/>
+      <w:r>
+        <w:rPr>
+          <w:rFonts w:ascii="Times New Roman" w:hAnsi="Times New Roman" w:cs="Times New Roman"/>
+        </w:rPr>
+        <w:t>Demissie</w:t>
+      </w:r>
+      <w:proofErr w:type="spellEnd"/>
+      <w:r>
+        <w:rPr>
+          <w:rFonts w:ascii="Times New Roman" w:hAnsi="Times New Roman" w:cs="Times New Roman"/>
+        </w:rPr>
+        <w:t xml:space="preserve"> et al. (2024) </w:t>
+      </w:r>
+      <w:r>
+        <w:rPr>
+          <w:rFonts w:ascii="Times New Roman" w:hAnsi="Times New Roman" w:cs="Times New Roman"/>
+        </w:rPr>
+        <w:t xml:space="preserve">has </w:t>
+      </w:r>
+      <w:r>
+        <w:rPr>
+          <w:rFonts w:ascii="Times New Roman" w:hAnsi="Times New Roman" w:cs="Times New Roman"/>
+        </w:rPr>
+        <w:t>provide</w:t>
+      </w:r>
+      <w:r>
+        <w:rPr>
+          <w:rFonts w:ascii="Times New Roman" w:hAnsi="Times New Roman" w:cs="Times New Roman"/>
+        </w:rPr>
+        <w:t>d</w:t>
+      </w:r>
+      <w:r>
+        <w:rPr>
+          <w:rFonts w:ascii="Times New Roman" w:hAnsi="Times New Roman" w:cs="Times New Roman"/>
+        </w:rPr>
+        <w:t xml:space="preserve"> a foundational approach, utiliz</w:t>
+      </w:r>
+      <w:r>
+        <w:rPr>
+          <w:rFonts w:ascii="Times New Roman" w:hAnsi="Times New Roman" w:cs="Times New Roman"/>
+        </w:rPr>
+        <w:t>e</w:t>
+      </w:r>
+      <w:r>
+        <w:rPr>
+          <w:rFonts w:ascii="Times New Roman" w:hAnsi="Times New Roman" w:cs="Times New Roman"/>
+        </w:rPr>
+        <w:t xml:space="preserve"> machine learning algorithms to classify flood susceptibility in Kansas based on 13 environmental features. Their models achieved high accuracy scores (0.82–0.97), identifying elevation and distance from water as the most crucial predictors. Our project adapts this rationale by substituting terrain elevation with building-specific </w:t>
+      </w:r>
+      <w:proofErr w:type="spellStart"/>
+      <w:r>
+        <w:rPr>
+          <w:rFonts w:ascii="Times New Roman" w:hAnsi="Times New Roman" w:cs="Times New Roman"/>
+        </w:rPr>
+        <w:t>ground_elv</w:t>
+      </w:r>
+      <w:proofErr w:type="spellEnd"/>
+      <w:r>
+        <w:rPr>
+          <w:rFonts w:ascii="Times New Roman" w:hAnsi="Times New Roman" w:cs="Times New Roman"/>
+        </w:rPr>
+        <w:t xml:space="preserve"> and </w:t>
+      </w:r>
+      <w:proofErr w:type="spellStart"/>
+      <w:r>
+        <w:rPr>
+          <w:rFonts w:ascii="Times New Roman" w:hAnsi="Times New Roman" w:cs="Times New Roman"/>
+        </w:rPr>
+        <w:t>found_ht</w:t>
+      </w:r>
+      <w:proofErr w:type="spellEnd"/>
+      <w:r>
+        <w:rPr>
+          <w:rFonts w:ascii="Times New Roman" w:hAnsi="Times New Roman" w:cs="Times New Roman"/>
+        </w:rPr>
+        <w:t xml:space="preserve"> features from the NSI dataset. Furthermore, </w:t>
+      </w:r>
+      <w:proofErr w:type="spellStart"/>
+      <w:r>
+        <w:rPr>
+          <w:rFonts w:ascii="Times New Roman" w:hAnsi="Times New Roman" w:cs="Times New Roman"/>
+        </w:rPr>
+        <w:t>Demissie</w:t>
+      </w:r>
+      <w:proofErr w:type="spellEnd"/>
+      <w:r>
+        <w:rPr>
+          <w:rFonts w:ascii="Times New Roman" w:hAnsi="Times New Roman" w:cs="Times New Roman"/>
+        </w:rPr>
+        <w:t xml:space="preserve"> et al. emphasize the importance of robust evaluation metrics, which we have incorporated into our own performance analysis.</w:t>
+      </w:r>
+    </w:p>
+    <w:p>
+      <w:pPr>
+        <w:spacing w:line="240" w:lineRule="auto"/>
+        <w:rPr>
+          <w:rFonts w:ascii="Times New Roman" w:hAnsi="Times New Roman" w:cs="Times New Roman"/>
+        </w:rPr>
+      </w:pPr>
+      <w:r>
+        <w:rPr>
+          <w:rFonts w:ascii="Times New Roman" w:hAnsi="Times New Roman" w:cs="Times New Roman"/>
+        </w:rPr>
+        <w:t xml:space="preserve">Chen et al. (2023) directly compared a MLP against Logistic Regression and Random Forest for regional flood risk prediction. </w:t>
+      </w:r>
+      <w:proofErr w:type="gramStart"/>
+      <w:r>
+        <w:rPr>
+          <w:rFonts w:ascii="Times New Roman" w:hAnsi="Times New Roman" w:cs="Times New Roman"/>
+        </w:rPr>
+        <w:t>A</w:t>
+      </w:r>
+      <w:r>
+        <w:rPr>
+          <w:rFonts w:ascii="Times New Roman" w:hAnsi="Times New Roman" w:cs="Times New Roman"/>
+        </w:rPr>
+        <w:t>n</w:t>
+      </w:r>
+      <w:proofErr w:type="gramEnd"/>
+      <w:r>
+        <w:rPr>
+          <w:rFonts w:ascii="Times New Roman" w:hAnsi="Times New Roman" w:cs="Times New Roman"/>
+        </w:rPr>
+        <w:t xml:space="preserve"> key finding was the MLP’s superior capability in capturing complex, non-linear interactions among multiple features. This </w:t>
+      </w:r>
+      <w:r>
+        <w:rPr>
+          <w:rFonts w:ascii="Times New Roman" w:hAnsi="Times New Roman" w:cs="Times New Roman"/>
+        </w:rPr>
+        <w:t>was</w:t>
+      </w:r>
+      <w:r>
+        <w:rPr>
+          <w:rFonts w:ascii="Times New Roman" w:hAnsi="Times New Roman" w:cs="Times New Roman"/>
+        </w:rPr>
+        <w:t xml:space="preserve"> particularly </w:t>
+      </w:r>
+      <w:r>
+        <w:rPr>
+          <w:rFonts w:ascii="Times New Roman" w:hAnsi="Times New Roman" w:cs="Times New Roman"/>
+        </w:rPr>
+        <w:lastRenderedPageBreak/>
+        <w:t>relevant to our structural analysis: a building's vulnerability is rarely determined by a single factor, but rather a complex combination of attributes (</w:t>
+      </w:r>
+      <w:r>
+        <w:rPr>
+          <w:rFonts w:ascii="Times New Roman" w:hAnsi="Times New Roman" w:cs="Times New Roman"/>
+        </w:rPr>
+        <w:t xml:space="preserve">like </w:t>
+      </w:r>
+      <w:r>
+        <w:rPr>
+          <w:rFonts w:ascii="Times New Roman" w:hAnsi="Times New Roman" w:cs="Times New Roman"/>
+        </w:rPr>
+        <w:t>a low foundation combined with a specific building type). Chen et al.’s findings validate our selection of an MLP, while our inclusion of Bayesian Logistic Regression provides a robust, probabilistic counterpart for baseline comparison.</w:t>
+      </w:r>
+    </w:p>
+    <w:p>
+      <w:pPr>
+        <w:spacing w:line="240" w:lineRule="auto"/>
+        <w:rPr>
+          <w:rFonts w:ascii="Times New Roman" w:hAnsi="Times New Roman" w:cs="Times New Roman"/>
+        </w:rPr>
+      </w:pPr>
+      <w:proofErr w:type="spellStart"/>
+      <w:r>
+        <w:rPr>
+          <w:rFonts w:ascii="Times New Roman" w:hAnsi="Times New Roman" w:cs="Times New Roman"/>
+        </w:rPr>
+        <w:t>Ouma</w:t>
+      </w:r>
+      <w:proofErr w:type="spellEnd"/>
+      <w:r>
+        <w:rPr>
+          <w:rFonts w:ascii="Times New Roman" w:hAnsi="Times New Roman" w:cs="Times New Roman"/>
+        </w:rPr>
+        <w:t xml:space="preserve"> and Lawrence (2023) </w:t>
+      </w:r>
+      <w:proofErr w:type="gramStart"/>
+      <w:r>
+        <w:rPr>
+          <w:rFonts w:ascii="Times New Roman" w:hAnsi="Times New Roman" w:cs="Times New Roman"/>
+        </w:rPr>
+        <w:t>utilize</w:t>
+      </w:r>
+      <w:r>
+        <w:rPr>
+          <w:rFonts w:ascii="Times New Roman" w:hAnsi="Times New Roman" w:cs="Times New Roman"/>
+        </w:rPr>
+        <w:t>s</w:t>
+      </w:r>
+      <w:proofErr w:type="gramEnd"/>
+      <w:r>
+        <w:rPr>
+          <w:rFonts w:ascii="Times New Roman" w:hAnsi="Times New Roman" w:cs="Times New Roman"/>
+        </w:rPr>
+        <w:t xml:space="preserve"> deep learning to classify flood-prone urban environments based on broad environmental data, establishing a baseline accuracy of 82.5%. By transitioning the focus from </w:t>
+      </w:r>
+      <w:proofErr w:type="spellStart"/>
+      <w:r>
+        <w:rPr>
+          <w:rFonts w:ascii="Times New Roman" w:hAnsi="Times New Roman" w:cs="Times New Roman"/>
+        </w:rPr>
+        <w:t>Ouma's</w:t>
+      </w:r>
+      <w:proofErr w:type="spellEnd"/>
+      <w:r>
+        <w:rPr>
+          <w:rFonts w:ascii="Times New Roman" w:hAnsi="Times New Roman" w:cs="Times New Roman"/>
+        </w:rPr>
+        <w:t xml:space="preserve"> geographic parameter to specific structural details (such as foundation type and building age), our project hypothesizes that a building-centric model can yield even higher predictive reliability.</w:t>
+      </w:r>
+    </w:p>
+    <w:p>
+      <w:pPr>
+        <w:spacing w:line="240" w:lineRule="auto"/>
+        <w:rPr>
+          <w:rFonts w:ascii="Times New Roman" w:hAnsi="Times New Roman" w:cs="Times New Roman"/>
+        </w:rPr>
+      </w:pPr>
+      <w:r>
+        <w:rPr>
+          <w:rFonts w:ascii="Times New Roman" w:hAnsi="Times New Roman" w:cs="Times New Roman"/>
+        </w:rPr>
+        <w:t>Finally, Qin et al. (2025) localize</w:t>
+      </w:r>
+      <w:r>
+        <w:rPr>
+          <w:rFonts w:ascii="Times New Roman" w:hAnsi="Times New Roman" w:cs="Times New Roman"/>
+        </w:rPr>
+        <w:t>s</w:t>
+      </w:r>
+      <w:r>
+        <w:rPr>
+          <w:rFonts w:ascii="Times New Roman" w:hAnsi="Times New Roman" w:cs="Times New Roman"/>
+        </w:rPr>
+        <w:t xml:space="preserve"> flood risk assessment to the building level, analyzing how different building functions correlate with varying degrees of vulnerability within identical flood zones. Our study builds directly upon this premise but pivots the focus from building function to physical structural attributes derived from the NSI, which we argue are more direct indicators of a structure's physical resilience during a flood event.</w:t>
+      </w:r>
+    </w:p>
+    <w:p>
+      <w:pPr>
+        <w:spacing w:line="240" w:lineRule="auto"/>
+        <w:rPr>
+          <w:rFonts w:ascii="Times New Roman" w:hAnsi="Times New Roman" w:cs="Times New Roman"/>
+        </w:rPr>
+      </w:pPr>
+      <w:r>
+        <w:rPr>
+          <w:rFonts w:ascii="Times New Roman" w:hAnsi="Times New Roman" w:cs="Times New Roman"/>
+        </w:rPr>
+        <w:t xml:space="preserve">In summary, while </w:t>
+      </w:r>
+      <w:r>
+        <w:rPr>
+          <w:rFonts w:ascii="Times New Roman" w:hAnsi="Times New Roman" w:cs="Times New Roman"/>
+        </w:rPr>
+        <w:t xml:space="preserve">the </w:t>
+      </w:r>
+      <w:r>
+        <w:rPr>
+          <w:rFonts w:ascii="Times New Roman" w:hAnsi="Times New Roman" w:cs="Times New Roman"/>
+        </w:rPr>
+        <w:t>existing literature successfully applies machine learning to flood risk mapping, it predominantly relies on broad geographic data or categorical building functions</w:t>
+      </w:r>
+      <w:r>
+        <w:rPr>
+          <w:rFonts w:ascii="Times New Roman" w:hAnsi="Times New Roman" w:cs="Times New Roman"/>
+        </w:rPr>
+        <w:t xml:space="preserve">! </w:t>
+      </w:r>
+      <w:r>
+        <w:rPr>
+          <w:rFonts w:ascii="Times New Roman" w:hAnsi="Times New Roman" w:cs="Times New Roman"/>
+        </w:rPr>
+        <w:t>This project addresses a notable gap by utilizing detailed, national-level physical building attributes (NSI) to predict FEMA flood zones, combining geospatial classification techniques with micro-level structural data.</w:t>
+      </w:r>
+    </w:p>
+    <w:p>
+      <w:pPr>
+        <w:spacing w:line="240" w:lineRule="auto"/>
+        <w:rPr>
+          <w:rFonts w:ascii="Times New Roman" w:hAnsi="Times New Roman" w:cs="Times New Roman"/>
+        </w:rPr>
+      </w:pPr>
+    </w:p>
+    <w:p>
+      <w:pPr>
+        <w:spacing w:line="240" w:lineRule="auto"/>
         <w:rPr>
           <w:rFonts w:ascii="Times New Roman" w:hAnsi="Times New Roman" w:cs="Times New Roman"/>
           <w:b/>
@@ -147,526 +664,8 @@
           <w:sz w:val="26"/>
           <w:szCs w:val="26"/>
         </w:rPr>
-        <w:t>ntroduction and Literature Review</w:t>
-      </w:r>
-    </w:p>
-    <w:p>
-      <w:pPr>
-        <w:spacing w:line="240" w:lineRule="auto"/>
-        <w:rPr>
-          <w:rFonts w:ascii="Times New Roman" w:hAnsi="Times New Roman" w:cs="Times New Roman"/>
-        </w:rPr>
-      </w:pPr>
-    </w:p>
-    <w:p>
-      <w:pPr>
-        <w:spacing w:line="240" w:lineRule="auto"/>
-        <w:rPr>
-          <w:rFonts w:ascii="Times New Roman" w:hAnsi="Times New Roman" w:cs="Times New Roman"/>
-          <w:b/>
-          <w:bCs/>
-          <w:sz w:val="24"/>
-        </w:rPr>
-      </w:pPr>
-      <w:r>
-        <w:rPr>
-          <w:rFonts w:ascii="Times New Roman" w:hAnsi="Times New Roman" w:cs="Times New Roman"/>
-          <w:b/>
-          <w:bCs/>
-          <w:sz w:val="24"/>
-        </w:rPr>
-        <w:t>Problem Statement</w:t>
-      </w:r>
-    </w:p>
-    <w:p>
-      <w:pPr>
-        <w:spacing w:line="240" w:lineRule="auto"/>
-        <w:rPr>
-          <w:rFonts w:ascii="Times New Roman" w:hAnsi="Times New Roman" w:cs="Times New Roman"/>
-        </w:rPr>
-      </w:pPr>
-      <w:r>
-        <w:rPr>
-          <w:rFonts w:ascii="Times New Roman" w:hAnsi="Times New Roman" w:cs="Times New Roman"/>
-        </w:rPr>
-        <w:t xml:space="preserve">Flooding is one of the </w:t>
-      </w:r>
-      <w:proofErr w:type="gramStart"/>
-      <w:r>
-        <w:rPr>
-          <w:rFonts w:ascii="Times New Roman" w:hAnsi="Times New Roman" w:cs="Times New Roman" w:hint="eastAsia"/>
-        </w:rPr>
-        <w:t>most</w:t>
-      </w:r>
-      <w:r>
-        <w:rPr>
-          <w:rFonts w:ascii="Times New Roman" w:hAnsi="Times New Roman" w:cs="Times New Roman"/>
-        </w:rPr>
-        <w:t xml:space="preserve"> </w:t>
-      </w:r>
-      <w:r>
-        <w:rPr>
-          <w:rFonts w:ascii="Times New Roman" w:hAnsi="Times New Roman" w:cs="Times New Roman"/>
-        </w:rPr>
-        <w:t>costliest</w:t>
-      </w:r>
-      <w:proofErr w:type="gramEnd"/>
-      <w:r>
-        <w:rPr>
-          <w:rFonts w:ascii="Times New Roman" w:hAnsi="Times New Roman" w:cs="Times New Roman"/>
-        </w:rPr>
-        <w:t xml:space="preserve"> natural disasters in the </w:t>
-      </w:r>
-      <w:r>
-        <w:rPr>
-          <w:rFonts w:ascii="Times New Roman" w:hAnsi="Times New Roman" w:cs="Times New Roman"/>
-        </w:rPr>
-        <w:t>US</w:t>
-      </w:r>
-      <w:r>
-        <w:rPr>
-          <w:rFonts w:ascii="Times New Roman" w:hAnsi="Times New Roman" w:cs="Times New Roman"/>
-        </w:rPr>
-        <w:t xml:space="preserve">, </w:t>
-      </w:r>
-      <w:r>
-        <w:rPr>
-          <w:rFonts w:ascii="Times New Roman" w:hAnsi="Times New Roman" w:cs="Times New Roman"/>
-        </w:rPr>
-        <w:t xml:space="preserve">it has </w:t>
-      </w:r>
-      <w:r>
-        <w:rPr>
-          <w:rFonts w:ascii="Times New Roman" w:hAnsi="Times New Roman" w:cs="Times New Roman"/>
-        </w:rPr>
-        <w:t xml:space="preserve">causing billions of dollars in damage annually. The Federal Emergency Management Agency (FEMA) utilizes Flood Insurance Rate Maps to categorize areas by flood risk. </w:t>
-      </w:r>
-      <w:r>
-        <w:rPr>
-          <w:rFonts w:ascii="Times New Roman" w:hAnsi="Times New Roman" w:cs="Times New Roman"/>
-        </w:rPr>
-        <w:t>And t</w:t>
-      </w:r>
-      <w:r>
-        <w:rPr>
-          <w:rFonts w:ascii="Times New Roman" w:hAnsi="Times New Roman" w:cs="Times New Roman"/>
-        </w:rPr>
-        <w:t xml:space="preserve">hese categorizations, known as FIRM zones, distinguish between high-risk areas (VE, AE, A, AO, AH) and low-risk areas (Area X). However, a critical limitation of these maps is that they rely almost exclusively on macro-level topographic and hydrological data, </w:t>
-      </w:r>
-      <w:r>
-        <w:rPr>
-          <w:rFonts w:ascii="Times New Roman" w:hAnsi="Times New Roman" w:cs="Times New Roman"/>
-        </w:rPr>
-        <w:t xml:space="preserve">so they are </w:t>
-      </w:r>
-      <w:r>
-        <w:rPr>
-          <w:rFonts w:ascii="Times New Roman" w:hAnsi="Times New Roman" w:cs="Times New Roman"/>
-        </w:rPr>
-        <w:t>largely ignoring the specific physical characteristics of individual structures. Consequently, two houses located within the exact same flood zone can possess drastically different true vulnerabilities depending on micro-level factors such as foundation height or construction material</w:t>
-      </w:r>
-      <w:r>
-        <w:rPr>
-          <w:rFonts w:ascii="Times New Roman" w:hAnsi="Times New Roman" w:cs="Times New Roman"/>
-        </w:rPr>
-        <w:t>…</w:t>
-      </w:r>
-    </w:p>
-    <w:p>
-      <w:pPr>
-        <w:spacing w:line="240" w:lineRule="auto"/>
-        <w:rPr>
-          <w:rFonts w:ascii="Times New Roman" w:hAnsi="Times New Roman" w:cs="Times New Roman"/>
-        </w:rPr>
-      </w:pPr>
-      <w:r>
-        <w:rPr>
-          <w:rFonts w:ascii="Times New Roman" w:hAnsi="Times New Roman" w:cs="Times New Roman"/>
-        </w:rPr>
-        <w:t>Our</w:t>
-      </w:r>
-      <w:r>
-        <w:rPr>
-          <w:rFonts w:ascii="Times New Roman" w:hAnsi="Times New Roman" w:cs="Times New Roman"/>
-        </w:rPr>
-        <w:t xml:space="preserve"> project aims to address this critical gap. </w:t>
-      </w:r>
-      <w:r>
-        <w:rPr>
-          <w:rFonts w:ascii="Times New Roman" w:hAnsi="Times New Roman" w:cs="Times New Roman"/>
-        </w:rPr>
-        <w:t>So, by</w:t>
-      </w:r>
-      <w:r>
-        <w:rPr>
-          <w:rFonts w:ascii="Times New Roman" w:hAnsi="Times New Roman" w:cs="Times New Roman"/>
-        </w:rPr>
-        <w:t xml:space="preserve"> leveraging detailed structural data from the National Structure Inventory (NSI), we model flood risk at the individual building level. Specifically, we implement and compare a Multilayer Perceptron (MLP) and a Bayesian Logistic Regression model to predict whether a building falls into a high-risk or low-risk flood zone. This comparison </w:t>
-      </w:r>
-      <w:r>
-        <w:rPr>
-          <w:rFonts w:ascii="Times New Roman" w:hAnsi="Times New Roman" w:cs="Times New Roman"/>
-        </w:rPr>
-        <w:t xml:space="preserve">can </w:t>
-      </w:r>
-      <w:r>
-        <w:rPr>
-          <w:rFonts w:ascii="Times New Roman" w:hAnsi="Times New Roman" w:cs="Times New Roman"/>
-        </w:rPr>
-        <w:t>allow us to evaluate the trade-off between the complex, non-linear pattern recognition of the MLP and the probabilistic, interpretable inference provided by the Bayesian approach, ultimately shifting the paradigm from geospatial area-mapping to structural vulnerability classification.</w:t>
-      </w:r>
-    </w:p>
-    <w:p>
-      <w:pPr>
-        <w:spacing w:line="240" w:lineRule="auto"/>
-        <w:rPr>
-          <w:rFonts w:ascii="Times New Roman" w:hAnsi="Times New Roman" w:cs="Times New Roman"/>
-          <w:b/>
-          <w:bCs/>
-          <w:sz w:val="24"/>
-        </w:rPr>
-      </w:pPr>
-    </w:p>
-    <w:p>
-      <w:pPr>
-        <w:spacing w:line="240" w:lineRule="auto"/>
-        <w:rPr>
-          <w:rFonts w:ascii="Times New Roman" w:hAnsi="Times New Roman" w:cs="Times New Roman"/>
-          <w:b/>
-          <w:bCs/>
-          <w:sz w:val="24"/>
-        </w:rPr>
-      </w:pPr>
-      <w:r>
-        <w:rPr>
-          <w:rFonts w:ascii="Times New Roman" w:hAnsi="Times New Roman" w:cs="Times New Roman"/>
-          <w:b/>
-          <w:bCs/>
-          <w:sz w:val="24"/>
-        </w:rPr>
-        <w:t>Refined Literature Review</w:t>
-      </w:r>
-    </w:p>
-    <w:p>
-      <w:pPr>
-        <w:spacing w:line="240" w:lineRule="auto"/>
-        <w:rPr>
-          <w:rFonts w:ascii="Times New Roman" w:hAnsi="Times New Roman" w:cs="Times New Roman"/>
-        </w:rPr>
-      </w:pPr>
-      <w:r>
-        <w:rPr>
-          <w:rFonts w:ascii="Times New Roman" w:hAnsi="Times New Roman" w:cs="Times New Roman"/>
-        </w:rPr>
-        <w:t>The</w:t>
-      </w:r>
-      <w:r>
-        <w:rPr>
-          <w:rFonts w:ascii="Times New Roman" w:hAnsi="Times New Roman" w:cs="Times New Roman"/>
-        </w:rPr>
-        <w:t xml:space="preserve"> methodology</w:t>
-      </w:r>
-      <w:r>
-        <w:rPr>
-          <w:rFonts w:ascii="Times New Roman" w:hAnsi="Times New Roman" w:cs="Times New Roman"/>
-        </w:rPr>
-        <w:t xml:space="preserve"> we used</w:t>
-      </w:r>
-      <w:r>
-        <w:rPr>
-          <w:rFonts w:ascii="Times New Roman" w:hAnsi="Times New Roman" w:cs="Times New Roman"/>
-        </w:rPr>
-        <w:t xml:space="preserve"> is informed by four key prior studies. </w:t>
-      </w:r>
-      <w:proofErr w:type="spellStart"/>
-      <w:r>
-        <w:rPr>
-          <w:rFonts w:ascii="Times New Roman" w:hAnsi="Times New Roman" w:cs="Times New Roman"/>
-        </w:rPr>
-        <w:t>Demissie</w:t>
-      </w:r>
-      <w:proofErr w:type="spellEnd"/>
-      <w:r>
-        <w:rPr>
-          <w:rFonts w:ascii="Times New Roman" w:hAnsi="Times New Roman" w:cs="Times New Roman"/>
-        </w:rPr>
-        <w:t xml:space="preserve"> et al. (2024) </w:t>
-      </w:r>
-      <w:r>
-        <w:rPr>
-          <w:rFonts w:ascii="Times New Roman" w:hAnsi="Times New Roman" w:cs="Times New Roman"/>
-        </w:rPr>
-        <w:t xml:space="preserve">has </w:t>
-      </w:r>
-      <w:r>
-        <w:rPr>
-          <w:rFonts w:ascii="Times New Roman" w:hAnsi="Times New Roman" w:cs="Times New Roman"/>
-        </w:rPr>
-        <w:t>provide</w:t>
-      </w:r>
-      <w:r>
-        <w:rPr>
-          <w:rFonts w:ascii="Times New Roman" w:hAnsi="Times New Roman" w:cs="Times New Roman"/>
-        </w:rPr>
-        <w:t>d</w:t>
-      </w:r>
-      <w:r>
-        <w:rPr>
-          <w:rFonts w:ascii="Times New Roman" w:hAnsi="Times New Roman" w:cs="Times New Roman"/>
-        </w:rPr>
-        <w:t xml:space="preserve"> a foundational approach, utiliz</w:t>
-      </w:r>
-      <w:r>
-        <w:rPr>
-          <w:rFonts w:ascii="Times New Roman" w:hAnsi="Times New Roman" w:cs="Times New Roman"/>
-        </w:rPr>
-        <w:t>e</w:t>
-      </w:r>
-      <w:r>
-        <w:rPr>
-          <w:rFonts w:ascii="Times New Roman" w:hAnsi="Times New Roman" w:cs="Times New Roman"/>
-        </w:rPr>
-        <w:t xml:space="preserve"> machine learning algorithms to classify flood susceptibility in Kansas based on 13 environmental features. Their models achieved high accuracy scores (0.82–0.97), identifying elevation and distance from water as the most crucial predictors. Our project adapts this rationale by substituting terrain elevation with building-specific </w:t>
-      </w:r>
-      <w:proofErr w:type="spellStart"/>
-      <w:r>
-        <w:rPr>
-          <w:rFonts w:ascii="Times New Roman" w:hAnsi="Times New Roman" w:cs="Times New Roman"/>
-        </w:rPr>
-        <w:t>ground_elv</w:t>
-      </w:r>
-      <w:proofErr w:type="spellEnd"/>
-      <w:r>
-        <w:rPr>
-          <w:rFonts w:ascii="Times New Roman" w:hAnsi="Times New Roman" w:cs="Times New Roman"/>
-        </w:rPr>
-        <w:t xml:space="preserve"> and </w:t>
-      </w:r>
-      <w:proofErr w:type="spellStart"/>
-      <w:r>
-        <w:rPr>
-          <w:rFonts w:ascii="Times New Roman" w:hAnsi="Times New Roman" w:cs="Times New Roman"/>
-        </w:rPr>
-        <w:t>found_ht</w:t>
-      </w:r>
-      <w:proofErr w:type="spellEnd"/>
-      <w:r>
-        <w:rPr>
-          <w:rFonts w:ascii="Times New Roman" w:hAnsi="Times New Roman" w:cs="Times New Roman"/>
-        </w:rPr>
-        <w:t xml:space="preserve"> features from the NSI dataset. Furthermore, </w:t>
-      </w:r>
-      <w:proofErr w:type="spellStart"/>
-      <w:r>
-        <w:rPr>
-          <w:rFonts w:ascii="Times New Roman" w:hAnsi="Times New Roman" w:cs="Times New Roman"/>
-        </w:rPr>
-        <w:t>Demissie</w:t>
-      </w:r>
-      <w:proofErr w:type="spellEnd"/>
-      <w:r>
-        <w:rPr>
-          <w:rFonts w:ascii="Times New Roman" w:hAnsi="Times New Roman" w:cs="Times New Roman"/>
-        </w:rPr>
-        <w:t xml:space="preserve"> et al. emphasize the importance of robust evaluation metrics, which we have incorporated into our own performance analysis.</w:t>
-      </w:r>
-    </w:p>
-    <w:p>
-      <w:pPr>
-        <w:spacing w:line="240" w:lineRule="auto"/>
-        <w:rPr>
-          <w:rFonts w:ascii="Times New Roman" w:hAnsi="Times New Roman" w:cs="Times New Roman"/>
-        </w:rPr>
-      </w:pPr>
-      <w:r>
-        <w:rPr>
-          <w:rFonts w:ascii="Times New Roman" w:hAnsi="Times New Roman" w:cs="Times New Roman"/>
-        </w:rPr>
-        <w:t xml:space="preserve">Chen et al. (2023) directly compared a MLP against Logistic Regression and Random Forest for regional flood risk prediction. </w:t>
-      </w:r>
-      <w:proofErr w:type="gramStart"/>
-      <w:r>
-        <w:rPr>
-          <w:rFonts w:ascii="Times New Roman" w:hAnsi="Times New Roman" w:cs="Times New Roman"/>
-        </w:rPr>
-        <w:t>A</w:t>
-      </w:r>
-      <w:r>
-        <w:rPr>
-          <w:rFonts w:ascii="Times New Roman" w:hAnsi="Times New Roman" w:cs="Times New Roman"/>
-        </w:rPr>
-        <w:t>n</w:t>
-      </w:r>
-      <w:proofErr w:type="gramEnd"/>
-      <w:r>
-        <w:rPr>
-          <w:rFonts w:ascii="Times New Roman" w:hAnsi="Times New Roman" w:cs="Times New Roman"/>
-        </w:rPr>
-        <w:t xml:space="preserve"> key finding was the MLP’s superior capability in capturing complex, non-linear interactions among multiple features. This </w:t>
-      </w:r>
-      <w:r>
-        <w:rPr>
-          <w:rFonts w:ascii="Times New Roman" w:hAnsi="Times New Roman" w:cs="Times New Roman"/>
-        </w:rPr>
-        <w:t>was</w:t>
-      </w:r>
-      <w:r>
-        <w:rPr>
-          <w:rFonts w:ascii="Times New Roman" w:hAnsi="Times New Roman" w:cs="Times New Roman"/>
-        </w:rPr>
-        <w:t xml:space="preserve"> particularly </w:t>
-      </w:r>
-      <w:r>
-        <w:rPr>
-          <w:rFonts w:ascii="Times New Roman" w:hAnsi="Times New Roman" w:cs="Times New Roman"/>
-        </w:rPr>
-        <w:lastRenderedPageBreak/>
-        <w:t>relevant to our structural analysis: a building's vulnerability is rarely determined by a single factor, but rather a complex combination of attributes (</w:t>
-      </w:r>
-      <w:r>
-        <w:rPr>
-          <w:rFonts w:ascii="Times New Roman" w:hAnsi="Times New Roman" w:cs="Times New Roman"/>
-        </w:rPr>
-        <w:t xml:space="preserve">like </w:t>
-      </w:r>
-      <w:r>
-        <w:rPr>
-          <w:rFonts w:ascii="Times New Roman" w:hAnsi="Times New Roman" w:cs="Times New Roman"/>
-        </w:rPr>
-        <w:t>a low foundation combined with a specific building type). Chen et al.’s findings validate our selection of an MLP, while our inclusion of Bayesian Logistic Regression provides a robust, probabilistic counterpart for baseline comparison.</w:t>
-      </w:r>
-    </w:p>
-    <w:p>
-      <w:pPr>
-        <w:spacing w:line="240" w:lineRule="auto"/>
-        <w:rPr>
-          <w:rFonts w:ascii="Times New Roman" w:hAnsi="Times New Roman" w:cs="Times New Roman"/>
-        </w:rPr>
-      </w:pPr>
-      <w:proofErr w:type="spellStart"/>
-      <w:r>
-        <w:rPr>
-          <w:rFonts w:ascii="Times New Roman" w:hAnsi="Times New Roman" w:cs="Times New Roman"/>
-        </w:rPr>
-        <w:t>Ouma</w:t>
-      </w:r>
-      <w:proofErr w:type="spellEnd"/>
-      <w:r>
-        <w:rPr>
-          <w:rFonts w:ascii="Times New Roman" w:hAnsi="Times New Roman" w:cs="Times New Roman"/>
-        </w:rPr>
-        <w:t xml:space="preserve"> and Lawrence (2023) </w:t>
-      </w:r>
-      <w:proofErr w:type="gramStart"/>
-      <w:r>
-        <w:rPr>
-          <w:rFonts w:ascii="Times New Roman" w:hAnsi="Times New Roman" w:cs="Times New Roman"/>
-        </w:rPr>
-        <w:t>utilize</w:t>
-      </w:r>
-      <w:r>
-        <w:rPr>
-          <w:rFonts w:ascii="Times New Roman" w:hAnsi="Times New Roman" w:cs="Times New Roman"/>
-        </w:rPr>
-        <w:t>s</w:t>
-      </w:r>
-      <w:proofErr w:type="gramEnd"/>
-      <w:r>
-        <w:rPr>
-          <w:rFonts w:ascii="Times New Roman" w:hAnsi="Times New Roman" w:cs="Times New Roman"/>
-        </w:rPr>
-        <w:t xml:space="preserve"> deep learning to classify flood-prone urban environments based on broad environmental data, establishing a baseline accuracy of 82.5%. By transitioning the focus from </w:t>
-      </w:r>
-      <w:proofErr w:type="spellStart"/>
-      <w:r>
-        <w:rPr>
-          <w:rFonts w:ascii="Times New Roman" w:hAnsi="Times New Roman" w:cs="Times New Roman"/>
-        </w:rPr>
-        <w:t>Ouma's</w:t>
-      </w:r>
-      <w:proofErr w:type="spellEnd"/>
-      <w:r>
-        <w:rPr>
-          <w:rFonts w:ascii="Times New Roman" w:hAnsi="Times New Roman" w:cs="Times New Roman"/>
-        </w:rPr>
-        <w:t xml:space="preserve"> geographic parameter to specific structural details (such as foundation type and building age), our project hypothesizes that a building-centric model can yield even higher predictive reliability.</w:t>
-      </w:r>
-    </w:p>
-    <w:p>
-      <w:pPr>
-        <w:spacing w:line="240" w:lineRule="auto"/>
-        <w:rPr>
-          <w:rFonts w:ascii="Times New Roman" w:hAnsi="Times New Roman" w:cs="Times New Roman"/>
-        </w:rPr>
-      </w:pPr>
-      <w:r>
-        <w:rPr>
-          <w:rFonts w:ascii="Times New Roman" w:hAnsi="Times New Roman" w:cs="Times New Roman"/>
-        </w:rPr>
-        <w:t>Finally, Qin et al. (2025) localize</w:t>
-      </w:r>
-      <w:r>
-        <w:rPr>
-          <w:rFonts w:ascii="Times New Roman" w:hAnsi="Times New Roman" w:cs="Times New Roman"/>
-        </w:rPr>
-        <w:t>s</w:t>
-      </w:r>
-      <w:r>
-        <w:rPr>
-          <w:rFonts w:ascii="Times New Roman" w:hAnsi="Times New Roman" w:cs="Times New Roman"/>
-        </w:rPr>
-        <w:t xml:space="preserve"> flood risk assessment to the building level, analyzing how different building functions correlate with varying degrees of vulnerability within identical flood zones. Our study builds directly upon this premise but pivots the focus from building function to physical structural attributes derived from the NSI, which we argue are more direct indicators of a structure's physical resilience during a flood event.</w:t>
-      </w:r>
-    </w:p>
-    <w:p>
-      <w:pPr>
-        <w:spacing w:line="240" w:lineRule="auto"/>
-        <w:rPr>
-          <w:rFonts w:ascii="Times New Roman" w:hAnsi="Times New Roman" w:cs="Times New Roman"/>
-        </w:rPr>
-      </w:pPr>
-      <w:r>
-        <w:rPr>
-          <w:rFonts w:ascii="Times New Roman" w:hAnsi="Times New Roman" w:cs="Times New Roman"/>
-        </w:rPr>
-        <w:t xml:space="preserve">In summary, while </w:t>
-      </w:r>
-      <w:r>
-        <w:rPr>
-          <w:rFonts w:ascii="Times New Roman" w:hAnsi="Times New Roman" w:cs="Times New Roman"/>
-        </w:rPr>
-        <w:t xml:space="preserve">the </w:t>
-      </w:r>
-      <w:r>
-        <w:rPr>
-          <w:rFonts w:ascii="Times New Roman" w:hAnsi="Times New Roman" w:cs="Times New Roman"/>
-        </w:rPr>
-        <w:t>existing literature successfully applies machine learning to flood risk mapping, it predominantly relies on broad geographic data or categorical building functions</w:t>
-      </w:r>
-      <w:r>
-        <w:rPr>
-          <w:rFonts w:ascii="Times New Roman" w:hAnsi="Times New Roman" w:cs="Times New Roman"/>
-        </w:rPr>
-        <w:t xml:space="preserve">! </w:t>
-      </w:r>
-      <w:r>
-        <w:rPr>
-          <w:rFonts w:ascii="Times New Roman" w:hAnsi="Times New Roman" w:cs="Times New Roman"/>
-        </w:rPr>
-        <w:t>This project addresses a notable gap by utilizing detailed, national-level physical building attributes (NSI) to predict FEMA flood zones, combining geospatial classification techniques with micro-level structural data.</w:t>
-      </w:r>
-    </w:p>
-    <w:p>
-      <w:pPr>
-        <w:spacing w:line="240" w:lineRule="auto"/>
-        <w:rPr>
-          <w:rFonts w:ascii="Times New Roman" w:hAnsi="Times New Roman" w:cs="Times New Roman"/>
-        </w:rPr>
-      </w:pPr>
-    </w:p>
-    <w:p>
-      <w:pPr>
-        <w:spacing w:line="240" w:lineRule="auto"/>
+      </w:pPr>
+      <w:r>
         <w:rPr>
           <w:rFonts w:ascii="Times New Roman" w:hAnsi="Times New Roman" w:cs="Times New Roman"/>
           <w:b/>
@@ -674,37 +673,37 @@
           <w:sz w:val="26"/>
           <w:szCs w:val="26"/>
         </w:rPr>
-      </w:pPr>
-      <w:r>
+        <w:t>ML Methodology and Data Collection</w:t>
+      </w:r>
+    </w:p>
+    <w:p>
+      <w:pPr>
+        <w:spacing w:line="240" w:lineRule="auto"/>
         <w:rPr>
           <w:rFonts w:ascii="Times New Roman" w:hAnsi="Times New Roman" w:cs="Times New Roman"/>
           <w:b/>
           <w:bCs/>
-          <w:sz w:val="26"/>
-          <w:szCs w:val="26"/>
-        </w:rPr>
-        <w:t>M</w:t>
-      </w:r>
+          <w:szCs w:val="22"/>
+        </w:rPr>
+      </w:pPr>
       <w:r>
         <w:rPr>
           <w:rFonts w:ascii="Times New Roman" w:hAnsi="Times New Roman" w:cs="Times New Roman"/>
           <w:b/>
           <w:bCs/>
-          <w:sz w:val="26"/>
-          <w:szCs w:val="26"/>
-        </w:rPr>
-        <w:t>L Methodology and Data Collection</w:t>
-      </w:r>
-    </w:p>
-    <w:p>
-      <w:pPr>
-        <w:spacing w:line="240" w:lineRule="auto"/>
+          <w:szCs w:val="22"/>
+        </w:rPr>
+        <w:t>Data Collection</w:t>
+      </w:r>
+      <w:r>
         <w:rPr>
           <w:rFonts w:ascii="Times New Roman" w:hAnsi="Times New Roman" w:cs="Times New Roman"/>
           <w:b/>
           <w:bCs/>
-        </w:rPr>
-      </w:pPr>
+          <w:szCs w:val="22"/>
+        </w:rPr>
+        <w:t xml:space="preserve"> and Preprocess</w:t>
+      </w:r>
     </w:p>
     <w:p>
       <w:pPr>
@@ -713,23 +712,144 @@
           <w:rFonts w:ascii="Times New Roman" w:hAnsi="Times New Roman" w:cs="Times New Roman"/>
           <w:b/>
           <w:bCs/>
-        </w:rPr>
-      </w:pPr>
-      <w:r>
+          <w:szCs w:val="22"/>
+        </w:rPr>
+      </w:pPr>
+      <w:r>
+        <w:rPr>
+          <w:rFonts w:ascii="Times New Roman" w:hAnsi="Times New Roman" w:cs="Times New Roman"/>
+          <w:szCs w:val="22"/>
+        </w:rPr>
+        <w:t>The dataset was sourced from the National Structure Inventory (NSI) 2022, which provides comprehensive building</w:t>
+      </w:r>
+      <w:r>
+        <w:rPr>
+          <w:rFonts w:ascii="Times New Roman" w:hAnsi="Times New Roman" w:cs="Times New Roman"/>
+          <w:szCs w:val="22"/>
+        </w:rPr>
+        <w:t>-</w:t>
+      </w:r>
+      <w:r>
+        <w:rPr>
+          <w:rFonts w:ascii="Times New Roman" w:hAnsi="Times New Roman" w:cs="Times New Roman"/>
+          <w:szCs w:val="22"/>
+        </w:rPr>
+        <w:t>level structural attributes</w:t>
+      </w:r>
+      <w:r>
+        <w:rPr>
+          <w:rFonts w:ascii="Times New Roman" w:hAnsi="Times New Roman" w:cs="Times New Roman"/>
+          <w:szCs w:val="22"/>
+        </w:rPr>
+        <w:t>,</w:t>
+      </w:r>
+      <w:r>
+        <w:rPr>
+          <w:rFonts w:ascii="Times New Roman" w:hAnsi="Times New Roman" w:cs="Times New Roman"/>
+          <w:szCs w:val="22"/>
+        </w:rPr>
+        <w:t xml:space="preserve"> including foundation type, ground elevation, building type, and structural value for all U.S. structures. The Massachusetts subset of 153,239 structures was extracted to focus the analysis on a consistent region. The binary flood risk target was derived from the </w:t>
+      </w:r>
+      <w:proofErr w:type="spellStart"/>
+      <w:r>
+        <w:rPr>
+          <w:rStyle w:val="HTMLCode"/>
+          <w:rFonts w:ascii="Times New Roman" w:eastAsiaTheme="majorEastAsia" w:hAnsi="Times New Roman" w:cs="Times New Roman"/>
+          <w:sz w:val="22"/>
+          <w:szCs w:val="22"/>
+        </w:rPr>
+        <w:t>firmzone</w:t>
+      </w:r>
+      <w:proofErr w:type="spellEnd"/>
+      <w:r>
+        <w:rPr>
+          <w:rFonts w:ascii="Times New Roman" w:hAnsi="Times New Roman" w:cs="Times New Roman"/>
+          <w:szCs w:val="22"/>
+        </w:rPr>
+        <w:t xml:space="preserve"> field, where any </w:t>
+      </w:r>
+      <w:r>
+        <w:rPr>
+          <w:rFonts w:ascii="Times New Roman" w:hAnsi="Times New Roman" w:cs="Times New Roman"/>
+          <w:szCs w:val="22"/>
+        </w:rPr>
+        <w:t>label</w:t>
+      </w:r>
+      <w:r>
+        <w:rPr>
+          <w:rFonts w:ascii="Times New Roman" w:hAnsi="Times New Roman" w:cs="Times New Roman"/>
+          <w:szCs w:val="22"/>
+        </w:rPr>
+        <w:t xml:space="preserve"> other than </w:t>
+      </w:r>
+      <w:r>
+        <w:rPr>
+          <w:rStyle w:val="HTMLCode"/>
+          <w:rFonts w:ascii="Times New Roman" w:eastAsiaTheme="majorEastAsia" w:hAnsi="Times New Roman" w:cs="Times New Roman"/>
+          <w:sz w:val="22"/>
+          <w:szCs w:val="22"/>
+        </w:rPr>
+        <w:t>AREA</w:t>
+      </w:r>
+      <w:r>
+        <w:rPr>
+          <w:rFonts w:ascii="Times New Roman" w:hAnsi="Times New Roman" w:cs="Times New Roman"/>
+          <w:szCs w:val="22"/>
+        </w:rPr>
+        <w:t xml:space="preserve"> was labeled high risk, aligning with FEMA's Special Flood Hazard Area classifications. Features were selected based on their structural and geographic relevance to flood vulnerability</w:t>
+      </w:r>
+      <w:r>
+        <w:rPr>
+          <w:rFonts w:ascii="Times New Roman" w:hAnsi="Times New Roman" w:cs="Times New Roman"/>
+          <w:szCs w:val="22"/>
+        </w:rPr>
+        <w:t>. A</w:t>
+      </w:r>
+      <w:r>
+        <w:rPr>
+          <w:rFonts w:ascii="Times New Roman" w:hAnsi="Times New Roman" w:cs="Times New Roman"/>
+          <w:szCs w:val="22"/>
+        </w:rPr>
+        <w:t>ll preprocessing</w:t>
+      </w:r>
+      <w:r>
+        <w:rPr>
+          <w:rFonts w:ascii="Times New Roman" w:hAnsi="Times New Roman" w:cs="Times New Roman"/>
+          <w:szCs w:val="22"/>
+        </w:rPr>
+        <w:t>,</w:t>
+      </w:r>
+      <w:r>
+        <w:rPr>
+          <w:rFonts w:ascii="Times New Roman" w:hAnsi="Times New Roman" w:cs="Times New Roman"/>
+          <w:szCs w:val="22"/>
+        </w:rPr>
+        <w:t xml:space="preserve"> including train-test splitting and standardization</w:t>
+      </w:r>
+      <w:r>
+        <w:rPr>
+          <w:rFonts w:ascii="Times New Roman" w:hAnsi="Times New Roman" w:cs="Times New Roman"/>
+          <w:szCs w:val="22"/>
+        </w:rPr>
+        <w:t>, was applied before training.</w:t>
+      </w:r>
+    </w:p>
+    <w:p>
+      <w:pPr>
+        <w:spacing w:line="240" w:lineRule="auto"/>
         <w:rPr>
           <w:rFonts w:ascii="Times New Roman" w:hAnsi="Times New Roman" w:cs="Times New Roman"/>
           <w:b/>
           <w:bCs/>
         </w:rPr>
-        <w:t xml:space="preserve">Custom </w:t>
-      </w:r>
+      </w:pPr>
       <w:r>
         <w:rPr>
           <w:rFonts w:ascii="Times New Roman" w:hAnsi="Times New Roman" w:cs="Times New Roman"/>
           <w:b/>
           <w:bCs/>
         </w:rPr>
-        <w:t>MLP</w:t>
+        <w:t xml:space="preserve">Custom </w:t>
       </w:r>
       <w:r>
         <w:rPr>
@@ -737,7 +857,7 @@
           <w:b/>
           <w:bCs/>
         </w:rPr>
-        <w:t xml:space="preserve"> Architecture and Implementation</w:t>
+        <w:t>MLP</w:t>
       </w:r>
       <w:r>
         <w:rPr>
@@ -745,7 +865,7 @@
           <w:b/>
           <w:bCs/>
         </w:rPr>
-        <w:t>:</w:t>
+        <w:t xml:space="preserve"> Architecture and Implementation</w:t>
       </w:r>
     </w:p>
     <w:p>
@@ -875,7 +995,14 @@
         <w:rPr>
           <w:rFonts w:ascii="Times New Roman" w:hAnsi="Times New Roman" w:cs="Times New Roman"/>
         </w:rPr>
-        <w:t xml:space="preserve"> input layer corresponding to the dimensional feature space d, a single hidden layer with 16 nodes, and an output layer with a single node. The forward propagation utilizes a Rectified Linear Unit (</w:t>
+        <w:t xml:space="preserve"> input layer corresponding to the dimensional feature space d, a single hidden layer with 16 nodes, and an output layer with a single node. The </w:t>
+      </w:r>
+      <w:r>
+        <w:rPr>
+          <w:rFonts w:ascii="Times New Roman" w:hAnsi="Times New Roman" w:cs="Times New Roman"/>
+        </w:rPr>
+        <w:lastRenderedPageBreak/>
+        <w:t>forward propagation utilizes a Rectified Linear Unit (</w:t>
       </w:r>
       <w:proofErr w:type="spellStart"/>
       <w:r>
@@ -903,6 +1030,7 @@
       <w:r>
         <w:rPr>
           <w:rFonts w:ascii="Times New Roman" w:hAnsi="Times New Roman" w:cs="Times New Roman"/>
+          <w:noProof/>
         </w:rPr>
         <w:drawing>
           <wp:inline distT="0" distB="0" distL="0" distR="0" wp14:anchorId="7E0239A4" wp14:editId="265E3C59">
@@ -952,7 +1080,6 @@
         <w:rPr>
           <w:rFonts w:ascii="Times New Roman" w:hAnsi="Times New Roman" w:cs="Times New Roman"/>
         </w:rPr>
-        <w:lastRenderedPageBreak/>
         <w:t>The model was optimized using full-batch Gradient Descent to minimize the Binary Cross-Entropy (BCE) loss:</w:t>
       </w:r>
     </w:p>
@@ -967,6 +1094,7 @@
       <w:r>
         <w:rPr>
           <w:rFonts w:ascii="Times New Roman" w:hAnsi="Times New Roman" w:cs="Times New Roman"/>
+          <w:noProof/>
         </w:rPr>
         <w:drawing>
           <wp:inline distT="0" distB="0" distL="0" distR="0" wp14:anchorId="14EE97F3" wp14:editId="0C072C94">
@@ -1046,7 +1174,7 @@
         <w:rPr>
           <w:rFonts w:ascii="Times New Roman" w:hAnsi="Times New Roman" w:cs="Times New Roman"/>
         </w:rPr>
-        <w:t>ing</w:t>
+        <w:t>ed</w:t>
       </w:r>
       <w:r>
         <w:rPr>
@@ -1103,6 +1231,844 @@
           <w:rFonts w:ascii="Times New Roman" w:hAnsi="Times New Roman" w:cs="Times New Roman"/>
         </w:rPr>
         <w:t xml:space="preserve"> learning rate of η = 0.05.</w:t>
+      </w:r>
+    </w:p>
+    <w:p>
+      <w:pPr>
+        <w:spacing w:line="240" w:lineRule="auto"/>
+        <w:rPr>
+          <w:rFonts w:ascii="Times New Roman" w:hAnsi="Times New Roman" w:cs="Times New Roman"/>
+          <w:b/>
+          <w:bCs/>
+        </w:rPr>
+      </w:pPr>
+      <w:r>
+        <w:rPr>
+          <w:rFonts w:ascii="Times New Roman" w:hAnsi="Times New Roman" w:cs="Times New Roman"/>
+          <w:b/>
+          <w:bCs/>
+        </w:rPr>
+        <w:t xml:space="preserve">Bayesian </w:t>
+      </w:r>
+      <w:r>
+        <w:rPr>
+          <w:rFonts w:ascii="Times New Roman" w:hAnsi="Times New Roman" w:cs="Times New Roman"/>
+          <w:b/>
+          <w:bCs/>
+        </w:rPr>
+        <w:t xml:space="preserve">Logistic Regression </w:t>
+      </w:r>
+      <w:r>
+        <w:rPr>
+          <w:rFonts w:ascii="Times New Roman" w:hAnsi="Times New Roman" w:cs="Times New Roman"/>
+          <w:b/>
+          <w:bCs/>
+        </w:rPr>
+        <w:t>Architecture and Implementation</w:t>
+      </w:r>
+    </w:p>
+    <w:p>
+      <w:pPr>
+        <w:spacing w:line="240" w:lineRule="auto"/>
+        <w:rPr>
+          <w:rFonts w:ascii="Times New Roman" w:hAnsi="Times New Roman" w:cs="Times New Roman"/>
+        </w:rPr>
+      </w:pPr>
+      <w:r>
+        <w:rPr>
+          <w:rFonts w:ascii="Times New Roman" w:hAnsi="Times New Roman" w:cs="Times New Roman"/>
+        </w:rPr>
+        <w:t>To complement the MLP with a probabilistic approach, a Bayesian Logistic Regression (BLR) model was implemented to identify high-risk flood zones based on the same structural building characteristics.</w:t>
+      </w:r>
+      <w:r>
+        <w:rPr>
+          <w:rFonts w:ascii="Times New Roman" w:hAnsi="Times New Roman" w:cs="Times New Roman"/>
+        </w:rPr>
+        <w:t xml:space="preserve"> </w:t>
+      </w:r>
+      <w:r>
+        <w:rPr>
+          <w:rFonts w:ascii="Times New Roman" w:hAnsi="Times New Roman" w:cs="Times New Roman"/>
+        </w:rPr>
+        <w:t>Unlike the MLP which produces point estimates, the BLR places probability distributions over model weights, enabling uncertainty quantification for each prediction. The model was implemented using the</w:t>
+      </w:r>
+      <w:r>
+        <w:rPr>
+          <w:rFonts w:ascii="Times New Roman" w:hAnsi="Times New Roman" w:cs="Times New Roman"/>
+        </w:rPr>
+        <w:t xml:space="preserve"> </w:t>
+      </w:r>
+      <w:proofErr w:type="spellStart"/>
+      <w:r>
+        <w:rPr>
+          <w:rFonts w:ascii="Times New Roman" w:hAnsi="Times New Roman" w:cs="Times New Roman"/>
+        </w:rPr>
+        <w:t>rstanarm</w:t>
+      </w:r>
+      <w:proofErr w:type="spellEnd"/>
+      <w:r>
+        <w:rPr>
+          <w:rFonts w:ascii="Times New Roman" w:hAnsi="Times New Roman" w:cs="Times New Roman"/>
+        </w:rPr>
+        <w:t xml:space="preserve"> </w:t>
+      </w:r>
+      <w:r>
+        <w:rPr>
+          <w:rFonts w:ascii="Times New Roman" w:hAnsi="Times New Roman" w:cs="Times New Roman"/>
+        </w:rPr>
+        <w:t xml:space="preserve">package in R, which </w:t>
+      </w:r>
+      <w:r>
+        <w:rPr>
+          <w:rFonts w:ascii="Times New Roman" w:hAnsi="Times New Roman" w:cs="Times New Roman"/>
+        </w:rPr>
+        <w:t>uses</w:t>
+      </w:r>
+      <w:r>
+        <w:rPr>
+          <w:rFonts w:ascii="Times New Roman" w:hAnsi="Times New Roman" w:cs="Times New Roman"/>
+        </w:rPr>
+        <w:t xml:space="preserve"> the No-U-Turn Sampler (NUTS), an adaptive extension of Hamiltonian Monte Carlo.</w:t>
+      </w:r>
+    </w:p>
+    <w:p>
+      <w:pPr>
+        <w:spacing w:line="240" w:lineRule="auto"/>
+        <w:rPr>
+          <w:rFonts w:ascii="Times New Roman" w:hAnsi="Times New Roman" w:cs="Times New Roman"/>
+        </w:rPr>
+      </w:pPr>
+      <w:r>
+        <w:rPr>
+          <w:rFonts w:ascii="Times New Roman" w:hAnsi="Times New Roman" w:cs="Times New Roman"/>
+        </w:rPr>
+        <w:t>The likelihood function assumes a Bernoulli distribution for the binary flood risk outcome</w:t>
+      </w:r>
+      <w:r>
+        <w:rPr>
+          <w:rFonts w:ascii="Times New Roman" w:hAnsi="Times New Roman" w:cs="Times New Roman"/>
+        </w:rPr>
+        <w:t xml:space="preserve"> </w:t>
+      </w:r>
+      <w:r>
+        <w:rPr>
+          <w:rFonts w:ascii="Times New Roman" w:hAnsi="Times New Roman" w:cs="Times New Roman"/>
+        </w:rPr>
+        <w:t>with the probability parameterized through the logistic sigmoid function:</w:t>
+      </w:r>
+    </w:p>
+    <w:p>
+      <w:pPr>
+        <w:spacing w:line="240" w:lineRule="auto"/>
+        <w:jc w:val="center"/>
+        <w:rPr>
+          <w:rFonts w:ascii="Times New Roman" w:hAnsi="Times New Roman" w:cs="Times New Roman"/>
+        </w:rPr>
+      </w:pPr>
+      <m:oMathPara>
+        <m:oMath>
+          <m:sSub>
+            <m:sSubPr>
+              <m:ctrlPr>
+                <w:rPr>
+                  <w:rFonts w:ascii="Cambria Math" w:hAnsi="Cambria Math" w:cs="Times New Roman"/>
+                  <w:i/>
+                </w:rPr>
+              </m:ctrlPr>
+            </m:sSubPr>
+            <m:e>
+              <m:r>
+                <w:rPr>
+                  <w:rFonts w:ascii="Cambria Math" w:hAnsi="Cambria Math" w:cs="Times New Roman"/>
+                </w:rPr>
+                <m:t>y</m:t>
+              </m:r>
+            </m:e>
+            <m:sub>
+              <m:r>
+                <w:rPr>
+                  <w:rFonts w:ascii="Cambria Math" w:hAnsi="Cambria Math" w:cs="Times New Roman"/>
+                </w:rPr>
+                <m:t>i</m:t>
+              </m:r>
+            </m:sub>
+          </m:sSub>
+          <m:r>
+            <w:rPr>
+              <w:rFonts w:ascii="Cambria Math" w:hAnsi="Cambria Math" w:cs="Times New Roman"/>
+            </w:rPr>
+            <m:t>|W,</m:t>
+          </m:r>
+          <m:sSub>
+            <m:sSubPr>
+              <m:ctrlPr>
+                <w:rPr>
+                  <w:rFonts w:ascii="Cambria Math" w:hAnsi="Cambria Math" w:cs="Times New Roman"/>
+                  <w:i/>
+                </w:rPr>
+              </m:ctrlPr>
+            </m:sSubPr>
+            <m:e>
+              <m:r>
+                <w:rPr>
+                  <w:rFonts w:ascii="Cambria Math" w:hAnsi="Cambria Math" w:cs="Times New Roman"/>
+                </w:rPr>
+                <m:t>x</m:t>
+              </m:r>
+            </m:e>
+            <m:sub>
+              <m:r>
+                <w:rPr>
+                  <w:rFonts w:ascii="Cambria Math" w:hAnsi="Cambria Math" w:cs="Times New Roman"/>
+                </w:rPr>
+                <m:t>i</m:t>
+              </m:r>
+            </m:sub>
+          </m:sSub>
+          <m:r>
+            <w:rPr>
+              <w:rFonts w:ascii="Cambria Math" w:hAnsi="Cambria Math" w:cs="Times New Roman"/>
+            </w:rPr>
+            <m:t xml:space="preserve"> ~ Bern(</m:t>
+          </m:r>
+          <m:r>
+            <w:rPr>
+              <w:rFonts w:ascii="Cambria Math" w:hAnsi="Cambria Math" w:cs="Times New Roman"/>
+            </w:rPr>
+            <m:t>θ=σ(</m:t>
+          </m:r>
+          <m:sSup>
+            <m:sSupPr>
+              <m:ctrlPr>
+                <w:rPr>
+                  <w:rFonts w:ascii="Cambria Math" w:hAnsi="Cambria Math" w:cs="Times New Roman"/>
+                  <w:i/>
+                </w:rPr>
+              </m:ctrlPr>
+            </m:sSupPr>
+            <m:e>
+              <m:r>
+                <w:rPr>
+                  <w:rFonts w:ascii="Cambria Math" w:hAnsi="Cambria Math" w:cs="Times New Roman"/>
+                </w:rPr>
+                <m:t>W</m:t>
+              </m:r>
+            </m:e>
+            <m:sup>
+              <m:r>
+                <w:rPr>
+                  <w:rFonts w:ascii="Cambria Math" w:hAnsi="Cambria Math" w:cs="Times New Roman"/>
+                </w:rPr>
+                <m:t>T</m:t>
+              </m:r>
+            </m:sup>
+          </m:sSup>
+          <m:sSub>
+            <m:sSubPr>
+              <m:ctrlPr>
+                <w:rPr>
+                  <w:rFonts w:ascii="Cambria Math" w:hAnsi="Cambria Math" w:cs="Times New Roman"/>
+                  <w:i/>
+                </w:rPr>
+              </m:ctrlPr>
+            </m:sSubPr>
+            <m:e>
+              <m:r>
+                <w:rPr>
+                  <w:rFonts w:ascii="Cambria Math" w:hAnsi="Cambria Math" w:cs="Times New Roman"/>
+                </w:rPr>
+                <m:t>x</m:t>
+              </m:r>
+            </m:e>
+            <m:sub>
+              <m:r>
+                <w:rPr>
+                  <w:rFonts w:ascii="Cambria Math" w:hAnsi="Cambria Math" w:cs="Times New Roman"/>
+                </w:rPr>
+                <m:t>i</m:t>
+              </m:r>
+            </m:sub>
+          </m:sSub>
+          <m:r>
+            <w:rPr>
+              <w:rFonts w:ascii="Cambria Math" w:hAnsi="Cambria Math" w:cs="Times New Roman"/>
+            </w:rPr>
+            <m:t>))</m:t>
+          </m:r>
+        </m:oMath>
+      </m:oMathPara>
+    </w:p>
+    <w:p>
+      <w:pPr>
+        <w:spacing w:line="240" w:lineRule="auto"/>
+        <w:jc w:val="center"/>
+        <w:rPr>
+          <w:rFonts w:ascii="Times New Roman" w:hAnsi="Times New Roman" w:cs="Times New Roman"/>
+        </w:rPr>
+      </w:pPr>
+      <m:oMathPara>
+        <m:oMath>
+          <m:r>
+            <w:rPr>
+              <w:rFonts w:ascii="Cambria Math" w:hAnsi="Cambria Math" w:cs="Times New Roman"/>
+            </w:rPr>
+            <m:t>σ</m:t>
+          </m:r>
+          <m:d>
+            <m:dPr>
+              <m:ctrlPr>
+                <w:rPr>
+                  <w:rFonts w:ascii="Cambria Math" w:hAnsi="Cambria Math" w:cs="Times New Roman"/>
+                  <w:i/>
+                </w:rPr>
+              </m:ctrlPr>
+            </m:dPr>
+            <m:e>
+              <m:sSup>
+                <m:sSupPr>
+                  <m:ctrlPr>
+                    <w:rPr>
+                      <w:rFonts w:ascii="Cambria Math" w:hAnsi="Cambria Math" w:cs="Times New Roman"/>
+                      <w:i/>
+                    </w:rPr>
+                  </m:ctrlPr>
+                </m:sSupPr>
+                <m:e>
+                  <m:r>
+                    <w:rPr>
+                      <w:rFonts w:ascii="Cambria Math" w:hAnsi="Cambria Math" w:cs="Times New Roman"/>
+                    </w:rPr>
+                    <m:t>W</m:t>
+                  </m:r>
+                </m:e>
+                <m:sup>
+                  <m:r>
+                    <w:rPr>
+                      <w:rFonts w:ascii="Cambria Math" w:hAnsi="Cambria Math" w:cs="Times New Roman"/>
+                    </w:rPr>
+                    <m:t>T</m:t>
+                  </m:r>
+                </m:sup>
+              </m:sSup>
+              <m:sSub>
+                <m:sSubPr>
+                  <m:ctrlPr>
+                    <w:rPr>
+                      <w:rFonts w:ascii="Cambria Math" w:hAnsi="Cambria Math" w:cs="Times New Roman"/>
+                      <w:i/>
+                    </w:rPr>
+                  </m:ctrlPr>
+                </m:sSubPr>
+                <m:e>
+                  <m:r>
+                    <w:rPr>
+                      <w:rFonts w:ascii="Cambria Math" w:hAnsi="Cambria Math" w:cs="Times New Roman"/>
+                    </w:rPr>
+                    <m:t>x</m:t>
+                  </m:r>
+                </m:e>
+                <m:sub>
+                  <m:r>
+                    <w:rPr>
+                      <w:rFonts w:ascii="Cambria Math" w:hAnsi="Cambria Math" w:cs="Times New Roman"/>
+                    </w:rPr>
+                    <m:t>i</m:t>
+                  </m:r>
+                </m:sub>
+              </m:sSub>
+            </m:e>
+          </m:d>
+          <m:r>
+            <w:rPr>
+              <w:rFonts w:ascii="Cambria Math" w:hAnsi="Cambria Math" w:cs="Times New Roman"/>
+            </w:rPr>
+            <m:t>=1</m:t>
+          </m:r>
+          <m:r>
+            <m:rPr>
+              <m:lit/>
+            </m:rPr>
+            <w:rPr>
+              <w:rFonts w:ascii="Cambria Math" w:hAnsi="Cambria Math" w:cs="Times New Roman"/>
+            </w:rPr>
+            <m:t>/</m:t>
+          </m:r>
+          <m:d>
+            <m:dPr>
+              <m:ctrlPr>
+                <w:rPr>
+                  <w:rFonts w:ascii="Cambria Math" w:hAnsi="Cambria Math" w:cs="Times New Roman"/>
+                  <w:i/>
+                </w:rPr>
+              </m:ctrlPr>
+            </m:dPr>
+            <m:e>
+              <m:r>
+                <w:rPr>
+                  <w:rFonts w:ascii="Cambria Math" w:hAnsi="Cambria Math" w:cs="Times New Roman"/>
+                </w:rPr>
+                <m:t>1+</m:t>
+              </m:r>
+              <m:sSup>
+                <m:sSupPr>
+                  <m:ctrlPr>
+                    <w:rPr>
+                      <w:rFonts w:ascii="Cambria Math" w:hAnsi="Cambria Math" w:cs="Times New Roman"/>
+                      <w:i/>
+                    </w:rPr>
+                  </m:ctrlPr>
+                </m:sSupPr>
+                <m:e>
+                  <m:r>
+                    <w:rPr>
+                      <w:rFonts w:ascii="Cambria Math" w:hAnsi="Cambria Math" w:cs="Times New Roman"/>
+                    </w:rPr>
+                    <m:t>e</m:t>
+                  </m:r>
+                </m:e>
+                <m:sup>
+                  <m:r>
+                    <w:rPr>
+                      <w:rFonts w:ascii="Cambria Math" w:hAnsi="Cambria Math" w:cs="Times New Roman"/>
+                    </w:rPr>
+                    <m:t>(-</m:t>
+                  </m:r>
+                  <m:sSup>
+                    <m:sSupPr>
+                      <m:ctrlPr>
+                        <w:rPr>
+                          <w:rFonts w:ascii="Cambria Math" w:hAnsi="Cambria Math" w:cs="Times New Roman"/>
+                          <w:i/>
+                        </w:rPr>
+                      </m:ctrlPr>
+                    </m:sSupPr>
+                    <m:e>
+                      <m:r>
+                        <w:rPr>
+                          <w:rFonts w:ascii="Cambria Math" w:hAnsi="Cambria Math" w:cs="Times New Roman"/>
+                        </w:rPr>
+                        <m:t>W</m:t>
+                      </m:r>
+                    </m:e>
+                    <m:sup>
+                      <m:r>
+                        <w:rPr>
+                          <w:rFonts w:ascii="Cambria Math" w:hAnsi="Cambria Math" w:cs="Times New Roman"/>
+                        </w:rPr>
+                        <m:t>T</m:t>
+                      </m:r>
+                    </m:sup>
+                  </m:sSup>
+                  <m:sSub>
+                    <m:sSubPr>
+                      <m:ctrlPr>
+                        <w:rPr>
+                          <w:rFonts w:ascii="Cambria Math" w:hAnsi="Cambria Math" w:cs="Times New Roman"/>
+                          <w:i/>
+                        </w:rPr>
+                      </m:ctrlPr>
+                    </m:sSubPr>
+                    <m:e>
+                      <m:r>
+                        <w:rPr>
+                          <w:rFonts w:ascii="Cambria Math" w:hAnsi="Cambria Math" w:cs="Times New Roman"/>
+                        </w:rPr>
+                        <m:t>x</m:t>
+                      </m:r>
+                    </m:e>
+                    <m:sub>
+                      <m:r>
+                        <w:rPr>
+                          <w:rFonts w:ascii="Cambria Math" w:hAnsi="Cambria Math" w:cs="Times New Roman"/>
+                        </w:rPr>
+                        <m:t>i</m:t>
+                      </m:r>
+                    </m:sub>
+                  </m:sSub>
+                  <m:r>
+                    <w:rPr>
+                      <w:rFonts w:ascii="Cambria Math" w:hAnsi="Cambria Math" w:cs="Times New Roman"/>
+                    </w:rPr>
+                    <m:t>)</m:t>
+                  </m:r>
+                </m:sup>
+              </m:sSup>
+            </m:e>
+          </m:d>
+        </m:oMath>
+      </m:oMathPara>
+    </w:p>
+    <w:p>
+      <w:pPr>
+        <w:spacing w:line="240" w:lineRule="auto"/>
+        <w:rPr>
+          <w:rFonts w:ascii="Times New Roman" w:hAnsi="Times New Roman" w:cs="Times New Roman"/>
+        </w:rPr>
+      </w:pPr>
+      <w:r>
+        <w:rPr>
+          <w:rFonts w:ascii="Times New Roman" w:hAnsi="Times New Roman" w:cs="Times New Roman"/>
+        </w:rPr>
+        <w:t xml:space="preserve">Weakly informative priors were placed over all model weights to regularize the posterior while allowing the data to </w:t>
+      </w:r>
+      <w:r>
+        <w:rPr>
+          <w:rFonts w:ascii="Times New Roman" w:hAnsi="Times New Roman" w:cs="Times New Roman"/>
+        </w:rPr>
+        <w:t>make changes</w:t>
+      </w:r>
+      <w:r>
+        <w:rPr>
+          <w:rFonts w:ascii="Times New Roman" w:hAnsi="Times New Roman" w:cs="Times New Roman"/>
+        </w:rPr>
+        <w:t>. Feature weights were assigned a Normal prior centered at zero with a standard deviation of 2.5, while the intercept was given a wider prior to allow the</w:t>
+      </w:r>
+      <w:r>
+        <w:rPr>
+          <w:rFonts w:ascii="Times New Roman" w:hAnsi="Times New Roman" w:cs="Times New Roman"/>
+        </w:rPr>
+        <w:t xml:space="preserve"> data to adjust freely</w:t>
+      </w:r>
+      <w:r>
+        <w:rPr>
+          <w:rFonts w:ascii="Times New Roman" w:hAnsi="Times New Roman" w:cs="Times New Roman"/>
+        </w:rPr>
+        <w:t>:</w:t>
+      </w:r>
+    </w:p>
+    <w:p>
+      <w:pPr>
+        <w:spacing w:line="240" w:lineRule="auto"/>
+        <w:jc w:val="center"/>
+        <w:rPr>
+          <w:rFonts w:ascii="Times New Roman" w:hAnsi="Times New Roman" w:cs="Times New Roman"/>
+        </w:rPr>
+      </w:pPr>
+      <m:oMathPara>
+        <m:oMath>
+          <m:sSub>
+            <m:sSubPr>
+              <m:ctrlPr>
+                <w:rPr>
+                  <w:rFonts w:ascii="Cambria Math" w:hAnsi="Cambria Math"/>
+                  <w:i/>
+                </w:rPr>
+              </m:ctrlPr>
+            </m:sSubPr>
+            <m:e>
+              <m:r>
+                <w:rPr>
+                  <w:rFonts w:ascii="Cambria Math" w:hAnsi="Cambria Math"/>
+                </w:rPr>
+                <m:t>W</m:t>
+              </m:r>
+            </m:e>
+            <m:sub>
+              <m:r>
+                <w:rPr>
+                  <w:rFonts w:ascii="Cambria Math" w:hAnsi="Cambria Math"/>
+                </w:rPr>
+                <m:t>j</m:t>
+              </m:r>
+            </m:sub>
+          </m:sSub>
+          <m:r>
+            <w:rPr>
+              <w:rFonts w:ascii="Cambria Math" w:hAnsi="Cambria Math"/>
+            </w:rPr>
+            <m:t xml:space="preserve"> ~ N(0,</m:t>
+          </m:r>
+          <m:sSup>
+            <m:sSupPr>
+              <m:ctrlPr>
+                <w:rPr>
+                  <w:rFonts w:ascii="Cambria Math" w:hAnsi="Cambria Math"/>
+                  <w:i/>
+                </w:rPr>
+              </m:ctrlPr>
+            </m:sSupPr>
+            <m:e>
+              <m:r>
+                <w:rPr>
+                  <w:rFonts w:ascii="Cambria Math" w:hAnsi="Cambria Math"/>
+                </w:rPr>
+                <m:t>0.25</m:t>
+              </m:r>
+            </m:e>
+            <m:sup>
+              <m:r>
+                <w:rPr>
+                  <w:rFonts w:ascii="Cambria Math" w:hAnsi="Cambria Math"/>
+                </w:rPr>
+                <m:t>2</m:t>
+              </m:r>
+            </m:sup>
+          </m:sSup>
+          <m:r>
+            <w:rPr>
+              <w:rFonts w:ascii="Cambria Math" w:hAnsi="Cambria Math"/>
+            </w:rPr>
+            <m:t>) for j=1, ...</m:t>
+          </m:r>
+          <m:r>
+            <w:rPr>
+              <w:rFonts w:ascii="Cambria Math" w:hAnsi="Cambria Math"/>
+            </w:rPr>
+            <m:t>, 15</m:t>
+          </m:r>
+        </m:oMath>
+      </m:oMathPara>
+    </w:p>
+    <w:p>
+      <w:pPr>
+        <w:spacing w:line="240" w:lineRule="auto"/>
+        <w:jc w:val="center"/>
+        <w:rPr>
+          <w:rFonts w:ascii="Times New Roman" w:hAnsi="Times New Roman" w:cs="Times New Roman"/>
+        </w:rPr>
+      </w:pPr>
+      <m:oMathPara>
+        <m:oMath>
+          <m:sSub>
+            <m:sSubPr>
+              <m:ctrlPr>
+                <w:rPr>
+                  <w:rFonts w:ascii="Cambria Math" w:hAnsi="Cambria Math" w:cs="Times New Roman"/>
+                  <w:i/>
+                </w:rPr>
+              </m:ctrlPr>
+            </m:sSubPr>
+            <m:e>
+              <m:r>
+                <w:rPr>
+                  <w:rFonts w:ascii="Cambria Math" w:hAnsi="Cambria Math" w:cs="Times New Roman"/>
+                </w:rPr>
+                <m:t>W</m:t>
+              </m:r>
+            </m:e>
+            <m:sub>
+              <m:r>
+                <w:rPr>
+                  <w:rFonts w:ascii="Cambria Math" w:hAnsi="Cambria Math" w:cs="Times New Roman"/>
+                </w:rPr>
+                <m:t>0</m:t>
+              </m:r>
+            </m:sub>
+          </m:sSub>
+          <m:r>
+            <w:rPr>
+              <w:rFonts w:ascii="Cambria Math" w:hAnsi="Cambria Math" w:cs="Times New Roman"/>
+            </w:rPr>
+            <m:t>~N</m:t>
+          </m:r>
+          <m:d>
+            <m:dPr>
+              <m:ctrlPr>
+                <w:rPr>
+                  <w:rFonts w:ascii="Cambria Math" w:hAnsi="Cambria Math" w:cs="Times New Roman"/>
+                  <w:i/>
+                </w:rPr>
+              </m:ctrlPr>
+            </m:dPr>
+            <m:e>
+              <m:r>
+                <w:rPr>
+                  <w:rFonts w:ascii="Cambria Math" w:hAnsi="Cambria Math" w:cs="Times New Roman"/>
+                </w:rPr>
+                <m:t>0,</m:t>
+              </m:r>
+              <m:sSup>
+                <m:sSupPr>
+                  <m:ctrlPr>
+                    <w:rPr>
+                      <w:rFonts w:ascii="Cambria Math" w:hAnsi="Cambria Math" w:cs="Times New Roman"/>
+                      <w:i/>
+                    </w:rPr>
+                  </m:ctrlPr>
+                </m:sSupPr>
+                <m:e>
+                  <m:r>
+                    <w:rPr>
+                      <w:rFonts w:ascii="Cambria Math" w:hAnsi="Cambria Math" w:cs="Times New Roman"/>
+                    </w:rPr>
+                    <m:t>10</m:t>
+                  </m:r>
+                </m:e>
+                <m:sup>
+                  <m:r>
+                    <w:rPr>
+                      <w:rFonts w:ascii="Cambria Math" w:hAnsi="Cambria Math" w:cs="Times New Roman"/>
+                    </w:rPr>
+                    <m:t>2</m:t>
+                  </m:r>
+                </m:sup>
+              </m:sSup>
+            </m:e>
+          </m:d>
+        </m:oMath>
+      </m:oMathPara>
+    </w:p>
+    <w:p>
+      <w:pPr>
+        <w:spacing w:line="240" w:lineRule="auto"/>
+        <w:rPr>
+          <w:rFonts w:ascii="Times New Roman" w:hAnsi="Times New Roman" w:cs="Times New Roman"/>
+        </w:rPr>
+      </w:pPr>
+      <w:r>
+        <w:rPr>
+          <w:rFonts w:ascii="Times New Roman" w:hAnsi="Times New Roman" w:cs="Times New Roman"/>
+        </w:rPr>
+        <w:t>The posterior distribution over all 16 weights was computed via Bayes' theorem:</w:t>
+      </w:r>
+    </w:p>
+    <w:p>
+      <w:pPr>
+        <w:spacing w:line="240" w:lineRule="auto"/>
+        <w:jc w:val="center"/>
+        <w:rPr>
+          <w:rFonts w:ascii="Times New Roman" w:hAnsi="Times New Roman" w:cs="Times New Roman"/>
+        </w:rPr>
+      </w:pPr>
+      <m:oMathPara>
+        <m:oMath>
+          <m:r>
+            <m:rPr>
+              <m:sty m:val="p"/>
+            </m:rPr>
+            <w:rPr>
+              <w:rFonts w:ascii="Cambria Math" w:hAnsi="Cambria Math"/>
+            </w:rPr>
+            <m:t>p</m:t>
+          </m:r>
+          <m:d>
+            <m:dPr>
+              <m:ctrlPr>
+                <w:rPr>
+                  <w:rFonts w:ascii="Cambria Math" w:hAnsi="Cambria Math"/>
+                </w:rPr>
+              </m:ctrlPr>
+            </m:dPr>
+            <m:e>
+              <m:r>
+                <m:rPr>
+                  <m:sty m:val="p"/>
+                </m:rPr>
+                <w:rPr>
+                  <w:rFonts w:ascii="Cambria Math" w:hAnsi="Cambria Math"/>
+                </w:rPr>
+                <m:t>W</m:t>
+              </m:r>
+            </m:e>
+            <m:e>
+              <m:r>
+                <m:rPr>
+                  <m:sty m:val="p"/>
+                </m:rPr>
+                <w:rPr>
+                  <w:rFonts w:ascii="Cambria Math" w:hAnsi="Cambria Math"/>
+                </w:rPr>
+                <m:t>X,y</m:t>
+              </m:r>
+            </m:e>
+          </m:d>
+          <m:r>
+            <m:rPr>
+              <m:sty m:val="p"/>
+            </m:rPr>
+            <w:rPr>
+              <w:rFonts w:ascii="Cambria Math" w:hAnsi="Cambria Math"/>
+            </w:rPr>
+            <m:t>∝p</m:t>
+          </m:r>
+          <m:d>
+            <m:dPr>
+              <m:ctrlPr>
+                <w:rPr>
+                  <w:rFonts w:ascii="Cambria Math" w:hAnsi="Cambria Math"/>
+                </w:rPr>
+              </m:ctrlPr>
+            </m:dPr>
+            <m:e>
+              <m:r>
+                <m:rPr>
+                  <m:sty m:val="p"/>
+                </m:rPr>
+                <w:rPr>
+                  <w:rFonts w:ascii="Cambria Math" w:hAnsi="Cambria Math"/>
+                </w:rPr>
+                <m:t>y</m:t>
+              </m:r>
+            </m:e>
+            <m:e>
+              <m:r>
+                <m:rPr>
+                  <m:sty m:val="p"/>
+                </m:rPr>
+                <w:rPr>
+                  <w:rFonts w:ascii="Cambria Math" w:hAnsi="Cambria Math"/>
+                </w:rPr>
+                <m:t>W,X</m:t>
+              </m:r>
+            </m:e>
+          </m:d>
+          <m:r>
+            <m:rPr>
+              <m:sty m:val="p"/>
+            </m:rPr>
+            <w:rPr>
+              <w:rFonts w:ascii="Cambria Math" w:hAnsi="Cambria Math"/>
+            </w:rPr>
+            <m:t>·p</m:t>
+          </m:r>
+          <m:d>
+            <m:dPr>
+              <m:ctrlPr>
+                <w:rPr>
+                  <w:rFonts w:ascii="Cambria Math" w:hAnsi="Cambria Math"/>
+                </w:rPr>
+              </m:ctrlPr>
+            </m:dPr>
+            <m:e>
+              <m:r>
+                <m:rPr>
+                  <m:sty m:val="p"/>
+                </m:rPr>
+                <w:rPr>
+                  <w:rFonts w:ascii="Cambria Math" w:hAnsi="Cambria Math"/>
+                </w:rPr>
+                <m:t>W</m:t>
+              </m:r>
+            </m:e>
+          </m:d>
+        </m:oMath>
+      </m:oMathPara>
+    </w:p>
+    <w:p>
+      <w:pPr>
+        <w:spacing w:line="240" w:lineRule="auto"/>
+        <w:rPr>
+          <w:rFonts w:ascii="Times New Roman" w:hAnsi="Times New Roman" w:cs="Times New Roman"/>
+        </w:rPr>
+      </w:pPr>
+      <w:r>
+        <w:rPr>
+          <w:rFonts w:ascii="Times New Roman" w:hAnsi="Times New Roman" w:cs="Times New Roman"/>
+        </w:rPr>
+        <w:lastRenderedPageBreak/>
+        <w:t>Posterior inference was conducted using 4 independent MCMC chains, each running 1000 iterations with 500 warmup iterations discarded, yielding 2000 posterior draws. Predictions were obtained by averaging the posterior predictive probabilities across all 2000 draws</w:t>
+      </w:r>
+      <w:r>
+        <w:rPr>
+          <w:rFonts w:ascii="Times New Roman" w:hAnsi="Times New Roman" w:cs="Times New Roman"/>
+        </w:rPr>
+        <w:t xml:space="preserve">, </w:t>
+      </w:r>
+      <w:r>
+        <w:rPr>
+          <w:rFonts w:ascii="Times New Roman" w:hAnsi="Times New Roman" w:cs="Times New Roman"/>
+        </w:rPr>
+        <w:t>with observations classified as high risk when the mean predicted probability exceeded 0.5.</w:t>
       </w:r>
     </w:p>
     <w:p>
@@ -1132,49 +2098,25 @@
           <w:sz w:val="26"/>
           <w:szCs w:val="26"/>
         </w:rPr>
-        <w:t>M</w:t>
-      </w:r>
-      <w:r>
+        <w:t>ML Results and Interpretation</w:t>
+      </w:r>
+    </w:p>
+    <w:p>
+      <w:pPr>
+        <w:spacing w:line="240" w:lineRule="auto"/>
         <w:rPr>
           <w:rFonts w:ascii="Times New Roman" w:hAnsi="Times New Roman" w:cs="Times New Roman"/>
           <w:b/>
           <w:bCs/>
-          <w:sz w:val="26"/>
-          <w:szCs w:val="26"/>
-        </w:rPr>
-        <w:t>L Results and Interpretation</w:t>
-      </w:r>
-    </w:p>
-    <w:p>
-      <w:pPr>
-        <w:spacing w:line="240" w:lineRule="auto"/>
-        <w:rPr>
+        </w:rPr>
+      </w:pPr>
+      <w:r>
+        <w:rPr>
+          <w:rFonts w:ascii="Times New Roman" w:hAnsi="Times New Roman" w:cs="Times New Roman"/>
           <w:b/>
           <w:bCs/>
         </w:rPr>
-      </w:pPr>
-    </w:p>
-    <w:p>
-      <w:pPr>
-        <w:spacing w:line="240" w:lineRule="auto"/>
-        <w:rPr>
-          <w:b/>
-          <w:bCs/>
-        </w:rPr>
-      </w:pPr>
-      <w:r>
-        <w:rPr>
-          <w:b/>
-          <w:bCs/>
-        </w:rPr>
         <w:t>MLP Predictive Performance</w:t>
-      </w:r>
-      <w:r>
-        <w:rPr>
-          <w:b/>
-          <w:bCs/>
-        </w:rPr>
-        <w:t>:</w:t>
       </w:r>
     </w:p>
     <w:p>
@@ -1337,6 +2279,284 @@
     </w:p>
     <w:p>
       <w:pPr>
+        <w:pStyle w:val="font-claude-response-body"/>
+        <w:rPr>
+          <w:sz w:val="22"/>
+          <w:szCs w:val="22"/>
+        </w:rPr>
+      </w:pPr>
+      <w:r>
+        <w:rPr>
+          <w:rStyle w:val="Strong"/>
+          <w:rFonts w:eastAsiaTheme="majorEastAsia"/>
+          <w:sz w:val="22"/>
+          <w:szCs w:val="22"/>
+        </w:rPr>
+        <w:t>Bayesian Logistic Regression Predictive Performance</w:t>
+      </w:r>
+    </w:p>
+    <w:p>
+      <w:pPr>
+        <w:pStyle w:val="font-claude-response-body"/>
+        <w:rPr>
+          <w:sz w:val="22"/>
+          <w:szCs w:val="22"/>
+        </w:rPr>
+      </w:pPr>
+      <w:r>
+        <w:rPr>
+          <w:sz w:val="22"/>
+          <w:szCs w:val="22"/>
+        </w:rPr>
+        <w:t>The Bayesian Logistic Regression model demonstrated strong predictive capabilities on the unseen test set. The model achieved an overall Accuracy of 92.52%, reflecting a high reliability in classifying building vulnerability across the Massachusetts region.</w:t>
+      </w:r>
+    </w:p>
+    <w:p>
+      <w:pPr>
+        <w:pStyle w:val="font-claude-response-body"/>
+        <w:rPr>
+          <w:sz w:val="22"/>
+          <w:szCs w:val="22"/>
+        </w:rPr>
+      </w:pPr>
+      <w:r>
+        <w:rPr>
+          <w:sz w:val="22"/>
+          <w:szCs w:val="22"/>
+        </w:rPr>
+        <w:t>Further evaluation using the Confusion Matrix reveals a favorable balance between</w:t>
+      </w:r>
+      <w:r>
+        <w:rPr>
+          <w:sz w:val="22"/>
+          <w:szCs w:val="22"/>
+        </w:rPr>
+        <w:t xml:space="preserve"> recall</w:t>
+      </w:r>
+      <w:r>
+        <w:rPr>
+          <w:sz w:val="22"/>
+          <w:szCs w:val="22"/>
+        </w:rPr>
+        <w:t xml:space="preserve"> and precision. The model achieved a Precision of 0.8890 and a Recall of 0.7675, culminating in an F1-Score of 0.8238. While the Recall is lower than that of the MLP, the Precision of 0.8890 indicates that when the model predicts a structure as high risk, it is correct nearly 89% </w:t>
+      </w:r>
+      <w:r>
+        <w:rPr>
+          <w:sz w:val="22"/>
+          <w:szCs w:val="22"/>
+        </w:rPr>
+        <w:lastRenderedPageBreak/>
+        <w:t>of the time. In the context of municipal flood risk planning, this ensures that resources directed toward flagged structures are well</w:t>
+      </w:r>
+      <w:r>
+        <w:rPr>
+          <w:sz w:val="22"/>
+          <w:szCs w:val="22"/>
+        </w:rPr>
+        <w:t xml:space="preserve"> </w:t>
+      </w:r>
+      <w:r>
+        <w:rPr>
+          <w:sz w:val="22"/>
+          <w:szCs w:val="22"/>
+        </w:rPr>
+        <w:t xml:space="preserve">targeted and not </w:t>
+      </w:r>
+      <w:r>
+        <w:rPr>
+          <w:sz w:val="22"/>
+          <w:szCs w:val="22"/>
+        </w:rPr>
+        <w:t>distracted</w:t>
+      </w:r>
+      <w:r>
+        <w:rPr>
+          <w:sz w:val="22"/>
+          <w:szCs w:val="22"/>
+        </w:rPr>
+        <w:t xml:space="preserve"> by excessive false positives.</w:t>
+      </w:r>
+    </w:p>
+    <w:p>
+      <w:pPr>
+        <w:spacing w:line="240" w:lineRule="auto"/>
+        <w:rPr>
+          <w:rFonts w:ascii="Times New Roman" w:hAnsi="Times New Roman" w:cs="Times New Roman"/>
+        </w:rPr>
+      </w:pPr>
+      <w:r>
+        <w:rPr>
+          <w:rFonts w:ascii="Times New Roman" w:hAnsi="Times New Roman" w:cs="Times New Roman"/>
+        </w:rPr>
+        <w:t>A key advantage of the Bayesian Logistic Regression over the MLP is its interpretability through posterior coefficient estimates. Foundation type emerges as the dominant driver of flood risk classification. Pile foundations (</w:t>
+      </w:r>
+      <w:proofErr w:type="spellStart"/>
+      <w:r>
+        <w:rPr>
+          <w:rFonts w:ascii="Times New Roman" w:hAnsi="Times New Roman" w:cs="Times New Roman"/>
+        </w:rPr>
+        <w:t>found_typeI</w:t>
+      </w:r>
+      <w:proofErr w:type="spellEnd"/>
+      <w:r>
+        <w:rPr>
+          <w:rFonts w:ascii="Times New Roman" w:hAnsi="Times New Roman" w:cs="Times New Roman"/>
+        </w:rPr>
+        <w:t>) and pier foundations (</w:t>
+      </w:r>
+      <w:proofErr w:type="spellStart"/>
+      <w:r>
+        <w:rPr>
+          <w:rFonts w:ascii="Times New Roman" w:hAnsi="Times New Roman" w:cs="Times New Roman"/>
+        </w:rPr>
+        <w:t>found_typeP</w:t>
+      </w:r>
+      <w:proofErr w:type="spellEnd"/>
+      <w:r>
+        <w:rPr>
+          <w:rFonts w:ascii="Times New Roman" w:hAnsi="Times New Roman" w:cs="Times New Roman"/>
+        </w:rPr>
+        <w:t>) exhibit the strongest positive associations</w:t>
+      </w:r>
+      <w:r>
+        <w:rPr>
+          <w:rFonts w:ascii="Times New Roman" w:hAnsi="Times New Roman" w:cs="Times New Roman"/>
+        </w:rPr>
+        <w:t>.</w:t>
+      </w:r>
+      <w:r>
+        <w:rPr>
+          <w:rFonts w:ascii="Times New Roman" w:hAnsi="Times New Roman" w:cs="Times New Roman"/>
+        </w:rPr>
+        <w:t xml:space="preserve"> </w:t>
+      </w:r>
+      <w:r>
+        <w:rPr>
+          <w:rFonts w:ascii="Times New Roman" w:hAnsi="Times New Roman" w:cs="Times New Roman"/>
+        </w:rPr>
+        <w:t xml:space="preserve">This is </w:t>
+      </w:r>
+      <w:r>
+        <w:rPr>
+          <w:rFonts w:ascii="Times New Roman" w:hAnsi="Times New Roman" w:cs="Times New Roman"/>
+        </w:rPr>
+        <w:t>very</w:t>
+      </w:r>
+      <w:r>
+        <w:rPr>
+          <w:rFonts w:ascii="Times New Roman" w:hAnsi="Times New Roman" w:cs="Times New Roman"/>
+        </w:rPr>
+        <w:t xml:space="preserve"> intuitive</w:t>
+      </w:r>
+      <w:r>
+        <w:rPr>
+          <w:rFonts w:ascii="Times New Roman" w:hAnsi="Times New Roman" w:cs="Times New Roman"/>
+        </w:rPr>
+        <w:t xml:space="preserve"> since</w:t>
+      </w:r>
+      <w:r>
+        <w:rPr>
+          <w:rFonts w:ascii="Times New Roman" w:hAnsi="Times New Roman" w:cs="Times New Roman"/>
+        </w:rPr>
+        <w:t xml:space="preserve"> they are the main </w:t>
+      </w:r>
+      <w:r>
+        <w:rPr>
+          <w:rFonts w:ascii="Times New Roman" w:hAnsi="Times New Roman" w:cs="Times New Roman"/>
+        </w:rPr>
+        <w:t>structures located in coastal and riverine flood zones</w:t>
+      </w:r>
+      <w:r>
+        <w:rPr>
+          <w:rFonts w:ascii="Times New Roman" w:hAnsi="Times New Roman" w:cs="Times New Roman"/>
+        </w:rPr>
+        <w:t>.</w:t>
+      </w:r>
+      <w:r>
+        <w:rPr>
+          <w:rFonts w:ascii="Times New Roman" w:hAnsi="Times New Roman" w:cs="Times New Roman"/>
+        </w:rPr>
+        <w:t xml:space="preserve"> </w:t>
+      </w:r>
+      <w:r>
+        <w:rPr>
+          <w:rFonts w:ascii="Times New Roman" w:hAnsi="Times New Roman" w:cs="Times New Roman"/>
+        </w:rPr>
+        <w:t>Ground elevation (</w:t>
+      </w:r>
+      <w:proofErr w:type="spellStart"/>
+      <w:r>
+        <w:rPr>
+          <w:rFonts w:ascii="Times New Roman" w:hAnsi="Times New Roman" w:cs="Times New Roman"/>
+        </w:rPr>
+        <w:t>ground_elv</w:t>
+      </w:r>
+      <w:proofErr w:type="spellEnd"/>
+      <w:r>
+        <w:rPr>
+          <w:rFonts w:ascii="Times New Roman" w:hAnsi="Times New Roman" w:cs="Times New Roman"/>
+        </w:rPr>
+        <w:t>) exhibits the strongest negative coefficient across all features, confirming that higher elevation is the most robust protective factor against flood risk designation.</w:t>
+      </w:r>
+    </w:p>
+    <w:p>
+      <w:pPr>
+        <w:spacing w:line="240" w:lineRule="auto"/>
+        <w:jc w:val="center"/>
+        <w:rPr>
+          <w:rFonts w:ascii="Times New Roman" w:hAnsi="Times New Roman" w:cs="Times New Roman"/>
+        </w:rPr>
+      </w:pPr>
+      <w:r>
+        <w:rPr>
+          <w:rFonts w:ascii="Times New Roman" w:hAnsi="Times New Roman" w:cs="Times New Roman"/>
+          <w:noProof/>
+        </w:rPr>
+        <w:drawing>
+          <wp:inline distT="0" distB="0" distL="0" distR="0" wp14:anchorId="44C7CAD2" wp14:editId="36286A87">
+            <wp:extent cx="5274310" cy="1796415"/>
+            <wp:effectExtent l="0" t="0" r="0" b="0"/>
+            <wp:docPr id="1922933007" name="Picture 2" descr="A graph of a diagram&#10;&#10;Description automatically generated with medium confidence"/>
+            <wp:cNvGraphicFramePr>
+              <a:graphicFrameLocks xmlns:a="http://schemas.openxmlformats.org/drawingml/2006/main" noChangeAspect="1"/>
+            </wp:cNvGraphicFramePr>
+            <a:graphic xmlns:a="http://schemas.openxmlformats.org/drawingml/2006/main">
+              <a:graphicData uri="http://schemas.openxmlformats.org/drawingml/2006/picture">
+                <pic:pic xmlns:pic="http://schemas.openxmlformats.org/drawingml/2006/picture">
+                  <pic:nvPicPr>
+                    <pic:cNvPr id="1922933007" name="Picture 2" descr="A graph of a diagram&#10;&#10;Description automatically generated with medium confidence"/>
+                    <pic:cNvPicPr/>
+                  </pic:nvPicPr>
+                  <pic:blipFill>
+                    <a:blip r:embed="rId7" cstate="print">
+                      <a:extLst>
+                        <a:ext uri="{28A0092B-C50C-407E-A947-70E740481C1C}">
+                          <a14:useLocalDpi xmlns:a14="http://schemas.microsoft.com/office/drawing/2010/main" val="0"/>
+                        </a:ext>
+                      </a:extLst>
+                    </a:blip>
+                    <a:stretch>
+                      <a:fillRect/>
+                    </a:stretch>
+                  </pic:blipFill>
+                  <pic:spPr>
+                    <a:xfrm>
+                      <a:off x="0" y="0"/>
+                      <a:ext cx="5274310" cy="1796415"/>
+                    </a:xfrm>
+                    <a:prstGeom prst="rect">
+                      <a:avLst/>
+                    </a:prstGeom>
+                  </pic:spPr>
+                </pic:pic>
+              </a:graphicData>
+            </a:graphic>
+          </wp:inline>
+        </w:drawing>
+      </w:r>
+    </w:p>
+    <w:p>
+      <w:pPr>
         <w:spacing w:line="240" w:lineRule="auto"/>
         <w:rPr>
           <w:rFonts w:ascii="Times New Roman" w:hAnsi="Times New Roman" w:cs="Times New Roman"/>
@@ -1394,124 +2614,336 @@
         <w:rPr>
           <w:rFonts w:ascii="Times New Roman" w:hAnsi="Times New Roman" w:cs="Times New Roman"/>
         </w:rPr>
+        <w:t>While the custom MLP achieved high predictive accuracy, a primary drawback of this approach is its "</w:t>
+      </w:r>
+      <w:proofErr w:type="gramStart"/>
+      <w:r>
+        <w:rPr>
+          <w:rFonts w:ascii="Times New Roman" w:hAnsi="Times New Roman" w:cs="Times New Roman"/>
+        </w:rPr>
+        <w:t>black-box</w:t>
+      </w:r>
+      <w:proofErr w:type="gramEnd"/>
+      <w:r>
+        <w:rPr>
+          <w:rFonts w:ascii="Times New Roman" w:hAnsi="Times New Roman" w:cs="Times New Roman"/>
+        </w:rPr>
+        <w:t xml:space="preserve">" nature. </w:t>
+      </w:r>
+      <w:r>
+        <w:rPr>
+          <w:rFonts w:ascii="Times New Roman" w:hAnsi="Times New Roman" w:cs="Times New Roman"/>
+        </w:rPr>
+        <w:t>So u</w:t>
+      </w:r>
+      <w:r>
+        <w:rPr>
+          <w:rFonts w:ascii="Times New Roman" w:hAnsi="Times New Roman" w:cs="Times New Roman"/>
+        </w:rPr>
+        <w:t>nlike traditional linear or logistic regression models, neural networks do</w:t>
+      </w:r>
+      <w:r>
+        <w:rPr>
+          <w:rFonts w:ascii="Times New Roman" w:hAnsi="Times New Roman" w:cs="Times New Roman"/>
+        </w:rPr>
+        <w:t>es</w:t>
+      </w:r>
+      <w:r>
+        <w:rPr>
+          <w:rFonts w:ascii="Times New Roman" w:hAnsi="Times New Roman" w:cs="Times New Roman"/>
+        </w:rPr>
+        <w:t xml:space="preserve"> not provide easily interpretable coefficients. Consequently, we can</w:t>
+      </w:r>
+      <w:r>
+        <w:rPr>
+          <w:rFonts w:ascii="Times New Roman" w:hAnsi="Times New Roman" w:cs="Times New Roman"/>
+        </w:rPr>
+        <w:t>’t</w:t>
+      </w:r>
+      <w:r>
+        <w:rPr>
+          <w:rFonts w:ascii="Times New Roman" w:hAnsi="Times New Roman" w:cs="Times New Roman"/>
+        </w:rPr>
+        <w:t xml:space="preserve"> directly extract feature importance to determine exactly which structural variables (</w:t>
+      </w:r>
+      <w:r>
+        <w:rPr>
+          <w:rFonts w:ascii="Times New Roman" w:hAnsi="Times New Roman" w:cs="Times New Roman"/>
+        </w:rPr>
+        <w:t>like</w:t>
+      </w:r>
+      <w:r>
+        <w:rPr>
+          <w:rFonts w:ascii="Times New Roman" w:hAnsi="Times New Roman" w:cs="Times New Roman"/>
+        </w:rPr>
+        <w:t xml:space="preserve"> ground elevation, foundation height, or building type) act as the primary drivers for flood risk classification</w:t>
+      </w:r>
+      <w:r>
+        <w:rPr>
+          <w:rFonts w:ascii="Times New Roman" w:hAnsi="Times New Roman" w:cs="Times New Roman"/>
+        </w:rPr>
+        <w:t>…</w:t>
+      </w:r>
+    </w:p>
+    <w:p>
+      <w:pPr>
+        <w:spacing w:line="240" w:lineRule="auto"/>
+        <w:rPr>
+          <w:rFonts w:ascii="Times New Roman" w:hAnsi="Times New Roman" w:cs="Times New Roman"/>
+        </w:rPr>
+      </w:pPr>
+      <w:r>
+        <w:rPr>
+          <w:rFonts w:ascii="Times New Roman" w:hAnsi="Times New Roman" w:cs="Times New Roman"/>
+        </w:rPr>
+        <w:t>If this problem were to be expanded in future work, incorporating a post-hoc interpretability framework—such as SHAP (</w:t>
+      </w:r>
+      <w:proofErr w:type="spellStart"/>
+      <w:r>
+        <w:rPr>
+          <w:rFonts w:ascii="Times New Roman" w:hAnsi="Times New Roman" w:cs="Times New Roman"/>
+        </w:rPr>
+        <w:t>SHapley</w:t>
+      </w:r>
+      <w:proofErr w:type="spellEnd"/>
+      <w:r>
+        <w:rPr>
+          <w:rFonts w:ascii="Times New Roman" w:hAnsi="Times New Roman" w:cs="Times New Roman"/>
+        </w:rPr>
+        <w:t xml:space="preserve"> Additive </w:t>
+      </w:r>
+      <w:proofErr w:type="spellStart"/>
+      <w:r>
+        <w:rPr>
+          <w:rFonts w:ascii="Times New Roman" w:hAnsi="Times New Roman" w:cs="Times New Roman"/>
+        </w:rPr>
+        <w:t>exPlanations</w:t>
+      </w:r>
+      <w:proofErr w:type="spellEnd"/>
+      <w:r>
+        <w:rPr>
+          <w:rFonts w:ascii="Times New Roman" w:hAnsi="Times New Roman" w:cs="Times New Roman"/>
+        </w:rPr>
+        <w:t>) values—would be highly beneficial to understand the marginal contribution of individual building attributes to the model's predictions</w:t>
+      </w:r>
+      <w:r>
+        <w:rPr>
+          <w:rFonts w:ascii="Times New Roman" w:hAnsi="Times New Roman" w:cs="Times New Roman"/>
+        </w:rPr>
+        <w:t>!</w:t>
+      </w:r>
+    </w:p>
+    <w:p>
+      <w:pPr>
+        <w:spacing w:line="240" w:lineRule="auto"/>
+        <w:rPr>
+          <w:rFonts w:ascii="Times New Roman" w:hAnsi="Times New Roman" w:cs="Times New Roman"/>
+          <w:b/>
+          <w:bCs/>
+        </w:rPr>
+      </w:pPr>
+      <w:r>
+        <w:rPr>
+          <w:rFonts w:ascii="Times New Roman" w:hAnsi="Times New Roman" w:cs="Times New Roman"/>
+          <w:b/>
+          <w:bCs/>
+        </w:rPr>
+        <w:t xml:space="preserve">BLR: </w:t>
+      </w:r>
+      <w:r>
+        <w:rPr>
+          <w:rFonts w:ascii="Times New Roman" w:hAnsi="Times New Roman" w:cs="Times New Roman"/>
+          <w:b/>
+          <w:bCs/>
+        </w:rPr>
+        <w:t xml:space="preserve">Findings and </w:t>
+      </w:r>
+      <w:r>
+        <w:rPr>
+          <w:rFonts w:ascii="Times New Roman" w:hAnsi="Times New Roman" w:cs="Times New Roman"/>
+          <w:b/>
+          <w:bCs/>
+        </w:rPr>
+        <w:t xml:space="preserve">Drawbacks </w:t>
+      </w:r>
+    </w:p>
+    <w:p>
+      <w:pPr>
+        <w:spacing w:line="240" w:lineRule="auto"/>
+        <w:rPr>
+          <w:rFonts w:ascii="Times New Roman" w:hAnsi="Times New Roman" w:cs="Times New Roman"/>
+        </w:rPr>
+      </w:pPr>
+      <w:r>
+        <w:rPr>
+          <w:rFonts w:ascii="Times New Roman" w:hAnsi="Times New Roman" w:cs="Times New Roman"/>
+        </w:rPr>
+        <w:t>The Bayesian Logistic Regression achieved 92.52% accuracy while providing interpretable posterior coefficient estimates</w:t>
+      </w:r>
+      <w:r>
+        <w:rPr>
+          <w:rFonts w:ascii="Times New Roman" w:hAnsi="Times New Roman" w:cs="Times New Roman"/>
+        </w:rPr>
+        <w:t xml:space="preserve">. Also, </w:t>
+      </w:r>
+      <w:r>
+        <w:rPr>
+          <w:rFonts w:ascii="Times New Roman" w:hAnsi="Times New Roman" w:cs="Times New Roman"/>
+        </w:rPr>
+        <w:t>confirming that foundation type and ground elevation are the primary structural determinants of flood risk in Massachusetts</w:t>
+      </w:r>
+      <w:r>
+        <w:rPr>
+          <w:rFonts w:ascii="Times New Roman" w:hAnsi="Times New Roman" w:cs="Times New Roman"/>
+        </w:rPr>
+        <w:t xml:space="preserve">. However, </w:t>
+      </w:r>
+      <w:r>
+        <w:rPr>
+          <w:rFonts w:ascii="Times New Roman" w:hAnsi="Times New Roman" w:cs="Times New Roman"/>
+        </w:rPr>
+        <w:t xml:space="preserve">the model </w:t>
+      </w:r>
+      <w:r>
+        <w:rPr>
+          <w:rFonts w:ascii="Times New Roman" w:hAnsi="Times New Roman" w:cs="Times New Roman"/>
+        </w:rPr>
+        <w:t>limits its ability to capture complex non-linear interactions,</w:t>
+      </w:r>
+      <w:r>
+        <w:rPr>
+          <w:rFonts w:ascii="Times New Roman" w:hAnsi="Times New Roman" w:cs="Times New Roman"/>
+        </w:rPr>
+        <w:t xml:space="preserve"> which </w:t>
+      </w:r>
+      <w:r>
+        <w:rPr>
+          <w:rFonts w:ascii="Times New Roman" w:hAnsi="Times New Roman" w:cs="Times New Roman"/>
+        </w:rPr>
+        <w:t xml:space="preserve">lower </w:t>
+      </w:r>
+      <w:r>
+        <w:rPr>
+          <w:rFonts w:ascii="Times New Roman" w:hAnsi="Times New Roman" w:cs="Times New Roman"/>
+        </w:rPr>
+        <w:t>R</w:t>
+      </w:r>
+      <w:r>
+        <w:rPr>
+          <w:rFonts w:ascii="Times New Roman" w:hAnsi="Times New Roman" w:cs="Times New Roman"/>
+        </w:rPr>
+        <w:t>ecall of 0.7675 compared to the MLP.</w:t>
+      </w:r>
+    </w:p>
+    <w:p>
+      <w:pPr>
+        <w:spacing w:line="240" w:lineRule="auto"/>
+        <w:rPr>
+          <w:rFonts w:ascii="Times New Roman" w:hAnsi="Times New Roman" w:cs="Times New Roman"/>
+          <w:b/>
+          <w:bCs/>
+        </w:rPr>
+      </w:pPr>
+      <w:r>
+        <w:rPr>
+          <w:rFonts w:ascii="Times New Roman" w:hAnsi="Times New Roman" w:cs="Times New Roman"/>
+          <w:b/>
+          <w:bCs/>
+        </w:rPr>
         <w:lastRenderedPageBreak/>
-        <w:t>While the custom MLP achieved high predictive accuracy, a primary drawback of this approach is its "</w:t>
-      </w:r>
-      <w:proofErr w:type="gramStart"/>
-      <w:r>
-        <w:rPr>
-          <w:rFonts w:ascii="Times New Roman" w:hAnsi="Times New Roman" w:cs="Times New Roman"/>
-        </w:rPr>
-        <w:t>black-box</w:t>
-      </w:r>
-      <w:proofErr w:type="gramEnd"/>
-      <w:r>
-        <w:rPr>
-          <w:rFonts w:ascii="Times New Roman" w:hAnsi="Times New Roman" w:cs="Times New Roman"/>
-        </w:rPr>
-        <w:t xml:space="preserve">" nature. </w:t>
-      </w:r>
-      <w:r>
-        <w:rPr>
-          <w:rFonts w:ascii="Times New Roman" w:hAnsi="Times New Roman" w:cs="Times New Roman"/>
-        </w:rPr>
-        <w:t>So u</w:t>
-      </w:r>
-      <w:r>
-        <w:rPr>
-          <w:rFonts w:ascii="Times New Roman" w:hAnsi="Times New Roman" w:cs="Times New Roman"/>
-        </w:rPr>
-        <w:t>nlike traditional linear or logistic regression models, neural networks do</w:t>
-      </w:r>
-      <w:r>
-        <w:rPr>
-          <w:rFonts w:ascii="Times New Roman" w:hAnsi="Times New Roman" w:cs="Times New Roman"/>
-        </w:rPr>
-        <w:t>es</w:t>
-      </w:r>
-      <w:r>
-        <w:rPr>
-          <w:rFonts w:ascii="Times New Roman" w:hAnsi="Times New Roman" w:cs="Times New Roman"/>
-        </w:rPr>
-        <w:t xml:space="preserve"> not provide easily interpretable coefficients. Consequently, we can</w:t>
-      </w:r>
-      <w:r>
-        <w:rPr>
-          <w:rFonts w:ascii="Times New Roman" w:hAnsi="Times New Roman" w:cs="Times New Roman"/>
-        </w:rPr>
-        <w:t>’t</w:t>
-      </w:r>
-      <w:r>
-        <w:rPr>
-          <w:rFonts w:ascii="Times New Roman" w:hAnsi="Times New Roman" w:cs="Times New Roman"/>
-        </w:rPr>
-        <w:t xml:space="preserve"> directly extract feature importance to determine exactly which structural variables (</w:t>
-      </w:r>
-      <w:r>
-        <w:rPr>
-          <w:rFonts w:ascii="Times New Roman" w:hAnsi="Times New Roman" w:cs="Times New Roman"/>
-        </w:rPr>
-        <w:t>like</w:t>
-      </w:r>
-      <w:r>
-        <w:rPr>
-          <w:rFonts w:ascii="Times New Roman" w:hAnsi="Times New Roman" w:cs="Times New Roman"/>
-        </w:rPr>
-        <w:t xml:space="preserve"> ground elevation, foundation height, or building type) act as the primary drivers for flood risk classification</w:t>
-      </w:r>
-      <w:r>
-        <w:rPr>
-          <w:rFonts w:ascii="Times New Roman" w:hAnsi="Times New Roman" w:cs="Times New Roman"/>
-        </w:rPr>
-        <w:t>…</w:t>
-      </w:r>
-    </w:p>
-    <w:p>
-      <w:pPr>
-        <w:spacing w:line="240" w:lineRule="auto"/>
-        <w:rPr>
-          <w:rFonts w:ascii="Times New Roman" w:hAnsi="Times New Roman" w:cs="Times New Roman"/>
-        </w:rPr>
-      </w:pPr>
-      <w:r>
-        <w:rPr>
-          <w:rFonts w:ascii="Times New Roman" w:hAnsi="Times New Roman" w:cs="Times New Roman"/>
-        </w:rPr>
-        <w:t>If this problem were to be expanded in future work, incorporating a post-hoc interpretability framework—such as SHAP (</w:t>
-      </w:r>
-      <w:proofErr w:type="spellStart"/>
-      <w:r>
-        <w:rPr>
-          <w:rFonts w:ascii="Times New Roman" w:hAnsi="Times New Roman" w:cs="Times New Roman"/>
-        </w:rPr>
-        <w:t>SHapley</w:t>
-      </w:r>
-      <w:proofErr w:type="spellEnd"/>
-      <w:r>
-        <w:rPr>
-          <w:rFonts w:ascii="Times New Roman" w:hAnsi="Times New Roman" w:cs="Times New Roman"/>
-        </w:rPr>
-        <w:t xml:space="preserve"> Additive </w:t>
-      </w:r>
-      <w:proofErr w:type="spellStart"/>
-      <w:r>
-        <w:rPr>
-          <w:rFonts w:ascii="Times New Roman" w:hAnsi="Times New Roman" w:cs="Times New Roman"/>
-        </w:rPr>
-        <w:t>exPlanations</w:t>
-      </w:r>
-      <w:proofErr w:type="spellEnd"/>
-      <w:r>
-        <w:rPr>
-          <w:rFonts w:ascii="Times New Roman" w:hAnsi="Times New Roman" w:cs="Times New Roman"/>
-        </w:rPr>
-        <w:t>) values—would be highly beneficial to understand the marginal contribution of individual building attributes to the model's predictions</w:t>
-      </w:r>
-      <w:r>
-        <w:rPr>
-          <w:rFonts w:ascii="Times New Roman" w:hAnsi="Times New Roman" w:cs="Times New Roman"/>
-        </w:rPr>
-        <w:t>!</w:t>
+        <w:t>Future work</w:t>
+      </w:r>
+    </w:p>
+    <w:p>
+      <w:pPr>
+        <w:spacing w:line="240" w:lineRule="auto"/>
+        <w:rPr>
+          <w:rFonts w:ascii="Times New Roman" w:hAnsi="Times New Roman" w:cs="Times New Roman"/>
+        </w:rPr>
+      </w:pPr>
+      <w:r>
+        <w:rPr>
+          <w:rFonts w:ascii="Times New Roman" w:hAnsi="Times New Roman" w:cs="Times New Roman"/>
+        </w:rPr>
+        <w:t xml:space="preserve">For future work, </w:t>
+      </w:r>
+      <w:r>
+        <w:rPr>
+          <w:rFonts w:ascii="Times New Roman" w:hAnsi="Times New Roman" w:cs="Times New Roman"/>
+        </w:rPr>
+        <w:t>the implementation of a Bayesian Neural Network (BNN)</w:t>
+      </w:r>
+      <w:r>
+        <w:rPr>
+          <w:rFonts w:ascii="Times New Roman" w:hAnsi="Times New Roman" w:cs="Times New Roman"/>
+        </w:rPr>
+        <w:t xml:space="preserve"> </w:t>
+      </w:r>
+      <w:r>
+        <w:rPr>
+          <w:rFonts w:ascii="Times New Roman" w:hAnsi="Times New Roman" w:cs="Times New Roman"/>
+        </w:rPr>
+        <w:t>would address the primary limitations of both models by combining the predictive capacity of deep neural networks with uncertainty quantification</w:t>
+      </w:r>
+      <w:r>
+        <w:rPr>
+          <w:rFonts w:ascii="Times New Roman" w:hAnsi="Times New Roman" w:cs="Times New Roman"/>
+        </w:rPr>
+        <w:t xml:space="preserve">. </w:t>
+      </w:r>
+      <w:r>
+        <w:rPr>
+          <w:rFonts w:ascii="Times New Roman" w:hAnsi="Times New Roman" w:cs="Times New Roman"/>
+        </w:rPr>
+        <w:t>A BNN could potentially achieve higher recall on high</w:t>
+      </w:r>
+      <w:r>
+        <w:rPr>
+          <w:rFonts w:ascii="Times New Roman" w:hAnsi="Times New Roman" w:cs="Times New Roman"/>
+        </w:rPr>
+        <w:t>-</w:t>
+      </w:r>
+      <w:r>
+        <w:rPr>
+          <w:rFonts w:ascii="Times New Roman" w:hAnsi="Times New Roman" w:cs="Times New Roman"/>
+        </w:rPr>
+        <w:t xml:space="preserve">risk structures without sacrificing the </w:t>
+      </w:r>
+      <w:r>
+        <w:rPr>
+          <w:rFonts w:ascii="Times New Roman" w:hAnsi="Times New Roman" w:cs="Times New Roman"/>
+        </w:rPr>
+        <w:t>uncertainty estimation</w:t>
+      </w:r>
+      <w:r>
+        <w:rPr>
+          <w:rFonts w:ascii="Times New Roman" w:hAnsi="Times New Roman" w:cs="Times New Roman"/>
+        </w:rPr>
+        <w:t xml:space="preserve"> </w:t>
+      </w:r>
+      <w:r>
+        <w:rPr>
+          <w:rFonts w:ascii="Times New Roman" w:hAnsi="Times New Roman" w:cs="Times New Roman"/>
+        </w:rPr>
+        <w:t>of</w:t>
+      </w:r>
+      <w:r>
+        <w:rPr>
+          <w:rFonts w:ascii="Times New Roman" w:hAnsi="Times New Roman" w:cs="Times New Roman"/>
+        </w:rPr>
+        <w:t xml:space="preserve"> probabilistic models for municipal flood risk planning.</w:t>
+      </w:r>
+      <w:r>
+        <w:rPr>
+          <w:rFonts w:ascii="Times New Roman" w:hAnsi="Times New Roman" w:cs="Times New Roman"/>
+        </w:rPr>
+        <w:t xml:space="preserve"> </w:t>
+      </w:r>
+      <w:r>
+        <w:rPr>
+          <w:rFonts w:ascii="Times New Roman" w:hAnsi="Times New Roman" w:cs="Times New Roman"/>
+        </w:rPr>
+        <w:t>Incorporating spatial features such as coastlines and elevation relative to base flood elevation would also likely improve predictive performance across both approaches.</w:t>
       </w:r>
     </w:p>
     <w:p>
@@ -1541,17 +2973,7 @@
           <w:sz w:val="26"/>
           <w:szCs w:val="26"/>
         </w:rPr>
-        <w:t>A</w:t>
-      </w:r>
-      <w:r>
-        <w:rPr>
-          <w:rFonts w:ascii="Times New Roman" w:hAnsi="Times New Roman" w:cs="Times New Roman"/>
-          <w:b/>
-          <w:bCs/>
-          <w:sz w:val="26"/>
-          <w:szCs w:val="26"/>
-        </w:rPr>
-        <w:t>ppendix: Implementation</w:t>
+        <w:t>Appendix: Implementation</w:t>
       </w:r>
     </w:p>
     <w:p>
@@ -1591,14 +3013,7 @@
           <w:rFonts w:ascii="Times New Roman" w:hAnsi="Times New Roman" w:cs="Times New Roman"/>
           <w:sz w:val="24"/>
         </w:rPr>
-        <w:t>----------------------------------</w:t>
-      </w:r>
-      <w:r>
-        <w:rPr>
-          <w:rFonts w:ascii="Times New Roman" w:hAnsi="Times New Roman" w:cs="Times New Roman"/>
-          <w:sz w:val="24"/>
-        </w:rPr>
-        <w:t>----------------------------------</w:t>
+        <w:t>--------------------------------------------------------------------</w:t>
       </w:r>
     </w:p>
     <w:p>
@@ -2354,7 +3769,6 @@
           <w:sz w:val="16"/>
           <w:szCs w:val="16"/>
         </w:rPr>
-        <w:lastRenderedPageBreak/>
         <w:t xml:space="preserve">    h = </w:t>
       </w:r>
       <w:proofErr w:type="spellStart"/>
@@ -3486,27 +4900,7 @@
           <w:sz w:val="16"/>
           <w:szCs w:val="16"/>
         </w:rPr>
-        <w:t xml:space="preserve">, </w:t>
-      </w:r>
-      <w:proofErr w:type="spellStart"/>
-      <w:r>
-        <w:rPr>
-          <w:rFonts w:ascii="Consolas" w:hAnsi="Consolas" w:cs="Consolas"/>
-          <w:color w:val="275317" w:themeColor="accent6" w:themeShade="80"/>
-          <w:sz w:val="16"/>
-          <w:szCs w:val="16"/>
-        </w:rPr>
-        <w:t>y_pred</w:t>
-      </w:r>
-      <w:proofErr w:type="spellEnd"/>
-      <w:r>
-        <w:rPr>
-          <w:rFonts w:ascii="Consolas" w:hAnsi="Consolas" w:cs="Consolas"/>
-          <w:color w:val="275317" w:themeColor="accent6" w:themeShade="80"/>
-          <w:sz w:val="16"/>
-          <w:szCs w:val="16"/>
-        </w:rPr>
-        <w:t>)</w:t>
+        <w:t>, y_pred)</w:t>
       </w:r>
     </w:p>
     <w:p>
@@ -3568,7 +4962,6 @@
           <w:sz w:val="16"/>
           <w:szCs w:val="16"/>
         </w:rPr>
-        <w:lastRenderedPageBreak/>
         <w:t xml:space="preserve">        if epoch % 200 == 0:</w:t>
       </w:r>
     </w:p>
@@ -3636,6 +5029,7 @@
           <w:rFonts w:ascii="Times New Roman" w:hAnsi="Times New Roman" w:cs="Times New Roman"/>
           <w:sz w:val="24"/>
         </w:rPr>
+        <w:lastRenderedPageBreak/>
         <w:t>--------------------------------------------------------------------</w:t>
       </w:r>
     </w:p>
@@ -4065,18 +5459,18 @@
     <w:lsdException w:name="Unresolved Mention" w:semiHidden="1" w:unhideWhenUsed="1"/>
     <w:lsdException w:name="Smart Link" w:semiHidden="1" w:unhideWhenUsed="1"/>
   </w:latentStyles>
-  <w:style w:type="paragraph" w:default="1" w:styleId="a">
+  <w:style w:type="paragraph" w:default="1" w:styleId="Normal">
     <w:name w:val="Normal"/>
     <w:qFormat/>
     <w:pPr>
       <w:widowControl w:val="0"/>
     </w:pPr>
   </w:style>
-  <w:style w:type="paragraph" w:styleId="1">
+  <w:style w:type="paragraph" w:styleId="Heading1">
     <w:name w:val="heading 1"/>
-    <w:basedOn w:val="a"/>
-    <w:next w:val="a"/>
-    <w:link w:val="10"/>
+    <w:basedOn w:val="Normal"/>
+    <w:next w:val="Normal"/>
+    <w:link w:val="Heading1Char"/>
     <w:uiPriority w:val="9"/>
     <w:qFormat/>
     <w:rsid w:val="00005A1C"/>
@@ -4093,11 +5487,11 @@
       <w:szCs w:val="48"/>
     </w:rPr>
   </w:style>
-  <w:style w:type="paragraph" w:styleId="2">
+  <w:style w:type="paragraph" w:styleId="Heading2">
     <w:name w:val="heading 2"/>
-    <w:basedOn w:val="a"/>
-    <w:next w:val="a"/>
-    <w:link w:val="20"/>
+    <w:basedOn w:val="Normal"/>
+    <w:next w:val="Normal"/>
+    <w:link w:val="Heading2Char"/>
     <w:uiPriority w:val="9"/>
     <w:semiHidden/>
     <w:unhideWhenUsed/>
@@ -4116,11 +5510,11 @@
       <w:szCs w:val="40"/>
     </w:rPr>
   </w:style>
-  <w:style w:type="paragraph" w:styleId="3">
+  <w:style w:type="paragraph" w:styleId="Heading3">
     <w:name w:val="heading 3"/>
-    <w:basedOn w:val="a"/>
-    <w:next w:val="a"/>
-    <w:link w:val="30"/>
+    <w:basedOn w:val="Normal"/>
+    <w:next w:val="Normal"/>
+    <w:link w:val="Heading3Char"/>
     <w:uiPriority w:val="9"/>
     <w:semiHidden/>
     <w:unhideWhenUsed/>
@@ -4139,11 +5533,11 @@
       <w:szCs w:val="32"/>
     </w:rPr>
   </w:style>
-  <w:style w:type="paragraph" w:styleId="4">
+  <w:style w:type="paragraph" w:styleId="Heading4">
     <w:name w:val="heading 4"/>
-    <w:basedOn w:val="a"/>
-    <w:next w:val="a"/>
-    <w:link w:val="40"/>
+    <w:basedOn w:val="Normal"/>
+    <w:next w:val="Normal"/>
+    <w:link w:val="Heading4Char"/>
     <w:uiPriority w:val="9"/>
     <w:semiHidden/>
     <w:unhideWhenUsed/>
@@ -4162,11 +5556,11 @@
       <w:szCs w:val="28"/>
     </w:rPr>
   </w:style>
-  <w:style w:type="paragraph" w:styleId="5">
+  <w:style w:type="paragraph" w:styleId="Heading5">
     <w:name w:val="heading 5"/>
-    <w:basedOn w:val="a"/>
-    <w:next w:val="a"/>
-    <w:link w:val="50"/>
+    <w:basedOn w:val="Normal"/>
+    <w:next w:val="Normal"/>
+    <w:link w:val="Heading5Char"/>
     <w:uiPriority w:val="9"/>
     <w:semiHidden/>
     <w:unhideWhenUsed/>
@@ -4184,11 +5578,11 @@
       <w:sz w:val="24"/>
     </w:rPr>
   </w:style>
-  <w:style w:type="paragraph" w:styleId="6">
+  <w:style w:type="paragraph" w:styleId="Heading6">
     <w:name w:val="heading 6"/>
-    <w:basedOn w:val="a"/>
-    <w:next w:val="a"/>
-    <w:link w:val="60"/>
+    <w:basedOn w:val="Normal"/>
+    <w:next w:val="Normal"/>
+    <w:link w:val="Heading6Char"/>
     <w:uiPriority w:val="9"/>
     <w:semiHidden/>
     <w:unhideWhenUsed/>
@@ -4207,11 +5601,11 @@
       <w:color w:val="0F4761" w:themeColor="accent1" w:themeShade="BF"/>
     </w:rPr>
   </w:style>
-  <w:style w:type="paragraph" w:styleId="7">
+  <w:style w:type="paragraph" w:styleId="Heading7">
     <w:name w:val="heading 7"/>
-    <w:basedOn w:val="a"/>
-    <w:next w:val="a"/>
-    <w:link w:val="70"/>
+    <w:basedOn w:val="Normal"/>
+    <w:next w:val="Normal"/>
+    <w:link w:val="Heading7Char"/>
     <w:uiPriority w:val="9"/>
     <w:semiHidden/>
     <w:unhideWhenUsed/>
@@ -4230,11 +5624,11 @@
       <w:color w:val="595959" w:themeColor="text1" w:themeTint="A6"/>
     </w:rPr>
   </w:style>
-  <w:style w:type="paragraph" w:styleId="8">
+  <w:style w:type="paragraph" w:styleId="Heading8">
     <w:name w:val="heading 8"/>
-    <w:basedOn w:val="a"/>
-    <w:next w:val="a"/>
-    <w:link w:val="80"/>
+    <w:basedOn w:val="Normal"/>
+    <w:next w:val="Normal"/>
+    <w:link w:val="Heading8Char"/>
     <w:uiPriority w:val="9"/>
     <w:semiHidden/>
     <w:unhideWhenUsed/>
@@ -4251,11 +5645,11 @@
       <w:color w:val="595959" w:themeColor="text1" w:themeTint="A6"/>
     </w:rPr>
   </w:style>
-  <w:style w:type="paragraph" w:styleId="9">
+  <w:style w:type="paragraph" w:styleId="Heading9">
     <w:name w:val="heading 9"/>
-    <w:basedOn w:val="a"/>
-    <w:next w:val="a"/>
-    <w:link w:val="90"/>
+    <w:basedOn w:val="Normal"/>
+    <w:next w:val="Normal"/>
+    <w:link w:val="Heading9Char"/>
     <w:uiPriority w:val="9"/>
     <w:semiHidden/>
     <w:unhideWhenUsed/>
@@ -4272,13 +5666,13 @@
       <w:color w:val="595959" w:themeColor="text1" w:themeTint="A6"/>
     </w:rPr>
   </w:style>
-  <w:style w:type="character" w:default="1" w:styleId="a0">
+  <w:style w:type="character" w:default="1" w:styleId="DefaultParagraphFont">
     <w:name w:val="Default Paragraph Font"/>
     <w:uiPriority w:val="1"/>
     <w:semiHidden/>
     <w:unhideWhenUsed/>
   </w:style>
-  <w:style w:type="table" w:default="1" w:styleId="a1">
+  <w:style w:type="table" w:default="1" w:styleId="TableNormal">
     <w:name w:val="Normal Table"/>
     <w:uiPriority w:val="99"/>
     <w:semiHidden/>
@@ -4293,16 +5687,16 @@
       </w:tblCellMar>
     </w:tblPr>
   </w:style>
-  <w:style w:type="numbering" w:default="1" w:styleId="a2">
+  <w:style w:type="numbering" w:default="1" w:styleId="NoList">
     <w:name w:val="No List"/>
     <w:uiPriority w:val="99"/>
     <w:semiHidden/>
     <w:unhideWhenUsed/>
   </w:style>
-  <w:style w:type="character" w:customStyle="1" w:styleId="10">
-    <w:name w:val="标题 1 字符"/>
-    <w:basedOn w:val="a0"/>
-    <w:link w:val="1"/>
+  <w:style w:type="character" w:customStyle="1" w:styleId="Heading1Char">
+    <w:name w:val="Heading 1 Char"/>
+    <w:basedOn w:val="DefaultParagraphFont"/>
+    <w:link w:val="Heading1"/>
     <w:uiPriority w:val="9"/>
     <w:rsid w:val="00005A1C"/>
     <w:rPr>
@@ -4312,10 +5706,10 @@
       <w:szCs w:val="48"/>
     </w:rPr>
   </w:style>
-  <w:style w:type="character" w:customStyle="1" w:styleId="20">
-    <w:name w:val="标题 2 字符"/>
-    <w:basedOn w:val="a0"/>
-    <w:link w:val="2"/>
+  <w:style w:type="character" w:customStyle="1" w:styleId="Heading2Char">
+    <w:name w:val="Heading 2 Char"/>
+    <w:basedOn w:val="DefaultParagraphFont"/>
+    <w:link w:val="Heading2"/>
     <w:uiPriority w:val="9"/>
     <w:semiHidden/>
     <w:rsid w:val="00005A1C"/>
@@ -4326,10 +5720,10 @@
       <w:szCs w:val="40"/>
     </w:rPr>
   </w:style>
-  <w:style w:type="character" w:customStyle="1" w:styleId="30">
-    <w:name w:val="标题 3 字符"/>
-    <w:basedOn w:val="a0"/>
-    <w:link w:val="3"/>
+  <w:style w:type="character" w:customStyle="1" w:styleId="Heading3Char">
+    <w:name w:val="Heading 3 Char"/>
+    <w:basedOn w:val="DefaultParagraphFont"/>
+    <w:link w:val="Heading3"/>
     <w:uiPriority w:val="9"/>
     <w:semiHidden/>
     <w:rsid w:val="00005A1C"/>
@@ -4340,10 +5734,10 @@
       <w:szCs w:val="32"/>
     </w:rPr>
   </w:style>
-  <w:style w:type="character" w:customStyle="1" w:styleId="40">
-    <w:name w:val="标题 4 字符"/>
-    <w:basedOn w:val="a0"/>
-    <w:link w:val="4"/>
+  <w:style w:type="character" w:customStyle="1" w:styleId="Heading4Char">
+    <w:name w:val="Heading 4 Char"/>
+    <w:basedOn w:val="DefaultParagraphFont"/>
+    <w:link w:val="Heading4"/>
     <w:uiPriority w:val="9"/>
     <w:semiHidden/>
     <w:rsid w:val="00005A1C"/>
@@ -4354,10 +5748,10 @@
       <w:szCs w:val="28"/>
     </w:rPr>
   </w:style>
-  <w:style w:type="character" w:customStyle="1" w:styleId="50">
-    <w:name w:val="标题 5 字符"/>
-    <w:basedOn w:val="a0"/>
-    <w:link w:val="5"/>
+  <w:style w:type="character" w:customStyle="1" w:styleId="Heading5Char">
+    <w:name w:val="Heading 5 Char"/>
+    <w:basedOn w:val="DefaultParagraphFont"/>
+    <w:link w:val="Heading5"/>
     <w:uiPriority w:val="9"/>
     <w:semiHidden/>
     <w:rsid w:val="00005A1C"/>
@@ -4367,10 +5761,10 @@
       <w:sz w:val="24"/>
     </w:rPr>
   </w:style>
-  <w:style w:type="character" w:customStyle="1" w:styleId="60">
-    <w:name w:val="标题 6 字符"/>
-    <w:basedOn w:val="a0"/>
-    <w:link w:val="6"/>
+  <w:style w:type="character" w:customStyle="1" w:styleId="Heading6Char">
+    <w:name w:val="Heading 6 Char"/>
+    <w:basedOn w:val="DefaultParagraphFont"/>
+    <w:link w:val="Heading6"/>
     <w:uiPriority w:val="9"/>
     <w:semiHidden/>
     <w:rsid w:val="00005A1C"/>
@@ -4381,10 +5775,10 @@
       <w:color w:val="0F4761" w:themeColor="accent1" w:themeShade="BF"/>
     </w:rPr>
   </w:style>
-  <w:style w:type="character" w:customStyle="1" w:styleId="70">
-    <w:name w:val="标题 7 字符"/>
-    <w:basedOn w:val="a0"/>
-    <w:link w:val="7"/>
+  <w:style w:type="character" w:customStyle="1" w:styleId="Heading7Char">
+    <w:name w:val="Heading 7 Char"/>
+    <w:basedOn w:val="DefaultParagraphFont"/>
+    <w:link w:val="Heading7"/>
     <w:uiPriority w:val="9"/>
     <w:semiHidden/>
     <w:rsid w:val="00005A1C"/>
@@ -4395,10 +5789,10 @@
       <w:color w:val="595959" w:themeColor="text1" w:themeTint="A6"/>
     </w:rPr>
   </w:style>
-  <w:style w:type="character" w:customStyle="1" w:styleId="80">
-    <w:name w:val="标题 8 字符"/>
-    <w:basedOn w:val="a0"/>
-    <w:link w:val="8"/>
+  <w:style w:type="character" w:customStyle="1" w:styleId="Heading8Char">
+    <w:name w:val="Heading 8 Char"/>
+    <w:basedOn w:val="DefaultParagraphFont"/>
+    <w:link w:val="Heading8"/>
     <w:uiPriority w:val="9"/>
     <w:semiHidden/>
     <w:rsid w:val="00005A1C"/>
@@ -4407,10 +5801,10 @@
       <w:color w:val="595959" w:themeColor="text1" w:themeTint="A6"/>
     </w:rPr>
   </w:style>
-  <w:style w:type="character" w:customStyle="1" w:styleId="90">
-    <w:name w:val="标题 9 字符"/>
-    <w:basedOn w:val="a0"/>
-    <w:link w:val="9"/>
+  <w:style w:type="character" w:customStyle="1" w:styleId="Heading9Char">
+    <w:name w:val="Heading 9 Char"/>
+    <w:basedOn w:val="DefaultParagraphFont"/>
+    <w:link w:val="Heading9"/>
     <w:uiPriority w:val="9"/>
     <w:semiHidden/>
     <w:rsid w:val="00005A1C"/>
@@ -4419,11 +5813,11 @@
       <w:color w:val="595959" w:themeColor="text1" w:themeTint="A6"/>
     </w:rPr>
   </w:style>
-  <w:style w:type="paragraph" w:styleId="a3">
+  <w:style w:type="paragraph" w:styleId="Title">
     <w:name w:val="Title"/>
-    <w:basedOn w:val="a"/>
-    <w:next w:val="a"/>
-    <w:link w:val="a4"/>
+    <w:basedOn w:val="Normal"/>
+    <w:next w:val="Normal"/>
+    <w:link w:val="TitleChar"/>
     <w:uiPriority w:val="10"/>
     <w:qFormat/>
     <w:rsid w:val="00005A1C"/>
@@ -4440,10 +5834,10 @@
       <w:szCs w:val="56"/>
     </w:rPr>
   </w:style>
-  <w:style w:type="character" w:customStyle="1" w:styleId="a4">
-    <w:name w:val="标题 字符"/>
-    <w:basedOn w:val="a0"/>
-    <w:link w:val="a3"/>
+  <w:style w:type="character" w:customStyle="1" w:styleId="TitleChar">
+    <w:name w:val="Title Char"/>
+    <w:basedOn w:val="DefaultParagraphFont"/>
+    <w:link w:val="Title"/>
     <w:uiPriority w:val="10"/>
     <w:rsid w:val="00005A1C"/>
     <w:rPr>
@@ -4454,11 +5848,11 @@
       <w:szCs w:val="56"/>
     </w:rPr>
   </w:style>
-  <w:style w:type="paragraph" w:styleId="a5">
+  <w:style w:type="paragraph" w:styleId="Subtitle">
     <w:name w:val="Subtitle"/>
-    <w:basedOn w:val="a"/>
-    <w:next w:val="a"/>
-    <w:link w:val="a6"/>
+    <w:basedOn w:val="Normal"/>
+    <w:next w:val="Normal"/>
+    <w:link w:val="SubtitleChar"/>
     <w:uiPriority w:val="11"/>
     <w:qFormat/>
     <w:rsid w:val="00005A1C"/>
@@ -4476,10 +5870,10 @@
       <w:szCs w:val="28"/>
     </w:rPr>
   </w:style>
-  <w:style w:type="character" w:customStyle="1" w:styleId="a6">
-    <w:name w:val="副标题 字符"/>
-    <w:basedOn w:val="a0"/>
-    <w:link w:val="a5"/>
+  <w:style w:type="character" w:customStyle="1" w:styleId="SubtitleChar">
+    <w:name w:val="Subtitle Char"/>
+    <w:basedOn w:val="DefaultParagraphFont"/>
+    <w:link w:val="Subtitle"/>
     <w:uiPriority w:val="11"/>
     <w:rsid w:val="00005A1C"/>
     <w:rPr>
@@ -4490,11 +5884,11 @@
       <w:szCs w:val="28"/>
     </w:rPr>
   </w:style>
-  <w:style w:type="paragraph" w:styleId="a7">
+  <w:style w:type="paragraph" w:styleId="Quote">
     <w:name w:val="Quote"/>
-    <w:basedOn w:val="a"/>
-    <w:next w:val="a"/>
-    <w:link w:val="a8"/>
+    <w:basedOn w:val="Normal"/>
+    <w:next w:val="Normal"/>
+    <w:link w:val="QuoteChar"/>
     <w:uiPriority w:val="29"/>
     <w:qFormat/>
     <w:rsid w:val="00005A1C"/>
@@ -4508,10 +5902,10 @@
       <w:color w:val="404040" w:themeColor="text1" w:themeTint="BF"/>
     </w:rPr>
   </w:style>
-  <w:style w:type="character" w:customStyle="1" w:styleId="a8">
-    <w:name w:val="引用 字符"/>
-    <w:basedOn w:val="a0"/>
-    <w:link w:val="a7"/>
+  <w:style w:type="character" w:customStyle="1" w:styleId="QuoteChar">
+    <w:name w:val="Quote Char"/>
+    <w:basedOn w:val="DefaultParagraphFont"/>
+    <w:link w:val="Quote"/>
     <w:uiPriority w:val="29"/>
     <w:rsid w:val="00005A1C"/>
     <w:rPr>
@@ -4520,9 +5914,9 @@
       <w:color w:val="404040" w:themeColor="text1" w:themeTint="BF"/>
     </w:rPr>
   </w:style>
-  <w:style w:type="paragraph" w:styleId="a9">
+  <w:style w:type="paragraph" w:styleId="ListParagraph">
     <w:name w:val="List Paragraph"/>
-    <w:basedOn w:val="a"/>
+    <w:basedOn w:val="Normal"/>
     <w:uiPriority w:val="34"/>
     <w:qFormat/>
     <w:rsid w:val="00005A1C"/>
@@ -4531,9 +5925,9 @@
       <w:contextualSpacing/>
     </w:pPr>
   </w:style>
-  <w:style w:type="character" w:styleId="aa">
+  <w:style w:type="character" w:styleId="IntenseEmphasis">
     <w:name w:val="Intense Emphasis"/>
-    <w:basedOn w:val="a0"/>
+    <w:basedOn w:val="DefaultParagraphFont"/>
     <w:uiPriority w:val="21"/>
     <w:qFormat/>
     <w:rsid w:val="00005A1C"/>
@@ -4543,11 +5937,11 @@
       <w:color w:val="0F4761" w:themeColor="accent1" w:themeShade="BF"/>
     </w:rPr>
   </w:style>
-  <w:style w:type="paragraph" w:styleId="ab">
+  <w:style w:type="paragraph" w:styleId="IntenseQuote">
     <w:name w:val="Intense Quote"/>
-    <w:basedOn w:val="a"/>
-    <w:next w:val="a"/>
-    <w:link w:val="ac"/>
+    <w:basedOn w:val="Normal"/>
+    <w:next w:val="Normal"/>
+    <w:link w:val="IntenseQuoteChar"/>
     <w:uiPriority w:val="30"/>
     <w:qFormat/>
     <w:rsid w:val="00005A1C"/>
@@ -4566,10 +5960,10 @@
       <w:color w:val="0F4761" w:themeColor="accent1" w:themeShade="BF"/>
     </w:rPr>
   </w:style>
-  <w:style w:type="character" w:customStyle="1" w:styleId="ac">
-    <w:name w:val="明显引用 字符"/>
-    <w:basedOn w:val="a0"/>
-    <w:link w:val="ab"/>
+  <w:style w:type="character" w:customStyle="1" w:styleId="IntenseQuoteChar">
+    <w:name w:val="Intense Quote Char"/>
+    <w:basedOn w:val="DefaultParagraphFont"/>
+    <w:link w:val="IntenseQuote"/>
     <w:uiPriority w:val="30"/>
     <w:rsid w:val="00005A1C"/>
     <w:rPr>
@@ -4578,9 +5972,9 @@
       <w:color w:val="0F4761" w:themeColor="accent1" w:themeShade="BF"/>
     </w:rPr>
   </w:style>
-  <w:style w:type="character" w:styleId="ad">
+  <w:style w:type="character" w:styleId="IntenseReference">
     <w:name w:val="Intense Reference"/>
-    <w:basedOn w:val="a0"/>
+    <w:basedOn w:val="DefaultParagraphFont"/>
     <w:uiPriority w:val="32"/>
     <w:qFormat/>
     <w:rsid w:val="00005A1C"/>
@@ -4590,6 +5984,55 @@
       <w:smallCaps/>
       <w:color w:val="0F4761" w:themeColor="accent1" w:themeShade="BF"/>
       <w:spacing w:val="5"/>
+    </w:rPr>
+  </w:style>
+  <w:style w:type="character" w:styleId="PlaceholderText">
+    <w:name w:val="Placeholder Text"/>
+    <w:basedOn w:val="DefaultParagraphFont"/>
+    <w:uiPriority w:val="99"/>
+    <w:semiHidden/>
+    <w:rsid w:val="002D3C05"/>
+    <w:rPr>
+      <w:color w:val="666666"/>
+    </w:rPr>
+  </w:style>
+  <w:style w:type="paragraph" w:customStyle="1" w:styleId="font-claude-response-body">
+    <w:name w:val="font-claude-response-body"/>
+    <w:basedOn w:val="Normal"/>
+    <w:rsid w:val="00F26A61"/>
+    <w:pPr>
+      <w:widowControl/>
+      <w:spacing w:before="100" w:beforeAutospacing="1" w:after="100" w:afterAutospacing="1" w:line="240" w:lineRule="auto"/>
+    </w:pPr>
+    <w:rPr>
+      <w:rFonts w:ascii="Times New Roman" w:eastAsia="Times New Roman" w:hAnsi="Times New Roman" w:cs="Times New Roman"/>
+      <w:kern w:val="0"/>
+      <w:sz w:val="24"/>
+      <w14:ligatures w14:val="none"/>
+    </w:rPr>
+  </w:style>
+  <w:style w:type="character" w:styleId="Strong">
+    <w:name w:val="Strong"/>
+    <w:basedOn w:val="DefaultParagraphFont"/>
+    <w:uiPriority w:val="22"/>
+    <w:qFormat/>
+    <w:rsid w:val="00F26A61"/>
+    <w:rPr>
+      <w:b/>
+      <w:bCs/>
+    </w:rPr>
+  </w:style>
+  <w:style w:type="character" w:styleId="HTMLCode">
+    <w:name w:val="HTML Code"/>
+    <w:basedOn w:val="DefaultParagraphFont"/>
+    <w:uiPriority w:val="99"/>
+    <w:semiHidden/>
+    <w:unhideWhenUsed/>
+    <w:rsid w:val="00930747"/>
+    <w:rPr>
+      <w:rFonts w:ascii="Courier New" w:eastAsia="Times New Roman" w:hAnsi="Courier New" w:cs="Courier New"/>
+      <w:sz w:val="20"/>
+      <w:szCs w:val="20"/>
     </w:rPr>
   </w:style>
 </w:styles>

--- a/final proj ds4420 report.docx
+++ b/final proj ds4420 report.docx
@@ -5046,11 +5046,486 @@
       <w:pPr>
         <w:spacing w:line="240" w:lineRule="auto"/>
         <w:rPr>
-          <w:rFonts w:ascii="Consolas" w:hAnsi="Consolas" w:cs="Consolas"/>
-          <w:sz w:val="16"/>
-          <w:szCs w:val="16"/>
-        </w:rPr>
-      </w:pPr>
+          <w:rFonts w:ascii="Times New Roman" w:hAnsi="Times New Roman" w:cs="Times New Roman"/>
+          <w:szCs w:val="22"/>
+        </w:rPr>
+      </w:pPr>
+      <w:r>
+        <w:rPr>
+          <w:rFonts w:ascii="Times New Roman" w:hAnsi="Times New Roman" w:cs="Times New Roman"/>
+          <w:szCs w:val="22"/>
+        </w:rPr>
+        <w:t>BLR</w:t>
+      </w:r>
+      <w:r>
+        <w:rPr>
+          <w:rFonts w:ascii="Times New Roman" w:hAnsi="Times New Roman" w:cs="Times New Roman"/>
+          <w:szCs w:val="22"/>
+        </w:rPr>
+        <w:t xml:space="preserve"> In R:</w:t>
+      </w:r>
+    </w:p>
+    <w:p>
+      <w:pPr>
+        <w:spacing w:line="240" w:lineRule="auto"/>
+        <w:rPr>
+          <w:rFonts w:ascii="Consolas" w:hAnsi="Consolas" w:cs="Consolas"/>
+          <w:color w:val="275317" w:themeColor="accent6" w:themeShade="80"/>
+          <w:sz w:val="16"/>
+          <w:szCs w:val="16"/>
+        </w:rPr>
+      </w:pPr>
+      <w:proofErr w:type="spellStart"/>
+      <w:r>
+        <w:rPr>
+          <w:rFonts w:ascii="Consolas" w:hAnsi="Consolas" w:cs="Consolas"/>
+          <w:color w:val="275317" w:themeColor="accent6" w:themeShade="80"/>
+          <w:sz w:val="16"/>
+          <w:szCs w:val="16"/>
+        </w:rPr>
+        <w:t>blr_model</w:t>
+      </w:r>
+      <w:proofErr w:type="spellEnd"/>
+      <w:r>
+        <w:rPr>
+          <w:rFonts w:ascii="Consolas" w:hAnsi="Consolas" w:cs="Consolas"/>
+          <w:color w:val="275317" w:themeColor="accent6" w:themeShade="80"/>
+          <w:sz w:val="16"/>
+          <w:szCs w:val="16"/>
+        </w:rPr>
+        <w:t xml:space="preserve"> &lt;- </w:t>
+      </w:r>
+      <w:proofErr w:type="spellStart"/>
+      <w:r>
+        <w:rPr>
+          <w:rFonts w:ascii="Consolas" w:hAnsi="Consolas" w:cs="Consolas"/>
+          <w:color w:val="275317" w:themeColor="accent6" w:themeShade="80"/>
+          <w:sz w:val="16"/>
+          <w:szCs w:val="16"/>
+        </w:rPr>
+        <w:t>stan_</w:t>
+      </w:r>
+      <w:proofErr w:type="gramStart"/>
+      <w:r>
+        <w:rPr>
+          <w:rFonts w:ascii="Consolas" w:hAnsi="Consolas" w:cs="Consolas"/>
+          <w:color w:val="275317" w:themeColor="accent6" w:themeShade="80"/>
+          <w:sz w:val="16"/>
+          <w:szCs w:val="16"/>
+        </w:rPr>
+        <w:t>glm</w:t>
+      </w:r>
+      <w:proofErr w:type="spellEnd"/>
+      <w:r>
+        <w:rPr>
+          <w:rFonts w:ascii="Consolas" w:hAnsi="Consolas" w:cs="Consolas"/>
+          <w:color w:val="275317" w:themeColor="accent6" w:themeShade="80"/>
+          <w:sz w:val="16"/>
+          <w:szCs w:val="16"/>
+        </w:rPr>
+        <w:t>(</w:t>
+      </w:r>
+      <w:proofErr w:type="gramEnd"/>
+    </w:p>
+    <w:p>
+      <w:pPr>
+        <w:spacing w:line="240" w:lineRule="auto"/>
+        <w:rPr>
+          <w:rFonts w:ascii="Consolas" w:hAnsi="Consolas" w:cs="Consolas"/>
+          <w:color w:val="275317" w:themeColor="accent6" w:themeShade="80"/>
+          <w:sz w:val="16"/>
+          <w:szCs w:val="16"/>
+        </w:rPr>
+      </w:pPr>
+      <w:r>
+        <w:rPr>
+          <w:rFonts w:ascii="Consolas" w:hAnsi="Consolas" w:cs="Consolas"/>
+          <w:color w:val="275317" w:themeColor="accent6" w:themeShade="80"/>
+          <w:sz w:val="16"/>
+          <w:szCs w:val="16"/>
+        </w:rPr>
+        <w:t xml:space="preserve">  </w:t>
+      </w:r>
+      <w:proofErr w:type="spellStart"/>
+      <w:r>
+        <w:rPr>
+          <w:rFonts w:ascii="Consolas" w:hAnsi="Consolas" w:cs="Consolas"/>
+          <w:color w:val="275317" w:themeColor="accent6" w:themeShade="80"/>
+          <w:sz w:val="16"/>
+          <w:szCs w:val="16"/>
+        </w:rPr>
+        <w:t>target_label</w:t>
+      </w:r>
+      <w:proofErr w:type="spellEnd"/>
+      <w:r>
+        <w:rPr>
+          <w:rFonts w:ascii="Consolas" w:hAnsi="Consolas" w:cs="Consolas"/>
+          <w:color w:val="275317" w:themeColor="accent6" w:themeShade="80"/>
+          <w:sz w:val="16"/>
+          <w:szCs w:val="16"/>
+        </w:rPr>
+        <w:t xml:space="preserve"> </w:t>
+      </w:r>
+      <w:proofErr w:type="gramStart"/>
+      <w:r>
+        <w:rPr>
+          <w:rFonts w:ascii="Consolas" w:hAnsi="Consolas" w:cs="Consolas"/>
+          <w:color w:val="275317" w:themeColor="accent6" w:themeShade="80"/>
+          <w:sz w:val="16"/>
+          <w:szCs w:val="16"/>
+        </w:rPr>
+        <w:t>~ .</w:t>
+      </w:r>
+      <w:proofErr w:type="gramEnd"/>
+      <w:r>
+        <w:rPr>
+          <w:rFonts w:ascii="Consolas" w:hAnsi="Consolas" w:cs="Consolas"/>
+          <w:color w:val="275317" w:themeColor="accent6" w:themeShade="80"/>
+          <w:sz w:val="16"/>
+          <w:szCs w:val="16"/>
+        </w:rPr>
+        <w:t xml:space="preserve">,          </w:t>
+      </w:r>
+    </w:p>
+    <w:p>
+      <w:pPr>
+        <w:spacing w:line="240" w:lineRule="auto"/>
+        <w:rPr>
+          <w:rFonts w:ascii="Consolas" w:hAnsi="Consolas" w:cs="Consolas"/>
+          <w:color w:val="275317" w:themeColor="accent6" w:themeShade="80"/>
+          <w:sz w:val="16"/>
+          <w:szCs w:val="16"/>
+        </w:rPr>
+      </w:pPr>
+      <w:r>
+        <w:rPr>
+          <w:rFonts w:ascii="Consolas" w:hAnsi="Consolas" w:cs="Consolas"/>
+          <w:color w:val="275317" w:themeColor="accent6" w:themeShade="80"/>
+          <w:sz w:val="16"/>
+          <w:szCs w:val="16"/>
+        </w:rPr>
+        <w:t xml:space="preserve">  data = </w:t>
+      </w:r>
+      <w:proofErr w:type="spellStart"/>
+      <w:r>
+        <w:rPr>
+          <w:rFonts w:ascii="Consolas" w:hAnsi="Consolas" w:cs="Consolas"/>
+          <w:color w:val="275317" w:themeColor="accent6" w:themeShade="80"/>
+          <w:sz w:val="16"/>
+          <w:szCs w:val="16"/>
+        </w:rPr>
+        <w:t>train_df</w:t>
+      </w:r>
+      <w:proofErr w:type="spellEnd"/>
+      <w:r>
+        <w:rPr>
+          <w:rFonts w:ascii="Consolas" w:hAnsi="Consolas" w:cs="Consolas"/>
+          <w:color w:val="275317" w:themeColor="accent6" w:themeShade="80"/>
+          <w:sz w:val="16"/>
+          <w:szCs w:val="16"/>
+        </w:rPr>
+        <w:t>,</w:t>
+      </w:r>
+    </w:p>
+    <w:p>
+      <w:pPr>
+        <w:spacing w:line="240" w:lineRule="auto"/>
+        <w:rPr>
+          <w:rFonts w:ascii="Consolas" w:hAnsi="Consolas" w:cs="Consolas"/>
+          <w:color w:val="275317" w:themeColor="accent6" w:themeShade="80"/>
+          <w:sz w:val="16"/>
+          <w:szCs w:val="16"/>
+        </w:rPr>
+      </w:pPr>
+      <w:r>
+        <w:rPr>
+          <w:rFonts w:ascii="Consolas" w:hAnsi="Consolas" w:cs="Consolas"/>
+          <w:color w:val="275317" w:themeColor="accent6" w:themeShade="80"/>
+          <w:sz w:val="16"/>
+          <w:szCs w:val="16"/>
+        </w:rPr>
+        <w:t xml:space="preserve">  family = </w:t>
+      </w:r>
+      <w:proofErr w:type="gramStart"/>
+      <w:r>
+        <w:rPr>
+          <w:rFonts w:ascii="Consolas" w:hAnsi="Consolas" w:cs="Consolas"/>
+          <w:color w:val="275317" w:themeColor="accent6" w:themeShade="80"/>
+          <w:sz w:val="16"/>
+          <w:szCs w:val="16"/>
+        </w:rPr>
+        <w:t>binomial(</w:t>
+      </w:r>
+      <w:proofErr w:type="gramEnd"/>
+      <w:r>
+        <w:rPr>
+          <w:rFonts w:ascii="Consolas" w:hAnsi="Consolas" w:cs="Consolas"/>
+          <w:color w:val="275317" w:themeColor="accent6" w:themeShade="80"/>
+          <w:sz w:val="16"/>
+          <w:szCs w:val="16"/>
+        </w:rPr>
+        <w:t xml:space="preserve">link = "logit"), </w:t>
+      </w:r>
+    </w:p>
+    <w:p>
+      <w:pPr>
+        <w:spacing w:line="240" w:lineRule="auto"/>
+        <w:rPr>
+          <w:rFonts w:ascii="Consolas" w:hAnsi="Consolas" w:cs="Consolas"/>
+          <w:color w:val="275317" w:themeColor="accent6" w:themeShade="80"/>
+          <w:sz w:val="16"/>
+          <w:szCs w:val="16"/>
+        </w:rPr>
+      </w:pPr>
+      <w:r>
+        <w:rPr>
+          <w:rFonts w:ascii="Consolas" w:hAnsi="Consolas" w:cs="Consolas"/>
+          <w:color w:val="275317" w:themeColor="accent6" w:themeShade="80"/>
+          <w:sz w:val="16"/>
+          <w:szCs w:val="16"/>
+        </w:rPr>
+        <w:t xml:space="preserve">  prior = </w:t>
+      </w:r>
+      <w:proofErr w:type="gramStart"/>
+      <w:r>
+        <w:rPr>
+          <w:rFonts w:ascii="Consolas" w:hAnsi="Consolas" w:cs="Consolas"/>
+          <w:color w:val="275317" w:themeColor="accent6" w:themeShade="80"/>
+          <w:sz w:val="16"/>
+          <w:szCs w:val="16"/>
+        </w:rPr>
+        <w:t>normal(</w:t>
+      </w:r>
+      <w:proofErr w:type="gramEnd"/>
+      <w:r>
+        <w:rPr>
+          <w:rFonts w:ascii="Consolas" w:hAnsi="Consolas" w:cs="Consolas"/>
+          <w:color w:val="275317" w:themeColor="accent6" w:themeShade="80"/>
+          <w:sz w:val="16"/>
+          <w:szCs w:val="16"/>
+        </w:rPr>
+        <w:t xml:space="preserve">0, 2.5),          </w:t>
+      </w:r>
+    </w:p>
+    <w:p>
+      <w:pPr>
+        <w:spacing w:line="240" w:lineRule="auto"/>
+        <w:rPr>
+          <w:rFonts w:ascii="Consolas" w:hAnsi="Consolas" w:cs="Consolas"/>
+          <w:color w:val="275317" w:themeColor="accent6" w:themeShade="80"/>
+          <w:sz w:val="16"/>
+          <w:szCs w:val="16"/>
+        </w:rPr>
+      </w:pPr>
+      <w:r>
+        <w:rPr>
+          <w:rFonts w:ascii="Consolas" w:hAnsi="Consolas" w:cs="Consolas"/>
+          <w:color w:val="275317" w:themeColor="accent6" w:themeShade="80"/>
+          <w:sz w:val="16"/>
+          <w:szCs w:val="16"/>
+        </w:rPr>
+        <w:t xml:space="preserve">  </w:t>
+      </w:r>
+      <w:proofErr w:type="spellStart"/>
+      <w:r>
+        <w:rPr>
+          <w:rFonts w:ascii="Consolas" w:hAnsi="Consolas" w:cs="Consolas"/>
+          <w:color w:val="275317" w:themeColor="accent6" w:themeShade="80"/>
+          <w:sz w:val="16"/>
+          <w:szCs w:val="16"/>
+        </w:rPr>
+        <w:t>prior_intercept</w:t>
+      </w:r>
+      <w:proofErr w:type="spellEnd"/>
+      <w:r>
+        <w:rPr>
+          <w:rFonts w:ascii="Consolas" w:hAnsi="Consolas" w:cs="Consolas"/>
+          <w:color w:val="275317" w:themeColor="accent6" w:themeShade="80"/>
+          <w:sz w:val="16"/>
+          <w:szCs w:val="16"/>
+        </w:rPr>
+        <w:t xml:space="preserve"> = </w:t>
+      </w:r>
+      <w:proofErr w:type="gramStart"/>
+      <w:r>
+        <w:rPr>
+          <w:rFonts w:ascii="Consolas" w:hAnsi="Consolas" w:cs="Consolas"/>
+          <w:color w:val="275317" w:themeColor="accent6" w:themeShade="80"/>
+          <w:sz w:val="16"/>
+          <w:szCs w:val="16"/>
+        </w:rPr>
+        <w:t>normal(</w:t>
+      </w:r>
+      <w:proofErr w:type="gramEnd"/>
+      <w:r>
+        <w:rPr>
+          <w:rFonts w:ascii="Consolas" w:hAnsi="Consolas" w:cs="Consolas"/>
+          <w:color w:val="275317" w:themeColor="accent6" w:themeShade="80"/>
+          <w:sz w:val="16"/>
+          <w:szCs w:val="16"/>
+        </w:rPr>
+        <w:t xml:space="preserve">0, 10),   </w:t>
+      </w:r>
+    </w:p>
+    <w:p>
+      <w:pPr>
+        <w:spacing w:line="240" w:lineRule="auto"/>
+        <w:rPr>
+          <w:rFonts w:ascii="Consolas" w:hAnsi="Consolas" w:cs="Consolas"/>
+          <w:color w:val="275317" w:themeColor="accent6" w:themeShade="80"/>
+          <w:sz w:val="16"/>
+          <w:szCs w:val="16"/>
+        </w:rPr>
+      </w:pPr>
+      <w:r>
+        <w:rPr>
+          <w:rFonts w:ascii="Consolas" w:hAnsi="Consolas" w:cs="Consolas"/>
+          <w:color w:val="275317" w:themeColor="accent6" w:themeShade="80"/>
+          <w:sz w:val="16"/>
+          <w:szCs w:val="16"/>
+        </w:rPr>
+        <w:t xml:space="preserve">  chains = 4,              </w:t>
+      </w:r>
+    </w:p>
+    <w:p>
+      <w:pPr>
+        <w:spacing w:line="240" w:lineRule="auto"/>
+        <w:rPr>
+          <w:rFonts w:ascii="Consolas" w:hAnsi="Consolas" w:cs="Consolas"/>
+          <w:color w:val="275317" w:themeColor="accent6" w:themeShade="80"/>
+          <w:sz w:val="16"/>
+          <w:szCs w:val="16"/>
+        </w:rPr>
+      </w:pPr>
+      <w:r>
+        <w:rPr>
+          <w:rFonts w:ascii="Consolas" w:hAnsi="Consolas" w:cs="Consolas"/>
+          <w:color w:val="275317" w:themeColor="accent6" w:themeShade="80"/>
+          <w:sz w:val="16"/>
+          <w:szCs w:val="16"/>
+        </w:rPr>
+        <w:t xml:space="preserve">  </w:t>
+      </w:r>
+      <w:proofErr w:type="spellStart"/>
+      <w:r>
+        <w:rPr>
+          <w:rFonts w:ascii="Consolas" w:hAnsi="Consolas" w:cs="Consolas"/>
+          <w:color w:val="275317" w:themeColor="accent6" w:themeShade="80"/>
+          <w:sz w:val="16"/>
+          <w:szCs w:val="16"/>
+        </w:rPr>
+        <w:t>iter</w:t>
+      </w:r>
+      <w:proofErr w:type="spellEnd"/>
+      <w:r>
+        <w:rPr>
+          <w:rFonts w:ascii="Consolas" w:hAnsi="Consolas" w:cs="Consolas"/>
+          <w:color w:val="275317" w:themeColor="accent6" w:themeShade="80"/>
+          <w:sz w:val="16"/>
+          <w:szCs w:val="16"/>
+        </w:rPr>
+        <w:t xml:space="preserve"> = 1000,        </w:t>
+      </w:r>
+    </w:p>
+    <w:p>
+      <w:pPr>
+        <w:spacing w:line="240" w:lineRule="auto"/>
+        <w:rPr>
+          <w:rFonts w:ascii="Consolas" w:hAnsi="Consolas" w:cs="Consolas"/>
+          <w:color w:val="275317" w:themeColor="accent6" w:themeShade="80"/>
+          <w:sz w:val="16"/>
+          <w:szCs w:val="16"/>
+        </w:rPr>
+      </w:pPr>
+      <w:r>
+        <w:rPr>
+          <w:rFonts w:ascii="Consolas" w:hAnsi="Consolas" w:cs="Consolas"/>
+          <w:color w:val="275317" w:themeColor="accent6" w:themeShade="80"/>
+          <w:sz w:val="16"/>
+          <w:szCs w:val="16"/>
+        </w:rPr>
+        <w:t xml:space="preserve">  warmup = 500,          </w:t>
+      </w:r>
+    </w:p>
+    <w:p>
+      <w:pPr>
+        <w:spacing w:line="240" w:lineRule="auto"/>
+        <w:rPr>
+          <w:rFonts w:ascii="Consolas" w:hAnsi="Consolas" w:cs="Consolas"/>
+          <w:color w:val="275317" w:themeColor="accent6" w:themeShade="80"/>
+          <w:sz w:val="16"/>
+          <w:szCs w:val="16"/>
+        </w:rPr>
+      </w:pPr>
+      <w:r>
+        <w:rPr>
+          <w:rFonts w:ascii="Consolas" w:hAnsi="Consolas" w:cs="Consolas"/>
+          <w:color w:val="275317" w:themeColor="accent6" w:themeShade="80"/>
+          <w:sz w:val="16"/>
+          <w:szCs w:val="16"/>
+        </w:rPr>
+        <w:t xml:space="preserve">  cores = 4,            </w:t>
+      </w:r>
+    </w:p>
+    <w:p>
+      <w:pPr>
+        <w:spacing w:line="240" w:lineRule="auto"/>
+        <w:rPr>
+          <w:rFonts w:ascii="Consolas" w:hAnsi="Consolas" w:cs="Consolas"/>
+          <w:color w:val="275317" w:themeColor="accent6" w:themeShade="80"/>
+          <w:sz w:val="16"/>
+          <w:szCs w:val="16"/>
+        </w:rPr>
+      </w:pPr>
+      <w:r>
+        <w:rPr>
+          <w:rFonts w:ascii="Consolas" w:hAnsi="Consolas" w:cs="Consolas"/>
+          <w:color w:val="275317" w:themeColor="accent6" w:themeShade="80"/>
+          <w:sz w:val="16"/>
+          <w:szCs w:val="16"/>
+        </w:rPr>
+        <w:t xml:space="preserve">  seed = 33,</w:t>
+      </w:r>
+    </w:p>
+    <w:p>
+      <w:pPr>
+        <w:spacing w:line="240" w:lineRule="auto"/>
+        <w:rPr>
+          <w:rFonts w:ascii="Consolas" w:hAnsi="Consolas" w:cs="Consolas"/>
+          <w:color w:val="275317" w:themeColor="accent6" w:themeShade="80"/>
+          <w:sz w:val="16"/>
+          <w:szCs w:val="16"/>
+        </w:rPr>
+      </w:pPr>
+      <w:r>
+        <w:rPr>
+          <w:rFonts w:ascii="Consolas" w:hAnsi="Consolas" w:cs="Consolas"/>
+          <w:color w:val="275317" w:themeColor="accent6" w:themeShade="80"/>
+          <w:sz w:val="16"/>
+          <w:szCs w:val="16"/>
+        </w:rPr>
+        <w:t xml:space="preserve">  refresh = 200</w:t>
+      </w:r>
+    </w:p>
+    <w:p>
+      <w:pPr>
+        <w:spacing w:line="240" w:lineRule="auto"/>
+        <w:rPr>
+          <w:rFonts w:ascii="Consolas" w:hAnsi="Consolas" w:cs="Consolas"/>
+          <w:color w:val="275317" w:themeColor="accent6" w:themeShade="80"/>
+          <w:sz w:val="16"/>
+          <w:szCs w:val="16"/>
+        </w:rPr>
+      </w:pPr>
+      <w:r>
+        <w:rPr>
+          <w:rFonts w:ascii="Consolas" w:hAnsi="Consolas" w:cs="Consolas"/>
+          <w:color w:val="275317" w:themeColor="accent6" w:themeShade="80"/>
+          <w:sz w:val="16"/>
+          <w:szCs w:val="16"/>
+        </w:rPr>
+        <w:t>)</w:t>
+      </w:r>
     </w:p>
     <w:sectPr>
       <w:pgSz w:w="11906" w:h="16838"/>

--- a/final proj ds4420 report.docx
+++ b/final proj ds4420 report.docx
@@ -720,13 +720,27 @@
           <w:rFonts w:ascii="Times New Roman" w:hAnsi="Times New Roman" w:cs="Times New Roman"/>
           <w:szCs w:val="22"/>
         </w:rPr>
-        <w:t>The dataset was sourced from the National Structure Inventory (NSI) 2022, which provides comprehensive building</w:t>
+        <w:t xml:space="preserve">The dataset was sourced from the National Structure Inventory (NSI) 2022, </w:t>
       </w:r>
       <w:r>
         <w:rPr>
           <w:rFonts w:ascii="Times New Roman" w:hAnsi="Times New Roman" w:cs="Times New Roman"/>
           <w:szCs w:val="22"/>
         </w:rPr>
+        <w:t>it</w:t>
+      </w:r>
+      <w:r>
+        <w:rPr>
+          <w:rFonts w:ascii="Times New Roman" w:hAnsi="Times New Roman" w:cs="Times New Roman"/>
+          <w:szCs w:val="22"/>
+        </w:rPr>
+        <w:t xml:space="preserve"> provides comprehensive building</w:t>
+      </w:r>
+      <w:r>
+        <w:rPr>
+          <w:rFonts w:ascii="Times New Roman" w:hAnsi="Times New Roman" w:cs="Times New Roman"/>
+          <w:szCs w:val="22"/>
+        </w:rPr>
         <w:t>-</w:t>
       </w:r>
       <w:r>
@@ -748,12 +762,70 @@
           <w:rFonts w:ascii="Times New Roman" w:hAnsi="Times New Roman" w:cs="Times New Roman"/>
           <w:szCs w:val="22"/>
         </w:rPr>
-        <w:t xml:space="preserve"> including foundation type, ground elevation, building type, and structural value for all U.S. structures. The Massachusetts subset of 153,239 structures was extracted to focus the analysis on a consistent region. The binary flood risk target was derived from the </w:t>
+        <w:t xml:space="preserve"> </w:t>
+      </w:r>
+      <w:r>
+        <w:rPr>
+          <w:rFonts w:ascii="Times New Roman" w:hAnsi="Times New Roman" w:cs="Times New Roman"/>
+          <w:szCs w:val="22"/>
+        </w:rPr>
+        <w:t xml:space="preserve">has </w:t>
+      </w:r>
+      <w:r>
+        <w:rPr>
+          <w:rFonts w:ascii="Times New Roman" w:hAnsi="Times New Roman" w:cs="Times New Roman"/>
+          <w:szCs w:val="22"/>
+        </w:rPr>
+        <w:t xml:space="preserve">including foundation type, ground elevation, building type, and structural value for all US structures. </w:t>
+      </w:r>
+      <w:r>
+        <w:rPr>
+          <w:rFonts w:ascii="Times New Roman" w:hAnsi="Times New Roman" w:cs="Times New Roman"/>
+          <w:szCs w:val="22"/>
+        </w:rPr>
+        <w:t xml:space="preserve">We only focused on the Massachusetts </w:t>
+      </w:r>
+      <w:proofErr w:type="gramStart"/>
+      <w:r>
+        <w:rPr>
+          <w:rFonts w:ascii="Times New Roman" w:hAnsi="Times New Roman" w:cs="Times New Roman"/>
+          <w:szCs w:val="22"/>
+        </w:rPr>
+        <w:t>subset</w:t>
+      </w:r>
+      <w:proofErr w:type="gramEnd"/>
+      <w:r>
+        <w:rPr>
+          <w:rFonts w:ascii="Times New Roman" w:hAnsi="Times New Roman" w:cs="Times New Roman"/>
+          <w:szCs w:val="22"/>
+        </w:rPr>
+        <w:t xml:space="preserve"> and it has more than 2 million datasets, and</w:t>
+      </w:r>
+      <w:r>
+        <w:rPr>
+          <w:rFonts w:ascii="Times New Roman" w:hAnsi="Times New Roman" w:cs="Times New Roman"/>
+          <w:szCs w:val="22"/>
+        </w:rPr>
+        <w:t xml:space="preserve"> 153,239 structures </w:t>
+      </w:r>
+      <w:r>
+        <w:rPr>
+          <w:rFonts w:ascii="Times New Roman" w:hAnsi="Times New Roman" w:cs="Times New Roman"/>
+          <w:szCs w:val="22"/>
+        </w:rPr>
+        <w:t xml:space="preserve">of them </w:t>
+      </w:r>
+      <w:r>
+        <w:rPr>
+          <w:rFonts w:ascii="Times New Roman" w:hAnsi="Times New Roman" w:cs="Times New Roman"/>
+          <w:szCs w:val="22"/>
+        </w:rPr>
+        <w:t xml:space="preserve">was extracted to focus the analysis on a consistent region. The binary flood risk target was derived from the </w:t>
       </w:r>
       <w:proofErr w:type="spellStart"/>
       <w:r>
         <w:rPr>
-          <w:rStyle w:val="HTMLCode"/>
+          <w:rStyle w:val="HTML"/>
           <w:rFonts w:ascii="Times New Roman" w:eastAsiaTheme="majorEastAsia" w:hAnsi="Times New Roman" w:cs="Times New Roman"/>
           <w:sz w:val="22"/>
           <w:szCs w:val="22"/>
@@ -784,7 +856,7 @@
       </w:r>
       <w:r>
         <w:rPr>
-          <w:rStyle w:val="HTMLCode"/>
+          <w:rStyle w:val="HTML"/>
           <w:rFonts w:ascii="Times New Roman" w:eastAsiaTheme="majorEastAsia" w:hAnsi="Times New Roman" w:cs="Times New Roman"/>
           <w:sz w:val="22"/>
           <w:szCs w:val="22"/>
@@ -796,13 +868,55 @@
           <w:rFonts w:ascii="Times New Roman" w:hAnsi="Times New Roman" w:cs="Times New Roman"/>
           <w:szCs w:val="22"/>
         </w:rPr>
-        <w:t xml:space="preserve"> was labeled high risk, aligning with FEMA's Special Flood Hazard Area classifications. Features were selected based on their structural and geographic relevance to flood vulnerability</w:t>
+        <w:t xml:space="preserve"> </w:t>
       </w:r>
       <w:r>
         <w:rPr>
           <w:rFonts w:ascii="Times New Roman" w:hAnsi="Times New Roman" w:cs="Times New Roman"/>
           <w:szCs w:val="22"/>
         </w:rPr>
+        <w:t>has been</w:t>
+      </w:r>
+      <w:r>
+        <w:rPr>
+          <w:rFonts w:ascii="Times New Roman" w:hAnsi="Times New Roman" w:cs="Times New Roman"/>
+          <w:szCs w:val="22"/>
+        </w:rPr>
+        <w:t xml:space="preserve"> labeled </w:t>
+      </w:r>
+      <w:r>
+        <w:rPr>
+          <w:rFonts w:ascii="Times New Roman" w:hAnsi="Times New Roman" w:cs="Times New Roman"/>
+          <w:szCs w:val="22"/>
+        </w:rPr>
+        <w:t xml:space="preserve">as </w:t>
+      </w:r>
+      <w:r>
+        <w:rPr>
+          <w:rFonts w:ascii="Times New Roman" w:hAnsi="Times New Roman" w:cs="Times New Roman"/>
+          <w:szCs w:val="22"/>
+        </w:rPr>
+        <w:t xml:space="preserve">high risk, aligning with FEMA's Special Flood Hazard Area classifications. Features </w:t>
+      </w:r>
+      <w:r>
+        <w:rPr>
+          <w:rFonts w:ascii="Times New Roman" w:hAnsi="Times New Roman" w:cs="Times New Roman"/>
+          <w:szCs w:val="22"/>
+        </w:rPr>
+        <w:t>had been</w:t>
+      </w:r>
+      <w:r>
+        <w:rPr>
+          <w:rFonts w:ascii="Times New Roman" w:hAnsi="Times New Roman" w:cs="Times New Roman"/>
+          <w:szCs w:val="22"/>
+        </w:rPr>
+        <w:t xml:space="preserve"> selected based on their structural and geographic relevance to flood vulnerability</w:t>
+      </w:r>
+      <w:r>
+        <w:rPr>
+          <w:rFonts w:ascii="Times New Roman" w:hAnsi="Times New Roman" w:cs="Times New Roman"/>
+          <w:szCs w:val="22"/>
+        </w:rPr>
         <w:t>. A</w:t>
       </w:r>
       <w:r>
@@ -810,13 +924,20 @@
           <w:rFonts w:ascii="Times New Roman" w:hAnsi="Times New Roman" w:cs="Times New Roman"/>
           <w:szCs w:val="22"/>
         </w:rPr>
-        <w:t>ll preprocessing</w:t>
+        <w:t>ll preprocess</w:t>
       </w:r>
       <w:r>
         <w:rPr>
           <w:rFonts w:ascii="Times New Roman" w:hAnsi="Times New Roman" w:cs="Times New Roman"/>
           <w:szCs w:val="22"/>
         </w:rPr>
+        <w:t xml:space="preserve"> steps</w:t>
+      </w:r>
+      <w:r>
+        <w:rPr>
+          <w:rFonts w:ascii="Times New Roman" w:hAnsi="Times New Roman" w:cs="Times New Roman"/>
+          <w:szCs w:val="22"/>
+        </w:rPr>
         <w:t>,</w:t>
       </w:r>
       <w:r>
@@ -831,7 +952,21 @@
           <w:rFonts w:ascii="Times New Roman" w:hAnsi="Times New Roman" w:cs="Times New Roman"/>
           <w:szCs w:val="22"/>
         </w:rPr>
-        <w:t>, was applied before training.</w:t>
+        <w:t xml:space="preserve">, was applied before </w:t>
+      </w:r>
+      <w:r>
+        <w:rPr>
+          <w:rFonts w:ascii="Times New Roman" w:hAnsi="Times New Roman" w:cs="Times New Roman"/>
+          <w:szCs w:val="22"/>
+        </w:rPr>
+        <w:t xml:space="preserve">the </w:t>
+      </w:r>
+      <w:r>
+        <w:rPr>
+          <w:rFonts w:ascii="Times New Roman" w:hAnsi="Times New Roman" w:cs="Times New Roman"/>
+          <w:szCs w:val="22"/>
+        </w:rPr>
+        <w:t>training.</w:t>
       </w:r>
     </w:p>
     <w:p>
@@ -981,6 +1116,7 @@
         <w:rPr>
           <w:rFonts w:ascii="Times New Roman" w:hAnsi="Times New Roman" w:cs="Times New Roman"/>
         </w:rPr>
+        <w:lastRenderedPageBreak/>
         <w:t xml:space="preserve">The network architecture consists of </w:t>
       </w:r>
       <w:proofErr w:type="gramStart"/>
@@ -995,14 +1131,7 @@
         <w:rPr>
           <w:rFonts w:ascii="Times New Roman" w:hAnsi="Times New Roman" w:cs="Times New Roman"/>
         </w:rPr>
-        <w:t xml:space="preserve"> input layer corresponding to the dimensional feature space d, a single hidden layer with 16 nodes, and an output layer with a single node. The </w:t>
-      </w:r>
-      <w:r>
-        <w:rPr>
-          <w:rFonts w:ascii="Times New Roman" w:hAnsi="Times New Roman" w:cs="Times New Roman"/>
-        </w:rPr>
-        <w:lastRenderedPageBreak/>
-        <w:t>forward propagation utilizes a Rectified Linear Unit (</w:t>
+        <w:t xml:space="preserve"> input layer corresponding to the dimensional feature space d, a single hidden layer with 16 nodes, and an output layer with a single node. The forward propagation utilizes a Rectified Linear Unit (</w:t>
       </w:r>
       <w:proofErr w:type="spellStart"/>
       <w:r>
@@ -1240,6 +1369,7 @@
           <w:rFonts w:ascii="Times New Roman" w:hAnsi="Times New Roman" w:cs="Times New Roman"/>
           <w:b/>
           <w:bCs/>
+          <w:szCs w:val="22"/>
         </w:rPr>
       </w:pPr>
       <w:r>
@@ -1247,6 +1377,7 @@
           <w:rFonts w:ascii="Times New Roman" w:hAnsi="Times New Roman" w:cs="Times New Roman"/>
           <w:b/>
           <w:bCs/>
+          <w:szCs w:val="22"/>
         </w:rPr>
         <w:t xml:space="preserve">Bayesian </w:t>
       </w:r>
@@ -1255,48 +1386,85 @@
           <w:rFonts w:ascii="Times New Roman" w:hAnsi="Times New Roman" w:cs="Times New Roman"/>
           <w:b/>
           <w:bCs/>
-        </w:rPr>
-        <w:t xml:space="preserve">Logistic Regression </w:t>
-      </w:r>
-      <w:r>
-        <w:rPr>
-          <w:rFonts w:ascii="Times New Roman" w:hAnsi="Times New Roman" w:cs="Times New Roman"/>
-          <w:b/>
-          <w:bCs/>
-        </w:rPr>
-        <w:t>Architecture and Implementation</w:t>
-      </w:r>
-    </w:p>
-    <w:p>
-      <w:pPr>
-        <w:spacing w:line="240" w:lineRule="auto"/>
-        <w:rPr>
-          <w:rFonts w:ascii="Times New Roman" w:hAnsi="Times New Roman" w:cs="Times New Roman"/>
-        </w:rPr>
-      </w:pPr>
-      <w:r>
-        <w:rPr>
-          <w:rFonts w:ascii="Times New Roman" w:hAnsi="Times New Roman" w:cs="Times New Roman"/>
-        </w:rPr>
-        <w:t>To complement the MLP with a probabilistic approach, a Bayesian Logistic Regression (BLR) model was implemented to identify high-risk flood zones based on the same structural building characteristics.</w:t>
-      </w:r>
-      <w:r>
-        <w:rPr>
-          <w:rFonts w:ascii="Times New Roman" w:hAnsi="Times New Roman" w:cs="Times New Roman"/>
-        </w:rPr>
-        <w:t xml:space="preserve"> </w:t>
-      </w:r>
-      <w:r>
-        <w:rPr>
-          <w:rFonts w:ascii="Times New Roman" w:hAnsi="Times New Roman" w:cs="Times New Roman"/>
-        </w:rPr>
-        <w:t>Unlike the MLP which produces point estimates, the BLR places probability distributions over model weights, enabling uncertainty quantification for each prediction. The model was implemented using the</w:t>
-      </w:r>
-      <w:r>
-        <w:rPr>
-          <w:rFonts w:ascii="Times New Roman" w:hAnsi="Times New Roman" w:cs="Times New Roman"/>
-        </w:rPr>
-        <w:t xml:space="preserve"> </w:t>
+          <w:szCs w:val="22"/>
+        </w:rPr>
+        <w:t>Logistic Regression Architecture and Implementation</w:t>
+      </w:r>
+    </w:p>
+    <w:p>
+      <w:pPr>
+        <w:spacing w:line="240" w:lineRule="auto"/>
+        <w:rPr>
+          <w:rFonts w:ascii="Times New Roman" w:hAnsi="Times New Roman" w:cs="Times New Roman"/>
+        </w:rPr>
+      </w:pPr>
+      <w:r>
+        <w:rPr>
+          <w:rFonts w:ascii="Times New Roman" w:hAnsi="Times New Roman" w:cs="Times New Roman"/>
+        </w:rPr>
+        <w:t xml:space="preserve">To complement the MLP with a probabilistic approach, </w:t>
+      </w:r>
+      <w:proofErr w:type="gramStart"/>
+      <w:r>
+        <w:rPr>
+          <w:rFonts w:ascii="Times New Roman" w:hAnsi="Times New Roman" w:cs="Times New Roman"/>
+        </w:rPr>
+        <w:t>a</w:t>
+      </w:r>
+      <w:r>
+        <w:rPr>
+          <w:rFonts w:ascii="Times New Roman" w:hAnsi="Times New Roman" w:cs="Times New Roman"/>
+        </w:rPr>
+        <w:t>n</w:t>
+      </w:r>
+      <w:proofErr w:type="gramEnd"/>
+      <w:r>
+        <w:rPr>
+          <w:rFonts w:ascii="Times New Roman" w:hAnsi="Times New Roman" w:cs="Times New Roman"/>
+        </w:rPr>
+        <w:t xml:space="preserve"> Bayesian Logistic Regression (BLR) model was implemented to identify high-risk flood zones based on the same structural building characteristics.</w:t>
+      </w:r>
+      <w:r>
+        <w:rPr>
+          <w:rFonts w:ascii="Times New Roman" w:hAnsi="Times New Roman" w:cs="Times New Roman"/>
+        </w:rPr>
+        <w:t xml:space="preserve"> Unlike the MLP which produce</w:t>
+      </w:r>
+      <w:r>
+        <w:rPr>
+          <w:rFonts w:ascii="Times New Roman" w:hAnsi="Times New Roman" w:cs="Times New Roman"/>
+        </w:rPr>
+        <w:t>d</w:t>
+      </w:r>
+      <w:r>
+        <w:rPr>
+          <w:rFonts w:ascii="Times New Roman" w:hAnsi="Times New Roman" w:cs="Times New Roman"/>
+        </w:rPr>
+        <w:t xml:space="preserve"> point estimates, the BLR place</w:t>
+      </w:r>
+      <w:r>
+        <w:rPr>
+          <w:rFonts w:ascii="Times New Roman" w:hAnsi="Times New Roman" w:cs="Times New Roman"/>
+        </w:rPr>
+        <w:t>d</w:t>
+      </w:r>
+      <w:r>
+        <w:rPr>
+          <w:rFonts w:ascii="Times New Roman" w:hAnsi="Times New Roman" w:cs="Times New Roman"/>
+        </w:rPr>
+        <w:t xml:space="preserve"> probability distribution over model weights, enabl</w:t>
+      </w:r>
+      <w:r>
+        <w:rPr>
+          <w:rFonts w:ascii="Times New Roman" w:hAnsi="Times New Roman" w:cs="Times New Roman"/>
+        </w:rPr>
+        <w:t>ed</w:t>
+      </w:r>
+      <w:r>
+        <w:rPr>
+          <w:rFonts w:ascii="Times New Roman" w:hAnsi="Times New Roman" w:cs="Times New Roman"/>
+        </w:rPr>
+        <w:t xml:space="preserve"> uncertainty quantification for each prediction. The model was implemented using the </w:t>
       </w:r>
       <w:proofErr w:type="spellStart"/>
       <w:r>
@@ -1310,51 +1478,39 @@
         <w:rPr>
           <w:rFonts w:ascii="Times New Roman" w:hAnsi="Times New Roman" w:cs="Times New Roman"/>
         </w:rPr>
-        <w:t xml:space="preserve"> </w:t>
-      </w:r>
-      <w:r>
-        <w:rPr>
-          <w:rFonts w:ascii="Times New Roman" w:hAnsi="Times New Roman" w:cs="Times New Roman"/>
-        </w:rPr>
-        <w:t xml:space="preserve">package in R, which </w:t>
-      </w:r>
-      <w:r>
-        <w:rPr>
-          <w:rFonts w:ascii="Times New Roman" w:hAnsi="Times New Roman" w:cs="Times New Roman"/>
-        </w:rPr>
-        <w:t>uses</w:t>
-      </w:r>
-      <w:r>
-        <w:rPr>
-          <w:rFonts w:ascii="Times New Roman" w:hAnsi="Times New Roman" w:cs="Times New Roman"/>
-        </w:rPr>
-        <w:t xml:space="preserve"> the No-U-Turn Sampler (NUTS), an adaptive extension of Hamiltonian Monte Carlo.</w:t>
-      </w:r>
-    </w:p>
-    <w:p>
-      <w:pPr>
-        <w:spacing w:line="240" w:lineRule="auto"/>
-        <w:rPr>
-          <w:rFonts w:ascii="Times New Roman" w:hAnsi="Times New Roman" w:cs="Times New Roman"/>
-        </w:rPr>
-      </w:pPr>
-      <w:r>
-        <w:rPr>
-          <w:rFonts w:ascii="Times New Roman" w:hAnsi="Times New Roman" w:cs="Times New Roman"/>
-        </w:rPr>
-        <w:t>The likelihood function assumes a Bernoulli distribution for the binary flood risk outcome</w:t>
-      </w:r>
-      <w:r>
-        <w:rPr>
-          <w:rFonts w:ascii="Times New Roman" w:hAnsi="Times New Roman" w:cs="Times New Roman"/>
-        </w:rPr>
-        <w:t xml:space="preserve"> </w:t>
-      </w:r>
-      <w:r>
-        <w:rPr>
-          <w:rFonts w:ascii="Times New Roman" w:hAnsi="Times New Roman" w:cs="Times New Roman"/>
-        </w:rPr>
-        <w:t>with the probability parameterized through the logistic sigmoid function:</w:t>
+        <w:t xml:space="preserve"> package in R, which uses the No-U-Turn Sampler (NUTS), an adaptive extension of Hamiltonian Monte Carlo.</w:t>
+      </w:r>
+    </w:p>
+    <w:p>
+      <w:pPr>
+        <w:spacing w:line="240" w:lineRule="auto"/>
+        <w:rPr>
+          <w:rFonts w:ascii="Times New Roman" w:hAnsi="Times New Roman" w:cs="Times New Roman"/>
+        </w:rPr>
+      </w:pPr>
+      <w:r>
+        <w:rPr>
+          <w:rFonts w:ascii="Times New Roman" w:hAnsi="Times New Roman" w:cs="Times New Roman"/>
+        </w:rPr>
+        <w:t>The likelihood function assume</w:t>
+      </w:r>
+      <w:r>
+        <w:rPr>
+          <w:rFonts w:ascii="Times New Roman" w:hAnsi="Times New Roman" w:cs="Times New Roman"/>
+        </w:rPr>
+        <w:t>d</w:t>
+      </w:r>
+      <w:r>
+        <w:rPr>
+          <w:rFonts w:ascii="Times New Roman" w:hAnsi="Times New Roman" w:cs="Times New Roman"/>
+        </w:rPr>
+        <w:t xml:space="preserve"> a Bernoulli distribution for the binary flood risk outcome</w:t>
+      </w:r>
+      <w:r>
+        <w:rPr>
+          <w:rFonts w:ascii="Times New Roman" w:hAnsi="Times New Roman" w:cs="Times New Roman"/>
+        </w:rPr>
+        <w:t xml:space="preserve"> with the probability parameterized through the logistic sigmoid function:</w:t>
       </w:r>
     </w:p>
     <w:p>
@@ -1429,13 +1585,7 @@
             <w:rPr>
               <w:rFonts w:ascii="Cambria Math" w:hAnsi="Cambria Math" w:cs="Times New Roman"/>
             </w:rPr>
-            <m:t xml:space="preserve"> ~ Bern(</m:t>
-          </m:r>
-          <m:r>
-            <w:rPr>
-              <w:rFonts w:ascii="Cambria Math" w:hAnsi="Cambria Math" w:cs="Times New Roman"/>
-            </w:rPr>
-            <m:t>θ=σ(</m:t>
+            <m:t xml:space="preserve"> ~ Bern(θ=σ(</m:t>
           </m:r>
           <m:sSup>
             <m:sSupPr>
@@ -1709,7 +1859,7 @@
         <w:rPr>
           <w:rFonts w:ascii="Times New Roman" w:hAnsi="Times New Roman" w:cs="Times New Roman"/>
         </w:rPr>
-        <w:t xml:space="preserve">Weakly informative priors were placed over all model weights to regularize the posterior while allowing the data to </w:t>
+        <w:t xml:space="preserve">Weak informative priors were placed over all model weights to regularize the posterior while allowing the data to </w:t>
       </w:r>
       <w:r>
         <w:rPr>
@@ -1721,7 +1871,19 @@
         <w:rPr>
           <w:rFonts w:ascii="Times New Roman" w:hAnsi="Times New Roman" w:cs="Times New Roman"/>
         </w:rPr>
-        <w:t>. Feature weights were assigned a Normal prior centered at zero with a standard deviation of 2.5, while the intercept was given a wider prior to allow the</w:t>
+        <w:t>. Feature</w:t>
+      </w:r>
+      <w:r>
+        <w:rPr>
+          <w:rFonts w:ascii="Times New Roman" w:hAnsi="Times New Roman" w:cs="Times New Roman"/>
+        </w:rPr>
+        <w:t>s’</w:t>
+      </w:r>
+      <w:r>
+        <w:rPr>
+          <w:rFonts w:ascii="Times New Roman" w:hAnsi="Times New Roman" w:cs="Times New Roman"/>
+        </w:rPr>
+        <w:t xml:space="preserve"> weights were assigned a Normal prior centered at zero with a standard deviation of 2.5, while the intercept was given a wider prior to allow the</w:t>
       </w:r>
       <w:r>
         <w:rPr>
@@ -1808,13 +1970,7 @@
             <w:rPr>
               <w:rFonts w:ascii="Cambria Math" w:hAnsi="Cambria Math"/>
             </w:rPr>
-            <m:t>) for j=1, ...</m:t>
-          </m:r>
-          <m:r>
-            <w:rPr>
-              <w:rFonts w:ascii="Cambria Math" w:hAnsi="Cambria Math"/>
-            </w:rPr>
-            <m:t>, 15</m:t>
+            <m:t>) for j=1, ..., 15</m:t>
           </m:r>
         </m:oMath>
       </m:oMathPara>
@@ -1919,7 +2075,31 @@
         <w:rPr>
           <w:rFonts w:ascii="Times New Roman" w:hAnsi="Times New Roman" w:cs="Times New Roman"/>
         </w:rPr>
-        <w:t>The posterior distribution over all 16 weights was computed via Bayes' theorem:</w:t>
+        <w:t>The posterior distribution over all 16 weights w</w:t>
+      </w:r>
+      <w:r>
+        <w:rPr>
+          <w:rFonts w:ascii="Times New Roman" w:hAnsi="Times New Roman" w:cs="Times New Roman"/>
+        </w:rPr>
+        <w:t>ere</w:t>
+      </w:r>
+      <w:r>
+        <w:rPr>
+          <w:rFonts w:ascii="Times New Roman" w:hAnsi="Times New Roman" w:cs="Times New Roman"/>
+        </w:rPr>
+        <w:t xml:space="preserve"> computed </w:t>
+      </w:r>
+      <w:r>
+        <w:rPr>
+          <w:rFonts w:ascii="Times New Roman" w:hAnsi="Times New Roman" w:cs="Times New Roman"/>
+        </w:rPr>
+        <w:t>by</w:t>
+      </w:r>
+      <w:r>
+        <w:rPr>
+          <w:rFonts w:ascii="Times New Roman" w:hAnsi="Times New Roman" w:cs="Times New Roman"/>
+        </w:rPr>
+        <w:t xml:space="preserve"> Bayes' theorem:</w:t>
       </w:r>
     </w:p>
     <w:p>
@@ -1939,6 +2119,7 @@
             <w:rPr>
               <w:rFonts w:ascii="Cambria Math" w:hAnsi="Cambria Math"/>
             </w:rPr>
+            <w:lastRenderedPageBreak/>
             <m:t>p</m:t>
           </m:r>
           <m:d>
@@ -2055,20 +2236,25 @@
         <w:rPr>
           <w:rFonts w:ascii="Times New Roman" w:hAnsi="Times New Roman" w:cs="Times New Roman"/>
         </w:rPr>
-        <w:lastRenderedPageBreak/>
-        <w:t>Posterior inference was conducted using 4 independent MCMC chains, each running 1000 iterations with 500 warmup iterations discarded, yielding 2000 posterior draws. Predictions were obtained by averaging the posterior predictive probabilities across all 2000 draws</w:t>
-      </w:r>
-      <w:r>
-        <w:rPr>
-          <w:rFonts w:ascii="Times New Roman" w:hAnsi="Times New Roman" w:cs="Times New Roman"/>
-        </w:rPr>
-        <w:t xml:space="preserve">, </w:t>
-      </w:r>
-      <w:r>
-        <w:rPr>
-          <w:rFonts w:ascii="Times New Roman" w:hAnsi="Times New Roman" w:cs="Times New Roman"/>
-        </w:rPr>
-        <w:t>with observations classified as high risk when the mean predicted probability exceeded 0.5.</w:t>
+        <w:t>Posterior inference was conducted using 4 independent MCMC chains, each running 1000 iterations with 500 warmup iterations discarded, yielding 2000 posterior draws. Predictions w</w:t>
+      </w:r>
+      <w:r>
+        <w:rPr>
+          <w:rFonts w:ascii="Times New Roman" w:hAnsi="Times New Roman" w:cs="Times New Roman"/>
+        </w:rPr>
+        <w:t>as</w:t>
+      </w:r>
+      <w:r>
+        <w:rPr>
+          <w:rFonts w:ascii="Times New Roman" w:hAnsi="Times New Roman" w:cs="Times New Roman"/>
+        </w:rPr>
+        <w:t xml:space="preserve"> obtained by averaging the posterior predictive probabilities across all 2000 draws</w:t>
+      </w:r>
+      <w:r>
+        <w:rPr>
+          <w:rFonts w:ascii="Times New Roman" w:hAnsi="Times New Roman" w:cs="Times New Roman"/>
+        </w:rPr>
+        <w:t>, with observations classified as high risk when the mean predicted probability exceeded 0.5.</w:t>
       </w:r>
     </w:p>
     <w:p>
@@ -2287,7 +2473,7 @@
       </w:pPr>
       <w:r>
         <w:rPr>
-          <w:rStyle w:val="Strong"/>
+          <w:rStyle w:val="af"/>
           <w:rFonts w:eastAsiaTheme="majorEastAsia"/>
           <w:sz w:val="22"/>
           <w:szCs w:val="22"/>
@@ -2308,72 +2494,142 @@
           <w:sz w:val="22"/>
           <w:szCs w:val="22"/>
         </w:rPr>
-        <w:t>The Bayesian Logistic Regression model demonstrated strong predictive capabilities on the unseen test set. The model achieved an overall Accuracy of 92.52%, reflecting a high reliability in classifying building vulnerability across the Massachusetts region.</w:t>
-      </w:r>
-    </w:p>
-    <w:p>
-      <w:pPr>
-        <w:pStyle w:val="font-claude-response-body"/>
+        <w:t>The Bayesian Logistic Regression model demonstrate</w:t>
+      </w:r>
+      <w:r>
         <w:rPr>
           <w:sz w:val="22"/>
           <w:szCs w:val="22"/>
         </w:rPr>
-      </w:pPr>
+        <w:t>s</w:t>
+      </w:r>
       <w:r>
         <w:rPr>
           <w:sz w:val="22"/>
           <w:szCs w:val="22"/>
         </w:rPr>
-        <w:t>Further evaluation using the Confusion Matrix reveals a favorable balance between</w:t>
+        <w:t xml:space="preserve"> strong predictive capabilities on the unseen test set. The model achieve</w:t>
       </w:r>
       <w:r>
         <w:rPr>
           <w:sz w:val="22"/>
           <w:szCs w:val="22"/>
         </w:rPr>
-        <w:t xml:space="preserve"> recall</w:t>
+        <w:t>s</w:t>
       </w:r>
       <w:r>
         <w:rPr>
           <w:sz w:val="22"/>
           <w:szCs w:val="22"/>
         </w:rPr>
-        <w:t xml:space="preserve"> and precision. The model achieved a Precision of 0.8890 and a Recall of 0.7675, culminating in an F1-Score of 0.8238. While the Recall is lower than that of the MLP, the Precision of 0.8890 indicates that when the model predicts a structure as high risk, it is correct nearly 89% </w:t>
-      </w:r>
-      <w:r>
+        <w:t xml:space="preserve"> an overall Accuracy of 92.52%, reflecting a high reliability in classifying building vulnerability across the Massachusetts region.</w:t>
+      </w:r>
+    </w:p>
+    <w:p>
+      <w:pPr>
+        <w:pStyle w:val="font-claude-response-body"/>
         <w:rPr>
           <w:sz w:val="22"/>
           <w:szCs w:val="22"/>
         </w:rPr>
-        <w:lastRenderedPageBreak/>
-        <w:t>of the time. In the context of municipal flood risk planning, this ensures that resources directed toward flagged structures are well</w:t>
-      </w:r>
+      </w:pPr>
       <w:r>
         <w:rPr>
           <w:sz w:val="22"/>
           <w:szCs w:val="22"/>
         </w:rPr>
-        <w:t xml:space="preserve"> </w:t>
+        <w:t xml:space="preserve">Further evaluation </w:t>
       </w:r>
       <w:r>
         <w:rPr>
           <w:sz w:val="22"/>
           <w:szCs w:val="22"/>
         </w:rPr>
-        <w:t xml:space="preserve">targeted and not </w:t>
+        <w:t xml:space="preserve">by </w:t>
       </w:r>
       <w:r>
         <w:rPr>
           <w:sz w:val="22"/>
           <w:szCs w:val="22"/>
         </w:rPr>
-        <w:t>distracted</w:t>
+        <w:t xml:space="preserve">using the Confusion Matrix </w:t>
       </w:r>
       <w:r>
         <w:rPr>
           <w:sz w:val="22"/>
           <w:szCs w:val="22"/>
         </w:rPr>
+        <w:t xml:space="preserve">has </w:t>
+      </w:r>
+      <w:r>
+        <w:rPr>
+          <w:sz w:val="22"/>
+          <w:szCs w:val="22"/>
+        </w:rPr>
+        <w:t>reveals a favorable balance between</w:t>
+      </w:r>
+      <w:r>
+        <w:rPr>
+          <w:sz w:val="22"/>
+          <w:szCs w:val="22"/>
+        </w:rPr>
+        <w:t xml:space="preserve"> recall</w:t>
+      </w:r>
+      <w:r>
+        <w:rPr>
+          <w:sz w:val="22"/>
+          <w:szCs w:val="22"/>
+        </w:rPr>
+        <w:t xml:space="preserve"> and precision. The model achieved a Precision of 0.8890 and Recall of 0.7675, culminating in an F1-Score of 0.8238. While the Recall is lower than that of the MLP, the </w:t>
+      </w:r>
+      <w:r>
+        <w:rPr>
+          <w:sz w:val="22"/>
+          <w:szCs w:val="22"/>
+        </w:rPr>
+        <w:lastRenderedPageBreak/>
+        <w:t>Precision of 0.8890 indicates that when the model predicts a structure as high risk, it is correct nearly 89% of the time. In the context of municipal flood risk planning, this ensure</w:t>
+      </w:r>
+      <w:r>
+        <w:rPr>
+          <w:sz w:val="22"/>
+          <w:szCs w:val="22"/>
+        </w:rPr>
+        <w:t>d</w:t>
+      </w:r>
+      <w:r>
+        <w:rPr>
+          <w:sz w:val="22"/>
+          <w:szCs w:val="22"/>
+        </w:rPr>
+        <w:t xml:space="preserve"> that resources directed toward flagged structures are well</w:t>
+      </w:r>
+      <w:r>
+        <w:rPr>
+          <w:sz w:val="22"/>
+          <w:szCs w:val="22"/>
+        </w:rPr>
+        <w:t xml:space="preserve"> </w:t>
+      </w:r>
+      <w:r>
+        <w:rPr>
+          <w:sz w:val="22"/>
+          <w:szCs w:val="22"/>
+        </w:rPr>
+        <w:t xml:space="preserve">target and not </w:t>
+      </w:r>
+      <w:r>
+        <w:rPr>
+          <w:sz w:val="22"/>
+          <w:szCs w:val="22"/>
+        </w:rPr>
+        <w:t>distracted</w:t>
+      </w:r>
+      <w:r>
+        <w:rPr>
+          <w:sz w:val="22"/>
+          <w:szCs w:val="22"/>
+        </w:rPr>
         <w:t xml:space="preserve"> by excessive false positives.</w:t>
       </w:r>
     </w:p>
@@ -2428,61 +2684,43 @@
         <w:rPr>
           <w:rFonts w:ascii="Times New Roman" w:hAnsi="Times New Roman" w:cs="Times New Roman"/>
         </w:rPr>
+        <w:t xml:space="preserve"> This is very intuitive since</w:t>
+      </w:r>
+      <w:r>
+        <w:rPr>
+          <w:rFonts w:ascii="Times New Roman" w:hAnsi="Times New Roman" w:cs="Times New Roman"/>
+        </w:rPr>
+        <w:t xml:space="preserve"> they are the main structures located in coastal and riverine flood zones</w:t>
+      </w:r>
+      <w:r>
+        <w:rPr>
+          <w:rFonts w:ascii="Times New Roman" w:hAnsi="Times New Roman" w:cs="Times New Roman"/>
+        </w:rPr>
+        <w:t>.</w:t>
+      </w:r>
+      <w:r>
+        <w:rPr>
+          <w:rFonts w:ascii="Times New Roman" w:hAnsi="Times New Roman" w:cs="Times New Roman"/>
+        </w:rPr>
         <w:t xml:space="preserve"> </w:t>
       </w:r>
       <w:r>
         <w:rPr>
           <w:rFonts w:ascii="Times New Roman" w:hAnsi="Times New Roman" w:cs="Times New Roman"/>
         </w:rPr>
-        <w:t xml:space="preserve">This is </w:t>
-      </w:r>
-      <w:r>
-        <w:rPr>
-          <w:rFonts w:ascii="Times New Roman" w:hAnsi="Times New Roman" w:cs="Times New Roman"/>
-        </w:rPr>
-        <w:t>very</w:t>
-      </w:r>
-      <w:r>
-        <w:rPr>
-          <w:rFonts w:ascii="Times New Roman" w:hAnsi="Times New Roman" w:cs="Times New Roman"/>
-        </w:rPr>
-        <w:t xml:space="preserve"> intuitive</w:t>
-      </w:r>
-      <w:r>
-        <w:rPr>
-          <w:rFonts w:ascii="Times New Roman" w:hAnsi="Times New Roman" w:cs="Times New Roman"/>
-        </w:rPr>
-        <w:t xml:space="preserve"> since</w:t>
-      </w:r>
-      <w:r>
-        <w:rPr>
-          <w:rFonts w:ascii="Times New Roman" w:hAnsi="Times New Roman" w:cs="Times New Roman"/>
-        </w:rPr>
-        <w:t xml:space="preserve"> they are the main </w:t>
-      </w:r>
-      <w:r>
-        <w:rPr>
-          <w:rFonts w:ascii="Times New Roman" w:hAnsi="Times New Roman" w:cs="Times New Roman"/>
-        </w:rPr>
-        <w:t>structures located in coastal and riverine flood zones</w:t>
-      </w:r>
-      <w:r>
-        <w:rPr>
-          <w:rFonts w:ascii="Times New Roman" w:hAnsi="Times New Roman" w:cs="Times New Roman"/>
-        </w:rPr>
-        <w:t>.</w:t>
-      </w:r>
-      <w:r>
-        <w:rPr>
-          <w:rFonts w:ascii="Times New Roman" w:hAnsi="Times New Roman" w:cs="Times New Roman"/>
-        </w:rPr>
-        <w:t xml:space="preserve"> </w:t>
-      </w:r>
-      <w:r>
-        <w:rPr>
-          <w:rFonts w:ascii="Times New Roman" w:hAnsi="Times New Roman" w:cs="Times New Roman"/>
-        </w:rPr>
-        <w:t>Ground elevation (</w:t>
+        <w:t>Ground elevation</w:t>
+      </w:r>
+      <w:r>
+        <w:rPr>
+          <w:rFonts w:ascii="Times New Roman" w:hAnsi="Times New Roman" w:cs="Times New Roman"/>
+        </w:rPr>
+        <w:t>s</w:t>
+      </w:r>
+      <w:r>
+        <w:rPr>
+          <w:rFonts w:ascii="Times New Roman" w:hAnsi="Times New Roman" w:cs="Times New Roman"/>
+        </w:rPr>
+        <w:t xml:space="preserve"> (</w:t>
       </w:r>
       <w:proofErr w:type="spellStart"/>
       <w:r>
@@ -2496,7 +2734,19 @@
         <w:rPr>
           <w:rFonts w:ascii="Times New Roman" w:hAnsi="Times New Roman" w:cs="Times New Roman"/>
         </w:rPr>
-        <w:t>) exhibits the strongest negative coefficient across all features, confirming that higher elevation is the most robust protective factor against flood risk designation.</w:t>
+        <w:t>) exhibits the strongest negative coefficient across all features, confirm</w:t>
+      </w:r>
+      <w:r>
+        <w:rPr>
+          <w:rFonts w:ascii="Times New Roman" w:hAnsi="Times New Roman" w:cs="Times New Roman"/>
+        </w:rPr>
+        <w:t>ed</w:t>
+      </w:r>
+      <w:r>
+        <w:rPr>
+          <w:rFonts w:ascii="Times New Roman" w:hAnsi="Times New Roman" w:cs="Times New Roman"/>
+        </w:rPr>
+        <w:t xml:space="preserve"> that higher elevation is the most robust protective factor against flood risk designation.</w:t>
       </w:r>
     </w:p>
     <w:p>
@@ -2614,21 +2864,39 @@
         <w:rPr>
           <w:rFonts w:ascii="Times New Roman" w:hAnsi="Times New Roman" w:cs="Times New Roman"/>
         </w:rPr>
-        <w:t>While the custom MLP achieved high predictive accuracy, a primary drawback of this approach is its "</w:t>
+        <w:t xml:space="preserve">While the custom MLP achieved high predictive </w:t>
       </w:r>
       <w:proofErr w:type="gramStart"/>
       <w:r>
         <w:rPr>
           <w:rFonts w:ascii="Times New Roman" w:hAnsi="Times New Roman" w:cs="Times New Roman"/>
         </w:rPr>
-        <w:t>black-box</w:t>
+        <w:t>accuracy</w:t>
+      </w:r>
+      <w:r>
+        <w:rPr>
+          <w:rFonts w:ascii="Times New Roman" w:hAnsi="Times New Roman" w:cs="Times New Roman"/>
+        </w:rPr>
+        <w:t>(</w:t>
       </w:r>
       <w:proofErr w:type="gramEnd"/>
       <w:r>
         <w:rPr>
           <w:rFonts w:ascii="Times New Roman" w:hAnsi="Times New Roman" w:cs="Times New Roman"/>
         </w:rPr>
-        <w:t xml:space="preserve">" nature. </w:t>
+        <w:t>93.97%)</w:t>
+      </w:r>
+      <w:r>
+        <w:rPr>
+          <w:rFonts w:ascii="Times New Roman" w:hAnsi="Times New Roman" w:cs="Times New Roman" w:hint="eastAsia"/>
+        </w:rPr>
+        <w:t>,</w:t>
+      </w:r>
+      <w:r>
+        <w:rPr>
+          <w:rFonts w:ascii="Times New Roman" w:hAnsi="Times New Roman" w:cs="Times New Roman"/>
+        </w:rPr>
+        <w:t xml:space="preserve"> a primary drawback of this approach is its "black-box" nature. </w:t>
       </w:r>
       <w:r>
         <w:rPr>
@@ -2778,7 +3046,19 @@
         <w:rPr>
           <w:rFonts w:ascii="Times New Roman" w:hAnsi="Times New Roman" w:cs="Times New Roman"/>
         </w:rPr>
-        <w:t>The Bayesian Logistic Regression achieved 92.52% accuracy while providing interpretable posterior coefficient estimates</w:t>
+        <w:t>The Bayesian Logistic Regression achieved 92.52% accuracy while provid</w:t>
+      </w:r>
+      <w:r>
+        <w:rPr>
+          <w:rFonts w:ascii="Times New Roman" w:hAnsi="Times New Roman" w:cs="Times New Roman"/>
+        </w:rPr>
+        <w:t>e</w:t>
+      </w:r>
+      <w:r>
+        <w:rPr>
+          <w:rFonts w:ascii="Times New Roman" w:hAnsi="Times New Roman" w:cs="Times New Roman"/>
+        </w:rPr>
+        <w:t xml:space="preserve"> interpretable posterior coefficient estimates</w:t>
       </w:r>
       <w:r>
         <w:rPr>
@@ -2802,37 +3082,14 @@
         <w:rPr>
           <w:rFonts w:ascii="Times New Roman" w:hAnsi="Times New Roman" w:cs="Times New Roman"/>
         </w:rPr>
-        <w:t xml:space="preserve">the model </w:t>
-      </w:r>
-      <w:r>
-        <w:rPr>
-          <w:rFonts w:ascii="Times New Roman" w:hAnsi="Times New Roman" w:cs="Times New Roman"/>
-        </w:rPr>
-        <w:t>limits its ability to capture complex non-linear interactions,</w:t>
-      </w:r>
-      <w:r>
-        <w:rPr>
-          <w:rFonts w:ascii="Times New Roman" w:hAnsi="Times New Roman" w:cs="Times New Roman"/>
-        </w:rPr>
-        <w:t xml:space="preserve"> which </w:t>
-      </w:r>
-      <w:r>
-        <w:rPr>
-          <w:rFonts w:ascii="Times New Roman" w:hAnsi="Times New Roman" w:cs="Times New Roman"/>
-        </w:rPr>
-        <w:t xml:space="preserve">lower </w:t>
-      </w:r>
-      <w:r>
-        <w:rPr>
-          <w:rFonts w:ascii="Times New Roman" w:hAnsi="Times New Roman" w:cs="Times New Roman"/>
-        </w:rPr>
-        <w:t>R</w:t>
-      </w:r>
-      <w:r>
-        <w:rPr>
-          <w:rFonts w:ascii="Times New Roman" w:hAnsi="Times New Roman" w:cs="Times New Roman"/>
-        </w:rPr>
-        <w:t>ecall of 0.7675 compared to the MLP.</w:t>
+        <w:t xml:space="preserve">the model limits its ability to capture complex non-linear interactions, which lower Recall of 0.7675 </w:t>
+      </w:r>
+      <w:r>
+        <w:rPr>
+          <w:rFonts w:ascii="Times New Roman" w:hAnsi="Times New Roman" w:cs="Times New Roman"/>
+        </w:rPr>
+        <w:lastRenderedPageBreak/>
+        <w:t>compared to the MLP.</w:t>
       </w:r>
     </w:p>
     <w:p>
@@ -2850,7 +3107,6 @@
           <w:b/>
           <w:bCs/>
         </w:rPr>
-        <w:lastRenderedPageBreak/>
         <w:t>Future work</w:t>
       </w:r>
     </w:p>
@@ -2871,7 +3127,19 @@
         <w:rPr>
           <w:rFonts w:ascii="Times New Roman" w:hAnsi="Times New Roman" w:cs="Times New Roman"/>
         </w:rPr>
-        <w:t>the implementation of a Bayesian Neural Network (BNN)</w:t>
+        <w:t>the implementation of a Bayesian Neural Network (BNN) would address the primary limitations of both models by combining the predictive capacity of deep neural networks with uncertainty quantification</w:t>
+      </w:r>
+      <w:r>
+        <w:rPr>
+          <w:rFonts w:ascii="Times New Roman" w:hAnsi="Times New Roman" w:cs="Times New Roman"/>
+        </w:rPr>
+        <w:t xml:space="preserve">. A BNN could potentially achieve higher recall on high-risk structures without sacrificing the </w:t>
+      </w:r>
+      <w:r>
+        <w:rPr>
+          <w:rFonts w:ascii="Times New Roman" w:hAnsi="Times New Roman" w:cs="Times New Roman"/>
+        </w:rPr>
+        <w:t>uncertainty estimation</w:t>
       </w:r>
       <w:r>
         <w:rPr>
@@ -2883,48 +3151,6 @@
         <w:rPr>
           <w:rFonts w:ascii="Times New Roman" w:hAnsi="Times New Roman" w:cs="Times New Roman"/>
         </w:rPr>
-        <w:t>would address the primary limitations of both models by combining the predictive capacity of deep neural networks with uncertainty quantification</w:t>
-      </w:r>
-      <w:r>
-        <w:rPr>
-          <w:rFonts w:ascii="Times New Roman" w:hAnsi="Times New Roman" w:cs="Times New Roman"/>
-        </w:rPr>
-        <w:t xml:space="preserve">. </w:t>
-      </w:r>
-      <w:r>
-        <w:rPr>
-          <w:rFonts w:ascii="Times New Roman" w:hAnsi="Times New Roman" w:cs="Times New Roman"/>
-        </w:rPr>
-        <w:t>A BNN could potentially achieve higher recall on high</w:t>
-      </w:r>
-      <w:r>
-        <w:rPr>
-          <w:rFonts w:ascii="Times New Roman" w:hAnsi="Times New Roman" w:cs="Times New Roman"/>
-        </w:rPr>
-        <w:t>-</w:t>
-      </w:r>
-      <w:r>
-        <w:rPr>
-          <w:rFonts w:ascii="Times New Roman" w:hAnsi="Times New Roman" w:cs="Times New Roman"/>
-        </w:rPr>
-        <w:t xml:space="preserve">risk structures without sacrificing the </w:t>
-      </w:r>
-      <w:r>
-        <w:rPr>
-          <w:rFonts w:ascii="Times New Roman" w:hAnsi="Times New Roman" w:cs="Times New Roman"/>
-        </w:rPr>
-        <w:t>uncertainty estimation</w:t>
-      </w:r>
-      <w:r>
-        <w:rPr>
-          <w:rFonts w:ascii="Times New Roman" w:hAnsi="Times New Roman" w:cs="Times New Roman"/>
-        </w:rPr>
-        <w:t xml:space="preserve"> </w:t>
-      </w:r>
-      <w:r>
-        <w:rPr>
-          <w:rFonts w:ascii="Times New Roman" w:hAnsi="Times New Roman" w:cs="Times New Roman"/>
-        </w:rPr>
         <w:t>of</w:t>
       </w:r>
       <w:r>
@@ -2937,13 +3163,7 @@
         <w:rPr>
           <w:rFonts w:ascii="Times New Roman" w:hAnsi="Times New Roman" w:cs="Times New Roman"/>
         </w:rPr>
-        <w:t xml:space="preserve"> </w:t>
-      </w:r>
-      <w:r>
-        <w:rPr>
-          <w:rFonts w:ascii="Times New Roman" w:hAnsi="Times New Roman" w:cs="Times New Roman"/>
-        </w:rPr>
-        <w:t>Incorporating spatial features such as coastlines and elevation relative to base flood elevation would also likely improve predictive performance across both approaches.</w:t>
+        <w:t xml:space="preserve"> Incorporating spatial features such as coastlines and elevation relative to base flood elevation would also likely improve predictive performance across both approaches.</w:t>
       </w:r>
     </w:p>
     <w:p>
@@ -3811,6 +4031,7 @@
           <w:sz w:val="16"/>
           <w:szCs w:val="16"/>
         </w:rPr>
+        <w:lastRenderedPageBreak/>
         <w:t xml:space="preserve">    return sigmoid(h.dot(W2) + b2)</w:t>
       </w:r>
     </w:p>
@@ -4982,6 +5203,7 @@
           <w:sz w:val="16"/>
           <w:szCs w:val="16"/>
         </w:rPr>
+        <w:lastRenderedPageBreak/>
         <w:t xml:space="preserve">            </w:t>
       </w:r>
       <w:proofErr w:type="gramStart"/>
@@ -5029,7 +5251,6 @@
           <w:rFonts w:ascii="Times New Roman" w:hAnsi="Times New Roman" w:cs="Times New Roman"/>
           <w:sz w:val="24"/>
         </w:rPr>
-        <w:lastRenderedPageBreak/>
         <w:t>--------------------------------------------------------------------</w:t>
       </w:r>
     </w:p>
@@ -5046,486 +5267,11 @@
       <w:pPr>
         <w:spacing w:line="240" w:lineRule="auto"/>
         <w:rPr>
-          <w:rFonts w:ascii="Times New Roman" w:hAnsi="Times New Roman" w:cs="Times New Roman"/>
-          <w:szCs w:val="22"/>
-        </w:rPr>
-      </w:pPr>
-      <w:r>
-        <w:rPr>
-          <w:rFonts w:ascii="Times New Roman" w:hAnsi="Times New Roman" w:cs="Times New Roman"/>
-          <w:szCs w:val="22"/>
-        </w:rPr>
-        <w:t>BLR</w:t>
-      </w:r>
-      <w:r>
-        <w:rPr>
-          <w:rFonts w:ascii="Times New Roman" w:hAnsi="Times New Roman" w:cs="Times New Roman"/>
-          <w:szCs w:val="22"/>
-        </w:rPr>
-        <w:t xml:space="preserve"> In R:</w:t>
-      </w:r>
-    </w:p>
-    <w:p>
-      <w:pPr>
-        <w:spacing w:line="240" w:lineRule="auto"/>
-        <w:rPr>
-          <w:rFonts w:ascii="Consolas" w:hAnsi="Consolas" w:cs="Consolas"/>
-          <w:color w:val="275317" w:themeColor="accent6" w:themeShade="80"/>
-          <w:sz w:val="16"/>
-          <w:szCs w:val="16"/>
-        </w:rPr>
-      </w:pPr>
-      <w:proofErr w:type="spellStart"/>
-      <w:r>
-        <w:rPr>
-          <w:rFonts w:ascii="Consolas" w:hAnsi="Consolas" w:cs="Consolas"/>
-          <w:color w:val="275317" w:themeColor="accent6" w:themeShade="80"/>
-          <w:sz w:val="16"/>
-          <w:szCs w:val="16"/>
-        </w:rPr>
-        <w:t>blr_model</w:t>
-      </w:r>
-      <w:proofErr w:type="spellEnd"/>
-      <w:r>
-        <w:rPr>
-          <w:rFonts w:ascii="Consolas" w:hAnsi="Consolas" w:cs="Consolas"/>
-          <w:color w:val="275317" w:themeColor="accent6" w:themeShade="80"/>
-          <w:sz w:val="16"/>
-          <w:szCs w:val="16"/>
-        </w:rPr>
-        <w:t xml:space="preserve"> &lt;- </w:t>
-      </w:r>
-      <w:proofErr w:type="spellStart"/>
-      <w:r>
-        <w:rPr>
-          <w:rFonts w:ascii="Consolas" w:hAnsi="Consolas" w:cs="Consolas"/>
-          <w:color w:val="275317" w:themeColor="accent6" w:themeShade="80"/>
-          <w:sz w:val="16"/>
-          <w:szCs w:val="16"/>
-        </w:rPr>
-        <w:t>stan_</w:t>
-      </w:r>
-      <w:proofErr w:type="gramStart"/>
-      <w:r>
-        <w:rPr>
-          <w:rFonts w:ascii="Consolas" w:hAnsi="Consolas" w:cs="Consolas"/>
-          <w:color w:val="275317" w:themeColor="accent6" w:themeShade="80"/>
-          <w:sz w:val="16"/>
-          <w:szCs w:val="16"/>
-        </w:rPr>
-        <w:t>glm</w:t>
-      </w:r>
-      <w:proofErr w:type="spellEnd"/>
-      <w:r>
-        <w:rPr>
-          <w:rFonts w:ascii="Consolas" w:hAnsi="Consolas" w:cs="Consolas"/>
-          <w:color w:val="275317" w:themeColor="accent6" w:themeShade="80"/>
-          <w:sz w:val="16"/>
-          <w:szCs w:val="16"/>
-        </w:rPr>
-        <w:t>(</w:t>
-      </w:r>
-      <w:proofErr w:type="gramEnd"/>
-    </w:p>
-    <w:p>
-      <w:pPr>
-        <w:spacing w:line="240" w:lineRule="auto"/>
-        <w:rPr>
-          <w:rFonts w:ascii="Consolas" w:hAnsi="Consolas" w:cs="Consolas"/>
-          <w:color w:val="275317" w:themeColor="accent6" w:themeShade="80"/>
-          <w:sz w:val="16"/>
-          <w:szCs w:val="16"/>
-        </w:rPr>
-      </w:pPr>
-      <w:r>
-        <w:rPr>
-          <w:rFonts w:ascii="Consolas" w:hAnsi="Consolas" w:cs="Consolas"/>
-          <w:color w:val="275317" w:themeColor="accent6" w:themeShade="80"/>
-          <w:sz w:val="16"/>
-          <w:szCs w:val="16"/>
-        </w:rPr>
-        <w:t xml:space="preserve">  </w:t>
-      </w:r>
-      <w:proofErr w:type="spellStart"/>
-      <w:r>
-        <w:rPr>
-          <w:rFonts w:ascii="Consolas" w:hAnsi="Consolas" w:cs="Consolas"/>
-          <w:color w:val="275317" w:themeColor="accent6" w:themeShade="80"/>
-          <w:sz w:val="16"/>
-          <w:szCs w:val="16"/>
-        </w:rPr>
-        <w:t>target_label</w:t>
-      </w:r>
-      <w:proofErr w:type="spellEnd"/>
-      <w:r>
-        <w:rPr>
-          <w:rFonts w:ascii="Consolas" w:hAnsi="Consolas" w:cs="Consolas"/>
-          <w:color w:val="275317" w:themeColor="accent6" w:themeShade="80"/>
-          <w:sz w:val="16"/>
-          <w:szCs w:val="16"/>
-        </w:rPr>
-        <w:t xml:space="preserve"> </w:t>
-      </w:r>
-      <w:proofErr w:type="gramStart"/>
-      <w:r>
-        <w:rPr>
-          <w:rFonts w:ascii="Consolas" w:hAnsi="Consolas" w:cs="Consolas"/>
-          <w:color w:val="275317" w:themeColor="accent6" w:themeShade="80"/>
-          <w:sz w:val="16"/>
-          <w:szCs w:val="16"/>
-        </w:rPr>
-        <w:t>~ .</w:t>
-      </w:r>
-      <w:proofErr w:type="gramEnd"/>
-      <w:r>
-        <w:rPr>
-          <w:rFonts w:ascii="Consolas" w:hAnsi="Consolas" w:cs="Consolas"/>
-          <w:color w:val="275317" w:themeColor="accent6" w:themeShade="80"/>
-          <w:sz w:val="16"/>
-          <w:szCs w:val="16"/>
-        </w:rPr>
-        <w:t xml:space="preserve">,          </w:t>
-      </w:r>
-    </w:p>
-    <w:p>
-      <w:pPr>
-        <w:spacing w:line="240" w:lineRule="auto"/>
-        <w:rPr>
-          <w:rFonts w:ascii="Consolas" w:hAnsi="Consolas" w:cs="Consolas"/>
-          <w:color w:val="275317" w:themeColor="accent6" w:themeShade="80"/>
-          <w:sz w:val="16"/>
-          <w:szCs w:val="16"/>
-        </w:rPr>
-      </w:pPr>
-      <w:r>
-        <w:rPr>
-          <w:rFonts w:ascii="Consolas" w:hAnsi="Consolas" w:cs="Consolas"/>
-          <w:color w:val="275317" w:themeColor="accent6" w:themeShade="80"/>
-          <w:sz w:val="16"/>
-          <w:szCs w:val="16"/>
-        </w:rPr>
-        <w:t xml:space="preserve">  data = </w:t>
-      </w:r>
-      <w:proofErr w:type="spellStart"/>
-      <w:r>
-        <w:rPr>
-          <w:rFonts w:ascii="Consolas" w:hAnsi="Consolas" w:cs="Consolas"/>
-          <w:color w:val="275317" w:themeColor="accent6" w:themeShade="80"/>
-          <w:sz w:val="16"/>
-          <w:szCs w:val="16"/>
-        </w:rPr>
-        <w:t>train_df</w:t>
-      </w:r>
-      <w:proofErr w:type="spellEnd"/>
-      <w:r>
-        <w:rPr>
-          <w:rFonts w:ascii="Consolas" w:hAnsi="Consolas" w:cs="Consolas"/>
-          <w:color w:val="275317" w:themeColor="accent6" w:themeShade="80"/>
-          <w:sz w:val="16"/>
-          <w:szCs w:val="16"/>
-        </w:rPr>
-        <w:t>,</w:t>
-      </w:r>
-    </w:p>
-    <w:p>
-      <w:pPr>
-        <w:spacing w:line="240" w:lineRule="auto"/>
-        <w:rPr>
-          <w:rFonts w:ascii="Consolas" w:hAnsi="Consolas" w:cs="Consolas"/>
-          <w:color w:val="275317" w:themeColor="accent6" w:themeShade="80"/>
-          <w:sz w:val="16"/>
-          <w:szCs w:val="16"/>
-        </w:rPr>
-      </w:pPr>
-      <w:r>
-        <w:rPr>
-          <w:rFonts w:ascii="Consolas" w:hAnsi="Consolas" w:cs="Consolas"/>
-          <w:color w:val="275317" w:themeColor="accent6" w:themeShade="80"/>
-          <w:sz w:val="16"/>
-          <w:szCs w:val="16"/>
-        </w:rPr>
-        <w:t xml:space="preserve">  family = </w:t>
-      </w:r>
-      <w:proofErr w:type="gramStart"/>
-      <w:r>
-        <w:rPr>
-          <w:rFonts w:ascii="Consolas" w:hAnsi="Consolas" w:cs="Consolas"/>
-          <w:color w:val="275317" w:themeColor="accent6" w:themeShade="80"/>
-          <w:sz w:val="16"/>
-          <w:szCs w:val="16"/>
-        </w:rPr>
-        <w:t>binomial(</w:t>
-      </w:r>
-      <w:proofErr w:type="gramEnd"/>
-      <w:r>
-        <w:rPr>
-          <w:rFonts w:ascii="Consolas" w:hAnsi="Consolas" w:cs="Consolas"/>
-          <w:color w:val="275317" w:themeColor="accent6" w:themeShade="80"/>
-          <w:sz w:val="16"/>
-          <w:szCs w:val="16"/>
-        </w:rPr>
-        <w:t xml:space="preserve">link = "logit"), </w:t>
-      </w:r>
-    </w:p>
-    <w:p>
-      <w:pPr>
-        <w:spacing w:line="240" w:lineRule="auto"/>
-        <w:rPr>
-          <w:rFonts w:ascii="Consolas" w:hAnsi="Consolas" w:cs="Consolas"/>
-          <w:color w:val="275317" w:themeColor="accent6" w:themeShade="80"/>
-          <w:sz w:val="16"/>
-          <w:szCs w:val="16"/>
-        </w:rPr>
-      </w:pPr>
-      <w:r>
-        <w:rPr>
-          <w:rFonts w:ascii="Consolas" w:hAnsi="Consolas" w:cs="Consolas"/>
-          <w:color w:val="275317" w:themeColor="accent6" w:themeShade="80"/>
-          <w:sz w:val="16"/>
-          <w:szCs w:val="16"/>
-        </w:rPr>
-        <w:t xml:space="preserve">  prior = </w:t>
-      </w:r>
-      <w:proofErr w:type="gramStart"/>
-      <w:r>
-        <w:rPr>
-          <w:rFonts w:ascii="Consolas" w:hAnsi="Consolas" w:cs="Consolas"/>
-          <w:color w:val="275317" w:themeColor="accent6" w:themeShade="80"/>
-          <w:sz w:val="16"/>
-          <w:szCs w:val="16"/>
-        </w:rPr>
-        <w:t>normal(</w:t>
-      </w:r>
-      <w:proofErr w:type="gramEnd"/>
-      <w:r>
-        <w:rPr>
-          <w:rFonts w:ascii="Consolas" w:hAnsi="Consolas" w:cs="Consolas"/>
-          <w:color w:val="275317" w:themeColor="accent6" w:themeShade="80"/>
-          <w:sz w:val="16"/>
-          <w:szCs w:val="16"/>
-        </w:rPr>
-        <w:t xml:space="preserve">0, 2.5),          </w:t>
-      </w:r>
-    </w:p>
-    <w:p>
-      <w:pPr>
-        <w:spacing w:line="240" w:lineRule="auto"/>
-        <w:rPr>
-          <w:rFonts w:ascii="Consolas" w:hAnsi="Consolas" w:cs="Consolas"/>
-          <w:color w:val="275317" w:themeColor="accent6" w:themeShade="80"/>
-          <w:sz w:val="16"/>
-          <w:szCs w:val="16"/>
-        </w:rPr>
-      </w:pPr>
-      <w:r>
-        <w:rPr>
-          <w:rFonts w:ascii="Consolas" w:hAnsi="Consolas" w:cs="Consolas"/>
-          <w:color w:val="275317" w:themeColor="accent6" w:themeShade="80"/>
-          <w:sz w:val="16"/>
-          <w:szCs w:val="16"/>
-        </w:rPr>
-        <w:t xml:space="preserve">  </w:t>
-      </w:r>
-      <w:proofErr w:type="spellStart"/>
-      <w:r>
-        <w:rPr>
-          <w:rFonts w:ascii="Consolas" w:hAnsi="Consolas" w:cs="Consolas"/>
-          <w:color w:val="275317" w:themeColor="accent6" w:themeShade="80"/>
-          <w:sz w:val="16"/>
-          <w:szCs w:val="16"/>
-        </w:rPr>
-        <w:t>prior_intercept</w:t>
-      </w:r>
-      <w:proofErr w:type="spellEnd"/>
-      <w:r>
-        <w:rPr>
-          <w:rFonts w:ascii="Consolas" w:hAnsi="Consolas" w:cs="Consolas"/>
-          <w:color w:val="275317" w:themeColor="accent6" w:themeShade="80"/>
-          <w:sz w:val="16"/>
-          <w:szCs w:val="16"/>
-        </w:rPr>
-        <w:t xml:space="preserve"> = </w:t>
-      </w:r>
-      <w:proofErr w:type="gramStart"/>
-      <w:r>
-        <w:rPr>
-          <w:rFonts w:ascii="Consolas" w:hAnsi="Consolas" w:cs="Consolas"/>
-          <w:color w:val="275317" w:themeColor="accent6" w:themeShade="80"/>
-          <w:sz w:val="16"/>
-          <w:szCs w:val="16"/>
-        </w:rPr>
-        <w:t>normal(</w:t>
-      </w:r>
-      <w:proofErr w:type="gramEnd"/>
-      <w:r>
-        <w:rPr>
-          <w:rFonts w:ascii="Consolas" w:hAnsi="Consolas" w:cs="Consolas"/>
-          <w:color w:val="275317" w:themeColor="accent6" w:themeShade="80"/>
-          <w:sz w:val="16"/>
-          <w:szCs w:val="16"/>
-        </w:rPr>
-        <w:t xml:space="preserve">0, 10),   </w:t>
-      </w:r>
-    </w:p>
-    <w:p>
-      <w:pPr>
-        <w:spacing w:line="240" w:lineRule="auto"/>
-        <w:rPr>
-          <w:rFonts w:ascii="Consolas" w:hAnsi="Consolas" w:cs="Consolas"/>
-          <w:color w:val="275317" w:themeColor="accent6" w:themeShade="80"/>
-          <w:sz w:val="16"/>
-          <w:szCs w:val="16"/>
-        </w:rPr>
-      </w:pPr>
-      <w:r>
-        <w:rPr>
-          <w:rFonts w:ascii="Consolas" w:hAnsi="Consolas" w:cs="Consolas"/>
-          <w:color w:val="275317" w:themeColor="accent6" w:themeShade="80"/>
-          <w:sz w:val="16"/>
-          <w:szCs w:val="16"/>
-        </w:rPr>
-        <w:t xml:space="preserve">  chains = 4,              </w:t>
-      </w:r>
-    </w:p>
-    <w:p>
-      <w:pPr>
-        <w:spacing w:line="240" w:lineRule="auto"/>
-        <w:rPr>
-          <w:rFonts w:ascii="Consolas" w:hAnsi="Consolas" w:cs="Consolas"/>
-          <w:color w:val="275317" w:themeColor="accent6" w:themeShade="80"/>
-          <w:sz w:val="16"/>
-          <w:szCs w:val="16"/>
-        </w:rPr>
-      </w:pPr>
-      <w:r>
-        <w:rPr>
-          <w:rFonts w:ascii="Consolas" w:hAnsi="Consolas" w:cs="Consolas"/>
-          <w:color w:val="275317" w:themeColor="accent6" w:themeShade="80"/>
-          <w:sz w:val="16"/>
-          <w:szCs w:val="16"/>
-        </w:rPr>
-        <w:t xml:space="preserve">  </w:t>
-      </w:r>
-      <w:proofErr w:type="spellStart"/>
-      <w:r>
-        <w:rPr>
-          <w:rFonts w:ascii="Consolas" w:hAnsi="Consolas" w:cs="Consolas"/>
-          <w:color w:val="275317" w:themeColor="accent6" w:themeShade="80"/>
-          <w:sz w:val="16"/>
-          <w:szCs w:val="16"/>
-        </w:rPr>
-        <w:t>iter</w:t>
-      </w:r>
-      <w:proofErr w:type="spellEnd"/>
-      <w:r>
-        <w:rPr>
-          <w:rFonts w:ascii="Consolas" w:hAnsi="Consolas" w:cs="Consolas"/>
-          <w:color w:val="275317" w:themeColor="accent6" w:themeShade="80"/>
-          <w:sz w:val="16"/>
-          <w:szCs w:val="16"/>
-        </w:rPr>
-        <w:t xml:space="preserve"> = 1000,        </w:t>
-      </w:r>
-    </w:p>
-    <w:p>
-      <w:pPr>
-        <w:spacing w:line="240" w:lineRule="auto"/>
-        <w:rPr>
-          <w:rFonts w:ascii="Consolas" w:hAnsi="Consolas" w:cs="Consolas"/>
-          <w:color w:val="275317" w:themeColor="accent6" w:themeShade="80"/>
-          <w:sz w:val="16"/>
-          <w:szCs w:val="16"/>
-        </w:rPr>
-      </w:pPr>
-      <w:r>
-        <w:rPr>
-          <w:rFonts w:ascii="Consolas" w:hAnsi="Consolas" w:cs="Consolas"/>
-          <w:color w:val="275317" w:themeColor="accent6" w:themeShade="80"/>
-          <w:sz w:val="16"/>
-          <w:szCs w:val="16"/>
-        </w:rPr>
-        <w:t xml:space="preserve">  warmup = 500,          </w:t>
-      </w:r>
-    </w:p>
-    <w:p>
-      <w:pPr>
-        <w:spacing w:line="240" w:lineRule="auto"/>
-        <w:rPr>
-          <w:rFonts w:ascii="Consolas" w:hAnsi="Consolas" w:cs="Consolas"/>
-          <w:color w:val="275317" w:themeColor="accent6" w:themeShade="80"/>
-          <w:sz w:val="16"/>
-          <w:szCs w:val="16"/>
-        </w:rPr>
-      </w:pPr>
-      <w:r>
-        <w:rPr>
-          <w:rFonts w:ascii="Consolas" w:hAnsi="Consolas" w:cs="Consolas"/>
-          <w:color w:val="275317" w:themeColor="accent6" w:themeShade="80"/>
-          <w:sz w:val="16"/>
-          <w:szCs w:val="16"/>
-        </w:rPr>
-        <w:t xml:space="preserve">  cores = 4,            </w:t>
-      </w:r>
-    </w:p>
-    <w:p>
-      <w:pPr>
-        <w:spacing w:line="240" w:lineRule="auto"/>
-        <w:rPr>
-          <w:rFonts w:ascii="Consolas" w:hAnsi="Consolas" w:cs="Consolas"/>
-          <w:color w:val="275317" w:themeColor="accent6" w:themeShade="80"/>
-          <w:sz w:val="16"/>
-          <w:szCs w:val="16"/>
-        </w:rPr>
-      </w:pPr>
-      <w:r>
-        <w:rPr>
-          <w:rFonts w:ascii="Consolas" w:hAnsi="Consolas" w:cs="Consolas"/>
-          <w:color w:val="275317" w:themeColor="accent6" w:themeShade="80"/>
-          <w:sz w:val="16"/>
-          <w:szCs w:val="16"/>
-        </w:rPr>
-        <w:t xml:space="preserve">  seed = 33,</w:t>
-      </w:r>
-    </w:p>
-    <w:p>
-      <w:pPr>
-        <w:spacing w:line="240" w:lineRule="auto"/>
-        <w:rPr>
-          <w:rFonts w:ascii="Consolas" w:hAnsi="Consolas" w:cs="Consolas"/>
-          <w:color w:val="275317" w:themeColor="accent6" w:themeShade="80"/>
-          <w:sz w:val="16"/>
-          <w:szCs w:val="16"/>
-        </w:rPr>
-      </w:pPr>
-      <w:r>
-        <w:rPr>
-          <w:rFonts w:ascii="Consolas" w:hAnsi="Consolas" w:cs="Consolas"/>
-          <w:color w:val="275317" w:themeColor="accent6" w:themeShade="80"/>
-          <w:sz w:val="16"/>
-          <w:szCs w:val="16"/>
-        </w:rPr>
-        <w:t xml:space="preserve">  refresh = 200</w:t>
-      </w:r>
-    </w:p>
-    <w:p>
-      <w:pPr>
-        <w:spacing w:line="240" w:lineRule="auto"/>
-        <w:rPr>
-          <w:rFonts w:ascii="Consolas" w:hAnsi="Consolas" w:cs="Consolas"/>
-          <w:color w:val="275317" w:themeColor="accent6" w:themeShade="80"/>
-          <w:sz w:val="16"/>
-          <w:szCs w:val="16"/>
-        </w:rPr>
-      </w:pPr>
-      <w:r>
-        <w:rPr>
-          <w:rFonts w:ascii="Consolas" w:hAnsi="Consolas" w:cs="Consolas"/>
-          <w:color w:val="275317" w:themeColor="accent6" w:themeShade="80"/>
-          <w:sz w:val="16"/>
-          <w:szCs w:val="16"/>
-        </w:rPr>
-        <w:t>)</w:t>
-      </w:r>
+          <w:rFonts w:ascii="Consolas" w:hAnsi="Consolas" w:cs="Consolas"/>
+          <w:sz w:val="16"/>
+          <w:szCs w:val="16"/>
+        </w:rPr>
+      </w:pPr>
     </w:p>
     <w:sectPr>
       <w:pgSz w:w="11906" w:h="16838"/>
@@ -5934,18 +5680,18 @@
     <w:lsdException w:name="Unresolved Mention" w:semiHidden="1" w:unhideWhenUsed="1"/>
     <w:lsdException w:name="Smart Link" w:semiHidden="1" w:unhideWhenUsed="1"/>
   </w:latentStyles>
-  <w:style w:type="paragraph" w:default="1" w:styleId="Normal">
+  <w:style w:type="paragraph" w:default="1" w:styleId="a">
     <w:name w:val="Normal"/>
     <w:qFormat/>
     <w:pPr>
       <w:widowControl w:val="0"/>
     </w:pPr>
   </w:style>
-  <w:style w:type="paragraph" w:styleId="Heading1">
+  <w:style w:type="paragraph" w:styleId="1">
     <w:name w:val="heading 1"/>
-    <w:basedOn w:val="Normal"/>
-    <w:next w:val="Normal"/>
-    <w:link w:val="Heading1Char"/>
+    <w:basedOn w:val="a"/>
+    <w:next w:val="a"/>
+    <w:link w:val="10"/>
     <w:uiPriority w:val="9"/>
     <w:qFormat/>
     <w:rsid w:val="00005A1C"/>
@@ -5962,11 +5708,11 @@
       <w:szCs w:val="48"/>
     </w:rPr>
   </w:style>
-  <w:style w:type="paragraph" w:styleId="Heading2">
+  <w:style w:type="paragraph" w:styleId="2">
     <w:name w:val="heading 2"/>
-    <w:basedOn w:val="Normal"/>
-    <w:next w:val="Normal"/>
-    <w:link w:val="Heading2Char"/>
+    <w:basedOn w:val="a"/>
+    <w:next w:val="a"/>
+    <w:link w:val="20"/>
     <w:uiPriority w:val="9"/>
     <w:semiHidden/>
     <w:unhideWhenUsed/>
@@ -5985,11 +5731,11 @@
       <w:szCs w:val="40"/>
     </w:rPr>
   </w:style>
-  <w:style w:type="paragraph" w:styleId="Heading3">
+  <w:style w:type="paragraph" w:styleId="3">
     <w:name w:val="heading 3"/>
-    <w:basedOn w:val="Normal"/>
-    <w:next w:val="Normal"/>
-    <w:link w:val="Heading3Char"/>
+    <w:basedOn w:val="a"/>
+    <w:next w:val="a"/>
+    <w:link w:val="30"/>
     <w:uiPriority w:val="9"/>
     <w:semiHidden/>
     <w:unhideWhenUsed/>
@@ -6008,11 +5754,11 @@
       <w:szCs w:val="32"/>
     </w:rPr>
   </w:style>
-  <w:style w:type="paragraph" w:styleId="Heading4">
+  <w:style w:type="paragraph" w:styleId="4">
     <w:name w:val="heading 4"/>
-    <w:basedOn w:val="Normal"/>
-    <w:next w:val="Normal"/>
-    <w:link w:val="Heading4Char"/>
+    <w:basedOn w:val="a"/>
+    <w:next w:val="a"/>
+    <w:link w:val="40"/>
     <w:uiPriority w:val="9"/>
     <w:semiHidden/>
     <w:unhideWhenUsed/>
@@ -6031,11 +5777,11 @@
       <w:szCs w:val="28"/>
     </w:rPr>
   </w:style>
-  <w:style w:type="paragraph" w:styleId="Heading5">
+  <w:style w:type="paragraph" w:styleId="5">
     <w:name w:val="heading 5"/>
-    <w:basedOn w:val="Normal"/>
-    <w:next w:val="Normal"/>
-    <w:link w:val="Heading5Char"/>
+    <w:basedOn w:val="a"/>
+    <w:next w:val="a"/>
+    <w:link w:val="50"/>
     <w:uiPriority w:val="9"/>
     <w:semiHidden/>
     <w:unhideWhenUsed/>
@@ -6053,11 +5799,11 @@
       <w:sz w:val="24"/>
     </w:rPr>
   </w:style>
-  <w:style w:type="paragraph" w:styleId="Heading6">
+  <w:style w:type="paragraph" w:styleId="6">
     <w:name w:val="heading 6"/>
-    <w:basedOn w:val="Normal"/>
-    <w:next w:val="Normal"/>
-    <w:link w:val="Heading6Char"/>
+    <w:basedOn w:val="a"/>
+    <w:next w:val="a"/>
+    <w:link w:val="60"/>
     <w:uiPriority w:val="9"/>
     <w:semiHidden/>
     <w:unhideWhenUsed/>
@@ -6076,11 +5822,11 @@
       <w:color w:val="0F4761" w:themeColor="accent1" w:themeShade="BF"/>
     </w:rPr>
   </w:style>
-  <w:style w:type="paragraph" w:styleId="Heading7">
+  <w:style w:type="paragraph" w:styleId="7">
     <w:name w:val="heading 7"/>
-    <w:basedOn w:val="Normal"/>
-    <w:next w:val="Normal"/>
-    <w:link w:val="Heading7Char"/>
+    <w:basedOn w:val="a"/>
+    <w:next w:val="a"/>
+    <w:link w:val="70"/>
     <w:uiPriority w:val="9"/>
     <w:semiHidden/>
     <w:unhideWhenUsed/>
@@ -6099,11 +5845,11 @@
       <w:color w:val="595959" w:themeColor="text1" w:themeTint="A6"/>
     </w:rPr>
   </w:style>
-  <w:style w:type="paragraph" w:styleId="Heading8">
+  <w:style w:type="paragraph" w:styleId="8">
     <w:name w:val="heading 8"/>
-    <w:basedOn w:val="Normal"/>
-    <w:next w:val="Normal"/>
-    <w:link w:val="Heading8Char"/>
+    <w:basedOn w:val="a"/>
+    <w:next w:val="a"/>
+    <w:link w:val="80"/>
     <w:uiPriority w:val="9"/>
     <w:semiHidden/>
     <w:unhideWhenUsed/>
@@ -6120,11 +5866,11 @@
       <w:color w:val="595959" w:themeColor="text1" w:themeTint="A6"/>
     </w:rPr>
   </w:style>
-  <w:style w:type="paragraph" w:styleId="Heading9">
+  <w:style w:type="paragraph" w:styleId="9">
     <w:name w:val="heading 9"/>
-    <w:basedOn w:val="Normal"/>
-    <w:next w:val="Normal"/>
-    <w:link w:val="Heading9Char"/>
+    <w:basedOn w:val="a"/>
+    <w:next w:val="a"/>
+    <w:link w:val="90"/>
     <w:uiPriority w:val="9"/>
     <w:semiHidden/>
     <w:unhideWhenUsed/>
@@ -6141,13 +5887,13 @@
       <w:color w:val="595959" w:themeColor="text1" w:themeTint="A6"/>
     </w:rPr>
   </w:style>
-  <w:style w:type="character" w:default="1" w:styleId="DefaultParagraphFont">
+  <w:style w:type="character" w:default="1" w:styleId="a0">
     <w:name w:val="Default Paragraph Font"/>
     <w:uiPriority w:val="1"/>
     <w:semiHidden/>
     <w:unhideWhenUsed/>
   </w:style>
-  <w:style w:type="table" w:default="1" w:styleId="TableNormal">
+  <w:style w:type="table" w:default="1" w:styleId="a1">
     <w:name w:val="Normal Table"/>
     <w:uiPriority w:val="99"/>
     <w:semiHidden/>
@@ -6162,16 +5908,16 @@
       </w:tblCellMar>
     </w:tblPr>
   </w:style>
-  <w:style w:type="numbering" w:default="1" w:styleId="NoList">
+  <w:style w:type="numbering" w:default="1" w:styleId="a2">
     <w:name w:val="No List"/>
     <w:uiPriority w:val="99"/>
     <w:semiHidden/>
     <w:unhideWhenUsed/>
   </w:style>
-  <w:style w:type="character" w:customStyle="1" w:styleId="Heading1Char">
-    <w:name w:val="Heading 1 Char"/>
-    <w:basedOn w:val="DefaultParagraphFont"/>
-    <w:link w:val="Heading1"/>
+  <w:style w:type="character" w:customStyle="1" w:styleId="10">
+    <w:name w:val="标题 1 字符"/>
+    <w:basedOn w:val="a0"/>
+    <w:link w:val="1"/>
     <w:uiPriority w:val="9"/>
     <w:rsid w:val="00005A1C"/>
     <w:rPr>
@@ -6181,10 +5927,10 @@
       <w:szCs w:val="48"/>
     </w:rPr>
   </w:style>
-  <w:style w:type="character" w:customStyle="1" w:styleId="Heading2Char">
-    <w:name w:val="Heading 2 Char"/>
-    <w:basedOn w:val="DefaultParagraphFont"/>
-    <w:link w:val="Heading2"/>
+  <w:style w:type="character" w:customStyle="1" w:styleId="20">
+    <w:name w:val="标题 2 字符"/>
+    <w:basedOn w:val="a0"/>
+    <w:link w:val="2"/>
     <w:uiPriority w:val="9"/>
     <w:semiHidden/>
     <w:rsid w:val="00005A1C"/>
@@ -6195,10 +5941,10 @@
       <w:szCs w:val="40"/>
     </w:rPr>
   </w:style>
-  <w:style w:type="character" w:customStyle="1" w:styleId="Heading3Char">
-    <w:name w:val="Heading 3 Char"/>
-    <w:basedOn w:val="DefaultParagraphFont"/>
-    <w:link w:val="Heading3"/>
+  <w:style w:type="character" w:customStyle="1" w:styleId="30">
+    <w:name w:val="标题 3 字符"/>
+    <w:basedOn w:val="a0"/>
+    <w:link w:val="3"/>
     <w:uiPriority w:val="9"/>
     <w:semiHidden/>
     <w:rsid w:val="00005A1C"/>
@@ -6209,10 +5955,10 @@
       <w:szCs w:val="32"/>
     </w:rPr>
   </w:style>
-  <w:style w:type="character" w:customStyle="1" w:styleId="Heading4Char">
-    <w:name w:val="Heading 4 Char"/>
-    <w:basedOn w:val="DefaultParagraphFont"/>
-    <w:link w:val="Heading4"/>
+  <w:style w:type="character" w:customStyle="1" w:styleId="40">
+    <w:name w:val="标题 4 字符"/>
+    <w:basedOn w:val="a0"/>
+    <w:link w:val="4"/>
     <w:uiPriority w:val="9"/>
     <w:semiHidden/>
     <w:rsid w:val="00005A1C"/>
@@ -6223,10 +5969,10 @@
       <w:szCs w:val="28"/>
     </w:rPr>
   </w:style>
-  <w:style w:type="character" w:customStyle="1" w:styleId="Heading5Char">
-    <w:name w:val="Heading 5 Char"/>
-    <w:basedOn w:val="DefaultParagraphFont"/>
-    <w:link w:val="Heading5"/>
+  <w:style w:type="character" w:customStyle="1" w:styleId="50">
+    <w:name w:val="标题 5 字符"/>
+    <w:basedOn w:val="a0"/>
+    <w:link w:val="5"/>
     <w:uiPriority w:val="9"/>
     <w:semiHidden/>
     <w:rsid w:val="00005A1C"/>
@@ -6236,10 +5982,10 @@
       <w:sz w:val="24"/>
     </w:rPr>
   </w:style>
-  <w:style w:type="character" w:customStyle="1" w:styleId="Heading6Char">
-    <w:name w:val="Heading 6 Char"/>
-    <w:basedOn w:val="DefaultParagraphFont"/>
-    <w:link w:val="Heading6"/>
+  <w:style w:type="character" w:customStyle="1" w:styleId="60">
+    <w:name w:val="标题 6 字符"/>
+    <w:basedOn w:val="a0"/>
+    <w:link w:val="6"/>
     <w:uiPriority w:val="9"/>
     <w:semiHidden/>
     <w:rsid w:val="00005A1C"/>
@@ -6250,10 +5996,10 @@
       <w:color w:val="0F4761" w:themeColor="accent1" w:themeShade="BF"/>
     </w:rPr>
   </w:style>
-  <w:style w:type="character" w:customStyle="1" w:styleId="Heading7Char">
-    <w:name w:val="Heading 7 Char"/>
-    <w:basedOn w:val="DefaultParagraphFont"/>
-    <w:link w:val="Heading7"/>
+  <w:style w:type="character" w:customStyle="1" w:styleId="70">
+    <w:name w:val="标题 7 字符"/>
+    <w:basedOn w:val="a0"/>
+    <w:link w:val="7"/>
     <w:uiPriority w:val="9"/>
     <w:semiHidden/>
     <w:rsid w:val="00005A1C"/>
@@ -6264,10 +6010,10 @@
       <w:color w:val="595959" w:themeColor="text1" w:themeTint="A6"/>
     </w:rPr>
   </w:style>
-  <w:style w:type="character" w:customStyle="1" w:styleId="Heading8Char">
-    <w:name w:val="Heading 8 Char"/>
-    <w:basedOn w:val="DefaultParagraphFont"/>
-    <w:link w:val="Heading8"/>
+  <w:style w:type="character" w:customStyle="1" w:styleId="80">
+    <w:name w:val="标题 8 字符"/>
+    <w:basedOn w:val="a0"/>
+    <w:link w:val="8"/>
     <w:uiPriority w:val="9"/>
     <w:semiHidden/>
     <w:rsid w:val="00005A1C"/>
@@ -6276,10 +6022,10 @@
       <w:color w:val="595959" w:themeColor="text1" w:themeTint="A6"/>
     </w:rPr>
   </w:style>
-  <w:style w:type="character" w:customStyle="1" w:styleId="Heading9Char">
-    <w:name w:val="Heading 9 Char"/>
-    <w:basedOn w:val="DefaultParagraphFont"/>
-    <w:link w:val="Heading9"/>
+  <w:style w:type="character" w:customStyle="1" w:styleId="90">
+    <w:name w:val="标题 9 字符"/>
+    <w:basedOn w:val="a0"/>
+    <w:link w:val="9"/>
     <w:uiPriority w:val="9"/>
     <w:semiHidden/>
     <w:rsid w:val="00005A1C"/>
@@ -6288,11 +6034,11 @@
       <w:color w:val="595959" w:themeColor="text1" w:themeTint="A6"/>
     </w:rPr>
   </w:style>
-  <w:style w:type="paragraph" w:styleId="Title">
+  <w:style w:type="paragraph" w:styleId="a3">
     <w:name w:val="Title"/>
-    <w:basedOn w:val="Normal"/>
-    <w:next w:val="Normal"/>
-    <w:link w:val="TitleChar"/>
+    <w:basedOn w:val="a"/>
+    <w:next w:val="a"/>
+    <w:link w:val="a4"/>
     <w:uiPriority w:val="10"/>
     <w:qFormat/>
     <w:rsid w:val="00005A1C"/>
@@ -6309,10 +6055,10 @@
       <w:szCs w:val="56"/>
     </w:rPr>
   </w:style>
-  <w:style w:type="character" w:customStyle="1" w:styleId="TitleChar">
-    <w:name w:val="Title Char"/>
-    <w:basedOn w:val="DefaultParagraphFont"/>
-    <w:link w:val="Title"/>
+  <w:style w:type="character" w:customStyle="1" w:styleId="a4">
+    <w:name w:val="标题 字符"/>
+    <w:basedOn w:val="a0"/>
+    <w:link w:val="a3"/>
     <w:uiPriority w:val="10"/>
     <w:rsid w:val="00005A1C"/>
     <w:rPr>
@@ -6323,11 +6069,11 @@
       <w:szCs w:val="56"/>
     </w:rPr>
   </w:style>
-  <w:style w:type="paragraph" w:styleId="Subtitle">
+  <w:style w:type="paragraph" w:styleId="a5">
     <w:name w:val="Subtitle"/>
-    <w:basedOn w:val="Normal"/>
-    <w:next w:val="Normal"/>
-    <w:link w:val="SubtitleChar"/>
+    <w:basedOn w:val="a"/>
+    <w:next w:val="a"/>
+    <w:link w:val="a6"/>
     <w:uiPriority w:val="11"/>
     <w:qFormat/>
     <w:rsid w:val="00005A1C"/>
@@ -6345,10 +6091,10 @@
       <w:szCs w:val="28"/>
     </w:rPr>
   </w:style>
-  <w:style w:type="character" w:customStyle="1" w:styleId="SubtitleChar">
-    <w:name w:val="Subtitle Char"/>
-    <w:basedOn w:val="DefaultParagraphFont"/>
-    <w:link w:val="Subtitle"/>
+  <w:style w:type="character" w:customStyle="1" w:styleId="a6">
+    <w:name w:val="副标题 字符"/>
+    <w:basedOn w:val="a0"/>
+    <w:link w:val="a5"/>
     <w:uiPriority w:val="11"/>
     <w:rsid w:val="00005A1C"/>
     <w:rPr>
@@ -6359,11 +6105,11 @@
       <w:szCs w:val="28"/>
     </w:rPr>
   </w:style>
-  <w:style w:type="paragraph" w:styleId="Quote">
+  <w:style w:type="paragraph" w:styleId="a7">
     <w:name w:val="Quote"/>
-    <w:basedOn w:val="Normal"/>
-    <w:next w:val="Normal"/>
-    <w:link w:val="QuoteChar"/>
+    <w:basedOn w:val="a"/>
+    <w:next w:val="a"/>
+    <w:link w:val="a8"/>
     <w:uiPriority w:val="29"/>
     <w:qFormat/>
     <w:rsid w:val="00005A1C"/>
@@ -6377,10 +6123,10 @@
       <w:color w:val="404040" w:themeColor="text1" w:themeTint="BF"/>
     </w:rPr>
   </w:style>
-  <w:style w:type="character" w:customStyle="1" w:styleId="QuoteChar">
-    <w:name w:val="Quote Char"/>
-    <w:basedOn w:val="DefaultParagraphFont"/>
-    <w:link w:val="Quote"/>
+  <w:style w:type="character" w:customStyle="1" w:styleId="a8">
+    <w:name w:val="引用 字符"/>
+    <w:basedOn w:val="a0"/>
+    <w:link w:val="a7"/>
     <w:uiPriority w:val="29"/>
     <w:rsid w:val="00005A1C"/>
     <w:rPr>
@@ -6389,9 +6135,9 @@
       <w:color w:val="404040" w:themeColor="text1" w:themeTint="BF"/>
     </w:rPr>
   </w:style>
-  <w:style w:type="paragraph" w:styleId="ListParagraph">
+  <w:style w:type="paragraph" w:styleId="a9">
     <w:name w:val="List Paragraph"/>
-    <w:basedOn w:val="Normal"/>
+    <w:basedOn w:val="a"/>
     <w:uiPriority w:val="34"/>
     <w:qFormat/>
     <w:rsid w:val="00005A1C"/>
@@ -6400,9 +6146,9 @@
       <w:contextualSpacing/>
     </w:pPr>
   </w:style>
-  <w:style w:type="character" w:styleId="IntenseEmphasis">
+  <w:style w:type="character" w:styleId="aa">
     <w:name w:val="Intense Emphasis"/>
-    <w:basedOn w:val="DefaultParagraphFont"/>
+    <w:basedOn w:val="a0"/>
     <w:uiPriority w:val="21"/>
     <w:qFormat/>
     <w:rsid w:val="00005A1C"/>
@@ -6412,11 +6158,11 @@
       <w:color w:val="0F4761" w:themeColor="accent1" w:themeShade="BF"/>
     </w:rPr>
   </w:style>
-  <w:style w:type="paragraph" w:styleId="IntenseQuote">
+  <w:style w:type="paragraph" w:styleId="ab">
     <w:name w:val="Intense Quote"/>
-    <w:basedOn w:val="Normal"/>
-    <w:next w:val="Normal"/>
-    <w:link w:val="IntenseQuoteChar"/>
+    <w:basedOn w:val="a"/>
+    <w:next w:val="a"/>
+    <w:link w:val="ac"/>
     <w:uiPriority w:val="30"/>
     <w:qFormat/>
     <w:rsid w:val="00005A1C"/>
@@ -6435,10 +6181,10 @@
       <w:color w:val="0F4761" w:themeColor="accent1" w:themeShade="BF"/>
     </w:rPr>
   </w:style>
-  <w:style w:type="character" w:customStyle="1" w:styleId="IntenseQuoteChar">
-    <w:name w:val="Intense Quote Char"/>
-    <w:basedOn w:val="DefaultParagraphFont"/>
-    <w:link w:val="IntenseQuote"/>
+  <w:style w:type="character" w:customStyle="1" w:styleId="ac">
+    <w:name w:val="明显引用 字符"/>
+    <w:basedOn w:val="a0"/>
+    <w:link w:val="ab"/>
     <w:uiPriority w:val="30"/>
     <w:rsid w:val="00005A1C"/>
     <w:rPr>
@@ -6447,9 +6193,9 @@
       <w:color w:val="0F4761" w:themeColor="accent1" w:themeShade="BF"/>
     </w:rPr>
   </w:style>
-  <w:style w:type="character" w:styleId="IntenseReference">
+  <w:style w:type="character" w:styleId="ad">
     <w:name w:val="Intense Reference"/>
-    <w:basedOn w:val="DefaultParagraphFont"/>
+    <w:basedOn w:val="a0"/>
     <w:uiPriority w:val="32"/>
     <w:qFormat/>
     <w:rsid w:val="00005A1C"/>
@@ -6461,9 +6207,9 @@
       <w:spacing w:val="5"/>
     </w:rPr>
   </w:style>
-  <w:style w:type="character" w:styleId="PlaceholderText">
+  <w:style w:type="character" w:styleId="ae">
     <w:name w:val="Placeholder Text"/>
-    <w:basedOn w:val="DefaultParagraphFont"/>
+    <w:basedOn w:val="a0"/>
     <w:uiPriority w:val="99"/>
     <w:semiHidden/>
     <w:rsid w:val="002D3C05"/>
@@ -6473,7 +6219,7 @@
   </w:style>
   <w:style w:type="paragraph" w:customStyle="1" w:styleId="font-claude-response-body">
     <w:name w:val="font-claude-response-body"/>
-    <w:basedOn w:val="Normal"/>
+    <w:basedOn w:val="a"/>
     <w:rsid w:val="00F26A61"/>
     <w:pPr>
       <w:widowControl/>
@@ -6486,9 +6232,9 @@
       <w14:ligatures w14:val="none"/>
     </w:rPr>
   </w:style>
-  <w:style w:type="character" w:styleId="Strong">
+  <w:style w:type="character" w:styleId="af">
     <w:name w:val="Strong"/>
-    <w:basedOn w:val="DefaultParagraphFont"/>
+    <w:basedOn w:val="a0"/>
     <w:uiPriority w:val="22"/>
     <w:qFormat/>
     <w:rsid w:val="00F26A61"/>
@@ -6497,9 +6243,9 @@
       <w:bCs/>
     </w:rPr>
   </w:style>
-  <w:style w:type="character" w:styleId="HTMLCode">
+  <w:style w:type="character" w:styleId="HTML">
     <w:name w:val="HTML Code"/>
-    <w:basedOn w:val="DefaultParagraphFont"/>
+    <w:basedOn w:val="a0"/>
     <w:uiPriority w:val="99"/>
     <w:semiHidden/>
     <w:unhideWhenUsed/>

--- a/final proj ds4420 report.docx
+++ b/final proj ds4420 report.docx
@@ -75,23 +75,13 @@
           <w:szCs w:val="26"/>
         </w:rPr>
       </w:pPr>
-      <w:proofErr w:type="spellStart"/>
       <w:r>
         <w:rPr>
           <w:rFonts w:ascii="Times New Roman" w:hAnsi="Times New Roman" w:cs="Times New Roman"/>
           <w:sz w:val="26"/>
           <w:szCs w:val="26"/>
         </w:rPr>
-        <w:t>Jiada</w:t>
-      </w:r>
-      <w:proofErr w:type="spellEnd"/>
-      <w:r>
-        <w:rPr>
-          <w:rFonts w:ascii="Times New Roman" w:hAnsi="Times New Roman" w:cs="Times New Roman"/>
-          <w:sz w:val="26"/>
-          <w:szCs w:val="26"/>
-        </w:rPr>
-        <w:t xml:space="preserve"> Li, </w:t>
+        <w:t xml:space="preserve">Jiada Li, </w:t>
       </w:r>
       <w:r>
         <w:rPr>
@@ -181,7 +171,6 @@
         </w:rPr>
         <w:t xml:space="preserve">Flooding is one of the </w:t>
       </w:r>
-      <w:proofErr w:type="gramStart"/>
       <w:r>
         <w:rPr>
           <w:rFonts w:ascii="Times New Roman" w:hAnsi="Times New Roman" w:cs="Times New Roman" w:hint="eastAsia"/>
@@ -198,14 +187,7 @@
         <w:rPr>
           <w:rFonts w:ascii="Times New Roman" w:hAnsi="Times New Roman" w:cs="Times New Roman"/>
         </w:rPr>
-        <w:t>costliest</w:t>
-      </w:r>
-      <w:proofErr w:type="gramEnd"/>
-      <w:r>
-        <w:rPr>
-          <w:rFonts w:ascii="Times New Roman" w:hAnsi="Times New Roman" w:cs="Times New Roman"/>
-        </w:rPr>
-        <w:t xml:space="preserve"> natural disasters in the </w:t>
+        <w:t xml:space="preserve">costliest natural disasters in the </w:t>
       </w:r>
       <w:r>
         <w:rPr>
@@ -366,21 +348,7 @@
         <w:rPr>
           <w:rFonts w:ascii="Times New Roman" w:hAnsi="Times New Roman" w:cs="Times New Roman"/>
         </w:rPr>
-        <w:t xml:space="preserve"> is informed by four key prior studies. </w:t>
-      </w:r>
-      <w:proofErr w:type="spellStart"/>
-      <w:r>
-        <w:rPr>
-          <w:rFonts w:ascii="Times New Roman" w:hAnsi="Times New Roman" w:cs="Times New Roman"/>
-        </w:rPr>
-        <w:t>Demissie</w:t>
-      </w:r>
-      <w:proofErr w:type="spellEnd"/>
-      <w:r>
-        <w:rPr>
-          <w:rFonts w:ascii="Times New Roman" w:hAnsi="Times New Roman" w:cs="Times New Roman"/>
-        </w:rPr>
-        <w:t xml:space="preserve"> et al. (2024) </w:t>
+        <w:t xml:space="preserve"> is informed by four key prior studies. Demissie et al. (2024) </w:t>
       </w:r>
       <w:r>
         <w:rPr>
@@ -416,70 +384,21 @@
         <w:rPr>
           <w:rFonts w:ascii="Times New Roman" w:hAnsi="Times New Roman" w:cs="Times New Roman"/>
         </w:rPr>
-        <w:t xml:space="preserve"> machine learning algorithms to classify flood susceptibility in Kansas based on 13 environmental features. Their models achieved high accuracy scores (0.82–0.97), identifying elevation and distance from water as the most crucial predictors. Our project adapts this rationale by substituting terrain elevation with building-specific </w:t>
-      </w:r>
-      <w:proofErr w:type="spellStart"/>
-      <w:r>
-        <w:rPr>
-          <w:rFonts w:ascii="Times New Roman" w:hAnsi="Times New Roman" w:cs="Times New Roman"/>
-        </w:rPr>
-        <w:t>ground_elv</w:t>
-      </w:r>
-      <w:proofErr w:type="spellEnd"/>
-      <w:r>
-        <w:rPr>
-          <w:rFonts w:ascii="Times New Roman" w:hAnsi="Times New Roman" w:cs="Times New Roman"/>
-        </w:rPr>
-        <w:t xml:space="preserve"> and </w:t>
-      </w:r>
-      <w:proofErr w:type="spellStart"/>
-      <w:r>
-        <w:rPr>
-          <w:rFonts w:ascii="Times New Roman" w:hAnsi="Times New Roman" w:cs="Times New Roman"/>
-        </w:rPr>
-        <w:t>found_ht</w:t>
-      </w:r>
-      <w:proofErr w:type="spellEnd"/>
-      <w:r>
-        <w:rPr>
-          <w:rFonts w:ascii="Times New Roman" w:hAnsi="Times New Roman" w:cs="Times New Roman"/>
-        </w:rPr>
-        <w:t xml:space="preserve"> features from the NSI dataset. Furthermore, </w:t>
-      </w:r>
-      <w:proofErr w:type="spellStart"/>
-      <w:r>
-        <w:rPr>
-          <w:rFonts w:ascii="Times New Roman" w:hAnsi="Times New Roman" w:cs="Times New Roman"/>
-        </w:rPr>
-        <w:t>Demissie</w:t>
-      </w:r>
-      <w:proofErr w:type="spellEnd"/>
-      <w:r>
-        <w:rPr>
-          <w:rFonts w:ascii="Times New Roman" w:hAnsi="Times New Roman" w:cs="Times New Roman"/>
-        </w:rPr>
-        <w:t xml:space="preserve"> et al. emphasize the importance of robust evaluation metrics, which we have incorporated into our own performance analysis.</w:t>
-      </w:r>
-    </w:p>
-    <w:p>
-      <w:pPr>
-        <w:spacing w:line="240" w:lineRule="auto"/>
-        <w:rPr>
-          <w:rFonts w:ascii="Times New Roman" w:hAnsi="Times New Roman" w:cs="Times New Roman"/>
-        </w:rPr>
-      </w:pPr>
-      <w:r>
-        <w:rPr>
-          <w:rFonts w:ascii="Times New Roman" w:hAnsi="Times New Roman" w:cs="Times New Roman"/>
-        </w:rPr>
-        <w:t xml:space="preserve">Chen et al. (2023) directly compared a MLP against Logistic Regression and Random Forest for regional flood risk prediction. </w:t>
-      </w:r>
-      <w:proofErr w:type="gramStart"/>
-      <w:r>
-        <w:rPr>
-          <w:rFonts w:ascii="Times New Roman" w:hAnsi="Times New Roman" w:cs="Times New Roman"/>
-        </w:rPr>
-        <w:t>A</w:t>
+        <w:t xml:space="preserve"> machine learning algorithms to classify flood susceptibility in Kansas based on 13 environmental features. Their models achieved high accuracy scores (0.82–0.97), identifying elevation and distance from water as the most crucial predictors. Our project adapts this rationale by substituting terrain elevation with building-specific ground_elv and found_ht features from the NSI dataset. Furthermore, Demissie et al. emphasize the importance of robust evaluation metrics, which we have incorporated into our own performance analysis.</w:t>
+      </w:r>
+    </w:p>
+    <w:p>
+      <w:pPr>
+        <w:spacing w:line="240" w:lineRule="auto"/>
+        <w:rPr>
+          <w:rFonts w:ascii="Times New Roman" w:hAnsi="Times New Roman" w:cs="Times New Roman"/>
+        </w:rPr>
+      </w:pPr>
+      <w:r>
+        <w:rPr>
+          <w:rFonts w:ascii="Times New Roman" w:hAnsi="Times New Roman" w:cs="Times New Roman"/>
+        </w:rPr>
+        <w:t>Chen et al. (2023) directly compared a MLP against Logistic Regression and Random Forest for regional flood risk prediction. A</w:t>
       </w:r>
       <w:r>
         <w:rPr>
@@ -487,7 +406,6 @@
         </w:rPr>
         <w:t>n</w:t>
       </w:r>
-      <w:proofErr w:type="gramEnd"/>
       <w:r>
         <w:rPr>
           <w:rFonts w:ascii="Times New Roman" w:hAnsi="Times New Roman" w:cs="Times New Roman"/>
@@ -533,26 +451,11 @@
           <w:rFonts w:ascii="Times New Roman" w:hAnsi="Times New Roman" w:cs="Times New Roman"/>
         </w:rPr>
       </w:pPr>
-      <w:proofErr w:type="spellStart"/>
-      <w:r>
-        <w:rPr>
-          <w:rFonts w:ascii="Times New Roman" w:hAnsi="Times New Roman" w:cs="Times New Roman"/>
-        </w:rPr>
-        <w:t>Ouma</w:t>
-      </w:r>
-      <w:proofErr w:type="spellEnd"/>
-      <w:r>
-        <w:rPr>
-          <w:rFonts w:ascii="Times New Roman" w:hAnsi="Times New Roman" w:cs="Times New Roman"/>
-        </w:rPr>
-        <w:t xml:space="preserve"> and Lawrence (2023) </w:t>
-      </w:r>
-      <w:proofErr w:type="gramStart"/>
-      <w:r>
-        <w:rPr>
-          <w:rFonts w:ascii="Times New Roman" w:hAnsi="Times New Roman" w:cs="Times New Roman"/>
-        </w:rPr>
-        <w:t>utilize</w:t>
+      <w:r>
+        <w:rPr>
+          <w:rFonts w:ascii="Times New Roman" w:hAnsi="Times New Roman" w:cs="Times New Roman"/>
+        </w:rPr>
+        <w:t>Ouma and Lawrence (2023) utilize</w:t>
       </w:r>
       <w:r>
         <w:rPr>
@@ -560,26 +463,11 @@
         </w:rPr>
         <w:t>s</w:t>
       </w:r>
-      <w:proofErr w:type="gramEnd"/>
-      <w:r>
-        <w:rPr>
-          <w:rFonts w:ascii="Times New Roman" w:hAnsi="Times New Roman" w:cs="Times New Roman"/>
-        </w:rPr>
-        <w:t xml:space="preserve"> deep learning to classify flood-prone urban environments based on broad environmental data, establishing a baseline accuracy of 82.5%. By transitioning the focus from </w:t>
-      </w:r>
-      <w:proofErr w:type="spellStart"/>
-      <w:r>
-        <w:rPr>
-          <w:rFonts w:ascii="Times New Roman" w:hAnsi="Times New Roman" w:cs="Times New Roman"/>
-        </w:rPr>
-        <w:t>Ouma's</w:t>
-      </w:r>
-      <w:proofErr w:type="spellEnd"/>
-      <w:r>
-        <w:rPr>
-          <w:rFonts w:ascii="Times New Roman" w:hAnsi="Times New Roman" w:cs="Times New Roman"/>
-        </w:rPr>
-        <w:t xml:space="preserve"> geographic parameter to specific structural details (such as foundation type and building age), our project hypothesizes that a building-centric model can yield even higher predictive reliability.</w:t>
+      <w:r>
+        <w:rPr>
+          <w:rFonts w:ascii="Times New Roman" w:hAnsi="Times New Roman" w:cs="Times New Roman"/>
+        </w:rPr>
+        <w:t xml:space="preserve"> deep learning to classify flood-prone urban environments based on broad environmental data, establishing a baseline accuracy of 82.5%. By transitioning the focus from Ouma's geographic parameter to specific structural details (such as foundation type and building age), our project hypothesizes that a building-centric model can yield even higher predictive reliability.</w:t>
       </w:r>
     </w:p>
     <w:p>
@@ -785,21 +673,12 @@
         </w:rPr>
         <w:t xml:space="preserve">We only focused on the Massachusetts </w:t>
       </w:r>
-      <w:proofErr w:type="gramStart"/>
-      <w:r>
-        <w:rPr>
-          <w:rFonts w:ascii="Times New Roman" w:hAnsi="Times New Roman" w:cs="Times New Roman"/>
-          <w:szCs w:val="22"/>
-        </w:rPr>
-        <w:t>subset</w:t>
-      </w:r>
-      <w:proofErr w:type="gramEnd"/>
-      <w:r>
-        <w:rPr>
-          <w:rFonts w:ascii="Times New Roman" w:hAnsi="Times New Roman" w:cs="Times New Roman"/>
-          <w:szCs w:val="22"/>
-        </w:rPr>
-        <w:t xml:space="preserve"> and it has more than 2 million datasets, and</w:t>
+      <w:r>
+        <w:rPr>
+          <w:rFonts w:ascii="Times New Roman" w:hAnsi="Times New Roman" w:cs="Times New Roman"/>
+          <w:szCs w:val="22"/>
+        </w:rPr>
+        <w:t>subset and it has more than 2 million datasets, and</w:t>
       </w:r>
       <w:r>
         <w:rPr>
@@ -822,17 +701,15 @@
         </w:rPr>
         <w:t xml:space="preserve">was extracted to focus the analysis on a consistent region. The binary flood risk target was derived from the </w:t>
       </w:r>
-      <w:proofErr w:type="spellStart"/>
-      <w:r>
-        <w:rPr>
-          <w:rStyle w:val="HTML"/>
+      <w:r>
+        <w:rPr>
+          <w:rStyle w:val="HTMLCode"/>
           <w:rFonts w:ascii="Times New Roman" w:eastAsiaTheme="majorEastAsia" w:hAnsi="Times New Roman" w:cs="Times New Roman"/>
           <w:sz w:val="22"/>
           <w:szCs w:val="22"/>
         </w:rPr>
         <w:t>firmzone</w:t>
       </w:r>
-      <w:proofErr w:type="spellEnd"/>
       <w:r>
         <w:rPr>
           <w:rFonts w:ascii="Times New Roman" w:hAnsi="Times New Roman" w:cs="Times New Roman"/>
@@ -856,7 +733,7 @@
       </w:r>
       <w:r>
         <w:rPr>
-          <w:rStyle w:val="HTML"/>
+          <w:rStyle w:val="HTMLCode"/>
           <w:rFonts w:ascii="Times New Roman" w:eastAsiaTheme="majorEastAsia" w:hAnsi="Times New Roman" w:cs="Times New Roman"/>
           <w:sz w:val="22"/>
           <w:szCs w:val="22"/>
@@ -1014,14 +891,7 @@
         <w:rPr>
           <w:rFonts w:ascii="Times New Roman" w:hAnsi="Times New Roman" w:cs="Times New Roman"/>
         </w:rPr>
-        <w:t xml:space="preserve">To address the binary classification </w:t>
-      </w:r>
-      <w:proofErr w:type="gramStart"/>
-      <w:r>
-        <w:rPr>
-          <w:rFonts w:ascii="Times New Roman" w:hAnsi="Times New Roman" w:cs="Times New Roman"/>
-        </w:rPr>
-        <w:t>problem</w:t>
+        <w:t>To address the binary classification problem</w:t>
       </w:r>
       <w:r>
         <w:rPr>
@@ -1029,7 +899,6 @@
         </w:rPr>
         <w:t>s</w:t>
       </w:r>
-      <w:proofErr w:type="gramEnd"/>
       <w:r>
         <w:rPr>
           <w:rFonts w:ascii="Times New Roman" w:hAnsi="Times New Roman" w:cs="Times New Roman"/>
@@ -1072,7 +941,6 @@
         </w:rPr>
         <w:t xml:space="preserve">ython and </w:t>
       </w:r>
-      <w:proofErr w:type="spellStart"/>
       <w:r>
         <w:rPr>
           <w:rFonts w:ascii="Times New Roman" w:hAnsi="Times New Roman" w:cs="Times New Roman"/>
@@ -1095,14 +963,7 @@
         <w:rPr>
           <w:rFonts w:ascii="Times New Roman" w:hAnsi="Times New Roman" w:cs="Times New Roman"/>
         </w:rPr>
-        <w:t>y</w:t>
-      </w:r>
-      <w:proofErr w:type="spellEnd"/>
-      <w:r>
-        <w:rPr>
-          <w:rFonts w:ascii="Times New Roman" w:hAnsi="Times New Roman" w:cs="Times New Roman"/>
-        </w:rPr>
-        <w:t xml:space="preserve"> for matrix operations.</w:t>
+        <w:t>y for matrix operations.</w:t>
       </w:r>
     </w:p>
     <w:p>
@@ -1117,35 +978,7 @@
           <w:rFonts w:ascii="Times New Roman" w:hAnsi="Times New Roman" w:cs="Times New Roman"/>
         </w:rPr>
         <w:lastRenderedPageBreak/>
-        <w:t xml:space="preserve">The network architecture consists of </w:t>
-      </w:r>
-      <w:proofErr w:type="gramStart"/>
-      <w:r>
-        <w:rPr>
-          <w:rFonts w:ascii="Times New Roman" w:hAnsi="Times New Roman" w:cs="Times New Roman"/>
-        </w:rPr>
-        <w:t>a</w:t>
-      </w:r>
-      <w:proofErr w:type="gramEnd"/>
-      <w:r>
-        <w:rPr>
-          <w:rFonts w:ascii="Times New Roman" w:hAnsi="Times New Roman" w:cs="Times New Roman"/>
-        </w:rPr>
-        <w:t xml:space="preserve"> input layer corresponding to the dimensional feature space d, a single hidden layer with 16 nodes, and an output layer with a single node. The forward propagation utilizes a Rectified Linear Unit (</w:t>
-      </w:r>
-      <w:proofErr w:type="spellStart"/>
-      <w:r>
-        <w:rPr>
-          <w:rFonts w:ascii="Times New Roman" w:hAnsi="Times New Roman" w:cs="Times New Roman"/>
-        </w:rPr>
-        <w:t>ReLU</w:t>
-      </w:r>
-      <w:proofErr w:type="spellEnd"/>
-      <w:r>
-        <w:rPr>
-          <w:rFonts w:ascii="Times New Roman" w:hAnsi="Times New Roman" w:cs="Times New Roman"/>
-        </w:rPr>
-        <w:t>) activation function for the hidden layer to introduce non-linearity, and a Sigmoid activation function for the output layer to map the final predictions to a probability range between 0 and 1. The mathematical formulation of the forward pass is as follows:</w:t>
+        <w:t>The network architecture consists of a input layer corresponding to the dimensional feature space d, a single hidden layer with 16 nodes, and an output layer with a single node. The forward propagation utilizes a Rectified Linear Unit (ReLU) activation function for the hidden layer to introduce non-linearity, and a Sigmoid activation function for the output layer to map the final predictions to a probability range between 0 and 1. The mathematical formulation of the forward pass is as follows:</w:t>
       </w:r>
     </w:p>
     <w:p>
@@ -1309,27 +1142,13 @@
         <w:rPr>
           <w:rFonts w:ascii="Times New Roman" w:hAnsi="Times New Roman" w:cs="Times New Roman"/>
         </w:rPr>
-        <w:t xml:space="preserve"> to zero. The network </w:t>
-      </w:r>
-      <w:proofErr w:type="gramStart"/>
-      <w:r>
-        <w:rPr>
-          <w:rFonts w:ascii="Times New Roman" w:hAnsi="Times New Roman" w:cs="Times New Roman"/>
-        </w:rPr>
-        <w:t xml:space="preserve">was </w:t>
-      </w:r>
-      <w:r>
-        <w:rPr>
-          <w:rFonts w:ascii="Times New Roman" w:hAnsi="Times New Roman" w:cs="Times New Roman"/>
-        </w:rPr>
-        <w:t>been</w:t>
-      </w:r>
-      <w:proofErr w:type="gramEnd"/>
-      <w:r>
-        <w:rPr>
-          <w:rFonts w:ascii="Times New Roman" w:hAnsi="Times New Roman" w:cs="Times New Roman"/>
-        </w:rPr>
-        <w:t xml:space="preserve"> </w:t>
+        <w:t xml:space="preserve"> to zero. The network was </w:t>
+      </w:r>
+      <w:r>
+        <w:rPr>
+          <w:rFonts w:ascii="Times New Roman" w:hAnsi="Times New Roman" w:cs="Times New Roman"/>
+        </w:rPr>
+        <w:t xml:space="preserve">been </w:t>
       </w:r>
       <w:r>
         <w:rPr>
@@ -1402,14 +1221,7 @@
         <w:rPr>
           <w:rFonts w:ascii="Times New Roman" w:hAnsi="Times New Roman" w:cs="Times New Roman"/>
         </w:rPr>
-        <w:t xml:space="preserve">To complement the MLP with a probabilistic approach, </w:t>
-      </w:r>
-      <w:proofErr w:type="gramStart"/>
-      <w:r>
-        <w:rPr>
-          <w:rFonts w:ascii="Times New Roman" w:hAnsi="Times New Roman" w:cs="Times New Roman"/>
-        </w:rPr>
-        <w:t>a</w:t>
+        <w:t>To complement the MLP with a probabilistic approach, a</w:t>
       </w:r>
       <w:r>
         <w:rPr>
@@ -1417,7 +1229,6 @@
         </w:rPr>
         <w:t>n</w:t>
       </w:r>
-      <w:proofErr w:type="gramEnd"/>
       <w:r>
         <w:rPr>
           <w:rFonts w:ascii="Times New Roman" w:hAnsi="Times New Roman" w:cs="Times New Roman"/>
@@ -1464,21 +1275,7 @@
         <w:rPr>
           <w:rFonts w:ascii="Times New Roman" w:hAnsi="Times New Roman" w:cs="Times New Roman"/>
         </w:rPr>
-        <w:t xml:space="preserve"> uncertainty quantification for each prediction. The model was implemented using the </w:t>
-      </w:r>
-      <w:proofErr w:type="spellStart"/>
-      <w:r>
-        <w:rPr>
-          <w:rFonts w:ascii="Times New Roman" w:hAnsi="Times New Roman" w:cs="Times New Roman"/>
-        </w:rPr>
-        <w:t>rstanarm</w:t>
-      </w:r>
-      <w:proofErr w:type="spellEnd"/>
-      <w:r>
-        <w:rPr>
-          <w:rFonts w:ascii="Times New Roman" w:hAnsi="Times New Roman" w:cs="Times New Roman"/>
-        </w:rPr>
-        <w:t xml:space="preserve"> package in R, which uses the No-U-Turn Sampler (NUTS), an adaptive extension of Hamiltonian Monte Carlo.</w:t>
+        <w:t xml:space="preserve"> uncertainty quantification for each prediction. The model was implemented using the rstanarm package in R, which uses the No-U-Turn Sampler (NUTS), an adaptive extension of Hamiltonian Monte Carlo.</w:t>
       </w:r>
     </w:p>
     <w:p>
@@ -2473,7 +2270,7 @@
       </w:pPr>
       <w:r>
         <w:rPr>
-          <w:rStyle w:val="af"/>
+          <w:rStyle w:val="Strong"/>
           <w:rFonts w:eastAsiaTheme="majorEastAsia"/>
           <w:sz w:val="22"/>
           <w:szCs w:val="22"/>
@@ -2644,35 +2441,7 @@
         <w:rPr>
           <w:rFonts w:ascii="Times New Roman" w:hAnsi="Times New Roman" w:cs="Times New Roman"/>
         </w:rPr>
-        <w:t>A key advantage of the Bayesian Logistic Regression over the MLP is its interpretability through posterior coefficient estimates. Foundation type emerges as the dominant driver of flood risk classification. Pile foundations (</w:t>
-      </w:r>
-      <w:proofErr w:type="spellStart"/>
-      <w:r>
-        <w:rPr>
-          <w:rFonts w:ascii="Times New Roman" w:hAnsi="Times New Roman" w:cs="Times New Roman"/>
-        </w:rPr>
-        <w:t>found_typeI</w:t>
-      </w:r>
-      <w:proofErr w:type="spellEnd"/>
-      <w:r>
-        <w:rPr>
-          <w:rFonts w:ascii="Times New Roman" w:hAnsi="Times New Roman" w:cs="Times New Roman"/>
-        </w:rPr>
-        <w:t>) and pier foundations (</w:t>
-      </w:r>
-      <w:proofErr w:type="spellStart"/>
-      <w:r>
-        <w:rPr>
-          <w:rFonts w:ascii="Times New Roman" w:hAnsi="Times New Roman" w:cs="Times New Roman"/>
-        </w:rPr>
-        <w:t>found_typeP</w:t>
-      </w:r>
-      <w:proofErr w:type="spellEnd"/>
-      <w:r>
-        <w:rPr>
-          <w:rFonts w:ascii="Times New Roman" w:hAnsi="Times New Roman" w:cs="Times New Roman"/>
-        </w:rPr>
-        <w:t>) exhibit the strongest positive associations</w:t>
+        <w:t>A key advantage of the Bayesian Logistic Regression over the MLP is its interpretability through posterior coefficient estimates. Foundation type emerges as the dominant driver of flood risk classification. Pile foundations (found_typeI) and pier foundations (found_typeP) exhibit the strongest positive associations</w:t>
       </w:r>
       <w:r>
         <w:rPr>
@@ -2720,21 +2489,7 @@
         <w:rPr>
           <w:rFonts w:ascii="Times New Roman" w:hAnsi="Times New Roman" w:cs="Times New Roman"/>
         </w:rPr>
-        <w:t xml:space="preserve"> (</w:t>
-      </w:r>
-      <w:proofErr w:type="spellStart"/>
-      <w:r>
-        <w:rPr>
-          <w:rFonts w:ascii="Times New Roman" w:hAnsi="Times New Roman" w:cs="Times New Roman"/>
-        </w:rPr>
-        <w:t>ground_elv</w:t>
-      </w:r>
-      <w:proofErr w:type="spellEnd"/>
-      <w:r>
-        <w:rPr>
-          <w:rFonts w:ascii="Times New Roman" w:hAnsi="Times New Roman" w:cs="Times New Roman"/>
-        </w:rPr>
-        <w:t>) exhibits the strongest negative coefficient across all features, confirm</w:t>
+        <w:t xml:space="preserve"> (ground_elv) exhibits the strongest negative coefficient across all features, confirm</w:t>
       </w:r>
       <w:r>
         <w:rPr>
@@ -2864,27 +2619,13 @@
         <w:rPr>
           <w:rFonts w:ascii="Times New Roman" w:hAnsi="Times New Roman" w:cs="Times New Roman"/>
         </w:rPr>
-        <w:t xml:space="preserve">While the custom MLP achieved high predictive </w:t>
-      </w:r>
-      <w:proofErr w:type="gramStart"/>
-      <w:r>
-        <w:rPr>
-          <w:rFonts w:ascii="Times New Roman" w:hAnsi="Times New Roman" w:cs="Times New Roman"/>
-        </w:rPr>
-        <w:t>accuracy</w:t>
-      </w:r>
-      <w:r>
-        <w:rPr>
-          <w:rFonts w:ascii="Times New Roman" w:hAnsi="Times New Roman" w:cs="Times New Roman"/>
-        </w:rPr>
-        <w:t>(</w:t>
-      </w:r>
-      <w:proofErr w:type="gramEnd"/>
-      <w:r>
-        <w:rPr>
-          <w:rFonts w:ascii="Times New Roman" w:hAnsi="Times New Roman" w:cs="Times New Roman"/>
-        </w:rPr>
-        <w:t>93.97%)</w:t>
+        <w:t>While the custom MLP achieved high predictive accuracy</w:t>
+      </w:r>
+      <w:r>
+        <w:rPr>
+          <w:rFonts w:ascii="Times New Roman" w:hAnsi="Times New Roman" w:cs="Times New Roman"/>
+        </w:rPr>
+        <w:t>(93.97%)</w:t>
       </w:r>
       <w:r>
         <w:rPr>
@@ -2964,35 +2705,7 @@
         <w:rPr>
           <w:rFonts w:ascii="Times New Roman" w:hAnsi="Times New Roman" w:cs="Times New Roman"/>
         </w:rPr>
-        <w:t>If this problem were to be expanded in future work, incorporating a post-hoc interpretability framework—such as SHAP (</w:t>
-      </w:r>
-      <w:proofErr w:type="spellStart"/>
-      <w:r>
-        <w:rPr>
-          <w:rFonts w:ascii="Times New Roman" w:hAnsi="Times New Roman" w:cs="Times New Roman"/>
-        </w:rPr>
-        <w:t>SHapley</w:t>
-      </w:r>
-      <w:proofErr w:type="spellEnd"/>
-      <w:r>
-        <w:rPr>
-          <w:rFonts w:ascii="Times New Roman" w:hAnsi="Times New Roman" w:cs="Times New Roman"/>
-        </w:rPr>
-        <w:t xml:space="preserve"> Additive </w:t>
-      </w:r>
-      <w:proofErr w:type="spellStart"/>
-      <w:r>
-        <w:rPr>
-          <w:rFonts w:ascii="Times New Roman" w:hAnsi="Times New Roman" w:cs="Times New Roman"/>
-        </w:rPr>
-        <w:t>exPlanations</w:t>
-      </w:r>
-      <w:proofErr w:type="spellEnd"/>
-      <w:r>
-        <w:rPr>
-          <w:rFonts w:ascii="Times New Roman" w:hAnsi="Times New Roman" w:cs="Times New Roman"/>
-        </w:rPr>
-        <w:t>) values—would be highly beneficial to understand the marginal contribution of individual building attributes to the model's predictions</w:t>
+        <w:t>If this problem were to be expanded in future work, incorporating a post-hoc interpretability framework—such as SHAP (SHapley Additive exPlanations) values—would be highly beneficial to understand the marginal contribution of individual building attributes to the model's predictions</w:t>
       </w:r>
       <w:r>
         <w:rPr>
@@ -3273,244 +2986,118 @@
           <w:sz w:val="16"/>
           <w:szCs w:val="16"/>
         </w:rPr>
-        <w:t xml:space="preserve">    z = </w:t>
-      </w:r>
-      <w:proofErr w:type="spellStart"/>
-      <w:proofErr w:type="gramStart"/>
-      <w:r>
-        <w:rPr>
-          <w:rFonts w:ascii="Consolas" w:hAnsi="Consolas" w:cs="Consolas"/>
-          <w:color w:val="275317" w:themeColor="accent6" w:themeShade="80"/>
-          <w:sz w:val="16"/>
-          <w:szCs w:val="16"/>
-        </w:rPr>
-        <w:t>np.clip</w:t>
-      </w:r>
-      <w:proofErr w:type="spellEnd"/>
-      <w:proofErr w:type="gramEnd"/>
-      <w:r>
-        <w:rPr>
-          <w:rFonts w:ascii="Consolas" w:hAnsi="Consolas" w:cs="Consolas"/>
-          <w:color w:val="275317" w:themeColor="accent6" w:themeShade="80"/>
-          <w:sz w:val="16"/>
-          <w:szCs w:val="16"/>
-        </w:rPr>
-        <w:t>(z, -500, 500)</w:t>
-      </w:r>
-    </w:p>
-    <w:p>
-      <w:pPr>
-        <w:spacing w:line="240" w:lineRule="auto"/>
-        <w:rPr>
-          <w:rFonts w:ascii="Consolas" w:hAnsi="Consolas" w:cs="Consolas"/>
-          <w:color w:val="275317" w:themeColor="accent6" w:themeShade="80"/>
-          <w:sz w:val="16"/>
-          <w:szCs w:val="16"/>
-        </w:rPr>
-      </w:pPr>
-      <w:r>
-        <w:rPr>
-          <w:rFonts w:ascii="Consolas" w:hAnsi="Consolas" w:cs="Consolas"/>
-          <w:color w:val="275317" w:themeColor="accent6" w:themeShade="80"/>
-          <w:sz w:val="16"/>
-          <w:szCs w:val="16"/>
-        </w:rPr>
-        <w:t xml:space="preserve">    return 1 / (1 + </w:t>
-      </w:r>
-      <w:proofErr w:type="spellStart"/>
-      <w:r>
-        <w:rPr>
-          <w:rFonts w:ascii="Consolas" w:hAnsi="Consolas" w:cs="Consolas"/>
-          <w:color w:val="275317" w:themeColor="accent6" w:themeShade="80"/>
-          <w:sz w:val="16"/>
-          <w:szCs w:val="16"/>
-        </w:rPr>
-        <w:t>np.exp</w:t>
-      </w:r>
-      <w:proofErr w:type="spellEnd"/>
-      <w:r>
-        <w:rPr>
-          <w:rFonts w:ascii="Consolas" w:hAnsi="Consolas" w:cs="Consolas"/>
-          <w:color w:val="275317" w:themeColor="accent6" w:themeShade="80"/>
-          <w:sz w:val="16"/>
-          <w:szCs w:val="16"/>
-        </w:rPr>
-        <w:t>(-z))</w:t>
-      </w:r>
-    </w:p>
-    <w:p>
-      <w:pPr>
-        <w:spacing w:line="240" w:lineRule="auto"/>
-        <w:rPr>
-          <w:rFonts w:ascii="Consolas" w:hAnsi="Consolas" w:cs="Consolas"/>
-          <w:color w:val="275317" w:themeColor="accent6" w:themeShade="80"/>
-          <w:sz w:val="16"/>
-          <w:szCs w:val="16"/>
-        </w:rPr>
-      </w:pPr>
-    </w:p>
-    <w:p>
-      <w:pPr>
-        <w:spacing w:line="240" w:lineRule="auto"/>
-        <w:rPr>
-          <w:rFonts w:ascii="Consolas" w:hAnsi="Consolas" w:cs="Consolas"/>
-          <w:color w:val="275317" w:themeColor="accent6" w:themeShade="80"/>
-          <w:sz w:val="16"/>
-          <w:szCs w:val="16"/>
-        </w:rPr>
-      </w:pPr>
-      <w:r>
-        <w:rPr>
-          <w:rFonts w:ascii="Consolas" w:hAnsi="Consolas" w:cs="Consolas"/>
-          <w:color w:val="275317" w:themeColor="accent6" w:themeShade="80"/>
-          <w:sz w:val="16"/>
-          <w:szCs w:val="16"/>
-        </w:rPr>
-        <w:t xml:space="preserve">n = </w:t>
-      </w:r>
-      <w:proofErr w:type="spellStart"/>
-      <w:r>
-        <w:rPr>
-          <w:rFonts w:ascii="Consolas" w:hAnsi="Consolas" w:cs="Consolas"/>
-          <w:color w:val="275317" w:themeColor="accent6" w:themeShade="80"/>
-          <w:sz w:val="16"/>
-          <w:szCs w:val="16"/>
-        </w:rPr>
-        <w:t>X_</w:t>
-      </w:r>
-      <w:proofErr w:type="gramStart"/>
-      <w:r>
-        <w:rPr>
-          <w:rFonts w:ascii="Consolas" w:hAnsi="Consolas" w:cs="Consolas"/>
-          <w:color w:val="275317" w:themeColor="accent6" w:themeShade="80"/>
-          <w:sz w:val="16"/>
-          <w:szCs w:val="16"/>
-        </w:rPr>
-        <w:t>train.shape</w:t>
-      </w:r>
-      <w:proofErr w:type="spellEnd"/>
-      <w:proofErr w:type="gramEnd"/>
-      <w:r>
-        <w:rPr>
-          <w:rFonts w:ascii="Consolas" w:hAnsi="Consolas" w:cs="Consolas"/>
-          <w:color w:val="275317" w:themeColor="accent6" w:themeShade="80"/>
-          <w:sz w:val="16"/>
-          <w:szCs w:val="16"/>
-        </w:rPr>
-        <w:t>[0]</w:t>
-      </w:r>
-    </w:p>
-    <w:p>
-      <w:pPr>
-        <w:spacing w:line="240" w:lineRule="auto"/>
-        <w:rPr>
-          <w:rFonts w:ascii="Consolas" w:hAnsi="Consolas" w:cs="Consolas"/>
-          <w:color w:val="275317" w:themeColor="accent6" w:themeShade="80"/>
-          <w:sz w:val="16"/>
-          <w:szCs w:val="16"/>
-        </w:rPr>
-      </w:pPr>
-      <w:r>
-        <w:rPr>
-          <w:rFonts w:ascii="Consolas" w:hAnsi="Consolas" w:cs="Consolas"/>
-          <w:color w:val="275317" w:themeColor="accent6" w:themeShade="80"/>
-          <w:sz w:val="16"/>
-          <w:szCs w:val="16"/>
-        </w:rPr>
-        <w:t xml:space="preserve">d = </w:t>
-      </w:r>
-      <w:proofErr w:type="spellStart"/>
-      <w:r>
-        <w:rPr>
-          <w:rFonts w:ascii="Consolas" w:hAnsi="Consolas" w:cs="Consolas"/>
-          <w:color w:val="275317" w:themeColor="accent6" w:themeShade="80"/>
-          <w:sz w:val="16"/>
-          <w:szCs w:val="16"/>
-        </w:rPr>
-        <w:t>X_</w:t>
-      </w:r>
-      <w:proofErr w:type="gramStart"/>
-      <w:r>
-        <w:rPr>
-          <w:rFonts w:ascii="Consolas" w:hAnsi="Consolas" w:cs="Consolas"/>
-          <w:color w:val="275317" w:themeColor="accent6" w:themeShade="80"/>
-          <w:sz w:val="16"/>
-          <w:szCs w:val="16"/>
-        </w:rPr>
-        <w:t>train.shape</w:t>
-      </w:r>
-      <w:proofErr w:type="spellEnd"/>
-      <w:proofErr w:type="gramEnd"/>
-      <w:r>
-        <w:rPr>
-          <w:rFonts w:ascii="Consolas" w:hAnsi="Consolas" w:cs="Consolas"/>
-          <w:color w:val="275317" w:themeColor="accent6" w:themeShade="80"/>
-          <w:sz w:val="16"/>
-          <w:szCs w:val="16"/>
-        </w:rPr>
-        <w:t>[1]</w:t>
-      </w:r>
-    </w:p>
-    <w:p>
-      <w:pPr>
-        <w:spacing w:line="240" w:lineRule="auto"/>
-        <w:rPr>
-          <w:rFonts w:ascii="Consolas" w:hAnsi="Consolas" w:cs="Consolas"/>
-          <w:color w:val="275317" w:themeColor="accent6" w:themeShade="80"/>
-          <w:sz w:val="16"/>
-          <w:szCs w:val="16"/>
-        </w:rPr>
-      </w:pPr>
-      <w:proofErr w:type="spellStart"/>
-      <w:r>
-        <w:rPr>
-          <w:rFonts w:ascii="Consolas" w:hAnsi="Consolas" w:cs="Consolas"/>
-          <w:color w:val="275317" w:themeColor="accent6" w:themeShade="80"/>
-          <w:sz w:val="16"/>
-          <w:szCs w:val="16"/>
-        </w:rPr>
-        <w:t>hidden_nodes</w:t>
-      </w:r>
-      <w:proofErr w:type="spellEnd"/>
-      <w:r>
-        <w:rPr>
-          <w:rFonts w:ascii="Consolas" w:hAnsi="Consolas" w:cs="Consolas"/>
-          <w:color w:val="275317" w:themeColor="accent6" w:themeShade="80"/>
-          <w:sz w:val="16"/>
-          <w:szCs w:val="16"/>
-        </w:rPr>
-        <w:t xml:space="preserve"> = 16</w:t>
-      </w:r>
-    </w:p>
-    <w:p>
-      <w:pPr>
-        <w:spacing w:line="240" w:lineRule="auto"/>
-        <w:rPr>
-          <w:rFonts w:ascii="Consolas" w:hAnsi="Consolas" w:cs="Consolas"/>
-          <w:color w:val="275317" w:themeColor="accent6" w:themeShade="80"/>
-          <w:sz w:val="16"/>
-          <w:szCs w:val="16"/>
-        </w:rPr>
-      </w:pPr>
-      <w:proofErr w:type="spellStart"/>
-      <w:r>
-        <w:rPr>
-          <w:rFonts w:ascii="Consolas" w:hAnsi="Consolas" w:cs="Consolas"/>
-          <w:color w:val="275317" w:themeColor="accent6" w:themeShade="80"/>
-          <w:sz w:val="16"/>
-          <w:szCs w:val="16"/>
-        </w:rPr>
-        <w:t>out_nodes</w:t>
-      </w:r>
-      <w:proofErr w:type="spellEnd"/>
-      <w:r>
-        <w:rPr>
-          <w:rFonts w:ascii="Consolas" w:hAnsi="Consolas" w:cs="Consolas"/>
-          <w:color w:val="275317" w:themeColor="accent6" w:themeShade="80"/>
-          <w:sz w:val="16"/>
-          <w:szCs w:val="16"/>
-        </w:rPr>
-        <w:t xml:space="preserve"> = 1</w:t>
+        <w:t xml:space="preserve">    z = np.clip(z, -500, 500)</w:t>
+      </w:r>
+    </w:p>
+    <w:p>
+      <w:pPr>
+        <w:spacing w:line="240" w:lineRule="auto"/>
+        <w:rPr>
+          <w:rFonts w:ascii="Consolas" w:hAnsi="Consolas" w:cs="Consolas"/>
+          <w:color w:val="275317" w:themeColor="accent6" w:themeShade="80"/>
+          <w:sz w:val="16"/>
+          <w:szCs w:val="16"/>
+        </w:rPr>
+      </w:pPr>
+      <w:r>
+        <w:rPr>
+          <w:rFonts w:ascii="Consolas" w:hAnsi="Consolas" w:cs="Consolas"/>
+          <w:color w:val="275317" w:themeColor="accent6" w:themeShade="80"/>
+          <w:sz w:val="16"/>
+          <w:szCs w:val="16"/>
+        </w:rPr>
+        <w:t xml:space="preserve">    return 1 / (1 + np.exp(-z))</w:t>
+      </w:r>
+    </w:p>
+    <w:p>
+      <w:pPr>
+        <w:spacing w:line="240" w:lineRule="auto"/>
+        <w:rPr>
+          <w:rFonts w:ascii="Consolas" w:hAnsi="Consolas" w:cs="Consolas"/>
+          <w:color w:val="275317" w:themeColor="accent6" w:themeShade="80"/>
+          <w:sz w:val="16"/>
+          <w:szCs w:val="16"/>
+        </w:rPr>
+      </w:pPr>
+    </w:p>
+    <w:p>
+      <w:pPr>
+        <w:spacing w:line="240" w:lineRule="auto"/>
+        <w:rPr>
+          <w:rFonts w:ascii="Consolas" w:hAnsi="Consolas" w:cs="Consolas"/>
+          <w:color w:val="275317" w:themeColor="accent6" w:themeShade="80"/>
+          <w:sz w:val="16"/>
+          <w:szCs w:val="16"/>
+        </w:rPr>
+      </w:pPr>
+      <w:r>
+        <w:rPr>
+          <w:rFonts w:ascii="Consolas" w:hAnsi="Consolas" w:cs="Consolas"/>
+          <w:color w:val="275317" w:themeColor="accent6" w:themeShade="80"/>
+          <w:sz w:val="16"/>
+          <w:szCs w:val="16"/>
+        </w:rPr>
+        <w:t>n = X_train.shape[0]</w:t>
+      </w:r>
+    </w:p>
+    <w:p>
+      <w:pPr>
+        <w:spacing w:line="240" w:lineRule="auto"/>
+        <w:rPr>
+          <w:rFonts w:ascii="Consolas" w:hAnsi="Consolas" w:cs="Consolas"/>
+          <w:color w:val="275317" w:themeColor="accent6" w:themeShade="80"/>
+          <w:sz w:val="16"/>
+          <w:szCs w:val="16"/>
+        </w:rPr>
+      </w:pPr>
+      <w:r>
+        <w:rPr>
+          <w:rFonts w:ascii="Consolas" w:hAnsi="Consolas" w:cs="Consolas"/>
+          <w:color w:val="275317" w:themeColor="accent6" w:themeShade="80"/>
+          <w:sz w:val="16"/>
+          <w:szCs w:val="16"/>
+        </w:rPr>
+        <w:t>d = X_train.shape[1]</w:t>
+      </w:r>
+    </w:p>
+    <w:p>
+      <w:pPr>
+        <w:spacing w:line="240" w:lineRule="auto"/>
+        <w:rPr>
+          <w:rFonts w:ascii="Consolas" w:hAnsi="Consolas" w:cs="Consolas"/>
+          <w:color w:val="275317" w:themeColor="accent6" w:themeShade="80"/>
+          <w:sz w:val="16"/>
+          <w:szCs w:val="16"/>
+        </w:rPr>
+      </w:pPr>
+      <w:r>
+        <w:rPr>
+          <w:rFonts w:ascii="Consolas" w:hAnsi="Consolas" w:cs="Consolas"/>
+          <w:color w:val="275317" w:themeColor="accent6" w:themeShade="80"/>
+          <w:sz w:val="16"/>
+          <w:szCs w:val="16"/>
+        </w:rPr>
+        <w:t>hidden_nodes = 16</w:t>
+      </w:r>
+    </w:p>
+    <w:p>
+      <w:pPr>
+        <w:spacing w:line="240" w:lineRule="auto"/>
+        <w:rPr>
+          <w:rFonts w:ascii="Consolas" w:hAnsi="Consolas" w:cs="Consolas"/>
+          <w:color w:val="275317" w:themeColor="accent6" w:themeShade="80"/>
+          <w:sz w:val="16"/>
+          <w:szCs w:val="16"/>
+        </w:rPr>
+      </w:pPr>
+      <w:r>
+        <w:rPr>
+          <w:rFonts w:ascii="Consolas" w:hAnsi="Consolas" w:cs="Consolas"/>
+          <w:color w:val="275317" w:themeColor="accent6" w:themeShade="80"/>
+          <w:sz w:val="16"/>
+          <w:szCs w:val="16"/>
+        </w:rPr>
+        <w:t>out_nodes = 1</w:t>
       </w:r>
     </w:p>
     <w:p>
@@ -3574,382 +3161,94 @@
           <w:szCs w:val="16"/>
         </w:rPr>
       </w:pPr>
-      <w:proofErr w:type="spellStart"/>
-      <w:proofErr w:type="gramStart"/>
-      <w:r>
-        <w:rPr>
-          <w:rFonts w:ascii="Consolas" w:hAnsi="Consolas" w:cs="Consolas"/>
-          <w:color w:val="275317" w:themeColor="accent6" w:themeShade="80"/>
-          <w:sz w:val="16"/>
-          <w:szCs w:val="16"/>
-        </w:rPr>
-        <w:t>np.random</w:t>
-      </w:r>
-      <w:proofErr w:type="gramEnd"/>
-      <w:r>
-        <w:rPr>
-          <w:rFonts w:ascii="Consolas" w:hAnsi="Consolas" w:cs="Consolas"/>
-          <w:color w:val="275317" w:themeColor="accent6" w:themeShade="80"/>
-          <w:sz w:val="16"/>
-          <w:szCs w:val="16"/>
-        </w:rPr>
-        <w:t>.seed</w:t>
-      </w:r>
-      <w:proofErr w:type="spellEnd"/>
-      <w:r>
-        <w:rPr>
-          <w:rFonts w:ascii="Consolas" w:hAnsi="Consolas" w:cs="Consolas"/>
-          <w:color w:val="275317" w:themeColor="accent6" w:themeShade="80"/>
-          <w:sz w:val="16"/>
-          <w:szCs w:val="16"/>
-        </w:rPr>
-        <w:t>(33)</w:t>
-      </w:r>
-    </w:p>
-    <w:p>
-      <w:pPr>
-        <w:spacing w:line="240" w:lineRule="auto"/>
-        <w:rPr>
-          <w:rFonts w:ascii="Consolas" w:hAnsi="Consolas" w:cs="Consolas"/>
-          <w:color w:val="275317" w:themeColor="accent6" w:themeShade="80"/>
-          <w:sz w:val="16"/>
-          <w:szCs w:val="16"/>
-        </w:rPr>
-      </w:pPr>
-      <w:r>
-        <w:rPr>
-          <w:rFonts w:ascii="Consolas" w:hAnsi="Consolas" w:cs="Consolas"/>
-          <w:color w:val="275317" w:themeColor="accent6" w:themeShade="80"/>
-          <w:sz w:val="16"/>
-          <w:szCs w:val="16"/>
-        </w:rPr>
-        <w:t xml:space="preserve">W1 = </w:t>
-      </w:r>
-      <w:proofErr w:type="spellStart"/>
-      <w:proofErr w:type="gramStart"/>
-      <w:r>
-        <w:rPr>
-          <w:rFonts w:ascii="Consolas" w:hAnsi="Consolas" w:cs="Consolas"/>
-          <w:color w:val="275317" w:themeColor="accent6" w:themeShade="80"/>
-          <w:sz w:val="16"/>
-          <w:szCs w:val="16"/>
-        </w:rPr>
-        <w:t>np.random</w:t>
-      </w:r>
-      <w:proofErr w:type="gramEnd"/>
-      <w:r>
-        <w:rPr>
-          <w:rFonts w:ascii="Consolas" w:hAnsi="Consolas" w:cs="Consolas"/>
-          <w:color w:val="275317" w:themeColor="accent6" w:themeShade="80"/>
-          <w:sz w:val="16"/>
-          <w:szCs w:val="16"/>
-        </w:rPr>
-        <w:t>.randn</w:t>
-      </w:r>
-      <w:proofErr w:type="spellEnd"/>
-      <w:r>
-        <w:rPr>
-          <w:rFonts w:ascii="Consolas" w:hAnsi="Consolas" w:cs="Consolas"/>
-          <w:color w:val="275317" w:themeColor="accent6" w:themeShade="80"/>
-          <w:sz w:val="16"/>
-          <w:szCs w:val="16"/>
-        </w:rPr>
-        <w:t xml:space="preserve">(d, </w:t>
-      </w:r>
-      <w:proofErr w:type="spellStart"/>
-      <w:r>
-        <w:rPr>
-          <w:rFonts w:ascii="Consolas" w:hAnsi="Consolas" w:cs="Consolas"/>
-          <w:color w:val="275317" w:themeColor="accent6" w:themeShade="80"/>
-          <w:sz w:val="16"/>
-          <w:szCs w:val="16"/>
-        </w:rPr>
-        <w:t>hidden_nodes</w:t>
-      </w:r>
-      <w:proofErr w:type="spellEnd"/>
-      <w:r>
-        <w:rPr>
-          <w:rFonts w:ascii="Consolas" w:hAnsi="Consolas" w:cs="Consolas"/>
-          <w:color w:val="275317" w:themeColor="accent6" w:themeShade="80"/>
-          <w:sz w:val="16"/>
-          <w:szCs w:val="16"/>
-        </w:rPr>
-        <w:t xml:space="preserve">) * </w:t>
-      </w:r>
-      <w:proofErr w:type="spellStart"/>
-      <w:r>
-        <w:rPr>
-          <w:rFonts w:ascii="Consolas" w:hAnsi="Consolas" w:cs="Consolas"/>
-          <w:color w:val="275317" w:themeColor="accent6" w:themeShade="80"/>
-          <w:sz w:val="16"/>
-          <w:szCs w:val="16"/>
-        </w:rPr>
-        <w:t>np.sqrt</w:t>
-      </w:r>
-      <w:proofErr w:type="spellEnd"/>
-      <w:r>
-        <w:rPr>
-          <w:rFonts w:ascii="Consolas" w:hAnsi="Consolas" w:cs="Consolas"/>
-          <w:color w:val="275317" w:themeColor="accent6" w:themeShade="80"/>
-          <w:sz w:val="16"/>
-          <w:szCs w:val="16"/>
-        </w:rPr>
-        <w:t>(2.0 / d)</w:t>
-      </w:r>
-    </w:p>
-    <w:p>
-      <w:pPr>
-        <w:spacing w:line="240" w:lineRule="auto"/>
-        <w:rPr>
-          <w:rFonts w:ascii="Consolas" w:hAnsi="Consolas" w:cs="Consolas"/>
-          <w:color w:val="275317" w:themeColor="accent6" w:themeShade="80"/>
-          <w:sz w:val="16"/>
-          <w:szCs w:val="16"/>
-        </w:rPr>
-      </w:pPr>
-      <w:r>
-        <w:rPr>
-          <w:rFonts w:ascii="Consolas" w:hAnsi="Consolas" w:cs="Consolas"/>
-          <w:color w:val="275317" w:themeColor="accent6" w:themeShade="80"/>
-          <w:sz w:val="16"/>
-          <w:szCs w:val="16"/>
-        </w:rPr>
-        <w:t xml:space="preserve">b1 = </w:t>
-      </w:r>
-      <w:proofErr w:type="spellStart"/>
-      <w:proofErr w:type="gramStart"/>
-      <w:r>
-        <w:rPr>
-          <w:rFonts w:ascii="Consolas" w:hAnsi="Consolas" w:cs="Consolas"/>
-          <w:color w:val="275317" w:themeColor="accent6" w:themeShade="80"/>
-          <w:sz w:val="16"/>
-          <w:szCs w:val="16"/>
-        </w:rPr>
-        <w:t>np.zeros</w:t>
-      </w:r>
-      <w:proofErr w:type="spellEnd"/>
-      <w:proofErr w:type="gramEnd"/>
-      <w:r>
-        <w:rPr>
-          <w:rFonts w:ascii="Consolas" w:hAnsi="Consolas" w:cs="Consolas"/>
-          <w:color w:val="275317" w:themeColor="accent6" w:themeShade="80"/>
-          <w:sz w:val="16"/>
-          <w:szCs w:val="16"/>
-        </w:rPr>
-        <w:t xml:space="preserve">((1, </w:t>
-      </w:r>
-      <w:proofErr w:type="spellStart"/>
-      <w:r>
-        <w:rPr>
-          <w:rFonts w:ascii="Consolas" w:hAnsi="Consolas" w:cs="Consolas"/>
-          <w:color w:val="275317" w:themeColor="accent6" w:themeShade="80"/>
-          <w:sz w:val="16"/>
-          <w:szCs w:val="16"/>
-        </w:rPr>
-        <w:t>hidden_nodes</w:t>
-      </w:r>
-      <w:proofErr w:type="spellEnd"/>
-      <w:r>
-        <w:rPr>
-          <w:rFonts w:ascii="Consolas" w:hAnsi="Consolas" w:cs="Consolas"/>
-          <w:color w:val="275317" w:themeColor="accent6" w:themeShade="80"/>
-          <w:sz w:val="16"/>
-          <w:szCs w:val="16"/>
-        </w:rPr>
-        <w:t>))</w:t>
-      </w:r>
-    </w:p>
-    <w:p>
-      <w:pPr>
-        <w:spacing w:line="240" w:lineRule="auto"/>
-        <w:rPr>
-          <w:rFonts w:ascii="Consolas" w:hAnsi="Consolas" w:cs="Consolas"/>
-          <w:color w:val="275317" w:themeColor="accent6" w:themeShade="80"/>
-          <w:sz w:val="16"/>
-          <w:szCs w:val="16"/>
-        </w:rPr>
-      </w:pPr>
-      <w:r>
-        <w:rPr>
-          <w:rFonts w:ascii="Consolas" w:hAnsi="Consolas" w:cs="Consolas"/>
-          <w:color w:val="275317" w:themeColor="accent6" w:themeShade="80"/>
-          <w:sz w:val="16"/>
-          <w:szCs w:val="16"/>
-        </w:rPr>
-        <w:t xml:space="preserve">W2 = </w:t>
-      </w:r>
-      <w:proofErr w:type="spellStart"/>
-      <w:proofErr w:type="gramStart"/>
-      <w:r>
-        <w:rPr>
-          <w:rFonts w:ascii="Consolas" w:hAnsi="Consolas" w:cs="Consolas"/>
-          <w:color w:val="275317" w:themeColor="accent6" w:themeShade="80"/>
-          <w:sz w:val="16"/>
-          <w:szCs w:val="16"/>
-        </w:rPr>
-        <w:t>np.random</w:t>
-      </w:r>
-      <w:proofErr w:type="gramEnd"/>
-      <w:r>
-        <w:rPr>
-          <w:rFonts w:ascii="Consolas" w:hAnsi="Consolas" w:cs="Consolas"/>
-          <w:color w:val="275317" w:themeColor="accent6" w:themeShade="80"/>
-          <w:sz w:val="16"/>
-          <w:szCs w:val="16"/>
-        </w:rPr>
-        <w:t>.randn</w:t>
-      </w:r>
-      <w:proofErr w:type="spellEnd"/>
-      <w:r>
-        <w:rPr>
-          <w:rFonts w:ascii="Consolas" w:hAnsi="Consolas" w:cs="Consolas"/>
-          <w:color w:val="275317" w:themeColor="accent6" w:themeShade="80"/>
-          <w:sz w:val="16"/>
-          <w:szCs w:val="16"/>
-        </w:rPr>
-        <w:t>(</w:t>
-      </w:r>
-      <w:proofErr w:type="spellStart"/>
-      <w:r>
-        <w:rPr>
-          <w:rFonts w:ascii="Consolas" w:hAnsi="Consolas" w:cs="Consolas"/>
-          <w:color w:val="275317" w:themeColor="accent6" w:themeShade="80"/>
-          <w:sz w:val="16"/>
-          <w:szCs w:val="16"/>
-        </w:rPr>
-        <w:t>hidden_nodes</w:t>
-      </w:r>
-      <w:proofErr w:type="spellEnd"/>
-      <w:r>
-        <w:rPr>
-          <w:rFonts w:ascii="Consolas" w:hAnsi="Consolas" w:cs="Consolas"/>
-          <w:color w:val="275317" w:themeColor="accent6" w:themeShade="80"/>
-          <w:sz w:val="16"/>
-          <w:szCs w:val="16"/>
-        </w:rPr>
-        <w:t xml:space="preserve">, </w:t>
-      </w:r>
-      <w:proofErr w:type="spellStart"/>
-      <w:r>
-        <w:rPr>
-          <w:rFonts w:ascii="Consolas" w:hAnsi="Consolas" w:cs="Consolas"/>
-          <w:color w:val="275317" w:themeColor="accent6" w:themeShade="80"/>
-          <w:sz w:val="16"/>
-          <w:szCs w:val="16"/>
-        </w:rPr>
-        <w:t>out_nodes</w:t>
-      </w:r>
-      <w:proofErr w:type="spellEnd"/>
-      <w:r>
-        <w:rPr>
-          <w:rFonts w:ascii="Consolas" w:hAnsi="Consolas" w:cs="Consolas"/>
-          <w:color w:val="275317" w:themeColor="accent6" w:themeShade="80"/>
-          <w:sz w:val="16"/>
-          <w:szCs w:val="16"/>
-        </w:rPr>
-        <w:t xml:space="preserve">) * </w:t>
-      </w:r>
-      <w:proofErr w:type="spellStart"/>
-      <w:r>
-        <w:rPr>
-          <w:rFonts w:ascii="Consolas" w:hAnsi="Consolas" w:cs="Consolas"/>
-          <w:color w:val="275317" w:themeColor="accent6" w:themeShade="80"/>
-          <w:sz w:val="16"/>
-          <w:szCs w:val="16"/>
-        </w:rPr>
-        <w:t>np.sqrt</w:t>
-      </w:r>
-      <w:proofErr w:type="spellEnd"/>
-      <w:r>
-        <w:rPr>
-          <w:rFonts w:ascii="Consolas" w:hAnsi="Consolas" w:cs="Consolas"/>
-          <w:color w:val="275317" w:themeColor="accent6" w:themeShade="80"/>
-          <w:sz w:val="16"/>
-          <w:szCs w:val="16"/>
-        </w:rPr>
-        <w:t xml:space="preserve">(1.0 / </w:t>
-      </w:r>
-      <w:proofErr w:type="spellStart"/>
-      <w:r>
-        <w:rPr>
-          <w:rFonts w:ascii="Consolas" w:hAnsi="Consolas" w:cs="Consolas"/>
-          <w:color w:val="275317" w:themeColor="accent6" w:themeShade="80"/>
-          <w:sz w:val="16"/>
-          <w:szCs w:val="16"/>
-        </w:rPr>
-        <w:t>hidden_nodes</w:t>
-      </w:r>
-      <w:proofErr w:type="spellEnd"/>
-      <w:r>
-        <w:rPr>
-          <w:rFonts w:ascii="Consolas" w:hAnsi="Consolas" w:cs="Consolas"/>
-          <w:color w:val="275317" w:themeColor="accent6" w:themeShade="80"/>
-          <w:sz w:val="16"/>
-          <w:szCs w:val="16"/>
-        </w:rPr>
-        <w:t>)</w:t>
-      </w:r>
-    </w:p>
-    <w:p>
-      <w:pPr>
-        <w:spacing w:line="240" w:lineRule="auto"/>
-        <w:rPr>
-          <w:rFonts w:ascii="Consolas" w:hAnsi="Consolas" w:cs="Consolas"/>
-          <w:color w:val="275317" w:themeColor="accent6" w:themeShade="80"/>
-          <w:sz w:val="16"/>
-          <w:szCs w:val="16"/>
-        </w:rPr>
-      </w:pPr>
-      <w:r>
-        <w:rPr>
-          <w:rFonts w:ascii="Consolas" w:hAnsi="Consolas" w:cs="Consolas"/>
-          <w:color w:val="275317" w:themeColor="accent6" w:themeShade="80"/>
-          <w:sz w:val="16"/>
-          <w:szCs w:val="16"/>
-        </w:rPr>
-        <w:t xml:space="preserve">b2 = </w:t>
-      </w:r>
-      <w:proofErr w:type="spellStart"/>
-      <w:proofErr w:type="gramStart"/>
-      <w:r>
-        <w:rPr>
-          <w:rFonts w:ascii="Consolas" w:hAnsi="Consolas" w:cs="Consolas"/>
-          <w:color w:val="275317" w:themeColor="accent6" w:themeShade="80"/>
-          <w:sz w:val="16"/>
-          <w:szCs w:val="16"/>
-        </w:rPr>
-        <w:t>np.zeros</w:t>
-      </w:r>
-      <w:proofErr w:type="spellEnd"/>
-      <w:proofErr w:type="gramEnd"/>
-      <w:r>
-        <w:rPr>
-          <w:rFonts w:ascii="Consolas" w:hAnsi="Consolas" w:cs="Consolas"/>
-          <w:color w:val="275317" w:themeColor="accent6" w:themeShade="80"/>
-          <w:sz w:val="16"/>
-          <w:szCs w:val="16"/>
-        </w:rPr>
-        <w:t xml:space="preserve">((1, </w:t>
-      </w:r>
-      <w:proofErr w:type="spellStart"/>
-      <w:r>
-        <w:rPr>
-          <w:rFonts w:ascii="Consolas" w:hAnsi="Consolas" w:cs="Consolas"/>
-          <w:color w:val="275317" w:themeColor="accent6" w:themeShade="80"/>
-          <w:sz w:val="16"/>
-          <w:szCs w:val="16"/>
-        </w:rPr>
-        <w:t>out_nodes</w:t>
-      </w:r>
-      <w:proofErr w:type="spellEnd"/>
-      <w:r>
-        <w:rPr>
-          <w:rFonts w:ascii="Consolas" w:hAnsi="Consolas" w:cs="Consolas"/>
-          <w:color w:val="275317" w:themeColor="accent6" w:themeShade="80"/>
-          <w:sz w:val="16"/>
-          <w:szCs w:val="16"/>
-        </w:rPr>
-        <w:t>))</w:t>
+      <w:r>
+        <w:rPr>
+          <w:rFonts w:ascii="Consolas" w:hAnsi="Consolas" w:cs="Consolas"/>
+          <w:color w:val="275317" w:themeColor="accent6" w:themeShade="80"/>
+          <w:sz w:val="16"/>
+          <w:szCs w:val="16"/>
+        </w:rPr>
+        <w:t>np.random.seed(33)</w:t>
+      </w:r>
+    </w:p>
+    <w:p>
+      <w:pPr>
+        <w:spacing w:line="240" w:lineRule="auto"/>
+        <w:rPr>
+          <w:rFonts w:ascii="Consolas" w:hAnsi="Consolas" w:cs="Consolas"/>
+          <w:color w:val="275317" w:themeColor="accent6" w:themeShade="80"/>
+          <w:sz w:val="16"/>
+          <w:szCs w:val="16"/>
+        </w:rPr>
+      </w:pPr>
+      <w:r>
+        <w:rPr>
+          <w:rFonts w:ascii="Consolas" w:hAnsi="Consolas" w:cs="Consolas"/>
+          <w:color w:val="275317" w:themeColor="accent6" w:themeShade="80"/>
+          <w:sz w:val="16"/>
+          <w:szCs w:val="16"/>
+        </w:rPr>
+        <w:t>W1 = np.random.randn(d, hidden_nodes) * np.sqrt(2.0 / d)</w:t>
+      </w:r>
+    </w:p>
+    <w:p>
+      <w:pPr>
+        <w:spacing w:line="240" w:lineRule="auto"/>
+        <w:rPr>
+          <w:rFonts w:ascii="Consolas" w:hAnsi="Consolas" w:cs="Consolas"/>
+          <w:color w:val="275317" w:themeColor="accent6" w:themeShade="80"/>
+          <w:sz w:val="16"/>
+          <w:szCs w:val="16"/>
+        </w:rPr>
+      </w:pPr>
+      <w:r>
+        <w:rPr>
+          <w:rFonts w:ascii="Consolas" w:hAnsi="Consolas" w:cs="Consolas"/>
+          <w:color w:val="275317" w:themeColor="accent6" w:themeShade="80"/>
+          <w:sz w:val="16"/>
+          <w:szCs w:val="16"/>
+        </w:rPr>
+        <w:t>b1 = np.zeros((1, hidden_nodes))</w:t>
+      </w:r>
+    </w:p>
+    <w:p>
+      <w:pPr>
+        <w:spacing w:line="240" w:lineRule="auto"/>
+        <w:rPr>
+          <w:rFonts w:ascii="Consolas" w:hAnsi="Consolas" w:cs="Consolas"/>
+          <w:color w:val="275317" w:themeColor="accent6" w:themeShade="80"/>
+          <w:sz w:val="16"/>
+          <w:szCs w:val="16"/>
+        </w:rPr>
+      </w:pPr>
+      <w:r>
+        <w:rPr>
+          <w:rFonts w:ascii="Consolas" w:hAnsi="Consolas" w:cs="Consolas"/>
+          <w:color w:val="275317" w:themeColor="accent6" w:themeShade="80"/>
+          <w:sz w:val="16"/>
+          <w:szCs w:val="16"/>
+        </w:rPr>
+        <w:t>W2 = np.random.randn(hidden_nodes, out_nodes) * np.sqrt(1.0 / hidden_nodes)</w:t>
+      </w:r>
+    </w:p>
+    <w:p>
+      <w:pPr>
+        <w:spacing w:line="240" w:lineRule="auto"/>
+        <w:rPr>
+          <w:rFonts w:ascii="Consolas" w:hAnsi="Consolas" w:cs="Consolas"/>
+          <w:color w:val="275317" w:themeColor="accent6" w:themeShade="80"/>
+          <w:sz w:val="16"/>
+          <w:szCs w:val="16"/>
+        </w:rPr>
+      </w:pPr>
+      <w:r>
+        <w:rPr>
+          <w:rFonts w:ascii="Consolas" w:hAnsi="Consolas" w:cs="Consolas"/>
+          <w:color w:val="275317" w:themeColor="accent6" w:themeShade="80"/>
+          <w:sz w:val="16"/>
+          <w:szCs w:val="16"/>
+        </w:rPr>
+        <w:t>b2 = np.zeros((1, out_nodes))</w:t>
       </w:r>
     </w:p>
     <w:p>
@@ -3989,29 +3288,7 @@
           <w:sz w:val="16"/>
           <w:szCs w:val="16"/>
         </w:rPr>
-        <w:t xml:space="preserve">    h = </w:t>
-      </w:r>
-      <w:proofErr w:type="spellStart"/>
-      <w:proofErr w:type="gramStart"/>
-      <w:r>
-        <w:rPr>
-          <w:rFonts w:ascii="Consolas" w:hAnsi="Consolas" w:cs="Consolas"/>
-          <w:color w:val="275317" w:themeColor="accent6" w:themeShade="80"/>
-          <w:sz w:val="16"/>
-          <w:szCs w:val="16"/>
-        </w:rPr>
-        <w:t>np.maximum</w:t>
-      </w:r>
-      <w:proofErr w:type="spellEnd"/>
-      <w:proofErr w:type="gramEnd"/>
-      <w:r>
-        <w:rPr>
-          <w:rFonts w:ascii="Consolas" w:hAnsi="Consolas" w:cs="Consolas"/>
-          <w:color w:val="275317" w:themeColor="accent6" w:themeShade="80"/>
-          <w:sz w:val="16"/>
-          <w:szCs w:val="16"/>
-        </w:rPr>
-        <w:t>(0, x.dot(W1) + b1)</w:t>
+        <w:t xml:space="preserve">    h = np.maximum(0, x.dot(W1) + b1)</w:t>
       </w:r>
     </w:p>
     <w:p>
@@ -4063,78 +3340,7 @@
           <w:sz w:val="16"/>
           <w:szCs w:val="16"/>
         </w:rPr>
-        <w:t xml:space="preserve">def </w:t>
-      </w:r>
-      <w:proofErr w:type="spellStart"/>
-      <w:r>
-        <w:rPr>
-          <w:rFonts w:ascii="Consolas" w:hAnsi="Consolas" w:cs="Consolas"/>
-          <w:color w:val="275317" w:themeColor="accent6" w:themeShade="80"/>
-          <w:sz w:val="16"/>
-          <w:szCs w:val="16"/>
-        </w:rPr>
-        <w:t>compute_bce_</w:t>
-      </w:r>
-      <w:proofErr w:type="gramStart"/>
-      <w:r>
-        <w:rPr>
-          <w:rFonts w:ascii="Consolas" w:hAnsi="Consolas" w:cs="Consolas"/>
-          <w:color w:val="275317" w:themeColor="accent6" w:themeShade="80"/>
-          <w:sz w:val="16"/>
-          <w:szCs w:val="16"/>
-        </w:rPr>
-        <w:t>loss</w:t>
-      </w:r>
-      <w:proofErr w:type="spellEnd"/>
-      <w:r>
-        <w:rPr>
-          <w:rFonts w:ascii="Consolas" w:hAnsi="Consolas" w:cs="Consolas"/>
-          <w:color w:val="275317" w:themeColor="accent6" w:themeShade="80"/>
-          <w:sz w:val="16"/>
-          <w:szCs w:val="16"/>
-        </w:rPr>
-        <w:t>(</w:t>
-      </w:r>
-      <w:proofErr w:type="spellStart"/>
-      <w:proofErr w:type="gramEnd"/>
-      <w:r>
-        <w:rPr>
-          <w:rFonts w:ascii="Consolas" w:hAnsi="Consolas" w:cs="Consolas"/>
-          <w:color w:val="275317" w:themeColor="accent6" w:themeShade="80"/>
-          <w:sz w:val="16"/>
-          <w:szCs w:val="16"/>
-        </w:rPr>
-        <w:t>Y_true</w:t>
-      </w:r>
-      <w:proofErr w:type="spellEnd"/>
-      <w:r>
-        <w:rPr>
-          <w:rFonts w:ascii="Consolas" w:hAnsi="Consolas" w:cs="Consolas"/>
-          <w:color w:val="275317" w:themeColor="accent6" w:themeShade="80"/>
-          <w:sz w:val="16"/>
-          <w:szCs w:val="16"/>
-        </w:rPr>
-        <w:t xml:space="preserve">, </w:t>
-      </w:r>
-      <w:proofErr w:type="spellStart"/>
-      <w:r>
-        <w:rPr>
-          <w:rFonts w:ascii="Consolas" w:hAnsi="Consolas" w:cs="Consolas"/>
-          <w:color w:val="275317" w:themeColor="accent6" w:themeShade="80"/>
-          <w:sz w:val="16"/>
-          <w:szCs w:val="16"/>
-        </w:rPr>
-        <w:t>Y_pred</w:t>
-      </w:r>
-      <w:proofErr w:type="spellEnd"/>
-      <w:r>
-        <w:rPr>
-          <w:rFonts w:ascii="Consolas" w:hAnsi="Consolas" w:cs="Consolas"/>
-          <w:color w:val="275317" w:themeColor="accent6" w:themeShade="80"/>
-          <w:sz w:val="16"/>
-          <w:szCs w:val="16"/>
-        </w:rPr>
-        <w:t>):</w:t>
+        <w:t>def compute_bce_loss(Y_true, Y_pred):</w:t>
       </w:r>
     </w:p>
     <w:p>
@@ -4174,297 +3380,291 @@
           <w:sz w:val="16"/>
           <w:szCs w:val="16"/>
         </w:rPr>
+        <w:t xml:space="preserve">    Y_pred = np.clip(Y_pred, epsilon, 1 - epsilon)</w:t>
+      </w:r>
+    </w:p>
+    <w:p>
+      <w:pPr>
+        <w:spacing w:line="240" w:lineRule="auto"/>
+        <w:ind w:firstLine="440"/>
+        <w:rPr>
+          <w:rFonts w:ascii="Consolas" w:hAnsi="Consolas" w:cs="Consolas"/>
+          <w:color w:val="275317" w:themeColor="accent6" w:themeShade="80"/>
+          <w:sz w:val="16"/>
+          <w:szCs w:val="16"/>
+        </w:rPr>
+      </w:pPr>
+      <w:r>
+        <w:rPr>
+          <w:rFonts w:ascii="Consolas" w:hAnsi="Consolas" w:cs="Consolas"/>
+          <w:color w:val="275317" w:themeColor="accent6" w:themeShade="80"/>
+          <w:sz w:val="16"/>
+          <w:szCs w:val="16"/>
+        </w:rPr>
+        <w:t>return -np.mean(Y_true * np.log(Y_pred) + (1 - Y_true) * np.log(1 - Y_pred))</w:t>
+      </w:r>
+    </w:p>
+    <w:p>
+      <w:pPr>
+        <w:spacing w:line="240" w:lineRule="auto"/>
+        <w:ind w:firstLine="440"/>
+        <w:rPr>
+          <w:rFonts w:ascii="Consolas" w:hAnsi="Consolas" w:cs="Consolas"/>
+          <w:color w:val="275317" w:themeColor="accent6" w:themeShade="80"/>
+          <w:sz w:val="16"/>
+          <w:szCs w:val="16"/>
+        </w:rPr>
+      </w:pPr>
+    </w:p>
+    <w:p>
+      <w:pPr>
+        <w:spacing w:line="240" w:lineRule="auto"/>
+        <w:rPr>
+          <w:rFonts w:ascii="Consolas" w:hAnsi="Consolas" w:cs="Consolas"/>
+          <w:color w:val="275317" w:themeColor="accent6" w:themeShade="80"/>
+          <w:sz w:val="16"/>
+          <w:szCs w:val="16"/>
+        </w:rPr>
+      </w:pPr>
+      <w:r>
+        <w:rPr>
+          <w:rFonts w:ascii="Consolas" w:hAnsi="Consolas" w:cs="Consolas"/>
+          <w:color w:val="275317" w:themeColor="accent6" w:themeShade="80"/>
+          <w:sz w:val="16"/>
+          <w:szCs w:val="16"/>
+        </w:rPr>
+        <w:t>errors = []</w:t>
+      </w:r>
+    </w:p>
+    <w:p>
+      <w:pPr>
+        <w:spacing w:line="240" w:lineRule="auto"/>
+        <w:rPr>
+          <w:rFonts w:ascii="Consolas" w:hAnsi="Consolas" w:cs="Consolas"/>
+          <w:color w:val="275317" w:themeColor="accent6" w:themeShade="80"/>
+          <w:sz w:val="16"/>
+          <w:szCs w:val="16"/>
+        </w:rPr>
+      </w:pPr>
+    </w:p>
+    <w:p>
+      <w:pPr>
+        <w:spacing w:line="240" w:lineRule="auto"/>
+        <w:rPr>
+          <w:rFonts w:ascii="Consolas" w:hAnsi="Consolas" w:cs="Consolas"/>
+          <w:color w:val="275317" w:themeColor="accent6" w:themeShade="80"/>
+          <w:sz w:val="16"/>
+          <w:szCs w:val="16"/>
+        </w:rPr>
+      </w:pPr>
+      <w:r>
+        <w:rPr>
+          <w:rFonts w:ascii="Consolas" w:hAnsi="Consolas" w:cs="Consolas"/>
+          <w:color w:val="275317" w:themeColor="accent6" w:themeShade="80"/>
+          <w:sz w:val="16"/>
+          <w:szCs w:val="16"/>
+        </w:rPr>
+        <w:t>for epoch in range(epochs):</w:t>
+      </w:r>
+    </w:p>
+    <w:p>
+      <w:pPr>
+        <w:spacing w:line="240" w:lineRule="auto"/>
+        <w:rPr>
+          <w:rFonts w:ascii="Consolas" w:hAnsi="Consolas" w:cs="Consolas"/>
+          <w:color w:val="275317" w:themeColor="accent6" w:themeShade="80"/>
+          <w:sz w:val="16"/>
+          <w:szCs w:val="16"/>
+        </w:rPr>
+      </w:pPr>
+      <w:r>
+        <w:rPr>
+          <w:rFonts w:ascii="Consolas" w:hAnsi="Consolas" w:cs="Consolas"/>
+          <w:color w:val="275317" w:themeColor="accent6" w:themeShade="80"/>
+          <w:sz w:val="16"/>
+          <w:szCs w:val="16"/>
+        </w:rPr>
+        <w:t xml:space="preserve">    h = np.maximum(0, X_train.dot(W1) + b1) </w:t>
+      </w:r>
+    </w:p>
+    <w:p>
+      <w:pPr>
+        <w:spacing w:line="240" w:lineRule="auto"/>
+        <w:rPr>
+          <w:rFonts w:ascii="Consolas" w:hAnsi="Consolas" w:cs="Consolas"/>
+          <w:color w:val="275317" w:themeColor="accent6" w:themeShade="80"/>
+          <w:sz w:val="16"/>
+          <w:szCs w:val="16"/>
+        </w:rPr>
+      </w:pPr>
+      <w:r>
+        <w:rPr>
+          <w:rFonts w:ascii="Consolas" w:hAnsi="Consolas" w:cs="Consolas"/>
+          <w:color w:val="275317" w:themeColor="accent6" w:themeShade="80"/>
+          <w:sz w:val="16"/>
+          <w:szCs w:val="16"/>
+        </w:rPr>
+        <w:t xml:space="preserve">    y_pred = sigmoid(h.dot(W2) + b2)</w:t>
+      </w:r>
+    </w:p>
+    <w:p>
+      <w:pPr>
+        <w:spacing w:line="240" w:lineRule="auto"/>
+        <w:rPr>
+          <w:rFonts w:ascii="Consolas" w:hAnsi="Consolas" w:cs="Consolas"/>
+          <w:color w:val="275317" w:themeColor="accent6" w:themeShade="80"/>
+          <w:sz w:val="16"/>
+          <w:szCs w:val="16"/>
+        </w:rPr>
+      </w:pPr>
+      <w:r>
+        <w:rPr>
+          <w:rFonts w:ascii="Consolas" w:hAnsi="Consolas" w:cs="Consolas"/>
+          <w:color w:val="275317" w:themeColor="accent6" w:themeShade="80"/>
+          <w:sz w:val="16"/>
+          <w:szCs w:val="16"/>
+        </w:rPr>
+        <w:t xml:space="preserve">    dy = y_pred - Y_train </w:t>
+      </w:r>
+    </w:p>
+    <w:p>
+      <w:pPr>
+        <w:spacing w:line="240" w:lineRule="auto"/>
+        <w:rPr>
+          <w:rFonts w:ascii="Consolas" w:hAnsi="Consolas" w:cs="Consolas"/>
+          <w:color w:val="275317" w:themeColor="accent6" w:themeShade="80"/>
+          <w:sz w:val="16"/>
+          <w:szCs w:val="16"/>
+        </w:rPr>
+      </w:pPr>
+      <w:r>
+        <w:rPr>
+          <w:rFonts w:ascii="Consolas" w:hAnsi="Consolas" w:cs="Consolas"/>
+          <w:color w:val="275317" w:themeColor="accent6" w:themeShade="80"/>
+          <w:sz w:val="16"/>
+          <w:szCs w:val="16"/>
+        </w:rPr>
+        <w:t xml:space="preserve">    dW2 = h.T.dot(dy) / n</w:t>
+      </w:r>
+    </w:p>
+    <w:p>
+      <w:pPr>
+        <w:spacing w:line="240" w:lineRule="auto"/>
+        <w:rPr>
+          <w:rFonts w:ascii="Consolas" w:hAnsi="Consolas" w:cs="Consolas"/>
+          <w:color w:val="275317" w:themeColor="accent6" w:themeShade="80"/>
+          <w:sz w:val="16"/>
+          <w:szCs w:val="16"/>
+        </w:rPr>
+      </w:pPr>
+      <w:r>
+        <w:rPr>
+          <w:rFonts w:ascii="Consolas" w:hAnsi="Consolas" w:cs="Consolas"/>
+          <w:color w:val="275317" w:themeColor="accent6" w:themeShade="80"/>
+          <w:sz w:val="16"/>
+          <w:szCs w:val="16"/>
+        </w:rPr>
+        <w:t xml:space="preserve">    db2 = np.sum(dy, axis=0, keepdims=True) / n</w:t>
+      </w:r>
+    </w:p>
+    <w:p>
+      <w:pPr>
+        <w:spacing w:line="240" w:lineRule="auto"/>
+        <w:rPr>
+          <w:rFonts w:ascii="Consolas" w:hAnsi="Consolas" w:cs="Consolas"/>
+          <w:color w:val="275317" w:themeColor="accent6" w:themeShade="80"/>
+          <w:sz w:val="16"/>
+          <w:szCs w:val="16"/>
+        </w:rPr>
+      </w:pPr>
+      <w:r>
+        <w:rPr>
+          <w:rFonts w:ascii="Consolas" w:hAnsi="Consolas" w:cs="Consolas"/>
+          <w:color w:val="275317" w:themeColor="accent6" w:themeShade="80"/>
+          <w:sz w:val="16"/>
+          <w:szCs w:val="16"/>
+        </w:rPr>
+        <w:t xml:space="preserve">    mat1 = np.heaviside(h, 0) </w:t>
+      </w:r>
+    </w:p>
+    <w:p>
+      <w:pPr>
+        <w:spacing w:line="240" w:lineRule="auto"/>
+        <w:rPr>
+          <w:rFonts w:ascii="Consolas" w:hAnsi="Consolas" w:cs="Consolas"/>
+          <w:color w:val="275317" w:themeColor="accent6" w:themeShade="80"/>
+          <w:sz w:val="16"/>
+          <w:szCs w:val="16"/>
+        </w:rPr>
+      </w:pPr>
+      <w:r>
+        <w:rPr>
+          <w:rFonts w:ascii="Consolas" w:hAnsi="Consolas" w:cs="Consolas"/>
+          <w:color w:val="275317" w:themeColor="accent6" w:themeShade="80"/>
+          <w:sz w:val="16"/>
+          <w:szCs w:val="16"/>
+        </w:rPr>
+        <w:t xml:space="preserve">    dh = dy.dot(W2.T)</w:t>
+      </w:r>
+    </w:p>
+    <w:p>
+      <w:pPr>
+        <w:spacing w:line="240" w:lineRule="auto"/>
+        <w:rPr>
+          <w:rFonts w:ascii="Consolas" w:hAnsi="Consolas" w:cs="Consolas"/>
+          <w:color w:val="275317" w:themeColor="accent6" w:themeShade="80"/>
+          <w:sz w:val="16"/>
+          <w:szCs w:val="16"/>
+        </w:rPr>
+      </w:pPr>
+      <w:r>
+        <w:rPr>
+          <w:rFonts w:ascii="Consolas" w:hAnsi="Consolas" w:cs="Consolas"/>
+          <w:color w:val="275317" w:themeColor="accent6" w:themeShade="80"/>
+          <w:sz w:val="16"/>
+          <w:szCs w:val="16"/>
+        </w:rPr>
         <w:t xml:space="preserve">    </w:t>
       </w:r>
-      <w:proofErr w:type="spellStart"/>
-      <w:r>
-        <w:rPr>
-          <w:rFonts w:ascii="Consolas" w:hAnsi="Consolas" w:cs="Consolas"/>
-          <w:color w:val="275317" w:themeColor="accent6" w:themeShade="80"/>
-          <w:sz w:val="16"/>
-          <w:szCs w:val="16"/>
-        </w:rPr>
-        <w:t>Y_pred</w:t>
-      </w:r>
-      <w:proofErr w:type="spellEnd"/>
-      <w:r>
-        <w:rPr>
-          <w:rFonts w:ascii="Consolas" w:hAnsi="Consolas" w:cs="Consolas"/>
-          <w:color w:val="275317" w:themeColor="accent6" w:themeShade="80"/>
-          <w:sz w:val="16"/>
-          <w:szCs w:val="16"/>
-        </w:rPr>
-        <w:t xml:space="preserve"> = </w:t>
-      </w:r>
-      <w:proofErr w:type="spellStart"/>
-      <w:proofErr w:type="gramStart"/>
-      <w:r>
-        <w:rPr>
-          <w:rFonts w:ascii="Consolas" w:hAnsi="Consolas" w:cs="Consolas"/>
-          <w:color w:val="275317" w:themeColor="accent6" w:themeShade="80"/>
-          <w:sz w:val="16"/>
-          <w:szCs w:val="16"/>
-        </w:rPr>
-        <w:t>np.clip</w:t>
-      </w:r>
-      <w:proofErr w:type="spellEnd"/>
-      <w:proofErr w:type="gramEnd"/>
-      <w:r>
-        <w:rPr>
-          <w:rFonts w:ascii="Consolas" w:hAnsi="Consolas" w:cs="Consolas"/>
-          <w:color w:val="275317" w:themeColor="accent6" w:themeShade="80"/>
-          <w:sz w:val="16"/>
-          <w:szCs w:val="16"/>
-        </w:rPr>
-        <w:t>(</w:t>
-      </w:r>
-      <w:proofErr w:type="spellStart"/>
-      <w:r>
-        <w:rPr>
-          <w:rFonts w:ascii="Consolas" w:hAnsi="Consolas" w:cs="Consolas"/>
-          <w:color w:val="275317" w:themeColor="accent6" w:themeShade="80"/>
-          <w:sz w:val="16"/>
-          <w:szCs w:val="16"/>
-        </w:rPr>
-        <w:t>Y_pred</w:t>
-      </w:r>
-      <w:proofErr w:type="spellEnd"/>
-      <w:r>
-        <w:rPr>
-          <w:rFonts w:ascii="Consolas" w:hAnsi="Consolas" w:cs="Consolas"/>
-          <w:color w:val="275317" w:themeColor="accent6" w:themeShade="80"/>
-          <w:sz w:val="16"/>
-          <w:szCs w:val="16"/>
-        </w:rPr>
-        <w:t>, epsilon, 1 - epsilon)</w:t>
-      </w:r>
-    </w:p>
-    <w:p>
-      <w:pPr>
-        <w:spacing w:line="240" w:lineRule="auto"/>
-        <w:ind w:firstLine="440"/>
-        <w:rPr>
-          <w:rFonts w:ascii="Consolas" w:hAnsi="Consolas" w:cs="Consolas"/>
-          <w:color w:val="275317" w:themeColor="accent6" w:themeShade="80"/>
-          <w:sz w:val="16"/>
-          <w:szCs w:val="16"/>
-        </w:rPr>
-      </w:pPr>
-      <w:r>
-        <w:rPr>
-          <w:rFonts w:ascii="Consolas" w:hAnsi="Consolas" w:cs="Consolas"/>
-          <w:color w:val="275317" w:themeColor="accent6" w:themeShade="80"/>
-          <w:sz w:val="16"/>
-          <w:szCs w:val="16"/>
-        </w:rPr>
-        <w:t>return -</w:t>
-      </w:r>
-      <w:proofErr w:type="spellStart"/>
-      <w:proofErr w:type="gramStart"/>
-      <w:r>
-        <w:rPr>
-          <w:rFonts w:ascii="Consolas" w:hAnsi="Consolas" w:cs="Consolas"/>
-          <w:color w:val="275317" w:themeColor="accent6" w:themeShade="80"/>
-          <w:sz w:val="16"/>
-          <w:szCs w:val="16"/>
-        </w:rPr>
-        <w:t>np.mean</w:t>
-      </w:r>
-      <w:proofErr w:type="spellEnd"/>
-      <w:proofErr w:type="gramEnd"/>
-      <w:r>
-        <w:rPr>
-          <w:rFonts w:ascii="Consolas" w:hAnsi="Consolas" w:cs="Consolas"/>
-          <w:color w:val="275317" w:themeColor="accent6" w:themeShade="80"/>
-          <w:sz w:val="16"/>
-          <w:szCs w:val="16"/>
-        </w:rPr>
-        <w:t>(</w:t>
-      </w:r>
-      <w:proofErr w:type="spellStart"/>
-      <w:r>
-        <w:rPr>
-          <w:rFonts w:ascii="Consolas" w:hAnsi="Consolas" w:cs="Consolas"/>
-          <w:color w:val="275317" w:themeColor="accent6" w:themeShade="80"/>
-          <w:sz w:val="16"/>
-          <w:szCs w:val="16"/>
-        </w:rPr>
-        <w:t>Y_true</w:t>
-      </w:r>
-      <w:proofErr w:type="spellEnd"/>
-      <w:r>
-        <w:rPr>
-          <w:rFonts w:ascii="Consolas" w:hAnsi="Consolas" w:cs="Consolas"/>
-          <w:color w:val="275317" w:themeColor="accent6" w:themeShade="80"/>
-          <w:sz w:val="16"/>
-          <w:szCs w:val="16"/>
-        </w:rPr>
-        <w:t xml:space="preserve"> * np.log(</w:t>
-      </w:r>
-      <w:proofErr w:type="spellStart"/>
-      <w:r>
-        <w:rPr>
-          <w:rFonts w:ascii="Consolas" w:hAnsi="Consolas" w:cs="Consolas"/>
-          <w:color w:val="275317" w:themeColor="accent6" w:themeShade="80"/>
-          <w:sz w:val="16"/>
-          <w:szCs w:val="16"/>
-        </w:rPr>
-        <w:t>Y_pred</w:t>
-      </w:r>
-      <w:proofErr w:type="spellEnd"/>
-      <w:r>
-        <w:rPr>
-          <w:rFonts w:ascii="Consolas" w:hAnsi="Consolas" w:cs="Consolas"/>
-          <w:color w:val="275317" w:themeColor="accent6" w:themeShade="80"/>
-          <w:sz w:val="16"/>
-          <w:szCs w:val="16"/>
-        </w:rPr>
-        <w:t xml:space="preserve">) + (1 - </w:t>
-      </w:r>
-      <w:proofErr w:type="spellStart"/>
-      <w:r>
-        <w:rPr>
-          <w:rFonts w:ascii="Consolas" w:hAnsi="Consolas" w:cs="Consolas"/>
-          <w:color w:val="275317" w:themeColor="accent6" w:themeShade="80"/>
-          <w:sz w:val="16"/>
-          <w:szCs w:val="16"/>
-        </w:rPr>
-        <w:t>Y_true</w:t>
-      </w:r>
-      <w:proofErr w:type="spellEnd"/>
-      <w:r>
-        <w:rPr>
-          <w:rFonts w:ascii="Consolas" w:hAnsi="Consolas" w:cs="Consolas"/>
-          <w:color w:val="275317" w:themeColor="accent6" w:themeShade="80"/>
-          <w:sz w:val="16"/>
-          <w:szCs w:val="16"/>
-        </w:rPr>
-        <w:t xml:space="preserve">) * np.log(1 - </w:t>
-      </w:r>
-      <w:proofErr w:type="spellStart"/>
-      <w:r>
-        <w:rPr>
-          <w:rFonts w:ascii="Consolas" w:hAnsi="Consolas" w:cs="Consolas"/>
-          <w:color w:val="275317" w:themeColor="accent6" w:themeShade="80"/>
-          <w:sz w:val="16"/>
-          <w:szCs w:val="16"/>
-        </w:rPr>
-        <w:t>Y_pred</w:t>
-      </w:r>
-      <w:proofErr w:type="spellEnd"/>
-      <w:r>
-        <w:rPr>
-          <w:rFonts w:ascii="Consolas" w:hAnsi="Consolas" w:cs="Consolas"/>
-          <w:color w:val="275317" w:themeColor="accent6" w:themeShade="80"/>
-          <w:sz w:val="16"/>
-          <w:szCs w:val="16"/>
-        </w:rPr>
-        <w:t>))</w:t>
-      </w:r>
-    </w:p>
-    <w:p>
-      <w:pPr>
-        <w:spacing w:line="240" w:lineRule="auto"/>
-        <w:ind w:firstLine="440"/>
-        <w:rPr>
-          <w:rFonts w:ascii="Consolas" w:hAnsi="Consolas" w:cs="Consolas"/>
-          <w:color w:val="275317" w:themeColor="accent6" w:themeShade="80"/>
-          <w:sz w:val="16"/>
-          <w:szCs w:val="16"/>
-        </w:rPr>
-      </w:pPr>
-    </w:p>
-    <w:p>
-      <w:pPr>
-        <w:spacing w:line="240" w:lineRule="auto"/>
-        <w:rPr>
-          <w:rFonts w:ascii="Consolas" w:hAnsi="Consolas" w:cs="Consolas"/>
-          <w:color w:val="275317" w:themeColor="accent6" w:themeShade="80"/>
-          <w:sz w:val="16"/>
-          <w:szCs w:val="16"/>
-        </w:rPr>
-      </w:pPr>
-      <w:r>
-        <w:rPr>
-          <w:rFonts w:ascii="Consolas" w:hAnsi="Consolas" w:cs="Consolas"/>
-          <w:color w:val="275317" w:themeColor="accent6" w:themeShade="80"/>
-          <w:sz w:val="16"/>
-          <w:szCs w:val="16"/>
-        </w:rPr>
-        <w:t>errors = []</w:t>
-      </w:r>
-    </w:p>
-    <w:p>
-      <w:pPr>
-        <w:spacing w:line="240" w:lineRule="auto"/>
-        <w:rPr>
-          <w:rFonts w:ascii="Consolas" w:hAnsi="Consolas" w:cs="Consolas"/>
-          <w:color w:val="275317" w:themeColor="accent6" w:themeShade="80"/>
-          <w:sz w:val="16"/>
-          <w:szCs w:val="16"/>
-        </w:rPr>
-      </w:pPr>
-    </w:p>
-    <w:p>
-      <w:pPr>
-        <w:spacing w:line="240" w:lineRule="auto"/>
-        <w:rPr>
-          <w:rFonts w:ascii="Consolas" w:hAnsi="Consolas" w:cs="Consolas"/>
-          <w:color w:val="275317" w:themeColor="accent6" w:themeShade="80"/>
-          <w:sz w:val="16"/>
-          <w:szCs w:val="16"/>
-        </w:rPr>
-      </w:pPr>
-      <w:r>
-        <w:rPr>
-          <w:rFonts w:ascii="Consolas" w:hAnsi="Consolas" w:cs="Consolas"/>
-          <w:color w:val="275317" w:themeColor="accent6" w:themeShade="80"/>
-          <w:sz w:val="16"/>
-          <w:szCs w:val="16"/>
-        </w:rPr>
-        <w:t>for epoch in range(epochs):</w:t>
-      </w:r>
-    </w:p>
-    <w:p>
-      <w:pPr>
-        <w:spacing w:line="240" w:lineRule="auto"/>
-        <w:rPr>
-          <w:rFonts w:ascii="Consolas" w:hAnsi="Consolas" w:cs="Consolas"/>
-          <w:color w:val="275317" w:themeColor="accent6" w:themeShade="80"/>
-          <w:sz w:val="16"/>
-          <w:szCs w:val="16"/>
-        </w:rPr>
-      </w:pPr>
-      <w:r>
-        <w:rPr>
-          <w:rFonts w:ascii="Consolas" w:hAnsi="Consolas" w:cs="Consolas"/>
-          <w:color w:val="275317" w:themeColor="accent6" w:themeShade="80"/>
-          <w:sz w:val="16"/>
-          <w:szCs w:val="16"/>
-        </w:rPr>
-        <w:t xml:space="preserve">    h = </w:t>
-      </w:r>
-      <w:proofErr w:type="spellStart"/>
-      <w:proofErr w:type="gramStart"/>
-      <w:r>
-        <w:rPr>
-          <w:rFonts w:ascii="Consolas" w:hAnsi="Consolas" w:cs="Consolas"/>
-          <w:color w:val="275317" w:themeColor="accent6" w:themeShade="80"/>
-          <w:sz w:val="16"/>
-          <w:szCs w:val="16"/>
-        </w:rPr>
-        <w:t>np.maximum</w:t>
-      </w:r>
-      <w:proofErr w:type="spellEnd"/>
-      <w:proofErr w:type="gramEnd"/>
-      <w:r>
-        <w:rPr>
-          <w:rFonts w:ascii="Consolas" w:hAnsi="Consolas" w:cs="Consolas"/>
-          <w:color w:val="275317" w:themeColor="accent6" w:themeShade="80"/>
-          <w:sz w:val="16"/>
-          <w:szCs w:val="16"/>
-        </w:rPr>
-        <w:t xml:space="preserve">(0, X_train.dot(W1) + b1) </w:t>
+    </w:p>
+    <w:p>
+      <w:pPr>
+        <w:spacing w:line="240" w:lineRule="auto"/>
+        <w:rPr>
+          <w:rFonts w:ascii="Consolas" w:hAnsi="Consolas" w:cs="Consolas"/>
+          <w:color w:val="275317" w:themeColor="accent6" w:themeShade="80"/>
+          <w:sz w:val="16"/>
+          <w:szCs w:val="16"/>
+        </w:rPr>
+      </w:pPr>
+      <w:r>
+        <w:rPr>
+          <w:rFonts w:ascii="Consolas" w:hAnsi="Consolas" w:cs="Consolas"/>
+          <w:color w:val="275317" w:themeColor="accent6" w:themeShade="80"/>
+          <w:sz w:val="16"/>
+          <w:szCs w:val="16"/>
+        </w:rPr>
+        <w:t xml:space="preserve">    dW1 = X_train.T.dot(dh * mat1) / n</w:t>
+      </w:r>
+    </w:p>
+    <w:p>
+      <w:pPr>
+        <w:spacing w:line="240" w:lineRule="auto"/>
+        <w:rPr>
+          <w:rFonts w:ascii="Consolas" w:hAnsi="Consolas" w:cs="Consolas"/>
+          <w:color w:val="275317" w:themeColor="accent6" w:themeShade="80"/>
+          <w:sz w:val="16"/>
+          <w:szCs w:val="16"/>
+        </w:rPr>
+      </w:pPr>
+      <w:r>
+        <w:rPr>
+          <w:rFonts w:ascii="Consolas" w:hAnsi="Consolas" w:cs="Consolas"/>
+          <w:color w:val="275317" w:themeColor="accent6" w:themeShade="80"/>
+          <w:sz w:val="16"/>
+          <w:szCs w:val="16"/>
+        </w:rPr>
+        <w:t xml:space="preserve">    db1 = np.sum(dh * mat1, axis=0, keepdims=True) / n</w:t>
       </w:r>
     </w:p>
     <w:p>
@@ -4486,461 +3686,6 @@
         </w:rPr>
         <w:t xml:space="preserve">    </w:t>
       </w:r>
-      <w:proofErr w:type="spellStart"/>
-      <w:r>
-        <w:rPr>
-          <w:rFonts w:ascii="Consolas" w:hAnsi="Consolas" w:cs="Consolas"/>
-          <w:color w:val="275317" w:themeColor="accent6" w:themeShade="80"/>
-          <w:sz w:val="16"/>
-          <w:szCs w:val="16"/>
-        </w:rPr>
-        <w:t>y_pred</w:t>
-      </w:r>
-      <w:proofErr w:type="spellEnd"/>
-      <w:r>
-        <w:rPr>
-          <w:rFonts w:ascii="Consolas" w:hAnsi="Consolas" w:cs="Consolas"/>
-          <w:color w:val="275317" w:themeColor="accent6" w:themeShade="80"/>
-          <w:sz w:val="16"/>
-          <w:szCs w:val="16"/>
-        </w:rPr>
-        <w:t xml:space="preserve"> = sigmoid(h.dot(W2) + b2)</w:t>
-      </w:r>
-    </w:p>
-    <w:p>
-      <w:pPr>
-        <w:spacing w:line="240" w:lineRule="auto"/>
-        <w:rPr>
-          <w:rFonts w:ascii="Consolas" w:hAnsi="Consolas" w:cs="Consolas"/>
-          <w:color w:val="275317" w:themeColor="accent6" w:themeShade="80"/>
-          <w:sz w:val="16"/>
-          <w:szCs w:val="16"/>
-        </w:rPr>
-      </w:pPr>
-      <w:r>
-        <w:rPr>
-          <w:rFonts w:ascii="Consolas" w:hAnsi="Consolas" w:cs="Consolas"/>
-          <w:color w:val="275317" w:themeColor="accent6" w:themeShade="80"/>
-          <w:sz w:val="16"/>
-          <w:szCs w:val="16"/>
-        </w:rPr>
-        <w:t xml:space="preserve">    </w:t>
-      </w:r>
-      <w:proofErr w:type="spellStart"/>
-      <w:r>
-        <w:rPr>
-          <w:rFonts w:ascii="Consolas" w:hAnsi="Consolas" w:cs="Consolas"/>
-          <w:color w:val="275317" w:themeColor="accent6" w:themeShade="80"/>
-          <w:sz w:val="16"/>
-          <w:szCs w:val="16"/>
-        </w:rPr>
-        <w:t>dy</w:t>
-      </w:r>
-      <w:proofErr w:type="spellEnd"/>
-      <w:r>
-        <w:rPr>
-          <w:rFonts w:ascii="Consolas" w:hAnsi="Consolas" w:cs="Consolas"/>
-          <w:color w:val="275317" w:themeColor="accent6" w:themeShade="80"/>
-          <w:sz w:val="16"/>
-          <w:szCs w:val="16"/>
-        </w:rPr>
-        <w:t xml:space="preserve"> = </w:t>
-      </w:r>
-      <w:proofErr w:type="spellStart"/>
-      <w:r>
-        <w:rPr>
-          <w:rFonts w:ascii="Consolas" w:hAnsi="Consolas" w:cs="Consolas"/>
-          <w:color w:val="275317" w:themeColor="accent6" w:themeShade="80"/>
-          <w:sz w:val="16"/>
-          <w:szCs w:val="16"/>
-        </w:rPr>
-        <w:t>y_pred</w:t>
-      </w:r>
-      <w:proofErr w:type="spellEnd"/>
-      <w:r>
-        <w:rPr>
-          <w:rFonts w:ascii="Consolas" w:hAnsi="Consolas" w:cs="Consolas"/>
-          <w:color w:val="275317" w:themeColor="accent6" w:themeShade="80"/>
-          <w:sz w:val="16"/>
-          <w:szCs w:val="16"/>
-        </w:rPr>
-        <w:t xml:space="preserve"> - </w:t>
-      </w:r>
-      <w:proofErr w:type="spellStart"/>
-      <w:r>
-        <w:rPr>
-          <w:rFonts w:ascii="Consolas" w:hAnsi="Consolas" w:cs="Consolas"/>
-          <w:color w:val="275317" w:themeColor="accent6" w:themeShade="80"/>
-          <w:sz w:val="16"/>
-          <w:szCs w:val="16"/>
-        </w:rPr>
-        <w:t>Y_train</w:t>
-      </w:r>
-      <w:proofErr w:type="spellEnd"/>
-      <w:r>
-        <w:rPr>
-          <w:rFonts w:ascii="Consolas" w:hAnsi="Consolas" w:cs="Consolas"/>
-          <w:color w:val="275317" w:themeColor="accent6" w:themeShade="80"/>
-          <w:sz w:val="16"/>
-          <w:szCs w:val="16"/>
-        </w:rPr>
-        <w:t xml:space="preserve"> </w:t>
-      </w:r>
-    </w:p>
-    <w:p>
-      <w:pPr>
-        <w:spacing w:line="240" w:lineRule="auto"/>
-        <w:rPr>
-          <w:rFonts w:ascii="Consolas" w:hAnsi="Consolas" w:cs="Consolas"/>
-          <w:color w:val="275317" w:themeColor="accent6" w:themeShade="80"/>
-          <w:sz w:val="16"/>
-          <w:szCs w:val="16"/>
-        </w:rPr>
-      </w:pPr>
-      <w:r>
-        <w:rPr>
-          <w:rFonts w:ascii="Consolas" w:hAnsi="Consolas" w:cs="Consolas"/>
-          <w:color w:val="275317" w:themeColor="accent6" w:themeShade="80"/>
-          <w:sz w:val="16"/>
-          <w:szCs w:val="16"/>
-        </w:rPr>
-        <w:t xml:space="preserve">    dW2 = h.T.dot(</w:t>
-      </w:r>
-      <w:proofErr w:type="spellStart"/>
-      <w:r>
-        <w:rPr>
-          <w:rFonts w:ascii="Consolas" w:hAnsi="Consolas" w:cs="Consolas"/>
-          <w:color w:val="275317" w:themeColor="accent6" w:themeShade="80"/>
-          <w:sz w:val="16"/>
-          <w:szCs w:val="16"/>
-        </w:rPr>
-        <w:t>dy</w:t>
-      </w:r>
-      <w:proofErr w:type="spellEnd"/>
-      <w:r>
-        <w:rPr>
-          <w:rFonts w:ascii="Consolas" w:hAnsi="Consolas" w:cs="Consolas"/>
-          <w:color w:val="275317" w:themeColor="accent6" w:themeShade="80"/>
-          <w:sz w:val="16"/>
-          <w:szCs w:val="16"/>
-        </w:rPr>
-        <w:t>) / n</w:t>
-      </w:r>
-    </w:p>
-    <w:p>
-      <w:pPr>
-        <w:spacing w:line="240" w:lineRule="auto"/>
-        <w:rPr>
-          <w:rFonts w:ascii="Consolas" w:hAnsi="Consolas" w:cs="Consolas"/>
-          <w:color w:val="275317" w:themeColor="accent6" w:themeShade="80"/>
-          <w:sz w:val="16"/>
-          <w:szCs w:val="16"/>
-        </w:rPr>
-      </w:pPr>
-      <w:r>
-        <w:rPr>
-          <w:rFonts w:ascii="Consolas" w:hAnsi="Consolas" w:cs="Consolas"/>
-          <w:color w:val="275317" w:themeColor="accent6" w:themeShade="80"/>
-          <w:sz w:val="16"/>
-          <w:szCs w:val="16"/>
-        </w:rPr>
-        <w:t xml:space="preserve">    db2 = </w:t>
-      </w:r>
-      <w:proofErr w:type="spellStart"/>
-      <w:proofErr w:type="gramStart"/>
-      <w:r>
-        <w:rPr>
-          <w:rFonts w:ascii="Consolas" w:hAnsi="Consolas" w:cs="Consolas"/>
-          <w:color w:val="275317" w:themeColor="accent6" w:themeShade="80"/>
-          <w:sz w:val="16"/>
-          <w:szCs w:val="16"/>
-        </w:rPr>
-        <w:t>np.sum</w:t>
-      </w:r>
-      <w:proofErr w:type="spellEnd"/>
-      <w:r>
-        <w:rPr>
-          <w:rFonts w:ascii="Consolas" w:hAnsi="Consolas" w:cs="Consolas"/>
-          <w:color w:val="275317" w:themeColor="accent6" w:themeShade="80"/>
-          <w:sz w:val="16"/>
-          <w:szCs w:val="16"/>
-        </w:rPr>
-        <w:t>(</w:t>
-      </w:r>
-      <w:proofErr w:type="spellStart"/>
-      <w:proofErr w:type="gramEnd"/>
-      <w:r>
-        <w:rPr>
-          <w:rFonts w:ascii="Consolas" w:hAnsi="Consolas" w:cs="Consolas"/>
-          <w:color w:val="275317" w:themeColor="accent6" w:themeShade="80"/>
-          <w:sz w:val="16"/>
-          <w:szCs w:val="16"/>
-        </w:rPr>
-        <w:t>dy</w:t>
-      </w:r>
-      <w:proofErr w:type="spellEnd"/>
-      <w:r>
-        <w:rPr>
-          <w:rFonts w:ascii="Consolas" w:hAnsi="Consolas" w:cs="Consolas"/>
-          <w:color w:val="275317" w:themeColor="accent6" w:themeShade="80"/>
-          <w:sz w:val="16"/>
-          <w:szCs w:val="16"/>
-        </w:rPr>
-        <w:t xml:space="preserve">, axis=0, </w:t>
-      </w:r>
-      <w:proofErr w:type="spellStart"/>
-      <w:r>
-        <w:rPr>
-          <w:rFonts w:ascii="Consolas" w:hAnsi="Consolas" w:cs="Consolas"/>
-          <w:color w:val="275317" w:themeColor="accent6" w:themeShade="80"/>
-          <w:sz w:val="16"/>
-          <w:szCs w:val="16"/>
-        </w:rPr>
-        <w:t>keepdims</w:t>
-      </w:r>
-      <w:proofErr w:type="spellEnd"/>
-      <w:r>
-        <w:rPr>
-          <w:rFonts w:ascii="Consolas" w:hAnsi="Consolas" w:cs="Consolas"/>
-          <w:color w:val="275317" w:themeColor="accent6" w:themeShade="80"/>
-          <w:sz w:val="16"/>
-          <w:szCs w:val="16"/>
-        </w:rPr>
-        <w:t>=True) / n</w:t>
-      </w:r>
-    </w:p>
-    <w:p>
-      <w:pPr>
-        <w:spacing w:line="240" w:lineRule="auto"/>
-        <w:rPr>
-          <w:rFonts w:ascii="Consolas" w:hAnsi="Consolas" w:cs="Consolas"/>
-          <w:color w:val="275317" w:themeColor="accent6" w:themeShade="80"/>
-          <w:sz w:val="16"/>
-          <w:szCs w:val="16"/>
-        </w:rPr>
-      </w:pPr>
-      <w:r>
-        <w:rPr>
-          <w:rFonts w:ascii="Consolas" w:hAnsi="Consolas" w:cs="Consolas"/>
-          <w:color w:val="275317" w:themeColor="accent6" w:themeShade="80"/>
-          <w:sz w:val="16"/>
-          <w:szCs w:val="16"/>
-        </w:rPr>
-        <w:t xml:space="preserve">    mat1 = </w:t>
-      </w:r>
-      <w:proofErr w:type="spellStart"/>
-      <w:proofErr w:type="gramStart"/>
-      <w:r>
-        <w:rPr>
-          <w:rFonts w:ascii="Consolas" w:hAnsi="Consolas" w:cs="Consolas"/>
-          <w:color w:val="275317" w:themeColor="accent6" w:themeShade="80"/>
-          <w:sz w:val="16"/>
-          <w:szCs w:val="16"/>
-        </w:rPr>
-        <w:t>np.heaviside</w:t>
-      </w:r>
-      <w:proofErr w:type="spellEnd"/>
-      <w:proofErr w:type="gramEnd"/>
-      <w:r>
-        <w:rPr>
-          <w:rFonts w:ascii="Consolas" w:hAnsi="Consolas" w:cs="Consolas"/>
-          <w:color w:val="275317" w:themeColor="accent6" w:themeShade="80"/>
-          <w:sz w:val="16"/>
-          <w:szCs w:val="16"/>
-        </w:rPr>
-        <w:t xml:space="preserve">(h, 0) </w:t>
-      </w:r>
-    </w:p>
-    <w:p>
-      <w:pPr>
-        <w:spacing w:line="240" w:lineRule="auto"/>
-        <w:rPr>
-          <w:rFonts w:ascii="Consolas" w:hAnsi="Consolas" w:cs="Consolas"/>
-          <w:color w:val="275317" w:themeColor="accent6" w:themeShade="80"/>
-          <w:sz w:val="16"/>
-          <w:szCs w:val="16"/>
-        </w:rPr>
-      </w:pPr>
-      <w:r>
-        <w:rPr>
-          <w:rFonts w:ascii="Consolas" w:hAnsi="Consolas" w:cs="Consolas"/>
-          <w:color w:val="275317" w:themeColor="accent6" w:themeShade="80"/>
-          <w:sz w:val="16"/>
-          <w:szCs w:val="16"/>
-        </w:rPr>
-        <w:t xml:space="preserve">    dh = </w:t>
-      </w:r>
-      <w:proofErr w:type="gramStart"/>
-      <w:r>
-        <w:rPr>
-          <w:rFonts w:ascii="Consolas" w:hAnsi="Consolas" w:cs="Consolas"/>
-          <w:color w:val="275317" w:themeColor="accent6" w:themeShade="80"/>
-          <w:sz w:val="16"/>
-          <w:szCs w:val="16"/>
-        </w:rPr>
-        <w:t>dy.dot(</w:t>
-      </w:r>
-      <w:proofErr w:type="gramEnd"/>
-      <w:r>
-        <w:rPr>
-          <w:rFonts w:ascii="Consolas" w:hAnsi="Consolas" w:cs="Consolas"/>
-          <w:color w:val="275317" w:themeColor="accent6" w:themeShade="80"/>
-          <w:sz w:val="16"/>
-          <w:szCs w:val="16"/>
-        </w:rPr>
-        <w:t>W2.T)</w:t>
-      </w:r>
-    </w:p>
-    <w:p>
-      <w:pPr>
-        <w:spacing w:line="240" w:lineRule="auto"/>
-        <w:rPr>
-          <w:rFonts w:ascii="Consolas" w:hAnsi="Consolas" w:cs="Consolas"/>
-          <w:color w:val="275317" w:themeColor="accent6" w:themeShade="80"/>
-          <w:sz w:val="16"/>
-          <w:szCs w:val="16"/>
-        </w:rPr>
-      </w:pPr>
-      <w:r>
-        <w:rPr>
-          <w:rFonts w:ascii="Consolas" w:hAnsi="Consolas" w:cs="Consolas"/>
-          <w:color w:val="275317" w:themeColor="accent6" w:themeShade="80"/>
-          <w:sz w:val="16"/>
-          <w:szCs w:val="16"/>
-        </w:rPr>
-        <w:t xml:space="preserve">    </w:t>
-      </w:r>
-    </w:p>
-    <w:p>
-      <w:pPr>
-        <w:spacing w:line="240" w:lineRule="auto"/>
-        <w:rPr>
-          <w:rFonts w:ascii="Consolas" w:hAnsi="Consolas" w:cs="Consolas"/>
-          <w:color w:val="275317" w:themeColor="accent6" w:themeShade="80"/>
-          <w:sz w:val="16"/>
-          <w:szCs w:val="16"/>
-        </w:rPr>
-      </w:pPr>
-      <w:r>
-        <w:rPr>
-          <w:rFonts w:ascii="Consolas" w:hAnsi="Consolas" w:cs="Consolas"/>
-          <w:color w:val="275317" w:themeColor="accent6" w:themeShade="80"/>
-          <w:sz w:val="16"/>
-          <w:szCs w:val="16"/>
-        </w:rPr>
-        <w:t xml:space="preserve">    dW1 = </w:t>
-      </w:r>
-      <w:proofErr w:type="gramStart"/>
-      <w:r>
-        <w:rPr>
-          <w:rFonts w:ascii="Consolas" w:hAnsi="Consolas" w:cs="Consolas"/>
-          <w:color w:val="275317" w:themeColor="accent6" w:themeShade="80"/>
-          <w:sz w:val="16"/>
-          <w:szCs w:val="16"/>
-        </w:rPr>
-        <w:t>X_train.T.dot(</w:t>
-      </w:r>
-      <w:proofErr w:type="gramEnd"/>
-      <w:r>
-        <w:rPr>
-          <w:rFonts w:ascii="Consolas" w:hAnsi="Consolas" w:cs="Consolas"/>
-          <w:color w:val="275317" w:themeColor="accent6" w:themeShade="80"/>
-          <w:sz w:val="16"/>
-          <w:szCs w:val="16"/>
-        </w:rPr>
-        <w:t>dh * mat1) / n</w:t>
-      </w:r>
-    </w:p>
-    <w:p>
-      <w:pPr>
-        <w:spacing w:line="240" w:lineRule="auto"/>
-        <w:rPr>
-          <w:rFonts w:ascii="Consolas" w:hAnsi="Consolas" w:cs="Consolas"/>
-          <w:color w:val="275317" w:themeColor="accent6" w:themeShade="80"/>
-          <w:sz w:val="16"/>
-          <w:szCs w:val="16"/>
-        </w:rPr>
-      </w:pPr>
-      <w:r>
-        <w:rPr>
-          <w:rFonts w:ascii="Consolas" w:hAnsi="Consolas" w:cs="Consolas"/>
-          <w:color w:val="275317" w:themeColor="accent6" w:themeShade="80"/>
-          <w:sz w:val="16"/>
-          <w:szCs w:val="16"/>
-        </w:rPr>
-        <w:t xml:space="preserve">    db1 = </w:t>
-      </w:r>
-      <w:proofErr w:type="spellStart"/>
-      <w:proofErr w:type="gramStart"/>
-      <w:r>
-        <w:rPr>
-          <w:rFonts w:ascii="Consolas" w:hAnsi="Consolas" w:cs="Consolas"/>
-          <w:color w:val="275317" w:themeColor="accent6" w:themeShade="80"/>
-          <w:sz w:val="16"/>
-          <w:szCs w:val="16"/>
-        </w:rPr>
-        <w:t>np.sum</w:t>
-      </w:r>
-      <w:proofErr w:type="spellEnd"/>
-      <w:r>
-        <w:rPr>
-          <w:rFonts w:ascii="Consolas" w:hAnsi="Consolas" w:cs="Consolas"/>
-          <w:color w:val="275317" w:themeColor="accent6" w:themeShade="80"/>
-          <w:sz w:val="16"/>
-          <w:szCs w:val="16"/>
-        </w:rPr>
-        <w:t>(</w:t>
-      </w:r>
-      <w:proofErr w:type="gramEnd"/>
-      <w:r>
-        <w:rPr>
-          <w:rFonts w:ascii="Consolas" w:hAnsi="Consolas" w:cs="Consolas"/>
-          <w:color w:val="275317" w:themeColor="accent6" w:themeShade="80"/>
-          <w:sz w:val="16"/>
-          <w:szCs w:val="16"/>
-        </w:rPr>
-        <w:t xml:space="preserve">dh * mat1, axis=0, </w:t>
-      </w:r>
-      <w:proofErr w:type="spellStart"/>
-      <w:r>
-        <w:rPr>
-          <w:rFonts w:ascii="Consolas" w:hAnsi="Consolas" w:cs="Consolas"/>
-          <w:color w:val="275317" w:themeColor="accent6" w:themeShade="80"/>
-          <w:sz w:val="16"/>
-          <w:szCs w:val="16"/>
-        </w:rPr>
-        <w:t>keepdims</w:t>
-      </w:r>
-      <w:proofErr w:type="spellEnd"/>
-      <w:r>
-        <w:rPr>
-          <w:rFonts w:ascii="Consolas" w:hAnsi="Consolas" w:cs="Consolas"/>
-          <w:color w:val="275317" w:themeColor="accent6" w:themeShade="80"/>
-          <w:sz w:val="16"/>
-          <w:szCs w:val="16"/>
-        </w:rPr>
-        <w:t>=True) / n</w:t>
-      </w:r>
-    </w:p>
-    <w:p>
-      <w:pPr>
-        <w:spacing w:line="240" w:lineRule="auto"/>
-        <w:rPr>
-          <w:rFonts w:ascii="Consolas" w:hAnsi="Consolas" w:cs="Consolas"/>
-          <w:color w:val="275317" w:themeColor="accent6" w:themeShade="80"/>
-          <w:sz w:val="16"/>
-          <w:szCs w:val="16"/>
-        </w:rPr>
-      </w:pPr>
-      <w:r>
-        <w:rPr>
-          <w:rFonts w:ascii="Consolas" w:hAnsi="Consolas" w:cs="Consolas"/>
-          <w:color w:val="275317" w:themeColor="accent6" w:themeShade="80"/>
-          <w:sz w:val="16"/>
-          <w:szCs w:val="16"/>
-        </w:rPr>
-        <w:t xml:space="preserve">    </w:t>
-      </w:r>
     </w:p>
     <w:p>
       <w:pPr>
@@ -5070,100 +3815,27 @@
           <w:sz w:val="16"/>
           <w:szCs w:val="16"/>
         </w:rPr>
-        <w:t xml:space="preserve">        e = </w:t>
-      </w:r>
-      <w:proofErr w:type="spellStart"/>
-      <w:r>
-        <w:rPr>
-          <w:rFonts w:ascii="Consolas" w:hAnsi="Consolas" w:cs="Consolas"/>
-          <w:color w:val="275317" w:themeColor="accent6" w:themeShade="80"/>
-          <w:sz w:val="16"/>
-          <w:szCs w:val="16"/>
-        </w:rPr>
-        <w:t>compute_bce_</w:t>
-      </w:r>
-      <w:proofErr w:type="gramStart"/>
-      <w:r>
-        <w:rPr>
-          <w:rFonts w:ascii="Consolas" w:hAnsi="Consolas" w:cs="Consolas"/>
-          <w:color w:val="275317" w:themeColor="accent6" w:themeShade="80"/>
-          <w:sz w:val="16"/>
-          <w:szCs w:val="16"/>
-        </w:rPr>
-        <w:t>loss</w:t>
-      </w:r>
-      <w:proofErr w:type="spellEnd"/>
-      <w:r>
-        <w:rPr>
-          <w:rFonts w:ascii="Consolas" w:hAnsi="Consolas" w:cs="Consolas"/>
-          <w:color w:val="275317" w:themeColor="accent6" w:themeShade="80"/>
-          <w:sz w:val="16"/>
-          <w:szCs w:val="16"/>
-        </w:rPr>
-        <w:t>(</w:t>
-      </w:r>
-      <w:proofErr w:type="spellStart"/>
-      <w:proofErr w:type="gramEnd"/>
-      <w:r>
-        <w:rPr>
-          <w:rFonts w:ascii="Consolas" w:hAnsi="Consolas" w:cs="Consolas"/>
-          <w:color w:val="275317" w:themeColor="accent6" w:themeShade="80"/>
-          <w:sz w:val="16"/>
-          <w:szCs w:val="16"/>
-        </w:rPr>
-        <w:t>Y_train</w:t>
-      </w:r>
-      <w:proofErr w:type="spellEnd"/>
-      <w:r>
-        <w:rPr>
-          <w:rFonts w:ascii="Consolas" w:hAnsi="Consolas" w:cs="Consolas"/>
-          <w:color w:val="275317" w:themeColor="accent6" w:themeShade="80"/>
-          <w:sz w:val="16"/>
-          <w:szCs w:val="16"/>
-        </w:rPr>
-        <w:t>, y_pred)</w:t>
-      </w:r>
-    </w:p>
-    <w:p>
-      <w:pPr>
-        <w:spacing w:line="240" w:lineRule="auto"/>
-        <w:rPr>
-          <w:rFonts w:ascii="Consolas" w:hAnsi="Consolas" w:cs="Consolas"/>
-          <w:color w:val="275317" w:themeColor="accent6" w:themeShade="80"/>
-          <w:sz w:val="16"/>
-          <w:szCs w:val="16"/>
-        </w:rPr>
-      </w:pPr>
-      <w:r>
-        <w:rPr>
-          <w:rFonts w:ascii="Consolas" w:hAnsi="Consolas" w:cs="Consolas"/>
-          <w:color w:val="275317" w:themeColor="accent6" w:themeShade="80"/>
-          <w:sz w:val="16"/>
-          <w:szCs w:val="16"/>
-        </w:rPr>
-        <w:t xml:space="preserve">        </w:t>
-      </w:r>
-      <w:proofErr w:type="spellStart"/>
-      <w:proofErr w:type="gramStart"/>
-      <w:r>
-        <w:rPr>
-          <w:rFonts w:ascii="Consolas" w:hAnsi="Consolas" w:cs="Consolas"/>
-          <w:color w:val="275317" w:themeColor="accent6" w:themeShade="80"/>
-          <w:sz w:val="16"/>
-          <w:szCs w:val="16"/>
-        </w:rPr>
-        <w:t>errors.append</w:t>
-      </w:r>
-      <w:proofErr w:type="spellEnd"/>
-      <w:proofErr w:type="gramEnd"/>
-      <w:r>
-        <w:rPr>
-          <w:rFonts w:ascii="Consolas" w:hAnsi="Consolas" w:cs="Consolas"/>
-          <w:color w:val="275317" w:themeColor="accent6" w:themeShade="80"/>
-          <w:sz w:val="16"/>
-          <w:szCs w:val="16"/>
-        </w:rPr>
-        <w:t>(e)</w:t>
+        <w:t xml:space="preserve">        e = compute_bce_loss(Y_train, y_pred)</w:t>
+      </w:r>
+    </w:p>
+    <w:p>
+      <w:pPr>
+        <w:spacing w:line="240" w:lineRule="auto"/>
+        <w:rPr>
+          <w:rFonts w:ascii="Consolas" w:hAnsi="Consolas" w:cs="Consolas"/>
+          <w:color w:val="275317" w:themeColor="accent6" w:themeShade="80"/>
+          <w:sz w:val="16"/>
+          <w:szCs w:val="16"/>
+        </w:rPr>
+      </w:pPr>
+      <w:r>
+        <w:rPr>
+          <w:rFonts w:ascii="Consolas" w:hAnsi="Consolas" w:cs="Consolas"/>
+          <w:color w:val="275317" w:themeColor="accent6" w:themeShade="80"/>
+          <w:sz w:val="16"/>
+          <w:szCs w:val="16"/>
+        </w:rPr>
+        <w:t xml:space="preserve">        errors.append(e)</w:t>
       </w:r>
     </w:p>
     <w:p>
@@ -5204,38 +3876,7 @@
           <w:szCs w:val="16"/>
         </w:rPr>
         <w:lastRenderedPageBreak/>
-        <w:t xml:space="preserve">            </w:t>
-      </w:r>
-      <w:proofErr w:type="gramStart"/>
-      <w:r>
-        <w:rPr>
-          <w:rFonts w:ascii="Consolas" w:hAnsi="Consolas" w:cs="Consolas"/>
-          <w:color w:val="275317" w:themeColor="accent6" w:themeShade="80"/>
-          <w:sz w:val="16"/>
-          <w:szCs w:val="16"/>
-        </w:rPr>
-        <w:t>print(</w:t>
-      </w:r>
-      <w:proofErr w:type="spellStart"/>
-      <w:proofErr w:type="gramEnd"/>
-      <w:r>
-        <w:rPr>
-          <w:rFonts w:ascii="Consolas" w:hAnsi="Consolas" w:cs="Consolas"/>
-          <w:color w:val="275317" w:themeColor="accent6" w:themeShade="80"/>
-          <w:sz w:val="16"/>
-          <w:szCs w:val="16"/>
-        </w:rPr>
-        <w:t>f"Epoch</w:t>
-      </w:r>
-      <w:proofErr w:type="spellEnd"/>
-      <w:r>
-        <w:rPr>
-          <w:rFonts w:ascii="Consolas" w:hAnsi="Consolas" w:cs="Consolas"/>
-          <w:color w:val="275317" w:themeColor="accent6" w:themeShade="80"/>
-          <w:sz w:val="16"/>
-          <w:szCs w:val="16"/>
-        </w:rPr>
-        <w:t xml:space="preserve"> {epoch:&lt;4} | Loss: {e:.4f}")</w:t>
+        <w:t xml:space="preserve">            print(f"Epoch {epoch:&lt;4} | Loss: {e:.4f}")</w:t>
       </w:r>
     </w:p>
     <w:p>
@@ -5262,6 +3903,289 @@
           <w:sz w:val="24"/>
         </w:rPr>
       </w:pPr>
+    </w:p>
+    <w:p>
+      <w:pPr>
+        <w:spacing w:line="240" w:lineRule="auto"/>
+        <w:rPr>
+          <w:rFonts w:ascii="Times New Roman" w:hAnsi="Times New Roman" w:cs="Times New Roman"/>
+          <w:szCs w:val="22"/>
+        </w:rPr>
+      </w:pPr>
+      <w:r>
+        <w:rPr>
+          <w:rFonts w:ascii="Times New Roman" w:hAnsi="Times New Roman" w:cs="Times New Roman"/>
+          <w:szCs w:val="22"/>
+        </w:rPr>
+        <w:t>BLR</w:t>
+      </w:r>
+      <w:r>
+        <w:rPr>
+          <w:rFonts w:ascii="Times New Roman" w:hAnsi="Times New Roman" w:cs="Times New Roman"/>
+          <w:szCs w:val="22"/>
+        </w:rPr>
+        <w:t xml:space="preserve"> In R:</w:t>
+      </w:r>
+    </w:p>
+    <w:p>
+      <w:pPr>
+        <w:spacing w:line="240" w:lineRule="auto"/>
+        <w:rPr>
+          <w:rFonts w:ascii="Consolas" w:hAnsi="Consolas" w:cs="Consolas"/>
+          <w:color w:val="275317" w:themeColor="accent6" w:themeShade="80"/>
+          <w:sz w:val="16"/>
+          <w:szCs w:val="16"/>
+        </w:rPr>
+      </w:pPr>
+      <w:r>
+        <w:rPr>
+          <w:rFonts w:ascii="Consolas" w:hAnsi="Consolas" w:cs="Consolas"/>
+          <w:color w:val="275317" w:themeColor="accent6" w:themeShade="80"/>
+          <w:sz w:val="16"/>
+          <w:szCs w:val="16"/>
+        </w:rPr>
+        <w:t>blr_model &lt;- stan_glm(</w:t>
+      </w:r>
+    </w:p>
+    <w:p>
+      <w:pPr>
+        <w:spacing w:line="240" w:lineRule="auto"/>
+        <w:rPr>
+          <w:rFonts w:ascii="Consolas" w:hAnsi="Consolas" w:cs="Consolas"/>
+          <w:color w:val="275317" w:themeColor="accent6" w:themeShade="80"/>
+          <w:sz w:val="16"/>
+          <w:szCs w:val="16"/>
+        </w:rPr>
+      </w:pPr>
+      <w:r>
+        <w:rPr>
+          <w:rFonts w:ascii="Consolas" w:hAnsi="Consolas" w:cs="Consolas"/>
+          <w:color w:val="275317" w:themeColor="accent6" w:themeShade="80"/>
+          <w:sz w:val="16"/>
+          <w:szCs w:val="16"/>
+        </w:rPr>
+        <w:t xml:space="preserve">  target_label ~ .,          </w:t>
+      </w:r>
+    </w:p>
+    <w:p>
+      <w:pPr>
+        <w:spacing w:line="240" w:lineRule="auto"/>
+        <w:rPr>
+          <w:rFonts w:ascii="Consolas" w:hAnsi="Consolas" w:cs="Consolas"/>
+          <w:color w:val="275317" w:themeColor="accent6" w:themeShade="80"/>
+          <w:sz w:val="16"/>
+          <w:szCs w:val="16"/>
+        </w:rPr>
+      </w:pPr>
+      <w:r>
+        <w:rPr>
+          <w:rFonts w:ascii="Consolas" w:hAnsi="Consolas" w:cs="Consolas"/>
+          <w:color w:val="275317" w:themeColor="accent6" w:themeShade="80"/>
+          <w:sz w:val="16"/>
+          <w:szCs w:val="16"/>
+        </w:rPr>
+        <w:t xml:space="preserve">  data = train_df,</w:t>
+      </w:r>
+    </w:p>
+    <w:p>
+      <w:pPr>
+        <w:spacing w:line="240" w:lineRule="auto"/>
+        <w:rPr>
+          <w:rFonts w:ascii="Consolas" w:hAnsi="Consolas" w:cs="Consolas"/>
+          <w:color w:val="275317" w:themeColor="accent6" w:themeShade="80"/>
+          <w:sz w:val="16"/>
+          <w:szCs w:val="16"/>
+        </w:rPr>
+      </w:pPr>
+      <w:r>
+        <w:rPr>
+          <w:rFonts w:ascii="Consolas" w:hAnsi="Consolas" w:cs="Consolas"/>
+          <w:color w:val="275317" w:themeColor="accent6" w:themeShade="80"/>
+          <w:sz w:val="16"/>
+          <w:szCs w:val="16"/>
+        </w:rPr>
+        <w:t xml:space="preserve">  family = binomial(link = "logit"), </w:t>
+      </w:r>
+    </w:p>
+    <w:p>
+      <w:pPr>
+        <w:spacing w:line="240" w:lineRule="auto"/>
+        <w:rPr>
+          <w:rFonts w:ascii="Consolas" w:hAnsi="Consolas" w:cs="Consolas"/>
+          <w:color w:val="275317" w:themeColor="accent6" w:themeShade="80"/>
+          <w:sz w:val="16"/>
+          <w:szCs w:val="16"/>
+        </w:rPr>
+      </w:pPr>
+      <w:r>
+        <w:rPr>
+          <w:rFonts w:ascii="Consolas" w:hAnsi="Consolas" w:cs="Consolas"/>
+          <w:color w:val="275317" w:themeColor="accent6" w:themeShade="80"/>
+          <w:sz w:val="16"/>
+          <w:szCs w:val="16"/>
+        </w:rPr>
+        <w:t xml:space="preserve">  prior = normal(0, 2.5),          </w:t>
+      </w:r>
+    </w:p>
+    <w:p>
+      <w:pPr>
+        <w:spacing w:line="240" w:lineRule="auto"/>
+        <w:rPr>
+          <w:rFonts w:ascii="Consolas" w:hAnsi="Consolas" w:cs="Consolas"/>
+          <w:color w:val="275317" w:themeColor="accent6" w:themeShade="80"/>
+          <w:sz w:val="16"/>
+          <w:szCs w:val="16"/>
+        </w:rPr>
+      </w:pPr>
+      <w:r>
+        <w:rPr>
+          <w:rFonts w:ascii="Consolas" w:hAnsi="Consolas" w:cs="Consolas"/>
+          <w:color w:val="275317" w:themeColor="accent6" w:themeShade="80"/>
+          <w:sz w:val="16"/>
+          <w:szCs w:val="16"/>
+        </w:rPr>
+        <w:t xml:space="preserve">  prior_intercept = normal(0, 10),   </w:t>
+      </w:r>
+    </w:p>
+    <w:p>
+      <w:pPr>
+        <w:spacing w:line="240" w:lineRule="auto"/>
+        <w:rPr>
+          <w:rFonts w:ascii="Consolas" w:hAnsi="Consolas" w:cs="Consolas"/>
+          <w:color w:val="275317" w:themeColor="accent6" w:themeShade="80"/>
+          <w:sz w:val="16"/>
+          <w:szCs w:val="16"/>
+        </w:rPr>
+      </w:pPr>
+      <w:r>
+        <w:rPr>
+          <w:rFonts w:ascii="Consolas" w:hAnsi="Consolas" w:cs="Consolas"/>
+          <w:color w:val="275317" w:themeColor="accent6" w:themeShade="80"/>
+          <w:sz w:val="16"/>
+          <w:szCs w:val="16"/>
+        </w:rPr>
+        <w:t xml:space="preserve">  chains = 4,              </w:t>
+      </w:r>
+    </w:p>
+    <w:p>
+      <w:pPr>
+        <w:spacing w:line="240" w:lineRule="auto"/>
+        <w:rPr>
+          <w:rFonts w:ascii="Consolas" w:hAnsi="Consolas" w:cs="Consolas"/>
+          <w:color w:val="275317" w:themeColor="accent6" w:themeShade="80"/>
+          <w:sz w:val="16"/>
+          <w:szCs w:val="16"/>
+        </w:rPr>
+      </w:pPr>
+      <w:r>
+        <w:rPr>
+          <w:rFonts w:ascii="Consolas" w:hAnsi="Consolas" w:cs="Consolas"/>
+          <w:color w:val="275317" w:themeColor="accent6" w:themeShade="80"/>
+          <w:sz w:val="16"/>
+          <w:szCs w:val="16"/>
+        </w:rPr>
+        <w:t xml:space="preserve">  iter = 1000,        </w:t>
+      </w:r>
+    </w:p>
+    <w:p>
+      <w:pPr>
+        <w:spacing w:line="240" w:lineRule="auto"/>
+        <w:rPr>
+          <w:rFonts w:ascii="Consolas" w:hAnsi="Consolas" w:cs="Consolas"/>
+          <w:color w:val="275317" w:themeColor="accent6" w:themeShade="80"/>
+          <w:sz w:val="16"/>
+          <w:szCs w:val="16"/>
+        </w:rPr>
+      </w:pPr>
+      <w:r>
+        <w:rPr>
+          <w:rFonts w:ascii="Consolas" w:hAnsi="Consolas" w:cs="Consolas"/>
+          <w:color w:val="275317" w:themeColor="accent6" w:themeShade="80"/>
+          <w:sz w:val="16"/>
+          <w:szCs w:val="16"/>
+        </w:rPr>
+        <w:t xml:space="preserve">  warmup = 500,          </w:t>
+      </w:r>
+    </w:p>
+    <w:p>
+      <w:pPr>
+        <w:spacing w:line="240" w:lineRule="auto"/>
+        <w:rPr>
+          <w:rFonts w:ascii="Consolas" w:hAnsi="Consolas" w:cs="Consolas"/>
+          <w:color w:val="275317" w:themeColor="accent6" w:themeShade="80"/>
+          <w:sz w:val="16"/>
+          <w:szCs w:val="16"/>
+        </w:rPr>
+      </w:pPr>
+      <w:r>
+        <w:rPr>
+          <w:rFonts w:ascii="Consolas" w:hAnsi="Consolas" w:cs="Consolas"/>
+          <w:color w:val="275317" w:themeColor="accent6" w:themeShade="80"/>
+          <w:sz w:val="16"/>
+          <w:szCs w:val="16"/>
+        </w:rPr>
+        <w:t xml:space="preserve">  cores = 4,            </w:t>
+      </w:r>
+    </w:p>
+    <w:p>
+      <w:pPr>
+        <w:spacing w:line="240" w:lineRule="auto"/>
+        <w:rPr>
+          <w:rFonts w:ascii="Consolas" w:hAnsi="Consolas" w:cs="Consolas"/>
+          <w:color w:val="275317" w:themeColor="accent6" w:themeShade="80"/>
+          <w:sz w:val="16"/>
+          <w:szCs w:val="16"/>
+        </w:rPr>
+      </w:pPr>
+      <w:r>
+        <w:rPr>
+          <w:rFonts w:ascii="Consolas" w:hAnsi="Consolas" w:cs="Consolas"/>
+          <w:color w:val="275317" w:themeColor="accent6" w:themeShade="80"/>
+          <w:sz w:val="16"/>
+          <w:szCs w:val="16"/>
+        </w:rPr>
+        <w:t xml:space="preserve">  seed = 33,</w:t>
+      </w:r>
+    </w:p>
+    <w:p>
+      <w:pPr>
+        <w:spacing w:line="240" w:lineRule="auto"/>
+        <w:rPr>
+          <w:rFonts w:ascii="Consolas" w:hAnsi="Consolas" w:cs="Consolas"/>
+          <w:color w:val="275317" w:themeColor="accent6" w:themeShade="80"/>
+          <w:sz w:val="16"/>
+          <w:szCs w:val="16"/>
+        </w:rPr>
+      </w:pPr>
+      <w:r>
+        <w:rPr>
+          <w:rFonts w:ascii="Consolas" w:hAnsi="Consolas" w:cs="Consolas"/>
+          <w:color w:val="275317" w:themeColor="accent6" w:themeShade="80"/>
+          <w:sz w:val="16"/>
+          <w:szCs w:val="16"/>
+        </w:rPr>
+        <w:t xml:space="preserve">  refresh = 200</w:t>
+      </w:r>
+    </w:p>
+    <w:p>
+      <w:pPr>
+        <w:spacing w:line="240" w:lineRule="auto"/>
+        <w:rPr>
+          <w:rFonts w:ascii="Consolas" w:hAnsi="Consolas" w:cs="Consolas"/>
+          <w:color w:val="275317" w:themeColor="accent6" w:themeShade="80"/>
+          <w:sz w:val="16"/>
+          <w:szCs w:val="16"/>
+        </w:rPr>
+      </w:pPr>
+      <w:r>
+        <w:rPr>
+          <w:rFonts w:ascii="Consolas" w:hAnsi="Consolas" w:cs="Consolas"/>
+          <w:color w:val="275317" w:themeColor="accent6" w:themeShade="80"/>
+          <w:sz w:val="16"/>
+          <w:szCs w:val="16"/>
+        </w:rPr>
+        <w:t>)</w:t>
+      </w:r>
     </w:p>
     <w:p>
       <w:pPr>
@@ -5680,18 +4604,18 @@
     <w:lsdException w:name="Unresolved Mention" w:semiHidden="1" w:unhideWhenUsed="1"/>
     <w:lsdException w:name="Smart Link" w:semiHidden="1" w:unhideWhenUsed="1"/>
   </w:latentStyles>
-  <w:style w:type="paragraph" w:default="1" w:styleId="a">
+  <w:style w:type="paragraph" w:default="1" w:styleId="Normal">
     <w:name w:val="Normal"/>
     <w:qFormat/>
     <w:pPr>
       <w:widowControl w:val="0"/>
     </w:pPr>
   </w:style>
-  <w:style w:type="paragraph" w:styleId="1">
+  <w:style w:type="paragraph" w:styleId="Heading1">
     <w:name w:val="heading 1"/>
-    <w:basedOn w:val="a"/>
-    <w:next w:val="a"/>
-    <w:link w:val="10"/>
+    <w:basedOn w:val="Normal"/>
+    <w:next w:val="Normal"/>
+    <w:link w:val="Heading1Char"/>
     <w:uiPriority w:val="9"/>
     <w:qFormat/>
     <w:rsid w:val="00005A1C"/>
@@ -5708,11 +4632,11 @@
       <w:szCs w:val="48"/>
     </w:rPr>
   </w:style>
-  <w:style w:type="paragraph" w:styleId="2">
+  <w:style w:type="paragraph" w:styleId="Heading2">
     <w:name w:val="heading 2"/>
-    <w:basedOn w:val="a"/>
-    <w:next w:val="a"/>
-    <w:link w:val="20"/>
+    <w:basedOn w:val="Normal"/>
+    <w:next w:val="Normal"/>
+    <w:link w:val="Heading2Char"/>
     <w:uiPriority w:val="9"/>
     <w:semiHidden/>
     <w:unhideWhenUsed/>
@@ -5731,11 +4655,11 @@
       <w:szCs w:val="40"/>
     </w:rPr>
   </w:style>
-  <w:style w:type="paragraph" w:styleId="3">
+  <w:style w:type="paragraph" w:styleId="Heading3">
     <w:name w:val="heading 3"/>
-    <w:basedOn w:val="a"/>
-    <w:next w:val="a"/>
-    <w:link w:val="30"/>
+    <w:basedOn w:val="Normal"/>
+    <w:next w:val="Normal"/>
+    <w:link w:val="Heading3Char"/>
     <w:uiPriority w:val="9"/>
     <w:semiHidden/>
     <w:unhideWhenUsed/>
@@ -5754,11 +4678,11 @@
       <w:szCs w:val="32"/>
     </w:rPr>
   </w:style>
-  <w:style w:type="paragraph" w:styleId="4">
+  <w:style w:type="paragraph" w:styleId="Heading4">
     <w:name w:val="heading 4"/>
-    <w:basedOn w:val="a"/>
-    <w:next w:val="a"/>
-    <w:link w:val="40"/>
+    <w:basedOn w:val="Normal"/>
+    <w:next w:val="Normal"/>
+    <w:link w:val="Heading4Char"/>
     <w:uiPriority w:val="9"/>
     <w:semiHidden/>
     <w:unhideWhenUsed/>
@@ -5777,11 +4701,11 @@
       <w:szCs w:val="28"/>
     </w:rPr>
   </w:style>
-  <w:style w:type="paragraph" w:styleId="5">
+  <w:style w:type="paragraph" w:styleId="Heading5">
     <w:name w:val="heading 5"/>
-    <w:basedOn w:val="a"/>
-    <w:next w:val="a"/>
-    <w:link w:val="50"/>
+    <w:basedOn w:val="Normal"/>
+    <w:next w:val="Normal"/>
+    <w:link w:val="Heading5Char"/>
     <w:uiPriority w:val="9"/>
     <w:semiHidden/>
     <w:unhideWhenUsed/>
@@ -5799,11 +4723,11 @@
       <w:sz w:val="24"/>
     </w:rPr>
   </w:style>
-  <w:style w:type="paragraph" w:styleId="6">
+  <w:style w:type="paragraph" w:styleId="Heading6">
     <w:name w:val="heading 6"/>
-    <w:basedOn w:val="a"/>
-    <w:next w:val="a"/>
-    <w:link w:val="60"/>
+    <w:basedOn w:val="Normal"/>
+    <w:next w:val="Normal"/>
+    <w:link w:val="Heading6Char"/>
     <w:uiPriority w:val="9"/>
     <w:semiHidden/>
     <w:unhideWhenUsed/>
@@ -5822,11 +4746,11 @@
       <w:color w:val="0F4761" w:themeColor="accent1" w:themeShade="BF"/>
     </w:rPr>
   </w:style>
-  <w:style w:type="paragraph" w:styleId="7">
+  <w:style w:type="paragraph" w:styleId="Heading7">
     <w:name w:val="heading 7"/>
-    <w:basedOn w:val="a"/>
-    <w:next w:val="a"/>
-    <w:link w:val="70"/>
+    <w:basedOn w:val="Normal"/>
+    <w:next w:val="Normal"/>
+    <w:link w:val="Heading7Char"/>
     <w:uiPriority w:val="9"/>
     <w:semiHidden/>
     <w:unhideWhenUsed/>
@@ -5845,11 +4769,11 @@
       <w:color w:val="595959" w:themeColor="text1" w:themeTint="A6"/>
     </w:rPr>
   </w:style>
-  <w:style w:type="paragraph" w:styleId="8">
+  <w:style w:type="paragraph" w:styleId="Heading8">
     <w:name w:val="heading 8"/>
-    <w:basedOn w:val="a"/>
-    <w:next w:val="a"/>
-    <w:link w:val="80"/>
+    <w:basedOn w:val="Normal"/>
+    <w:next w:val="Normal"/>
+    <w:link w:val="Heading8Char"/>
     <w:uiPriority w:val="9"/>
     <w:semiHidden/>
     <w:unhideWhenUsed/>
@@ -5866,11 +4790,11 @@
       <w:color w:val="595959" w:themeColor="text1" w:themeTint="A6"/>
     </w:rPr>
   </w:style>
-  <w:style w:type="paragraph" w:styleId="9">
+  <w:style w:type="paragraph" w:styleId="Heading9">
     <w:name w:val="heading 9"/>
-    <w:basedOn w:val="a"/>
-    <w:next w:val="a"/>
-    <w:link w:val="90"/>
+    <w:basedOn w:val="Normal"/>
+    <w:next w:val="Normal"/>
+    <w:link w:val="Heading9Char"/>
     <w:uiPriority w:val="9"/>
     <w:semiHidden/>
     <w:unhideWhenUsed/>
@@ -5887,13 +4811,13 @@
       <w:color w:val="595959" w:themeColor="text1" w:themeTint="A6"/>
     </w:rPr>
   </w:style>
-  <w:style w:type="character" w:default="1" w:styleId="a0">
+  <w:style w:type="character" w:default="1" w:styleId="DefaultParagraphFont">
     <w:name w:val="Default Paragraph Font"/>
     <w:uiPriority w:val="1"/>
     <w:semiHidden/>
     <w:unhideWhenUsed/>
   </w:style>
-  <w:style w:type="table" w:default="1" w:styleId="a1">
+  <w:style w:type="table" w:default="1" w:styleId="TableNormal">
     <w:name w:val="Normal Table"/>
     <w:uiPriority w:val="99"/>
     <w:semiHidden/>
@@ -5908,16 +4832,16 @@
       </w:tblCellMar>
     </w:tblPr>
   </w:style>
-  <w:style w:type="numbering" w:default="1" w:styleId="a2">
+  <w:style w:type="numbering" w:default="1" w:styleId="NoList">
     <w:name w:val="No List"/>
     <w:uiPriority w:val="99"/>
     <w:semiHidden/>
     <w:unhideWhenUsed/>
   </w:style>
-  <w:style w:type="character" w:customStyle="1" w:styleId="10">
-    <w:name w:val="标题 1 字符"/>
-    <w:basedOn w:val="a0"/>
-    <w:link w:val="1"/>
+  <w:style w:type="character" w:customStyle="1" w:styleId="Heading1Char">
+    <w:name w:val="Heading 1 Char"/>
+    <w:basedOn w:val="DefaultParagraphFont"/>
+    <w:link w:val="Heading1"/>
     <w:uiPriority w:val="9"/>
     <w:rsid w:val="00005A1C"/>
     <w:rPr>
@@ -5927,10 +4851,10 @@
       <w:szCs w:val="48"/>
     </w:rPr>
   </w:style>
-  <w:style w:type="character" w:customStyle="1" w:styleId="20">
-    <w:name w:val="标题 2 字符"/>
-    <w:basedOn w:val="a0"/>
-    <w:link w:val="2"/>
+  <w:style w:type="character" w:customStyle="1" w:styleId="Heading2Char">
+    <w:name w:val="Heading 2 Char"/>
+    <w:basedOn w:val="DefaultParagraphFont"/>
+    <w:link w:val="Heading2"/>
     <w:uiPriority w:val="9"/>
     <w:semiHidden/>
     <w:rsid w:val="00005A1C"/>
@@ -5941,10 +4865,10 @@
       <w:szCs w:val="40"/>
     </w:rPr>
   </w:style>
-  <w:style w:type="character" w:customStyle="1" w:styleId="30">
-    <w:name w:val="标题 3 字符"/>
-    <w:basedOn w:val="a0"/>
-    <w:link w:val="3"/>
+  <w:style w:type="character" w:customStyle="1" w:styleId="Heading3Char">
+    <w:name w:val="Heading 3 Char"/>
+    <w:basedOn w:val="DefaultParagraphFont"/>
+    <w:link w:val="Heading3"/>
     <w:uiPriority w:val="9"/>
     <w:semiHidden/>
     <w:rsid w:val="00005A1C"/>
@@ -5955,10 +4879,10 @@
       <w:szCs w:val="32"/>
     </w:rPr>
   </w:style>
-  <w:style w:type="character" w:customStyle="1" w:styleId="40">
-    <w:name w:val="标题 4 字符"/>
-    <w:basedOn w:val="a0"/>
-    <w:link w:val="4"/>
+  <w:style w:type="character" w:customStyle="1" w:styleId="Heading4Char">
+    <w:name w:val="Heading 4 Char"/>
+    <w:basedOn w:val="DefaultParagraphFont"/>
+    <w:link w:val="Heading4"/>
     <w:uiPriority w:val="9"/>
     <w:semiHidden/>
     <w:rsid w:val="00005A1C"/>
@@ -5969,10 +4893,10 @@
       <w:szCs w:val="28"/>
     </w:rPr>
   </w:style>
-  <w:style w:type="character" w:customStyle="1" w:styleId="50">
-    <w:name w:val="标题 5 字符"/>
-    <w:basedOn w:val="a0"/>
-    <w:link w:val="5"/>
+  <w:style w:type="character" w:customStyle="1" w:styleId="Heading5Char">
+    <w:name w:val="Heading 5 Char"/>
+    <w:basedOn w:val="DefaultParagraphFont"/>
+    <w:link w:val="Heading5"/>
     <w:uiPriority w:val="9"/>
     <w:semiHidden/>
     <w:rsid w:val="00005A1C"/>
@@ -5982,10 +4906,10 @@
       <w:sz w:val="24"/>
     </w:rPr>
   </w:style>
-  <w:style w:type="character" w:customStyle="1" w:styleId="60">
-    <w:name w:val="标题 6 字符"/>
-    <w:basedOn w:val="a0"/>
-    <w:link w:val="6"/>
+  <w:style w:type="character" w:customStyle="1" w:styleId="Heading6Char">
+    <w:name w:val="Heading 6 Char"/>
+    <w:basedOn w:val="DefaultParagraphFont"/>
+    <w:link w:val="Heading6"/>
     <w:uiPriority w:val="9"/>
     <w:semiHidden/>
     <w:rsid w:val="00005A1C"/>
@@ -5996,10 +4920,10 @@
       <w:color w:val="0F4761" w:themeColor="accent1" w:themeShade="BF"/>
     </w:rPr>
   </w:style>
-  <w:style w:type="character" w:customStyle="1" w:styleId="70">
-    <w:name w:val="标题 7 字符"/>
-    <w:basedOn w:val="a0"/>
-    <w:link w:val="7"/>
+  <w:style w:type="character" w:customStyle="1" w:styleId="Heading7Char">
+    <w:name w:val="Heading 7 Char"/>
+    <w:basedOn w:val="DefaultParagraphFont"/>
+    <w:link w:val="Heading7"/>
     <w:uiPriority w:val="9"/>
     <w:semiHidden/>
     <w:rsid w:val="00005A1C"/>
@@ -6010,10 +4934,10 @@
       <w:color w:val="595959" w:themeColor="text1" w:themeTint="A6"/>
     </w:rPr>
   </w:style>
-  <w:style w:type="character" w:customStyle="1" w:styleId="80">
-    <w:name w:val="标题 8 字符"/>
-    <w:basedOn w:val="a0"/>
-    <w:link w:val="8"/>
+  <w:style w:type="character" w:customStyle="1" w:styleId="Heading8Char">
+    <w:name w:val="Heading 8 Char"/>
+    <w:basedOn w:val="DefaultParagraphFont"/>
+    <w:link w:val="Heading8"/>
     <w:uiPriority w:val="9"/>
     <w:semiHidden/>
     <w:rsid w:val="00005A1C"/>
@@ -6022,10 +4946,10 @@
       <w:color w:val="595959" w:themeColor="text1" w:themeTint="A6"/>
     </w:rPr>
   </w:style>
-  <w:style w:type="character" w:customStyle="1" w:styleId="90">
-    <w:name w:val="标题 9 字符"/>
-    <w:basedOn w:val="a0"/>
-    <w:link w:val="9"/>
+  <w:style w:type="character" w:customStyle="1" w:styleId="Heading9Char">
+    <w:name w:val="Heading 9 Char"/>
+    <w:basedOn w:val="DefaultParagraphFont"/>
+    <w:link w:val="Heading9"/>
     <w:uiPriority w:val="9"/>
     <w:semiHidden/>
     <w:rsid w:val="00005A1C"/>
@@ -6034,11 +4958,11 @@
       <w:color w:val="595959" w:themeColor="text1" w:themeTint="A6"/>
     </w:rPr>
   </w:style>
-  <w:style w:type="paragraph" w:styleId="a3">
+  <w:style w:type="paragraph" w:styleId="Title">
     <w:name w:val="Title"/>
-    <w:basedOn w:val="a"/>
-    <w:next w:val="a"/>
-    <w:link w:val="a4"/>
+    <w:basedOn w:val="Normal"/>
+    <w:next w:val="Normal"/>
+    <w:link w:val="TitleChar"/>
     <w:uiPriority w:val="10"/>
     <w:qFormat/>
     <w:rsid w:val="00005A1C"/>
@@ -6055,10 +4979,10 @@
       <w:szCs w:val="56"/>
     </w:rPr>
   </w:style>
-  <w:style w:type="character" w:customStyle="1" w:styleId="a4">
-    <w:name w:val="标题 字符"/>
-    <w:basedOn w:val="a0"/>
-    <w:link w:val="a3"/>
+  <w:style w:type="character" w:customStyle="1" w:styleId="TitleChar">
+    <w:name w:val="Title Char"/>
+    <w:basedOn w:val="DefaultParagraphFont"/>
+    <w:link w:val="Title"/>
     <w:uiPriority w:val="10"/>
     <w:rsid w:val="00005A1C"/>
     <w:rPr>
@@ -6069,11 +4993,11 @@
       <w:szCs w:val="56"/>
     </w:rPr>
   </w:style>
-  <w:style w:type="paragraph" w:styleId="a5">
+  <w:style w:type="paragraph" w:styleId="Subtitle">
     <w:name w:val="Subtitle"/>
-    <w:basedOn w:val="a"/>
-    <w:next w:val="a"/>
-    <w:link w:val="a6"/>
+    <w:basedOn w:val="Normal"/>
+    <w:next w:val="Normal"/>
+    <w:link w:val="SubtitleChar"/>
     <w:uiPriority w:val="11"/>
     <w:qFormat/>
     <w:rsid w:val="00005A1C"/>
@@ -6091,10 +5015,10 @@
       <w:szCs w:val="28"/>
     </w:rPr>
   </w:style>
-  <w:style w:type="character" w:customStyle="1" w:styleId="a6">
-    <w:name w:val="副标题 字符"/>
-    <w:basedOn w:val="a0"/>
-    <w:link w:val="a5"/>
+  <w:style w:type="character" w:customStyle="1" w:styleId="SubtitleChar">
+    <w:name w:val="Subtitle Char"/>
+    <w:basedOn w:val="DefaultParagraphFont"/>
+    <w:link w:val="Subtitle"/>
     <w:uiPriority w:val="11"/>
     <w:rsid w:val="00005A1C"/>
     <w:rPr>
@@ -6105,11 +5029,11 @@
       <w:szCs w:val="28"/>
     </w:rPr>
   </w:style>
-  <w:style w:type="paragraph" w:styleId="a7">
+  <w:style w:type="paragraph" w:styleId="Quote">
     <w:name w:val="Quote"/>
-    <w:basedOn w:val="a"/>
-    <w:next w:val="a"/>
-    <w:link w:val="a8"/>
+    <w:basedOn w:val="Normal"/>
+    <w:next w:val="Normal"/>
+    <w:link w:val="QuoteChar"/>
     <w:uiPriority w:val="29"/>
     <w:qFormat/>
     <w:rsid w:val="00005A1C"/>
@@ -6123,10 +5047,10 @@
       <w:color w:val="404040" w:themeColor="text1" w:themeTint="BF"/>
     </w:rPr>
   </w:style>
-  <w:style w:type="character" w:customStyle="1" w:styleId="a8">
-    <w:name w:val="引用 字符"/>
-    <w:basedOn w:val="a0"/>
-    <w:link w:val="a7"/>
+  <w:style w:type="character" w:customStyle="1" w:styleId="QuoteChar">
+    <w:name w:val="Quote Char"/>
+    <w:basedOn w:val="DefaultParagraphFont"/>
+    <w:link w:val="Quote"/>
     <w:uiPriority w:val="29"/>
     <w:rsid w:val="00005A1C"/>
     <w:rPr>
@@ -6135,9 +5059,9 @@
       <w:color w:val="404040" w:themeColor="text1" w:themeTint="BF"/>
     </w:rPr>
   </w:style>
-  <w:style w:type="paragraph" w:styleId="a9">
+  <w:style w:type="paragraph" w:styleId="ListParagraph">
     <w:name w:val="List Paragraph"/>
-    <w:basedOn w:val="a"/>
+    <w:basedOn w:val="Normal"/>
     <w:uiPriority w:val="34"/>
     <w:qFormat/>
     <w:rsid w:val="00005A1C"/>
@@ -6146,9 +5070,9 @@
       <w:contextualSpacing/>
     </w:pPr>
   </w:style>
-  <w:style w:type="character" w:styleId="aa">
+  <w:style w:type="character" w:styleId="IntenseEmphasis">
     <w:name w:val="Intense Emphasis"/>
-    <w:basedOn w:val="a0"/>
+    <w:basedOn w:val="DefaultParagraphFont"/>
     <w:uiPriority w:val="21"/>
     <w:qFormat/>
     <w:rsid w:val="00005A1C"/>
@@ -6158,11 +5082,11 @@
       <w:color w:val="0F4761" w:themeColor="accent1" w:themeShade="BF"/>
     </w:rPr>
   </w:style>
-  <w:style w:type="paragraph" w:styleId="ab">
+  <w:style w:type="paragraph" w:styleId="IntenseQuote">
     <w:name w:val="Intense Quote"/>
-    <w:basedOn w:val="a"/>
-    <w:next w:val="a"/>
-    <w:link w:val="ac"/>
+    <w:basedOn w:val="Normal"/>
+    <w:next w:val="Normal"/>
+    <w:link w:val="IntenseQuoteChar"/>
     <w:uiPriority w:val="30"/>
     <w:qFormat/>
     <w:rsid w:val="00005A1C"/>
@@ -6181,10 +5105,10 @@
       <w:color w:val="0F4761" w:themeColor="accent1" w:themeShade="BF"/>
     </w:rPr>
   </w:style>
-  <w:style w:type="character" w:customStyle="1" w:styleId="ac">
-    <w:name w:val="明显引用 字符"/>
-    <w:basedOn w:val="a0"/>
-    <w:link w:val="ab"/>
+  <w:style w:type="character" w:customStyle="1" w:styleId="IntenseQuoteChar">
+    <w:name w:val="Intense Quote Char"/>
+    <w:basedOn w:val="DefaultParagraphFont"/>
+    <w:link w:val="IntenseQuote"/>
     <w:uiPriority w:val="30"/>
     <w:rsid w:val="00005A1C"/>
     <w:rPr>
@@ -6193,9 +5117,9 @@
       <w:color w:val="0F4761" w:themeColor="accent1" w:themeShade="BF"/>
     </w:rPr>
   </w:style>
-  <w:style w:type="character" w:styleId="ad">
+  <w:style w:type="character" w:styleId="IntenseReference">
     <w:name w:val="Intense Reference"/>
-    <w:basedOn w:val="a0"/>
+    <w:basedOn w:val="DefaultParagraphFont"/>
     <w:uiPriority w:val="32"/>
     <w:qFormat/>
     <w:rsid w:val="00005A1C"/>
@@ -6207,9 +5131,9 @@
       <w:spacing w:val="5"/>
     </w:rPr>
   </w:style>
-  <w:style w:type="character" w:styleId="ae">
+  <w:style w:type="character" w:styleId="PlaceholderText">
     <w:name w:val="Placeholder Text"/>
-    <w:basedOn w:val="a0"/>
+    <w:basedOn w:val="DefaultParagraphFont"/>
     <w:uiPriority w:val="99"/>
     <w:semiHidden/>
     <w:rsid w:val="002D3C05"/>
@@ -6219,7 +5143,7 @@
   </w:style>
   <w:style w:type="paragraph" w:customStyle="1" w:styleId="font-claude-response-body">
     <w:name w:val="font-claude-response-body"/>
-    <w:basedOn w:val="a"/>
+    <w:basedOn w:val="Normal"/>
     <w:rsid w:val="00F26A61"/>
     <w:pPr>
       <w:widowControl/>
@@ -6232,9 +5156,9 @@
       <w14:ligatures w14:val="none"/>
     </w:rPr>
   </w:style>
-  <w:style w:type="character" w:styleId="af">
+  <w:style w:type="character" w:styleId="Strong">
     <w:name w:val="Strong"/>
-    <w:basedOn w:val="a0"/>
+    <w:basedOn w:val="DefaultParagraphFont"/>
     <w:uiPriority w:val="22"/>
     <w:qFormat/>
     <w:rsid w:val="00F26A61"/>
@@ -6243,9 +5167,9 @@
       <w:bCs/>
     </w:rPr>
   </w:style>
-  <w:style w:type="character" w:styleId="HTML">
+  <w:style w:type="character" w:styleId="HTMLCode">
     <w:name w:val="HTML Code"/>
-    <w:basedOn w:val="a0"/>
+    <w:basedOn w:val="DefaultParagraphFont"/>
     <w:uiPriority w:val="99"/>
     <w:semiHidden/>
     <w:unhideWhenUsed/>

--- a/final proj ds4420 report.docx
+++ b/final proj ds4420 report.docx
@@ -703,7 +703,7 @@
       </w:r>
       <w:r>
         <w:rPr>
-          <w:rStyle w:val="HTMLCode"/>
+          <w:rStyle w:val="HTML"/>
           <w:rFonts w:ascii="Times New Roman" w:eastAsiaTheme="majorEastAsia" w:hAnsi="Times New Roman" w:cs="Times New Roman"/>
           <w:sz w:val="22"/>
           <w:szCs w:val="22"/>
@@ -733,7 +733,7 @@
       </w:r>
       <w:r>
         <w:rPr>
-          <w:rStyle w:val="HTMLCode"/>
+          <w:rStyle w:val="HTML"/>
           <w:rFonts w:ascii="Times New Roman" w:eastAsiaTheme="majorEastAsia" w:hAnsi="Times New Roman" w:cs="Times New Roman"/>
           <w:sz w:val="22"/>
           <w:szCs w:val="22"/>
@@ -2270,7 +2270,7 @@
       </w:pPr>
       <w:r>
         <w:rPr>
-          <w:rStyle w:val="Strong"/>
+          <w:rStyle w:val="af"/>
           <w:rFonts w:eastAsiaTheme="majorEastAsia"/>
           <w:sz w:val="22"/>
           <w:szCs w:val="22"/>
@@ -2820,6 +2820,134 @@
           <w:b/>
           <w:bCs/>
         </w:rPr>
+        <w:t>Model Assumptions and Data Appropriateness</w:t>
+      </w:r>
+    </w:p>
+    <w:p>
+      <w:pPr>
+        <w:spacing w:line="240" w:lineRule="auto"/>
+        <w:rPr>
+          <w:rFonts w:ascii="Times New Roman" w:hAnsi="Times New Roman" w:cs="Times New Roman"/>
+        </w:rPr>
+      </w:pPr>
+      <w:r>
+        <w:rPr>
+          <w:rFonts w:ascii="Times New Roman" w:hAnsi="Times New Roman" w:cs="Times New Roman"/>
+        </w:rPr>
+        <w:t xml:space="preserve">Regarding </w:t>
+      </w:r>
+      <w:r>
+        <w:rPr>
+          <w:rFonts w:ascii="Times New Roman" w:hAnsi="Times New Roman" w:cs="Times New Roman"/>
+        </w:rPr>
+        <w:t xml:space="preserve">our </w:t>
+      </w:r>
+      <w:r>
+        <w:rPr>
+          <w:rFonts w:ascii="Times New Roman" w:hAnsi="Times New Roman" w:cs="Times New Roman"/>
+        </w:rPr>
+        <w:t xml:space="preserve">model assumptions, </w:t>
+      </w:r>
+      <w:r>
+        <w:rPr>
+          <w:rFonts w:ascii="Times New Roman" w:hAnsi="Times New Roman" w:cs="Times New Roman"/>
+        </w:rPr>
+        <w:t>BLR has</w:t>
+      </w:r>
+      <w:r>
+        <w:rPr>
+          <w:rFonts w:ascii="Times New Roman" w:hAnsi="Times New Roman" w:cs="Times New Roman"/>
+        </w:rPr>
+        <w:t xml:space="preserve"> fundamentally assumes a linear relationship between the independent variables and the log-odds of the high-risk flood designation. The fact that</w:t>
+      </w:r>
+      <w:r>
+        <w:rPr>
+          <w:rFonts w:ascii="Times New Roman" w:hAnsi="Times New Roman" w:cs="Times New Roman"/>
+        </w:rPr>
+        <w:t xml:space="preserve"> we could see is,</w:t>
+      </w:r>
+      <w:r>
+        <w:rPr>
+          <w:rFonts w:ascii="Times New Roman" w:hAnsi="Times New Roman" w:cs="Times New Roman"/>
+        </w:rPr>
+        <w:t xml:space="preserve"> the MLP outperform the BLR</w:t>
+      </w:r>
+      <w:r>
+        <w:rPr>
+          <w:rFonts w:ascii="Times New Roman" w:hAnsi="Times New Roman" w:cs="Times New Roman"/>
+        </w:rPr>
+        <w:t xml:space="preserve">, </w:t>
+      </w:r>
+      <w:r>
+        <w:rPr>
+          <w:rFonts w:ascii="Times New Roman" w:hAnsi="Times New Roman" w:cs="Times New Roman"/>
+        </w:rPr>
+        <w:t>particularly in Recall (0.9440 vs 0.7675)</w:t>
+      </w:r>
+      <w:r>
+        <w:rPr>
+          <w:rFonts w:ascii="Times New Roman" w:hAnsi="Times New Roman" w:cs="Times New Roman"/>
+        </w:rPr>
+        <w:t xml:space="preserve">, which </w:t>
+      </w:r>
+      <w:r>
+        <w:rPr>
+          <w:rFonts w:ascii="Times New Roman" w:hAnsi="Times New Roman" w:cs="Times New Roman"/>
+        </w:rPr>
+        <w:t xml:space="preserve">suggests that this linearity assumption may not perfectly hold for </w:t>
+      </w:r>
+      <w:r>
+        <w:rPr>
+          <w:rFonts w:ascii="Times New Roman" w:hAnsi="Times New Roman" w:cs="Times New Roman"/>
+        </w:rPr>
+        <w:t>our</w:t>
+      </w:r>
+      <w:r>
+        <w:rPr>
+          <w:rFonts w:ascii="Times New Roman" w:hAnsi="Times New Roman" w:cs="Times New Roman"/>
+        </w:rPr>
+        <w:t xml:space="preserve"> dataset, as true structural vulnerability is likely driven by complex, non-linear interactions among features. Additionally, BLR assumes the independence of observations; while our data represents distinct structures, some spatial autocorrelation might exist in real-world flood zones (buildings in close proximity sharing similar localized risks). Conversely, the MLP does not rely on these strict statistical assumption, ma</w:t>
+      </w:r>
+      <w:r>
+        <w:rPr>
+          <w:rFonts w:ascii="Times New Roman" w:hAnsi="Times New Roman" w:cs="Times New Roman"/>
+        </w:rPr>
+        <w:t>de</w:t>
+      </w:r>
+      <w:r>
+        <w:rPr>
+          <w:rFonts w:ascii="Times New Roman" w:hAnsi="Times New Roman" w:cs="Times New Roman"/>
+        </w:rPr>
+        <w:t xml:space="preserve"> it highly appropriate for mapping non-linear structural patterns. The primary requirement for the MLP was that the input space be properly scaled to ensure stable gradient descent convergence, which was successfully met through our standardization step and validate by the smooth convergence of training error</w:t>
+      </w:r>
+      <w:r>
+        <w:rPr>
+          <w:rFonts w:ascii="Times New Roman" w:hAnsi="Times New Roman" w:cs="Times New Roman"/>
+        </w:rPr>
+        <w:t>s</w:t>
+      </w:r>
+      <w:r>
+        <w:rPr>
+          <w:rFonts w:ascii="Times New Roman" w:hAnsi="Times New Roman" w:cs="Times New Roman"/>
+        </w:rPr>
+        <w:t>.</w:t>
+      </w:r>
+    </w:p>
+    <w:p>
+      <w:pPr>
+        <w:spacing w:line="240" w:lineRule="auto"/>
+        <w:rPr>
+          <w:rFonts w:ascii="Times New Roman" w:hAnsi="Times New Roman" w:cs="Times New Roman"/>
+          <w:b/>
+          <w:bCs/>
+        </w:rPr>
+      </w:pPr>
+      <w:r>
+        <w:rPr>
+          <w:rFonts w:ascii="Times New Roman" w:hAnsi="Times New Roman" w:cs="Times New Roman"/>
+          <w:b/>
+          <w:bCs/>
+        </w:rPr>
         <w:t>Future work</w:t>
       </w:r>
     </w:p>
@@ -2922,12 +3050,16 @@
         <w:spacing w:line="240" w:lineRule="auto"/>
         <w:rPr>
           <w:rFonts w:ascii="Times New Roman" w:hAnsi="Times New Roman" w:cs="Times New Roman"/>
+          <w:b/>
+          <w:bCs/>
           <w:sz w:val="24"/>
         </w:rPr>
       </w:pPr>
       <w:r>
         <w:rPr>
           <w:rFonts w:ascii="Times New Roman" w:hAnsi="Times New Roman" w:cs="Times New Roman"/>
+          <w:b/>
+          <w:bCs/>
           <w:sz w:val="24"/>
         </w:rPr>
         <w:t>MLP:</w:t>
@@ -3117,6 +3249,7 @@
           <w:sz w:val="16"/>
           <w:szCs w:val="16"/>
         </w:rPr>
+        <w:lastRenderedPageBreak/>
         <w:t>eta = 0.05</w:t>
       </w:r>
     </w:p>
@@ -3308,322 +3441,382 @@
           <w:sz w:val="16"/>
           <w:szCs w:val="16"/>
         </w:rPr>
+        <w:t xml:space="preserve">    return sigmoid(h.dot(W2) + b2)</w:t>
+      </w:r>
+    </w:p>
+    <w:p>
+      <w:pPr>
+        <w:spacing w:line="240" w:lineRule="auto"/>
+        <w:rPr>
+          <w:rFonts w:ascii="Consolas" w:hAnsi="Consolas" w:cs="Consolas"/>
+          <w:color w:val="275317" w:themeColor="accent6" w:themeShade="80"/>
+          <w:sz w:val="16"/>
+          <w:szCs w:val="16"/>
+        </w:rPr>
+      </w:pPr>
+    </w:p>
+    <w:p>
+      <w:pPr>
+        <w:spacing w:line="240" w:lineRule="auto"/>
+        <w:rPr>
+          <w:rFonts w:ascii="Consolas" w:hAnsi="Consolas" w:cs="Consolas"/>
+          <w:color w:val="275317" w:themeColor="accent6" w:themeShade="80"/>
+          <w:sz w:val="16"/>
+          <w:szCs w:val="16"/>
+        </w:rPr>
+      </w:pPr>
+      <w:r>
+        <w:rPr>
+          <w:rFonts w:ascii="Consolas" w:hAnsi="Consolas" w:cs="Consolas"/>
+          <w:color w:val="275317" w:themeColor="accent6" w:themeShade="80"/>
+          <w:sz w:val="16"/>
+          <w:szCs w:val="16"/>
+        </w:rPr>
+        <w:t>def compute_bce_loss(Y_true, Y_pred):</w:t>
+      </w:r>
+    </w:p>
+    <w:p>
+      <w:pPr>
+        <w:spacing w:line="240" w:lineRule="auto"/>
+        <w:rPr>
+          <w:rFonts w:ascii="Consolas" w:hAnsi="Consolas" w:cs="Consolas"/>
+          <w:color w:val="275317" w:themeColor="accent6" w:themeShade="80"/>
+          <w:sz w:val="16"/>
+          <w:szCs w:val="16"/>
+        </w:rPr>
+      </w:pPr>
+      <w:r>
+        <w:rPr>
+          <w:rFonts w:ascii="Consolas" w:hAnsi="Consolas" w:cs="Consolas"/>
+          <w:color w:val="275317" w:themeColor="accent6" w:themeShade="80"/>
+          <w:sz w:val="16"/>
+          <w:szCs w:val="16"/>
+        </w:rPr>
+        <w:t xml:space="preserve">    epsilon = 1e-8</w:t>
+      </w:r>
+    </w:p>
+    <w:p>
+      <w:pPr>
+        <w:spacing w:line="240" w:lineRule="auto"/>
+        <w:rPr>
+          <w:rFonts w:ascii="Consolas" w:hAnsi="Consolas" w:cs="Consolas"/>
+          <w:color w:val="275317" w:themeColor="accent6" w:themeShade="80"/>
+          <w:sz w:val="16"/>
+          <w:szCs w:val="16"/>
+        </w:rPr>
+      </w:pPr>
+      <w:r>
+        <w:rPr>
+          <w:rFonts w:ascii="Consolas" w:hAnsi="Consolas" w:cs="Consolas"/>
+          <w:color w:val="275317" w:themeColor="accent6" w:themeShade="80"/>
+          <w:sz w:val="16"/>
+          <w:szCs w:val="16"/>
+        </w:rPr>
+        <w:t xml:space="preserve">    Y_pred = np.clip(Y_pred, epsilon, 1 - epsilon)</w:t>
+      </w:r>
+    </w:p>
+    <w:p>
+      <w:pPr>
+        <w:spacing w:line="240" w:lineRule="auto"/>
+        <w:ind w:firstLine="440"/>
+        <w:rPr>
+          <w:rFonts w:ascii="Consolas" w:hAnsi="Consolas" w:cs="Consolas"/>
+          <w:color w:val="275317" w:themeColor="accent6" w:themeShade="80"/>
+          <w:sz w:val="16"/>
+          <w:szCs w:val="16"/>
+        </w:rPr>
+      </w:pPr>
+      <w:r>
+        <w:rPr>
+          <w:rFonts w:ascii="Consolas" w:hAnsi="Consolas" w:cs="Consolas"/>
+          <w:color w:val="275317" w:themeColor="accent6" w:themeShade="80"/>
+          <w:sz w:val="16"/>
+          <w:szCs w:val="16"/>
+        </w:rPr>
+        <w:t>return -np.mean(Y_true * np.log(Y_pred) + (1 - Y_true) * np.log(1 - Y_pred))</w:t>
+      </w:r>
+    </w:p>
+    <w:p>
+      <w:pPr>
+        <w:spacing w:line="240" w:lineRule="auto"/>
+        <w:ind w:firstLine="440"/>
+        <w:rPr>
+          <w:rFonts w:ascii="Consolas" w:hAnsi="Consolas" w:cs="Consolas"/>
+          <w:color w:val="275317" w:themeColor="accent6" w:themeShade="80"/>
+          <w:sz w:val="16"/>
+          <w:szCs w:val="16"/>
+        </w:rPr>
+      </w:pPr>
+    </w:p>
+    <w:p>
+      <w:pPr>
+        <w:spacing w:line="240" w:lineRule="auto"/>
+        <w:rPr>
+          <w:rFonts w:ascii="Consolas" w:hAnsi="Consolas" w:cs="Consolas"/>
+          <w:color w:val="275317" w:themeColor="accent6" w:themeShade="80"/>
+          <w:sz w:val="16"/>
+          <w:szCs w:val="16"/>
+        </w:rPr>
+      </w:pPr>
+      <w:r>
+        <w:rPr>
+          <w:rFonts w:ascii="Consolas" w:hAnsi="Consolas" w:cs="Consolas"/>
+          <w:color w:val="275317" w:themeColor="accent6" w:themeShade="80"/>
+          <w:sz w:val="16"/>
+          <w:szCs w:val="16"/>
+        </w:rPr>
+        <w:t>errors = []</w:t>
+      </w:r>
+    </w:p>
+    <w:p>
+      <w:pPr>
+        <w:spacing w:line="240" w:lineRule="auto"/>
+        <w:rPr>
+          <w:rFonts w:ascii="Consolas" w:hAnsi="Consolas" w:cs="Consolas"/>
+          <w:color w:val="275317" w:themeColor="accent6" w:themeShade="80"/>
+          <w:sz w:val="16"/>
+          <w:szCs w:val="16"/>
+        </w:rPr>
+      </w:pPr>
+    </w:p>
+    <w:p>
+      <w:pPr>
+        <w:spacing w:line="240" w:lineRule="auto"/>
+        <w:rPr>
+          <w:rFonts w:ascii="Consolas" w:hAnsi="Consolas" w:cs="Consolas"/>
+          <w:color w:val="275317" w:themeColor="accent6" w:themeShade="80"/>
+          <w:sz w:val="16"/>
+          <w:szCs w:val="16"/>
+        </w:rPr>
+      </w:pPr>
+      <w:r>
+        <w:rPr>
+          <w:rFonts w:ascii="Consolas" w:hAnsi="Consolas" w:cs="Consolas"/>
+          <w:color w:val="275317" w:themeColor="accent6" w:themeShade="80"/>
+          <w:sz w:val="16"/>
+          <w:szCs w:val="16"/>
+        </w:rPr>
+        <w:t>for epoch in range(epochs):</w:t>
+      </w:r>
+    </w:p>
+    <w:p>
+      <w:pPr>
+        <w:spacing w:line="240" w:lineRule="auto"/>
+        <w:rPr>
+          <w:rFonts w:ascii="Consolas" w:hAnsi="Consolas" w:cs="Consolas"/>
+          <w:color w:val="275317" w:themeColor="accent6" w:themeShade="80"/>
+          <w:sz w:val="16"/>
+          <w:szCs w:val="16"/>
+        </w:rPr>
+      </w:pPr>
+      <w:r>
+        <w:rPr>
+          <w:rFonts w:ascii="Consolas" w:hAnsi="Consolas" w:cs="Consolas"/>
+          <w:color w:val="275317" w:themeColor="accent6" w:themeShade="80"/>
+          <w:sz w:val="16"/>
+          <w:szCs w:val="16"/>
+        </w:rPr>
+        <w:t xml:space="preserve">    h = np.maximum(0, X_train.dot(W1) + b1) </w:t>
+      </w:r>
+    </w:p>
+    <w:p>
+      <w:pPr>
+        <w:spacing w:line="240" w:lineRule="auto"/>
+        <w:rPr>
+          <w:rFonts w:ascii="Consolas" w:hAnsi="Consolas" w:cs="Consolas"/>
+          <w:color w:val="275317" w:themeColor="accent6" w:themeShade="80"/>
+          <w:sz w:val="16"/>
+          <w:szCs w:val="16"/>
+        </w:rPr>
+      </w:pPr>
+      <w:r>
+        <w:rPr>
+          <w:rFonts w:ascii="Consolas" w:hAnsi="Consolas" w:cs="Consolas"/>
+          <w:color w:val="275317" w:themeColor="accent6" w:themeShade="80"/>
+          <w:sz w:val="16"/>
+          <w:szCs w:val="16"/>
+        </w:rPr>
+        <w:t xml:space="preserve">    y_pred = sigmoid(h.dot(W2) + b2)</w:t>
+      </w:r>
+    </w:p>
+    <w:p>
+      <w:pPr>
+        <w:spacing w:line="240" w:lineRule="auto"/>
+        <w:rPr>
+          <w:rFonts w:ascii="Consolas" w:hAnsi="Consolas" w:cs="Consolas"/>
+          <w:color w:val="275317" w:themeColor="accent6" w:themeShade="80"/>
+          <w:sz w:val="16"/>
+          <w:szCs w:val="16"/>
+        </w:rPr>
+      </w:pPr>
+      <w:r>
+        <w:rPr>
+          <w:rFonts w:ascii="Consolas" w:hAnsi="Consolas" w:cs="Consolas"/>
+          <w:color w:val="275317" w:themeColor="accent6" w:themeShade="80"/>
+          <w:sz w:val="16"/>
+          <w:szCs w:val="16"/>
+        </w:rPr>
+        <w:t xml:space="preserve">    dy = y_pred - Y_train </w:t>
+      </w:r>
+    </w:p>
+    <w:p>
+      <w:pPr>
+        <w:spacing w:line="240" w:lineRule="auto"/>
+        <w:rPr>
+          <w:rFonts w:ascii="Consolas" w:hAnsi="Consolas" w:cs="Consolas"/>
+          <w:color w:val="275317" w:themeColor="accent6" w:themeShade="80"/>
+          <w:sz w:val="16"/>
+          <w:szCs w:val="16"/>
+        </w:rPr>
+      </w:pPr>
+      <w:r>
+        <w:rPr>
+          <w:rFonts w:ascii="Consolas" w:hAnsi="Consolas" w:cs="Consolas"/>
+          <w:color w:val="275317" w:themeColor="accent6" w:themeShade="80"/>
+          <w:sz w:val="16"/>
+          <w:szCs w:val="16"/>
+        </w:rPr>
+        <w:t xml:space="preserve">    dW2 = h.T.dot(dy) / n</w:t>
+      </w:r>
+    </w:p>
+    <w:p>
+      <w:pPr>
+        <w:spacing w:line="240" w:lineRule="auto"/>
+        <w:rPr>
+          <w:rFonts w:ascii="Consolas" w:hAnsi="Consolas" w:cs="Consolas"/>
+          <w:color w:val="275317" w:themeColor="accent6" w:themeShade="80"/>
+          <w:sz w:val="16"/>
+          <w:szCs w:val="16"/>
+        </w:rPr>
+      </w:pPr>
+      <w:r>
+        <w:rPr>
+          <w:rFonts w:ascii="Consolas" w:hAnsi="Consolas" w:cs="Consolas"/>
+          <w:color w:val="275317" w:themeColor="accent6" w:themeShade="80"/>
+          <w:sz w:val="16"/>
+          <w:szCs w:val="16"/>
+        </w:rPr>
+        <w:t xml:space="preserve">    db2 = np.sum(dy, axis=0, keepdims=True) / n</w:t>
+      </w:r>
+    </w:p>
+    <w:p>
+      <w:pPr>
+        <w:spacing w:line="240" w:lineRule="auto"/>
+        <w:rPr>
+          <w:rFonts w:ascii="Consolas" w:hAnsi="Consolas" w:cs="Consolas"/>
+          <w:color w:val="275317" w:themeColor="accent6" w:themeShade="80"/>
+          <w:sz w:val="16"/>
+          <w:szCs w:val="16"/>
+        </w:rPr>
+      </w:pPr>
+      <w:r>
+        <w:rPr>
+          <w:rFonts w:ascii="Consolas" w:hAnsi="Consolas" w:cs="Consolas"/>
+          <w:color w:val="275317" w:themeColor="accent6" w:themeShade="80"/>
+          <w:sz w:val="16"/>
+          <w:szCs w:val="16"/>
+        </w:rPr>
+        <w:t xml:space="preserve">    mat1 = np.heaviside(h, 0) </w:t>
+      </w:r>
+    </w:p>
+    <w:p>
+      <w:pPr>
+        <w:spacing w:line="240" w:lineRule="auto"/>
+        <w:rPr>
+          <w:rFonts w:ascii="Consolas" w:hAnsi="Consolas" w:cs="Consolas"/>
+          <w:color w:val="275317" w:themeColor="accent6" w:themeShade="80"/>
+          <w:sz w:val="16"/>
+          <w:szCs w:val="16"/>
+        </w:rPr>
+      </w:pPr>
+      <w:r>
+        <w:rPr>
+          <w:rFonts w:ascii="Consolas" w:hAnsi="Consolas" w:cs="Consolas"/>
+          <w:color w:val="275317" w:themeColor="accent6" w:themeShade="80"/>
+          <w:sz w:val="16"/>
+          <w:szCs w:val="16"/>
+        </w:rPr>
+        <w:t xml:space="preserve">    dh = dy.dot(W2.T)</w:t>
+      </w:r>
+    </w:p>
+    <w:p>
+      <w:pPr>
+        <w:spacing w:line="240" w:lineRule="auto"/>
+        <w:rPr>
+          <w:rFonts w:ascii="Consolas" w:hAnsi="Consolas" w:cs="Consolas"/>
+          <w:color w:val="275317" w:themeColor="accent6" w:themeShade="80"/>
+          <w:sz w:val="16"/>
+          <w:szCs w:val="16"/>
+        </w:rPr>
+      </w:pPr>
+      <w:r>
+        <w:rPr>
+          <w:rFonts w:ascii="Consolas" w:hAnsi="Consolas" w:cs="Consolas"/>
+          <w:color w:val="275317" w:themeColor="accent6" w:themeShade="80"/>
+          <w:sz w:val="16"/>
+          <w:szCs w:val="16"/>
+        </w:rPr>
+        <w:t xml:space="preserve">    </w:t>
+      </w:r>
+    </w:p>
+    <w:p>
+      <w:pPr>
+        <w:spacing w:line="240" w:lineRule="auto"/>
+        <w:rPr>
+          <w:rFonts w:ascii="Consolas" w:hAnsi="Consolas" w:cs="Consolas"/>
+          <w:color w:val="275317" w:themeColor="accent6" w:themeShade="80"/>
+          <w:sz w:val="16"/>
+          <w:szCs w:val="16"/>
+        </w:rPr>
+      </w:pPr>
+      <w:r>
+        <w:rPr>
+          <w:rFonts w:ascii="Consolas" w:hAnsi="Consolas" w:cs="Consolas"/>
+          <w:color w:val="275317" w:themeColor="accent6" w:themeShade="80"/>
+          <w:sz w:val="16"/>
+          <w:szCs w:val="16"/>
+        </w:rPr>
+        <w:t xml:space="preserve">    dW1 = X_train.T.dot(dh * mat1) / n</w:t>
+      </w:r>
+    </w:p>
+    <w:p>
+      <w:pPr>
+        <w:spacing w:line="240" w:lineRule="auto"/>
+        <w:rPr>
+          <w:rFonts w:ascii="Consolas" w:hAnsi="Consolas" w:cs="Consolas"/>
+          <w:color w:val="275317" w:themeColor="accent6" w:themeShade="80"/>
+          <w:sz w:val="16"/>
+          <w:szCs w:val="16"/>
+        </w:rPr>
+      </w:pPr>
+      <w:r>
+        <w:rPr>
+          <w:rFonts w:ascii="Consolas" w:hAnsi="Consolas" w:cs="Consolas"/>
+          <w:color w:val="275317" w:themeColor="accent6" w:themeShade="80"/>
+          <w:sz w:val="16"/>
+          <w:szCs w:val="16"/>
+        </w:rPr>
+        <w:t xml:space="preserve">    db1 = np.sum(dh * mat1, axis=0, keepdims=True) / n</w:t>
+      </w:r>
+    </w:p>
+    <w:p>
+      <w:pPr>
+        <w:spacing w:line="240" w:lineRule="auto"/>
+        <w:rPr>
+          <w:rFonts w:ascii="Consolas" w:hAnsi="Consolas" w:cs="Consolas"/>
+          <w:color w:val="275317" w:themeColor="accent6" w:themeShade="80"/>
+          <w:sz w:val="16"/>
+          <w:szCs w:val="16"/>
+        </w:rPr>
+      </w:pPr>
+      <w:r>
+        <w:rPr>
+          <w:rFonts w:ascii="Consolas" w:hAnsi="Consolas" w:cs="Consolas"/>
+          <w:color w:val="275317" w:themeColor="accent6" w:themeShade="80"/>
+          <w:sz w:val="16"/>
+          <w:szCs w:val="16"/>
+        </w:rPr>
         <w:lastRenderedPageBreak/>
-        <w:t xml:space="preserve">    return sigmoid(h.dot(W2) + b2)</w:t>
-      </w:r>
-    </w:p>
-    <w:p>
-      <w:pPr>
-        <w:spacing w:line="240" w:lineRule="auto"/>
-        <w:rPr>
-          <w:rFonts w:ascii="Consolas" w:hAnsi="Consolas" w:cs="Consolas"/>
-          <w:color w:val="275317" w:themeColor="accent6" w:themeShade="80"/>
-          <w:sz w:val="16"/>
-          <w:szCs w:val="16"/>
-        </w:rPr>
-      </w:pPr>
-    </w:p>
-    <w:p>
-      <w:pPr>
-        <w:spacing w:line="240" w:lineRule="auto"/>
-        <w:rPr>
-          <w:rFonts w:ascii="Consolas" w:hAnsi="Consolas" w:cs="Consolas"/>
-          <w:color w:val="275317" w:themeColor="accent6" w:themeShade="80"/>
-          <w:sz w:val="16"/>
-          <w:szCs w:val="16"/>
-        </w:rPr>
-      </w:pPr>
-      <w:r>
-        <w:rPr>
-          <w:rFonts w:ascii="Consolas" w:hAnsi="Consolas" w:cs="Consolas"/>
-          <w:color w:val="275317" w:themeColor="accent6" w:themeShade="80"/>
-          <w:sz w:val="16"/>
-          <w:szCs w:val="16"/>
-        </w:rPr>
-        <w:t>def compute_bce_loss(Y_true, Y_pred):</w:t>
-      </w:r>
-    </w:p>
-    <w:p>
-      <w:pPr>
-        <w:spacing w:line="240" w:lineRule="auto"/>
-        <w:rPr>
-          <w:rFonts w:ascii="Consolas" w:hAnsi="Consolas" w:cs="Consolas"/>
-          <w:color w:val="275317" w:themeColor="accent6" w:themeShade="80"/>
-          <w:sz w:val="16"/>
-          <w:szCs w:val="16"/>
-        </w:rPr>
-      </w:pPr>
-      <w:r>
-        <w:rPr>
-          <w:rFonts w:ascii="Consolas" w:hAnsi="Consolas" w:cs="Consolas"/>
-          <w:color w:val="275317" w:themeColor="accent6" w:themeShade="80"/>
-          <w:sz w:val="16"/>
-          <w:szCs w:val="16"/>
-        </w:rPr>
-        <w:t xml:space="preserve">    epsilon = 1e-8</w:t>
-      </w:r>
-    </w:p>
-    <w:p>
-      <w:pPr>
-        <w:spacing w:line="240" w:lineRule="auto"/>
-        <w:rPr>
-          <w:rFonts w:ascii="Consolas" w:hAnsi="Consolas" w:cs="Consolas"/>
-          <w:color w:val="275317" w:themeColor="accent6" w:themeShade="80"/>
-          <w:sz w:val="16"/>
-          <w:szCs w:val="16"/>
-        </w:rPr>
-      </w:pPr>
-      <w:r>
-        <w:rPr>
-          <w:rFonts w:ascii="Consolas" w:hAnsi="Consolas" w:cs="Consolas"/>
-          <w:color w:val="275317" w:themeColor="accent6" w:themeShade="80"/>
-          <w:sz w:val="16"/>
-          <w:szCs w:val="16"/>
-        </w:rPr>
-        <w:t xml:space="preserve">    Y_pred = np.clip(Y_pred, epsilon, 1 - epsilon)</w:t>
-      </w:r>
-    </w:p>
-    <w:p>
-      <w:pPr>
-        <w:spacing w:line="240" w:lineRule="auto"/>
-        <w:ind w:firstLine="440"/>
-        <w:rPr>
-          <w:rFonts w:ascii="Consolas" w:hAnsi="Consolas" w:cs="Consolas"/>
-          <w:color w:val="275317" w:themeColor="accent6" w:themeShade="80"/>
-          <w:sz w:val="16"/>
-          <w:szCs w:val="16"/>
-        </w:rPr>
-      </w:pPr>
-      <w:r>
-        <w:rPr>
-          <w:rFonts w:ascii="Consolas" w:hAnsi="Consolas" w:cs="Consolas"/>
-          <w:color w:val="275317" w:themeColor="accent6" w:themeShade="80"/>
-          <w:sz w:val="16"/>
-          <w:szCs w:val="16"/>
-        </w:rPr>
-        <w:t>return -np.mean(Y_true * np.log(Y_pred) + (1 - Y_true) * np.log(1 - Y_pred))</w:t>
-      </w:r>
-    </w:p>
-    <w:p>
-      <w:pPr>
-        <w:spacing w:line="240" w:lineRule="auto"/>
-        <w:ind w:firstLine="440"/>
-        <w:rPr>
-          <w:rFonts w:ascii="Consolas" w:hAnsi="Consolas" w:cs="Consolas"/>
-          <w:color w:val="275317" w:themeColor="accent6" w:themeShade="80"/>
-          <w:sz w:val="16"/>
-          <w:szCs w:val="16"/>
-        </w:rPr>
-      </w:pPr>
-    </w:p>
-    <w:p>
-      <w:pPr>
-        <w:spacing w:line="240" w:lineRule="auto"/>
-        <w:rPr>
-          <w:rFonts w:ascii="Consolas" w:hAnsi="Consolas" w:cs="Consolas"/>
-          <w:color w:val="275317" w:themeColor="accent6" w:themeShade="80"/>
-          <w:sz w:val="16"/>
-          <w:szCs w:val="16"/>
-        </w:rPr>
-      </w:pPr>
-      <w:r>
-        <w:rPr>
-          <w:rFonts w:ascii="Consolas" w:hAnsi="Consolas" w:cs="Consolas"/>
-          <w:color w:val="275317" w:themeColor="accent6" w:themeShade="80"/>
-          <w:sz w:val="16"/>
-          <w:szCs w:val="16"/>
-        </w:rPr>
-        <w:t>errors = []</w:t>
-      </w:r>
-    </w:p>
-    <w:p>
-      <w:pPr>
-        <w:spacing w:line="240" w:lineRule="auto"/>
-        <w:rPr>
-          <w:rFonts w:ascii="Consolas" w:hAnsi="Consolas" w:cs="Consolas"/>
-          <w:color w:val="275317" w:themeColor="accent6" w:themeShade="80"/>
-          <w:sz w:val="16"/>
-          <w:szCs w:val="16"/>
-        </w:rPr>
-      </w:pPr>
-    </w:p>
-    <w:p>
-      <w:pPr>
-        <w:spacing w:line="240" w:lineRule="auto"/>
-        <w:rPr>
-          <w:rFonts w:ascii="Consolas" w:hAnsi="Consolas" w:cs="Consolas"/>
-          <w:color w:val="275317" w:themeColor="accent6" w:themeShade="80"/>
-          <w:sz w:val="16"/>
-          <w:szCs w:val="16"/>
-        </w:rPr>
-      </w:pPr>
-      <w:r>
-        <w:rPr>
-          <w:rFonts w:ascii="Consolas" w:hAnsi="Consolas" w:cs="Consolas"/>
-          <w:color w:val="275317" w:themeColor="accent6" w:themeShade="80"/>
-          <w:sz w:val="16"/>
-          <w:szCs w:val="16"/>
-        </w:rPr>
-        <w:t>for epoch in range(epochs):</w:t>
-      </w:r>
-    </w:p>
-    <w:p>
-      <w:pPr>
-        <w:spacing w:line="240" w:lineRule="auto"/>
-        <w:rPr>
-          <w:rFonts w:ascii="Consolas" w:hAnsi="Consolas" w:cs="Consolas"/>
-          <w:color w:val="275317" w:themeColor="accent6" w:themeShade="80"/>
-          <w:sz w:val="16"/>
-          <w:szCs w:val="16"/>
-        </w:rPr>
-      </w:pPr>
-      <w:r>
-        <w:rPr>
-          <w:rFonts w:ascii="Consolas" w:hAnsi="Consolas" w:cs="Consolas"/>
-          <w:color w:val="275317" w:themeColor="accent6" w:themeShade="80"/>
-          <w:sz w:val="16"/>
-          <w:szCs w:val="16"/>
-        </w:rPr>
-        <w:t xml:space="preserve">    h = np.maximum(0, X_train.dot(W1) + b1) </w:t>
-      </w:r>
-    </w:p>
-    <w:p>
-      <w:pPr>
-        <w:spacing w:line="240" w:lineRule="auto"/>
-        <w:rPr>
-          <w:rFonts w:ascii="Consolas" w:hAnsi="Consolas" w:cs="Consolas"/>
-          <w:color w:val="275317" w:themeColor="accent6" w:themeShade="80"/>
-          <w:sz w:val="16"/>
-          <w:szCs w:val="16"/>
-        </w:rPr>
-      </w:pPr>
-      <w:r>
-        <w:rPr>
-          <w:rFonts w:ascii="Consolas" w:hAnsi="Consolas" w:cs="Consolas"/>
-          <w:color w:val="275317" w:themeColor="accent6" w:themeShade="80"/>
-          <w:sz w:val="16"/>
-          <w:szCs w:val="16"/>
-        </w:rPr>
-        <w:t xml:space="preserve">    y_pred = sigmoid(h.dot(W2) + b2)</w:t>
-      </w:r>
-    </w:p>
-    <w:p>
-      <w:pPr>
-        <w:spacing w:line="240" w:lineRule="auto"/>
-        <w:rPr>
-          <w:rFonts w:ascii="Consolas" w:hAnsi="Consolas" w:cs="Consolas"/>
-          <w:color w:val="275317" w:themeColor="accent6" w:themeShade="80"/>
-          <w:sz w:val="16"/>
-          <w:szCs w:val="16"/>
-        </w:rPr>
-      </w:pPr>
-      <w:r>
-        <w:rPr>
-          <w:rFonts w:ascii="Consolas" w:hAnsi="Consolas" w:cs="Consolas"/>
-          <w:color w:val="275317" w:themeColor="accent6" w:themeShade="80"/>
-          <w:sz w:val="16"/>
-          <w:szCs w:val="16"/>
-        </w:rPr>
-        <w:t xml:space="preserve">    dy = y_pred - Y_train </w:t>
-      </w:r>
-    </w:p>
-    <w:p>
-      <w:pPr>
-        <w:spacing w:line="240" w:lineRule="auto"/>
-        <w:rPr>
-          <w:rFonts w:ascii="Consolas" w:hAnsi="Consolas" w:cs="Consolas"/>
-          <w:color w:val="275317" w:themeColor="accent6" w:themeShade="80"/>
-          <w:sz w:val="16"/>
-          <w:szCs w:val="16"/>
-        </w:rPr>
-      </w:pPr>
-      <w:r>
-        <w:rPr>
-          <w:rFonts w:ascii="Consolas" w:hAnsi="Consolas" w:cs="Consolas"/>
-          <w:color w:val="275317" w:themeColor="accent6" w:themeShade="80"/>
-          <w:sz w:val="16"/>
-          <w:szCs w:val="16"/>
-        </w:rPr>
-        <w:t xml:space="preserve">    dW2 = h.T.dot(dy) / n</w:t>
-      </w:r>
-    </w:p>
-    <w:p>
-      <w:pPr>
-        <w:spacing w:line="240" w:lineRule="auto"/>
-        <w:rPr>
-          <w:rFonts w:ascii="Consolas" w:hAnsi="Consolas" w:cs="Consolas"/>
-          <w:color w:val="275317" w:themeColor="accent6" w:themeShade="80"/>
-          <w:sz w:val="16"/>
-          <w:szCs w:val="16"/>
-        </w:rPr>
-      </w:pPr>
-      <w:r>
-        <w:rPr>
-          <w:rFonts w:ascii="Consolas" w:hAnsi="Consolas" w:cs="Consolas"/>
-          <w:color w:val="275317" w:themeColor="accent6" w:themeShade="80"/>
-          <w:sz w:val="16"/>
-          <w:szCs w:val="16"/>
-        </w:rPr>
-        <w:t xml:space="preserve">    db2 = np.sum(dy, axis=0, keepdims=True) / n</w:t>
-      </w:r>
-    </w:p>
-    <w:p>
-      <w:pPr>
-        <w:spacing w:line="240" w:lineRule="auto"/>
-        <w:rPr>
-          <w:rFonts w:ascii="Consolas" w:hAnsi="Consolas" w:cs="Consolas"/>
-          <w:color w:val="275317" w:themeColor="accent6" w:themeShade="80"/>
-          <w:sz w:val="16"/>
-          <w:szCs w:val="16"/>
-        </w:rPr>
-      </w:pPr>
-      <w:r>
-        <w:rPr>
-          <w:rFonts w:ascii="Consolas" w:hAnsi="Consolas" w:cs="Consolas"/>
-          <w:color w:val="275317" w:themeColor="accent6" w:themeShade="80"/>
-          <w:sz w:val="16"/>
-          <w:szCs w:val="16"/>
-        </w:rPr>
-        <w:t xml:space="preserve">    mat1 = np.heaviside(h, 0) </w:t>
-      </w:r>
-    </w:p>
-    <w:p>
-      <w:pPr>
-        <w:spacing w:line="240" w:lineRule="auto"/>
-        <w:rPr>
-          <w:rFonts w:ascii="Consolas" w:hAnsi="Consolas" w:cs="Consolas"/>
-          <w:color w:val="275317" w:themeColor="accent6" w:themeShade="80"/>
-          <w:sz w:val="16"/>
-          <w:szCs w:val="16"/>
-        </w:rPr>
-      </w:pPr>
-      <w:r>
-        <w:rPr>
-          <w:rFonts w:ascii="Consolas" w:hAnsi="Consolas" w:cs="Consolas"/>
-          <w:color w:val="275317" w:themeColor="accent6" w:themeShade="80"/>
-          <w:sz w:val="16"/>
-          <w:szCs w:val="16"/>
-        </w:rPr>
-        <w:t xml:space="preserve">    dh = dy.dot(W2.T)</w:t>
-      </w:r>
-    </w:p>
-    <w:p>
-      <w:pPr>
-        <w:spacing w:line="240" w:lineRule="auto"/>
-        <w:rPr>
-          <w:rFonts w:ascii="Consolas" w:hAnsi="Consolas" w:cs="Consolas"/>
-          <w:color w:val="275317" w:themeColor="accent6" w:themeShade="80"/>
-          <w:sz w:val="16"/>
-          <w:szCs w:val="16"/>
-        </w:rPr>
-      </w:pPr>
-      <w:r>
-        <w:rPr>
-          <w:rFonts w:ascii="Consolas" w:hAnsi="Consolas" w:cs="Consolas"/>
-          <w:color w:val="275317" w:themeColor="accent6" w:themeShade="80"/>
-          <w:sz w:val="16"/>
-          <w:szCs w:val="16"/>
-        </w:rPr>
         <w:t xml:space="preserve">    </w:t>
       </w:r>
     </w:p>
@@ -3644,66 +3837,6 @@
           <w:sz w:val="16"/>
           <w:szCs w:val="16"/>
         </w:rPr>
-        <w:t xml:space="preserve">    dW1 = X_train.T.dot(dh * mat1) / n</w:t>
-      </w:r>
-    </w:p>
-    <w:p>
-      <w:pPr>
-        <w:spacing w:line="240" w:lineRule="auto"/>
-        <w:rPr>
-          <w:rFonts w:ascii="Consolas" w:hAnsi="Consolas" w:cs="Consolas"/>
-          <w:color w:val="275317" w:themeColor="accent6" w:themeShade="80"/>
-          <w:sz w:val="16"/>
-          <w:szCs w:val="16"/>
-        </w:rPr>
-      </w:pPr>
-      <w:r>
-        <w:rPr>
-          <w:rFonts w:ascii="Consolas" w:hAnsi="Consolas" w:cs="Consolas"/>
-          <w:color w:val="275317" w:themeColor="accent6" w:themeShade="80"/>
-          <w:sz w:val="16"/>
-          <w:szCs w:val="16"/>
-        </w:rPr>
-        <w:t xml:space="preserve">    db1 = np.sum(dh * mat1, axis=0, keepdims=True) / n</w:t>
-      </w:r>
-    </w:p>
-    <w:p>
-      <w:pPr>
-        <w:spacing w:line="240" w:lineRule="auto"/>
-        <w:rPr>
-          <w:rFonts w:ascii="Consolas" w:hAnsi="Consolas" w:cs="Consolas"/>
-          <w:color w:val="275317" w:themeColor="accent6" w:themeShade="80"/>
-          <w:sz w:val="16"/>
-          <w:szCs w:val="16"/>
-        </w:rPr>
-      </w:pPr>
-      <w:r>
-        <w:rPr>
-          <w:rFonts w:ascii="Consolas" w:hAnsi="Consolas" w:cs="Consolas"/>
-          <w:color w:val="275317" w:themeColor="accent6" w:themeShade="80"/>
-          <w:sz w:val="16"/>
-          <w:szCs w:val="16"/>
-        </w:rPr>
-        <w:t xml:space="preserve">    </w:t>
-      </w:r>
-    </w:p>
-    <w:p>
-      <w:pPr>
-        <w:spacing w:line="240" w:lineRule="auto"/>
-        <w:rPr>
-          <w:rFonts w:ascii="Consolas" w:hAnsi="Consolas" w:cs="Consolas"/>
-          <w:color w:val="275317" w:themeColor="accent6" w:themeShade="80"/>
-          <w:sz w:val="16"/>
-          <w:szCs w:val="16"/>
-        </w:rPr>
-      </w:pPr>
-      <w:r>
-        <w:rPr>
-          <w:rFonts w:ascii="Consolas" w:hAnsi="Consolas" w:cs="Consolas"/>
-          <w:color w:val="275317" w:themeColor="accent6" w:themeShade="80"/>
-          <w:sz w:val="16"/>
-          <w:szCs w:val="16"/>
-        </w:rPr>
         <w:t xml:space="preserve">    W2 = W2 - eta * dW2</w:t>
       </w:r>
     </w:p>
@@ -3875,7 +4008,6 @@
           <w:sz w:val="16"/>
           <w:szCs w:val="16"/>
         </w:rPr>
-        <w:lastRenderedPageBreak/>
         <w:t xml:space="preserve">            print(f"Epoch {epoch:&lt;4} | Loss: {e:.4f}")</w:t>
       </w:r>
     </w:p>
@@ -3900,31 +4032,19 @@
         <w:spacing w:line="240" w:lineRule="auto"/>
         <w:rPr>
           <w:rFonts w:ascii="Times New Roman" w:hAnsi="Times New Roman" w:cs="Times New Roman"/>
-          <w:sz w:val="24"/>
-        </w:rPr>
-      </w:pPr>
-    </w:p>
-    <w:p>
-      <w:pPr>
-        <w:spacing w:line="240" w:lineRule="auto"/>
-        <w:rPr>
-          <w:rFonts w:ascii="Times New Roman" w:hAnsi="Times New Roman" w:cs="Times New Roman"/>
-          <w:szCs w:val="22"/>
-        </w:rPr>
-      </w:pPr>
-      <w:r>
-        <w:rPr>
-          <w:rFonts w:ascii="Times New Roman" w:hAnsi="Times New Roman" w:cs="Times New Roman"/>
-          <w:szCs w:val="22"/>
-        </w:rPr>
-        <w:t>BLR</w:t>
-      </w:r>
-      <w:r>
-        <w:rPr>
-          <w:rFonts w:ascii="Times New Roman" w:hAnsi="Times New Roman" w:cs="Times New Roman"/>
-          <w:szCs w:val="22"/>
-        </w:rPr>
-        <w:t xml:space="preserve"> In R:</w:t>
+          <w:b/>
+          <w:bCs/>
+          <w:szCs w:val="22"/>
+        </w:rPr>
+      </w:pPr>
+      <w:r>
+        <w:rPr>
+          <w:rFonts w:ascii="Times New Roman" w:hAnsi="Times New Roman" w:cs="Times New Roman"/>
+          <w:b/>
+          <w:bCs/>
+          <w:szCs w:val="22"/>
+        </w:rPr>
+        <w:t>BLR In R:</w:t>
       </w:r>
     </w:p>
     <w:p>
@@ -4604,18 +4724,18 @@
     <w:lsdException w:name="Unresolved Mention" w:semiHidden="1" w:unhideWhenUsed="1"/>
     <w:lsdException w:name="Smart Link" w:semiHidden="1" w:unhideWhenUsed="1"/>
   </w:latentStyles>
-  <w:style w:type="paragraph" w:default="1" w:styleId="Normal">
+  <w:style w:type="paragraph" w:default="1" w:styleId="a">
     <w:name w:val="Normal"/>
     <w:qFormat/>
     <w:pPr>
       <w:widowControl w:val="0"/>
     </w:pPr>
   </w:style>
-  <w:style w:type="paragraph" w:styleId="Heading1">
+  <w:style w:type="paragraph" w:styleId="1">
     <w:name w:val="heading 1"/>
-    <w:basedOn w:val="Normal"/>
-    <w:next w:val="Normal"/>
-    <w:link w:val="Heading1Char"/>
+    <w:basedOn w:val="a"/>
+    <w:next w:val="a"/>
+    <w:link w:val="10"/>
     <w:uiPriority w:val="9"/>
     <w:qFormat/>
     <w:rsid w:val="00005A1C"/>
@@ -4632,11 +4752,11 @@
       <w:szCs w:val="48"/>
     </w:rPr>
   </w:style>
-  <w:style w:type="paragraph" w:styleId="Heading2">
+  <w:style w:type="paragraph" w:styleId="2">
     <w:name w:val="heading 2"/>
-    <w:basedOn w:val="Normal"/>
-    <w:next w:val="Normal"/>
-    <w:link w:val="Heading2Char"/>
+    <w:basedOn w:val="a"/>
+    <w:next w:val="a"/>
+    <w:link w:val="20"/>
     <w:uiPriority w:val="9"/>
     <w:semiHidden/>
     <w:unhideWhenUsed/>
@@ -4655,11 +4775,11 @@
       <w:szCs w:val="40"/>
     </w:rPr>
   </w:style>
-  <w:style w:type="paragraph" w:styleId="Heading3">
+  <w:style w:type="paragraph" w:styleId="3">
     <w:name w:val="heading 3"/>
-    <w:basedOn w:val="Normal"/>
-    <w:next w:val="Normal"/>
-    <w:link w:val="Heading3Char"/>
+    <w:basedOn w:val="a"/>
+    <w:next w:val="a"/>
+    <w:link w:val="30"/>
     <w:uiPriority w:val="9"/>
     <w:semiHidden/>
     <w:unhideWhenUsed/>
@@ -4678,11 +4798,11 @@
       <w:szCs w:val="32"/>
     </w:rPr>
   </w:style>
-  <w:style w:type="paragraph" w:styleId="Heading4">
+  <w:style w:type="paragraph" w:styleId="4">
     <w:name w:val="heading 4"/>
-    <w:basedOn w:val="Normal"/>
-    <w:next w:val="Normal"/>
-    <w:link w:val="Heading4Char"/>
+    <w:basedOn w:val="a"/>
+    <w:next w:val="a"/>
+    <w:link w:val="40"/>
     <w:uiPriority w:val="9"/>
     <w:semiHidden/>
     <w:unhideWhenUsed/>
@@ -4701,11 +4821,11 @@
       <w:szCs w:val="28"/>
     </w:rPr>
   </w:style>
-  <w:style w:type="paragraph" w:styleId="Heading5">
+  <w:style w:type="paragraph" w:styleId="5">
     <w:name w:val="heading 5"/>
-    <w:basedOn w:val="Normal"/>
-    <w:next w:val="Normal"/>
-    <w:link w:val="Heading5Char"/>
+    <w:basedOn w:val="a"/>
+    <w:next w:val="a"/>
+    <w:link w:val="50"/>
     <w:uiPriority w:val="9"/>
     <w:semiHidden/>
     <w:unhideWhenUsed/>
@@ -4723,11 +4843,11 @@
       <w:sz w:val="24"/>
     </w:rPr>
   </w:style>
-  <w:style w:type="paragraph" w:styleId="Heading6">
+  <w:style w:type="paragraph" w:styleId="6">
     <w:name w:val="heading 6"/>
-    <w:basedOn w:val="Normal"/>
-    <w:next w:val="Normal"/>
-    <w:link w:val="Heading6Char"/>
+    <w:basedOn w:val="a"/>
+    <w:next w:val="a"/>
+    <w:link w:val="60"/>
     <w:uiPriority w:val="9"/>
     <w:semiHidden/>
     <w:unhideWhenUsed/>
@@ -4746,11 +4866,11 @@
       <w:color w:val="0F4761" w:themeColor="accent1" w:themeShade="BF"/>
     </w:rPr>
   </w:style>
-  <w:style w:type="paragraph" w:styleId="Heading7">
+  <w:style w:type="paragraph" w:styleId="7">
     <w:name w:val="heading 7"/>
-    <w:basedOn w:val="Normal"/>
-    <w:next w:val="Normal"/>
-    <w:link w:val="Heading7Char"/>
+    <w:basedOn w:val="a"/>
+    <w:next w:val="a"/>
+    <w:link w:val="70"/>
     <w:uiPriority w:val="9"/>
     <w:semiHidden/>
     <w:unhideWhenUsed/>
@@ -4769,11 +4889,11 @@
       <w:color w:val="595959" w:themeColor="text1" w:themeTint="A6"/>
     </w:rPr>
   </w:style>
-  <w:style w:type="paragraph" w:styleId="Heading8">
+  <w:style w:type="paragraph" w:styleId="8">
     <w:name w:val="heading 8"/>
-    <w:basedOn w:val="Normal"/>
-    <w:next w:val="Normal"/>
-    <w:link w:val="Heading8Char"/>
+    <w:basedOn w:val="a"/>
+    <w:next w:val="a"/>
+    <w:link w:val="80"/>
     <w:uiPriority w:val="9"/>
     <w:semiHidden/>
     <w:unhideWhenUsed/>
@@ -4790,11 +4910,11 @@
       <w:color w:val="595959" w:themeColor="text1" w:themeTint="A6"/>
     </w:rPr>
   </w:style>
-  <w:style w:type="paragraph" w:styleId="Heading9">
+  <w:style w:type="paragraph" w:styleId="9">
     <w:name w:val="heading 9"/>
-    <w:basedOn w:val="Normal"/>
-    <w:next w:val="Normal"/>
-    <w:link w:val="Heading9Char"/>
+    <w:basedOn w:val="a"/>
+    <w:next w:val="a"/>
+    <w:link w:val="90"/>
     <w:uiPriority w:val="9"/>
     <w:semiHidden/>
     <w:unhideWhenUsed/>
@@ -4811,13 +4931,13 @@
       <w:color w:val="595959" w:themeColor="text1" w:themeTint="A6"/>
     </w:rPr>
   </w:style>
-  <w:style w:type="character" w:default="1" w:styleId="DefaultParagraphFont">
+  <w:style w:type="character" w:default="1" w:styleId="a0">
     <w:name w:val="Default Paragraph Font"/>
     <w:uiPriority w:val="1"/>
     <w:semiHidden/>
     <w:unhideWhenUsed/>
   </w:style>
-  <w:style w:type="table" w:default="1" w:styleId="TableNormal">
+  <w:style w:type="table" w:default="1" w:styleId="a1">
     <w:name w:val="Normal Table"/>
     <w:uiPriority w:val="99"/>
     <w:semiHidden/>
@@ -4832,16 +4952,16 @@
       </w:tblCellMar>
     </w:tblPr>
   </w:style>
-  <w:style w:type="numbering" w:default="1" w:styleId="NoList">
+  <w:style w:type="numbering" w:default="1" w:styleId="a2">
     <w:name w:val="No List"/>
     <w:uiPriority w:val="99"/>
     <w:semiHidden/>
     <w:unhideWhenUsed/>
   </w:style>
-  <w:style w:type="character" w:customStyle="1" w:styleId="Heading1Char">
-    <w:name w:val="Heading 1 Char"/>
-    <w:basedOn w:val="DefaultParagraphFont"/>
-    <w:link w:val="Heading1"/>
+  <w:style w:type="character" w:customStyle="1" w:styleId="10">
+    <w:name w:val="标题 1 字符"/>
+    <w:basedOn w:val="a0"/>
+    <w:link w:val="1"/>
     <w:uiPriority w:val="9"/>
     <w:rsid w:val="00005A1C"/>
     <w:rPr>
@@ -4851,10 +4971,10 @@
       <w:szCs w:val="48"/>
     </w:rPr>
   </w:style>
-  <w:style w:type="character" w:customStyle="1" w:styleId="Heading2Char">
-    <w:name w:val="Heading 2 Char"/>
-    <w:basedOn w:val="DefaultParagraphFont"/>
-    <w:link w:val="Heading2"/>
+  <w:style w:type="character" w:customStyle="1" w:styleId="20">
+    <w:name w:val="标题 2 字符"/>
+    <w:basedOn w:val="a0"/>
+    <w:link w:val="2"/>
     <w:uiPriority w:val="9"/>
     <w:semiHidden/>
     <w:rsid w:val="00005A1C"/>
@@ -4865,10 +4985,10 @@
       <w:szCs w:val="40"/>
     </w:rPr>
   </w:style>
-  <w:style w:type="character" w:customStyle="1" w:styleId="Heading3Char">
-    <w:name w:val="Heading 3 Char"/>
-    <w:basedOn w:val="DefaultParagraphFont"/>
-    <w:link w:val="Heading3"/>
+  <w:style w:type="character" w:customStyle="1" w:styleId="30">
+    <w:name w:val="标题 3 字符"/>
+    <w:basedOn w:val="a0"/>
+    <w:link w:val="3"/>
     <w:uiPriority w:val="9"/>
     <w:semiHidden/>
     <w:rsid w:val="00005A1C"/>
@@ -4879,10 +4999,10 @@
       <w:szCs w:val="32"/>
     </w:rPr>
   </w:style>
-  <w:style w:type="character" w:customStyle="1" w:styleId="Heading4Char">
-    <w:name w:val="Heading 4 Char"/>
-    <w:basedOn w:val="DefaultParagraphFont"/>
-    <w:link w:val="Heading4"/>
+  <w:style w:type="character" w:customStyle="1" w:styleId="40">
+    <w:name w:val="标题 4 字符"/>
+    <w:basedOn w:val="a0"/>
+    <w:link w:val="4"/>
     <w:uiPriority w:val="9"/>
     <w:semiHidden/>
     <w:rsid w:val="00005A1C"/>
@@ -4893,10 +5013,10 @@
       <w:szCs w:val="28"/>
     </w:rPr>
   </w:style>
-  <w:style w:type="character" w:customStyle="1" w:styleId="Heading5Char">
-    <w:name w:val="Heading 5 Char"/>
-    <w:basedOn w:val="DefaultParagraphFont"/>
-    <w:link w:val="Heading5"/>
+  <w:style w:type="character" w:customStyle="1" w:styleId="50">
+    <w:name w:val="标题 5 字符"/>
+    <w:basedOn w:val="a0"/>
+    <w:link w:val="5"/>
     <w:uiPriority w:val="9"/>
     <w:semiHidden/>
     <w:rsid w:val="00005A1C"/>
@@ -4906,10 +5026,10 @@
       <w:sz w:val="24"/>
     </w:rPr>
   </w:style>
-  <w:style w:type="character" w:customStyle="1" w:styleId="Heading6Char">
-    <w:name w:val="Heading 6 Char"/>
-    <w:basedOn w:val="DefaultParagraphFont"/>
-    <w:link w:val="Heading6"/>
+  <w:style w:type="character" w:customStyle="1" w:styleId="60">
+    <w:name w:val="标题 6 字符"/>
+    <w:basedOn w:val="a0"/>
+    <w:link w:val="6"/>
     <w:uiPriority w:val="9"/>
     <w:semiHidden/>
     <w:rsid w:val="00005A1C"/>
@@ -4920,10 +5040,10 @@
       <w:color w:val="0F4761" w:themeColor="accent1" w:themeShade="BF"/>
     </w:rPr>
   </w:style>
-  <w:style w:type="character" w:customStyle="1" w:styleId="Heading7Char">
-    <w:name w:val="Heading 7 Char"/>
-    <w:basedOn w:val="DefaultParagraphFont"/>
-    <w:link w:val="Heading7"/>
+  <w:style w:type="character" w:customStyle="1" w:styleId="70">
+    <w:name w:val="标题 7 字符"/>
+    <w:basedOn w:val="a0"/>
+    <w:link w:val="7"/>
     <w:uiPriority w:val="9"/>
     <w:semiHidden/>
     <w:rsid w:val="00005A1C"/>
@@ -4934,10 +5054,10 @@
       <w:color w:val="595959" w:themeColor="text1" w:themeTint="A6"/>
     </w:rPr>
   </w:style>
-  <w:style w:type="character" w:customStyle="1" w:styleId="Heading8Char">
-    <w:name w:val="Heading 8 Char"/>
-    <w:basedOn w:val="DefaultParagraphFont"/>
-    <w:link w:val="Heading8"/>
+  <w:style w:type="character" w:customStyle="1" w:styleId="80">
+    <w:name w:val="标题 8 字符"/>
+    <w:basedOn w:val="a0"/>
+    <w:link w:val="8"/>
     <w:uiPriority w:val="9"/>
     <w:semiHidden/>
     <w:rsid w:val="00005A1C"/>
@@ -4946,10 +5066,10 @@
       <w:color w:val="595959" w:themeColor="text1" w:themeTint="A6"/>
     </w:rPr>
   </w:style>
-  <w:style w:type="character" w:customStyle="1" w:styleId="Heading9Char">
-    <w:name w:val="Heading 9 Char"/>
-    <w:basedOn w:val="DefaultParagraphFont"/>
-    <w:link w:val="Heading9"/>
+  <w:style w:type="character" w:customStyle="1" w:styleId="90">
+    <w:name w:val="标题 9 字符"/>
+    <w:basedOn w:val="a0"/>
+    <w:link w:val="9"/>
     <w:uiPriority w:val="9"/>
     <w:semiHidden/>
     <w:rsid w:val="00005A1C"/>
@@ -4958,11 +5078,11 @@
       <w:color w:val="595959" w:themeColor="text1" w:themeTint="A6"/>
     </w:rPr>
   </w:style>
-  <w:style w:type="paragraph" w:styleId="Title">
+  <w:style w:type="paragraph" w:styleId="a3">
     <w:name w:val="Title"/>
-    <w:basedOn w:val="Normal"/>
-    <w:next w:val="Normal"/>
-    <w:link w:val="TitleChar"/>
+    <w:basedOn w:val="a"/>
+    <w:next w:val="a"/>
+    <w:link w:val="a4"/>
     <w:uiPriority w:val="10"/>
     <w:qFormat/>
     <w:rsid w:val="00005A1C"/>
@@ -4979,10 +5099,10 @@
       <w:szCs w:val="56"/>
     </w:rPr>
   </w:style>
-  <w:style w:type="character" w:customStyle="1" w:styleId="TitleChar">
-    <w:name w:val="Title Char"/>
-    <w:basedOn w:val="DefaultParagraphFont"/>
-    <w:link w:val="Title"/>
+  <w:style w:type="character" w:customStyle="1" w:styleId="a4">
+    <w:name w:val="标题 字符"/>
+    <w:basedOn w:val="a0"/>
+    <w:link w:val="a3"/>
     <w:uiPriority w:val="10"/>
     <w:rsid w:val="00005A1C"/>
     <w:rPr>
@@ -4993,11 +5113,11 @@
       <w:szCs w:val="56"/>
     </w:rPr>
   </w:style>
-  <w:style w:type="paragraph" w:styleId="Subtitle">
+  <w:style w:type="paragraph" w:styleId="a5">
     <w:name w:val="Subtitle"/>
-    <w:basedOn w:val="Normal"/>
-    <w:next w:val="Normal"/>
-    <w:link w:val="SubtitleChar"/>
+    <w:basedOn w:val="a"/>
+    <w:next w:val="a"/>
+    <w:link w:val="a6"/>
     <w:uiPriority w:val="11"/>
     <w:qFormat/>
     <w:rsid w:val="00005A1C"/>
@@ -5015,10 +5135,10 @@
       <w:szCs w:val="28"/>
     </w:rPr>
   </w:style>
-  <w:style w:type="character" w:customStyle="1" w:styleId="SubtitleChar">
-    <w:name w:val="Subtitle Char"/>
-    <w:basedOn w:val="DefaultParagraphFont"/>
-    <w:link w:val="Subtitle"/>
+  <w:style w:type="character" w:customStyle="1" w:styleId="a6">
+    <w:name w:val="副标题 字符"/>
+    <w:basedOn w:val="a0"/>
+    <w:link w:val="a5"/>
     <w:uiPriority w:val="11"/>
     <w:rsid w:val="00005A1C"/>
     <w:rPr>
@@ -5029,11 +5149,11 @@
       <w:szCs w:val="28"/>
     </w:rPr>
   </w:style>
-  <w:style w:type="paragraph" w:styleId="Quote">
+  <w:style w:type="paragraph" w:styleId="a7">
     <w:name w:val="Quote"/>
-    <w:basedOn w:val="Normal"/>
-    <w:next w:val="Normal"/>
-    <w:link w:val="QuoteChar"/>
+    <w:basedOn w:val="a"/>
+    <w:next w:val="a"/>
+    <w:link w:val="a8"/>
     <w:uiPriority w:val="29"/>
     <w:qFormat/>
     <w:rsid w:val="00005A1C"/>
@@ -5047,10 +5167,10 @@
       <w:color w:val="404040" w:themeColor="text1" w:themeTint="BF"/>
     </w:rPr>
   </w:style>
-  <w:style w:type="character" w:customStyle="1" w:styleId="QuoteChar">
-    <w:name w:val="Quote Char"/>
-    <w:basedOn w:val="DefaultParagraphFont"/>
-    <w:link w:val="Quote"/>
+  <w:style w:type="character" w:customStyle="1" w:styleId="a8">
+    <w:name w:val="引用 字符"/>
+    <w:basedOn w:val="a0"/>
+    <w:link w:val="a7"/>
     <w:uiPriority w:val="29"/>
     <w:rsid w:val="00005A1C"/>
     <w:rPr>
@@ -5059,9 +5179,9 @@
       <w:color w:val="404040" w:themeColor="text1" w:themeTint="BF"/>
     </w:rPr>
   </w:style>
-  <w:style w:type="paragraph" w:styleId="ListParagraph">
+  <w:style w:type="paragraph" w:styleId="a9">
     <w:name w:val="List Paragraph"/>
-    <w:basedOn w:val="Normal"/>
+    <w:basedOn w:val="a"/>
     <w:uiPriority w:val="34"/>
     <w:qFormat/>
     <w:rsid w:val="00005A1C"/>
@@ -5070,9 +5190,9 @@
       <w:contextualSpacing/>
     </w:pPr>
   </w:style>
-  <w:style w:type="character" w:styleId="IntenseEmphasis">
+  <w:style w:type="character" w:styleId="aa">
     <w:name w:val="Intense Emphasis"/>
-    <w:basedOn w:val="DefaultParagraphFont"/>
+    <w:basedOn w:val="a0"/>
     <w:uiPriority w:val="21"/>
     <w:qFormat/>
     <w:rsid w:val="00005A1C"/>
@@ -5082,11 +5202,11 @@
       <w:color w:val="0F4761" w:themeColor="accent1" w:themeShade="BF"/>
     </w:rPr>
   </w:style>
-  <w:style w:type="paragraph" w:styleId="IntenseQuote">
+  <w:style w:type="paragraph" w:styleId="ab">
     <w:name w:val="Intense Quote"/>
-    <w:basedOn w:val="Normal"/>
-    <w:next w:val="Normal"/>
-    <w:link w:val="IntenseQuoteChar"/>
+    <w:basedOn w:val="a"/>
+    <w:next w:val="a"/>
+    <w:link w:val="ac"/>
     <w:uiPriority w:val="30"/>
     <w:qFormat/>
     <w:rsid w:val="00005A1C"/>
@@ -5105,10 +5225,10 @@
       <w:color w:val="0F4761" w:themeColor="accent1" w:themeShade="BF"/>
     </w:rPr>
   </w:style>
-  <w:style w:type="character" w:customStyle="1" w:styleId="IntenseQuoteChar">
-    <w:name w:val="Intense Quote Char"/>
-    <w:basedOn w:val="DefaultParagraphFont"/>
-    <w:link w:val="IntenseQuote"/>
+  <w:style w:type="character" w:customStyle="1" w:styleId="ac">
+    <w:name w:val="明显引用 字符"/>
+    <w:basedOn w:val="a0"/>
+    <w:link w:val="ab"/>
     <w:uiPriority w:val="30"/>
     <w:rsid w:val="00005A1C"/>
     <w:rPr>
@@ -5117,9 +5237,9 @@
       <w:color w:val="0F4761" w:themeColor="accent1" w:themeShade="BF"/>
     </w:rPr>
   </w:style>
-  <w:style w:type="character" w:styleId="IntenseReference">
+  <w:style w:type="character" w:styleId="ad">
     <w:name w:val="Intense Reference"/>
-    <w:basedOn w:val="DefaultParagraphFont"/>
+    <w:basedOn w:val="a0"/>
     <w:uiPriority w:val="32"/>
     <w:qFormat/>
     <w:rsid w:val="00005A1C"/>
@@ -5131,9 +5251,9 @@
       <w:spacing w:val="5"/>
     </w:rPr>
   </w:style>
-  <w:style w:type="character" w:styleId="PlaceholderText">
+  <w:style w:type="character" w:styleId="ae">
     <w:name w:val="Placeholder Text"/>
-    <w:basedOn w:val="DefaultParagraphFont"/>
+    <w:basedOn w:val="a0"/>
     <w:uiPriority w:val="99"/>
     <w:semiHidden/>
     <w:rsid w:val="002D3C05"/>
@@ -5143,7 +5263,7 @@
   </w:style>
   <w:style w:type="paragraph" w:customStyle="1" w:styleId="font-claude-response-body">
     <w:name w:val="font-claude-response-body"/>
-    <w:basedOn w:val="Normal"/>
+    <w:basedOn w:val="a"/>
     <w:rsid w:val="00F26A61"/>
     <w:pPr>
       <w:widowControl/>
@@ -5156,9 +5276,9 @@
       <w14:ligatures w14:val="none"/>
     </w:rPr>
   </w:style>
-  <w:style w:type="character" w:styleId="Strong">
+  <w:style w:type="character" w:styleId="af">
     <w:name w:val="Strong"/>
-    <w:basedOn w:val="DefaultParagraphFont"/>
+    <w:basedOn w:val="a0"/>
     <w:uiPriority w:val="22"/>
     <w:qFormat/>
     <w:rsid w:val="00F26A61"/>
@@ -5167,9 +5287,9 @@
       <w:bCs/>
     </w:rPr>
   </w:style>
-  <w:style w:type="character" w:styleId="HTMLCode">
+  <w:style w:type="character" w:styleId="HTML">
     <w:name w:val="HTML Code"/>
-    <w:basedOn w:val="DefaultParagraphFont"/>
+    <w:basedOn w:val="a0"/>
     <w:uiPriority w:val="99"/>
     <w:semiHidden/>
     <w:unhideWhenUsed/>

--- a/final proj ds4420 report.docx
+++ b/final proj ds4420 report.docx
@@ -4306,6 +4306,55 @@
         </w:rPr>
         <w:t>)</w:t>
       </w:r>
+    </w:p>
+    <w:p>
+      <w:pPr>
+        <w:spacing w:line="240" w:lineRule="auto"/>
+        <w:rPr>
+          <w:rFonts w:ascii="Times New Roman" w:hAnsi="Times New Roman" w:cs="Times New Roman"/>
+          <w:sz w:val="24"/>
+        </w:rPr>
+      </w:pPr>
+      <w:r>
+        <w:rPr>
+          <w:rFonts w:ascii="Times New Roman" w:hAnsi="Times New Roman" w:cs="Times New Roman"/>
+          <w:sz w:val="24"/>
+        </w:rPr>
+        <w:t>--------------------------------------------------------------------</w:t>
+      </w:r>
+    </w:p>
+    <w:p>
+      <w:pPr>
+        <w:spacing w:line="240" w:lineRule="auto"/>
+        <w:rPr>
+          <w:rFonts w:ascii="Times New Roman" w:hAnsi="Times New Roman" w:cs="Times New Roman"/>
+          <w:sz w:val="24"/>
+        </w:rPr>
+      </w:pPr>
+      <w:r>
+        <w:rPr>
+          <w:rFonts w:ascii="Times New Roman" w:hAnsi="Times New Roman" w:cs="Times New Roman" w:hint="eastAsia"/>
+          <w:sz w:val="24"/>
+        </w:rPr>
+        <w:t>Repo</w:t>
+      </w:r>
+      <w:r>
+        <w:rPr>
+          <w:rFonts w:ascii="Times New Roman" w:hAnsi="Times New Roman" w:cs="Times New Roman"/>
+          <w:sz w:val="24"/>
+        </w:rPr>
+        <w:t xml:space="preserve">: </w:t>
+      </w:r>
+      <w:hyperlink r:id="rId8" w:history="1">
+        <w:r>
+          <w:rPr>
+            <w:rStyle w:val="af0"/>
+            <w:rFonts w:ascii="Times New Roman" w:hAnsi="Times New Roman" w:cs="Times New Roman"/>
+            <w:sz w:val="24"/>
+          </w:rPr>
+          <w:t>https://github.com/samueeelsiu/DS4420-Final-Proj</w:t>
+        </w:r>
+      </w:hyperlink>
     </w:p>
     <w:p>
       <w:pPr>
@@ -5300,6 +5349,17 @@
       <w:szCs w:val="20"/>
     </w:rPr>
   </w:style>
+  <w:style w:type="character" w:styleId="af0">
+    <w:name w:val="Hyperlink"/>
+    <w:basedOn w:val="a0"/>
+    <w:uiPriority w:val="99"/>
+    <w:unhideWhenUsed/>
+    <w:rsid w:val="00677EE7"/>
+    <w:rPr>
+      <w:color w:val="467886" w:themeColor="hyperlink"/>
+      <w:u w:val="single"/>
+    </w:rPr>
+  </w:style>
 </w:styles>
 </file>
 

--- a/final proj ds4420 report.docx
+++ b/final proj ds4420 report.docx
@@ -75,13 +75,23 @@
           <w:szCs w:val="26"/>
         </w:rPr>
       </w:pPr>
+      <w:proofErr w:type="spellStart"/>
       <w:r>
         <w:rPr>
           <w:rFonts w:ascii="Times New Roman" w:hAnsi="Times New Roman" w:cs="Times New Roman"/>
           <w:sz w:val="26"/>
           <w:szCs w:val="26"/>
         </w:rPr>
-        <w:t xml:space="preserve">Jiada Li, </w:t>
+        <w:t>Jiada</w:t>
+      </w:r>
+      <w:proofErr w:type="spellEnd"/>
+      <w:r>
+        <w:rPr>
+          <w:rFonts w:ascii="Times New Roman" w:hAnsi="Times New Roman" w:cs="Times New Roman"/>
+          <w:sz w:val="26"/>
+          <w:szCs w:val="26"/>
+        </w:rPr>
+        <w:t xml:space="preserve"> Li, </w:t>
       </w:r>
       <w:r>
         <w:rPr>
@@ -171,6 +181,7 @@
         </w:rPr>
         <w:t xml:space="preserve">Flooding is one of the </w:t>
       </w:r>
+      <w:proofErr w:type="gramStart"/>
       <w:r>
         <w:rPr>
           <w:rFonts w:ascii="Times New Roman" w:hAnsi="Times New Roman" w:cs="Times New Roman" w:hint="eastAsia"/>
@@ -187,7 +198,14 @@
         <w:rPr>
           <w:rFonts w:ascii="Times New Roman" w:hAnsi="Times New Roman" w:cs="Times New Roman"/>
         </w:rPr>
-        <w:t xml:space="preserve">costliest natural disasters in the </w:t>
+        <w:t>costliest</w:t>
+      </w:r>
+      <w:proofErr w:type="gramEnd"/>
+      <w:r>
+        <w:rPr>
+          <w:rFonts w:ascii="Times New Roman" w:hAnsi="Times New Roman" w:cs="Times New Roman"/>
+        </w:rPr>
+        <w:t xml:space="preserve"> natural disasters in the </w:t>
       </w:r>
       <w:r>
         <w:rPr>
@@ -348,7 +366,21 @@
         <w:rPr>
           <w:rFonts w:ascii="Times New Roman" w:hAnsi="Times New Roman" w:cs="Times New Roman"/>
         </w:rPr>
-        <w:t xml:space="preserve"> is informed by four key prior studies. Demissie et al. (2024) </w:t>
+        <w:t xml:space="preserve"> is informed by four key prior studies. </w:t>
+      </w:r>
+      <w:proofErr w:type="spellStart"/>
+      <w:r>
+        <w:rPr>
+          <w:rFonts w:ascii="Times New Roman" w:hAnsi="Times New Roman" w:cs="Times New Roman"/>
+        </w:rPr>
+        <w:t>Demissie</w:t>
+      </w:r>
+      <w:proofErr w:type="spellEnd"/>
+      <w:r>
+        <w:rPr>
+          <w:rFonts w:ascii="Times New Roman" w:hAnsi="Times New Roman" w:cs="Times New Roman"/>
+        </w:rPr>
+        <w:t xml:space="preserve"> et al. (2024) </w:t>
       </w:r>
       <w:r>
         <w:rPr>
@@ -384,21 +416,70 @@
         <w:rPr>
           <w:rFonts w:ascii="Times New Roman" w:hAnsi="Times New Roman" w:cs="Times New Roman"/>
         </w:rPr>
-        <w:t xml:space="preserve"> machine learning algorithms to classify flood susceptibility in Kansas based on 13 environmental features. Their models achieved high accuracy scores (0.82–0.97), identifying elevation and distance from water as the most crucial predictors. Our project adapts this rationale by substituting terrain elevation with building-specific ground_elv and found_ht features from the NSI dataset. Furthermore, Demissie et al. emphasize the importance of robust evaluation metrics, which we have incorporated into our own performance analysis.</w:t>
-      </w:r>
-    </w:p>
-    <w:p>
-      <w:pPr>
-        <w:spacing w:line="240" w:lineRule="auto"/>
-        <w:rPr>
-          <w:rFonts w:ascii="Times New Roman" w:hAnsi="Times New Roman" w:cs="Times New Roman"/>
-        </w:rPr>
-      </w:pPr>
-      <w:r>
-        <w:rPr>
-          <w:rFonts w:ascii="Times New Roman" w:hAnsi="Times New Roman" w:cs="Times New Roman"/>
-        </w:rPr>
-        <w:t>Chen et al. (2023) directly compared a MLP against Logistic Regression and Random Forest for regional flood risk prediction. A</w:t>
+        <w:t xml:space="preserve"> machine learning algorithms to classify flood susceptibility in Kansas based on 13 environmental features. Their models achieved high accuracy scores (0.82–0.97), identifying elevation and distance from water as the most crucial predictors. Our project adapts this rationale by substituting terrain elevation with building-specific </w:t>
+      </w:r>
+      <w:proofErr w:type="spellStart"/>
+      <w:r>
+        <w:rPr>
+          <w:rFonts w:ascii="Times New Roman" w:hAnsi="Times New Roman" w:cs="Times New Roman"/>
+        </w:rPr>
+        <w:t>ground_elv</w:t>
+      </w:r>
+      <w:proofErr w:type="spellEnd"/>
+      <w:r>
+        <w:rPr>
+          <w:rFonts w:ascii="Times New Roman" w:hAnsi="Times New Roman" w:cs="Times New Roman"/>
+        </w:rPr>
+        <w:t xml:space="preserve"> and </w:t>
+      </w:r>
+      <w:proofErr w:type="spellStart"/>
+      <w:r>
+        <w:rPr>
+          <w:rFonts w:ascii="Times New Roman" w:hAnsi="Times New Roman" w:cs="Times New Roman"/>
+        </w:rPr>
+        <w:t>found_ht</w:t>
+      </w:r>
+      <w:proofErr w:type="spellEnd"/>
+      <w:r>
+        <w:rPr>
+          <w:rFonts w:ascii="Times New Roman" w:hAnsi="Times New Roman" w:cs="Times New Roman"/>
+        </w:rPr>
+        <w:t xml:space="preserve"> features from the NSI dataset. Furthermore, </w:t>
+      </w:r>
+      <w:proofErr w:type="spellStart"/>
+      <w:r>
+        <w:rPr>
+          <w:rFonts w:ascii="Times New Roman" w:hAnsi="Times New Roman" w:cs="Times New Roman"/>
+        </w:rPr>
+        <w:t>Demissie</w:t>
+      </w:r>
+      <w:proofErr w:type="spellEnd"/>
+      <w:r>
+        <w:rPr>
+          <w:rFonts w:ascii="Times New Roman" w:hAnsi="Times New Roman" w:cs="Times New Roman"/>
+        </w:rPr>
+        <w:t xml:space="preserve"> et al. emphasize the importance of robust evaluation metrics, which we have incorporated into our own performance analysis.</w:t>
+      </w:r>
+    </w:p>
+    <w:p>
+      <w:pPr>
+        <w:spacing w:line="240" w:lineRule="auto"/>
+        <w:rPr>
+          <w:rFonts w:ascii="Times New Roman" w:hAnsi="Times New Roman" w:cs="Times New Roman"/>
+        </w:rPr>
+      </w:pPr>
+      <w:r>
+        <w:rPr>
+          <w:rFonts w:ascii="Times New Roman" w:hAnsi="Times New Roman" w:cs="Times New Roman"/>
+        </w:rPr>
+        <w:t xml:space="preserve">Chen et al. (2023) directly compared a MLP against Logistic Regression and Random Forest for regional flood risk prediction. </w:t>
+      </w:r>
+      <w:proofErr w:type="gramStart"/>
+      <w:r>
+        <w:rPr>
+          <w:rFonts w:ascii="Times New Roman" w:hAnsi="Times New Roman" w:cs="Times New Roman"/>
+        </w:rPr>
+        <w:t>A</w:t>
       </w:r>
       <w:r>
         <w:rPr>
@@ -406,6 +487,7 @@
         </w:rPr>
         <w:t>n</w:t>
       </w:r>
+      <w:proofErr w:type="gramEnd"/>
       <w:r>
         <w:rPr>
           <w:rFonts w:ascii="Times New Roman" w:hAnsi="Times New Roman" w:cs="Times New Roman"/>
@@ -451,11 +533,26 @@
           <w:rFonts w:ascii="Times New Roman" w:hAnsi="Times New Roman" w:cs="Times New Roman"/>
         </w:rPr>
       </w:pPr>
-      <w:r>
-        <w:rPr>
-          <w:rFonts w:ascii="Times New Roman" w:hAnsi="Times New Roman" w:cs="Times New Roman"/>
-        </w:rPr>
-        <w:t>Ouma and Lawrence (2023) utilize</w:t>
+      <w:proofErr w:type="spellStart"/>
+      <w:r>
+        <w:rPr>
+          <w:rFonts w:ascii="Times New Roman" w:hAnsi="Times New Roman" w:cs="Times New Roman"/>
+        </w:rPr>
+        <w:t>Ouma</w:t>
+      </w:r>
+      <w:proofErr w:type="spellEnd"/>
+      <w:r>
+        <w:rPr>
+          <w:rFonts w:ascii="Times New Roman" w:hAnsi="Times New Roman" w:cs="Times New Roman"/>
+        </w:rPr>
+        <w:t xml:space="preserve"> and Lawrence (2023) </w:t>
+      </w:r>
+      <w:proofErr w:type="gramStart"/>
+      <w:r>
+        <w:rPr>
+          <w:rFonts w:ascii="Times New Roman" w:hAnsi="Times New Roman" w:cs="Times New Roman"/>
+        </w:rPr>
+        <w:t>utilize</w:t>
       </w:r>
       <w:r>
         <w:rPr>
@@ -463,11 +560,26 @@
         </w:rPr>
         <w:t>s</w:t>
       </w:r>
-      <w:r>
-        <w:rPr>
-          <w:rFonts w:ascii="Times New Roman" w:hAnsi="Times New Roman" w:cs="Times New Roman"/>
-        </w:rPr>
-        <w:t xml:space="preserve"> deep learning to classify flood-prone urban environments based on broad environmental data, establishing a baseline accuracy of 82.5%. By transitioning the focus from Ouma's geographic parameter to specific structural details (such as foundation type and building age), our project hypothesizes that a building-centric model can yield even higher predictive reliability.</w:t>
+      <w:proofErr w:type="gramEnd"/>
+      <w:r>
+        <w:rPr>
+          <w:rFonts w:ascii="Times New Roman" w:hAnsi="Times New Roman" w:cs="Times New Roman"/>
+        </w:rPr>
+        <w:t xml:space="preserve"> deep learning to classify flood-prone urban environments based on broad environmental data, establishing a baseline accuracy of 82.5%. By transitioning the focus from </w:t>
+      </w:r>
+      <w:proofErr w:type="spellStart"/>
+      <w:r>
+        <w:rPr>
+          <w:rFonts w:ascii="Times New Roman" w:hAnsi="Times New Roman" w:cs="Times New Roman"/>
+        </w:rPr>
+        <w:t>Ouma's</w:t>
+      </w:r>
+      <w:proofErr w:type="spellEnd"/>
+      <w:r>
+        <w:rPr>
+          <w:rFonts w:ascii="Times New Roman" w:hAnsi="Times New Roman" w:cs="Times New Roman"/>
+        </w:rPr>
+        <w:t xml:space="preserve"> geographic parameter to specific structural details (such as foundation type and building age), our project hypothesizes that a building-centric model can yield even higher predictive reliability.</w:t>
       </w:r>
     </w:p>
     <w:p>
@@ -673,18 +785,27 @@
         </w:rPr>
         <w:t xml:space="preserve">We only focused on the Massachusetts </w:t>
       </w:r>
+      <w:proofErr w:type="gramStart"/>
       <w:r>
         <w:rPr>
           <w:rFonts w:ascii="Times New Roman" w:hAnsi="Times New Roman" w:cs="Times New Roman"/>
           <w:szCs w:val="22"/>
         </w:rPr>
-        <w:t>subset and it has more than 2 million datasets, and</w:t>
-      </w:r>
+        <w:t>subset</w:t>
+      </w:r>
+      <w:proofErr w:type="gramEnd"/>
       <w:r>
         <w:rPr>
           <w:rFonts w:ascii="Times New Roman" w:hAnsi="Times New Roman" w:cs="Times New Roman"/>
           <w:szCs w:val="22"/>
         </w:rPr>
+        <w:t xml:space="preserve"> and it has more than 2 million datasets, and</w:t>
+      </w:r>
+      <w:r>
+        <w:rPr>
+          <w:rFonts w:ascii="Times New Roman" w:hAnsi="Times New Roman" w:cs="Times New Roman"/>
+          <w:szCs w:val="22"/>
+        </w:rPr>
         <w:t xml:space="preserve"> 153,239 structures </w:t>
       </w:r>
       <w:r>
@@ -701,6 +822,7 @@
         </w:rPr>
         <w:t xml:space="preserve">was extracted to focus the analysis on a consistent region. The binary flood risk target was derived from the </w:t>
       </w:r>
+      <w:proofErr w:type="spellStart"/>
       <w:r>
         <w:rPr>
           <w:rStyle w:val="HTMLCode"/>
@@ -710,6 +832,7 @@
         </w:rPr>
         <w:t>firmzone</w:t>
       </w:r>
+      <w:proofErr w:type="spellEnd"/>
       <w:r>
         <w:rPr>
           <w:rFonts w:ascii="Times New Roman" w:hAnsi="Times New Roman" w:cs="Times New Roman"/>
@@ -891,7 +1014,14 @@
         <w:rPr>
           <w:rFonts w:ascii="Times New Roman" w:hAnsi="Times New Roman" w:cs="Times New Roman"/>
         </w:rPr>
-        <w:t>To address the binary classification problem</w:t>
+        <w:t xml:space="preserve">To address the binary classification </w:t>
+      </w:r>
+      <w:proofErr w:type="gramStart"/>
+      <w:r>
+        <w:rPr>
+          <w:rFonts w:ascii="Times New Roman" w:hAnsi="Times New Roman" w:cs="Times New Roman"/>
+        </w:rPr>
+        <w:t>problem</w:t>
       </w:r>
       <w:r>
         <w:rPr>
@@ -899,6 +1029,7 @@
         </w:rPr>
         <w:t>s</w:t>
       </w:r>
+      <w:proofErr w:type="gramEnd"/>
       <w:r>
         <w:rPr>
           <w:rFonts w:ascii="Times New Roman" w:hAnsi="Times New Roman" w:cs="Times New Roman"/>
@@ -941,6 +1072,7 @@
         </w:rPr>
         <w:t xml:space="preserve">ython and </w:t>
       </w:r>
+      <w:proofErr w:type="spellStart"/>
       <w:r>
         <w:rPr>
           <w:rFonts w:ascii="Times New Roman" w:hAnsi="Times New Roman" w:cs="Times New Roman"/>
@@ -963,7 +1095,14 @@
         <w:rPr>
           <w:rFonts w:ascii="Times New Roman" w:hAnsi="Times New Roman" w:cs="Times New Roman"/>
         </w:rPr>
-        <w:t>y for matrix operations.</w:t>
+        <w:t>y</w:t>
+      </w:r>
+      <w:proofErr w:type="spellEnd"/>
+      <w:r>
+        <w:rPr>
+          <w:rFonts w:ascii="Times New Roman" w:hAnsi="Times New Roman" w:cs="Times New Roman"/>
+        </w:rPr>
+        <w:t xml:space="preserve"> for matrix operations.</w:t>
       </w:r>
     </w:p>
     <w:p>
@@ -978,7 +1117,35 @@
           <w:rFonts w:ascii="Times New Roman" w:hAnsi="Times New Roman" w:cs="Times New Roman"/>
         </w:rPr>
         <w:lastRenderedPageBreak/>
-        <w:t>The network architecture consists of a input layer corresponding to the dimensional feature space d, a single hidden layer with 16 nodes, and an output layer with a single node. The forward propagation utilizes a Rectified Linear Unit (ReLU) activation function for the hidden layer to introduce non-linearity, and a Sigmoid activation function for the output layer to map the final predictions to a probability range between 0 and 1. The mathematical formulation of the forward pass is as follows:</w:t>
+        <w:t xml:space="preserve">The network architecture consists of </w:t>
+      </w:r>
+      <w:proofErr w:type="gramStart"/>
+      <w:r>
+        <w:rPr>
+          <w:rFonts w:ascii="Times New Roman" w:hAnsi="Times New Roman" w:cs="Times New Roman"/>
+        </w:rPr>
+        <w:t>a</w:t>
+      </w:r>
+      <w:proofErr w:type="gramEnd"/>
+      <w:r>
+        <w:rPr>
+          <w:rFonts w:ascii="Times New Roman" w:hAnsi="Times New Roman" w:cs="Times New Roman"/>
+        </w:rPr>
+        <w:t xml:space="preserve"> input layer corresponding to the dimensional feature space d, a single hidden layer with 16 nodes, and an output layer with a single node. The forward propagation utilizes a Rectified Linear Unit (</w:t>
+      </w:r>
+      <w:proofErr w:type="spellStart"/>
+      <w:r>
+        <w:rPr>
+          <w:rFonts w:ascii="Times New Roman" w:hAnsi="Times New Roman" w:cs="Times New Roman"/>
+        </w:rPr>
+        <w:t>ReLU</w:t>
+      </w:r>
+      <w:proofErr w:type="spellEnd"/>
+      <w:r>
+        <w:rPr>
+          <w:rFonts w:ascii="Times New Roman" w:hAnsi="Times New Roman" w:cs="Times New Roman"/>
+        </w:rPr>
+        <w:t>) activation function for the hidden layer to introduce non-linearity, and a Sigmoid activation function for the output layer to map the final predictions to a probability range between 0 and 1. The mathematical formulation of the forward pass is as follows:</w:t>
       </w:r>
     </w:p>
     <w:p>
@@ -1142,13 +1309,27 @@
         <w:rPr>
           <w:rFonts w:ascii="Times New Roman" w:hAnsi="Times New Roman" w:cs="Times New Roman"/>
         </w:rPr>
-        <w:t xml:space="preserve"> to zero. The network was </w:t>
-      </w:r>
-      <w:r>
-        <w:rPr>
-          <w:rFonts w:ascii="Times New Roman" w:hAnsi="Times New Roman" w:cs="Times New Roman"/>
-        </w:rPr>
-        <w:t xml:space="preserve">been </w:t>
+        <w:t xml:space="preserve"> to zero. The network </w:t>
+      </w:r>
+      <w:proofErr w:type="gramStart"/>
+      <w:r>
+        <w:rPr>
+          <w:rFonts w:ascii="Times New Roman" w:hAnsi="Times New Roman" w:cs="Times New Roman"/>
+        </w:rPr>
+        <w:t xml:space="preserve">was </w:t>
+      </w:r>
+      <w:r>
+        <w:rPr>
+          <w:rFonts w:ascii="Times New Roman" w:hAnsi="Times New Roman" w:cs="Times New Roman"/>
+        </w:rPr>
+        <w:t>been</w:t>
+      </w:r>
+      <w:proofErr w:type="gramEnd"/>
+      <w:r>
+        <w:rPr>
+          <w:rFonts w:ascii="Times New Roman" w:hAnsi="Times New Roman" w:cs="Times New Roman"/>
+        </w:rPr>
+        <w:t xml:space="preserve"> </w:t>
       </w:r>
       <w:r>
         <w:rPr>
@@ -1221,7 +1402,14 @@
         <w:rPr>
           <w:rFonts w:ascii="Times New Roman" w:hAnsi="Times New Roman" w:cs="Times New Roman"/>
         </w:rPr>
-        <w:t>To complement the MLP with a probabilistic approach, a</w:t>
+        <w:t xml:space="preserve">To complement the MLP with a probabilistic approach, </w:t>
+      </w:r>
+      <w:proofErr w:type="gramStart"/>
+      <w:r>
+        <w:rPr>
+          <w:rFonts w:ascii="Times New Roman" w:hAnsi="Times New Roman" w:cs="Times New Roman"/>
+        </w:rPr>
+        <w:t>a</w:t>
       </w:r>
       <w:r>
         <w:rPr>
@@ -1229,6 +1417,7 @@
         </w:rPr>
         <w:t>n</w:t>
       </w:r>
+      <w:proofErr w:type="gramEnd"/>
       <w:r>
         <w:rPr>
           <w:rFonts w:ascii="Times New Roman" w:hAnsi="Times New Roman" w:cs="Times New Roman"/>
@@ -1275,7 +1464,21 @@
         <w:rPr>
           <w:rFonts w:ascii="Times New Roman" w:hAnsi="Times New Roman" w:cs="Times New Roman"/>
         </w:rPr>
-        <w:t xml:space="preserve"> uncertainty quantification for each prediction. The model was implemented using the rstanarm package in R, which uses the No-U-Turn Sampler (NUTS), an adaptive extension of Hamiltonian Monte Carlo.</w:t>
+        <w:t xml:space="preserve"> uncertainty quantification for each prediction. The model was implemented using the </w:t>
+      </w:r>
+      <w:proofErr w:type="spellStart"/>
+      <w:r>
+        <w:rPr>
+          <w:rFonts w:ascii="Times New Roman" w:hAnsi="Times New Roman" w:cs="Times New Roman"/>
+        </w:rPr>
+        <w:t>rstanarm</w:t>
+      </w:r>
+      <w:proofErr w:type="spellEnd"/>
+      <w:r>
+        <w:rPr>
+          <w:rFonts w:ascii="Times New Roman" w:hAnsi="Times New Roman" w:cs="Times New Roman"/>
+        </w:rPr>
+        <w:t xml:space="preserve"> package in R, which uses the No-U-Turn Sampler (NUTS), an adaptive extension of Hamiltonian Monte Carlo.</w:t>
       </w:r>
     </w:p>
     <w:p>
@@ -1735,39 +1938,19 @@
             <w:rPr>
               <w:rFonts w:ascii="Cambria Math" w:hAnsi="Cambria Math"/>
             </w:rPr>
-            <m:t xml:space="preserve"> ~ N(0,</m:t>
+            <m:t xml:space="preserve"> ~ N(0, </m:t>
           </m:r>
-          <m:sSup>
-            <m:sSupPr>
-              <m:ctrlPr>
-                <w:rPr>
-                  <w:rFonts w:ascii="Cambria Math" w:hAnsi="Cambria Math"/>
-                  <w:i/>
-                </w:rPr>
-              </m:ctrlPr>
-            </m:sSupPr>
-            <m:e>
-              <m:r>
-                <w:rPr>
-                  <w:rFonts w:ascii="Cambria Math" w:hAnsi="Cambria Math"/>
-                </w:rPr>
-                <m:t>0.25</m:t>
-              </m:r>
-            </m:e>
-            <m:sup>
-              <m:r>
-                <w:rPr>
-                  <w:rFonts w:ascii="Cambria Math" w:hAnsi="Cambria Math"/>
-                </w:rPr>
-                <m:t>2</m:t>
-              </m:r>
-            </m:sup>
-          </m:sSup>
           <m:r>
             <w:rPr>
               <w:rFonts w:ascii="Cambria Math" w:hAnsi="Cambria Math"/>
             </w:rPr>
-            <m:t>) for j=1, ..., 15</m:t>
+            <m:t>2.</m:t>
+          </m:r>
+          <m:r>
+            <w:rPr>
+              <w:rFonts w:ascii="Cambria Math" w:hAnsi="Cambria Math"/>
+            </w:rPr>
+            <m:t>5) for j=1, ..., 15</m:t>
           </m:r>
         </m:oMath>
       </m:oMathPara>
@@ -1828,34 +2011,8 @@
                 <w:rPr>
                   <w:rFonts w:ascii="Cambria Math" w:hAnsi="Cambria Math" w:cs="Times New Roman"/>
                 </w:rPr>
-                <m:t>0,</m:t>
+                <m:t>0, 10</m:t>
               </m:r>
-              <m:sSup>
-                <m:sSupPr>
-                  <m:ctrlPr>
-                    <w:rPr>
-                      <w:rFonts w:ascii="Cambria Math" w:hAnsi="Cambria Math" w:cs="Times New Roman"/>
-                      <w:i/>
-                    </w:rPr>
-                  </m:ctrlPr>
-                </m:sSupPr>
-                <m:e>
-                  <m:r>
-                    <w:rPr>
-                      <w:rFonts w:ascii="Cambria Math" w:hAnsi="Cambria Math" w:cs="Times New Roman"/>
-                    </w:rPr>
-                    <m:t>10</m:t>
-                  </m:r>
-                </m:e>
-                <m:sup>
-                  <m:r>
-                    <w:rPr>
-                      <w:rFonts w:ascii="Cambria Math" w:hAnsi="Cambria Math" w:cs="Times New Roman"/>
-                    </w:rPr>
-                    <m:t>2</m:t>
-                  </m:r>
-                </m:sup>
-              </m:sSup>
             </m:e>
           </m:d>
         </m:oMath>
@@ -2441,7 +2598,35 @@
         <w:rPr>
           <w:rFonts w:ascii="Times New Roman" w:hAnsi="Times New Roman" w:cs="Times New Roman"/>
         </w:rPr>
-        <w:t>A key advantage of the Bayesian Logistic Regression over the MLP is its interpretability through posterior coefficient estimates. Foundation type emerges as the dominant driver of flood risk classification. Pile foundations (found_typeI) and pier foundations (found_typeP) exhibit the strongest positive associations</w:t>
+        <w:t>A key advantage of the Bayesian Logistic Regression over the MLP is its interpretability through posterior coefficient estimates. Foundation type emerges as the dominant driver of flood risk classification. Pile foundations (</w:t>
+      </w:r>
+      <w:proofErr w:type="spellStart"/>
+      <w:r>
+        <w:rPr>
+          <w:rFonts w:ascii="Times New Roman" w:hAnsi="Times New Roman" w:cs="Times New Roman"/>
+        </w:rPr>
+        <w:t>found_typeI</w:t>
+      </w:r>
+      <w:proofErr w:type="spellEnd"/>
+      <w:r>
+        <w:rPr>
+          <w:rFonts w:ascii="Times New Roman" w:hAnsi="Times New Roman" w:cs="Times New Roman"/>
+        </w:rPr>
+        <w:t>) and pier foundations (</w:t>
+      </w:r>
+      <w:proofErr w:type="spellStart"/>
+      <w:r>
+        <w:rPr>
+          <w:rFonts w:ascii="Times New Roman" w:hAnsi="Times New Roman" w:cs="Times New Roman"/>
+        </w:rPr>
+        <w:t>found_typeP</w:t>
+      </w:r>
+      <w:proofErr w:type="spellEnd"/>
+      <w:r>
+        <w:rPr>
+          <w:rFonts w:ascii="Times New Roman" w:hAnsi="Times New Roman" w:cs="Times New Roman"/>
+        </w:rPr>
+        <w:t>) exhibit the strongest positive associations</w:t>
       </w:r>
       <w:r>
         <w:rPr>
@@ -2489,7 +2674,21 @@
         <w:rPr>
           <w:rFonts w:ascii="Times New Roman" w:hAnsi="Times New Roman" w:cs="Times New Roman"/>
         </w:rPr>
-        <w:t xml:space="preserve"> (ground_elv) exhibits the strongest negative coefficient across all features, confirm</w:t>
+        <w:t xml:space="preserve"> (</w:t>
+      </w:r>
+      <w:proofErr w:type="spellStart"/>
+      <w:r>
+        <w:rPr>
+          <w:rFonts w:ascii="Times New Roman" w:hAnsi="Times New Roman" w:cs="Times New Roman"/>
+        </w:rPr>
+        <w:t>ground_elv</w:t>
+      </w:r>
+      <w:proofErr w:type="spellEnd"/>
+      <w:r>
+        <w:rPr>
+          <w:rFonts w:ascii="Times New Roman" w:hAnsi="Times New Roman" w:cs="Times New Roman"/>
+        </w:rPr>
+        <w:t>) exhibits the strongest negative coefficient across all features, confirm</w:t>
       </w:r>
       <w:r>
         <w:rPr>
@@ -2619,13 +2818,27 @@
         <w:rPr>
           <w:rFonts w:ascii="Times New Roman" w:hAnsi="Times New Roman" w:cs="Times New Roman"/>
         </w:rPr>
-        <w:t>While the custom MLP achieved high predictive accuracy</w:t>
-      </w:r>
-      <w:r>
-        <w:rPr>
-          <w:rFonts w:ascii="Times New Roman" w:hAnsi="Times New Roman" w:cs="Times New Roman"/>
-        </w:rPr>
-        <w:t>(93.97%)</w:t>
+        <w:t xml:space="preserve">While the custom MLP achieved high predictive </w:t>
+      </w:r>
+      <w:proofErr w:type="gramStart"/>
+      <w:r>
+        <w:rPr>
+          <w:rFonts w:ascii="Times New Roman" w:hAnsi="Times New Roman" w:cs="Times New Roman"/>
+        </w:rPr>
+        <w:t>accuracy</w:t>
+      </w:r>
+      <w:r>
+        <w:rPr>
+          <w:rFonts w:ascii="Times New Roman" w:hAnsi="Times New Roman" w:cs="Times New Roman"/>
+        </w:rPr>
+        <w:t>(</w:t>
+      </w:r>
+      <w:proofErr w:type="gramEnd"/>
+      <w:r>
+        <w:rPr>
+          <w:rFonts w:ascii="Times New Roman" w:hAnsi="Times New Roman" w:cs="Times New Roman"/>
+        </w:rPr>
+        <w:t>93.97%)</w:t>
       </w:r>
       <w:r>
         <w:rPr>
@@ -2705,7 +2918,35 @@
         <w:rPr>
           <w:rFonts w:ascii="Times New Roman" w:hAnsi="Times New Roman" w:cs="Times New Roman"/>
         </w:rPr>
-        <w:t>If this problem were to be expanded in future work, incorporating a post-hoc interpretability framework—such as SHAP (SHapley Additive exPlanations) values—would be highly beneficial to understand the marginal contribution of individual building attributes to the model's predictions</w:t>
+        <w:t>If this problem were to be expanded in future work, incorporating a post-hoc interpretability framework—such as SHAP (</w:t>
+      </w:r>
+      <w:proofErr w:type="spellStart"/>
+      <w:r>
+        <w:rPr>
+          <w:rFonts w:ascii="Times New Roman" w:hAnsi="Times New Roman" w:cs="Times New Roman"/>
+        </w:rPr>
+        <w:t>SHapley</w:t>
+      </w:r>
+      <w:proofErr w:type="spellEnd"/>
+      <w:r>
+        <w:rPr>
+          <w:rFonts w:ascii="Times New Roman" w:hAnsi="Times New Roman" w:cs="Times New Roman"/>
+        </w:rPr>
+        <w:t xml:space="preserve"> Additive </w:t>
+      </w:r>
+      <w:proofErr w:type="spellStart"/>
+      <w:r>
+        <w:rPr>
+          <w:rFonts w:ascii="Times New Roman" w:hAnsi="Times New Roman" w:cs="Times New Roman"/>
+        </w:rPr>
+        <w:t>exPlanations</w:t>
+      </w:r>
+      <w:proofErr w:type="spellEnd"/>
+      <w:r>
+        <w:rPr>
+          <w:rFonts w:ascii="Times New Roman" w:hAnsi="Times New Roman" w:cs="Times New Roman"/>
+        </w:rPr>
+        <w:t>) values—would be highly beneficial to understand the marginal contribution of individual building attributes to the model's predictions</w:t>
       </w:r>
       <w:r>
         <w:rPr>
@@ -2986,118 +3227,244 @@
           <w:sz w:val="16"/>
           <w:szCs w:val="16"/>
         </w:rPr>
-        <w:t xml:space="preserve">    z = np.clip(z, -500, 500)</w:t>
-      </w:r>
-    </w:p>
-    <w:p>
-      <w:pPr>
-        <w:spacing w:line="240" w:lineRule="auto"/>
-        <w:rPr>
-          <w:rFonts w:ascii="Consolas" w:hAnsi="Consolas" w:cs="Consolas"/>
-          <w:color w:val="275317" w:themeColor="accent6" w:themeShade="80"/>
-          <w:sz w:val="16"/>
-          <w:szCs w:val="16"/>
-        </w:rPr>
-      </w:pPr>
-      <w:r>
-        <w:rPr>
-          <w:rFonts w:ascii="Consolas" w:hAnsi="Consolas" w:cs="Consolas"/>
-          <w:color w:val="275317" w:themeColor="accent6" w:themeShade="80"/>
-          <w:sz w:val="16"/>
-          <w:szCs w:val="16"/>
-        </w:rPr>
-        <w:t xml:space="preserve">    return 1 / (1 + np.exp(-z))</w:t>
-      </w:r>
-    </w:p>
-    <w:p>
-      <w:pPr>
-        <w:spacing w:line="240" w:lineRule="auto"/>
-        <w:rPr>
-          <w:rFonts w:ascii="Consolas" w:hAnsi="Consolas" w:cs="Consolas"/>
-          <w:color w:val="275317" w:themeColor="accent6" w:themeShade="80"/>
-          <w:sz w:val="16"/>
-          <w:szCs w:val="16"/>
-        </w:rPr>
-      </w:pPr>
-    </w:p>
-    <w:p>
-      <w:pPr>
-        <w:spacing w:line="240" w:lineRule="auto"/>
-        <w:rPr>
-          <w:rFonts w:ascii="Consolas" w:hAnsi="Consolas" w:cs="Consolas"/>
-          <w:color w:val="275317" w:themeColor="accent6" w:themeShade="80"/>
-          <w:sz w:val="16"/>
-          <w:szCs w:val="16"/>
-        </w:rPr>
-      </w:pPr>
-      <w:r>
-        <w:rPr>
-          <w:rFonts w:ascii="Consolas" w:hAnsi="Consolas" w:cs="Consolas"/>
-          <w:color w:val="275317" w:themeColor="accent6" w:themeShade="80"/>
-          <w:sz w:val="16"/>
-          <w:szCs w:val="16"/>
-        </w:rPr>
-        <w:t>n = X_train.shape[0]</w:t>
-      </w:r>
-    </w:p>
-    <w:p>
-      <w:pPr>
-        <w:spacing w:line="240" w:lineRule="auto"/>
-        <w:rPr>
-          <w:rFonts w:ascii="Consolas" w:hAnsi="Consolas" w:cs="Consolas"/>
-          <w:color w:val="275317" w:themeColor="accent6" w:themeShade="80"/>
-          <w:sz w:val="16"/>
-          <w:szCs w:val="16"/>
-        </w:rPr>
-      </w:pPr>
-      <w:r>
-        <w:rPr>
-          <w:rFonts w:ascii="Consolas" w:hAnsi="Consolas" w:cs="Consolas"/>
-          <w:color w:val="275317" w:themeColor="accent6" w:themeShade="80"/>
-          <w:sz w:val="16"/>
-          <w:szCs w:val="16"/>
-        </w:rPr>
-        <w:t>d = X_train.shape[1]</w:t>
-      </w:r>
-    </w:p>
-    <w:p>
-      <w:pPr>
-        <w:spacing w:line="240" w:lineRule="auto"/>
-        <w:rPr>
-          <w:rFonts w:ascii="Consolas" w:hAnsi="Consolas" w:cs="Consolas"/>
-          <w:color w:val="275317" w:themeColor="accent6" w:themeShade="80"/>
-          <w:sz w:val="16"/>
-          <w:szCs w:val="16"/>
-        </w:rPr>
-      </w:pPr>
-      <w:r>
-        <w:rPr>
-          <w:rFonts w:ascii="Consolas" w:hAnsi="Consolas" w:cs="Consolas"/>
-          <w:color w:val="275317" w:themeColor="accent6" w:themeShade="80"/>
-          <w:sz w:val="16"/>
-          <w:szCs w:val="16"/>
-        </w:rPr>
-        <w:t>hidden_nodes = 16</w:t>
-      </w:r>
-    </w:p>
-    <w:p>
-      <w:pPr>
-        <w:spacing w:line="240" w:lineRule="auto"/>
-        <w:rPr>
-          <w:rFonts w:ascii="Consolas" w:hAnsi="Consolas" w:cs="Consolas"/>
-          <w:color w:val="275317" w:themeColor="accent6" w:themeShade="80"/>
-          <w:sz w:val="16"/>
-          <w:szCs w:val="16"/>
-        </w:rPr>
-      </w:pPr>
-      <w:r>
-        <w:rPr>
-          <w:rFonts w:ascii="Consolas" w:hAnsi="Consolas" w:cs="Consolas"/>
-          <w:color w:val="275317" w:themeColor="accent6" w:themeShade="80"/>
-          <w:sz w:val="16"/>
-          <w:szCs w:val="16"/>
-        </w:rPr>
-        <w:t>out_nodes = 1</w:t>
+        <w:t xml:space="preserve">    z = </w:t>
+      </w:r>
+      <w:proofErr w:type="spellStart"/>
+      <w:proofErr w:type="gramStart"/>
+      <w:r>
+        <w:rPr>
+          <w:rFonts w:ascii="Consolas" w:hAnsi="Consolas" w:cs="Consolas"/>
+          <w:color w:val="275317" w:themeColor="accent6" w:themeShade="80"/>
+          <w:sz w:val="16"/>
+          <w:szCs w:val="16"/>
+        </w:rPr>
+        <w:t>np.clip</w:t>
+      </w:r>
+      <w:proofErr w:type="spellEnd"/>
+      <w:proofErr w:type="gramEnd"/>
+      <w:r>
+        <w:rPr>
+          <w:rFonts w:ascii="Consolas" w:hAnsi="Consolas" w:cs="Consolas"/>
+          <w:color w:val="275317" w:themeColor="accent6" w:themeShade="80"/>
+          <w:sz w:val="16"/>
+          <w:szCs w:val="16"/>
+        </w:rPr>
+        <w:t>(z, -500, 500)</w:t>
+      </w:r>
+    </w:p>
+    <w:p>
+      <w:pPr>
+        <w:spacing w:line="240" w:lineRule="auto"/>
+        <w:rPr>
+          <w:rFonts w:ascii="Consolas" w:hAnsi="Consolas" w:cs="Consolas"/>
+          <w:color w:val="275317" w:themeColor="accent6" w:themeShade="80"/>
+          <w:sz w:val="16"/>
+          <w:szCs w:val="16"/>
+        </w:rPr>
+      </w:pPr>
+      <w:r>
+        <w:rPr>
+          <w:rFonts w:ascii="Consolas" w:hAnsi="Consolas" w:cs="Consolas"/>
+          <w:color w:val="275317" w:themeColor="accent6" w:themeShade="80"/>
+          <w:sz w:val="16"/>
+          <w:szCs w:val="16"/>
+        </w:rPr>
+        <w:t xml:space="preserve">    return 1 / (1 + </w:t>
+      </w:r>
+      <w:proofErr w:type="spellStart"/>
+      <w:r>
+        <w:rPr>
+          <w:rFonts w:ascii="Consolas" w:hAnsi="Consolas" w:cs="Consolas"/>
+          <w:color w:val="275317" w:themeColor="accent6" w:themeShade="80"/>
+          <w:sz w:val="16"/>
+          <w:szCs w:val="16"/>
+        </w:rPr>
+        <w:t>np.exp</w:t>
+      </w:r>
+      <w:proofErr w:type="spellEnd"/>
+      <w:r>
+        <w:rPr>
+          <w:rFonts w:ascii="Consolas" w:hAnsi="Consolas" w:cs="Consolas"/>
+          <w:color w:val="275317" w:themeColor="accent6" w:themeShade="80"/>
+          <w:sz w:val="16"/>
+          <w:szCs w:val="16"/>
+        </w:rPr>
+        <w:t>(-z))</w:t>
+      </w:r>
+    </w:p>
+    <w:p>
+      <w:pPr>
+        <w:spacing w:line="240" w:lineRule="auto"/>
+        <w:rPr>
+          <w:rFonts w:ascii="Consolas" w:hAnsi="Consolas" w:cs="Consolas"/>
+          <w:color w:val="275317" w:themeColor="accent6" w:themeShade="80"/>
+          <w:sz w:val="16"/>
+          <w:szCs w:val="16"/>
+        </w:rPr>
+      </w:pPr>
+    </w:p>
+    <w:p>
+      <w:pPr>
+        <w:spacing w:line="240" w:lineRule="auto"/>
+        <w:rPr>
+          <w:rFonts w:ascii="Consolas" w:hAnsi="Consolas" w:cs="Consolas"/>
+          <w:color w:val="275317" w:themeColor="accent6" w:themeShade="80"/>
+          <w:sz w:val="16"/>
+          <w:szCs w:val="16"/>
+        </w:rPr>
+      </w:pPr>
+      <w:r>
+        <w:rPr>
+          <w:rFonts w:ascii="Consolas" w:hAnsi="Consolas" w:cs="Consolas"/>
+          <w:color w:val="275317" w:themeColor="accent6" w:themeShade="80"/>
+          <w:sz w:val="16"/>
+          <w:szCs w:val="16"/>
+        </w:rPr>
+        <w:t xml:space="preserve">n = </w:t>
+      </w:r>
+      <w:proofErr w:type="spellStart"/>
+      <w:r>
+        <w:rPr>
+          <w:rFonts w:ascii="Consolas" w:hAnsi="Consolas" w:cs="Consolas"/>
+          <w:color w:val="275317" w:themeColor="accent6" w:themeShade="80"/>
+          <w:sz w:val="16"/>
+          <w:szCs w:val="16"/>
+        </w:rPr>
+        <w:t>X_</w:t>
+      </w:r>
+      <w:proofErr w:type="gramStart"/>
+      <w:r>
+        <w:rPr>
+          <w:rFonts w:ascii="Consolas" w:hAnsi="Consolas" w:cs="Consolas"/>
+          <w:color w:val="275317" w:themeColor="accent6" w:themeShade="80"/>
+          <w:sz w:val="16"/>
+          <w:szCs w:val="16"/>
+        </w:rPr>
+        <w:t>train.shape</w:t>
+      </w:r>
+      <w:proofErr w:type="spellEnd"/>
+      <w:proofErr w:type="gramEnd"/>
+      <w:r>
+        <w:rPr>
+          <w:rFonts w:ascii="Consolas" w:hAnsi="Consolas" w:cs="Consolas"/>
+          <w:color w:val="275317" w:themeColor="accent6" w:themeShade="80"/>
+          <w:sz w:val="16"/>
+          <w:szCs w:val="16"/>
+        </w:rPr>
+        <w:t>[0]</w:t>
+      </w:r>
+    </w:p>
+    <w:p>
+      <w:pPr>
+        <w:spacing w:line="240" w:lineRule="auto"/>
+        <w:rPr>
+          <w:rFonts w:ascii="Consolas" w:hAnsi="Consolas" w:cs="Consolas"/>
+          <w:color w:val="275317" w:themeColor="accent6" w:themeShade="80"/>
+          <w:sz w:val="16"/>
+          <w:szCs w:val="16"/>
+        </w:rPr>
+      </w:pPr>
+      <w:r>
+        <w:rPr>
+          <w:rFonts w:ascii="Consolas" w:hAnsi="Consolas" w:cs="Consolas"/>
+          <w:color w:val="275317" w:themeColor="accent6" w:themeShade="80"/>
+          <w:sz w:val="16"/>
+          <w:szCs w:val="16"/>
+        </w:rPr>
+        <w:t xml:space="preserve">d = </w:t>
+      </w:r>
+      <w:proofErr w:type="spellStart"/>
+      <w:r>
+        <w:rPr>
+          <w:rFonts w:ascii="Consolas" w:hAnsi="Consolas" w:cs="Consolas"/>
+          <w:color w:val="275317" w:themeColor="accent6" w:themeShade="80"/>
+          <w:sz w:val="16"/>
+          <w:szCs w:val="16"/>
+        </w:rPr>
+        <w:t>X_</w:t>
+      </w:r>
+      <w:proofErr w:type="gramStart"/>
+      <w:r>
+        <w:rPr>
+          <w:rFonts w:ascii="Consolas" w:hAnsi="Consolas" w:cs="Consolas"/>
+          <w:color w:val="275317" w:themeColor="accent6" w:themeShade="80"/>
+          <w:sz w:val="16"/>
+          <w:szCs w:val="16"/>
+        </w:rPr>
+        <w:t>train.shape</w:t>
+      </w:r>
+      <w:proofErr w:type="spellEnd"/>
+      <w:proofErr w:type="gramEnd"/>
+      <w:r>
+        <w:rPr>
+          <w:rFonts w:ascii="Consolas" w:hAnsi="Consolas" w:cs="Consolas"/>
+          <w:color w:val="275317" w:themeColor="accent6" w:themeShade="80"/>
+          <w:sz w:val="16"/>
+          <w:szCs w:val="16"/>
+        </w:rPr>
+        <w:t>[1]</w:t>
+      </w:r>
+    </w:p>
+    <w:p>
+      <w:pPr>
+        <w:spacing w:line="240" w:lineRule="auto"/>
+        <w:rPr>
+          <w:rFonts w:ascii="Consolas" w:hAnsi="Consolas" w:cs="Consolas"/>
+          <w:color w:val="275317" w:themeColor="accent6" w:themeShade="80"/>
+          <w:sz w:val="16"/>
+          <w:szCs w:val="16"/>
+        </w:rPr>
+      </w:pPr>
+      <w:proofErr w:type="spellStart"/>
+      <w:r>
+        <w:rPr>
+          <w:rFonts w:ascii="Consolas" w:hAnsi="Consolas" w:cs="Consolas"/>
+          <w:color w:val="275317" w:themeColor="accent6" w:themeShade="80"/>
+          <w:sz w:val="16"/>
+          <w:szCs w:val="16"/>
+        </w:rPr>
+        <w:t>hidden_nodes</w:t>
+      </w:r>
+      <w:proofErr w:type="spellEnd"/>
+      <w:r>
+        <w:rPr>
+          <w:rFonts w:ascii="Consolas" w:hAnsi="Consolas" w:cs="Consolas"/>
+          <w:color w:val="275317" w:themeColor="accent6" w:themeShade="80"/>
+          <w:sz w:val="16"/>
+          <w:szCs w:val="16"/>
+        </w:rPr>
+        <w:t xml:space="preserve"> = 16</w:t>
+      </w:r>
+    </w:p>
+    <w:p>
+      <w:pPr>
+        <w:spacing w:line="240" w:lineRule="auto"/>
+        <w:rPr>
+          <w:rFonts w:ascii="Consolas" w:hAnsi="Consolas" w:cs="Consolas"/>
+          <w:color w:val="275317" w:themeColor="accent6" w:themeShade="80"/>
+          <w:sz w:val="16"/>
+          <w:szCs w:val="16"/>
+        </w:rPr>
+      </w:pPr>
+      <w:proofErr w:type="spellStart"/>
+      <w:r>
+        <w:rPr>
+          <w:rFonts w:ascii="Consolas" w:hAnsi="Consolas" w:cs="Consolas"/>
+          <w:color w:val="275317" w:themeColor="accent6" w:themeShade="80"/>
+          <w:sz w:val="16"/>
+          <w:szCs w:val="16"/>
+        </w:rPr>
+        <w:t>out_nodes</w:t>
+      </w:r>
+      <w:proofErr w:type="spellEnd"/>
+      <w:r>
+        <w:rPr>
+          <w:rFonts w:ascii="Consolas" w:hAnsi="Consolas" w:cs="Consolas"/>
+          <w:color w:val="275317" w:themeColor="accent6" w:themeShade="80"/>
+          <w:sz w:val="16"/>
+          <w:szCs w:val="16"/>
+        </w:rPr>
+        <w:t xml:space="preserve"> = 1</w:t>
       </w:r>
     </w:p>
     <w:p>
@@ -3161,94 +3528,382 @@
           <w:szCs w:val="16"/>
         </w:rPr>
       </w:pPr>
-      <w:r>
-        <w:rPr>
-          <w:rFonts w:ascii="Consolas" w:hAnsi="Consolas" w:cs="Consolas"/>
-          <w:color w:val="275317" w:themeColor="accent6" w:themeShade="80"/>
-          <w:sz w:val="16"/>
-          <w:szCs w:val="16"/>
-        </w:rPr>
-        <w:t>np.random.seed(33)</w:t>
-      </w:r>
-    </w:p>
-    <w:p>
-      <w:pPr>
-        <w:spacing w:line="240" w:lineRule="auto"/>
-        <w:rPr>
-          <w:rFonts w:ascii="Consolas" w:hAnsi="Consolas" w:cs="Consolas"/>
-          <w:color w:val="275317" w:themeColor="accent6" w:themeShade="80"/>
-          <w:sz w:val="16"/>
-          <w:szCs w:val="16"/>
-        </w:rPr>
-      </w:pPr>
-      <w:r>
-        <w:rPr>
-          <w:rFonts w:ascii="Consolas" w:hAnsi="Consolas" w:cs="Consolas"/>
-          <w:color w:val="275317" w:themeColor="accent6" w:themeShade="80"/>
-          <w:sz w:val="16"/>
-          <w:szCs w:val="16"/>
-        </w:rPr>
-        <w:t>W1 = np.random.randn(d, hidden_nodes) * np.sqrt(2.0 / d)</w:t>
-      </w:r>
-    </w:p>
-    <w:p>
-      <w:pPr>
-        <w:spacing w:line="240" w:lineRule="auto"/>
-        <w:rPr>
-          <w:rFonts w:ascii="Consolas" w:hAnsi="Consolas" w:cs="Consolas"/>
-          <w:color w:val="275317" w:themeColor="accent6" w:themeShade="80"/>
-          <w:sz w:val="16"/>
-          <w:szCs w:val="16"/>
-        </w:rPr>
-      </w:pPr>
-      <w:r>
-        <w:rPr>
-          <w:rFonts w:ascii="Consolas" w:hAnsi="Consolas" w:cs="Consolas"/>
-          <w:color w:val="275317" w:themeColor="accent6" w:themeShade="80"/>
-          <w:sz w:val="16"/>
-          <w:szCs w:val="16"/>
-        </w:rPr>
-        <w:t>b1 = np.zeros((1, hidden_nodes))</w:t>
-      </w:r>
-    </w:p>
-    <w:p>
-      <w:pPr>
-        <w:spacing w:line="240" w:lineRule="auto"/>
-        <w:rPr>
-          <w:rFonts w:ascii="Consolas" w:hAnsi="Consolas" w:cs="Consolas"/>
-          <w:color w:val="275317" w:themeColor="accent6" w:themeShade="80"/>
-          <w:sz w:val="16"/>
-          <w:szCs w:val="16"/>
-        </w:rPr>
-      </w:pPr>
-      <w:r>
-        <w:rPr>
-          <w:rFonts w:ascii="Consolas" w:hAnsi="Consolas" w:cs="Consolas"/>
-          <w:color w:val="275317" w:themeColor="accent6" w:themeShade="80"/>
-          <w:sz w:val="16"/>
-          <w:szCs w:val="16"/>
-        </w:rPr>
-        <w:t>W2 = np.random.randn(hidden_nodes, out_nodes) * np.sqrt(1.0 / hidden_nodes)</w:t>
-      </w:r>
-    </w:p>
-    <w:p>
-      <w:pPr>
-        <w:spacing w:line="240" w:lineRule="auto"/>
-        <w:rPr>
-          <w:rFonts w:ascii="Consolas" w:hAnsi="Consolas" w:cs="Consolas"/>
-          <w:color w:val="275317" w:themeColor="accent6" w:themeShade="80"/>
-          <w:sz w:val="16"/>
-          <w:szCs w:val="16"/>
-        </w:rPr>
-      </w:pPr>
-      <w:r>
-        <w:rPr>
-          <w:rFonts w:ascii="Consolas" w:hAnsi="Consolas" w:cs="Consolas"/>
-          <w:color w:val="275317" w:themeColor="accent6" w:themeShade="80"/>
-          <w:sz w:val="16"/>
-          <w:szCs w:val="16"/>
-        </w:rPr>
-        <w:t>b2 = np.zeros((1, out_nodes))</w:t>
+      <w:proofErr w:type="spellStart"/>
+      <w:proofErr w:type="gramStart"/>
+      <w:r>
+        <w:rPr>
+          <w:rFonts w:ascii="Consolas" w:hAnsi="Consolas" w:cs="Consolas"/>
+          <w:color w:val="275317" w:themeColor="accent6" w:themeShade="80"/>
+          <w:sz w:val="16"/>
+          <w:szCs w:val="16"/>
+        </w:rPr>
+        <w:t>np.random</w:t>
+      </w:r>
+      <w:proofErr w:type="gramEnd"/>
+      <w:r>
+        <w:rPr>
+          <w:rFonts w:ascii="Consolas" w:hAnsi="Consolas" w:cs="Consolas"/>
+          <w:color w:val="275317" w:themeColor="accent6" w:themeShade="80"/>
+          <w:sz w:val="16"/>
+          <w:szCs w:val="16"/>
+        </w:rPr>
+        <w:t>.seed</w:t>
+      </w:r>
+      <w:proofErr w:type="spellEnd"/>
+      <w:r>
+        <w:rPr>
+          <w:rFonts w:ascii="Consolas" w:hAnsi="Consolas" w:cs="Consolas"/>
+          <w:color w:val="275317" w:themeColor="accent6" w:themeShade="80"/>
+          <w:sz w:val="16"/>
+          <w:szCs w:val="16"/>
+        </w:rPr>
+        <w:t>(33)</w:t>
+      </w:r>
+    </w:p>
+    <w:p>
+      <w:pPr>
+        <w:spacing w:line="240" w:lineRule="auto"/>
+        <w:rPr>
+          <w:rFonts w:ascii="Consolas" w:hAnsi="Consolas" w:cs="Consolas"/>
+          <w:color w:val="275317" w:themeColor="accent6" w:themeShade="80"/>
+          <w:sz w:val="16"/>
+          <w:szCs w:val="16"/>
+        </w:rPr>
+      </w:pPr>
+      <w:r>
+        <w:rPr>
+          <w:rFonts w:ascii="Consolas" w:hAnsi="Consolas" w:cs="Consolas"/>
+          <w:color w:val="275317" w:themeColor="accent6" w:themeShade="80"/>
+          <w:sz w:val="16"/>
+          <w:szCs w:val="16"/>
+        </w:rPr>
+        <w:t xml:space="preserve">W1 = </w:t>
+      </w:r>
+      <w:proofErr w:type="spellStart"/>
+      <w:proofErr w:type="gramStart"/>
+      <w:r>
+        <w:rPr>
+          <w:rFonts w:ascii="Consolas" w:hAnsi="Consolas" w:cs="Consolas"/>
+          <w:color w:val="275317" w:themeColor="accent6" w:themeShade="80"/>
+          <w:sz w:val="16"/>
+          <w:szCs w:val="16"/>
+        </w:rPr>
+        <w:t>np.random</w:t>
+      </w:r>
+      <w:proofErr w:type="gramEnd"/>
+      <w:r>
+        <w:rPr>
+          <w:rFonts w:ascii="Consolas" w:hAnsi="Consolas" w:cs="Consolas"/>
+          <w:color w:val="275317" w:themeColor="accent6" w:themeShade="80"/>
+          <w:sz w:val="16"/>
+          <w:szCs w:val="16"/>
+        </w:rPr>
+        <w:t>.randn</w:t>
+      </w:r>
+      <w:proofErr w:type="spellEnd"/>
+      <w:r>
+        <w:rPr>
+          <w:rFonts w:ascii="Consolas" w:hAnsi="Consolas" w:cs="Consolas"/>
+          <w:color w:val="275317" w:themeColor="accent6" w:themeShade="80"/>
+          <w:sz w:val="16"/>
+          <w:szCs w:val="16"/>
+        </w:rPr>
+        <w:t xml:space="preserve">(d, </w:t>
+      </w:r>
+      <w:proofErr w:type="spellStart"/>
+      <w:r>
+        <w:rPr>
+          <w:rFonts w:ascii="Consolas" w:hAnsi="Consolas" w:cs="Consolas"/>
+          <w:color w:val="275317" w:themeColor="accent6" w:themeShade="80"/>
+          <w:sz w:val="16"/>
+          <w:szCs w:val="16"/>
+        </w:rPr>
+        <w:t>hidden_nodes</w:t>
+      </w:r>
+      <w:proofErr w:type="spellEnd"/>
+      <w:r>
+        <w:rPr>
+          <w:rFonts w:ascii="Consolas" w:hAnsi="Consolas" w:cs="Consolas"/>
+          <w:color w:val="275317" w:themeColor="accent6" w:themeShade="80"/>
+          <w:sz w:val="16"/>
+          <w:szCs w:val="16"/>
+        </w:rPr>
+        <w:t xml:space="preserve">) * </w:t>
+      </w:r>
+      <w:proofErr w:type="spellStart"/>
+      <w:r>
+        <w:rPr>
+          <w:rFonts w:ascii="Consolas" w:hAnsi="Consolas" w:cs="Consolas"/>
+          <w:color w:val="275317" w:themeColor="accent6" w:themeShade="80"/>
+          <w:sz w:val="16"/>
+          <w:szCs w:val="16"/>
+        </w:rPr>
+        <w:t>np.sqrt</w:t>
+      </w:r>
+      <w:proofErr w:type="spellEnd"/>
+      <w:r>
+        <w:rPr>
+          <w:rFonts w:ascii="Consolas" w:hAnsi="Consolas" w:cs="Consolas"/>
+          <w:color w:val="275317" w:themeColor="accent6" w:themeShade="80"/>
+          <w:sz w:val="16"/>
+          <w:szCs w:val="16"/>
+        </w:rPr>
+        <w:t>(2.0 / d)</w:t>
+      </w:r>
+    </w:p>
+    <w:p>
+      <w:pPr>
+        <w:spacing w:line="240" w:lineRule="auto"/>
+        <w:rPr>
+          <w:rFonts w:ascii="Consolas" w:hAnsi="Consolas" w:cs="Consolas"/>
+          <w:color w:val="275317" w:themeColor="accent6" w:themeShade="80"/>
+          <w:sz w:val="16"/>
+          <w:szCs w:val="16"/>
+        </w:rPr>
+      </w:pPr>
+      <w:r>
+        <w:rPr>
+          <w:rFonts w:ascii="Consolas" w:hAnsi="Consolas" w:cs="Consolas"/>
+          <w:color w:val="275317" w:themeColor="accent6" w:themeShade="80"/>
+          <w:sz w:val="16"/>
+          <w:szCs w:val="16"/>
+        </w:rPr>
+        <w:t xml:space="preserve">b1 = </w:t>
+      </w:r>
+      <w:proofErr w:type="spellStart"/>
+      <w:proofErr w:type="gramStart"/>
+      <w:r>
+        <w:rPr>
+          <w:rFonts w:ascii="Consolas" w:hAnsi="Consolas" w:cs="Consolas"/>
+          <w:color w:val="275317" w:themeColor="accent6" w:themeShade="80"/>
+          <w:sz w:val="16"/>
+          <w:szCs w:val="16"/>
+        </w:rPr>
+        <w:t>np.zeros</w:t>
+      </w:r>
+      <w:proofErr w:type="spellEnd"/>
+      <w:proofErr w:type="gramEnd"/>
+      <w:r>
+        <w:rPr>
+          <w:rFonts w:ascii="Consolas" w:hAnsi="Consolas" w:cs="Consolas"/>
+          <w:color w:val="275317" w:themeColor="accent6" w:themeShade="80"/>
+          <w:sz w:val="16"/>
+          <w:szCs w:val="16"/>
+        </w:rPr>
+        <w:t xml:space="preserve">((1, </w:t>
+      </w:r>
+      <w:proofErr w:type="spellStart"/>
+      <w:r>
+        <w:rPr>
+          <w:rFonts w:ascii="Consolas" w:hAnsi="Consolas" w:cs="Consolas"/>
+          <w:color w:val="275317" w:themeColor="accent6" w:themeShade="80"/>
+          <w:sz w:val="16"/>
+          <w:szCs w:val="16"/>
+        </w:rPr>
+        <w:t>hidden_nodes</w:t>
+      </w:r>
+      <w:proofErr w:type="spellEnd"/>
+      <w:r>
+        <w:rPr>
+          <w:rFonts w:ascii="Consolas" w:hAnsi="Consolas" w:cs="Consolas"/>
+          <w:color w:val="275317" w:themeColor="accent6" w:themeShade="80"/>
+          <w:sz w:val="16"/>
+          <w:szCs w:val="16"/>
+        </w:rPr>
+        <w:t>))</w:t>
+      </w:r>
+    </w:p>
+    <w:p>
+      <w:pPr>
+        <w:spacing w:line="240" w:lineRule="auto"/>
+        <w:rPr>
+          <w:rFonts w:ascii="Consolas" w:hAnsi="Consolas" w:cs="Consolas"/>
+          <w:color w:val="275317" w:themeColor="accent6" w:themeShade="80"/>
+          <w:sz w:val="16"/>
+          <w:szCs w:val="16"/>
+        </w:rPr>
+      </w:pPr>
+      <w:r>
+        <w:rPr>
+          <w:rFonts w:ascii="Consolas" w:hAnsi="Consolas" w:cs="Consolas"/>
+          <w:color w:val="275317" w:themeColor="accent6" w:themeShade="80"/>
+          <w:sz w:val="16"/>
+          <w:szCs w:val="16"/>
+        </w:rPr>
+        <w:t xml:space="preserve">W2 = </w:t>
+      </w:r>
+      <w:proofErr w:type="spellStart"/>
+      <w:proofErr w:type="gramStart"/>
+      <w:r>
+        <w:rPr>
+          <w:rFonts w:ascii="Consolas" w:hAnsi="Consolas" w:cs="Consolas"/>
+          <w:color w:val="275317" w:themeColor="accent6" w:themeShade="80"/>
+          <w:sz w:val="16"/>
+          <w:szCs w:val="16"/>
+        </w:rPr>
+        <w:t>np.random</w:t>
+      </w:r>
+      <w:proofErr w:type="gramEnd"/>
+      <w:r>
+        <w:rPr>
+          <w:rFonts w:ascii="Consolas" w:hAnsi="Consolas" w:cs="Consolas"/>
+          <w:color w:val="275317" w:themeColor="accent6" w:themeShade="80"/>
+          <w:sz w:val="16"/>
+          <w:szCs w:val="16"/>
+        </w:rPr>
+        <w:t>.randn</w:t>
+      </w:r>
+      <w:proofErr w:type="spellEnd"/>
+      <w:r>
+        <w:rPr>
+          <w:rFonts w:ascii="Consolas" w:hAnsi="Consolas" w:cs="Consolas"/>
+          <w:color w:val="275317" w:themeColor="accent6" w:themeShade="80"/>
+          <w:sz w:val="16"/>
+          <w:szCs w:val="16"/>
+        </w:rPr>
+        <w:t>(</w:t>
+      </w:r>
+      <w:proofErr w:type="spellStart"/>
+      <w:r>
+        <w:rPr>
+          <w:rFonts w:ascii="Consolas" w:hAnsi="Consolas" w:cs="Consolas"/>
+          <w:color w:val="275317" w:themeColor="accent6" w:themeShade="80"/>
+          <w:sz w:val="16"/>
+          <w:szCs w:val="16"/>
+        </w:rPr>
+        <w:t>hidden_nodes</w:t>
+      </w:r>
+      <w:proofErr w:type="spellEnd"/>
+      <w:r>
+        <w:rPr>
+          <w:rFonts w:ascii="Consolas" w:hAnsi="Consolas" w:cs="Consolas"/>
+          <w:color w:val="275317" w:themeColor="accent6" w:themeShade="80"/>
+          <w:sz w:val="16"/>
+          <w:szCs w:val="16"/>
+        </w:rPr>
+        <w:t xml:space="preserve">, </w:t>
+      </w:r>
+      <w:proofErr w:type="spellStart"/>
+      <w:r>
+        <w:rPr>
+          <w:rFonts w:ascii="Consolas" w:hAnsi="Consolas" w:cs="Consolas"/>
+          <w:color w:val="275317" w:themeColor="accent6" w:themeShade="80"/>
+          <w:sz w:val="16"/>
+          <w:szCs w:val="16"/>
+        </w:rPr>
+        <w:t>out_nodes</w:t>
+      </w:r>
+      <w:proofErr w:type="spellEnd"/>
+      <w:r>
+        <w:rPr>
+          <w:rFonts w:ascii="Consolas" w:hAnsi="Consolas" w:cs="Consolas"/>
+          <w:color w:val="275317" w:themeColor="accent6" w:themeShade="80"/>
+          <w:sz w:val="16"/>
+          <w:szCs w:val="16"/>
+        </w:rPr>
+        <w:t xml:space="preserve">) * </w:t>
+      </w:r>
+      <w:proofErr w:type="spellStart"/>
+      <w:r>
+        <w:rPr>
+          <w:rFonts w:ascii="Consolas" w:hAnsi="Consolas" w:cs="Consolas"/>
+          <w:color w:val="275317" w:themeColor="accent6" w:themeShade="80"/>
+          <w:sz w:val="16"/>
+          <w:szCs w:val="16"/>
+        </w:rPr>
+        <w:t>np.sqrt</w:t>
+      </w:r>
+      <w:proofErr w:type="spellEnd"/>
+      <w:r>
+        <w:rPr>
+          <w:rFonts w:ascii="Consolas" w:hAnsi="Consolas" w:cs="Consolas"/>
+          <w:color w:val="275317" w:themeColor="accent6" w:themeShade="80"/>
+          <w:sz w:val="16"/>
+          <w:szCs w:val="16"/>
+        </w:rPr>
+        <w:t xml:space="preserve">(1.0 / </w:t>
+      </w:r>
+      <w:proofErr w:type="spellStart"/>
+      <w:r>
+        <w:rPr>
+          <w:rFonts w:ascii="Consolas" w:hAnsi="Consolas" w:cs="Consolas"/>
+          <w:color w:val="275317" w:themeColor="accent6" w:themeShade="80"/>
+          <w:sz w:val="16"/>
+          <w:szCs w:val="16"/>
+        </w:rPr>
+        <w:t>hidden_nodes</w:t>
+      </w:r>
+      <w:proofErr w:type="spellEnd"/>
+      <w:r>
+        <w:rPr>
+          <w:rFonts w:ascii="Consolas" w:hAnsi="Consolas" w:cs="Consolas"/>
+          <w:color w:val="275317" w:themeColor="accent6" w:themeShade="80"/>
+          <w:sz w:val="16"/>
+          <w:szCs w:val="16"/>
+        </w:rPr>
+        <w:t>)</w:t>
+      </w:r>
+    </w:p>
+    <w:p>
+      <w:pPr>
+        <w:spacing w:line="240" w:lineRule="auto"/>
+        <w:rPr>
+          <w:rFonts w:ascii="Consolas" w:hAnsi="Consolas" w:cs="Consolas"/>
+          <w:color w:val="275317" w:themeColor="accent6" w:themeShade="80"/>
+          <w:sz w:val="16"/>
+          <w:szCs w:val="16"/>
+        </w:rPr>
+      </w:pPr>
+      <w:r>
+        <w:rPr>
+          <w:rFonts w:ascii="Consolas" w:hAnsi="Consolas" w:cs="Consolas"/>
+          <w:color w:val="275317" w:themeColor="accent6" w:themeShade="80"/>
+          <w:sz w:val="16"/>
+          <w:szCs w:val="16"/>
+        </w:rPr>
+        <w:t xml:space="preserve">b2 = </w:t>
+      </w:r>
+      <w:proofErr w:type="spellStart"/>
+      <w:proofErr w:type="gramStart"/>
+      <w:r>
+        <w:rPr>
+          <w:rFonts w:ascii="Consolas" w:hAnsi="Consolas" w:cs="Consolas"/>
+          <w:color w:val="275317" w:themeColor="accent6" w:themeShade="80"/>
+          <w:sz w:val="16"/>
+          <w:szCs w:val="16"/>
+        </w:rPr>
+        <w:t>np.zeros</w:t>
+      </w:r>
+      <w:proofErr w:type="spellEnd"/>
+      <w:proofErr w:type="gramEnd"/>
+      <w:r>
+        <w:rPr>
+          <w:rFonts w:ascii="Consolas" w:hAnsi="Consolas" w:cs="Consolas"/>
+          <w:color w:val="275317" w:themeColor="accent6" w:themeShade="80"/>
+          <w:sz w:val="16"/>
+          <w:szCs w:val="16"/>
+        </w:rPr>
+        <w:t xml:space="preserve">((1, </w:t>
+      </w:r>
+      <w:proofErr w:type="spellStart"/>
+      <w:r>
+        <w:rPr>
+          <w:rFonts w:ascii="Consolas" w:hAnsi="Consolas" w:cs="Consolas"/>
+          <w:color w:val="275317" w:themeColor="accent6" w:themeShade="80"/>
+          <w:sz w:val="16"/>
+          <w:szCs w:val="16"/>
+        </w:rPr>
+        <w:t>out_nodes</w:t>
+      </w:r>
+      <w:proofErr w:type="spellEnd"/>
+      <w:r>
+        <w:rPr>
+          <w:rFonts w:ascii="Consolas" w:hAnsi="Consolas" w:cs="Consolas"/>
+          <w:color w:val="275317" w:themeColor="accent6" w:themeShade="80"/>
+          <w:sz w:val="16"/>
+          <w:szCs w:val="16"/>
+        </w:rPr>
+        <w:t>))</w:t>
       </w:r>
     </w:p>
     <w:p>
@@ -3288,7 +3943,29 @@
           <w:sz w:val="16"/>
           <w:szCs w:val="16"/>
         </w:rPr>
-        <w:t xml:space="preserve">    h = np.maximum(0, x.dot(W1) + b1)</w:t>
+        <w:t xml:space="preserve">    h = </w:t>
+      </w:r>
+      <w:proofErr w:type="spellStart"/>
+      <w:proofErr w:type="gramStart"/>
+      <w:r>
+        <w:rPr>
+          <w:rFonts w:ascii="Consolas" w:hAnsi="Consolas" w:cs="Consolas"/>
+          <w:color w:val="275317" w:themeColor="accent6" w:themeShade="80"/>
+          <w:sz w:val="16"/>
+          <w:szCs w:val="16"/>
+        </w:rPr>
+        <w:t>np.maximum</w:t>
+      </w:r>
+      <w:proofErr w:type="spellEnd"/>
+      <w:proofErr w:type="gramEnd"/>
+      <w:r>
+        <w:rPr>
+          <w:rFonts w:ascii="Consolas" w:hAnsi="Consolas" w:cs="Consolas"/>
+          <w:color w:val="275317" w:themeColor="accent6" w:themeShade="80"/>
+          <w:sz w:val="16"/>
+          <w:szCs w:val="16"/>
+        </w:rPr>
+        <w:t>(0, x.dot(W1) + b1)</w:t>
       </w:r>
     </w:p>
     <w:p>
@@ -3340,7 +4017,78 @@
           <w:sz w:val="16"/>
           <w:szCs w:val="16"/>
         </w:rPr>
-        <w:t>def compute_bce_loss(Y_true, Y_pred):</w:t>
+        <w:t xml:space="preserve">def </w:t>
+      </w:r>
+      <w:proofErr w:type="spellStart"/>
+      <w:r>
+        <w:rPr>
+          <w:rFonts w:ascii="Consolas" w:hAnsi="Consolas" w:cs="Consolas"/>
+          <w:color w:val="275317" w:themeColor="accent6" w:themeShade="80"/>
+          <w:sz w:val="16"/>
+          <w:szCs w:val="16"/>
+        </w:rPr>
+        <w:t>compute_bce_</w:t>
+      </w:r>
+      <w:proofErr w:type="gramStart"/>
+      <w:r>
+        <w:rPr>
+          <w:rFonts w:ascii="Consolas" w:hAnsi="Consolas" w:cs="Consolas"/>
+          <w:color w:val="275317" w:themeColor="accent6" w:themeShade="80"/>
+          <w:sz w:val="16"/>
+          <w:szCs w:val="16"/>
+        </w:rPr>
+        <w:t>loss</w:t>
+      </w:r>
+      <w:proofErr w:type="spellEnd"/>
+      <w:r>
+        <w:rPr>
+          <w:rFonts w:ascii="Consolas" w:hAnsi="Consolas" w:cs="Consolas"/>
+          <w:color w:val="275317" w:themeColor="accent6" w:themeShade="80"/>
+          <w:sz w:val="16"/>
+          <w:szCs w:val="16"/>
+        </w:rPr>
+        <w:t>(</w:t>
+      </w:r>
+      <w:proofErr w:type="spellStart"/>
+      <w:proofErr w:type="gramEnd"/>
+      <w:r>
+        <w:rPr>
+          <w:rFonts w:ascii="Consolas" w:hAnsi="Consolas" w:cs="Consolas"/>
+          <w:color w:val="275317" w:themeColor="accent6" w:themeShade="80"/>
+          <w:sz w:val="16"/>
+          <w:szCs w:val="16"/>
+        </w:rPr>
+        <w:t>Y_true</w:t>
+      </w:r>
+      <w:proofErr w:type="spellEnd"/>
+      <w:r>
+        <w:rPr>
+          <w:rFonts w:ascii="Consolas" w:hAnsi="Consolas" w:cs="Consolas"/>
+          <w:color w:val="275317" w:themeColor="accent6" w:themeShade="80"/>
+          <w:sz w:val="16"/>
+          <w:szCs w:val="16"/>
+        </w:rPr>
+        <w:t xml:space="preserve">, </w:t>
+      </w:r>
+      <w:proofErr w:type="spellStart"/>
+      <w:r>
+        <w:rPr>
+          <w:rFonts w:ascii="Consolas" w:hAnsi="Consolas" w:cs="Consolas"/>
+          <w:color w:val="275317" w:themeColor="accent6" w:themeShade="80"/>
+          <w:sz w:val="16"/>
+          <w:szCs w:val="16"/>
+        </w:rPr>
+        <w:t>Y_pred</w:t>
+      </w:r>
+      <w:proofErr w:type="spellEnd"/>
+      <w:r>
+        <w:rPr>
+          <w:rFonts w:ascii="Consolas" w:hAnsi="Consolas" w:cs="Consolas"/>
+          <w:color w:val="275317" w:themeColor="accent6" w:themeShade="80"/>
+          <w:sz w:val="16"/>
+          <w:szCs w:val="16"/>
+        </w:rPr>
+        <w:t>):</w:t>
       </w:r>
     </w:p>
     <w:p>
@@ -3380,7 +4128,69 @@
           <w:sz w:val="16"/>
           <w:szCs w:val="16"/>
         </w:rPr>
-        <w:t xml:space="preserve">    Y_pred = np.clip(Y_pred, epsilon, 1 - epsilon)</w:t>
+        <w:t xml:space="preserve">    </w:t>
+      </w:r>
+      <w:proofErr w:type="spellStart"/>
+      <w:r>
+        <w:rPr>
+          <w:rFonts w:ascii="Consolas" w:hAnsi="Consolas" w:cs="Consolas"/>
+          <w:color w:val="275317" w:themeColor="accent6" w:themeShade="80"/>
+          <w:sz w:val="16"/>
+          <w:szCs w:val="16"/>
+        </w:rPr>
+        <w:t>Y_pred</w:t>
+      </w:r>
+      <w:proofErr w:type="spellEnd"/>
+      <w:r>
+        <w:rPr>
+          <w:rFonts w:ascii="Consolas" w:hAnsi="Consolas" w:cs="Consolas"/>
+          <w:color w:val="275317" w:themeColor="accent6" w:themeShade="80"/>
+          <w:sz w:val="16"/>
+          <w:szCs w:val="16"/>
+        </w:rPr>
+        <w:t xml:space="preserve"> = </w:t>
+      </w:r>
+      <w:proofErr w:type="spellStart"/>
+      <w:proofErr w:type="gramStart"/>
+      <w:r>
+        <w:rPr>
+          <w:rFonts w:ascii="Consolas" w:hAnsi="Consolas" w:cs="Consolas"/>
+          <w:color w:val="275317" w:themeColor="accent6" w:themeShade="80"/>
+          <w:sz w:val="16"/>
+          <w:szCs w:val="16"/>
+        </w:rPr>
+        <w:t>np.clip</w:t>
+      </w:r>
+      <w:proofErr w:type="spellEnd"/>
+      <w:proofErr w:type="gramEnd"/>
+      <w:r>
+        <w:rPr>
+          <w:rFonts w:ascii="Consolas" w:hAnsi="Consolas" w:cs="Consolas"/>
+          <w:color w:val="275317" w:themeColor="accent6" w:themeShade="80"/>
+          <w:sz w:val="16"/>
+          <w:szCs w:val="16"/>
+        </w:rPr>
+        <w:t>(</w:t>
+      </w:r>
+      <w:proofErr w:type="spellStart"/>
+      <w:r>
+        <w:rPr>
+          <w:rFonts w:ascii="Consolas" w:hAnsi="Consolas" w:cs="Consolas"/>
+          <w:color w:val="275317" w:themeColor="accent6" w:themeShade="80"/>
+          <w:sz w:val="16"/>
+          <w:szCs w:val="16"/>
+        </w:rPr>
+        <w:t>Y_pred</w:t>
+      </w:r>
+      <w:proofErr w:type="spellEnd"/>
+      <w:r>
+        <w:rPr>
+          <w:rFonts w:ascii="Consolas" w:hAnsi="Consolas" w:cs="Consolas"/>
+          <w:color w:val="275317" w:themeColor="accent6" w:themeShade="80"/>
+          <w:sz w:val="16"/>
+          <w:szCs w:val="16"/>
+        </w:rPr>
+        <w:t>, epsilon, 1 - epsilon)</w:t>
       </w:r>
     </w:p>
     <w:p>
@@ -3401,7 +4211,109 @@
           <w:sz w:val="16"/>
           <w:szCs w:val="16"/>
         </w:rPr>
-        <w:t>return -np.mean(Y_true * np.log(Y_pred) + (1 - Y_true) * np.log(1 - Y_pred))</w:t>
+        <w:t>return -</w:t>
+      </w:r>
+      <w:proofErr w:type="spellStart"/>
+      <w:proofErr w:type="gramStart"/>
+      <w:r>
+        <w:rPr>
+          <w:rFonts w:ascii="Consolas" w:hAnsi="Consolas" w:cs="Consolas"/>
+          <w:color w:val="275317" w:themeColor="accent6" w:themeShade="80"/>
+          <w:sz w:val="16"/>
+          <w:szCs w:val="16"/>
+        </w:rPr>
+        <w:t>np.mean</w:t>
+      </w:r>
+      <w:proofErr w:type="spellEnd"/>
+      <w:proofErr w:type="gramEnd"/>
+      <w:r>
+        <w:rPr>
+          <w:rFonts w:ascii="Consolas" w:hAnsi="Consolas" w:cs="Consolas"/>
+          <w:color w:val="275317" w:themeColor="accent6" w:themeShade="80"/>
+          <w:sz w:val="16"/>
+          <w:szCs w:val="16"/>
+        </w:rPr>
+        <w:t>(</w:t>
+      </w:r>
+      <w:proofErr w:type="spellStart"/>
+      <w:r>
+        <w:rPr>
+          <w:rFonts w:ascii="Consolas" w:hAnsi="Consolas" w:cs="Consolas"/>
+          <w:color w:val="275317" w:themeColor="accent6" w:themeShade="80"/>
+          <w:sz w:val="16"/>
+          <w:szCs w:val="16"/>
+        </w:rPr>
+        <w:t>Y_true</w:t>
+      </w:r>
+      <w:proofErr w:type="spellEnd"/>
+      <w:r>
+        <w:rPr>
+          <w:rFonts w:ascii="Consolas" w:hAnsi="Consolas" w:cs="Consolas"/>
+          <w:color w:val="275317" w:themeColor="accent6" w:themeShade="80"/>
+          <w:sz w:val="16"/>
+          <w:szCs w:val="16"/>
+        </w:rPr>
+        <w:t xml:space="preserve"> * np.log(</w:t>
+      </w:r>
+      <w:proofErr w:type="spellStart"/>
+      <w:r>
+        <w:rPr>
+          <w:rFonts w:ascii="Consolas" w:hAnsi="Consolas" w:cs="Consolas"/>
+          <w:color w:val="275317" w:themeColor="accent6" w:themeShade="80"/>
+          <w:sz w:val="16"/>
+          <w:szCs w:val="16"/>
+        </w:rPr>
+        <w:t>Y_pred</w:t>
+      </w:r>
+      <w:proofErr w:type="spellEnd"/>
+      <w:r>
+        <w:rPr>
+          <w:rFonts w:ascii="Consolas" w:hAnsi="Consolas" w:cs="Consolas"/>
+          <w:color w:val="275317" w:themeColor="accent6" w:themeShade="80"/>
+          <w:sz w:val="16"/>
+          <w:szCs w:val="16"/>
+        </w:rPr>
+        <w:t xml:space="preserve">) + (1 - </w:t>
+      </w:r>
+      <w:proofErr w:type="spellStart"/>
+      <w:r>
+        <w:rPr>
+          <w:rFonts w:ascii="Consolas" w:hAnsi="Consolas" w:cs="Consolas"/>
+          <w:color w:val="275317" w:themeColor="accent6" w:themeShade="80"/>
+          <w:sz w:val="16"/>
+          <w:szCs w:val="16"/>
+        </w:rPr>
+        <w:t>Y_true</w:t>
+      </w:r>
+      <w:proofErr w:type="spellEnd"/>
+      <w:r>
+        <w:rPr>
+          <w:rFonts w:ascii="Consolas" w:hAnsi="Consolas" w:cs="Consolas"/>
+          <w:color w:val="275317" w:themeColor="accent6" w:themeShade="80"/>
+          <w:sz w:val="16"/>
+          <w:szCs w:val="16"/>
+        </w:rPr>
+        <w:t xml:space="preserve">) * np.log(1 - </w:t>
+      </w:r>
+      <w:proofErr w:type="spellStart"/>
+      <w:r>
+        <w:rPr>
+          <w:rFonts w:ascii="Consolas" w:hAnsi="Consolas" w:cs="Consolas"/>
+          <w:color w:val="275317" w:themeColor="accent6" w:themeShade="80"/>
+          <w:sz w:val="16"/>
+          <w:szCs w:val="16"/>
+        </w:rPr>
+        <w:t>Y_pred</w:t>
+      </w:r>
+      <w:proofErr w:type="spellEnd"/>
+      <w:r>
+        <w:rPr>
+          <w:rFonts w:ascii="Consolas" w:hAnsi="Consolas" w:cs="Consolas"/>
+          <w:color w:val="275317" w:themeColor="accent6" w:themeShade="80"/>
+          <w:sz w:val="16"/>
+          <w:szCs w:val="16"/>
+        </w:rPr>
+        <w:t>))</w:t>
       </w:r>
     </w:p>
     <w:p>
@@ -3484,127 +4396,29 @@
           <w:sz w:val="16"/>
           <w:szCs w:val="16"/>
         </w:rPr>
-        <w:t xml:space="preserve">    h = np.maximum(0, X_train.dot(W1) + b1) </w:t>
-      </w:r>
-    </w:p>
-    <w:p>
-      <w:pPr>
-        <w:spacing w:line="240" w:lineRule="auto"/>
-        <w:rPr>
-          <w:rFonts w:ascii="Consolas" w:hAnsi="Consolas" w:cs="Consolas"/>
-          <w:color w:val="275317" w:themeColor="accent6" w:themeShade="80"/>
-          <w:sz w:val="16"/>
-          <w:szCs w:val="16"/>
-        </w:rPr>
-      </w:pPr>
-      <w:r>
-        <w:rPr>
-          <w:rFonts w:ascii="Consolas" w:hAnsi="Consolas" w:cs="Consolas"/>
-          <w:color w:val="275317" w:themeColor="accent6" w:themeShade="80"/>
-          <w:sz w:val="16"/>
-          <w:szCs w:val="16"/>
-        </w:rPr>
-        <w:t xml:space="preserve">    y_pred = sigmoid(h.dot(W2) + b2)</w:t>
-      </w:r>
-    </w:p>
-    <w:p>
-      <w:pPr>
-        <w:spacing w:line="240" w:lineRule="auto"/>
-        <w:rPr>
-          <w:rFonts w:ascii="Consolas" w:hAnsi="Consolas" w:cs="Consolas"/>
-          <w:color w:val="275317" w:themeColor="accent6" w:themeShade="80"/>
-          <w:sz w:val="16"/>
-          <w:szCs w:val="16"/>
-        </w:rPr>
-      </w:pPr>
-      <w:r>
-        <w:rPr>
-          <w:rFonts w:ascii="Consolas" w:hAnsi="Consolas" w:cs="Consolas"/>
-          <w:color w:val="275317" w:themeColor="accent6" w:themeShade="80"/>
-          <w:sz w:val="16"/>
-          <w:szCs w:val="16"/>
-        </w:rPr>
-        <w:t xml:space="preserve">    dy = y_pred - Y_train </w:t>
-      </w:r>
-    </w:p>
-    <w:p>
-      <w:pPr>
-        <w:spacing w:line="240" w:lineRule="auto"/>
-        <w:rPr>
-          <w:rFonts w:ascii="Consolas" w:hAnsi="Consolas" w:cs="Consolas"/>
-          <w:color w:val="275317" w:themeColor="accent6" w:themeShade="80"/>
-          <w:sz w:val="16"/>
-          <w:szCs w:val="16"/>
-        </w:rPr>
-      </w:pPr>
-      <w:r>
-        <w:rPr>
-          <w:rFonts w:ascii="Consolas" w:hAnsi="Consolas" w:cs="Consolas"/>
-          <w:color w:val="275317" w:themeColor="accent6" w:themeShade="80"/>
-          <w:sz w:val="16"/>
-          <w:szCs w:val="16"/>
-        </w:rPr>
-        <w:t xml:space="preserve">    dW2 = h.T.dot(dy) / n</w:t>
-      </w:r>
-    </w:p>
-    <w:p>
-      <w:pPr>
-        <w:spacing w:line="240" w:lineRule="auto"/>
-        <w:rPr>
-          <w:rFonts w:ascii="Consolas" w:hAnsi="Consolas" w:cs="Consolas"/>
-          <w:color w:val="275317" w:themeColor="accent6" w:themeShade="80"/>
-          <w:sz w:val="16"/>
-          <w:szCs w:val="16"/>
-        </w:rPr>
-      </w:pPr>
-      <w:r>
-        <w:rPr>
-          <w:rFonts w:ascii="Consolas" w:hAnsi="Consolas" w:cs="Consolas"/>
-          <w:color w:val="275317" w:themeColor="accent6" w:themeShade="80"/>
-          <w:sz w:val="16"/>
-          <w:szCs w:val="16"/>
-        </w:rPr>
-        <w:t xml:space="preserve">    db2 = np.sum(dy, axis=0, keepdims=True) / n</w:t>
-      </w:r>
-    </w:p>
-    <w:p>
-      <w:pPr>
-        <w:spacing w:line="240" w:lineRule="auto"/>
-        <w:rPr>
-          <w:rFonts w:ascii="Consolas" w:hAnsi="Consolas" w:cs="Consolas"/>
-          <w:color w:val="275317" w:themeColor="accent6" w:themeShade="80"/>
-          <w:sz w:val="16"/>
-          <w:szCs w:val="16"/>
-        </w:rPr>
-      </w:pPr>
-      <w:r>
-        <w:rPr>
-          <w:rFonts w:ascii="Consolas" w:hAnsi="Consolas" w:cs="Consolas"/>
-          <w:color w:val="275317" w:themeColor="accent6" w:themeShade="80"/>
-          <w:sz w:val="16"/>
-          <w:szCs w:val="16"/>
-        </w:rPr>
-        <w:t xml:space="preserve">    mat1 = np.heaviside(h, 0) </w:t>
-      </w:r>
-    </w:p>
-    <w:p>
-      <w:pPr>
-        <w:spacing w:line="240" w:lineRule="auto"/>
-        <w:rPr>
-          <w:rFonts w:ascii="Consolas" w:hAnsi="Consolas" w:cs="Consolas"/>
-          <w:color w:val="275317" w:themeColor="accent6" w:themeShade="80"/>
-          <w:sz w:val="16"/>
-          <w:szCs w:val="16"/>
-        </w:rPr>
-      </w:pPr>
-      <w:r>
-        <w:rPr>
-          <w:rFonts w:ascii="Consolas" w:hAnsi="Consolas" w:cs="Consolas"/>
-          <w:color w:val="275317" w:themeColor="accent6" w:themeShade="80"/>
-          <w:sz w:val="16"/>
-          <w:szCs w:val="16"/>
-        </w:rPr>
-        <w:t xml:space="preserve">    dh = dy.dot(W2.T)</w:t>
+        <w:t xml:space="preserve">    h = </w:t>
+      </w:r>
+      <w:proofErr w:type="spellStart"/>
+      <w:proofErr w:type="gramStart"/>
+      <w:r>
+        <w:rPr>
+          <w:rFonts w:ascii="Consolas" w:hAnsi="Consolas" w:cs="Consolas"/>
+          <w:color w:val="275317" w:themeColor="accent6" w:themeShade="80"/>
+          <w:sz w:val="16"/>
+          <w:szCs w:val="16"/>
+        </w:rPr>
+        <w:t>np.maximum</w:t>
+      </w:r>
+      <w:proofErr w:type="spellEnd"/>
+      <w:proofErr w:type="gramEnd"/>
+      <w:r>
+        <w:rPr>
+          <w:rFonts w:ascii="Consolas" w:hAnsi="Consolas" w:cs="Consolas"/>
+          <w:color w:val="275317" w:themeColor="accent6" w:themeShade="80"/>
+          <w:sz w:val="16"/>
+          <w:szCs w:val="16"/>
+        </w:rPr>
+        <w:t xml:space="preserve">(0, X_train.dot(W1) + b1) </w:t>
       </w:r>
     </w:p>
     <w:p>
@@ -3626,45 +4440,25 @@
         </w:rPr>
         <w:t xml:space="preserve">    </w:t>
       </w:r>
-    </w:p>
-    <w:p>
-      <w:pPr>
-        <w:spacing w:line="240" w:lineRule="auto"/>
-        <w:rPr>
-          <w:rFonts w:ascii="Consolas" w:hAnsi="Consolas" w:cs="Consolas"/>
-          <w:color w:val="275317" w:themeColor="accent6" w:themeShade="80"/>
-          <w:sz w:val="16"/>
-          <w:szCs w:val="16"/>
-        </w:rPr>
-      </w:pPr>
-      <w:r>
-        <w:rPr>
-          <w:rFonts w:ascii="Consolas" w:hAnsi="Consolas" w:cs="Consolas"/>
-          <w:color w:val="275317" w:themeColor="accent6" w:themeShade="80"/>
-          <w:sz w:val="16"/>
-          <w:szCs w:val="16"/>
-        </w:rPr>
-        <w:t xml:space="preserve">    dW1 = X_train.T.dot(dh * mat1) / n</w:t>
-      </w:r>
-    </w:p>
-    <w:p>
-      <w:pPr>
-        <w:spacing w:line="240" w:lineRule="auto"/>
-        <w:rPr>
-          <w:rFonts w:ascii="Consolas" w:hAnsi="Consolas" w:cs="Consolas"/>
-          <w:color w:val="275317" w:themeColor="accent6" w:themeShade="80"/>
-          <w:sz w:val="16"/>
-          <w:szCs w:val="16"/>
-        </w:rPr>
-      </w:pPr>
-      <w:r>
-        <w:rPr>
-          <w:rFonts w:ascii="Consolas" w:hAnsi="Consolas" w:cs="Consolas"/>
-          <w:color w:val="275317" w:themeColor="accent6" w:themeShade="80"/>
-          <w:sz w:val="16"/>
-          <w:szCs w:val="16"/>
-        </w:rPr>
-        <w:t xml:space="preserve">    db1 = np.sum(dh * mat1, axis=0, keepdims=True) / n</w:t>
+      <w:proofErr w:type="spellStart"/>
+      <w:r>
+        <w:rPr>
+          <w:rFonts w:ascii="Consolas" w:hAnsi="Consolas" w:cs="Consolas"/>
+          <w:color w:val="275317" w:themeColor="accent6" w:themeShade="80"/>
+          <w:sz w:val="16"/>
+          <w:szCs w:val="16"/>
+        </w:rPr>
+        <w:t>y_pred</w:t>
+      </w:r>
+      <w:proofErr w:type="spellEnd"/>
+      <w:r>
+        <w:rPr>
+          <w:rFonts w:ascii="Consolas" w:hAnsi="Consolas" w:cs="Consolas"/>
+          <w:color w:val="275317" w:themeColor="accent6" w:themeShade="80"/>
+          <w:sz w:val="16"/>
+          <w:szCs w:val="16"/>
+        </w:rPr>
+        <w:t xml:space="preserve"> = sigmoid(h.dot(W2) + b2)</w:t>
       </w:r>
     </w:p>
     <w:p>
@@ -3686,6 +4480,421 @@
         </w:rPr>
         <w:t xml:space="preserve">    </w:t>
       </w:r>
+      <w:proofErr w:type="spellStart"/>
+      <w:r>
+        <w:rPr>
+          <w:rFonts w:ascii="Consolas" w:hAnsi="Consolas" w:cs="Consolas"/>
+          <w:color w:val="275317" w:themeColor="accent6" w:themeShade="80"/>
+          <w:sz w:val="16"/>
+          <w:szCs w:val="16"/>
+        </w:rPr>
+        <w:t>dy</w:t>
+      </w:r>
+      <w:proofErr w:type="spellEnd"/>
+      <w:r>
+        <w:rPr>
+          <w:rFonts w:ascii="Consolas" w:hAnsi="Consolas" w:cs="Consolas"/>
+          <w:color w:val="275317" w:themeColor="accent6" w:themeShade="80"/>
+          <w:sz w:val="16"/>
+          <w:szCs w:val="16"/>
+        </w:rPr>
+        <w:t xml:space="preserve"> = </w:t>
+      </w:r>
+      <w:proofErr w:type="spellStart"/>
+      <w:r>
+        <w:rPr>
+          <w:rFonts w:ascii="Consolas" w:hAnsi="Consolas" w:cs="Consolas"/>
+          <w:color w:val="275317" w:themeColor="accent6" w:themeShade="80"/>
+          <w:sz w:val="16"/>
+          <w:szCs w:val="16"/>
+        </w:rPr>
+        <w:t>y_pred</w:t>
+      </w:r>
+      <w:proofErr w:type="spellEnd"/>
+      <w:r>
+        <w:rPr>
+          <w:rFonts w:ascii="Consolas" w:hAnsi="Consolas" w:cs="Consolas"/>
+          <w:color w:val="275317" w:themeColor="accent6" w:themeShade="80"/>
+          <w:sz w:val="16"/>
+          <w:szCs w:val="16"/>
+        </w:rPr>
+        <w:t xml:space="preserve"> - </w:t>
+      </w:r>
+      <w:proofErr w:type="spellStart"/>
+      <w:r>
+        <w:rPr>
+          <w:rFonts w:ascii="Consolas" w:hAnsi="Consolas" w:cs="Consolas"/>
+          <w:color w:val="275317" w:themeColor="accent6" w:themeShade="80"/>
+          <w:sz w:val="16"/>
+          <w:szCs w:val="16"/>
+        </w:rPr>
+        <w:t>Y_train</w:t>
+      </w:r>
+      <w:proofErr w:type="spellEnd"/>
+      <w:r>
+        <w:rPr>
+          <w:rFonts w:ascii="Consolas" w:hAnsi="Consolas" w:cs="Consolas"/>
+          <w:color w:val="275317" w:themeColor="accent6" w:themeShade="80"/>
+          <w:sz w:val="16"/>
+          <w:szCs w:val="16"/>
+        </w:rPr>
+        <w:t xml:space="preserve"> </w:t>
+      </w:r>
+    </w:p>
+    <w:p>
+      <w:pPr>
+        <w:spacing w:line="240" w:lineRule="auto"/>
+        <w:rPr>
+          <w:rFonts w:ascii="Consolas" w:hAnsi="Consolas" w:cs="Consolas"/>
+          <w:color w:val="275317" w:themeColor="accent6" w:themeShade="80"/>
+          <w:sz w:val="16"/>
+          <w:szCs w:val="16"/>
+        </w:rPr>
+      </w:pPr>
+      <w:r>
+        <w:rPr>
+          <w:rFonts w:ascii="Consolas" w:hAnsi="Consolas" w:cs="Consolas"/>
+          <w:color w:val="275317" w:themeColor="accent6" w:themeShade="80"/>
+          <w:sz w:val="16"/>
+          <w:szCs w:val="16"/>
+        </w:rPr>
+        <w:t xml:space="preserve">    dW2 = h.T.dot(</w:t>
+      </w:r>
+      <w:proofErr w:type="spellStart"/>
+      <w:r>
+        <w:rPr>
+          <w:rFonts w:ascii="Consolas" w:hAnsi="Consolas" w:cs="Consolas"/>
+          <w:color w:val="275317" w:themeColor="accent6" w:themeShade="80"/>
+          <w:sz w:val="16"/>
+          <w:szCs w:val="16"/>
+        </w:rPr>
+        <w:t>dy</w:t>
+      </w:r>
+      <w:proofErr w:type="spellEnd"/>
+      <w:r>
+        <w:rPr>
+          <w:rFonts w:ascii="Consolas" w:hAnsi="Consolas" w:cs="Consolas"/>
+          <w:color w:val="275317" w:themeColor="accent6" w:themeShade="80"/>
+          <w:sz w:val="16"/>
+          <w:szCs w:val="16"/>
+        </w:rPr>
+        <w:t>) / n</w:t>
+      </w:r>
+    </w:p>
+    <w:p>
+      <w:pPr>
+        <w:spacing w:line="240" w:lineRule="auto"/>
+        <w:rPr>
+          <w:rFonts w:ascii="Consolas" w:hAnsi="Consolas" w:cs="Consolas"/>
+          <w:color w:val="275317" w:themeColor="accent6" w:themeShade="80"/>
+          <w:sz w:val="16"/>
+          <w:szCs w:val="16"/>
+        </w:rPr>
+      </w:pPr>
+      <w:r>
+        <w:rPr>
+          <w:rFonts w:ascii="Consolas" w:hAnsi="Consolas" w:cs="Consolas"/>
+          <w:color w:val="275317" w:themeColor="accent6" w:themeShade="80"/>
+          <w:sz w:val="16"/>
+          <w:szCs w:val="16"/>
+        </w:rPr>
+        <w:t xml:space="preserve">    db2 = </w:t>
+      </w:r>
+      <w:proofErr w:type="spellStart"/>
+      <w:proofErr w:type="gramStart"/>
+      <w:r>
+        <w:rPr>
+          <w:rFonts w:ascii="Consolas" w:hAnsi="Consolas" w:cs="Consolas"/>
+          <w:color w:val="275317" w:themeColor="accent6" w:themeShade="80"/>
+          <w:sz w:val="16"/>
+          <w:szCs w:val="16"/>
+        </w:rPr>
+        <w:t>np.sum</w:t>
+      </w:r>
+      <w:proofErr w:type="spellEnd"/>
+      <w:r>
+        <w:rPr>
+          <w:rFonts w:ascii="Consolas" w:hAnsi="Consolas" w:cs="Consolas"/>
+          <w:color w:val="275317" w:themeColor="accent6" w:themeShade="80"/>
+          <w:sz w:val="16"/>
+          <w:szCs w:val="16"/>
+        </w:rPr>
+        <w:t>(</w:t>
+      </w:r>
+      <w:proofErr w:type="spellStart"/>
+      <w:proofErr w:type="gramEnd"/>
+      <w:r>
+        <w:rPr>
+          <w:rFonts w:ascii="Consolas" w:hAnsi="Consolas" w:cs="Consolas"/>
+          <w:color w:val="275317" w:themeColor="accent6" w:themeShade="80"/>
+          <w:sz w:val="16"/>
+          <w:szCs w:val="16"/>
+        </w:rPr>
+        <w:t>dy</w:t>
+      </w:r>
+      <w:proofErr w:type="spellEnd"/>
+      <w:r>
+        <w:rPr>
+          <w:rFonts w:ascii="Consolas" w:hAnsi="Consolas" w:cs="Consolas"/>
+          <w:color w:val="275317" w:themeColor="accent6" w:themeShade="80"/>
+          <w:sz w:val="16"/>
+          <w:szCs w:val="16"/>
+        </w:rPr>
+        <w:t xml:space="preserve">, axis=0, </w:t>
+      </w:r>
+      <w:proofErr w:type="spellStart"/>
+      <w:r>
+        <w:rPr>
+          <w:rFonts w:ascii="Consolas" w:hAnsi="Consolas" w:cs="Consolas"/>
+          <w:color w:val="275317" w:themeColor="accent6" w:themeShade="80"/>
+          <w:sz w:val="16"/>
+          <w:szCs w:val="16"/>
+        </w:rPr>
+        <w:t>keepdims</w:t>
+      </w:r>
+      <w:proofErr w:type="spellEnd"/>
+      <w:r>
+        <w:rPr>
+          <w:rFonts w:ascii="Consolas" w:hAnsi="Consolas" w:cs="Consolas"/>
+          <w:color w:val="275317" w:themeColor="accent6" w:themeShade="80"/>
+          <w:sz w:val="16"/>
+          <w:szCs w:val="16"/>
+        </w:rPr>
+        <w:t>=True) / n</w:t>
+      </w:r>
+    </w:p>
+    <w:p>
+      <w:pPr>
+        <w:spacing w:line="240" w:lineRule="auto"/>
+        <w:rPr>
+          <w:rFonts w:ascii="Consolas" w:hAnsi="Consolas" w:cs="Consolas"/>
+          <w:color w:val="275317" w:themeColor="accent6" w:themeShade="80"/>
+          <w:sz w:val="16"/>
+          <w:szCs w:val="16"/>
+        </w:rPr>
+      </w:pPr>
+      <w:r>
+        <w:rPr>
+          <w:rFonts w:ascii="Consolas" w:hAnsi="Consolas" w:cs="Consolas"/>
+          <w:color w:val="275317" w:themeColor="accent6" w:themeShade="80"/>
+          <w:sz w:val="16"/>
+          <w:szCs w:val="16"/>
+        </w:rPr>
+        <w:t xml:space="preserve">    mat1 = </w:t>
+      </w:r>
+      <w:proofErr w:type="spellStart"/>
+      <w:proofErr w:type="gramStart"/>
+      <w:r>
+        <w:rPr>
+          <w:rFonts w:ascii="Consolas" w:hAnsi="Consolas" w:cs="Consolas"/>
+          <w:color w:val="275317" w:themeColor="accent6" w:themeShade="80"/>
+          <w:sz w:val="16"/>
+          <w:szCs w:val="16"/>
+        </w:rPr>
+        <w:t>np.heaviside</w:t>
+      </w:r>
+      <w:proofErr w:type="spellEnd"/>
+      <w:proofErr w:type="gramEnd"/>
+      <w:r>
+        <w:rPr>
+          <w:rFonts w:ascii="Consolas" w:hAnsi="Consolas" w:cs="Consolas"/>
+          <w:color w:val="275317" w:themeColor="accent6" w:themeShade="80"/>
+          <w:sz w:val="16"/>
+          <w:szCs w:val="16"/>
+        </w:rPr>
+        <w:t xml:space="preserve">(h, 0) </w:t>
+      </w:r>
+    </w:p>
+    <w:p>
+      <w:pPr>
+        <w:spacing w:line="240" w:lineRule="auto"/>
+        <w:rPr>
+          <w:rFonts w:ascii="Consolas" w:hAnsi="Consolas" w:cs="Consolas"/>
+          <w:color w:val="275317" w:themeColor="accent6" w:themeShade="80"/>
+          <w:sz w:val="16"/>
+          <w:szCs w:val="16"/>
+        </w:rPr>
+      </w:pPr>
+      <w:r>
+        <w:rPr>
+          <w:rFonts w:ascii="Consolas" w:hAnsi="Consolas" w:cs="Consolas"/>
+          <w:color w:val="275317" w:themeColor="accent6" w:themeShade="80"/>
+          <w:sz w:val="16"/>
+          <w:szCs w:val="16"/>
+        </w:rPr>
+        <w:t xml:space="preserve">    dh = </w:t>
+      </w:r>
+      <w:proofErr w:type="gramStart"/>
+      <w:r>
+        <w:rPr>
+          <w:rFonts w:ascii="Consolas" w:hAnsi="Consolas" w:cs="Consolas"/>
+          <w:color w:val="275317" w:themeColor="accent6" w:themeShade="80"/>
+          <w:sz w:val="16"/>
+          <w:szCs w:val="16"/>
+        </w:rPr>
+        <w:t>dy.dot(</w:t>
+      </w:r>
+      <w:proofErr w:type="gramEnd"/>
+      <w:r>
+        <w:rPr>
+          <w:rFonts w:ascii="Consolas" w:hAnsi="Consolas" w:cs="Consolas"/>
+          <w:color w:val="275317" w:themeColor="accent6" w:themeShade="80"/>
+          <w:sz w:val="16"/>
+          <w:szCs w:val="16"/>
+        </w:rPr>
+        <w:t>W2.T)</w:t>
+      </w:r>
+    </w:p>
+    <w:p>
+      <w:pPr>
+        <w:spacing w:line="240" w:lineRule="auto"/>
+        <w:rPr>
+          <w:rFonts w:ascii="Consolas" w:hAnsi="Consolas" w:cs="Consolas"/>
+          <w:color w:val="275317" w:themeColor="accent6" w:themeShade="80"/>
+          <w:sz w:val="16"/>
+          <w:szCs w:val="16"/>
+        </w:rPr>
+      </w:pPr>
+      <w:r>
+        <w:rPr>
+          <w:rFonts w:ascii="Consolas" w:hAnsi="Consolas" w:cs="Consolas"/>
+          <w:color w:val="275317" w:themeColor="accent6" w:themeShade="80"/>
+          <w:sz w:val="16"/>
+          <w:szCs w:val="16"/>
+        </w:rPr>
+        <w:t xml:space="preserve">    </w:t>
+      </w:r>
+    </w:p>
+    <w:p>
+      <w:pPr>
+        <w:spacing w:line="240" w:lineRule="auto"/>
+        <w:rPr>
+          <w:rFonts w:ascii="Consolas" w:hAnsi="Consolas" w:cs="Consolas"/>
+          <w:color w:val="275317" w:themeColor="accent6" w:themeShade="80"/>
+          <w:sz w:val="16"/>
+          <w:szCs w:val="16"/>
+        </w:rPr>
+      </w:pPr>
+      <w:r>
+        <w:rPr>
+          <w:rFonts w:ascii="Consolas" w:hAnsi="Consolas" w:cs="Consolas"/>
+          <w:color w:val="275317" w:themeColor="accent6" w:themeShade="80"/>
+          <w:sz w:val="16"/>
+          <w:szCs w:val="16"/>
+        </w:rPr>
+        <w:t xml:space="preserve">    dW1 = </w:t>
+      </w:r>
+      <w:proofErr w:type="gramStart"/>
+      <w:r>
+        <w:rPr>
+          <w:rFonts w:ascii="Consolas" w:hAnsi="Consolas" w:cs="Consolas"/>
+          <w:color w:val="275317" w:themeColor="accent6" w:themeShade="80"/>
+          <w:sz w:val="16"/>
+          <w:szCs w:val="16"/>
+        </w:rPr>
+        <w:t>X_train.T.dot(</w:t>
+      </w:r>
+      <w:proofErr w:type="gramEnd"/>
+      <w:r>
+        <w:rPr>
+          <w:rFonts w:ascii="Consolas" w:hAnsi="Consolas" w:cs="Consolas"/>
+          <w:color w:val="275317" w:themeColor="accent6" w:themeShade="80"/>
+          <w:sz w:val="16"/>
+          <w:szCs w:val="16"/>
+        </w:rPr>
+        <w:t>dh * mat1) / n</w:t>
+      </w:r>
+    </w:p>
+    <w:p>
+      <w:pPr>
+        <w:spacing w:line="240" w:lineRule="auto"/>
+        <w:rPr>
+          <w:rFonts w:ascii="Consolas" w:hAnsi="Consolas" w:cs="Consolas"/>
+          <w:color w:val="275317" w:themeColor="accent6" w:themeShade="80"/>
+          <w:sz w:val="16"/>
+          <w:szCs w:val="16"/>
+        </w:rPr>
+      </w:pPr>
+      <w:r>
+        <w:rPr>
+          <w:rFonts w:ascii="Consolas" w:hAnsi="Consolas" w:cs="Consolas"/>
+          <w:color w:val="275317" w:themeColor="accent6" w:themeShade="80"/>
+          <w:sz w:val="16"/>
+          <w:szCs w:val="16"/>
+        </w:rPr>
+        <w:t xml:space="preserve">    db1 = </w:t>
+      </w:r>
+      <w:proofErr w:type="spellStart"/>
+      <w:proofErr w:type="gramStart"/>
+      <w:r>
+        <w:rPr>
+          <w:rFonts w:ascii="Consolas" w:hAnsi="Consolas" w:cs="Consolas"/>
+          <w:color w:val="275317" w:themeColor="accent6" w:themeShade="80"/>
+          <w:sz w:val="16"/>
+          <w:szCs w:val="16"/>
+        </w:rPr>
+        <w:t>np.sum</w:t>
+      </w:r>
+      <w:proofErr w:type="spellEnd"/>
+      <w:r>
+        <w:rPr>
+          <w:rFonts w:ascii="Consolas" w:hAnsi="Consolas" w:cs="Consolas"/>
+          <w:color w:val="275317" w:themeColor="accent6" w:themeShade="80"/>
+          <w:sz w:val="16"/>
+          <w:szCs w:val="16"/>
+        </w:rPr>
+        <w:t>(</w:t>
+      </w:r>
+      <w:proofErr w:type="gramEnd"/>
+      <w:r>
+        <w:rPr>
+          <w:rFonts w:ascii="Consolas" w:hAnsi="Consolas" w:cs="Consolas"/>
+          <w:color w:val="275317" w:themeColor="accent6" w:themeShade="80"/>
+          <w:sz w:val="16"/>
+          <w:szCs w:val="16"/>
+        </w:rPr>
+        <w:t xml:space="preserve">dh * mat1, axis=0, </w:t>
+      </w:r>
+      <w:proofErr w:type="spellStart"/>
+      <w:r>
+        <w:rPr>
+          <w:rFonts w:ascii="Consolas" w:hAnsi="Consolas" w:cs="Consolas"/>
+          <w:color w:val="275317" w:themeColor="accent6" w:themeShade="80"/>
+          <w:sz w:val="16"/>
+          <w:szCs w:val="16"/>
+        </w:rPr>
+        <w:t>keepdims</w:t>
+      </w:r>
+      <w:proofErr w:type="spellEnd"/>
+      <w:r>
+        <w:rPr>
+          <w:rFonts w:ascii="Consolas" w:hAnsi="Consolas" w:cs="Consolas"/>
+          <w:color w:val="275317" w:themeColor="accent6" w:themeShade="80"/>
+          <w:sz w:val="16"/>
+          <w:szCs w:val="16"/>
+        </w:rPr>
+        <w:t>=True) / n</w:t>
+      </w:r>
+    </w:p>
+    <w:p>
+      <w:pPr>
+        <w:spacing w:line="240" w:lineRule="auto"/>
+        <w:rPr>
+          <w:rFonts w:ascii="Consolas" w:hAnsi="Consolas" w:cs="Consolas"/>
+          <w:color w:val="275317" w:themeColor="accent6" w:themeShade="80"/>
+          <w:sz w:val="16"/>
+          <w:szCs w:val="16"/>
+        </w:rPr>
+      </w:pPr>
+      <w:r>
+        <w:rPr>
+          <w:rFonts w:ascii="Consolas" w:hAnsi="Consolas" w:cs="Consolas"/>
+          <w:color w:val="275317" w:themeColor="accent6" w:themeShade="80"/>
+          <w:sz w:val="16"/>
+          <w:szCs w:val="16"/>
+        </w:rPr>
+        <w:t xml:space="preserve">    </w:t>
+      </w:r>
     </w:p>
     <w:p>
       <w:pPr>
@@ -3815,27 +5024,100 @@
           <w:sz w:val="16"/>
           <w:szCs w:val="16"/>
         </w:rPr>
-        <w:t xml:space="preserve">        e = compute_bce_loss(Y_train, y_pred)</w:t>
-      </w:r>
-    </w:p>
-    <w:p>
-      <w:pPr>
-        <w:spacing w:line="240" w:lineRule="auto"/>
-        <w:rPr>
-          <w:rFonts w:ascii="Consolas" w:hAnsi="Consolas" w:cs="Consolas"/>
-          <w:color w:val="275317" w:themeColor="accent6" w:themeShade="80"/>
-          <w:sz w:val="16"/>
-          <w:szCs w:val="16"/>
-        </w:rPr>
-      </w:pPr>
-      <w:r>
-        <w:rPr>
-          <w:rFonts w:ascii="Consolas" w:hAnsi="Consolas" w:cs="Consolas"/>
-          <w:color w:val="275317" w:themeColor="accent6" w:themeShade="80"/>
-          <w:sz w:val="16"/>
-          <w:szCs w:val="16"/>
-        </w:rPr>
-        <w:t xml:space="preserve">        errors.append(e)</w:t>
+        <w:t xml:space="preserve">        e = </w:t>
+      </w:r>
+      <w:proofErr w:type="spellStart"/>
+      <w:r>
+        <w:rPr>
+          <w:rFonts w:ascii="Consolas" w:hAnsi="Consolas" w:cs="Consolas"/>
+          <w:color w:val="275317" w:themeColor="accent6" w:themeShade="80"/>
+          <w:sz w:val="16"/>
+          <w:szCs w:val="16"/>
+        </w:rPr>
+        <w:t>compute_bce_</w:t>
+      </w:r>
+      <w:proofErr w:type="gramStart"/>
+      <w:r>
+        <w:rPr>
+          <w:rFonts w:ascii="Consolas" w:hAnsi="Consolas" w:cs="Consolas"/>
+          <w:color w:val="275317" w:themeColor="accent6" w:themeShade="80"/>
+          <w:sz w:val="16"/>
+          <w:szCs w:val="16"/>
+        </w:rPr>
+        <w:t>loss</w:t>
+      </w:r>
+      <w:proofErr w:type="spellEnd"/>
+      <w:r>
+        <w:rPr>
+          <w:rFonts w:ascii="Consolas" w:hAnsi="Consolas" w:cs="Consolas"/>
+          <w:color w:val="275317" w:themeColor="accent6" w:themeShade="80"/>
+          <w:sz w:val="16"/>
+          <w:szCs w:val="16"/>
+        </w:rPr>
+        <w:t>(</w:t>
+      </w:r>
+      <w:proofErr w:type="spellStart"/>
+      <w:proofErr w:type="gramEnd"/>
+      <w:r>
+        <w:rPr>
+          <w:rFonts w:ascii="Consolas" w:hAnsi="Consolas" w:cs="Consolas"/>
+          <w:color w:val="275317" w:themeColor="accent6" w:themeShade="80"/>
+          <w:sz w:val="16"/>
+          <w:szCs w:val="16"/>
+        </w:rPr>
+        <w:t>Y_train</w:t>
+      </w:r>
+      <w:proofErr w:type="spellEnd"/>
+      <w:r>
+        <w:rPr>
+          <w:rFonts w:ascii="Consolas" w:hAnsi="Consolas" w:cs="Consolas"/>
+          <w:color w:val="275317" w:themeColor="accent6" w:themeShade="80"/>
+          <w:sz w:val="16"/>
+          <w:szCs w:val="16"/>
+        </w:rPr>
+        <w:t>, y_pred)</w:t>
+      </w:r>
+    </w:p>
+    <w:p>
+      <w:pPr>
+        <w:spacing w:line="240" w:lineRule="auto"/>
+        <w:rPr>
+          <w:rFonts w:ascii="Consolas" w:hAnsi="Consolas" w:cs="Consolas"/>
+          <w:color w:val="275317" w:themeColor="accent6" w:themeShade="80"/>
+          <w:sz w:val="16"/>
+          <w:szCs w:val="16"/>
+        </w:rPr>
+      </w:pPr>
+      <w:r>
+        <w:rPr>
+          <w:rFonts w:ascii="Consolas" w:hAnsi="Consolas" w:cs="Consolas"/>
+          <w:color w:val="275317" w:themeColor="accent6" w:themeShade="80"/>
+          <w:sz w:val="16"/>
+          <w:szCs w:val="16"/>
+        </w:rPr>
+        <w:t xml:space="preserve">        </w:t>
+      </w:r>
+      <w:proofErr w:type="spellStart"/>
+      <w:proofErr w:type="gramStart"/>
+      <w:r>
+        <w:rPr>
+          <w:rFonts w:ascii="Consolas" w:hAnsi="Consolas" w:cs="Consolas"/>
+          <w:color w:val="275317" w:themeColor="accent6" w:themeShade="80"/>
+          <w:sz w:val="16"/>
+          <w:szCs w:val="16"/>
+        </w:rPr>
+        <w:t>errors.append</w:t>
+      </w:r>
+      <w:proofErr w:type="spellEnd"/>
+      <w:proofErr w:type="gramEnd"/>
+      <w:r>
+        <w:rPr>
+          <w:rFonts w:ascii="Consolas" w:hAnsi="Consolas" w:cs="Consolas"/>
+          <w:color w:val="275317" w:themeColor="accent6" w:themeShade="80"/>
+          <w:sz w:val="16"/>
+          <w:szCs w:val="16"/>
+        </w:rPr>
+        <w:t>(e)</w:t>
       </w:r>
     </w:p>
     <w:p>
@@ -3876,7 +5158,38 @@
           <w:szCs w:val="16"/>
         </w:rPr>
         <w:lastRenderedPageBreak/>
-        <w:t xml:space="preserve">            print(f"Epoch {epoch:&lt;4} | Loss: {e:.4f}")</w:t>
+        <w:t xml:space="preserve">            </w:t>
+      </w:r>
+      <w:proofErr w:type="gramStart"/>
+      <w:r>
+        <w:rPr>
+          <w:rFonts w:ascii="Consolas" w:hAnsi="Consolas" w:cs="Consolas"/>
+          <w:color w:val="275317" w:themeColor="accent6" w:themeShade="80"/>
+          <w:sz w:val="16"/>
+          <w:szCs w:val="16"/>
+        </w:rPr>
+        <w:t>print(</w:t>
+      </w:r>
+      <w:proofErr w:type="spellStart"/>
+      <w:proofErr w:type="gramEnd"/>
+      <w:r>
+        <w:rPr>
+          <w:rFonts w:ascii="Consolas" w:hAnsi="Consolas" w:cs="Consolas"/>
+          <w:color w:val="275317" w:themeColor="accent6" w:themeShade="80"/>
+          <w:sz w:val="16"/>
+          <w:szCs w:val="16"/>
+        </w:rPr>
+        <w:t>f"Epoch</w:t>
+      </w:r>
+      <w:proofErr w:type="spellEnd"/>
+      <w:r>
+        <w:rPr>
+          <w:rFonts w:ascii="Consolas" w:hAnsi="Consolas" w:cs="Consolas"/>
+          <w:color w:val="275317" w:themeColor="accent6" w:themeShade="80"/>
+          <w:sz w:val="16"/>
+          <w:szCs w:val="16"/>
+        </w:rPr>
+        <w:t xml:space="preserve"> {epoch:&lt;4} | Loss: {e:.4f}")</w:t>
       </w:r>
     </w:p>
     <w:p>
@@ -3937,114 +5250,296 @@
           <w:szCs w:val="16"/>
         </w:rPr>
       </w:pPr>
-      <w:r>
-        <w:rPr>
-          <w:rFonts w:ascii="Consolas" w:hAnsi="Consolas" w:cs="Consolas"/>
-          <w:color w:val="275317" w:themeColor="accent6" w:themeShade="80"/>
-          <w:sz w:val="16"/>
-          <w:szCs w:val="16"/>
-        </w:rPr>
-        <w:t>blr_model &lt;- stan_glm(</w:t>
-      </w:r>
-    </w:p>
-    <w:p>
-      <w:pPr>
-        <w:spacing w:line="240" w:lineRule="auto"/>
-        <w:rPr>
-          <w:rFonts w:ascii="Consolas" w:hAnsi="Consolas" w:cs="Consolas"/>
-          <w:color w:val="275317" w:themeColor="accent6" w:themeShade="80"/>
-          <w:sz w:val="16"/>
-          <w:szCs w:val="16"/>
-        </w:rPr>
-      </w:pPr>
-      <w:r>
-        <w:rPr>
-          <w:rFonts w:ascii="Consolas" w:hAnsi="Consolas" w:cs="Consolas"/>
-          <w:color w:val="275317" w:themeColor="accent6" w:themeShade="80"/>
-          <w:sz w:val="16"/>
-          <w:szCs w:val="16"/>
-        </w:rPr>
-        <w:t xml:space="preserve">  target_label ~ .,          </w:t>
-      </w:r>
-    </w:p>
-    <w:p>
-      <w:pPr>
-        <w:spacing w:line="240" w:lineRule="auto"/>
-        <w:rPr>
-          <w:rFonts w:ascii="Consolas" w:hAnsi="Consolas" w:cs="Consolas"/>
-          <w:color w:val="275317" w:themeColor="accent6" w:themeShade="80"/>
-          <w:sz w:val="16"/>
-          <w:szCs w:val="16"/>
-        </w:rPr>
-      </w:pPr>
-      <w:r>
-        <w:rPr>
-          <w:rFonts w:ascii="Consolas" w:hAnsi="Consolas" w:cs="Consolas"/>
-          <w:color w:val="275317" w:themeColor="accent6" w:themeShade="80"/>
-          <w:sz w:val="16"/>
-          <w:szCs w:val="16"/>
-        </w:rPr>
-        <w:t xml:space="preserve">  data = train_df,</w:t>
-      </w:r>
-    </w:p>
-    <w:p>
-      <w:pPr>
-        <w:spacing w:line="240" w:lineRule="auto"/>
-        <w:rPr>
-          <w:rFonts w:ascii="Consolas" w:hAnsi="Consolas" w:cs="Consolas"/>
-          <w:color w:val="275317" w:themeColor="accent6" w:themeShade="80"/>
-          <w:sz w:val="16"/>
-          <w:szCs w:val="16"/>
-        </w:rPr>
-      </w:pPr>
-      <w:r>
-        <w:rPr>
-          <w:rFonts w:ascii="Consolas" w:hAnsi="Consolas" w:cs="Consolas"/>
-          <w:color w:val="275317" w:themeColor="accent6" w:themeShade="80"/>
-          <w:sz w:val="16"/>
-          <w:szCs w:val="16"/>
-        </w:rPr>
-        <w:t xml:space="preserve">  family = binomial(link = "logit"), </w:t>
-      </w:r>
-    </w:p>
-    <w:p>
-      <w:pPr>
-        <w:spacing w:line="240" w:lineRule="auto"/>
-        <w:rPr>
-          <w:rFonts w:ascii="Consolas" w:hAnsi="Consolas" w:cs="Consolas"/>
-          <w:color w:val="275317" w:themeColor="accent6" w:themeShade="80"/>
-          <w:sz w:val="16"/>
-          <w:szCs w:val="16"/>
-        </w:rPr>
-      </w:pPr>
-      <w:r>
-        <w:rPr>
-          <w:rFonts w:ascii="Consolas" w:hAnsi="Consolas" w:cs="Consolas"/>
-          <w:color w:val="275317" w:themeColor="accent6" w:themeShade="80"/>
-          <w:sz w:val="16"/>
-          <w:szCs w:val="16"/>
-        </w:rPr>
-        <w:t xml:space="preserve">  prior = normal(0, 2.5),          </w:t>
-      </w:r>
-    </w:p>
-    <w:p>
-      <w:pPr>
-        <w:spacing w:line="240" w:lineRule="auto"/>
-        <w:rPr>
-          <w:rFonts w:ascii="Consolas" w:hAnsi="Consolas" w:cs="Consolas"/>
-          <w:color w:val="275317" w:themeColor="accent6" w:themeShade="80"/>
-          <w:sz w:val="16"/>
-          <w:szCs w:val="16"/>
-        </w:rPr>
-      </w:pPr>
-      <w:r>
-        <w:rPr>
-          <w:rFonts w:ascii="Consolas" w:hAnsi="Consolas" w:cs="Consolas"/>
-          <w:color w:val="275317" w:themeColor="accent6" w:themeShade="80"/>
-          <w:sz w:val="16"/>
-          <w:szCs w:val="16"/>
-        </w:rPr>
-        <w:t xml:space="preserve">  prior_intercept = normal(0, 10),   </w:t>
+      <w:proofErr w:type="spellStart"/>
+      <w:r>
+        <w:rPr>
+          <w:rFonts w:ascii="Consolas" w:hAnsi="Consolas" w:cs="Consolas"/>
+          <w:color w:val="275317" w:themeColor="accent6" w:themeShade="80"/>
+          <w:sz w:val="16"/>
+          <w:szCs w:val="16"/>
+        </w:rPr>
+        <w:t>blr_model</w:t>
+      </w:r>
+      <w:proofErr w:type="spellEnd"/>
+      <w:r>
+        <w:rPr>
+          <w:rFonts w:ascii="Consolas" w:hAnsi="Consolas" w:cs="Consolas"/>
+          <w:color w:val="275317" w:themeColor="accent6" w:themeShade="80"/>
+          <w:sz w:val="16"/>
+          <w:szCs w:val="16"/>
+        </w:rPr>
+        <w:t xml:space="preserve"> &lt;- </w:t>
+      </w:r>
+      <w:proofErr w:type="spellStart"/>
+      <w:r>
+        <w:rPr>
+          <w:rFonts w:ascii="Consolas" w:hAnsi="Consolas" w:cs="Consolas"/>
+          <w:color w:val="275317" w:themeColor="accent6" w:themeShade="80"/>
+          <w:sz w:val="16"/>
+          <w:szCs w:val="16"/>
+        </w:rPr>
+        <w:t>stan_</w:t>
+      </w:r>
+      <w:proofErr w:type="gramStart"/>
+      <w:r>
+        <w:rPr>
+          <w:rFonts w:ascii="Consolas" w:hAnsi="Consolas" w:cs="Consolas"/>
+          <w:color w:val="275317" w:themeColor="accent6" w:themeShade="80"/>
+          <w:sz w:val="16"/>
+          <w:szCs w:val="16"/>
+        </w:rPr>
+        <w:t>glm</w:t>
+      </w:r>
+      <w:proofErr w:type="spellEnd"/>
+      <w:r>
+        <w:rPr>
+          <w:rFonts w:ascii="Consolas" w:hAnsi="Consolas" w:cs="Consolas"/>
+          <w:color w:val="275317" w:themeColor="accent6" w:themeShade="80"/>
+          <w:sz w:val="16"/>
+          <w:szCs w:val="16"/>
+        </w:rPr>
+        <w:t>(</w:t>
+      </w:r>
+      <w:proofErr w:type="gramEnd"/>
+    </w:p>
+    <w:p>
+      <w:pPr>
+        <w:spacing w:line="240" w:lineRule="auto"/>
+        <w:rPr>
+          <w:rFonts w:ascii="Consolas" w:hAnsi="Consolas" w:cs="Consolas"/>
+          <w:color w:val="275317" w:themeColor="accent6" w:themeShade="80"/>
+          <w:sz w:val="16"/>
+          <w:szCs w:val="16"/>
+        </w:rPr>
+      </w:pPr>
+      <w:r>
+        <w:rPr>
+          <w:rFonts w:ascii="Consolas" w:hAnsi="Consolas" w:cs="Consolas"/>
+          <w:color w:val="275317" w:themeColor="accent6" w:themeShade="80"/>
+          <w:sz w:val="16"/>
+          <w:szCs w:val="16"/>
+        </w:rPr>
+        <w:t xml:space="preserve">  </w:t>
+      </w:r>
+      <w:proofErr w:type="spellStart"/>
+      <w:r>
+        <w:rPr>
+          <w:rFonts w:ascii="Consolas" w:hAnsi="Consolas" w:cs="Consolas"/>
+          <w:color w:val="275317" w:themeColor="accent6" w:themeShade="80"/>
+          <w:sz w:val="16"/>
+          <w:szCs w:val="16"/>
+        </w:rPr>
+        <w:t>target_label</w:t>
+      </w:r>
+      <w:proofErr w:type="spellEnd"/>
+      <w:r>
+        <w:rPr>
+          <w:rFonts w:ascii="Consolas" w:hAnsi="Consolas" w:cs="Consolas"/>
+          <w:color w:val="275317" w:themeColor="accent6" w:themeShade="80"/>
+          <w:sz w:val="16"/>
+          <w:szCs w:val="16"/>
+        </w:rPr>
+        <w:t xml:space="preserve"> </w:t>
+      </w:r>
+      <w:proofErr w:type="gramStart"/>
+      <w:r>
+        <w:rPr>
+          <w:rFonts w:ascii="Consolas" w:hAnsi="Consolas" w:cs="Consolas"/>
+          <w:color w:val="275317" w:themeColor="accent6" w:themeShade="80"/>
+          <w:sz w:val="16"/>
+          <w:szCs w:val="16"/>
+        </w:rPr>
+        <w:t>~ .</w:t>
+      </w:r>
+      <w:proofErr w:type="gramEnd"/>
+      <w:r>
+        <w:rPr>
+          <w:rFonts w:ascii="Consolas" w:hAnsi="Consolas" w:cs="Consolas"/>
+          <w:color w:val="275317" w:themeColor="accent6" w:themeShade="80"/>
+          <w:sz w:val="16"/>
+          <w:szCs w:val="16"/>
+        </w:rPr>
+        <w:t xml:space="preserve">,          </w:t>
+      </w:r>
+    </w:p>
+    <w:p>
+      <w:pPr>
+        <w:spacing w:line="240" w:lineRule="auto"/>
+        <w:rPr>
+          <w:rFonts w:ascii="Consolas" w:hAnsi="Consolas" w:cs="Consolas"/>
+          <w:color w:val="275317" w:themeColor="accent6" w:themeShade="80"/>
+          <w:sz w:val="16"/>
+          <w:szCs w:val="16"/>
+        </w:rPr>
+      </w:pPr>
+      <w:r>
+        <w:rPr>
+          <w:rFonts w:ascii="Consolas" w:hAnsi="Consolas" w:cs="Consolas"/>
+          <w:color w:val="275317" w:themeColor="accent6" w:themeShade="80"/>
+          <w:sz w:val="16"/>
+          <w:szCs w:val="16"/>
+        </w:rPr>
+        <w:t xml:space="preserve">  data = </w:t>
+      </w:r>
+      <w:proofErr w:type="spellStart"/>
+      <w:r>
+        <w:rPr>
+          <w:rFonts w:ascii="Consolas" w:hAnsi="Consolas" w:cs="Consolas"/>
+          <w:color w:val="275317" w:themeColor="accent6" w:themeShade="80"/>
+          <w:sz w:val="16"/>
+          <w:szCs w:val="16"/>
+        </w:rPr>
+        <w:t>train_df</w:t>
+      </w:r>
+      <w:proofErr w:type="spellEnd"/>
+      <w:r>
+        <w:rPr>
+          <w:rFonts w:ascii="Consolas" w:hAnsi="Consolas" w:cs="Consolas"/>
+          <w:color w:val="275317" w:themeColor="accent6" w:themeShade="80"/>
+          <w:sz w:val="16"/>
+          <w:szCs w:val="16"/>
+        </w:rPr>
+        <w:t>,</w:t>
+      </w:r>
+    </w:p>
+    <w:p>
+      <w:pPr>
+        <w:spacing w:line="240" w:lineRule="auto"/>
+        <w:rPr>
+          <w:rFonts w:ascii="Consolas" w:hAnsi="Consolas" w:cs="Consolas"/>
+          <w:color w:val="275317" w:themeColor="accent6" w:themeShade="80"/>
+          <w:sz w:val="16"/>
+          <w:szCs w:val="16"/>
+        </w:rPr>
+      </w:pPr>
+      <w:r>
+        <w:rPr>
+          <w:rFonts w:ascii="Consolas" w:hAnsi="Consolas" w:cs="Consolas"/>
+          <w:color w:val="275317" w:themeColor="accent6" w:themeShade="80"/>
+          <w:sz w:val="16"/>
+          <w:szCs w:val="16"/>
+        </w:rPr>
+        <w:t xml:space="preserve">  family = </w:t>
+      </w:r>
+      <w:proofErr w:type="gramStart"/>
+      <w:r>
+        <w:rPr>
+          <w:rFonts w:ascii="Consolas" w:hAnsi="Consolas" w:cs="Consolas"/>
+          <w:color w:val="275317" w:themeColor="accent6" w:themeShade="80"/>
+          <w:sz w:val="16"/>
+          <w:szCs w:val="16"/>
+        </w:rPr>
+        <w:t>binomial(</w:t>
+      </w:r>
+      <w:proofErr w:type="gramEnd"/>
+      <w:r>
+        <w:rPr>
+          <w:rFonts w:ascii="Consolas" w:hAnsi="Consolas" w:cs="Consolas"/>
+          <w:color w:val="275317" w:themeColor="accent6" w:themeShade="80"/>
+          <w:sz w:val="16"/>
+          <w:szCs w:val="16"/>
+        </w:rPr>
+        <w:t xml:space="preserve">link = "logit"), </w:t>
+      </w:r>
+    </w:p>
+    <w:p>
+      <w:pPr>
+        <w:spacing w:line="240" w:lineRule="auto"/>
+        <w:rPr>
+          <w:rFonts w:ascii="Consolas" w:hAnsi="Consolas" w:cs="Consolas"/>
+          <w:color w:val="275317" w:themeColor="accent6" w:themeShade="80"/>
+          <w:sz w:val="16"/>
+          <w:szCs w:val="16"/>
+        </w:rPr>
+      </w:pPr>
+      <w:r>
+        <w:rPr>
+          <w:rFonts w:ascii="Consolas" w:hAnsi="Consolas" w:cs="Consolas"/>
+          <w:color w:val="275317" w:themeColor="accent6" w:themeShade="80"/>
+          <w:sz w:val="16"/>
+          <w:szCs w:val="16"/>
+        </w:rPr>
+        <w:t xml:space="preserve">  prior = </w:t>
+      </w:r>
+      <w:proofErr w:type="gramStart"/>
+      <w:r>
+        <w:rPr>
+          <w:rFonts w:ascii="Consolas" w:hAnsi="Consolas" w:cs="Consolas"/>
+          <w:color w:val="275317" w:themeColor="accent6" w:themeShade="80"/>
+          <w:sz w:val="16"/>
+          <w:szCs w:val="16"/>
+        </w:rPr>
+        <w:t>normal(</w:t>
+      </w:r>
+      <w:proofErr w:type="gramEnd"/>
+      <w:r>
+        <w:rPr>
+          <w:rFonts w:ascii="Consolas" w:hAnsi="Consolas" w:cs="Consolas"/>
+          <w:color w:val="275317" w:themeColor="accent6" w:themeShade="80"/>
+          <w:sz w:val="16"/>
+          <w:szCs w:val="16"/>
+        </w:rPr>
+        <w:t xml:space="preserve">0, 2.5),          </w:t>
+      </w:r>
+    </w:p>
+    <w:p>
+      <w:pPr>
+        <w:spacing w:line="240" w:lineRule="auto"/>
+        <w:rPr>
+          <w:rFonts w:ascii="Consolas" w:hAnsi="Consolas" w:cs="Consolas"/>
+          <w:color w:val="275317" w:themeColor="accent6" w:themeShade="80"/>
+          <w:sz w:val="16"/>
+          <w:szCs w:val="16"/>
+        </w:rPr>
+      </w:pPr>
+      <w:r>
+        <w:rPr>
+          <w:rFonts w:ascii="Consolas" w:hAnsi="Consolas" w:cs="Consolas"/>
+          <w:color w:val="275317" w:themeColor="accent6" w:themeShade="80"/>
+          <w:sz w:val="16"/>
+          <w:szCs w:val="16"/>
+        </w:rPr>
+        <w:t xml:space="preserve">  </w:t>
+      </w:r>
+      <w:proofErr w:type="spellStart"/>
+      <w:r>
+        <w:rPr>
+          <w:rFonts w:ascii="Consolas" w:hAnsi="Consolas" w:cs="Consolas"/>
+          <w:color w:val="275317" w:themeColor="accent6" w:themeShade="80"/>
+          <w:sz w:val="16"/>
+          <w:szCs w:val="16"/>
+        </w:rPr>
+        <w:t>prior_intercept</w:t>
+      </w:r>
+      <w:proofErr w:type="spellEnd"/>
+      <w:r>
+        <w:rPr>
+          <w:rFonts w:ascii="Consolas" w:hAnsi="Consolas" w:cs="Consolas"/>
+          <w:color w:val="275317" w:themeColor="accent6" w:themeShade="80"/>
+          <w:sz w:val="16"/>
+          <w:szCs w:val="16"/>
+        </w:rPr>
+        <w:t xml:space="preserve"> = </w:t>
+      </w:r>
+      <w:proofErr w:type="gramStart"/>
+      <w:r>
+        <w:rPr>
+          <w:rFonts w:ascii="Consolas" w:hAnsi="Consolas" w:cs="Consolas"/>
+          <w:color w:val="275317" w:themeColor="accent6" w:themeShade="80"/>
+          <w:sz w:val="16"/>
+          <w:szCs w:val="16"/>
+        </w:rPr>
+        <w:t>normal(</w:t>
+      </w:r>
+      <w:proofErr w:type="gramEnd"/>
+      <w:r>
+        <w:rPr>
+          <w:rFonts w:ascii="Consolas" w:hAnsi="Consolas" w:cs="Consolas"/>
+          <w:color w:val="275317" w:themeColor="accent6" w:themeShade="80"/>
+          <w:sz w:val="16"/>
+          <w:szCs w:val="16"/>
+        </w:rPr>
+        <w:t xml:space="preserve">0, 10),   </w:t>
       </w:r>
     </w:p>
     <w:p>
@@ -4084,7 +5579,27 @@
           <w:sz w:val="16"/>
           <w:szCs w:val="16"/>
         </w:rPr>
-        <w:t xml:space="preserve">  iter = 1000,        </w:t>
+        <w:t xml:space="preserve">  </w:t>
+      </w:r>
+      <w:proofErr w:type="spellStart"/>
+      <w:r>
+        <w:rPr>
+          <w:rFonts w:ascii="Consolas" w:hAnsi="Consolas" w:cs="Consolas"/>
+          <w:color w:val="275317" w:themeColor="accent6" w:themeShade="80"/>
+          <w:sz w:val="16"/>
+          <w:szCs w:val="16"/>
+        </w:rPr>
+        <w:t>iter</w:t>
+      </w:r>
+      <w:proofErr w:type="spellEnd"/>
+      <w:r>
+        <w:rPr>
+          <w:rFonts w:ascii="Consolas" w:hAnsi="Consolas" w:cs="Consolas"/>
+          <w:color w:val="275317" w:themeColor="accent6" w:themeShade="80"/>
+          <w:sz w:val="16"/>
+          <w:szCs w:val="16"/>
+        </w:rPr>
+        <w:t xml:space="preserve"> = 1000,        </w:t>
       </w:r>
     </w:p>
     <w:p>

--- a/final proj ds4420 report.docx
+++ b/final proj ds4420 report.docx
@@ -75,13 +75,23 @@
           <w:szCs w:val="26"/>
         </w:rPr>
       </w:pPr>
+      <w:proofErr w:type="spellStart"/>
       <w:r>
         <w:rPr>
           <w:rFonts w:ascii="Times New Roman" w:hAnsi="Times New Roman" w:cs="Times New Roman"/>
           <w:sz w:val="26"/>
           <w:szCs w:val="26"/>
         </w:rPr>
-        <w:t xml:space="preserve">Jiada Li, </w:t>
+        <w:t>Jiada</w:t>
+      </w:r>
+      <w:proofErr w:type="spellEnd"/>
+      <w:r>
+        <w:rPr>
+          <w:rFonts w:ascii="Times New Roman" w:hAnsi="Times New Roman" w:cs="Times New Roman"/>
+          <w:sz w:val="26"/>
+          <w:szCs w:val="26"/>
+        </w:rPr>
+        <w:t xml:space="preserve"> Li, </w:t>
       </w:r>
       <w:r>
         <w:rPr>
@@ -171,6 +181,7 @@
         </w:rPr>
         <w:t xml:space="preserve">Flooding is one of the </w:t>
       </w:r>
+      <w:proofErr w:type="gramStart"/>
       <w:r>
         <w:rPr>
           <w:rFonts w:ascii="Times New Roman" w:hAnsi="Times New Roman" w:cs="Times New Roman" w:hint="eastAsia"/>
@@ -187,7 +198,14 @@
         <w:rPr>
           <w:rFonts w:ascii="Times New Roman" w:hAnsi="Times New Roman" w:cs="Times New Roman"/>
         </w:rPr>
-        <w:t xml:space="preserve">costliest natural disasters in the </w:t>
+        <w:t>costliest</w:t>
+      </w:r>
+      <w:proofErr w:type="gramEnd"/>
+      <w:r>
+        <w:rPr>
+          <w:rFonts w:ascii="Times New Roman" w:hAnsi="Times New Roman" w:cs="Times New Roman"/>
+        </w:rPr>
+        <w:t xml:space="preserve"> natural disasters in the </w:t>
       </w:r>
       <w:r>
         <w:rPr>
@@ -348,7 +366,21 @@
         <w:rPr>
           <w:rFonts w:ascii="Times New Roman" w:hAnsi="Times New Roman" w:cs="Times New Roman"/>
         </w:rPr>
-        <w:t xml:space="preserve"> is informed by four key prior studies. Demissie et al. (2024) </w:t>
+        <w:t xml:space="preserve"> is informed by four key prior studies. </w:t>
+      </w:r>
+      <w:proofErr w:type="spellStart"/>
+      <w:r>
+        <w:rPr>
+          <w:rFonts w:ascii="Times New Roman" w:hAnsi="Times New Roman" w:cs="Times New Roman"/>
+        </w:rPr>
+        <w:t>Demissie</w:t>
+      </w:r>
+      <w:proofErr w:type="spellEnd"/>
+      <w:r>
+        <w:rPr>
+          <w:rFonts w:ascii="Times New Roman" w:hAnsi="Times New Roman" w:cs="Times New Roman"/>
+        </w:rPr>
+        <w:t xml:space="preserve"> et al. (2024) </w:t>
       </w:r>
       <w:r>
         <w:rPr>
@@ -384,21 +416,70 @@
         <w:rPr>
           <w:rFonts w:ascii="Times New Roman" w:hAnsi="Times New Roman" w:cs="Times New Roman"/>
         </w:rPr>
-        <w:t xml:space="preserve"> machine learning algorithms to classify flood susceptibility in Kansas based on 13 environmental features. Their models achieved high accuracy scores (0.82–0.97), identifying elevation and distance from water as the most crucial predictors. Our project adapts this rationale by substituting terrain elevation with building-specific ground_elv and found_ht features from the NSI dataset. Furthermore, Demissie et al. emphasize the importance of robust evaluation metrics, which we have incorporated into our own performance analysis.</w:t>
-      </w:r>
-    </w:p>
-    <w:p>
-      <w:pPr>
-        <w:spacing w:line="240" w:lineRule="auto"/>
-        <w:rPr>
-          <w:rFonts w:ascii="Times New Roman" w:hAnsi="Times New Roman" w:cs="Times New Roman"/>
-        </w:rPr>
-      </w:pPr>
-      <w:r>
-        <w:rPr>
-          <w:rFonts w:ascii="Times New Roman" w:hAnsi="Times New Roman" w:cs="Times New Roman"/>
-        </w:rPr>
-        <w:t>Chen et al. (2023) directly compared a MLP against Logistic Regression and Random Forest for regional flood risk prediction. A</w:t>
+        <w:t xml:space="preserve"> machine learning algorithms to classify flood susceptibility in Kansas based on 13 environmental features. Their models achieved high accuracy scores (0.82–0.97), identifying elevation and distance from water as the most crucial predictors. Our project adapts this rationale by substituting terrain elevation with building-specific </w:t>
+      </w:r>
+      <w:proofErr w:type="spellStart"/>
+      <w:r>
+        <w:rPr>
+          <w:rFonts w:ascii="Times New Roman" w:hAnsi="Times New Roman" w:cs="Times New Roman"/>
+        </w:rPr>
+        <w:t>ground_elv</w:t>
+      </w:r>
+      <w:proofErr w:type="spellEnd"/>
+      <w:r>
+        <w:rPr>
+          <w:rFonts w:ascii="Times New Roman" w:hAnsi="Times New Roman" w:cs="Times New Roman"/>
+        </w:rPr>
+        <w:t xml:space="preserve"> and </w:t>
+      </w:r>
+      <w:proofErr w:type="spellStart"/>
+      <w:r>
+        <w:rPr>
+          <w:rFonts w:ascii="Times New Roman" w:hAnsi="Times New Roman" w:cs="Times New Roman"/>
+        </w:rPr>
+        <w:t>found_ht</w:t>
+      </w:r>
+      <w:proofErr w:type="spellEnd"/>
+      <w:r>
+        <w:rPr>
+          <w:rFonts w:ascii="Times New Roman" w:hAnsi="Times New Roman" w:cs="Times New Roman"/>
+        </w:rPr>
+        <w:t xml:space="preserve"> features from the NSI dataset. Furthermore, </w:t>
+      </w:r>
+      <w:proofErr w:type="spellStart"/>
+      <w:r>
+        <w:rPr>
+          <w:rFonts w:ascii="Times New Roman" w:hAnsi="Times New Roman" w:cs="Times New Roman"/>
+        </w:rPr>
+        <w:t>Demissie</w:t>
+      </w:r>
+      <w:proofErr w:type="spellEnd"/>
+      <w:r>
+        <w:rPr>
+          <w:rFonts w:ascii="Times New Roman" w:hAnsi="Times New Roman" w:cs="Times New Roman"/>
+        </w:rPr>
+        <w:t xml:space="preserve"> et al. emphasize the importance of robust evaluation metrics, which we have incorporated into our own performance analysis.</w:t>
+      </w:r>
+    </w:p>
+    <w:p>
+      <w:pPr>
+        <w:spacing w:line="240" w:lineRule="auto"/>
+        <w:rPr>
+          <w:rFonts w:ascii="Times New Roman" w:hAnsi="Times New Roman" w:cs="Times New Roman"/>
+        </w:rPr>
+      </w:pPr>
+      <w:r>
+        <w:rPr>
+          <w:rFonts w:ascii="Times New Roman" w:hAnsi="Times New Roman" w:cs="Times New Roman"/>
+        </w:rPr>
+        <w:t xml:space="preserve">Chen et al. (2023) directly compared a MLP against Logistic Regression and Random Forest for regional flood risk prediction. </w:t>
+      </w:r>
+      <w:proofErr w:type="gramStart"/>
+      <w:r>
+        <w:rPr>
+          <w:rFonts w:ascii="Times New Roman" w:hAnsi="Times New Roman" w:cs="Times New Roman"/>
+        </w:rPr>
+        <w:t>A</w:t>
       </w:r>
       <w:r>
         <w:rPr>
@@ -406,6 +487,7 @@
         </w:rPr>
         <w:t>n</w:t>
       </w:r>
+      <w:proofErr w:type="gramEnd"/>
       <w:r>
         <w:rPr>
           <w:rFonts w:ascii="Times New Roman" w:hAnsi="Times New Roman" w:cs="Times New Roman"/>
@@ -451,11 +533,26 @@
           <w:rFonts w:ascii="Times New Roman" w:hAnsi="Times New Roman" w:cs="Times New Roman"/>
         </w:rPr>
       </w:pPr>
-      <w:r>
-        <w:rPr>
-          <w:rFonts w:ascii="Times New Roman" w:hAnsi="Times New Roman" w:cs="Times New Roman"/>
-        </w:rPr>
-        <w:t>Ouma and Lawrence (2023) utilize</w:t>
+      <w:proofErr w:type="spellStart"/>
+      <w:r>
+        <w:rPr>
+          <w:rFonts w:ascii="Times New Roman" w:hAnsi="Times New Roman" w:cs="Times New Roman"/>
+        </w:rPr>
+        <w:t>Ouma</w:t>
+      </w:r>
+      <w:proofErr w:type="spellEnd"/>
+      <w:r>
+        <w:rPr>
+          <w:rFonts w:ascii="Times New Roman" w:hAnsi="Times New Roman" w:cs="Times New Roman"/>
+        </w:rPr>
+        <w:t xml:space="preserve"> and Lawrence (2023) </w:t>
+      </w:r>
+      <w:proofErr w:type="gramStart"/>
+      <w:r>
+        <w:rPr>
+          <w:rFonts w:ascii="Times New Roman" w:hAnsi="Times New Roman" w:cs="Times New Roman"/>
+        </w:rPr>
+        <w:t>utilize</w:t>
       </w:r>
       <w:r>
         <w:rPr>
@@ -463,11 +560,26 @@
         </w:rPr>
         <w:t>s</w:t>
       </w:r>
-      <w:r>
-        <w:rPr>
-          <w:rFonts w:ascii="Times New Roman" w:hAnsi="Times New Roman" w:cs="Times New Roman"/>
-        </w:rPr>
-        <w:t xml:space="preserve"> deep learning to classify flood-prone urban environments based on broad environmental data, establishing a baseline accuracy of 82.5%. By transitioning the focus from Ouma's geographic parameter to specific structural details (such as foundation type and building age), our project hypothesizes that a building-centric model can yield even higher predictive reliability.</w:t>
+      <w:proofErr w:type="gramEnd"/>
+      <w:r>
+        <w:rPr>
+          <w:rFonts w:ascii="Times New Roman" w:hAnsi="Times New Roman" w:cs="Times New Roman"/>
+        </w:rPr>
+        <w:t xml:space="preserve"> deep learning to classify flood-prone urban environments based on broad environmental data, establishing a baseline accuracy of 82.5%. By transitioning the focus from </w:t>
+      </w:r>
+      <w:proofErr w:type="spellStart"/>
+      <w:r>
+        <w:rPr>
+          <w:rFonts w:ascii="Times New Roman" w:hAnsi="Times New Roman" w:cs="Times New Roman"/>
+        </w:rPr>
+        <w:t>Ouma's</w:t>
+      </w:r>
+      <w:proofErr w:type="spellEnd"/>
+      <w:r>
+        <w:rPr>
+          <w:rFonts w:ascii="Times New Roman" w:hAnsi="Times New Roman" w:cs="Times New Roman"/>
+        </w:rPr>
+        <w:t xml:space="preserve"> geographic parameter to specific structural details (such as foundation type and building age), our project hypothesizes that a building-centric model can yield even higher predictive reliability.</w:t>
       </w:r>
     </w:p>
     <w:p>
@@ -673,18 +785,27 @@
         </w:rPr>
         <w:t xml:space="preserve">We only focused on the Massachusetts </w:t>
       </w:r>
+      <w:proofErr w:type="gramStart"/>
       <w:r>
         <w:rPr>
           <w:rFonts w:ascii="Times New Roman" w:hAnsi="Times New Roman" w:cs="Times New Roman"/>
           <w:szCs w:val="22"/>
         </w:rPr>
-        <w:t>subset and it has more than 2 million datasets, and</w:t>
-      </w:r>
+        <w:t>subset</w:t>
+      </w:r>
+      <w:proofErr w:type="gramEnd"/>
       <w:r>
         <w:rPr>
           <w:rFonts w:ascii="Times New Roman" w:hAnsi="Times New Roman" w:cs="Times New Roman"/>
           <w:szCs w:val="22"/>
         </w:rPr>
+        <w:t xml:space="preserve"> and it has more than 2 million datasets, and</w:t>
+      </w:r>
+      <w:r>
+        <w:rPr>
+          <w:rFonts w:ascii="Times New Roman" w:hAnsi="Times New Roman" w:cs="Times New Roman"/>
+          <w:szCs w:val="22"/>
+        </w:rPr>
         <w:t xml:space="preserve"> 153,239 structures </w:t>
       </w:r>
       <w:r>
@@ -701,15 +822,17 @@
         </w:rPr>
         <w:t xml:space="preserve">was extracted to focus the analysis on a consistent region. The binary flood risk target was derived from the </w:t>
       </w:r>
-      <w:r>
-        <w:rPr>
-          <w:rStyle w:val="HTML"/>
+      <w:proofErr w:type="spellStart"/>
+      <w:r>
+        <w:rPr>
+          <w:rStyle w:val="HTMLCode"/>
           <w:rFonts w:ascii="Times New Roman" w:eastAsiaTheme="majorEastAsia" w:hAnsi="Times New Roman" w:cs="Times New Roman"/>
           <w:sz w:val="22"/>
           <w:szCs w:val="22"/>
         </w:rPr>
         <w:t>firmzone</w:t>
       </w:r>
+      <w:proofErr w:type="spellEnd"/>
       <w:r>
         <w:rPr>
           <w:rFonts w:ascii="Times New Roman" w:hAnsi="Times New Roman" w:cs="Times New Roman"/>
@@ -733,7 +856,7 @@
       </w:r>
       <w:r>
         <w:rPr>
-          <w:rStyle w:val="HTML"/>
+          <w:rStyle w:val="HTMLCode"/>
           <w:rFonts w:ascii="Times New Roman" w:eastAsiaTheme="majorEastAsia" w:hAnsi="Times New Roman" w:cs="Times New Roman"/>
           <w:sz w:val="22"/>
           <w:szCs w:val="22"/>
@@ -891,7 +1014,14 @@
         <w:rPr>
           <w:rFonts w:ascii="Times New Roman" w:hAnsi="Times New Roman" w:cs="Times New Roman"/>
         </w:rPr>
-        <w:t>To address the binary classification problem</w:t>
+        <w:t xml:space="preserve">To address the binary classification </w:t>
+      </w:r>
+      <w:proofErr w:type="gramStart"/>
+      <w:r>
+        <w:rPr>
+          <w:rFonts w:ascii="Times New Roman" w:hAnsi="Times New Roman" w:cs="Times New Roman"/>
+        </w:rPr>
+        <w:t>problem</w:t>
       </w:r>
       <w:r>
         <w:rPr>
@@ -899,6 +1029,7 @@
         </w:rPr>
         <w:t>s</w:t>
       </w:r>
+      <w:proofErr w:type="gramEnd"/>
       <w:r>
         <w:rPr>
           <w:rFonts w:ascii="Times New Roman" w:hAnsi="Times New Roman" w:cs="Times New Roman"/>
@@ -941,6 +1072,7 @@
         </w:rPr>
         <w:t xml:space="preserve">ython and </w:t>
       </w:r>
+      <w:proofErr w:type="spellStart"/>
       <w:r>
         <w:rPr>
           <w:rFonts w:ascii="Times New Roman" w:hAnsi="Times New Roman" w:cs="Times New Roman"/>
@@ -963,7 +1095,14 @@
         <w:rPr>
           <w:rFonts w:ascii="Times New Roman" w:hAnsi="Times New Roman" w:cs="Times New Roman"/>
         </w:rPr>
-        <w:t>y for matrix operations.</w:t>
+        <w:t>y</w:t>
+      </w:r>
+      <w:proofErr w:type="spellEnd"/>
+      <w:r>
+        <w:rPr>
+          <w:rFonts w:ascii="Times New Roman" w:hAnsi="Times New Roman" w:cs="Times New Roman"/>
+        </w:rPr>
+        <w:t xml:space="preserve"> for matrix operations.</w:t>
       </w:r>
     </w:p>
     <w:p>
@@ -978,7 +1117,35 @@
           <w:rFonts w:ascii="Times New Roman" w:hAnsi="Times New Roman" w:cs="Times New Roman"/>
         </w:rPr>
         <w:lastRenderedPageBreak/>
-        <w:t>The network architecture consists of a input layer corresponding to the dimensional feature space d, a single hidden layer with 16 nodes, and an output layer with a single node. The forward propagation utilizes a Rectified Linear Unit (ReLU) activation function for the hidden layer to introduce non-linearity, and a Sigmoid activation function for the output layer to map the final predictions to a probability range between 0 and 1. The mathematical formulation of the forward pass is as follows:</w:t>
+        <w:t xml:space="preserve">The network architecture consists of </w:t>
+      </w:r>
+      <w:proofErr w:type="gramStart"/>
+      <w:r>
+        <w:rPr>
+          <w:rFonts w:ascii="Times New Roman" w:hAnsi="Times New Roman" w:cs="Times New Roman"/>
+        </w:rPr>
+        <w:t>a</w:t>
+      </w:r>
+      <w:proofErr w:type="gramEnd"/>
+      <w:r>
+        <w:rPr>
+          <w:rFonts w:ascii="Times New Roman" w:hAnsi="Times New Roman" w:cs="Times New Roman"/>
+        </w:rPr>
+        <w:t xml:space="preserve"> input layer corresponding to the dimensional feature space d, a single hidden layer with 16 nodes, and an output layer with a single node. The forward propagation utilizes a Rectified Linear Unit (</w:t>
+      </w:r>
+      <w:proofErr w:type="spellStart"/>
+      <w:r>
+        <w:rPr>
+          <w:rFonts w:ascii="Times New Roman" w:hAnsi="Times New Roman" w:cs="Times New Roman"/>
+        </w:rPr>
+        <w:t>ReLU</w:t>
+      </w:r>
+      <w:proofErr w:type="spellEnd"/>
+      <w:r>
+        <w:rPr>
+          <w:rFonts w:ascii="Times New Roman" w:hAnsi="Times New Roman" w:cs="Times New Roman"/>
+        </w:rPr>
+        <w:t>) activation function for the hidden layer to introduce non-linearity, and a Sigmoid activation function for the output layer to map the final predictions to a probability range between 0 and 1. The mathematical formulation of the forward pass is as follows:</w:t>
       </w:r>
     </w:p>
     <w:p>
@@ -1142,13 +1309,27 @@
         <w:rPr>
           <w:rFonts w:ascii="Times New Roman" w:hAnsi="Times New Roman" w:cs="Times New Roman"/>
         </w:rPr>
-        <w:t xml:space="preserve"> to zero. The network was </w:t>
-      </w:r>
-      <w:r>
-        <w:rPr>
-          <w:rFonts w:ascii="Times New Roman" w:hAnsi="Times New Roman" w:cs="Times New Roman"/>
-        </w:rPr>
-        <w:t xml:space="preserve">been </w:t>
+        <w:t xml:space="preserve"> to zero. The network </w:t>
+      </w:r>
+      <w:proofErr w:type="gramStart"/>
+      <w:r>
+        <w:rPr>
+          <w:rFonts w:ascii="Times New Roman" w:hAnsi="Times New Roman" w:cs="Times New Roman"/>
+        </w:rPr>
+        <w:t xml:space="preserve">was </w:t>
+      </w:r>
+      <w:r>
+        <w:rPr>
+          <w:rFonts w:ascii="Times New Roman" w:hAnsi="Times New Roman" w:cs="Times New Roman"/>
+        </w:rPr>
+        <w:t>been</w:t>
+      </w:r>
+      <w:proofErr w:type="gramEnd"/>
+      <w:r>
+        <w:rPr>
+          <w:rFonts w:ascii="Times New Roman" w:hAnsi="Times New Roman" w:cs="Times New Roman"/>
+        </w:rPr>
+        <w:t xml:space="preserve"> </w:t>
       </w:r>
       <w:r>
         <w:rPr>
@@ -1221,7 +1402,14 @@
         <w:rPr>
           <w:rFonts w:ascii="Times New Roman" w:hAnsi="Times New Roman" w:cs="Times New Roman"/>
         </w:rPr>
-        <w:t>To complement the MLP with a probabilistic approach, a</w:t>
+        <w:t xml:space="preserve">To complement the MLP with a probabilistic approach, </w:t>
+      </w:r>
+      <w:proofErr w:type="gramStart"/>
+      <w:r>
+        <w:rPr>
+          <w:rFonts w:ascii="Times New Roman" w:hAnsi="Times New Roman" w:cs="Times New Roman"/>
+        </w:rPr>
+        <w:t>a</w:t>
       </w:r>
       <w:r>
         <w:rPr>
@@ -1229,6 +1417,7 @@
         </w:rPr>
         <w:t>n</w:t>
       </w:r>
+      <w:proofErr w:type="gramEnd"/>
       <w:r>
         <w:rPr>
           <w:rFonts w:ascii="Times New Roman" w:hAnsi="Times New Roman" w:cs="Times New Roman"/>
@@ -1275,7 +1464,21 @@
         <w:rPr>
           <w:rFonts w:ascii="Times New Roman" w:hAnsi="Times New Roman" w:cs="Times New Roman"/>
         </w:rPr>
-        <w:t xml:space="preserve"> uncertainty quantification for each prediction. The model was implemented using the rstanarm package in R, which uses the No-U-Turn Sampler (NUTS), an adaptive extension of Hamiltonian Monte Carlo.</w:t>
+        <w:t xml:space="preserve"> uncertainty quantification for each prediction. The model was implemented using the </w:t>
+      </w:r>
+      <w:proofErr w:type="spellStart"/>
+      <w:r>
+        <w:rPr>
+          <w:rFonts w:ascii="Times New Roman" w:hAnsi="Times New Roman" w:cs="Times New Roman"/>
+        </w:rPr>
+        <w:t>rstanarm</w:t>
+      </w:r>
+      <w:proofErr w:type="spellEnd"/>
+      <w:r>
+        <w:rPr>
+          <w:rFonts w:ascii="Times New Roman" w:hAnsi="Times New Roman" w:cs="Times New Roman"/>
+        </w:rPr>
+        <w:t xml:space="preserve"> package in R, which uses the No-U-Turn Sampler (NUTS), an adaptive extension of Hamiltonian Monte Carlo.</w:t>
       </w:r>
     </w:p>
     <w:p>
@@ -1737,32 +1940,12 @@
             </w:rPr>
             <m:t xml:space="preserve"> ~ N(0,</m:t>
           </m:r>
-          <m:sSup>
-            <m:sSupPr>
-              <m:ctrlPr>
-                <w:rPr>
-                  <w:rFonts w:ascii="Cambria Math" w:hAnsi="Cambria Math"/>
-                  <w:i/>
-                </w:rPr>
-              </m:ctrlPr>
-            </m:sSupPr>
-            <m:e>
-              <m:r>
-                <w:rPr>
-                  <w:rFonts w:ascii="Cambria Math" w:hAnsi="Cambria Math"/>
-                </w:rPr>
-                <m:t>0.25</m:t>
-              </m:r>
-            </m:e>
-            <m:sup>
-              <m:r>
-                <w:rPr>
-                  <w:rFonts w:ascii="Cambria Math" w:hAnsi="Cambria Math"/>
-                </w:rPr>
-                <m:t>2</m:t>
-              </m:r>
-            </m:sup>
-          </m:sSup>
+          <m:r>
+            <w:rPr>
+              <w:rFonts w:ascii="Cambria Math" w:hAnsi="Cambria Math"/>
+            </w:rPr>
+            <m:t xml:space="preserve"> 2.5</m:t>
+          </m:r>
           <m:r>
             <w:rPr>
               <w:rFonts w:ascii="Cambria Math" w:hAnsi="Cambria Math"/>
@@ -1830,32 +2013,12 @@
                 </w:rPr>
                 <m:t>0,</m:t>
               </m:r>
-              <m:sSup>
-                <m:sSupPr>
-                  <m:ctrlPr>
-                    <w:rPr>
-                      <w:rFonts w:ascii="Cambria Math" w:hAnsi="Cambria Math" w:cs="Times New Roman"/>
-                      <w:i/>
-                    </w:rPr>
-                  </m:ctrlPr>
-                </m:sSupPr>
-                <m:e>
-                  <m:r>
-                    <w:rPr>
-                      <w:rFonts w:ascii="Cambria Math" w:hAnsi="Cambria Math" w:cs="Times New Roman"/>
-                    </w:rPr>
-                    <m:t>10</m:t>
-                  </m:r>
-                </m:e>
-                <m:sup>
-                  <m:r>
-                    <w:rPr>
-                      <w:rFonts w:ascii="Cambria Math" w:hAnsi="Cambria Math" w:cs="Times New Roman"/>
-                    </w:rPr>
-                    <m:t>2</m:t>
-                  </m:r>
-                </m:sup>
-              </m:sSup>
+              <m:r>
+                <w:rPr>
+                  <w:rFonts w:ascii="Cambria Math" w:hAnsi="Cambria Math" w:cs="Times New Roman"/>
+                </w:rPr>
+                <m:t xml:space="preserve"> 10</m:t>
+              </m:r>
             </m:e>
           </m:d>
         </m:oMath>
@@ -2270,7 +2433,7 @@
       </w:pPr>
       <w:r>
         <w:rPr>
-          <w:rStyle w:val="af"/>
+          <w:rStyle w:val="Strong"/>
           <w:rFonts w:eastAsiaTheme="majorEastAsia"/>
           <w:sz w:val="22"/>
           <w:szCs w:val="22"/>
@@ -2377,13 +2540,29 @@
           <w:sz w:val="22"/>
           <w:szCs w:val="22"/>
         </w:rPr>
-        <w:t xml:space="preserve"> and precision. The model achieved a Precision of 0.8890 and Recall of 0.7675, culminating in an F1-Score of 0.8238. While the Recall is lower than that of the MLP, the </w:t>
-      </w:r>
+        <w:t xml:space="preserve"> and precision. The model achieved a Precision of 0.8890 and </w:t>
+      </w:r>
+      <w:proofErr w:type="gramStart"/>
       <w:r>
         <w:rPr>
           <w:sz w:val="22"/>
           <w:szCs w:val="22"/>
         </w:rPr>
+        <w:t>Recall</w:t>
+      </w:r>
+      <w:proofErr w:type="gramEnd"/>
+      <w:r>
+        <w:rPr>
+          <w:sz w:val="22"/>
+          <w:szCs w:val="22"/>
+        </w:rPr>
+        <w:t xml:space="preserve"> of 0.7675, culminating in an F1-Score of 0.8238. While the Recall is lower than that of the MLP, the </w:t>
+      </w:r>
+      <w:r>
+        <w:rPr>
+          <w:sz w:val="22"/>
+          <w:szCs w:val="22"/>
+        </w:rPr>
         <w:lastRenderedPageBreak/>
         <w:t>Precision of 0.8890 indicates that when the model predicts a structure as high risk, it is correct nearly 89% of the time. In the context of municipal flood risk planning, this ensure</w:t>
       </w:r>
@@ -2441,7 +2620,35 @@
         <w:rPr>
           <w:rFonts w:ascii="Times New Roman" w:hAnsi="Times New Roman" w:cs="Times New Roman"/>
         </w:rPr>
-        <w:t>A key advantage of the Bayesian Logistic Regression over the MLP is its interpretability through posterior coefficient estimates. Foundation type emerges as the dominant driver of flood risk classification. Pile foundations (found_typeI) and pier foundations (found_typeP) exhibit the strongest positive associations</w:t>
+        <w:t>A key advantage of the Bayesian Logistic Regression over the MLP is its interpretability through posterior coefficient estimates. Foundation type emerges as the dominant driver of flood risk classification. Pile foundations (</w:t>
+      </w:r>
+      <w:proofErr w:type="spellStart"/>
+      <w:r>
+        <w:rPr>
+          <w:rFonts w:ascii="Times New Roman" w:hAnsi="Times New Roman" w:cs="Times New Roman"/>
+        </w:rPr>
+        <w:t>found_typeI</w:t>
+      </w:r>
+      <w:proofErr w:type="spellEnd"/>
+      <w:r>
+        <w:rPr>
+          <w:rFonts w:ascii="Times New Roman" w:hAnsi="Times New Roman" w:cs="Times New Roman"/>
+        </w:rPr>
+        <w:t>) and pier foundations (</w:t>
+      </w:r>
+      <w:proofErr w:type="spellStart"/>
+      <w:r>
+        <w:rPr>
+          <w:rFonts w:ascii="Times New Roman" w:hAnsi="Times New Roman" w:cs="Times New Roman"/>
+        </w:rPr>
+        <w:t>found_typeP</w:t>
+      </w:r>
+      <w:proofErr w:type="spellEnd"/>
+      <w:r>
+        <w:rPr>
+          <w:rFonts w:ascii="Times New Roman" w:hAnsi="Times New Roman" w:cs="Times New Roman"/>
+        </w:rPr>
+        <w:t>) exhibit the strongest positive associations</w:t>
       </w:r>
       <w:r>
         <w:rPr>
@@ -2489,7 +2696,21 @@
         <w:rPr>
           <w:rFonts w:ascii="Times New Roman" w:hAnsi="Times New Roman" w:cs="Times New Roman"/>
         </w:rPr>
-        <w:t xml:space="preserve"> (ground_elv) exhibits the strongest negative coefficient across all features, confirm</w:t>
+        <w:t xml:space="preserve"> (</w:t>
+      </w:r>
+      <w:proofErr w:type="spellStart"/>
+      <w:r>
+        <w:rPr>
+          <w:rFonts w:ascii="Times New Roman" w:hAnsi="Times New Roman" w:cs="Times New Roman"/>
+        </w:rPr>
+        <w:t>ground_elv</w:t>
+      </w:r>
+      <w:proofErr w:type="spellEnd"/>
+      <w:r>
+        <w:rPr>
+          <w:rFonts w:ascii="Times New Roman" w:hAnsi="Times New Roman" w:cs="Times New Roman"/>
+        </w:rPr>
+        <w:t>) exhibits the strongest negative coefficient across all features, confirm</w:t>
       </w:r>
       <w:r>
         <w:rPr>
@@ -2619,13 +2840,27 @@
         <w:rPr>
           <w:rFonts w:ascii="Times New Roman" w:hAnsi="Times New Roman" w:cs="Times New Roman"/>
         </w:rPr>
-        <w:t>While the custom MLP achieved high predictive accuracy</w:t>
-      </w:r>
-      <w:r>
-        <w:rPr>
-          <w:rFonts w:ascii="Times New Roman" w:hAnsi="Times New Roman" w:cs="Times New Roman"/>
-        </w:rPr>
-        <w:t>(93.97%)</w:t>
+        <w:t xml:space="preserve">While the custom MLP achieved high predictive </w:t>
+      </w:r>
+      <w:proofErr w:type="gramStart"/>
+      <w:r>
+        <w:rPr>
+          <w:rFonts w:ascii="Times New Roman" w:hAnsi="Times New Roman" w:cs="Times New Roman"/>
+        </w:rPr>
+        <w:t>accuracy</w:t>
+      </w:r>
+      <w:r>
+        <w:rPr>
+          <w:rFonts w:ascii="Times New Roman" w:hAnsi="Times New Roman" w:cs="Times New Roman"/>
+        </w:rPr>
+        <w:t>(</w:t>
+      </w:r>
+      <w:proofErr w:type="gramEnd"/>
+      <w:r>
+        <w:rPr>
+          <w:rFonts w:ascii="Times New Roman" w:hAnsi="Times New Roman" w:cs="Times New Roman"/>
+        </w:rPr>
+        <w:t>93.97%)</w:t>
       </w:r>
       <w:r>
         <w:rPr>
@@ -2639,11 +2874,19 @@
         </w:rPr>
         <w:t xml:space="preserve"> a primary drawback of this approach is its "black-box" nature. </w:t>
       </w:r>
-      <w:r>
-        <w:rPr>
-          <w:rFonts w:ascii="Times New Roman" w:hAnsi="Times New Roman" w:cs="Times New Roman"/>
-        </w:rPr>
-        <w:t>So u</w:t>
+      <w:proofErr w:type="gramStart"/>
+      <w:r>
+        <w:rPr>
+          <w:rFonts w:ascii="Times New Roman" w:hAnsi="Times New Roman" w:cs="Times New Roman"/>
+        </w:rPr>
+        <w:t>So</w:t>
+      </w:r>
+      <w:proofErr w:type="gramEnd"/>
+      <w:r>
+        <w:rPr>
+          <w:rFonts w:ascii="Times New Roman" w:hAnsi="Times New Roman" w:cs="Times New Roman"/>
+        </w:rPr>
+        <w:t xml:space="preserve"> u</w:t>
       </w:r>
       <w:r>
         <w:rPr>
@@ -2705,7 +2948,35 @@
         <w:rPr>
           <w:rFonts w:ascii="Times New Roman" w:hAnsi="Times New Roman" w:cs="Times New Roman"/>
         </w:rPr>
-        <w:t>If this problem were to be expanded in future work, incorporating a post-hoc interpretability framework—such as SHAP (SHapley Additive exPlanations) values—would be highly beneficial to understand the marginal contribution of individual building attributes to the model's predictions</w:t>
+        <w:t>If this problem were to be expanded in future work, incorporating a post-hoc interpretability framework—such as SHAP (</w:t>
+      </w:r>
+      <w:proofErr w:type="spellStart"/>
+      <w:r>
+        <w:rPr>
+          <w:rFonts w:ascii="Times New Roman" w:hAnsi="Times New Roman" w:cs="Times New Roman"/>
+        </w:rPr>
+        <w:t>SHapley</w:t>
+      </w:r>
+      <w:proofErr w:type="spellEnd"/>
+      <w:r>
+        <w:rPr>
+          <w:rFonts w:ascii="Times New Roman" w:hAnsi="Times New Roman" w:cs="Times New Roman"/>
+        </w:rPr>
+        <w:t xml:space="preserve"> Additive </w:t>
+      </w:r>
+      <w:proofErr w:type="spellStart"/>
+      <w:r>
+        <w:rPr>
+          <w:rFonts w:ascii="Times New Roman" w:hAnsi="Times New Roman" w:cs="Times New Roman"/>
+        </w:rPr>
+        <w:t>exPlanations</w:t>
+      </w:r>
+      <w:proofErr w:type="spellEnd"/>
+      <w:r>
+        <w:rPr>
+          <w:rFonts w:ascii="Times New Roman" w:hAnsi="Times New Roman" w:cs="Times New Roman"/>
+        </w:rPr>
+        <w:t>) values—would be highly beneficial to understand the marginal contribution of individual building attributes to the model's predictions</w:t>
       </w:r>
       <w:r>
         <w:rPr>
@@ -2906,7 +3177,35 @@
         <w:rPr>
           <w:rFonts w:ascii="Times New Roman" w:hAnsi="Times New Roman" w:cs="Times New Roman"/>
         </w:rPr>
-        <w:t xml:space="preserve"> dataset, as true structural vulnerability is likely driven by complex, non-linear interactions among features. Additionally, BLR assumes the independence of observations; while our data represents distinct structures, some spatial autocorrelation might exist in real-world flood zones (buildings in close proximity sharing similar localized risks). Conversely, the MLP does not rely on these strict statistical assumption, ma</w:t>
+        <w:t xml:space="preserve"> dataset, as true structural vulnerability is likely driven by complex, non-linear interactions among features. Additionally, BLR assumes the independence of observations; while our data represents distinct structures, some spatial autocorrelation might exist in real-world flood zones (buildings in </w:t>
+      </w:r>
+      <w:proofErr w:type="gramStart"/>
+      <w:r>
+        <w:rPr>
+          <w:rFonts w:ascii="Times New Roman" w:hAnsi="Times New Roman" w:cs="Times New Roman"/>
+        </w:rPr>
+        <w:t>close proximity</w:t>
+      </w:r>
+      <w:proofErr w:type="gramEnd"/>
+      <w:r>
+        <w:rPr>
+          <w:rFonts w:ascii="Times New Roman" w:hAnsi="Times New Roman" w:cs="Times New Roman"/>
+        </w:rPr>
+        <w:t xml:space="preserve"> sharing similar localized risks). Conversely, the MLP does not rely on </w:t>
+      </w:r>
+      <w:proofErr w:type="gramStart"/>
+      <w:r>
+        <w:rPr>
+          <w:rFonts w:ascii="Times New Roman" w:hAnsi="Times New Roman" w:cs="Times New Roman"/>
+        </w:rPr>
+        <w:t>these strict statistical assumption</w:t>
+      </w:r>
+      <w:proofErr w:type="gramEnd"/>
+      <w:r>
+        <w:rPr>
+          <w:rFonts w:ascii="Times New Roman" w:hAnsi="Times New Roman" w:cs="Times New Roman"/>
+        </w:rPr>
+        <w:t>, ma</w:t>
       </w:r>
       <w:r>
         <w:rPr>
@@ -3118,118 +3417,244 @@
           <w:sz w:val="16"/>
           <w:szCs w:val="16"/>
         </w:rPr>
-        <w:t xml:space="preserve">    z = np.clip(z, -500, 500)</w:t>
-      </w:r>
-    </w:p>
-    <w:p>
-      <w:pPr>
-        <w:spacing w:line="240" w:lineRule="auto"/>
-        <w:rPr>
-          <w:rFonts w:ascii="Consolas" w:hAnsi="Consolas" w:cs="Consolas"/>
-          <w:color w:val="275317" w:themeColor="accent6" w:themeShade="80"/>
-          <w:sz w:val="16"/>
-          <w:szCs w:val="16"/>
-        </w:rPr>
-      </w:pPr>
-      <w:r>
-        <w:rPr>
-          <w:rFonts w:ascii="Consolas" w:hAnsi="Consolas" w:cs="Consolas"/>
-          <w:color w:val="275317" w:themeColor="accent6" w:themeShade="80"/>
-          <w:sz w:val="16"/>
-          <w:szCs w:val="16"/>
-        </w:rPr>
-        <w:t xml:space="preserve">    return 1 / (1 + np.exp(-z))</w:t>
-      </w:r>
-    </w:p>
-    <w:p>
-      <w:pPr>
-        <w:spacing w:line="240" w:lineRule="auto"/>
-        <w:rPr>
-          <w:rFonts w:ascii="Consolas" w:hAnsi="Consolas" w:cs="Consolas"/>
-          <w:color w:val="275317" w:themeColor="accent6" w:themeShade="80"/>
-          <w:sz w:val="16"/>
-          <w:szCs w:val="16"/>
-        </w:rPr>
-      </w:pPr>
-    </w:p>
-    <w:p>
-      <w:pPr>
-        <w:spacing w:line="240" w:lineRule="auto"/>
-        <w:rPr>
-          <w:rFonts w:ascii="Consolas" w:hAnsi="Consolas" w:cs="Consolas"/>
-          <w:color w:val="275317" w:themeColor="accent6" w:themeShade="80"/>
-          <w:sz w:val="16"/>
-          <w:szCs w:val="16"/>
-        </w:rPr>
-      </w:pPr>
-      <w:r>
-        <w:rPr>
-          <w:rFonts w:ascii="Consolas" w:hAnsi="Consolas" w:cs="Consolas"/>
-          <w:color w:val="275317" w:themeColor="accent6" w:themeShade="80"/>
-          <w:sz w:val="16"/>
-          <w:szCs w:val="16"/>
-        </w:rPr>
-        <w:t>n = X_train.shape[0]</w:t>
-      </w:r>
-    </w:p>
-    <w:p>
-      <w:pPr>
-        <w:spacing w:line="240" w:lineRule="auto"/>
-        <w:rPr>
-          <w:rFonts w:ascii="Consolas" w:hAnsi="Consolas" w:cs="Consolas"/>
-          <w:color w:val="275317" w:themeColor="accent6" w:themeShade="80"/>
-          <w:sz w:val="16"/>
-          <w:szCs w:val="16"/>
-        </w:rPr>
-      </w:pPr>
-      <w:r>
-        <w:rPr>
-          <w:rFonts w:ascii="Consolas" w:hAnsi="Consolas" w:cs="Consolas"/>
-          <w:color w:val="275317" w:themeColor="accent6" w:themeShade="80"/>
-          <w:sz w:val="16"/>
-          <w:szCs w:val="16"/>
-        </w:rPr>
-        <w:t>d = X_train.shape[1]</w:t>
-      </w:r>
-    </w:p>
-    <w:p>
-      <w:pPr>
-        <w:spacing w:line="240" w:lineRule="auto"/>
-        <w:rPr>
-          <w:rFonts w:ascii="Consolas" w:hAnsi="Consolas" w:cs="Consolas"/>
-          <w:color w:val="275317" w:themeColor="accent6" w:themeShade="80"/>
-          <w:sz w:val="16"/>
-          <w:szCs w:val="16"/>
-        </w:rPr>
-      </w:pPr>
-      <w:r>
-        <w:rPr>
-          <w:rFonts w:ascii="Consolas" w:hAnsi="Consolas" w:cs="Consolas"/>
-          <w:color w:val="275317" w:themeColor="accent6" w:themeShade="80"/>
-          <w:sz w:val="16"/>
-          <w:szCs w:val="16"/>
-        </w:rPr>
-        <w:t>hidden_nodes = 16</w:t>
-      </w:r>
-    </w:p>
-    <w:p>
-      <w:pPr>
-        <w:spacing w:line="240" w:lineRule="auto"/>
-        <w:rPr>
-          <w:rFonts w:ascii="Consolas" w:hAnsi="Consolas" w:cs="Consolas"/>
-          <w:color w:val="275317" w:themeColor="accent6" w:themeShade="80"/>
-          <w:sz w:val="16"/>
-          <w:szCs w:val="16"/>
-        </w:rPr>
-      </w:pPr>
-      <w:r>
-        <w:rPr>
-          <w:rFonts w:ascii="Consolas" w:hAnsi="Consolas" w:cs="Consolas"/>
-          <w:color w:val="275317" w:themeColor="accent6" w:themeShade="80"/>
-          <w:sz w:val="16"/>
-          <w:szCs w:val="16"/>
-        </w:rPr>
-        <w:t>out_nodes = 1</w:t>
+        <w:t xml:space="preserve">    z = </w:t>
+      </w:r>
+      <w:proofErr w:type="spellStart"/>
+      <w:proofErr w:type="gramStart"/>
+      <w:r>
+        <w:rPr>
+          <w:rFonts w:ascii="Consolas" w:hAnsi="Consolas" w:cs="Consolas"/>
+          <w:color w:val="275317" w:themeColor="accent6" w:themeShade="80"/>
+          <w:sz w:val="16"/>
+          <w:szCs w:val="16"/>
+        </w:rPr>
+        <w:t>np.clip</w:t>
+      </w:r>
+      <w:proofErr w:type="spellEnd"/>
+      <w:proofErr w:type="gramEnd"/>
+      <w:r>
+        <w:rPr>
+          <w:rFonts w:ascii="Consolas" w:hAnsi="Consolas" w:cs="Consolas"/>
+          <w:color w:val="275317" w:themeColor="accent6" w:themeShade="80"/>
+          <w:sz w:val="16"/>
+          <w:szCs w:val="16"/>
+        </w:rPr>
+        <w:t>(z, -500, 500)</w:t>
+      </w:r>
+    </w:p>
+    <w:p>
+      <w:pPr>
+        <w:spacing w:line="240" w:lineRule="auto"/>
+        <w:rPr>
+          <w:rFonts w:ascii="Consolas" w:hAnsi="Consolas" w:cs="Consolas"/>
+          <w:color w:val="275317" w:themeColor="accent6" w:themeShade="80"/>
+          <w:sz w:val="16"/>
+          <w:szCs w:val="16"/>
+        </w:rPr>
+      </w:pPr>
+      <w:r>
+        <w:rPr>
+          <w:rFonts w:ascii="Consolas" w:hAnsi="Consolas" w:cs="Consolas"/>
+          <w:color w:val="275317" w:themeColor="accent6" w:themeShade="80"/>
+          <w:sz w:val="16"/>
+          <w:szCs w:val="16"/>
+        </w:rPr>
+        <w:t xml:space="preserve">    return 1 / (1 + </w:t>
+      </w:r>
+      <w:proofErr w:type="spellStart"/>
+      <w:r>
+        <w:rPr>
+          <w:rFonts w:ascii="Consolas" w:hAnsi="Consolas" w:cs="Consolas"/>
+          <w:color w:val="275317" w:themeColor="accent6" w:themeShade="80"/>
+          <w:sz w:val="16"/>
+          <w:szCs w:val="16"/>
+        </w:rPr>
+        <w:t>np.exp</w:t>
+      </w:r>
+      <w:proofErr w:type="spellEnd"/>
+      <w:r>
+        <w:rPr>
+          <w:rFonts w:ascii="Consolas" w:hAnsi="Consolas" w:cs="Consolas"/>
+          <w:color w:val="275317" w:themeColor="accent6" w:themeShade="80"/>
+          <w:sz w:val="16"/>
+          <w:szCs w:val="16"/>
+        </w:rPr>
+        <w:t>(-z))</w:t>
+      </w:r>
+    </w:p>
+    <w:p>
+      <w:pPr>
+        <w:spacing w:line="240" w:lineRule="auto"/>
+        <w:rPr>
+          <w:rFonts w:ascii="Consolas" w:hAnsi="Consolas" w:cs="Consolas"/>
+          <w:color w:val="275317" w:themeColor="accent6" w:themeShade="80"/>
+          <w:sz w:val="16"/>
+          <w:szCs w:val="16"/>
+        </w:rPr>
+      </w:pPr>
+    </w:p>
+    <w:p>
+      <w:pPr>
+        <w:spacing w:line="240" w:lineRule="auto"/>
+        <w:rPr>
+          <w:rFonts w:ascii="Consolas" w:hAnsi="Consolas" w:cs="Consolas"/>
+          <w:color w:val="275317" w:themeColor="accent6" w:themeShade="80"/>
+          <w:sz w:val="16"/>
+          <w:szCs w:val="16"/>
+        </w:rPr>
+      </w:pPr>
+      <w:r>
+        <w:rPr>
+          <w:rFonts w:ascii="Consolas" w:hAnsi="Consolas" w:cs="Consolas"/>
+          <w:color w:val="275317" w:themeColor="accent6" w:themeShade="80"/>
+          <w:sz w:val="16"/>
+          <w:szCs w:val="16"/>
+        </w:rPr>
+        <w:t xml:space="preserve">n = </w:t>
+      </w:r>
+      <w:proofErr w:type="spellStart"/>
+      <w:r>
+        <w:rPr>
+          <w:rFonts w:ascii="Consolas" w:hAnsi="Consolas" w:cs="Consolas"/>
+          <w:color w:val="275317" w:themeColor="accent6" w:themeShade="80"/>
+          <w:sz w:val="16"/>
+          <w:szCs w:val="16"/>
+        </w:rPr>
+        <w:t>X_</w:t>
+      </w:r>
+      <w:proofErr w:type="gramStart"/>
+      <w:r>
+        <w:rPr>
+          <w:rFonts w:ascii="Consolas" w:hAnsi="Consolas" w:cs="Consolas"/>
+          <w:color w:val="275317" w:themeColor="accent6" w:themeShade="80"/>
+          <w:sz w:val="16"/>
+          <w:szCs w:val="16"/>
+        </w:rPr>
+        <w:t>train.shape</w:t>
+      </w:r>
+      <w:proofErr w:type="spellEnd"/>
+      <w:proofErr w:type="gramEnd"/>
+      <w:r>
+        <w:rPr>
+          <w:rFonts w:ascii="Consolas" w:hAnsi="Consolas" w:cs="Consolas"/>
+          <w:color w:val="275317" w:themeColor="accent6" w:themeShade="80"/>
+          <w:sz w:val="16"/>
+          <w:szCs w:val="16"/>
+        </w:rPr>
+        <w:t>[0]</w:t>
+      </w:r>
+    </w:p>
+    <w:p>
+      <w:pPr>
+        <w:spacing w:line="240" w:lineRule="auto"/>
+        <w:rPr>
+          <w:rFonts w:ascii="Consolas" w:hAnsi="Consolas" w:cs="Consolas"/>
+          <w:color w:val="275317" w:themeColor="accent6" w:themeShade="80"/>
+          <w:sz w:val="16"/>
+          <w:szCs w:val="16"/>
+        </w:rPr>
+      </w:pPr>
+      <w:r>
+        <w:rPr>
+          <w:rFonts w:ascii="Consolas" w:hAnsi="Consolas" w:cs="Consolas"/>
+          <w:color w:val="275317" w:themeColor="accent6" w:themeShade="80"/>
+          <w:sz w:val="16"/>
+          <w:szCs w:val="16"/>
+        </w:rPr>
+        <w:t xml:space="preserve">d = </w:t>
+      </w:r>
+      <w:proofErr w:type="spellStart"/>
+      <w:r>
+        <w:rPr>
+          <w:rFonts w:ascii="Consolas" w:hAnsi="Consolas" w:cs="Consolas"/>
+          <w:color w:val="275317" w:themeColor="accent6" w:themeShade="80"/>
+          <w:sz w:val="16"/>
+          <w:szCs w:val="16"/>
+        </w:rPr>
+        <w:t>X_</w:t>
+      </w:r>
+      <w:proofErr w:type="gramStart"/>
+      <w:r>
+        <w:rPr>
+          <w:rFonts w:ascii="Consolas" w:hAnsi="Consolas" w:cs="Consolas"/>
+          <w:color w:val="275317" w:themeColor="accent6" w:themeShade="80"/>
+          <w:sz w:val="16"/>
+          <w:szCs w:val="16"/>
+        </w:rPr>
+        <w:t>train.shape</w:t>
+      </w:r>
+      <w:proofErr w:type="spellEnd"/>
+      <w:proofErr w:type="gramEnd"/>
+      <w:r>
+        <w:rPr>
+          <w:rFonts w:ascii="Consolas" w:hAnsi="Consolas" w:cs="Consolas"/>
+          <w:color w:val="275317" w:themeColor="accent6" w:themeShade="80"/>
+          <w:sz w:val="16"/>
+          <w:szCs w:val="16"/>
+        </w:rPr>
+        <w:t>[1]</w:t>
+      </w:r>
+    </w:p>
+    <w:p>
+      <w:pPr>
+        <w:spacing w:line="240" w:lineRule="auto"/>
+        <w:rPr>
+          <w:rFonts w:ascii="Consolas" w:hAnsi="Consolas" w:cs="Consolas"/>
+          <w:color w:val="275317" w:themeColor="accent6" w:themeShade="80"/>
+          <w:sz w:val="16"/>
+          <w:szCs w:val="16"/>
+        </w:rPr>
+      </w:pPr>
+      <w:proofErr w:type="spellStart"/>
+      <w:r>
+        <w:rPr>
+          <w:rFonts w:ascii="Consolas" w:hAnsi="Consolas" w:cs="Consolas"/>
+          <w:color w:val="275317" w:themeColor="accent6" w:themeShade="80"/>
+          <w:sz w:val="16"/>
+          <w:szCs w:val="16"/>
+        </w:rPr>
+        <w:t>hidden_nodes</w:t>
+      </w:r>
+      <w:proofErr w:type="spellEnd"/>
+      <w:r>
+        <w:rPr>
+          <w:rFonts w:ascii="Consolas" w:hAnsi="Consolas" w:cs="Consolas"/>
+          <w:color w:val="275317" w:themeColor="accent6" w:themeShade="80"/>
+          <w:sz w:val="16"/>
+          <w:szCs w:val="16"/>
+        </w:rPr>
+        <w:t xml:space="preserve"> = 16</w:t>
+      </w:r>
+    </w:p>
+    <w:p>
+      <w:pPr>
+        <w:spacing w:line="240" w:lineRule="auto"/>
+        <w:rPr>
+          <w:rFonts w:ascii="Consolas" w:hAnsi="Consolas" w:cs="Consolas"/>
+          <w:color w:val="275317" w:themeColor="accent6" w:themeShade="80"/>
+          <w:sz w:val="16"/>
+          <w:szCs w:val="16"/>
+        </w:rPr>
+      </w:pPr>
+      <w:proofErr w:type="spellStart"/>
+      <w:r>
+        <w:rPr>
+          <w:rFonts w:ascii="Consolas" w:hAnsi="Consolas" w:cs="Consolas"/>
+          <w:color w:val="275317" w:themeColor="accent6" w:themeShade="80"/>
+          <w:sz w:val="16"/>
+          <w:szCs w:val="16"/>
+        </w:rPr>
+        <w:t>out_nodes</w:t>
+      </w:r>
+      <w:proofErr w:type="spellEnd"/>
+      <w:r>
+        <w:rPr>
+          <w:rFonts w:ascii="Consolas" w:hAnsi="Consolas" w:cs="Consolas"/>
+          <w:color w:val="275317" w:themeColor="accent6" w:themeShade="80"/>
+          <w:sz w:val="16"/>
+          <w:szCs w:val="16"/>
+        </w:rPr>
+        <w:t xml:space="preserve"> = 1</w:t>
       </w:r>
     </w:p>
     <w:p>
@@ -3294,94 +3719,382 @@
           <w:szCs w:val="16"/>
         </w:rPr>
       </w:pPr>
-      <w:r>
-        <w:rPr>
-          <w:rFonts w:ascii="Consolas" w:hAnsi="Consolas" w:cs="Consolas"/>
-          <w:color w:val="275317" w:themeColor="accent6" w:themeShade="80"/>
-          <w:sz w:val="16"/>
-          <w:szCs w:val="16"/>
-        </w:rPr>
-        <w:t>np.random.seed(33)</w:t>
-      </w:r>
-    </w:p>
-    <w:p>
-      <w:pPr>
-        <w:spacing w:line="240" w:lineRule="auto"/>
-        <w:rPr>
-          <w:rFonts w:ascii="Consolas" w:hAnsi="Consolas" w:cs="Consolas"/>
-          <w:color w:val="275317" w:themeColor="accent6" w:themeShade="80"/>
-          <w:sz w:val="16"/>
-          <w:szCs w:val="16"/>
-        </w:rPr>
-      </w:pPr>
-      <w:r>
-        <w:rPr>
-          <w:rFonts w:ascii="Consolas" w:hAnsi="Consolas" w:cs="Consolas"/>
-          <w:color w:val="275317" w:themeColor="accent6" w:themeShade="80"/>
-          <w:sz w:val="16"/>
-          <w:szCs w:val="16"/>
-        </w:rPr>
-        <w:t>W1 = np.random.randn(d, hidden_nodes) * np.sqrt(2.0 / d)</w:t>
-      </w:r>
-    </w:p>
-    <w:p>
-      <w:pPr>
-        <w:spacing w:line="240" w:lineRule="auto"/>
-        <w:rPr>
-          <w:rFonts w:ascii="Consolas" w:hAnsi="Consolas" w:cs="Consolas"/>
-          <w:color w:val="275317" w:themeColor="accent6" w:themeShade="80"/>
-          <w:sz w:val="16"/>
-          <w:szCs w:val="16"/>
-        </w:rPr>
-      </w:pPr>
-      <w:r>
-        <w:rPr>
-          <w:rFonts w:ascii="Consolas" w:hAnsi="Consolas" w:cs="Consolas"/>
-          <w:color w:val="275317" w:themeColor="accent6" w:themeShade="80"/>
-          <w:sz w:val="16"/>
-          <w:szCs w:val="16"/>
-        </w:rPr>
-        <w:t>b1 = np.zeros((1, hidden_nodes))</w:t>
-      </w:r>
-    </w:p>
-    <w:p>
-      <w:pPr>
-        <w:spacing w:line="240" w:lineRule="auto"/>
-        <w:rPr>
-          <w:rFonts w:ascii="Consolas" w:hAnsi="Consolas" w:cs="Consolas"/>
-          <w:color w:val="275317" w:themeColor="accent6" w:themeShade="80"/>
-          <w:sz w:val="16"/>
-          <w:szCs w:val="16"/>
-        </w:rPr>
-      </w:pPr>
-      <w:r>
-        <w:rPr>
-          <w:rFonts w:ascii="Consolas" w:hAnsi="Consolas" w:cs="Consolas"/>
-          <w:color w:val="275317" w:themeColor="accent6" w:themeShade="80"/>
-          <w:sz w:val="16"/>
-          <w:szCs w:val="16"/>
-        </w:rPr>
-        <w:t>W2 = np.random.randn(hidden_nodes, out_nodes) * np.sqrt(1.0 / hidden_nodes)</w:t>
-      </w:r>
-    </w:p>
-    <w:p>
-      <w:pPr>
-        <w:spacing w:line="240" w:lineRule="auto"/>
-        <w:rPr>
-          <w:rFonts w:ascii="Consolas" w:hAnsi="Consolas" w:cs="Consolas"/>
-          <w:color w:val="275317" w:themeColor="accent6" w:themeShade="80"/>
-          <w:sz w:val="16"/>
-          <w:szCs w:val="16"/>
-        </w:rPr>
-      </w:pPr>
-      <w:r>
-        <w:rPr>
-          <w:rFonts w:ascii="Consolas" w:hAnsi="Consolas" w:cs="Consolas"/>
-          <w:color w:val="275317" w:themeColor="accent6" w:themeShade="80"/>
-          <w:sz w:val="16"/>
-          <w:szCs w:val="16"/>
-        </w:rPr>
-        <w:t>b2 = np.zeros((1, out_nodes))</w:t>
+      <w:proofErr w:type="spellStart"/>
+      <w:proofErr w:type="gramStart"/>
+      <w:r>
+        <w:rPr>
+          <w:rFonts w:ascii="Consolas" w:hAnsi="Consolas" w:cs="Consolas"/>
+          <w:color w:val="275317" w:themeColor="accent6" w:themeShade="80"/>
+          <w:sz w:val="16"/>
+          <w:szCs w:val="16"/>
+        </w:rPr>
+        <w:t>np.random</w:t>
+      </w:r>
+      <w:proofErr w:type="gramEnd"/>
+      <w:r>
+        <w:rPr>
+          <w:rFonts w:ascii="Consolas" w:hAnsi="Consolas" w:cs="Consolas"/>
+          <w:color w:val="275317" w:themeColor="accent6" w:themeShade="80"/>
+          <w:sz w:val="16"/>
+          <w:szCs w:val="16"/>
+        </w:rPr>
+        <w:t>.seed</w:t>
+      </w:r>
+      <w:proofErr w:type="spellEnd"/>
+      <w:r>
+        <w:rPr>
+          <w:rFonts w:ascii="Consolas" w:hAnsi="Consolas" w:cs="Consolas"/>
+          <w:color w:val="275317" w:themeColor="accent6" w:themeShade="80"/>
+          <w:sz w:val="16"/>
+          <w:szCs w:val="16"/>
+        </w:rPr>
+        <w:t>(33)</w:t>
+      </w:r>
+    </w:p>
+    <w:p>
+      <w:pPr>
+        <w:spacing w:line="240" w:lineRule="auto"/>
+        <w:rPr>
+          <w:rFonts w:ascii="Consolas" w:hAnsi="Consolas" w:cs="Consolas"/>
+          <w:color w:val="275317" w:themeColor="accent6" w:themeShade="80"/>
+          <w:sz w:val="16"/>
+          <w:szCs w:val="16"/>
+        </w:rPr>
+      </w:pPr>
+      <w:r>
+        <w:rPr>
+          <w:rFonts w:ascii="Consolas" w:hAnsi="Consolas" w:cs="Consolas"/>
+          <w:color w:val="275317" w:themeColor="accent6" w:themeShade="80"/>
+          <w:sz w:val="16"/>
+          <w:szCs w:val="16"/>
+        </w:rPr>
+        <w:t xml:space="preserve">W1 = </w:t>
+      </w:r>
+      <w:proofErr w:type="spellStart"/>
+      <w:proofErr w:type="gramStart"/>
+      <w:r>
+        <w:rPr>
+          <w:rFonts w:ascii="Consolas" w:hAnsi="Consolas" w:cs="Consolas"/>
+          <w:color w:val="275317" w:themeColor="accent6" w:themeShade="80"/>
+          <w:sz w:val="16"/>
+          <w:szCs w:val="16"/>
+        </w:rPr>
+        <w:t>np.random</w:t>
+      </w:r>
+      <w:proofErr w:type="gramEnd"/>
+      <w:r>
+        <w:rPr>
+          <w:rFonts w:ascii="Consolas" w:hAnsi="Consolas" w:cs="Consolas"/>
+          <w:color w:val="275317" w:themeColor="accent6" w:themeShade="80"/>
+          <w:sz w:val="16"/>
+          <w:szCs w:val="16"/>
+        </w:rPr>
+        <w:t>.randn</w:t>
+      </w:r>
+      <w:proofErr w:type="spellEnd"/>
+      <w:r>
+        <w:rPr>
+          <w:rFonts w:ascii="Consolas" w:hAnsi="Consolas" w:cs="Consolas"/>
+          <w:color w:val="275317" w:themeColor="accent6" w:themeShade="80"/>
+          <w:sz w:val="16"/>
+          <w:szCs w:val="16"/>
+        </w:rPr>
+        <w:t xml:space="preserve">(d, </w:t>
+      </w:r>
+      <w:proofErr w:type="spellStart"/>
+      <w:r>
+        <w:rPr>
+          <w:rFonts w:ascii="Consolas" w:hAnsi="Consolas" w:cs="Consolas"/>
+          <w:color w:val="275317" w:themeColor="accent6" w:themeShade="80"/>
+          <w:sz w:val="16"/>
+          <w:szCs w:val="16"/>
+        </w:rPr>
+        <w:t>hidden_nodes</w:t>
+      </w:r>
+      <w:proofErr w:type="spellEnd"/>
+      <w:r>
+        <w:rPr>
+          <w:rFonts w:ascii="Consolas" w:hAnsi="Consolas" w:cs="Consolas"/>
+          <w:color w:val="275317" w:themeColor="accent6" w:themeShade="80"/>
+          <w:sz w:val="16"/>
+          <w:szCs w:val="16"/>
+        </w:rPr>
+        <w:t xml:space="preserve">) * </w:t>
+      </w:r>
+      <w:proofErr w:type="spellStart"/>
+      <w:r>
+        <w:rPr>
+          <w:rFonts w:ascii="Consolas" w:hAnsi="Consolas" w:cs="Consolas"/>
+          <w:color w:val="275317" w:themeColor="accent6" w:themeShade="80"/>
+          <w:sz w:val="16"/>
+          <w:szCs w:val="16"/>
+        </w:rPr>
+        <w:t>np.sqrt</w:t>
+      </w:r>
+      <w:proofErr w:type="spellEnd"/>
+      <w:r>
+        <w:rPr>
+          <w:rFonts w:ascii="Consolas" w:hAnsi="Consolas" w:cs="Consolas"/>
+          <w:color w:val="275317" w:themeColor="accent6" w:themeShade="80"/>
+          <w:sz w:val="16"/>
+          <w:szCs w:val="16"/>
+        </w:rPr>
+        <w:t>(2.0 / d)</w:t>
+      </w:r>
+    </w:p>
+    <w:p>
+      <w:pPr>
+        <w:spacing w:line="240" w:lineRule="auto"/>
+        <w:rPr>
+          <w:rFonts w:ascii="Consolas" w:hAnsi="Consolas" w:cs="Consolas"/>
+          <w:color w:val="275317" w:themeColor="accent6" w:themeShade="80"/>
+          <w:sz w:val="16"/>
+          <w:szCs w:val="16"/>
+        </w:rPr>
+      </w:pPr>
+      <w:r>
+        <w:rPr>
+          <w:rFonts w:ascii="Consolas" w:hAnsi="Consolas" w:cs="Consolas"/>
+          <w:color w:val="275317" w:themeColor="accent6" w:themeShade="80"/>
+          <w:sz w:val="16"/>
+          <w:szCs w:val="16"/>
+        </w:rPr>
+        <w:t xml:space="preserve">b1 = </w:t>
+      </w:r>
+      <w:proofErr w:type="spellStart"/>
+      <w:proofErr w:type="gramStart"/>
+      <w:r>
+        <w:rPr>
+          <w:rFonts w:ascii="Consolas" w:hAnsi="Consolas" w:cs="Consolas"/>
+          <w:color w:val="275317" w:themeColor="accent6" w:themeShade="80"/>
+          <w:sz w:val="16"/>
+          <w:szCs w:val="16"/>
+        </w:rPr>
+        <w:t>np.zeros</w:t>
+      </w:r>
+      <w:proofErr w:type="spellEnd"/>
+      <w:proofErr w:type="gramEnd"/>
+      <w:r>
+        <w:rPr>
+          <w:rFonts w:ascii="Consolas" w:hAnsi="Consolas" w:cs="Consolas"/>
+          <w:color w:val="275317" w:themeColor="accent6" w:themeShade="80"/>
+          <w:sz w:val="16"/>
+          <w:szCs w:val="16"/>
+        </w:rPr>
+        <w:t xml:space="preserve">((1, </w:t>
+      </w:r>
+      <w:proofErr w:type="spellStart"/>
+      <w:r>
+        <w:rPr>
+          <w:rFonts w:ascii="Consolas" w:hAnsi="Consolas" w:cs="Consolas"/>
+          <w:color w:val="275317" w:themeColor="accent6" w:themeShade="80"/>
+          <w:sz w:val="16"/>
+          <w:szCs w:val="16"/>
+        </w:rPr>
+        <w:t>hidden_nodes</w:t>
+      </w:r>
+      <w:proofErr w:type="spellEnd"/>
+      <w:r>
+        <w:rPr>
+          <w:rFonts w:ascii="Consolas" w:hAnsi="Consolas" w:cs="Consolas"/>
+          <w:color w:val="275317" w:themeColor="accent6" w:themeShade="80"/>
+          <w:sz w:val="16"/>
+          <w:szCs w:val="16"/>
+        </w:rPr>
+        <w:t>))</w:t>
+      </w:r>
+    </w:p>
+    <w:p>
+      <w:pPr>
+        <w:spacing w:line="240" w:lineRule="auto"/>
+        <w:rPr>
+          <w:rFonts w:ascii="Consolas" w:hAnsi="Consolas" w:cs="Consolas"/>
+          <w:color w:val="275317" w:themeColor="accent6" w:themeShade="80"/>
+          <w:sz w:val="16"/>
+          <w:szCs w:val="16"/>
+        </w:rPr>
+      </w:pPr>
+      <w:r>
+        <w:rPr>
+          <w:rFonts w:ascii="Consolas" w:hAnsi="Consolas" w:cs="Consolas"/>
+          <w:color w:val="275317" w:themeColor="accent6" w:themeShade="80"/>
+          <w:sz w:val="16"/>
+          <w:szCs w:val="16"/>
+        </w:rPr>
+        <w:t xml:space="preserve">W2 = </w:t>
+      </w:r>
+      <w:proofErr w:type="spellStart"/>
+      <w:proofErr w:type="gramStart"/>
+      <w:r>
+        <w:rPr>
+          <w:rFonts w:ascii="Consolas" w:hAnsi="Consolas" w:cs="Consolas"/>
+          <w:color w:val="275317" w:themeColor="accent6" w:themeShade="80"/>
+          <w:sz w:val="16"/>
+          <w:szCs w:val="16"/>
+        </w:rPr>
+        <w:t>np.random</w:t>
+      </w:r>
+      <w:proofErr w:type="gramEnd"/>
+      <w:r>
+        <w:rPr>
+          <w:rFonts w:ascii="Consolas" w:hAnsi="Consolas" w:cs="Consolas"/>
+          <w:color w:val="275317" w:themeColor="accent6" w:themeShade="80"/>
+          <w:sz w:val="16"/>
+          <w:szCs w:val="16"/>
+        </w:rPr>
+        <w:t>.randn</w:t>
+      </w:r>
+      <w:proofErr w:type="spellEnd"/>
+      <w:r>
+        <w:rPr>
+          <w:rFonts w:ascii="Consolas" w:hAnsi="Consolas" w:cs="Consolas"/>
+          <w:color w:val="275317" w:themeColor="accent6" w:themeShade="80"/>
+          <w:sz w:val="16"/>
+          <w:szCs w:val="16"/>
+        </w:rPr>
+        <w:t>(</w:t>
+      </w:r>
+      <w:proofErr w:type="spellStart"/>
+      <w:r>
+        <w:rPr>
+          <w:rFonts w:ascii="Consolas" w:hAnsi="Consolas" w:cs="Consolas"/>
+          <w:color w:val="275317" w:themeColor="accent6" w:themeShade="80"/>
+          <w:sz w:val="16"/>
+          <w:szCs w:val="16"/>
+        </w:rPr>
+        <w:t>hidden_nodes</w:t>
+      </w:r>
+      <w:proofErr w:type="spellEnd"/>
+      <w:r>
+        <w:rPr>
+          <w:rFonts w:ascii="Consolas" w:hAnsi="Consolas" w:cs="Consolas"/>
+          <w:color w:val="275317" w:themeColor="accent6" w:themeShade="80"/>
+          <w:sz w:val="16"/>
+          <w:szCs w:val="16"/>
+        </w:rPr>
+        <w:t xml:space="preserve">, </w:t>
+      </w:r>
+      <w:proofErr w:type="spellStart"/>
+      <w:r>
+        <w:rPr>
+          <w:rFonts w:ascii="Consolas" w:hAnsi="Consolas" w:cs="Consolas"/>
+          <w:color w:val="275317" w:themeColor="accent6" w:themeShade="80"/>
+          <w:sz w:val="16"/>
+          <w:szCs w:val="16"/>
+        </w:rPr>
+        <w:t>out_nodes</w:t>
+      </w:r>
+      <w:proofErr w:type="spellEnd"/>
+      <w:r>
+        <w:rPr>
+          <w:rFonts w:ascii="Consolas" w:hAnsi="Consolas" w:cs="Consolas"/>
+          <w:color w:val="275317" w:themeColor="accent6" w:themeShade="80"/>
+          <w:sz w:val="16"/>
+          <w:szCs w:val="16"/>
+        </w:rPr>
+        <w:t xml:space="preserve">) * </w:t>
+      </w:r>
+      <w:proofErr w:type="spellStart"/>
+      <w:r>
+        <w:rPr>
+          <w:rFonts w:ascii="Consolas" w:hAnsi="Consolas" w:cs="Consolas"/>
+          <w:color w:val="275317" w:themeColor="accent6" w:themeShade="80"/>
+          <w:sz w:val="16"/>
+          <w:szCs w:val="16"/>
+        </w:rPr>
+        <w:t>np.sqrt</w:t>
+      </w:r>
+      <w:proofErr w:type="spellEnd"/>
+      <w:r>
+        <w:rPr>
+          <w:rFonts w:ascii="Consolas" w:hAnsi="Consolas" w:cs="Consolas"/>
+          <w:color w:val="275317" w:themeColor="accent6" w:themeShade="80"/>
+          <w:sz w:val="16"/>
+          <w:szCs w:val="16"/>
+        </w:rPr>
+        <w:t xml:space="preserve">(1.0 / </w:t>
+      </w:r>
+      <w:proofErr w:type="spellStart"/>
+      <w:r>
+        <w:rPr>
+          <w:rFonts w:ascii="Consolas" w:hAnsi="Consolas" w:cs="Consolas"/>
+          <w:color w:val="275317" w:themeColor="accent6" w:themeShade="80"/>
+          <w:sz w:val="16"/>
+          <w:szCs w:val="16"/>
+        </w:rPr>
+        <w:t>hidden_nodes</w:t>
+      </w:r>
+      <w:proofErr w:type="spellEnd"/>
+      <w:r>
+        <w:rPr>
+          <w:rFonts w:ascii="Consolas" w:hAnsi="Consolas" w:cs="Consolas"/>
+          <w:color w:val="275317" w:themeColor="accent6" w:themeShade="80"/>
+          <w:sz w:val="16"/>
+          <w:szCs w:val="16"/>
+        </w:rPr>
+        <w:t>)</w:t>
+      </w:r>
+    </w:p>
+    <w:p>
+      <w:pPr>
+        <w:spacing w:line="240" w:lineRule="auto"/>
+        <w:rPr>
+          <w:rFonts w:ascii="Consolas" w:hAnsi="Consolas" w:cs="Consolas"/>
+          <w:color w:val="275317" w:themeColor="accent6" w:themeShade="80"/>
+          <w:sz w:val="16"/>
+          <w:szCs w:val="16"/>
+        </w:rPr>
+      </w:pPr>
+      <w:r>
+        <w:rPr>
+          <w:rFonts w:ascii="Consolas" w:hAnsi="Consolas" w:cs="Consolas"/>
+          <w:color w:val="275317" w:themeColor="accent6" w:themeShade="80"/>
+          <w:sz w:val="16"/>
+          <w:szCs w:val="16"/>
+        </w:rPr>
+        <w:t xml:space="preserve">b2 = </w:t>
+      </w:r>
+      <w:proofErr w:type="spellStart"/>
+      <w:proofErr w:type="gramStart"/>
+      <w:r>
+        <w:rPr>
+          <w:rFonts w:ascii="Consolas" w:hAnsi="Consolas" w:cs="Consolas"/>
+          <w:color w:val="275317" w:themeColor="accent6" w:themeShade="80"/>
+          <w:sz w:val="16"/>
+          <w:szCs w:val="16"/>
+        </w:rPr>
+        <w:t>np.zeros</w:t>
+      </w:r>
+      <w:proofErr w:type="spellEnd"/>
+      <w:proofErr w:type="gramEnd"/>
+      <w:r>
+        <w:rPr>
+          <w:rFonts w:ascii="Consolas" w:hAnsi="Consolas" w:cs="Consolas"/>
+          <w:color w:val="275317" w:themeColor="accent6" w:themeShade="80"/>
+          <w:sz w:val="16"/>
+          <w:szCs w:val="16"/>
+        </w:rPr>
+        <w:t xml:space="preserve">((1, </w:t>
+      </w:r>
+      <w:proofErr w:type="spellStart"/>
+      <w:r>
+        <w:rPr>
+          <w:rFonts w:ascii="Consolas" w:hAnsi="Consolas" w:cs="Consolas"/>
+          <w:color w:val="275317" w:themeColor="accent6" w:themeShade="80"/>
+          <w:sz w:val="16"/>
+          <w:szCs w:val="16"/>
+        </w:rPr>
+        <w:t>out_nodes</w:t>
+      </w:r>
+      <w:proofErr w:type="spellEnd"/>
+      <w:r>
+        <w:rPr>
+          <w:rFonts w:ascii="Consolas" w:hAnsi="Consolas" w:cs="Consolas"/>
+          <w:color w:val="275317" w:themeColor="accent6" w:themeShade="80"/>
+          <w:sz w:val="16"/>
+          <w:szCs w:val="16"/>
+        </w:rPr>
+        <w:t>))</w:t>
       </w:r>
     </w:p>
     <w:p>
@@ -3421,7 +4134,29 @@
           <w:sz w:val="16"/>
           <w:szCs w:val="16"/>
         </w:rPr>
-        <w:t xml:space="preserve">    h = np.maximum(0, x.dot(W1) + b1)</w:t>
+        <w:t xml:space="preserve">    h = </w:t>
+      </w:r>
+      <w:proofErr w:type="spellStart"/>
+      <w:proofErr w:type="gramStart"/>
+      <w:r>
+        <w:rPr>
+          <w:rFonts w:ascii="Consolas" w:hAnsi="Consolas" w:cs="Consolas"/>
+          <w:color w:val="275317" w:themeColor="accent6" w:themeShade="80"/>
+          <w:sz w:val="16"/>
+          <w:szCs w:val="16"/>
+        </w:rPr>
+        <w:t>np.maximum</w:t>
+      </w:r>
+      <w:proofErr w:type="spellEnd"/>
+      <w:proofErr w:type="gramEnd"/>
+      <w:r>
+        <w:rPr>
+          <w:rFonts w:ascii="Consolas" w:hAnsi="Consolas" w:cs="Consolas"/>
+          <w:color w:val="275317" w:themeColor="accent6" w:themeShade="80"/>
+          <w:sz w:val="16"/>
+          <w:szCs w:val="16"/>
+        </w:rPr>
+        <w:t>(0, x.dot(W1) + b1)</w:t>
       </w:r>
     </w:p>
     <w:p>
@@ -3472,7 +4207,78 @@
           <w:sz w:val="16"/>
           <w:szCs w:val="16"/>
         </w:rPr>
-        <w:t>def compute_bce_loss(Y_true, Y_pred):</w:t>
+        <w:t xml:space="preserve">def </w:t>
+      </w:r>
+      <w:proofErr w:type="spellStart"/>
+      <w:r>
+        <w:rPr>
+          <w:rFonts w:ascii="Consolas" w:hAnsi="Consolas" w:cs="Consolas"/>
+          <w:color w:val="275317" w:themeColor="accent6" w:themeShade="80"/>
+          <w:sz w:val="16"/>
+          <w:szCs w:val="16"/>
+        </w:rPr>
+        <w:t>compute_bce_</w:t>
+      </w:r>
+      <w:proofErr w:type="gramStart"/>
+      <w:r>
+        <w:rPr>
+          <w:rFonts w:ascii="Consolas" w:hAnsi="Consolas" w:cs="Consolas"/>
+          <w:color w:val="275317" w:themeColor="accent6" w:themeShade="80"/>
+          <w:sz w:val="16"/>
+          <w:szCs w:val="16"/>
+        </w:rPr>
+        <w:t>loss</w:t>
+      </w:r>
+      <w:proofErr w:type="spellEnd"/>
+      <w:r>
+        <w:rPr>
+          <w:rFonts w:ascii="Consolas" w:hAnsi="Consolas" w:cs="Consolas"/>
+          <w:color w:val="275317" w:themeColor="accent6" w:themeShade="80"/>
+          <w:sz w:val="16"/>
+          <w:szCs w:val="16"/>
+        </w:rPr>
+        <w:t>(</w:t>
+      </w:r>
+      <w:proofErr w:type="spellStart"/>
+      <w:proofErr w:type="gramEnd"/>
+      <w:r>
+        <w:rPr>
+          <w:rFonts w:ascii="Consolas" w:hAnsi="Consolas" w:cs="Consolas"/>
+          <w:color w:val="275317" w:themeColor="accent6" w:themeShade="80"/>
+          <w:sz w:val="16"/>
+          <w:szCs w:val="16"/>
+        </w:rPr>
+        <w:t>Y_true</w:t>
+      </w:r>
+      <w:proofErr w:type="spellEnd"/>
+      <w:r>
+        <w:rPr>
+          <w:rFonts w:ascii="Consolas" w:hAnsi="Consolas" w:cs="Consolas"/>
+          <w:color w:val="275317" w:themeColor="accent6" w:themeShade="80"/>
+          <w:sz w:val="16"/>
+          <w:szCs w:val="16"/>
+        </w:rPr>
+        <w:t xml:space="preserve">, </w:t>
+      </w:r>
+      <w:proofErr w:type="spellStart"/>
+      <w:r>
+        <w:rPr>
+          <w:rFonts w:ascii="Consolas" w:hAnsi="Consolas" w:cs="Consolas"/>
+          <w:color w:val="275317" w:themeColor="accent6" w:themeShade="80"/>
+          <w:sz w:val="16"/>
+          <w:szCs w:val="16"/>
+        </w:rPr>
+        <w:t>Y_pred</w:t>
+      </w:r>
+      <w:proofErr w:type="spellEnd"/>
+      <w:r>
+        <w:rPr>
+          <w:rFonts w:ascii="Consolas" w:hAnsi="Consolas" w:cs="Consolas"/>
+          <w:color w:val="275317" w:themeColor="accent6" w:themeShade="80"/>
+          <w:sz w:val="16"/>
+          <w:szCs w:val="16"/>
+        </w:rPr>
+        <w:t>):</w:t>
       </w:r>
     </w:p>
     <w:p>
@@ -3512,7 +4318,69 @@
           <w:sz w:val="16"/>
           <w:szCs w:val="16"/>
         </w:rPr>
-        <w:t xml:space="preserve">    Y_pred = np.clip(Y_pred, epsilon, 1 - epsilon)</w:t>
+        <w:t xml:space="preserve">    </w:t>
+      </w:r>
+      <w:proofErr w:type="spellStart"/>
+      <w:r>
+        <w:rPr>
+          <w:rFonts w:ascii="Consolas" w:hAnsi="Consolas" w:cs="Consolas"/>
+          <w:color w:val="275317" w:themeColor="accent6" w:themeShade="80"/>
+          <w:sz w:val="16"/>
+          <w:szCs w:val="16"/>
+        </w:rPr>
+        <w:t>Y_pred</w:t>
+      </w:r>
+      <w:proofErr w:type="spellEnd"/>
+      <w:r>
+        <w:rPr>
+          <w:rFonts w:ascii="Consolas" w:hAnsi="Consolas" w:cs="Consolas"/>
+          <w:color w:val="275317" w:themeColor="accent6" w:themeShade="80"/>
+          <w:sz w:val="16"/>
+          <w:szCs w:val="16"/>
+        </w:rPr>
+        <w:t xml:space="preserve"> = </w:t>
+      </w:r>
+      <w:proofErr w:type="spellStart"/>
+      <w:proofErr w:type="gramStart"/>
+      <w:r>
+        <w:rPr>
+          <w:rFonts w:ascii="Consolas" w:hAnsi="Consolas" w:cs="Consolas"/>
+          <w:color w:val="275317" w:themeColor="accent6" w:themeShade="80"/>
+          <w:sz w:val="16"/>
+          <w:szCs w:val="16"/>
+        </w:rPr>
+        <w:t>np.clip</w:t>
+      </w:r>
+      <w:proofErr w:type="spellEnd"/>
+      <w:proofErr w:type="gramEnd"/>
+      <w:r>
+        <w:rPr>
+          <w:rFonts w:ascii="Consolas" w:hAnsi="Consolas" w:cs="Consolas"/>
+          <w:color w:val="275317" w:themeColor="accent6" w:themeShade="80"/>
+          <w:sz w:val="16"/>
+          <w:szCs w:val="16"/>
+        </w:rPr>
+        <w:t>(</w:t>
+      </w:r>
+      <w:proofErr w:type="spellStart"/>
+      <w:r>
+        <w:rPr>
+          <w:rFonts w:ascii="Consolas" w:hAnsi="Consolas" w:cs="Consolas"/>
+          <w:color w:val="275317" w:themeColor="accent6" w:themeShade="80"/>
+          <w:sz w:val="16"/>
+          <w:szCs w:val="16"/>
+        </w:rPr>
+        <w:t>Y_pred</w:t>
+      </w:r>
+      <w:proofErr w:type="spellEnd"/>
+      <w:r>
+        <w:rPr>
+          <w:rFonts w:ascii="Consolas" w:hAnsi="Consolas" w:cs="Consolas"/>
+          <w:color w:val="275317" w:themeColor="accent6" w:themeShade="80"/>
+          <w:sz w:val="16"/>
+          <w:szCs w:val="16"/>
+        </w:rPr>
+        <w:t>, epsilon, 1 - epsilon)</w:t>
       </w:r>
     </w:p>
     <w:p>
@@ -3533,7 +4401,109 @@
           <w:sz w:val="16"/>
           <w:szCs w:val="16"/>
         </w:rPr>
-        <w:t>return -np.mean(Y_true * np.log(Y_pred) + (1 - Y_true) * np.log(1 - Y_pred))</w:t>
+        <w:t>return -</w:t>
+      </w:r>
+      <w:proofErr w:type="spellStart"/>
+      <w:proofErr w:type="gramStart"/>
+      <w:r>
+        <w:rPr>
+          <w:rFonts w:ascii="Consolas" w:hAnsi="Consolas" w:cs="Consolas"/>
+          <w:color w:val="275317" w:themeColor="accent6" w:themeShade="80"/>
+          <w:sz w:val="16"/>
+          <w:szCs w:val="16"/>
+        </w:rPr>
+        <w:t>np.mean</w:t>
+      </w:r>
+      <w:proofErr w:type="spellEnd"/>
+      <w:proofErr w:type="gramEnd"/>
+      <w:r>
+        <w:rPr>
+          <w:rFonts w:ascii="Consolas" w:hAnsi="Consolas" w:cs="Consolas"/>
+          <w:color w:val="275317" w:themeColor="accent6" w:themeShade="80"/>
+          <w:sz w:val="16"/>
+          <w:szCs w:val="16"/>
+        </w:rPr>
+        <w:t>(</w:t>
+      </w:r>
+      <w:proofErr w:type="spellStart"/>
+      <w:r>
+        <w:rPr>
+          <w:rFonts w:ascii="Consolas" w:hAnsi="Consolas" w:cs="Consolas"/>
+          <w:color w:val="275317" w:themeColor="accent6" w:themeShade="80"/>
+          <w:sz w:val="16"/>
+          <w:szCs w:val="16"/>
+        </w:rPr>
+        <w:t>Y_true</w:t>
+      </w:r>
+      <w:proofErr w:type="spellEnd"/>
+      <w:r>
+        <w:rPr>
+          <w:rFonts w:ascii="Consolas" w:hAnsi="Consolas" w:cs="Consolas"/>
+          <w:color w:val="275317" w:themeColor="accent6" w:themeShade="80"/>
+          <w:sz w:val="16"/>
+          <w:szCs w:val="16"/>
+        </w:rPr>
+        <w:t xml:space="preserve"> * np.log(</w:t>
+      </w:r>
+      <w:proofErr w:type="spellStart"/>
+      <w:r>
+        <w:rPr>
+          <w:rFonts w:ascii="Consolas" w:hAnsi="Consolas" w:cs="Consolas"/>
+          <w:color w:val="275317" w:themeColor="accent6" w:themeShade="80"/>
+          <w:sz w:val="16"/>
+          <w:szCs w:val="16"/>
+        </w:rPr>
+        <w:t>Y_pred</w:t>
+      </w:r>
+      <w:proofErr w:type="spellEnd"/>
+      <w:r>
+        <w:rPr>
+          <w:rFonts w:ascii="Consolas" w:hAnsi="Consolas" w:cs="Consolas"/>
+          <w:color w:val="275317" w:themeColor="accent6" w:themeShade="80"/>
+          <w:sz w:val="16"/>
+          <w:szCs w:val="16"/>
+        </w:rPr>
+        <w:t xml:space="preserve">) + (1 - </w:t>
+      </w:r>
+      <w:proofErr w:type="spellStart"/>
+      <w:r>
+        <w:rPr>
+          <w:rFonts w:ascii="Consolas" w:hAnsi="Consolas" w:cs="Consolas"/>
+          <w:color w:val="275317" w:themeColor="accent6" w:themeShade="80"/>
+          <w:sz w:val="16"/>
+          <w:szCs w:val="16"/>
+        </w:rPr>
+        <w:t>Y_true</w:t>
+      </w:r>
+      <w:proofErr w:type="spellEnd"/>
+      <w:r>
+        <w:rPr>
+          <w:rFonts w:ascii="Consolas" w:hAnsi="Consolas" w:cs="Consolas"/>
+          <w:color w:val="275317" w:themeColor="accent6" w:themeShade="80"/>
+          <w:sz w:val="16"/>
+          <w:szCs w:val="16"/>
+        </w:rPr>
+        <w:t xml:space="preserve">) * np.log(1 - </w:t>
+      </w:r>
+      <w:proofErr w:type="spellStart"/>
+      <w:r>
+        <w:rPr>
+          <w:rFonts w:ascii="Consolas" w:hAnsi="Consolas" w:cs="Consolas"/>
+          <w:color w:val="275317" w:themeColor="accent6" w:themeShade="80"/>
+          <w:sz w:val="16"/>
+          <w:szCs w:val="16"/>
+        </w:rPr>
+        <w:t>Y_pred</w:t>
+      </w:r>
+      <w:proofErr w:type="spellEnd"/>
+      <w:r>
+        <w:rPr>
+          <w:rFonts w:ascii="Consolas" w:hAnsi="Consolas" w:cs="Consolas"/>
+          <w:color w:val="275317" w:themeColor="accent6" w:themeShade="80"/>
+          <w:sz w:val="16"/>
+          <w:szCs w:val="16"/>
+        </w:rPr>
+        <w:t>))</w:t>
       </w:r>
     </w:p>
     <w:p>
@@ -3616,127 +4586,29 @@
           <w:sz w:val="16"/>
           <w:szCs w:val="16"/>
         </w:rPr>
-        <w:t xml:space="preserve">    h = np.maximum(0, X_train.dot(W1) + b1) </w:t>
-      </w:r>
-    </w:p>
-    <w:p>
-      <w:pPr>
-        <w:spacing w:line="240" w:lineRule="auto"/>
-        <w:rPr>
-          <w:rFonts w:ascii="Consolas" w:hAnsi="Consolas" w:cs="Consolas"/>
-          <w:color w:val="275317" w:themeColor="accent6" w:themeShade="80"/>
-          <w:sz w:val="16"/>
-          <w:szCs w:val="16"/>
-        </w:rPr>
-      </w:pPr>
-      <w:r>
-        <w:rPr>
-          <w:rFonts w:ascii="Consolas" w:hAnsi="Consolas" w:cs="Consolas"/>
-          <w:color w:val="275317" w:themeColor="accent6" w:themeShade="80"/>
-          <w:sz w:val="16"/>
-          <w:szCs w:val="16"/>
-        </w:rPr>
-        <w:t xml:space="preserve">    y_pred = sigmoid(h.dot(W2) + b2)</w:t>
-      </w:r>
-    </w:p>
-    <w:p>
-      <w:pPr>
-        <w:spacing w:line="240" w:lineRule="auto"/>
-        <w:rPr>
-          <w:rFonts w:ascii="Consolas" w:hAnsi="Consolas" w:cs="Consolas"/>
-          <w:color w:val="275317" w:themeColor="accent6" w:themeShade="80"/>
-          <w:sz w:val="16"/>
-          <w:szCs w:val="16"/>
-        </w:rPr>
-      </w:pPr>
-      <w:r>
-        <w:rPr>
-          <w:rFonts w:ascii="Consolas" w:hAnsi="Consolas" w:cs="Consolas"/>
-          <w:color w:val="275317" w:themeColor="accent6" w:themeShade="80"/>
-          <w:sz w:val="16"/>
-          <w:szCs w:val="16"/>
-        </w:rPr>
-        <w:t xml:space="preserve">    dy = y_pred - Y_train </w:t>
-      </w:r>
-    </w:p>
-    <w:p>
-      <w:pPr>
-        <w:spacing w:line="240" w:lineRule="auto"/>
-        <w:rPr>
-          <w:rFonts w:ascii="Consolas" w:hAnsi="Consolas" w:cs="Consolas"/>
-          <w:color w:val="275317" w:themeColor="accent6" w:themeShade="80"/>
-          <w:sz w:val="16"/>
-          <w:szCs w:val="16"/>
-        </w:rPr>
-      </w:pPr>
-      <w:r>
-        <w:rPr>
-          <w:rFonts w:ascii="Consolas" w:hAnsi="Consolas" w:cs="Consolas"/>
-          <w:color w:val="275317" w:themeColor="accent6" w:themeShade="80"/>
-          <w:sz w:val="16"/>
-          <w:szCs w:val="16"/>
-        </w:rPr>
-        <w:t xml:space="preserve">    dW2 = h.T.dot(dy) / n</w:t>
-      </w:r>
-    </w:p>
-    <w:p>
-      <w:pPr>
-        <w:spacing w:line="240" w:lineRule="auto"/>
-        <w:rPr>
-          <w:rFonts w:ascii="Consolas" w:hAnsi="Consolas" w:cs="Consolas"/>
-          <w:color w:val="275317" w:themeColor="accent6" w:themeShade="80"/>
-          <w:sz w:val="16"/>
-          <w:szCs w:val="16"/>
-        </w:rPr>
-      </w:pPr>
-      <w:r>
-        <w:rPr>
-          <w:rFonts w:ascii="Consolas" w:hAnsi="Consolas" w:cs="Consolas"/>
-          <w:color w:val="275317" w:themeColor="accent6" w:themeShade="80"/>
-          <w:sz w:val="16"/>
-          <w:szCs w:val="16"/>
-        </w:rPr>
-        <w:t xml:space="preserve">    db2 = np.sum(dy, axis=0, keepdims=True) / n</w:t>
-      </w:r>
-    </w:p>
-    <w:p>
-      <w:pPr>
-        <w:spacing w:line="240" w:lineRule="auto"/>
-        <w:rPr>
-          <w:rFonts w:ascii="Consolas" w:hAnsi="Consolas" w:cs="Consolas"/>
-          <w:color w:val="275317" w:themeColor="accent6" w:themeShade="80"/>
-          <w:sz w:val="16"/>
-          <w:szCs w:val="16"/>
-        </w:rPr>
-      </w:pPr>
-      <w:r>
-        <w:rPr>
-          <w:rFonts w:ascii="Consolas" w:hAnsi="Consolas" w:cs="Consolas"/>
-          <w:color w:val="275317" w:themeColor="accent6" w:themeShade="80"/>
-          <w:sz w:val="16"/>
-          <w:szCs w:val="16"/>
-        </w:rPr>
-        <w:t xml:space="preserve">    mat1 = np.heaviside(h, 0) </w:t>
-      </w:r>
-    </w:p>
-    <w:p>
-      <w:pPr>
-        <w:spacing w:line="240" w:lineRule="auto"/>
-        <w:rPr>
-          <w:rFonts w:ascii="Consolas" w:hAnsi="Consolas" w:cs="Consolas"/>
-          <w:color w:val="275317" w:themeColor="accent6" w:themeShade="80"/>
-          <w:sz w:val="16"/>
-          <w:szCs w:val="16"/>
-        </w:rPr>
-      </w:pPr>
-      <w:r>
-        <w:rPr>
-          <w:rFonts w:ascii="Consolas" w:hAnsi="Consolas" w:cs="Consolas"/>
-          <w:color w:val="275317" w:themeColor="accent6" w:themeShade="80"/>
-          <w:sz w:val="16"/>
-          <w:szCs w:val="16"/>
-        </w:rPr>
-        <w:t xml:space="preserve">    dh = dy.dot(W2.T)</w:t>
+        <w:t xml:space="preserve">    h = </w:t>
+      </w:r>
+      <w:proofErr w:type="spellStart"/>
+      <w:proofErr w:type="gramStart"/>
+      <w:r>
+        <w:rPr>
+          <w:rFonts w:ascii="Consolas" w:hAnsi="Consolas" w:cs="Consolas"/>
+          <w:color w:val="275317" w:themeColor="accent6" w:themeShade="80"/>
+          <w:sz w:val="16"/>
+          <w:szCs w:val="16"/>
+        </w:rPr>
+        <w:t>np.maximum</w:t>
+      </w:r>
+      <w:proofErr w:type="spellEnd"/>
+      <w:proofErr w:type="gramEnd"/>
+      <w:r>
+        <w:rPr>
+          <w:rFonts w:ascii="Consolas" w:hAnsi="Consolas" w:cs="Consolas"/>
+          <w:color w:val="275317" w:themeColor="accent6" w:themeShade="80"/>
+          <w:sz w:val="16"/>
+          <w:szCs w:val="16"/>
+        </w:rPr>
+        <w:t xml:space="preserve">(0, X_train.dot(W1) + b1) </w:t>
       </w:r>
     </w:p>
     <w:p>
@@ -3758,45 +4630,440 @@
         </w:rPr>
         <w:t xml:space="preserve">    </w:t>
       </w:r>
-    </w:p>
-    <w:p>
-      <w:pPr>
-        <w:spacing w:line="240" w:lineRule="auto"/>
-        <w:rPr>
-          <w:rFonts w:ascii="Consolas" w:hAnsi="Consolas" w:cs="Consolas"/>
-          <w:color w:val="275317" w:themeColor="accent6" w:themeShade="80"/>
-          <w:sz w:val="16"/>
-          <w:szCs w:val="16"/>
-        </w:rPr>
-      </w:pPr>
-      <w:r>
-        <w:rPr>
-          <w:rFonts w:ascii="Consolas" w:hAnsi="Consolas" w:cs="Consolas"/>
-          <w:color w:val="275317" w:themeColor="accent6" w:themeShade="80"/>
-          <w:sz w:val="16"/>
-          <w:szCs w:val="16"/>
-        </w:rPr>
-        <w:t xml:space="preserve">    dW1 = X_train.T.dot(dh * mat1) / n</w:t>
-      </w:r>
-    </w:p>
-    <w:p>
-      <w:pPr>
-        <w:spacing w:line="240" w:lineRule="auto"/>
-        <w:rPr>
-          <w:rFonts w:ascii="Consolas" w:hAnsi="Consolas" w:cs="Consolas"/>
-          <w:color w:val="275317" w:themeColor="accent6" w:themeShade="80"/>
-          <w:sz w:val="16"/>
-          <w:szCs w:val="16"/>
-        </w:rPr>
-      </w:pPr>
-      <w:r>
-        <w:rPr>
-          <w:rFonts w:ascii="Consolas" w:hAnsi="Consolas" w:cs="Consolas"/>
-          <w:color w:val="275317" w:themeColor="accent6" w:themeShade="80"/>
-          <w:sz w:val="16"/>
-          <w:szCs w:val="16"/>
-        </w:rPr>
-        <w:t xml:space="preserve">    db1 = np.sum(dh * mat1, axis=0, keepdims=True) / n</w:t>
+      <w:proofErr w:type="spellStart"/>
+      <w:r>
+        <w:rPr>
+          <w:rFonts w:ascii="Consolas" w:hAnsi="Consolas" w:cs="Consolas"/>
+          <w:color w:val="275317" w:themeColor="accent6" w:themeShade="80"/>
+          <w:sz w:val="16"/>
+          <w:szCs w:val="16"/>
+        </w:rPr>
+        <w:t>y_pred</w:t>
+      </w:r>
+      <w:proofErr w:type="spellEnd"/>
+      <w:r>
+        <w:rPr>
+          <w:rFonts w:ascii="Consolas" w:hAnsi="Consolas" w:cs="Consolas"/>
+          <w:color w:val="275317" w:themeColor="accent6" w:themeShade="80"/>
+          <w:sz w:val="16"/>
+          <w:szCs w:val="16"/>
+        </w:rPr>
+        <w:t xml:space="preserve"> = sigmoid(h.dot(W2) + b2)</w:t>
+      </w:r>
+    </w:p>
+    <w:p>
+      <w:pPr>
+        <w:spacing w:line="240" w:lineRule="auto"/>
+        <w:rPr>
+          <w:rFonts w:ascii="Consolas" w:hAnsi="Consolas" w:cs="Consolas"/>
+          <w:color w:val="275317" w:themeColor="accent6" w:themeShade="80"/>
+          <w:sz w:val="16"/>
+          <w:szCs w:val="16"/>
+        </w:rPr>
+      </w:pPr>
+      <w:r>
+        <w:rPr>
+          <w:rFonts w:ascii="Consolas" w:hAnsi="Consolas" w:cs="Consolas"/>
+          <w:color w:val="275317" w:themeColor="accent6" w:themeShade="80"/>
+          <w:sz w:val="16"/>
+          <w:szCs w:val="16"/>
+        </w:rPr>
+        <w:t xml:space="preserve">    </w:t>
+      </w:r>
+      <w:proofErr w:type="spellStart"/>
+      <w:r>
+        <w:rPr>
+          <w:rFonts w:ascii="Consolas" w:hAnsi="Consolas" w:cs="Consolas"/>
+          <w:color w:val="275317" w:themeColor="accent6" w:themeShade="80"/>
+          <w:sz w:val="16"/>
+          <w:szCs w:val="16"/>
+        </w:rPr>
+        <w:t>dy</w:t>
+      </w:r>
+      <w:proofErr w:type="spellEnd"/>
+      <w:r>
+        <w:rPr>
+          <w:rFonts w:ascii="Consolas" w:hAnsi="Consolas" w:cs="Consolas"/>
+          <w:color w:val="275317" w:themeColor="accent6" w:themeShade="80"/>
+          <w:sz w:val="16"/>
+          <w:szCs w:val="16"/>
+        </w:rPr>
+        <w:t xml:space="preserve"> = </w:t>
+      </w:r>
+      <w:proofErr w:type="spellStart"/>
+      <w:r>
+        <w:rPr>
+          <w:rFonts w:ascii="Consolas" w:hAnsi="Consolas" w:cs="Consolas"/>
+          <w:color w:val="275317" w:themeColor="accent6" w:themeShade="80"/>
+          <w:sz w:val="16"/>
+          <w:szCs w:val="16"/>
+        </w:rPr>
+        <w:t>y_pred</w:t>
+      </w:r>
+      <w:proofErr w:type="spellEnd"/>
+      <w:r>
+        <w:rPr>
+          <w:rFonts w:ascii="Consolas" w:hAnsi="Consolas" w:cs="Consolas"/>
+          <w:color w:val="275317" w:themeColor="accent6" w:themeShade="80"/>
+          <w:sz w:val="16"/>
+          <w:szCs w:val="16"/>
+        </w:rPr>
+        <w:t xml:space="preserve"> - </w:t>
+      </w:r>
+      <w:proofErr w:type="spellStart"/>
+      <w:r>
+        <w:rPr>
+          <w:rFonts w:ascii="Consolas" w:hAnsi="Consolas" w:cs="Consolas"/>
+          <w:color w:val="275317" w:themeColor="accent6" w:themeShade="80"/>
+          <w:sz w:val="16"/>
+          <w:szCs w:val="16"/>
+        </w:rPr>
+        <w:t>Y_train</w:t>
+      </w:r>
+      <w:proofErr w:type="spellEnd"/>
+      <w:r>
+        <w:rPr>
+          <w:rFonts w:ascii="Consolas" w:hAnsi="Consolas" w:cs="Consolas"/>
+          <w:color w:val="275317" w:themeColor="accent6" w:themeShade="80"/>
+          <w:sz w:val="16"/>
+          <w:szCs w:val="16"/>
+        </w:rPr>
+        <w:t xml:space="preserve"> </w:t>
+      </w:r>
+    </w:p>
+    <w:p>
+      <w:pPr>
+        <w:spacing w:line="240" w:lineRule="auto"/>
+        <w:rPr>
+          <w:rFonts w:ascii="Consolas" w:hAnsi="Consolas" w:cs="Consolas"/>
+          <w:color w:val="275317" w:themeColor="accent6" w:themeShade="80"/>
+          <w:sz w:val="16"/>
+          <w:szCs w:val="16"/>
+        </w:rPr>
+      </w:pPr>
+      <w:r>
+        <w:rPr>
+          <w:rFonts w:ascii="Consolas" w:hAnsi="Consolas" w:cs="Consolas"/>
+          <w:color w:val="275317" w:themeColor="accent6" w:themeShade="80"/>
+          <w:sz w:val="16"/>
+          <w:szCs w:val="16"/>
+        </w:rPr>
+        <w:t xml:space="preserve">    dW2 = h.T.dot(</w:t>
+      </w:r>
+      <w:proofErr w:type="spellStart"/>
+      <w:r>
+        <w:rPr>
+          <w:rFonts w:ascii="Consolas" w:hAnsi="Consolas" w:cs="Consolas"/>
+          <w:color w:val="275317" w:themeColor="accent6" w:themeShade="80"/>
+          <w:sz w:val="16"/>
+          <w:szCs w:val="16"/>
+        </w:rPr>
+        <w:t>dy</w:t>
+      </w:r>
+      <w:proofErr w:type="spellEnd"/>
+      <w:r>
+        <w:rPr>
+          <w:rFonts w:ascii="Consolas" w:hAnsi="Consolas" w:cs="Consolas"/>
+          <w:color w:val="275317" w:themeColor="accent6" w:themeShade="80"/>
+          <w:sz w:val="16"/>
+          <w:szCs w:val="16"/>
+        </w:rPr>
+        <w:t>) / n</w:t>
+      </w:r>
+    </w:p>
+    <w:p>
+      <w:pPr>
+        <w:spacing w:line="240" w:lineRule="auto"/>
+        <w:rPr>
+          <w:rFonts w:ascii="Consolas" w:hAnsi="Consolas" w:cs="Consolas"/>
+          <w:color w:val="275317" w:themeColor="accent6" w:themeShade="80"/>
+          <w:sz w:val="16"/>
+          <w:szCs w:val="16"/>
+        </w:rPr>
+      </w:pPr>
+      <w:r>
+        <w:rPr>
+          <w:rFonts w:ascii="Consolas" w:hAnsi="Consolas" w:cs="Consolas"/>
+          <w:color w:val="275317" w:themeColor="accent6" w:themeShade="80"/>
+          <w:sz w:val="16"/>
+          <w:szCs w:val="16"/>
+        </w:rPr>
+        <w:t xml:space="preserve">    db2 = </w:t>
+      </w:r>
+      <w:proofErr w:type="spellStart"/>
+      <w:proofErr w:type="gramStart"/>
+      <w:r>
+        <w:rPr>
+          <w:rFonts w:ascii="Consolas" w:hAnsi="Consolas" w:cs="Consolas"/>
+          <w:color w:val="275317" w:themeColor="accent6" w:themeShade="80"/>
+          <w:sz w:val="16"/>
+          <w:szCs w:val="16"/>
+        </w:rPr>
+        <w:t>np.sum</w:t>
+      </w:r>
+      <w:proofErr w:type="spellEnd"/>
+      <w:r>
+        <w:rPr>
+          <w:rFonts w:ascii="Consolas" w:hAnsi="Consolas" w:cs="Consolas"/>
+          <w:color w:val="275317" w:themeColor="accent6" w:themeShade="80"/>
+          <w:sz w:val="16"/>
+          <w:szCs w:val="16"/>
+        </w:rPr>
+        <w:t>(</w:t>
+      </w:r>
+      <w:proofErr w:type="spellStart"/>
+      <w:proofErr w:type="gramEnd"/>
+      <w:r>
+        <w:rPr>
+          <w:rFonts w:ascii="Consolas" w:hAnsi="Consolas" w:cs="Consolas"/>
+          <w:color w:val="275317" w:themeColor="accent6" w:themeShade="80"/>
+          <w:sz w:val="16"/>
+          <w:szCs w:val="16"/>
+        </w:rPr>
+        <w:t>dy</w:t>
+      </w:r>
+      <w:proofErr w:type="spellEnd"/>
+      <w:r>
+        <w:rPr>
+          <w:rFonts w:ascii="Consolas" w:hAnsi="Consolas" w:cs="Consolas"/>
+          <w:color w:val="275317" w:themeColor="accent6" w:themeShade="80"/>
+          <w:sz w:val="16"/>
+          <w:szCs w:val="16"/>
+        </w:rPr>
+        <w:t xml:space="preserve">, axis=0, </w:t>
+      </w:r>
+      <w:proofErr w:type="spellStart"/>
+      <w:r>
+        <w:rPr>
+          <w:rFonts w:ascii="Consolas" w:hAnsi="Consolas" w:cs="Consolas"/>
+          <w:color w:val="275317" w:themeColor="accent6" w:themeShade="80"/>
+          <w:sz w:val="16"/>
+          <w:szCs w:val="16"/>
+        </w:rPr>
+        <w:t>keepdims</w:t>
+      </w:r>
+      <w:proofErr w:type="spellEnd"/>
+      <w:r>
+        <w:rPr>
+          <w:rFonts w:ascii="Consolas" w:hAnsi="Consolas" w:cs="Consolas"/>
+          <w:color w:val="275317" w:themeColor="accent6" w:themeShade="80"/>
+          <w:sz w:val="16"/>
+          <w:szCs w:val="16"/>
+        </w:rPr>
+        <w:t>=True) / n</w:t>
+      </w:r>
+    </w:p>
+    <w:p>
+      <w:pPr>
+        <w:spacing w:line="240" w:lineRule="auto"/>
+        <w:rPr>
+          <w:rFonts w:ascii="Consolas" w:hAnsi="Consolas" w:cs="Consolas"/>
+          <w:color w:val="275317" w:themeColor="accent6" w:themeShade="80"/>
+          <w:sz w:val="16"/>
+          <w:szCs w:val="16"/>
+        </w:rPr>
+      </w:pPr>
+      <w:r>
+        <w:rPr>
+          <w:rFonts w:ascii="Consolas" w:hAnsi="Consolas" w:cs="Consolas"/>
+          <w:color w:val="275317" w:themeColor="accent6" w:themeShade="80"/>
+          <w:sz w:val="16"/>
+          <w:szCs w:val="16"/>
+        </w:rPr>
+        <w:t xml:space="preserve">    mat1 = </w:t>
+      </w:r>
+      <w:proofErr w:type="spellStart"/>
+      <w:proofErr w:type="gramStart"/>
+      <w:r>
+        <w:rPr>
+          <w:rFonts w:ascii="Consolas" w:hAnsi="Consolas" w:cs="Consolas"/>
+          <w:color w:val="275317" w:themeColor="accent6" w:themeShade="80"/>
+          <w:sz w:val="16"/>
+          <w:szCs w:val="16"/>
+        </w:rPr>
+        <w:t>np.heaviside</w:t>
+      </w:r>
+      <w:proofErr w:type="spellEnd"/>
+      <w:proofErr w:type="gramEnd"/>
+      <w:r>
+        <w:rPr>
+          <w:rFonts w:ascii="Consolas" w:hAnsi="Consolas" w:cs="Consolas"/>
+          <w:color w:val="275317" w:themeColor="accent6" w:themeShade="80"/>
+          <w:sz w:val="16"/>
+          <w:szCs w:val="16"/>
+        </w:rPr>
+        <w:t xml:space="preserve">(h, 0) </w:t>
+      </w:r>
+    </w:p>
+    <w:p>
+      <w:pPr>
+        <w:spacing w:line="240" w:lineRule="auto"/>
+        <w:rPr>
+          <w:rFonts w:ascii="Consolas" w:hAnsi="Consolas" w:cs="Consolas"/>
+          <w:color w:val="275317" w:themeColor="accent6" w:themeShade="80"/>
+          <w:sz w:val="16"/>
+          <w:szCs w:val="16"/>
+        </w:rPr>
+      </w:pPr>
+      <w:r>
+        <w:rPr>
+          <w:rFonts w:ascii="Consolas" w:hAnsi="Consolas" w:cs="Consolas"/>
+          <w:color w:val="275317" w:themeColor="accent6" w:themeShade="80"/>
+          <w:sz w:val="16"/>
+          <w:szCs w:val="16"/>
+        </w:rPr>
+        <w:t xml:space="preserve">    dh = </w:t>
+      </w:r>
+      <w:proofErr w:type="gramStart"/>
+      <w:r>
+        <w:rPr>
+          <w:rFonts w:ascii="Consolas" w:hAnsi="Consolas" w:cs="Consolas"/>
+          <w:color w:val="275317" w:themeColor="accent6" w:themeShade="80"/>
+          <w:sz w:val="16"/>
+          <w:szCs w:val="16"/>
+        </w:rPr>
+        <w:t>dy.dot(</w:t>
+      </w:r>
+      <w:proofErr w:type="gramEnd"/>
+      <w:r>
+        <w:rPr>
+          <w:rFonts w:ascii="Consolas" w:hAnsi="Consolas" w:cs="Consolas"/>
+          <w:color w:val="275317" w:themeColor="accent6" w:themeShade="80"/>
+          <w:sz w:val="16"/>
+          <w:szCs w:val="16"/>
+        </w:rPr>
+        <w:t>W2.T)</w:t>
+      </w:r>
+    </w:p>
+    <w:p>
+      <w:pPr>
+        <w:spacing w:line="240" w:lineRule="auto"/>
+        <w:rPr>
+          <w:rFonts w:ascii="Consolas" w:hAnsi="Consolas" w:cs="Consolas"/>
+          <w:color w:val="275317" w:themeColor="accent6" w:themeShade="80"/>
+          <w:sz w:val="16"/>
+          <w:szCs w:val="16"/>
+        </w:rPr>
+      </w:pPr>
+      <w:r>
+        <w:rPr>
+          <w:rFonts w:ascii="Consolas" w:hAnsi="Consolas" w:cs="Consolas"/>
+          <w:color w:val="275317" w:themeColor="accent6" w:themeShade="80"/>
+          <w:sz w:val="16"/>
+          <w:szCs w:val="16"/>
+        </w:rPr>
+        <w:t xml:space="preserve">    </w:t>
+      </w:r>
+    </w:p>
+    <w:p>
+      <w:pPr>
+        <w:spacing w:line="240" w:lineRule="auto"/>
+        <w:rPr>
+          <w:rFonts w:ascii="Consolas" w:hAnsi="Consolas" w:cs="Consolas"/>
+          <w:color w:val="275317" w:themeColor="accent6" w:themeShade="80"/>
+          <w:sz w:val="16"/>
+          <w:szCs w:val="16"/>
+        </w:rPr>
+      </w:pPr>
+      <w:r>
+        <w:rPr>
+          <w:rFonts w:ascii="Consolas" w:hAnsi="Consolas" w:cs="Consolas"/>
+          <w:color w:val="275317" w:themeColor="accent6" w:themeShade="80"/>
+          <w:sz w:val="16"/>
+          <w:szCs w:val="16"/>
+        </w:rPr>
+        <w:t xml:space="preserve">    dW1 = </w:t>
+      </w:r>
+      <w:proofErr w:type="gramStart"/>
+      <w:r>
+        <w:rPr>
+          <w:rFonts w:ascii="Consolas" w:hAnsi="Consolas" w:cs="Consolas"/>
+          <w:color w:val="275317" w:themeColor="accent6" w:themeShade="80"/>
+          <w:sz w:val="16"/>
+          <w:szCs w:val="16"/>
+        </w:rPr>
+        <w:t>X_train.T.dot(</w:t>
+      </w:r>
+      <w:proofErr w:type="gramEnd"/>
+      <w:r>
+        <w:rPr>
+          <w:rFonts w:ascii="Consolas" w:hAnsi="Consolas" w:cs="Consolas"/>
+          <w:color w:val="275317" w:themeColor="accent6" w:themeShade="80"/>
+          <w:sz w:val="16"/>
+          <w:szCs w:val="16"/>
+        </w:rPr>
+        <w:t>dh * mat1) / n</w:t>
+      </w:r>
+    </w:p>
+    <w:p>
+      <w:pPr>
+        <w:spacing w:line="240" w:lineRule="auto"/>
+        <w:rPr>
+          <w:rFonts w:ascii="Consolas" w:hAnsi="Consolas" w:cs="Consolas"/>
+          <w:color w:val="275317" w:themeColor="accent6" w:themeShade="80"/>
+          <w:sz w:val="16"/>
+          <w:szCs w:val="16"/>
+        </w:rPr>
+      </w:pPr>
+      <w:r>
+        <w:rPr>
+          <w:rFonts w:ascii="Consolas" w:hAnsi="Consolas" w:cs="Consolas"/>
+          <w:color w:val="275317" w:themeColor="accent6" w:themeShade="80"/>
+          <w:sz w:val="16"/>
+          <w:szCs w:val="16"/>
+        </w:rPr>
+        <w:t xml:space="preserve">    db1 = </w:t>
+      </w:r>
+      <w:proofErr w:type="spellStart"/>
+      <w:proofErr w:type="gramStart"/>
+      <w:r>
+        <w:rPr>
+          <w:rFonts w:ascii="Consolas" w:hAnsi="Consolas" w:cs="Consolas"/>
+          <w:color w:val="275317" w:themeColor="accent6" w:themeShade="80"/>
+          <w:sz w:val="16"/>
+          <w:szCs w:val="16"/>
+        </w:rPr>
+        <w:t>np.sum</w:t>
+      </w:r>
+      <w:proofErr w:type="spellEnd"/>
+      <w:r>
+        <w:rPr>
+          <w:rFonts w:ascii="Consolas" w:hAnsi="Consolas" w:cs="Consolas"/>
+          <w:color w:val="275317" w:themeColor="accent6" w:themeShade="80"/>
+          <w:sz w:val="16"/>
+          <w:szCs w:val="16"/>
+        </w:rPr>
+        <w:t>(</w:t>
+      </w:r>
+      <w:proofErr w:type="gramEnd"/>
+      <w:r>
+        <w:rPr>
+          <w:rFonts w:ascii="Consolas" w:hAnsi="Consolas" w:cs="Consolas"/>
+          <w:color w:val="275317" w:themeColor="accent6" w:themeShade="80"/>
+          <w:sz w:val="16"/>
+          <w:szCs w:val="16"/>
+        </w:rPr>
+        <w:t xml:space="preserve">dh * mat1, axis=0, </w:t>
+      </w:r>
+      <w:proofErr w:type="spellStart"/>
+      <w:r>
+        <w:rPr>
+          <w:rFonts w:ascii="Consolas" w:hAnsi="Consolas" w:cs="Consolas"/>
+          <w:color w:val="275317" w:themeColor="accent6" w:themeShade="80"/>
+          <w:sz w:val="16"/>
+          <w:szCs w:val="16"/>
+        </w:rPr>
+        <w:t>keepdims</w:t>
+      </w:r>
+      <w:proofErr w:type="spellEnd"/>
+      <w:r>
+        <w:rPr>
+          <w:rFonts w:ascii="Consolas" w:hAnsi="Consolas" w:cs="Consolas"/>
+          <w:color w:val="275317" w:themeColor="accent6" w:themeShade="80"/>
+          <w:sz w:val="16"/>
+          <w:szCs w:val="16"/>
+        </w:rPr>
+        <w:t>=True) / n</w:t>
       </w:r>
     </w:p>
     <w:p>
@@ -3948,27 +5215,120 @@
           <w:sz w:val="16"/>
           <w:szCs w:val="16"/>
         </w:rPr>
-        <w:t xml:space="preserve">        e = compute_bce_loss(Y_train, y_pred)</w:t>
-      </w:r>
-    </w:p>
-    <w:p>
-      <w:pPr>
-        <w:spacing w:line="240" w:lineRule="auto"/>
-        <w:rPr>
-          <w:rFonts w:ascii="Consolas" w:hAnsi="Consolas" w:cs="Consolas"/>
-          <w:color w:val="275317" w:themeColor="accent6" w:themeShade="80"/>
-          <w:sz w:val="16"/>
-          <w:szCs w:val="16"/>
-        </w:rPr>
-      </w:pPr>
-      <w:r>
-        <w:rPr>
-          <w:rFonts w:ascii="Consolas" w:hAnsi="Consolas" w:cs="Consolas"/>
-          <w:color w:val="275317" w:themeColor="accent6" w:themeShade="80"/>
-          <w:sz w:val="16"/>
-          <w:szCs w:val="16"/>
-        </w:rPr>
-        <w:t xml:space="preserve">        errors.append(e)</w:t>
+        <w:t xml:space="preserve">        e = </w:t>
+      </w:r>
+      <w:proofErr w:type="spellStart"/>
+      <w:r>
+        <w:rPr>
+          <w:rFonts w:ascii="Consolas" w:hAnsi="Consolas" w:cs="Consolas"/>
+          <w:color w:val="275317" w:themeColor="accent6" w:themeShade="80"/>
+          <w:sz w:val="16"/>
+          <w:szCs w:val="16"/>
+        </w:rPr>
+        <w:t>compute_bce_</w:t>
+      </w:r>
+      <w:proofErr w:type="gramStart"/>
+      <w:r>
+        <w:rPr>
+          <w:rFonts w:ascii="Consolas" w:hAnsi="Consolas" w:cs="Consolas"/>
+          <w:color w:val="275317" w:themeColor="accent6" w:themeShade="80"/>
+          <w:sz w:val="16"/>
+          <w:szCs w:val="16"/>
+        </w:rPr>
+        <w:t>loss</w:t>
+      </w:r>
+      <w:proofErr w:type="spellEnd"/>
+      <w:r>
+        <w:rPr>
+          <w:rFonts w:ascii="Consolas" w:hAnsi="Consolas" w:cs="Consolas"/>
+          <w:color w:val="275317" w:themeColor="accent6" w:themeShade="80"/>
+          <w:sz w:val="16"/>
+          <w:szCs w:val="16"/>
+        </w:rPr>
+        <w:t>(</w:t>
+      </w:r>
+      <w:proofErr w:type="spellStart"/>
+      <w:proofErr w:type="gramEnd"/>
+      <w:r>
+        <w:rPr>
+          <w:rFonts w:ascii="Consolas" w:hAnsi="Consolas" w:cs="Consolas"/>
+          <w:color w:val="275317" w:themeColor="accent6" w:themeShade="80"/>
+          <w:sz w:val="16"/>
+          <w:szCs w:val="16"/>
+        </w:rPr>
+        <w:t>Y_train</w:t>
+      </w:r>
+      <w:proofErr w:type="spellEnd"/>
+      <w:r>
+        <w:rPr>
+          <w:rFonts w:ascii="Consolas" w:hAnsi="Consolas" w:cs="Consolas"/>
+          <w:color w:val="275317" w:themeColor="accent6" w:themeShade="80"/>
+          <w:sz w:val="16"/>
+          <w:szCs w:val="16"/>
+        </w:rPr>
+        <w:t xml:space="preserve">, </w:t>
+      </w:r>
+      <w:proofErr w:type="spellStart"/>
+      <w:r>
+        <w:rPr>
+          <w:rFonts w:ascii="Consolas" w:hAnsi="Consolas" w:cs="Consolas"/>
+          <w:color w:val="275317" w:themeColor="accent6" w:themeShade="80"/>
+          <w:sz w:val="16"/>
+          <w:szCs w:val="16"/>
+        </w:rPr>
+        <w:t>y_pred</w:t>
+      </w:r>
+      <w:proofErr w:type="spellEnd"/>
+      <w:r>
+        <w:rPr>
+          <w:rFonts w:ascii="Consolas" w:hAnsi="Consolas" w:cs="Consolas"/>
+          <w:color w:val="275317" w:themeColor="accent6" w:themeShade="80"/>
+          <w:sz w:val="16"/>
+          <w:szCs w:val="16"/>
+        </w:rPr>
+        <w:t>)</w:t>
+      </w:r>
+    </w:p>
+    <w:p>
+      <w:pPr>
+        <w:spacing w:line="240" w:lineRule="auto"/>
+        <w:rPr>
+          <w:rFonts w:ascii="Consolas" w:hAnsi="Consolas" w:cs="Consolas"/>
+          <w:color w:val="275317" w:themeColor="accent6" w:themeShade="80"/>
+          <w:sz w:val="16"/>
+          <w:szCs w:val="16"/>
+        </w:rPr>
+      </w:pPr>
+      <w:r>
+        <w:rPr>
+          <w:rFonts w:ascii="Consolas" w:hAnsi="Consolas" w:cs="Consolas"/>
+          <w:color w:val="275317" w:themeColor="accent6" w:themeShade="80"/>
+          <w:sz w:val="16"/>
+          <w:szCs w:val="16"/>
+        </w:rPr>
+        <w:t xml:space="preserve">        </w:t>
+      </w:r>
+      <w:proofErr w:type="spellStart"/>
+      <w:proofErr w:type="gramStart"/>
+      <w:r>
+        <w:rPr>
+          <w:rFonts w:ascii="Consolas" w:hAnsi="Consolas" w:cs="Consolas"/>
+          <w:color w:val="275317" w:themeColor="accent6" w:themeShade="80"/>
+          <w:sz w:val="16"/>
+          <w:szCs w:val="16"/>
+        </w:rPr>
+        <w:t>errors.append</w:t>
+      </w:r>
+      <w:proofErr w:type="spellEnd"/>
+      <w:proofErr w:type="gramEnd"/>
+      <w:r>
+        <w:rPr>
+          <w:rFonts w:ascii="Consolas" w:hAnsi="Consolas" w:cs="Consolas"/>
+          <w:color w:val="275317" w:themeColor="accent6" w:themeShade="80"/>
+          <w:sz w:val="16"/>
+          <w:szCs w:val="16"/>
+        </w:rPr>
+        <w:t>(e)</w:t>
       </w:r>
     </w:p>
     <w:p>
@@ -4008,7 +5368,38 @@
           <w:sz w:val="16"/>
           <w:szCs w:val="16"/>
         </w:rPr>
-        <w:t xml:space="preserve">            print(f"Epoch {epoch:&lt;4} | Loss: {e:.4f}")</w:t>
+        <w:t xml:space="preserve">            </w:t>
+      </w:r>
+      <w:proofErr w:type="gramStart"/>
+      <w:r>
+        <w:rPr>
+          <w:rFonts w:ascii="Consolas" w:hAnsi="Consolas" w:cs="Consolas"/>
+          <w:color w:val="275317" w:themeColor="accent6" w:themeShade="80"/>
+          <w:sz w:val="16"/>
+          <w:szCs w:val="16"/>
+        </w:rPr>
+        <w:t>print(</w:t>
+      </w:r>
+      <w:proofErr w:type="spellStart"/>
+      <w:proofErr w:type="gramEnd"/>
+      <w:r>
+        <w:rPr>
+          <w:rFonts w:ascii="Consolas" w:hAnsi="Consolas" w:cs="Consolas"/>
+          <w:color w:val="275317" w:themeColor="accent6" w:themeShade="80"/>
+          <w:sz w:val="16"/>
+          <w:szCs w:val="16"/>
+        </w:rPr>
+        <w:t>f"Epoch</w:t>
+      </w:r>
+      <w:proofErr w:type="spellEnd"/>
+      <w:r>
+        <w:rPr>
+          <w:rFonts w:ascii="Consolas" w:hAnsi="Consolas" w:cs="Consolas"/>
+          <w:color w:val="275317" w:themeColor="accent6" w:themeShade="80"/>
+          <w:sz w:val="16"/>
+          <w:szCs w:val="16"/>
+        </w:rPr>
+        <w:t xml:space="preserve"> {epoch:&lt;4} | Loss: {e:.4f}")</w:t>
       </w:r>
     </w:p>
     <w:p>
@@ -4057,114 +5448,296 @@
           <w:szCs w:val="16"/>
         </w:rPr>
       </w:pPr>
-      <w:r>
-        <w:rPr>
-          <w:rFonts w:ascii="Consolas" w:hAnsi="Consolas" w:cs="Consolas"/>
-          <w:color w:val="275317" w:themeColor="accent6" w:themeShade="80"/>
-          <w:sz w:val="16"/>
-          <w:szCs w:val="16"/>
-        </w:rPr>
-        <w:t>blr_model &lt;- stan_glm(</w:t>
-      </w:r>
-    </w:p>
-    <w:p>
-      <w:pPr>
-        <w:spacing w:line="240" w:lineRule="auto"/>
-        <w:rPr>
-          <w:rFonts w:ascii="Consolas" w:hAnsi="Consolas" w:cs="Consolas"/>
-          <w:color w:val="275317" w:themeColor="accent6" w:themeShade="80"/>
-          <w:sz w:val="16"/>
-          <w:szCs w:val="16"/>
-        </w:rPr>
-      </w:pPr>
-      <w:r>
-        <w:rPr>
-          <w:rFonts w:ascii="Consolas" w:hAnsi="Consolas" w:cs="Consolas"/>
-          <w:color w:val="275317" w:themeColor="accent6" w:themeShade="80"/>
-          <w:sz w:val="16"/>
-          <w:szCs w:val="16"/>
-        </w:rPr>
-        <w:t xml:space="preserve">  target_label ~ .,          </w:t>
-      </w:r>
-    </w:p>
-    <w:p>
-      <w:pPr>
-        <w:spacing w:line="240" w:lineRule="auto"/>
-        <w:rPr>
-          <w:rFonts w:ascii="Consolas" w:hAnsi="Consolas" w:cs="Consolas"/>
-          <w:color w:val="275317" w:themeColor="accent6" w:themeShade="80"/>
-          <w:sz w:val="16"/>
-          <w:szCs w:val="16"/>
-        </w:rPr>
-      </w:pPr>
-      <w:r>
-        <w:rPr>
-          <w:rFonts w:ascii="Consolas" w:hAnsi="Consolas" w:cs="Consolas"/>
-          <w:color w:val="275317" w:themeColor="accent6" w:themeShade="80"/>
-          <w:sz w:val="16"/>
-          <w:szCs w:val="16"/>
-        </w:rPr>
-        <w:t xml:space="preserve">  data = train_df,</w:t>
-      </w:r>
-    </w:p>
-    <w:p>
-      <w:pPr>
-        <w:spacing w:line="240" w:lineRule="auto"/>
-        <w:rPr>
-          <w:rFonts w:ascii="Consolas" w:hAnsi="Consolas" w:cs="Consolas"/>
-          <w:color w:val="275317" w:themeColor="accent6" w:themeShade="80"/>
-          <w:sz w:val="16"/>
-          <w:szCs w:val="16"/>
-        </w:rPr>
-      </w:pPr>
-      <w:r>
-        <w:rPr>
-          <w:rFonts w:ascii="Consolas" w:hAnsi="Consolas" w:cs="Consolas"/>
-          <w:color w:val="275317" w:themeColor="accent6" w:themeShade="80"/>
-          <w:sz w:val="16"/>
-          <w:szCs w:val="16"/>
-        </w:rPr>
-        <w:t xml:space="preserve">  family = binomial(link = "logit"), </w:t>
-      </w:r>
-    </w:p>
-    <w:p>
-      <w:pPr>
-        <w:spacing w:line="240" w:lineRule="auto"/>
-        <w:rPr>
-          <w:rFonts w:ascii="Consolas" w:hAnsi="Consolas" w:cs="Consolas"/>
-          <w:color w:val="275317" w:themeColor="accent6" w:themeShade="80"/>
-          <w:sz w:val="16"/>
-          <w:szCs w:val="16"/>
-        </w:rPr>
-      </w:pPr>
-      <w:r>
-        <w:rPr>
-          <w:rFonts w:ascii="Consolas" w:hAnsi="Consolas" w:cs="Consolas"/>
-          <w:color w:val="275317" w:themeColor="accent6" w:themeShade="80"/>
-          <w:sz w:val="16"/>
-          <w:szCs w:val="16"/>
-        </w:rPr>
-        <w:t xml:space="preserve">  prior = normal(0, 2.5),          </w:t>
-      </w:r>
-    </w:p>
-    <w:p>
-      <w:pPr>
-        <w:spacing w:line="240" w:lineRule="auto"/>
-        <w:rPr>
-          <w:rFonts w:ascii="Consolas" w:hAnsi="Consolas" w:cs="Consolas"/>
-          <w:color w:val="275317" w:themeColor="accent6" w:themeShade="80"/>
-          <w:sz w:val="16"/>
-          <w:szCs w:val="16"/>
-        </w:rPr>
-      </w:pPr>
-      <w:r>
-        <w:rPr>
-          <w:rFonts w:ascii="Consolas" w:hAnsi="Consolas" w:cs="Consolas"/>
-          <w:color w:val="275317" w:themeColor="accent6" w:themeShade="80"/>
-          <w:sz w:val="16"/>
-          <w:szCs w:val="16"/>
-        </w:rPr>
-        <w:t xml:space="preserve">  prior_intercept = normal(0, 10),   </w:t>
+      <w:proofErr w:type="spellStart"/>
+      <w:r>
+        <w:rPr>
+          <w:rFonts w:ascii="Consolas" w:hAnsi="Consolas" w:cs="Consolas"/>
+          <w:color w:val="275317" w:themeColor="accent6" w:themeShade="80"/>
+          <w:sz w:val="16"/>
+          <w:szCs w:val="16"/>
+        </w:rPr>
+        <w:t>blr_model</w:t>
+      </w:r>
+      <w:proofErr w:type="spellEnd"/>
+      <w:r>
+        <w:rPr>
+          <w:rFonts w:ascii="Consolas" w:hAnsi="Consolas" w:cs="Consolas"/>
+          <w:color w:val="275317" w:themeColor="accent6" w:themeShade="80"/>
+          <w:sz w:val="16"/>
+          <w:szCs w:val="16"/>
+        </w:rPr>
+        <w:t xml:space="preserve"> &lt;- </w:t>
+      </w:r>
+      <w:proofErr w:type="spellStart"/>
+      <w:r>
+        <w:rPr>
+          <w:rFonts w:ascii="Consolas" w:hAnsi="Consolas" w:cs="Consolas"/>
+          <w:color w:val="275317" w:themeColor="accent6" w:themeShade="80"/>
+          <w:sz w:val="16"/>
+          <w:szCs w:val="16"/>
+        </w:rPr>
+        <w:t>stan_</w:t>
+      </w:r>
+      <w:proofErr w:type="gramStart"/>
+      <w:r>
+        <w:rPr>
+          <w:rFonts w:ascii="Consolas" w:hAnsi="Consolas" w:cs="Consolas"/>
+          <w:color w:val="275317" w:themeColor="accent6" w:themeShade="80"/>
+          <w:sz w:val="16"/>
+          <w:szCs w:val="16"/>
+        </w:rPr>
+        <w:t>glm</w:t>
+      </w:r>
+      <w:proofErr w:type="spellEnd"/>
+      <w:r>
+        <w:rPr>
+          <w:rFonts w:ascii="Consolas" w:hAnsi="Consolas" w:cs="Consolas"/>
+          <w:color w:val="275317" w:themeColor="accent6" w:themeShade="80"/>
+          <w:sz w:val="16"/>
+          <w:szCs w:val="16"/>
+        </w:rPr>
+        <w:t>(</w:t>
+      </w:r>
+      <w:proofErr w:type="gramEnd"/>
+    </w:p>
+    <w:p>
+      <w:pPr>
+        <w:spacing w:line="240" w:lineRule="auto"/>
+        <w:rPr>
+          <w:rFonts w:ascii="Consolas" w:hAnsi="Consolas" w:cs="Consolas"/>
+          <w:color w:val="275317" w:themeColor="accent6" w:themeShade="80"/>
+          <w:sz w:val="16"/>
+          <w:szCs w:val="16"/>
+        </w:rPr>
+      </w:pPr>
+      <w:r>
+        <w:rPr>
+          <w:rFonts w:ascii="Consolas" w:hAnsi="Consolas" w:cs="Consolas"/>
+          <w:color w:val="275317" w:themeColor="accent6" w:themeShade="80"/>
+          <w:sz w:val="16"/>
+          <w:szCs w:val="16"/>
+        </w:rPr>
+        <w:t xml:space="preserve">  </w:t>
+      </w:r>
+      <w:proofErr w:type="spellStart"/>
+      <w:r>
+        <w:rPr>
+          <w:rFonts w:ascii="Consolas" w:hAnsi="Consolas" w:cs="Consolas"/>
+          <w:color w:val="275317" w:themeColor="accent6" w:themeShade="80"/>
+          <w:sz w:val="16"/>
+          <w:szCs w:val="16"/>
+        </w:rPr>
+        <w:t>target_label</w:t>
+      </w:r>
+      <w:proofErr w:type="spellEnd"/>
+      <w:r>
+        <w:rPr>
+          <w:rFonts w:ascii="Consolas" w:hAnsi="Consolas" w:cs="Consolas"/>
+          <w:color w:val="275317" w:themeColor="accent6" w:themeShade="80"/>
+          <w:sz w:val="16"/>
+          <w:szCs w:val="16"/>
+        </w:rPr>
+        <w:t xml:space="preserve"> </w:t>
+      </w:r>
+      <w:proofErr w:type="gramStart"/>
+      <w:r>
+        <w:rPr>
+          <w:rFonts w:ascii="Consolas" w:hAnsi="Consolas" w:cs="Consolas"/>
+          <w:color w:val="275317" w:themeColor="accent6" w:themeShade="80"/>
+          <w:sz w:val="16"/>
+          <w:szCs w:val="16"/>
+        </w:rPr>
+        <w:t>~ .</w:t>
+      </w:r>
+      <w:proofErr w:type="gramEnd"/>
+      <w:r>
+        <w:rPr>
+          <w:rFonts w:ascii="Consolas" w:hAnsi="Consolas" w:cs="Consolas"/>
+          <w:color w:val="275317" w:themeColor="accent6" w:themeShade="80"/>
+          <w:sz w:val="16"/>
+          <w:szCs w:val="16"/>
+        </w:rPr>
+        <w:t xml:space="preserve">,          </w:t>
+      </w:r>
+    </w:p>
+    <w:p>
+      <w:pPr>
+        <w:spacing w:line="240" w:lineRule="auto"/>
+        <w:rPr>
+          <w:rFonts w:ascii="Consolas" w:hAnsi="Consolas" w:cs="Consolas"/>
+          <w:color w:val="275317" w:themeColor="accent6" w:themeShade="80"/>
+          <w:sz w:val="16"/>
+          <w:szCs w:val="16"/>
+        </w:rPr>
+      </w:pPr>
+      <w:r>
+        <w:rPr>
+          <w:rFonts w:ascii="Consolas" w:hAnsi="Consolas" w:cs="Consolas"/>
+          <w:color w:val="275317" w:themeColor="accent6" w:themeShade="80"/>
+          <w:sz w:val="16"/>
+          <w:szCs w:val="16"/>
+        </w:rPr>
+        <w:t xml:space="preserve">  data = </w:t>
+      </w:r>
+      <w:proofErr w:type="spellStart"/>
+      <w:r>
+        <w:rPr>
+          <w:rFonts w:ascii="Consolas" w:hAnsi="Consolas" w:cs="Consolas"/>
+          <w:color w:val="275317" w:themeColor="accent6" w:themeShade="80"/>
+          <w:sz w:val="16"/>
+          <w:szCs w:val="16"/>
+        </w:rPr>
+        <w:t>train_df</w:t>
+      </w:r>
+      <w:proofErr w:type="spellEnd"/>
+      <w:r>
+        <w:rPr>
+          <w:rFonts w:ascii="Consolas" w:hAnsi="Consolas" w:cs="Consolas"/>
+          <w:color w:val="275317" w:themeColor="accent6" w:themeShade="80"/>
+          <w:sz w:val="16"/>
+          <w:szCs w:val="16"/>
+        </w:rPr>
+        <w:t>,</w:t>
+      </w:r>
+    </w:p>
+    <w:p>
+      <w:pPr>
+        <w:spacing w:line="240" w:lineRule="auto"/>
+        <w:rPr>
+          <w:rFonts w:ascii="Consolas" w:hAnsi="Consolas" w:cs="Consolas"/>
+          <w:color w:val="275317" w:themeColor="accent6" w:themeShade="80"/>
+          <w:sz w:val="16"/>
+          <w:szCs w:val="16"/>
+        </w:rPr>
+      </w:pPr>
+      <w:r>
+        <w:rPr>
+          <w:rFonts w:ascii="Consolas" w:hAnsi="Consolas" w:cs="Consolas"/>
+          <w:color w:val="275317" w:themeColor="accent6" w:themeShade="80"/>
+          <w:sz w:val="16"/>
+          <w:szCs w:val="16"/>
+        </w:rPr>
+        <w:t xml:space="preserve">  family = </w:t>
+      </w:r>
+      <w:proofErr w:type="gramStart"/>
+      <w:r>
+        <w:rPr>
+          <w:rFonts w:ascii="Consolas" w:hAnsi="Consolas" w:cs="Consolas"/>
+          <w:color w:val="275317" w:themeColor="accent6" w:themeShade="80"/>
+          <w:sz w:val="16"/>
+          <w:szCs w:val="16"/>
+        </w:rPr>
+        <w:t>binomial(</w:t>
+      </w:r>
+      <w:proofErr w:type="gramEnd"/>
+      <w:r>
+        <w:rPr>
+          <w:rFonts w:ascii="Consolas" w:hAnsi="Consolas" w:cs="Consolas"/>
+          <w:color w:val="275317" w:themeColor="accent6" w:themeShade="80"/>
+          <w:sz w:val="16"/>
+          <w:szCs w:val="16"/>
+        </w:rPr>
+        <w:t xml:space="preserve">link = "logit"), </w:t>
+      </w:r>
+    </w:p>
+    <w:p>
+      <w:pPr>
+        <w:spacing w:line="240" w:lineRule="auto"/>
+        <w:rPr>
+          <w:rFonts w:ascii="Consolas" w:hAnsi="Consolas" w:cs="Consolas"/>
+          <w:color w:val="275317" w:themeColor="accent6" w:themeShade="80"/>
+          <w:sz w:val="16"/>
+          <w:szCs w:val="16"/>
+        </w:rPr>
+      </w:pPr>
+      <w:r>
+        <w:rPr>
+          <w:rFonts w:ascii="Consolas" w:hAnsi="Consolas" w:cs="Consolas"/>
+          <w:color w:val="275317" w:themeColor="accent6" w:themeShade="80"/>
+          <w:sz w:val="16"/>
+          <w:szCs w:val="16"/>
+        </w:rPr>
+        <w:t xml:space="preserve">  prior = </w:t>
+      </w:r>
+      <w:proofErr w:type="gramStart"/>
+      <w:r>
+        <w:rPr>
+          <w:rFonts w:ascii="Consolas" w:hAnsi="Consolas" w:cs="Consolas"/>
+          <w:color w:val="275317" w:themeColor="accent6" w:themeShade="80"/>
+          <w:sz w:val="16"/>
+          <w:szCs w:val="16"/>
+        </w:rPr>
+        <w:t>normal(</w:t>
+      </w:r>
+      <w:proofErr w:type="gramEnd"/>
+      <w:r>
+        <w:rPr>
+          <w:rFonts w:ascii="Consolas" w:hAnsi="Consolas" w:cs="Consolas"/>
+          <w:color w:val="275317" w:themeColor="accent6" w:themeShade="80"/>
+          <w:sz w:val="16"/>
+          <w:szCs w:val="16"/>
+        </w:rPr>
+        <w:t xml:space="preserve">0, 2.5),          </w:t>
+      </w:r>
+    </w:p>
+    <w:p>
+      <w:pPr>
+        <w:spacing w:line="240" w:lineRule="auto"/>
+        <w:rPr>
+          <w:rFonts w:ascii="Consolas" w:hAnsi="Consolas" w:cs="Consolas"/>
+          <w:color w:val="275317" w:themeColor="accent6" w:themeShade="80"/>
+          <w:sz w:val="16"/>
+          <w:szCs w:val="16"/>
+        </w:rPr>
+      </w:pPr>
+      <w:r>
+        <w:rPr>
+          <w:rFonts w:ascii="Consolas" w:hAnsi="Consolas" w:cs="Consolas"/>
+          <w:color w:val="275317" w:themeColor="accent6" w:themeShade="80"/>
+          <w:sz w:val="16"/>
+          <w:szCs w:val="16"/>
+        </w:rPr>
+        <w:t xml:space="preserve">  </w:t>
+      </w:r>
+      <w:proofErr w:type="spellStart"/>
+      <w:r>
+        <w:rPr>
+          <w:rFonts w:ascii="Consolas" w:hAnsi="Consolas" w:cs="Consolas"/>
+          <w:color w:val="275317" w:themeColor="accent6" w:themeShade="80"/>
+          <w:sz w:val="16"/>
+          <w:szCs w:val="16"/>
+        </w:rPr>
+        <w:t>prior_intercept</w:t>
+      </w:r>
+      <w:proofErr w:type="spellEnd"/>
+      <w:r>
+        <w:rPr>
+          <w:rFonts w:ascii="Consolas" w:hAnsi="Consolas" w:cs="Consolas"/>
+          <w:color w:val="275317" w:themeColor="accent6" w:themeShade="80"/>
+          <w:sz w:val="16"/>
+          <w:szCs w:val="16"/>
+        </w:rPr>
+        <w:t xml:space="preserve"> = </w:t>
+      </w:r>
+      <w:proofErr w:type="gramStart"/>
+      <w:r>
+        <w:rPr>
+          <w:rFonts w:ascii="Consolas" w:hAnsi="Consolas" w:cs="Consolas"/>
+          <w:color w:val="275317" w:themeColor="accent6" w:themeShade="80"/>
+          <w:sz w:val="16"/>
+          <w:szCs w:val="16"/>
+        </w:rPr>
+        <w:t>normal(</w:t>
+      </w:r>
+      <w:proofErr w:type="gramEnd"/>
+      <w:r>
+        <w:rPr>
+          <w:rFonts w:ascii="Consolas" w:hAnsi="Consolas" w:cs="Consolas"/>
+          <w:color w:val="275317" w:themeColor="accent6" w:themeShade="80"/>
+          <w:sz w:val="16"/>
+          <w:szCs w:val="16"/>
+        </w:rPr>
+        <w:t xml:space="preserve">0, 10),   </w:t>
       </w:r>
     </w:p>
     <w:p>
@@ -4204,7 +5777,27 @@
           <w:sz w:val="16"/>
           <w:szCs w:val="16"/>
         </w:rPr>
-        <w:t xml:space="preserve">  iter = 1000,        </w:t>
+        <w:t xml:space="preserve">  </w:t>
+      </w:r>
+      <w:proofErr w:type="spellStart"/>
+      <w:r>
+        <w:rPr>
+          <w:rFonts w:ascii="Consolas" w:hAnsi="Consolas" w:cs="Consolas"/>
+          <w:color w:val="275317" w:themeColor="accent6" w:themeShade="80"/>
+          <w:sz w:val="16"/>
+          <w:szCs w:val="16"/>
+        </w:rPr>
+        <w:t>iter</w:t>
+      </w:r>
+      <w:proofErr w:type="spellEnd"/>
+      <w:r>
+        <w:rPr>
+          <w:rFonts w:ascii="Consolas" w:hAnsi="Consolas" w:cs="Consolas"/>
+          <w:color w:val="275317" w:themeColor="accent6" w:themeShade="80"/>
+          <w:sz w:val="16"/>
+          <w:szCs w:val="16"/>
+        </w:rPr>
+        <w:t xml:space="preserve"> = 1000,        </w:t>
       </w:r>
     </w:p>
     <w:p>
@@ -4348,7 +5941,7 @@
       <w:hyperlink r:id="rId8" w:history="1">
         <w:r>
           <w:rPr>
-            <w:rStyle w:val="af0"/>
+            <w:rStyle w:val="Hyperlink"/>
             <w:rFonts w:ascii="Times New Roman" w:hAnsi="Times New Roman" w:cs="Times New Roman"/>
             <w:sz w:val="24"/>
           </w:rPr>
@@ -4773,18 +6366,18 @@
     <w:lsdException w:name="Unresolved Mention" w:semiHidden="1" w:unhideWhenUsed="1"/>
     <w:lsdException w:name="Smart Link" w:semiHidden="1" w:unhideWhenUsed="1"/>
   </w:latentStyles>
-  <w:style w:type="paragraph" w:default="1" w:styleId="a">
+  <w:style w:type="paragraph" w:default="1" w:styleId="Normal">
     <w:name w:val="Normal"/>
     <w:qFormat/>
     <w:pPr>
       <w:widowControl w:val="0"/>
     </w:pPr>
   </w:style>
-  <w:style w:type="paragraph" w:styleId="1">
+  <w:style w:type="paragraph" w:styleId="Heading1">
     <w:name w:val="heading 1"/>
-    <w:basedOn w:val="a"/>
-    <w:next w:val="a"/>
-    <w:link w:val="10"/>
+    <w:basedOn w:val="Normal"/>
+    <w:next w:val="Normal"/>
+    <w:link w:val="Heading1Char"/>
     <w:uiPriority w:val="9"/>
     <w:qFormat/>
     <w:rsid w:val="00005A1C"/>
@@ -4801,11 +6394,11 @@
       <w:szCs w:val="48"/>
     </w:rPr>
   </w:style>
-  <w:style w:type="paragraph" w:styleId="2">
+  <w:style w:type="paragraph" w:styleId="Heading2">
     <w:name w:val="heading 2"/>
-    <w:basedOn w:val="a"/>
-    <w:next w:val="a"/>
-    <w:link w:val="20"/>
+    <w:basedOn w:val="Normal"/>
+    <w:next w:val="Normal"/>
+    <w:link w:val="Heading2Char"/>
     <w:uiPriority w:val="9"/>
     <w:semiHidden/>
     <w:unhideWhenUsed/>
@@ -4824,11 +6417,11 @@
       <w:szCs w:val="40"/>
     </w:rPr>
   </w:style>
-  <w:style w:type="paragraph" w:styleId="3">
+  <w:style w:type="paragraph" w:styleId="Heading3">
     <w:name w:val="heading 3"/>
-    <w:basedOn w:val="a"/>
-    <w:next w:val="a"/>
-    <w:link w:val="30"/>
+    <w:basedOn w:val="Normal"/>
+    <w:next w:val="Normal"/>
+    <w:link w:val="Heading3Char"/>
     <w:uiPriority w:val="9"/>
     <w:semiHidden/>
     <w:unhideWhenUsed/>
@@ -4847,11 +6440,11 @@
       <w:szCs w:val="32"/>
     </w:rPr>
   </w:style>
-  <w:style w:type="paragraph" w:styleId="4">
+  <w:style w:type="paragraph" w:styleId="Heading4">
     <w:name w:val="heading 4"/>
-    <w:basedOn w:val="a"/>
-    <w:next w:val="a"/>
-    <w:link w:val="40"/>
+    <w:basedOn w:val="Normal"/>
+    <w:next w:val="Normal"/>
+    <w:link w:val="Heading4Char"/>
     <w:uiPriority w:val="9"/>
     <w:semiHidden/>
     <w:unhideWhenUsed/>
@@ -4870,11 +6463,11 @@
       <w:szCs w:val="28"/>
     </w:rPr>
   </w:style>
-  <w:style w:type="paragraph" w:styleId="5">
+  <w:style w:type="paragraph" w:styleId="Heading5">
     <w:name w:val="heading 5"/>
-    <w:basedOn w:val="a"/>
-    <w:next w:val="a"/>
-    <w:link w:val="50"/>
+    <w:basedOn w:val="Normal"/>
+    <w:next w:val="Normal"/>
+    <w:link w:val="Heading5Char"/>
     <w:uiPriority w:val="9"/>
     <w:semiHidden/>
     <w:unhideWhenUsed/>
@@ -4892,11 +6485,11 @@
       <w:sz w:val="24"/>
     </w:rPr>
   </w:style>
-  <w:style w:type="paragraph" w:styleId="6">
+  <w:style w:type="paragraph" w:styleId="Heading6">
     <w:name w:val="heading 6"/>
-    <w:basedOn w:val="a"/>
-    <w:next w:val="a"/>
-    <w:link w:val="60"/>
+    <w:basedOn w:val="Normal"/>
+    <w:next w:val="Normal"/>
+    <w:link w:val="Heading6Char"/>
     <w:uiPriority w:val="9"/>
     <w:semiHidden/>
     <w:unhideWhenUsed/>
@@ -4915,11 +6508,11 @@
       <w:color w:val="0F4761" w:themeColor="accent1" w:themeShade="BF"/>
     </w:rPr>
   </w:style>
-  <w:style w:type="paragraph" w:styleId="7">
+  <w:style w:type="paragraph" w:styleId="Heading7">
     <w:name w:val="heading 7"/>
-    <w:basedOn w:val="a"/>
-    <w:next w:val="a"/>
-    <w:link w:val="70"/>
+    <w:basedOn w:val="Normal"/>
+    <w:next w:val="Normal"/>
+    <w:link w:val="Heading7Char"/>
     <w:uiPriority w:val="9"/>
     <w:semiHidden/>
     <w:unhideWhenUsed/>
@@ -4938,11 +6531,11 @@
       <w:color w:val="595959" w:themeColor="text1" w:themeTint="A6"/>
     </w:rPr>
   </w:style>
-  <w:style w:type="paragraph" w:styleId="8">
+  <w:style w:type="paragraph" w:styleId="Heading8">
     <w:name w:val="heading 8"/>
-    <w:basedOn w:val="a"/>
-    <w:next w:val="a"/>
-    <w:link w:val="80"/>
+    <w:basedOn w:val="Normal"/>
+    <w:next w:val="Normal"/>
+    <w:link w:val="Heading8Char"/>
     <w:uiPriority w:val="9"/>
     <w:semiHidden/>
     <w:unhideWhenUsed/>
@@ -4959,11 +6552,11 @@
       <w:color w:val="595959" w:themeColor="text1" w:themeTint="A6"/>
     </w:rPr>
   </w:style>
-  <w:style w:type="paragraph" w:styleId="9">
+  <w:style w:type="paragraph" w:styleId="Heading9">
     <w:name w:val="heading 9"/>
-    <w:basedOn w:val="a"/>
-    <w:next w:val="a"/>
-    <w:link w:val="90"/>
+    <w:basedOn w:val="Normal"/>
+    <w:next w:val="Normal"/>
+    <w:link w:val="Heading9Char"/>
     <w:uiPriority w:val="9"/>
     <w:semiHidden/>
     <w:unhideWhenUsed/>
@@ -4980,13 +6573,13 @@
       <w:color w:val="595959" w:themeColor="text1" w:themeTint="A6"/>
     </w:rPr>
   </w:style>
-  <w:style w:type="character" w:default="1" w:styleId="a0">
+  <w:style w:type="character" w:default="1" w:styleId="DefaultParagraphFont">
     <w:name w:val="Default Paragraph Font"/>
     <w:uiPriority w:val="1"/>
     <w:semiHidden/>
     <w:unhideWhenUsed/>
   </w:style>
-  <w:style w:type="table" w:default="1" w:styleId="a1">
+  <w:style w:type="table" w:default="1" w:styleId="TableNormal">
     <w:name w:val="Normal Table"/>
     <w:uiPriority w:val="99"/>
     <w:semiHidden/>
@@ -5001,16 +6594,16 @@
       </w:tblCellMar>
     </w:tblPr>
   </w:style>
-  <w:style w:type="numbering" w:default="1" w:styleId="a2">
+  <w:style w:type="numbering" w:default="1" w:styleId="NoList">
     <w:name w:val="No List"/>
     <w:uiPriority w:val="99"/>
     <w:semiHidden/>
     <w:unhideWhenUsed/>
   </w:style>
-  <w:style w:type="character" w:customStyle="1" w:styleId="10">
-    <w:name w:val="标题 1 字符"/>
-    <w:basedOn w:val="a0"/>
-    <w:link w:val="1"/>
+  <w:style w:type="character" w:customStyle="1" w:styleId="Heading1Char">
+    <w:name w:val="Heading 1 Char"/>
+    <w:basedOn w:val="DefaultParagraphFont"/>
+    <w:link w:val="Heading1"/>
     <w:uiPriority w:val="9"/>
     <w:rsid w:val="00005A1C"/>
     <w:rPr>
@@ -5020,10 +6613,10 @@
       <w:szCs w:val="48"/>
     </w:rPr>
   </w:style>
-  <w:style w:type="character" w:customStyle="1" w:styleId="20">
-    <w:name w:val="标题 2 字符"/>
-    <w:basedOn w:val="a0"/>
-    <w:link w:val="2"/>
+  <w:style w:type="character" w:customStyle="1" w:styleId="Heading2Char">
+    <w:name w:val="Heading 2 Char"/>
+    <w:basedOn w:val="DefaultParagraphFont"/>
+    <w:link w:val="Heading2"/>
     <w:uiPriority w:val="9"/>
     <w:semiHidden/>
     <w:rsid w:val="00005A1C"/>
@@ -5034,10 +6627,10 @@
       <w:szCs w:val="40"/>
     </w:rPr>
   </w:style>
-  <w:style w:type="character" w:customStyle="1" w:styleId="30">
-    <w:name w:val="标题 3 字符"/>
-    <w:basedOn w:val="a0"/>
-    <w:link w:val="3"/>
+  <w:style w:type="character" w:customStyle="1" w:styleId="Heading3Char">
+    <w:name w:val="Heading 3 Char"/>
+    <w:basedOn w:val="DefaultParagraphFont"/>
+    <w:link w:val="Heading3"/>
     <w:uiPriority w:val="9"/>
     <w:semiHidden/>
     <w:rsid w:val="00005A1C"/>
@@ -5048,10 +6641,10 @@
       <w:szCs w:val="32"/>
     </w:rPr>
   </w:style>
-  <w:style w:type="character" w:customStyle="1" w:styleId="40">
-    <w:name w:val="标题 4 字符"/>
-    <w:basedOn w:val="a0"/>
-    <w:link w:val="4"/>
+  <w:style w:type="character" w:customStyle="1" w:styleId="Heading4Char">
+    <w:name w:val="Heading 4 Char"/>
+    <w:basedOn w:val="DefaultParagraphFont"/>
+    <w:link w:val="Heading4"/>
     <w:uiPriority w:val="9"/>
     <w:semiHidden/>
     <w:rsid w:val="00005A1C"/>
@@ -5062,10 +6655,10 @@
       <w:szCs w:val="28"/>
     </w:rPr>
   </w:style>
-  <w:style w:type="character" w:customStyle="1" w:styleId="50">
-    <w:name w:val="标题 5 字符"/>
-    <w:basedOn w:val="a0"/>
-    <w:link w:val="5"/>
+  <w:style w:type="character" w:customStyle="1" w:styleId="Heading5Char">
+    <w:name w:val="Heading 5 Char"/>
+    <w:basedOn w:val="DefaultParagraphFont"/>
+    <w:link w:val="Heading5"/>
     <w:uiPriority w:val="9"/>
     <w:semiHidden/>
     <w:rsid w:val="00005A1C"/>
@@ -5075,10 +6668,10 @@
       <w:sz w:val="24"/>
     </w:rPr>
   </w:style>
-  <w:style w:type="character" w:customStyle="1" w:styleId="60">
-    <w:name w:val="标题 6 字符"/>
-    <w:basedOn w:val="a0"/>
-    <w:link w:val="6"/>
+  <w:style w:type="character" w:customStyle="1" w:styleId="Heading6Char">
+    <w:name w:val="Heading 6 Char"/>
+    <w:basedOn w:val="DefaultParagraphFont"/>
+    <w:link w:val="Heading6"/>
     <w:uiPriority w:val="9"/>
     <w:semiHidden/>
     <w:rsid w:val="00005A1C"/>
@@ -5089,10 +6682,10 @@
       <w:color w:val="0F4761" w:themeColor="accent1" w:themeShade="BF"/>
     </w:rPr>
   </w:style>
-  <w:style w:type="character" w:customStyle="1" w:styleId="70">
-    <w:name w:val="标题 7 字符"/>
-    <w:basedOn w:val="a0"/>
-    <w:link w:val="7"/>
+  <w:style w:type="character" w:customStyle="1" w:styleId="Heading7Char">
+    <w:name w:val="Heading 7 Char"/>
+    <w:basedOn w:val="DefaultParagraphFont"/>
+    <w:link w:val="Heading7"/>
     <w:uiPriority w:val="9"/>
     <w:semiHidden/>
     <w:rsid w:val="00005A1C"/>
@@ -5103,10 +6696,10 @@
       <w:color w:val="595959" w:themeColor="text1" w:themeTint="A6"/>
     </w:rPr>
   </w:style>
-  <w:style w:type="character" w:customStyle="1" w:styleId="80">
-    <w:name w:val="标题 8 字符"/>
-    <w:basedOn w:val="a0"/>
-    <w:link w:val="8"/>
+  <w:style w:type="character" w:customStyle="1" w:styleId="Heading8Char">
+    <w:name w:val="Heading 8 Char"/>
+    <w:basedOn w:val="DefaultParagraphFont"/>
+    <w:link w:val="Heading8"/>
     <w:uiPriority w:val="9"/>
     <w:semiHidden/>
     <w:rsid w:val="00005A1C"/>
@@ -5115,10 +6708,10 @@
       <w:color w:val="595959" w:themeColor="text1" w:themeTint="A6"/>
     </w:rPr>
   </w:style>
-  <w:style w:type="character" w:customStyle="1" w:styleId="90">
-    <w:name w:val="标题 9 字符"/>
-    <w:basedOn w:val="a0"/>
-    <w:link w:val="9"/>
+  <w:style w:type="character" w:customStyle="1" w:styleId="Heading9Char">
+    <w:name w:val="Heading 9 Char"/>
+    <w:basedOn w:val="DefaultParagraphFont"/>
+    <w:link w:val="Heading9"/>
     <w:uiPriority w:val="9"/>
     <w:semiHidden/>
     <w:rsid w:val="00005A1C"/>
@@ -5127,11 +6720,11 @@
       <w:color w:val="595959" w:themeColor="text1" w:themeTint="A6"/>
     </w:rPr>
   </w:style>
-  <w:style w:type="paragraph" w:styleId="a3">
+  <w:style w:type="paragraph" w:styleId="Title">
     <w:name w:val="Title"/>
-    <w:basedOn w:val="a"/>
-    <w:next w:val="a"/>
-    <w:link w:val="a4"/>
+    <w:basedOn w:val="Normal"/>
+    <w:next w:val="Normal"/>
+    <w:link w:val="TitleChar"/>
     <w:uiPriority w:val="10"/>
     <w:qFormat/>
     <w:rsid w:val="00005A1C"/>
@@ -5148,10 +6741,10 @@
       <w:szCs w:val="56"/>
     </w:rPr>
   </w:style>
-  <w:style w:type="character" w:customStyle="1" w:styleId="a4">
-    <w:name w:val="标题 字符"/>
-    <w:basedOn w:val="a0"/>
-    <w:link w:val="a3"/>
+  <w:style w:type="character" w:customStyle="1" w:styleId="TitleChar">
+    <w:name w:val="Title Char"/>
+    <w:basedOn w:val="DefaultParagraphFont"/>
+    <w:link w:val="Title"/>
     <w:uiPriority w:val="10"/>
     <w:rsid w:val="00005A1C"/>
     <w:rPr>
@@ -5162,11 +6755,11 @@
       <w:szCs w:val="56"/>
     </w:rPr>
   </w:style>
-  <w:style w:type="paragraph" w:styleId="a5">
+  <w:style w:type="paragraph" w:styleId="Subtitle">
     <w:name w:val="Subtitle"/>
-    <w:basedOn w:val="a"/>
-    <w:next w:val="a"/>
-    <w:link w:val="a6"/>
+    <w:basedOn w:val="Normal"/>
+    <w:next w:val="Normal"/>
+    <w:link w:val="SubtitleChar"/>
     <w:uiPriority w:val="11"/>
     <w:qFormat/>
     <w:rsid w:val="00005A1C"/>
@@ -5184,10 +6777,10 @@
       <w:szCs w:val="28"/>
     </w:rPr>
   </w:style>
-  <w:style w:type="character" w:customStyle="1" w:styleId="a6">
-    <w:name w:val="副标题 字符"/>
-    <w:basedOn w:val="a0"/>
-    <w:link w:val="a5"/>
+  <w:style w:type="character" w:customStyle="1" w:styleId="SubtitleChar">
+    <w:name w:val="Subtitle Char"/>
+    <w:basedOn w:val="DefaultParagraphFont"/>
+    <w:link w:val="Subtitle"/>
     <w:uiPriority w:val="11"/>
     <w:rsid w:val="00005A1C"/>
     <w:rPr>
@@ -5198,11 +6791,11 @@
       <w:szCs w:val="28"/>
     </w:rPr>
   </w:style>
-  <w:style w:type="paragraph" w:styleId="a7">
+  <w:style w:type="paragraph" w:styleId="Quote">
     <w:name w:val="Quote"/>
-    <w:basedOn w:val="a"/>
-    <w:next w:val="a"/>
-    <w:link w:val="a8"/>
+    <w:basedOn w:val="Normal"/>
+    <w:next w:val="Normal"/>
+    <w:link w:val="QuoteChar"/>
     <w:uiPriority w:val="29"/>
     <w:qFormat/>
     <w:rsid w:val="00005A1C"/>
@@ -5216,10 +6809,10 @@
       <w:color w:val="404040" w:themeColor="text1" w:themeTint="BF"/>
     </w:rPr>
   </w:style>
-  <w:style w:type="character" w:customStyle="1" w:styleId="a8">
-    <w:name w:val="引用 字符"/>
-    <w:basedOn w:val="a0"/>
-    <w:link w:val="a7"/>
+  <w:style w:type="character" w:customStyle="1" w:styleId="QuoteChar">
+    <w:name w:val="Quote Char"/>
+    <w:basedOn w:val="DefaultParagraphFont"/>
+    <w:link w:val="Quote"/>
     <w:uiPriority w:val="29"/>
     <w:rsid w:val="00005A1C"/>
     <w:rPr>
@@ -5228,9 +6821,9 @@
       <w:color w:val="404040" w:themeColor="text1" w:themeTint="BF"/>
     </w:rPr>
   </w:style>
-  <w:style w:type="paragraph" w:styleId="a9">
+  <w:style w:type="paragraph" w:styleId="ListParagraph">
     <w:name w:val="List Paragraph"/>
-    <w:basedOn w:val="a"/>
+    <w:basedOn w:val="Normal"/>
     <w:uiPriority w:val="34"/>
     <w:qFormat/>
     <w:rsid w:val="00005A1C"/>
@@ -5239,9 +6832,9 @@
       <w:contextualSpacing/>
     </w:pPr>
   </w:style>
-  <w:style w:type="character" w:styleId="aa">
+  <w:style w:type="character" w:styleId="IntenseEmphasis">
     <w:name w:val="Intense Emphasis"/>
-    <w:basedOn w:val="a0"/>
+    <w:basedOn w:val="DefaultParagraphFont"/>
     <w:uiPriority w:val="21"/>
     <w:qFormat/>
     <w:rsid w:val="00005A1C"/>
@@ -5251,11 +6844,11 @@
       <w:color w:val="0F4761" w:themeColor="accent1" w:themeShade="BF"/>
     </w:rPr>
   </w:style>
-  <w:style w:type="paragraph" w:styleId="ab">
+  <w:style w:type="paragraph" w:styleId="IntenseQuote">
     <w:name w:val="Intense Quote"/>
-    <w:basedOn w:val="a"/>
-    <w:next w:val="a"/>
-    <w:link w:val="ac"/>
+    <w:basedOn w:val="Normal"/>
+    <w:next w:val="Normal"/>
+    <w:link w:val="IntenseQuoteChar"/>
     <w:uiPriority w:val="30"/>
     <w:qFormat/>
     <w:rsid w:val="00005A1C"/>
@@ -5274,10 +6867,10 @@
       <w:color w:val="0F4761" w:themeColor="accent1" w:themeShade="BF"/>
     </w:rPr>
   </w:style>
-  <w:style w:type="character" w:customStyle="1" w:styleId="ac">
-    <w:name w:val="明显引用 字符"/>
-    <w:basedOn w:val="a0"/>
-    <w:link w:val="ab"/>
+  <w:style w:type="character" w:customStyle="1" w:styleId="IntenseQuoteChar">
+    <w:name w:val="Intense Quote Char"/>
+    <w:basedOn w:val="DefaultParagraphFont"/>
+    <w:link w:val="IntenseQuote"/>
     <w:uiPriority w:val="30"/>
     <w:rsid w:val="00005A1C"/>
     <w:rPr>
@@ -5286,9 +6879,9 @@
       <w:color w:val="0F4761" w:themeColor="accent1" w:themeShade="BF"/>
     </w:rPr>
   </w:style>
-  <w:style w:type="character" w:styleId="ad">
+  <w:style w:type="character" w:styleId="IntenseReference">
     <w:name w:val="Intense Reference"/>
-    <w:basedOn w:val="a0"/>
+    <w:basedOn w:val="DefaultParagraphFont"/>
     <w:uiPriority w:val="32"/>
     <w:qFormat/>
     <w:rsid w:val="00005A1C"/>
@@ -5300,9 +6893,9 @@
       <w:spacing w:val="5"/>
     </w:rPr>
   </w:style>
-  <w:style w:type="character" w:styleId="ae">
+  <w:style w:type="character" w:styleId="PlaceholderText">
     <w:name w:val="Placeholder Text"/>
-    <w:basedOn w:val="a0"/>
+    <w:basedOn w:val="DefaultParagraphFont"/>
     <w:uiPriority w:val="99"/>
     <w:semiHidden/>
     <w:rsid w:val="002D3C05"/>
@@ -5312,7 +6905,7 @@
   </w:style>
   <w:style w:type="paragraph" w:customStyle="1" w:styleId="font-claude-response-body">
     <w:name w:val="font-claude-response-body"/>
-    <w:basedOn w:val="a"/>
+    <w:basedOn w:val="Normal"/>
     <w:rsid w:val="00F26A61"/>
     <w:pPr>
       <w:widowControl/>
@@ -5325,9 +6918,9 @@
       <w14:ligatures w14:val="none"/>
     </w:rPr>
   </w:style>
-  <w:style w:type="character" w:styleId="af">
+  <w:style w:type="character" w:styleId="Strong">
     <w:name w:val="Strong"/>
-    <w:basedOn w:val="a0"/>
+    <w:basedOn w:val="DefaultParagraphFont"/>
     <w:uiPriority w:val="22"/>
     <w:qFormat/>
     <w:rsid w:val="00F26A61"/>
@@ -5336,9 +6929,9 @@
       <w:bCs/>
     </w:rPr>
   </w:style>
-  <w:style w:type="character" w:styleId="HTML">
+  <w:style w:type="character" w:styleId="HTMLCode">
     <w:name w:val="HTML Code"/>
-    <w:basedOn w:val="a0"/>
+    <w:basedOn w:val="DefaultParagraphFont"/>
     <w:uiPriority w:val="99"/>
     <w:semiHidden/>
     <w:unhideWhenUsed/>
@@ -5349,9 +6942,9 @@
       <w:szCs w:val="20"/>
     </w:rPr>
   </w:style>
-  <w:style w:type="character" w:styleId="af0">
+  <w:style w:type="character" w:styleId="Hyperlink">
     <w:name w:val="Hyperlink"/>
-    <w:basedOn w:val="a0"/>
+    <w:basedOn w:val="DefaultParagraphFont"/>
     <w:uiPriority w:val="99"/>
     <w:unhideWhenUsed/>
     <w:rsid w:val="00677EE7"/>

--- a/final proj ds4420 report.docx
+++ b/final proj ds4420 report.docx
@@ -253,7 +253,31 @@
         <w:rPr>
           <w:rFonts w:ascii="Times New Roman" w:hAnsi="Times New Roman" w:cs="Times New Roman"/>
         </w:rPr>
-        <w:t>largely ignoring the specific physical characteristics of individual structures. Consequently, two houses located within the exact same flood zone can possess drastically different true vulnerabilities depending on micro-level factors such as foundation height or construction material</w:t>
+        <w:t xml:space="preserve">largely ignoring the specific physical characteristics of individual structures. </w:t>
+      </w:r>
+      <w:r>
+        <w:rPr>
+          <w:rFonts w:ascii="Times New Roman" w:hAnsi="Times New Roman" w:cs="Times New Roman"/>
+        </w:rPr>
+        <w:t>As the result</w:t>
+      </w:r>
+      <w:r>
+        <w:rPr>
+          <w:rFonts w:ascii="Times New Roman" w:hAnsi="Times New Roman" w:cs="Times New Roman"/>
+        </w:rPr>
+        <w:t xml:space="preserve">, two houses located within the exact same flood zone can </w:t>
+      </w:r>
+      <w:r>
+        <w:rPr>
+          <w:rFonts w:ascii="Times New Roman" w:hAnsi="Times New Roman" w:cs="Times New Roman"/>
+        </w:rPr>
+        <w:t>have very different actual risk levels</w:t>
+      </w:r>
+      <w:r>
+        <w:rPr>
+          <w:rFonts w:ascii="Times New Roman" w:hAnsi="Times New Roman" w:cs="Times New Roman"/>
+        </w:rPr>
+        <w:t xml:space="preserve"> depending on micro-level factors such as foundation height or construction material</w:t>
       </w:r>
       <w:r>
         <w:rPr>
@@ -303,7 +327,31 @@
         <w:rPr>
           <w:rFonts w:ascii="Times New Roman" w:hAnsi="Times New Roman" w:cs="Times New Roman"/>
         </w:rPr>
-        <w:t>allow us to evaluate the trade-off between the complex, non-linear pattern recognition of the MLP and the probabilistic, interpretable inference provided by the Bayesian approach, ultimately shifting the paradigm from geospatial area-mapping to structural vulnerability classification.</w:t>
+        <w:t xml:space="preserve">allow us to evaluate the trade-off between the complex, non-linear pattern recognition of the MLP and </w:t>
+      </w:r>
+      <w:r>
+        <w:rPr>
+          <w:rFonts w:ascii="Times New Roman" w:hAnsi="Times New Roman" w:cs="Times New Roman"/>
+        </w:rPr>
+        <w:t>the interpretability of the Bayesian model</w:t>
+      </w:r>
+      <w:r>
+        <w:rPr>
+          <w:rFonts w:ascii="Times New Roman" w:hAnsi="Times New Roman" w:cs="Times New Roman"/>
+        </w:rPr>
+        <w:t xml:space="preserve">, ultimately </w:t>
+      </w:r>
+      <w:r>
+        <w:rPr>
+          <w:rFonts w:ascii="Times New Roman" w:hAnsi="Times New Roman" w:cs="Times New Roman"/>
+        </w:rPr>
+        <w:t>moving from zone-level mapping to building-level prediction</w:t>
+      </w:r>
+      <w:r>
+        <w:rPr>
+          <w:rFonts w:ascii="Times New Roman" w:hAnsi="Times New Roman" w:cs="Times New Roman"/>
+        </w:rPr>
+        <w:t xml:space="preserve"> classification.</w:t>
       </w:r>
     </w:p>
     <w:p>
@@ -416,7 +464,19 @@
         <w:rPr>
           <w:rFonts w:ascii="Times New Roman" w:hAnsi="Times New Roman" w:cs="Times New Roman"/>
         </w:rPr>
-        <w:t xml:space="preserve"> machine learning algorithms to classify flood susceptibility in Kansas based on 13 environmental features. Their models achieved high accuracy scores (0.82–0.97), identifying elevation and distance from water as the most crucial predictors. Our project adapts this rationale by substituting terrain elevation with building-specific </w:t>
+        <w:t xml:space="preserve"> machine learning algorithms to classify flood susceptibility in Kansas based on 13 environmental features. Their models achieved high accuracy scores (0.82–0.97), identifying elevation and distance from water as the most crucial predictors. </w:t>
+      </w:r>
+      <w:r>
+        <w:rPr>
+          <w:rFonts w:ascii="Times New Roman" w:hAnsi="Times New Roman" w:cs="Times New Roman"/>
+        </w:rPr>
+        <w:t>We applied a similar idea but used</w:t>
+      </w:r>
+      <w:r>
+        <w:rPr>
+          <w:rFonts w:ascii="Times New Roman" w:hAnsi="Times New Roman" w:cs="Times New Roman"/>
+        </w:rPr>
+        <w:t xml:space="preserve"> terrain elevation with building-specific </w:t>
       </w:r>
       <w:proofErr w:type="spellStart"/>
       <w:r>
@@ -504,14 +564,14 @@
         <w:rPr>
           <w:rFonts w:ascii="Times New Roman" w:hAnsi="Times New Roman" w:cs="Times New Roman"/>
         </w:rPr>
-        <w:t xml:space="preserve"> particularly </w:t>
+        <w:t xml:space="preserve"> relevant to our structural analysis: a building's vulnerability is rarely determined by a single factor, but rather </w:t>
       </w:r>
       <w:r>
         <w:rPr>
           <w:rFonts w:ascii="Times New Roman" w:hAnsi="Times New Roman" w:cs="Times New Roman"/>
         </w:rPr>
         <w:lastRenderedPageBreak/>
-        <w:t>relevant to our structural analysis: a building's vulnerability is rarely determined by a single factor, but rather a complex combination of attributes (</w:t>
+        <w:t>a complex combination of attributes (</w:t>
       </w:r>
       <w:r>
         <w:rPr>
@@ -523,7 +583,19 @@
         <w:rPr>
           <w:rFonts w:ascii="Times New Roman" w:hAnsi="Times New Roman" w:cs="Times New Roman"/>
         </w:rPr>
-        <w:t>a low foundation combined with a specific building type). Chen et al.’s findings validate our selection of an MLP, while our inclusion of Bayesian Logistic Regression provides a robust, probabilistic counterpart for baseline comparison.</w:t>
+        <w:t xml:space="preserve">a low foundation combined with a specific building type). </w:t>
+      </w:r>
+      <w:r>
+        <w:rPr>
+          <w:rFonts w:ascii="Times New Roman" w:hAnsi="Times New Roman" w:cs="Times New Roman"/>
+        </w:rPr>
+        <w:t>This supports our choice of MLP</w:t>
+      </w:r>
+      <w:r>
+        <w:rPr>
+          <w:rFonts w:ascii="Times New Roman" w:hAnsi="Times New Roman" w:cs="Times New Roman"/>
+        </w:rPr>
+        <w:t>, while our inclusion of Bayesian Logistic Regression provides a robust, probabilistic counterpart for baseline comparison.</w:t>
       </w:r>
     </w:p>
     <w:p>
@@ -565,21 +637,33 @@
         <w:rPr>
           <w:rFonts w:ascii="Times New Roman" w:hAnsi="Times New Roman" w:cs="Times New Roman"/>
         </w:rPr>
-        <w:t xml:space="preserve"> deep learning to classify flood-prone urban environments based on broad environmental data, establishing a baseline accuracy of 82.5%. By transitioning the focus from </w:t>
+        <w:t xml:space="preserve"> deep learning to classify flood-prone urban environments based on broad environmental data, establishing a baseline accuracy of 82.5%. </w:t>
+      </w:r>
+      <w:r>
+        <w:rPr>
+          <w:rFonts w:ascii="Times New Roman" w:hAnsi="Times New Roman" w:cs="Times New Roman"/>
+        </w:rPr>
+        <w:t xml:space="preserve">Instead of using geographic data like </w:t>
       </w:r>
       <w:proofErr w:type="spellStart"/>
       <w:r>
         <w:rPr>
           <w:rFonts w:ascii="Times New Roman" w:hAnsi="Times New Roman" w:cs="Times New Roman"/>
         </w:rPr>
-        <w:t>Ouma's</w:t>
+        <w:t>Ouma</w:t>
       </w:r>
       <w:proofErr w:type="spellEnd"/>
       <w:r>
         <w:rPr>
           <w:rFonts w:ascii="Times New Roman" w:hAnsi="Times New Roman" w:cs="Times New Roman"/>
         </w:rPr>
-        <w:t xml:space="preserve"> geographic parameter to specific structural details (such as foundation type and building age), our project hypothesizes that a building-centric model can yield even higher predictive reliability.</w:t>
+        <w:t xml:space="preserve"> did, we focused on structural details like foundation type and building age, which we think can give better predictions</w:t>
+      </w:r>
+      <w:r>
+        <w:rPr>
+          <w:rFonts w:ascii="Times New Roman" w:hAnsi="Times New Roman" w:cs="Times New Roman"/>
+        </w:rPr>
+        <w:t>.</w:t>
       </w:r>
     </w:p>
     <w:p>
@@ -605,7 +689,13 @@
         <w:rPr>
           <w:rFonts w:ascii="Times New Roman" w:hAnsi="Times New Roman" w:cs="Times New Roman"/>
         </w:rPr>
-        <w:t xml:space="preserve"> flood risk assessment to the building level, analyzing how different building functions correlate with varying degrees of vulnerability within identical flood zones. Our study builds directly upon this premise but pivots the focus from building function to physical structural attributes derived from the NSI, which we argue are more direct indicators of a structure's physical resilience during a flood event.</w:t>
+        <w:t xml:space="preserve"> flood risk assessment to the building level, analyzing how different building functions correlate with varying degrees of vulnerability within identical flood zones. </w:t>
+      </w:r>
+      <w:r>
+        <w:rPr>
+          <w:rFonts w:ascii="Times New Roman" w:hAnsi="Times New Roman" w:cs="Times New Roman"/>
+        </w:rPr>
+        <w:t>We took a similar building-level approach, but looked at physical attributes from NSI instead of building function, since these are more directly related to how a building handles flooding</w:t>
       </w:r>
     </w:p>
     <w:p>
@@ -637,13 +727,13 @@
         <w:rPr>
           <w:rFonts w:ascii="Times New Roman" w:hAnsi="Times New Roman" w:cs="Times New Roman"/>
         </w:rPr>
-        <w:t xml:space="preserve">! </w:t>
-      </w:r>
-      <w:r>
-        <w:rPr>
-          <w:rFonts w:ascii="Times New Roman" w:hAnsi="Times New Roman" w:cs="Times New Roman"/>
-        </w:rPr>
-        <w:t>This project addresses a notable gap by utilizing detailed, national-level physical building attributes (NSI) to predict FEMA flood zones, combining geospatial classification techniques with micro-level structural data.</w:t>
+        <w:t>…While our</w:t>
+      </w:r>
+      <w:r>
+        <w:rPr>
+          <w:rFonts w:ascii="Times New Roman" w:hAnsi="Times New Roman" w:cs="Times New Roman"/>
+        </w:rPr>
+        <w:t xml:space="preserve"> project addresses a notable gap by utilizing detailed, national-level physical building attributes (NSI) to predict FEMA flood zones, combining geospatial classification techniques with micro-level structural data.</w:t>
       </w:r>
     </w:p>
     <w:p>
@@ -825,7 +915,7 @@
       <w:proofErr w:type="spellStart"/>
       <w:r>
         <w:rPr>
-          <w:rStyle w:val="HTMLCode"/>
+          <w:rStyle w:val="HTML"/>
           <w:rFonts w:ascii="Times New Roman" w:eastAsiaTheme="majorEastAsia" w:hAnsi="Times New Roman" w:cs="Times New Roman"/>
           <w:sz w:val="22"/>
           <w:szCs w:val="22"/>
@@ -856,7 +946,7 @@
       </w:r>
       <w:r>
         <w:rPr>
-          <w:rStyle w:val="HTMLCode"/>
+          <w:rStyle w:val="HTML"/>
           <w:rFonts w:ascii="Times New Roman" w:eastAsiaTheme="majorEastAsia" w:hAnsi="Times New Roman" w:cs="Times New Roman"/>
           <w:sz w:val="22"/>
           <w:szCs w:val="22"/>
@@ -1116,36 +1206,42 @@
         <w:rPr>
           <w:rFonts w:ascii="Times New Roman" w:hAnsi="Times New Roman" w:cs="Times New Roman"/>
         </w:rPr>
+        <w:t xml:space="preserve">The network architecture consists of </w:t>
+      </w:r>
+      <w:proofErr w:type="gramStart"/>
+      <w:r>
+        <w:rPr>
+          <w:rFonts w:ascii="Times New Roman" w:hAnsi="Times New Roman" w:cs="Times New Roman"/>
+        </w:rPr>
+        <w:t>a</w:t>
+      </w:r>
+      <w:proofErr w:type="gramEnd"/>
+      <w:r>
+        <w:rPr>
+          <w:rFonts w:ascii="Times New Roman" w:hAnsi="Times New Roman" w:cs="Times New Roman"/>
+        </w:rPr>
+        <w:t xml:space="preserve"> input layer corresponding to the dimensional feature space d, a single hidden layer with 16 nodes, and an output layer with a single node. The forward propagation utilizes a Rectified Linear Unit (</w:t>
+      </w:r>
+      <w:proofErr w:type="spellStart"/>
+      <w:r>
+        <w:rPr>
+          <w:rFonts w:ascii="Times New Roman" w:hAnsi="Times New Roman" w:cs="Times New Roman"/>
+        </w:rPr>
+        <w:t>ReLU</w:t>
+      </w:r>
+      <w:proofErr w:type="spellEnd"/>
+      <w:r>
+        <w:rPr>
+          <w:rFonts w:ascii="Times New Roman" w:hAnsi="Times New Roman" w:cs="Times New Roman"/>
+        </w:rPr>
+        <w:t xml:space="preserve">) activation function for the </w:t>
+      </w:r>
+      <w:r>
+        <w:rPr>
+          <w:rFonts w:ascii="Times New Roman" w:hAnsi="Times New Roman" w:cs="Times New Roman"/>
+        </w:rPr>
         <w:lastRenderedPageBreak/>
-        <w:t xml:space="preserve">The network architecture consists of </w:t>
-      </w:r>
-      <w:proofErr w:type="gramStart"/>
-      <w:r>
-        <w:rPr>
-          <w:rFonts w:ascii="Times New Roman" w:hAnsi="Times New Roman" w:cs="Times New Roman"/>
-        </w:rPr>
-        <w:t>a</w:t>
-      </w:r>
-      <w:proofErr w:type="gramEnd"/>
-      <w:r>
-        <w:rPr>
-          <w:rFonts w:ascii="Times New Roman" w:hAnsi="Times New Roman" w:cs="Times New Roman"/>
-        </w:rPr>
-        <w:t xml:space="preserve"> input layer corresponding to the dimensional feature space d, a single hidden layer with 16 nodes, and an output layer with a single node. The forward propagation utilizes a Rectified Linear Unit (</w:t>
-      </w:r>
-      <w:proofErr w:type="spellStart"/>
-      <w:r>
-        <w:rPr>
-          <w:rFonts w:ascii="Times New Roman" w:hAnsi="Times New Roman" w:cs="Times New Roman"/>
-        </w:rPr>
-        <w:t>ReLU</w:t>
-      </w:r>
-      <w:proofErr w:type="spellEnd"/>
-      <w:r>
-        <w:rPr>
-          <w:rFonts w:ascii="Times New Roman" w:hAnsi="Times New Roman" w:cs="Times New Roman"/>
-        </w:rPr>
-        <w:t>) activation function for the hidden layer to introduce non-linearity, and a Sigmoid activation function for the output layer to map the final predictions to a probability range between 0 and 1. The mathematical formulation of the forward pass is as follows:</w:t>
+        <w:t>hidden layer to introduce non-linearity, and a Sigmoid activation function for the output layer to map the final predictions to a probability range between 0 and 1. The mathematical formulation of the forward pass is as follows:</w:t>
       </w:r>
     </w:p>
     <w:p>
@@ -1452,19 +1548,19 @@
         <w:rPr>
           <w:rFonts w:ascii="Times New Roman" w:hAnsi="Times New Roman" w:cs="Times New Roman"/>
         </w:rPr>
-        <w:t xml:space="preserve"> probability distribution over model weights, enabl</w:t>
-      </w:r>
-      <w:r>
-        <w:rPr>
-          <w:rFonts w:ascii="Times New Roman" w:hAnsi="Times New Roman" w:cs="Times New Roman"/>
-        </w:rPr>
-        <w:t>ed</w:t>
-      </w:r>
-      <w:r>
-        <w:rPr>
-          <w:rFonts w:ascii="Times New Roman" w:hAnsi="Times New Roman" w:cs="Times New Roman"/>
-        </w:rPr>
-        <w:t xml:space="preserve"> uncertainty quantification for each prediction. The model was implemented using the </w:t>
+        <w:t xml:space="preserve"> probability distribution over model weights, </w:t>
+      </w:r>
+      <w:r>
+        <w:rPr>
+          <w:rFonts w:ascii="Times New Roman" w:hAnsi="Times New Roman" w:cs="Times New Roman"/>
+        </w:rPr>
+        <w:t>lets us measure how uncertain each prediction is</w:t>
+      </w:r>
+      <w:r>
+        <w:rPr>
+          <w:rFonts w:ascii="Times New Roman" w:hAnsi="Times New Roman" w:cs="Times New Roman"/>
+        </w:rPr>
+        <w:t xml:space="preserve">. The model was implemented using the </w:t>
       </w:r>
       <w:proofErr w:type="spellStart"/>
       <w:r>
@@ -1940,12 +2036,32 @@
             </w:rPr>
             <m:t xml:space="preserve"> ~ N(0,</m:t>
           </m:r>
-          <m:r>
-            <w:rPr>
-              <w:rFonts w:ascii="Cambria Math" w:hAnsi="Cambria Math"/>
-            </w:rPr>
-            <m:t xml:space="preserve"> 2.5</m:t>
-          </m:r>
+          <m:sSup>
+            <m:sSupPr>
+              <m:ctrlPr>
+                <w:rPr>
+                  <w:rFonts w:ascii="Cambria Math" w:hAnsi="Cambria Math"/>
+                  <w:i/>
+                </w:rPr>
+              </m:ctrlPr>
+            </m:sSupPr>
+            <m:e>
+              <m:r>
+                <w:rPr>
+                  <w:rFonts w:ascii="Cambria Math" w:hAnsi="Cambria Math"/>
+                </w:rPr>
+                <m:t>0.25</m:t>
+              </m:r>
+            </m:e>
+            <m:sup>
+              <m:r>
+                <w:rPr>
+                  <w:rFonts w:ascii="Cambria Math" w:hAnsi="Cambria Math"/>
+                </w:rPr>
+                <m:t>2</m:t>
+              </m:r>
+            </m:sup>
+          </m:sSup>
           <m:r>
             <w:rPr>
               <w:rFonts w:ascii="Cambria Math" w:hAnsi="Cambria Math"/>
@@ -2013,12 +2129,32 @@
                 </w:rPr>
                 <m:t>0,</m:t>
               </m:r>
-              <m:r>
-                <w:rPr>
-                  <w:rFonts w:ascii="Cambria Math" w:hAnsi="Cambria Math" w:cs="Times New Roman"/>
-                </w:rPr>
-                <m:t xml:space="preserve"> 10</m:t>
-              </m:r>
+              <m:sSup>
+                <m:sSupPr>
+                  <m:ctrlPr>
+                    <w:rPr>
+                      <w:rFonts w:ascii="Cambria Math" w:hAnsi="Cambria Math" w:cs="Times New Roman"/>
+                      <w:i/>
+                    </w:rPr>
+                  </m:ctrlPr>
+                </m:sSupPr>
+                <m:e>
+                  <m:r>
+                    <w:rPr>
+                      <w:rFonts w:ascii="Cambria Math" w:hAnsi="Cambria Math" w:cs="Times New Roman"/>
+                    </w:rPr>
+                    <m:t>10</m:t>
+                  </m:r>
+                </m:e>
+                <m:sup>
+                  <m:r>
+                    <w:rPr>
+                      <w:rFonts w:ascii="Cambria Math" w:hAnsi="Cambria Math" w:cs="Times New Roman"/>
+                    </w:rPr>
+                    <m:t>2</m:t>
+                  </m:r>
+                </m:sup>
+              </m:sSup>
             </m:e>
           </m:d>
         </m:oMath>
@@ -2079,7 +2215,6 @@
             <w:rPr>
               <w:rFonts w:ascii="Cambria Math" w:hAnsi="Cambria Math"/>
             </w:rPr>
-            <w:lastRenderedPageBreak/>
             <m:t>p</m:t>
           </m:r>
           <m:d>
@@ -2196,7 +2331,14 @@
         <w:rPr>
           <w:rFonts w:ascii="Times New Roman" w:hAnsi="Times New Roman" w:cs="Times New Roman"/>
         </w:rPr>
-        <w:t>Posterior inference was conducted using 4 independent MCMC chains, each running 1000 iterations with 500 warmup iterations discarded, yielding 2000 posterior draws. Predictions w</w:t>
+        <w:t xml:space="preserve">Posterior inference was conducted using 4 independent MCMC chains, each running 1000 </w:t>
+      </w:r>
+      <w:r>
+        <w:rPr>
+          <w:rFonts w:ascii="Times New Roman" w:hAnsi="Times New Roman" w:cs="Times New Roman"/>
+        </w:rPr>
+        <w:lastRenderedPageBreak/>
+        <w:t>iterations with 500 warmup iterations discarded, yielding 2000 posterior draws. Predictions w</w:t>
       </w:r>
       <w:r>
         <w:rPr>
@@ -2276,7 +2418,43 @@
         <w:rPr>
           <w:rFonts w:ascii="Times New Roman" w:hAnsi="Times New Roman" w:cs="Times New Roman"/>
         </w:rPr>
-        <w:t>The custom MLP model demonstrated exceptionally strong predictive capabilities on the unseen test set. The model achieved an overall Accuracy of 93.97%, indicat</w:t>
+        <w:t xml:space="preserve">The custom MLP model </w:t>
+      </w:r>
+      <w:r>
+        <w:rPr>
+          <w:rFonts w:ascii="Times New Roman" w:hAnsi="Times New Roman" w:cs="Times New Roman"/>
+        </w:rPr>
+        <w:t xml:space="preserve">achieved </w:t>
+      </w:r>
+      <w:r>
+        <w:rPr>
+          <w:rFonts w:ascii="Times New Roman" w:hAnsi="Times New Roman" w:cs="Times New Roman" w:hint="eastAsia"/>
+        </w:rPr>
+        <w:t>hig</w:t>
+      </w:r>
+      <w:r>
+        <w:rPr>
+          <w:rFonts w:ascii="Times New Roman" w:hAnsi="Times New Roman" w:cs="Times New Roman"/>
+        </w:rPr>
+        <w:t>h</w:t>
+      </w:r>
+      <w:r>
+        <w:rPr>
+          <w:rFonts w:ascii="Times New Roman" w:hAnsi="Times New Roman" w:cs="Times New Roman" w:hint="eastAsia"/>
+        </w:rPr>
+        <w:t xml:space="preserve"> </w:t>
+      </w:r>
+      <w:r>
+        <w:rPr>
+          <w:rFonts w:ascii="Times New Roman" w:hAnsi="Times New Roman" w:cs="Times New Roman"/>
+        </w:rPr>
+        <w:t>accuracy</w:t>
+      </w:r>
+      <w:r>
+        <w:rPr>
+          <w:rFonts w:ascii="Times New Roman" w:hAnsi="Times New Roman" w:cs="Times New Roman"/>
+        </w:rPr>
+        <w:t xml:space="preserve"> on the unseen test set. The model achieved an overall Accuracy of 93.97%, indicat</w:t>
       </w:r>
       <w:r>
         <w:rPr>
@@ -2314,7 +2492,31 @@
         <w:rPr>
           <w:rFonts w:ascii="Times New Roman" w:hAnsi="Times New Roman" w:cs="Times New Roman"/>
         </w:rPr>
-        <w:t>) reveals a robust balance between sensitivity and precision. The model achieved a Precision of 0.9243 and a Recall of 0.9440, culminating in an F1-Score of 0.9341. In the context of predicting high-risk zones, the high Recall is particularly critical; it indicates a very low rate of False Negatives. Minimizing False Negatives ensures that vulnerable structures are not mistakenly classified as safe, which is paramount for effective municipal planning and risk assessment.</w:t>
+        <w:t xml:space="preserve">) reveals a robust balance between sensitivity and precision. The model achieved a Precision of 0.9243 and a Recall of 0.9440, </w:t>
+      </w:r>
+      <w:r>
+        <w:rPr>
+          <w:rFonts w:ascii="Times New Roman" w:hAnsi="Times New Roman" w:cs="Times New Roman"/>
+        </w:rPr>
+        <w:t>with</w:t>
+      </w:r>
+      <w:r>
+        <w:rPr>
+          <w:rFonts w:ascii="Times New Roman" w:hAnsi="Times New Roman" w:cs="Times New Roman"/>
+        </w:rPr>
+        <w:t xml:space="preserve"> an F1-Score of 0.9341. In the context of predicting high-risk zones, the high Recall is particularly critical; it indicates a very low rate of False Negatives. Minimizing False Negatives ensures that vulnerable structures are not mistakenly classified as safe, which is </w:t>
+      </w:r>
+      <w:r>
+        <w:rPr>
+          <w:rFonts w:ascii="Times New Roman" w:hAnsi="Times New Roman" w:cs="Times New Roman"/>
+        </w:rPr>
+        <w:t>important</w:t>
+      </w:r>
+      <w:r>
+        <w:rPr>
+          <w:rFonts w:ascii="Times New Roman" w:hAnsi="Times New Roman" w:cs="Times New Roman"/>
+        </w:rPr>
+        <w:t xml:space="preserve"> for effective municipal planning and risk assessment.</w:t>
       </w:r>
     </w:p>
     <w:p>
@@ -2433,7 +2635,7 @@
       </w:pPr>
       <w:r>
         <w:rPr>
-          <w:rStyle w:val="Strong"/>
+          <w:rStyle w:val="af"/>
           <w:rFonts w:eastAsiaTheme="majorEastAsia"/>
           <w:sz w:val="22"/>
           <w:szCs w:val="22"/>
@@ -2540,23 +2742,21 @@
           <w:sz w:val="22"/>
           <w:szCs w:val="22"/>
         </w:rPr>
-        <w:t xml:space="preserve"> and precision. The model achieved a Precision of 0.8890 and </w:t>
-      </w:r>
-      <w:proofErr w:type="gramStart"/>
+        <w:t xml:space="preserve"> and precision. The model achieved a Precision of 0.8890 and Recall of 0.7675, </w:t>
+      </w:r>
       <w:r>
         <w:rPr>
           <w:sz w:val="22"/>
           <w:szCs w:val="22"/>
         </w:rPr>
-        <w:t>Recall</w:t>
-      </w:r>
-      <w:proofErr w:type="gramEnd"/>
+        <w:t>with an F1 of 0.8238</w:t>
+      </w:r>
       <w:r>
         <w:rPr>
           <w:sz w:val="22"/>
           <w:szCs w:val="22"/>
         </w:rPr>
-        <w:t xml:space="preserve"> of 0.7675, culminating in an F1-Score of 0.8238. While the Recall is lower than that of the MLP, the </w:t>
+        <w:t xml:space="preserve">. While the Recall is lower than that of the MLP, the Precision of 0.8890 indicates that when the model predicts a structure as high risk, it is correct nearly 89% of the </w:t>
       </w:r>
       <w:r>
         <w:rPr>
@@ -2564,7 +2764,7 @@
           <w:szCs w:val="22"/>
         </w:rPr>
         <w:lastRenderedPageBreak/>
-        <w:t>Precision of 0.8890 indicates that when the model predicts a structure as high risk, it is correct nearly 89% of the time. In the context of municipal flood risk planning, this ensure</w:t>
+        <w:t>time. In the context of municipal flood risk planning, this ensure</w:t>
       </w:r>
       <w:r>
         <w:rPr>
@@ -2722,7 +2922,19 @@
         <w:rPr>
           <w:rFonts w:ascii="Times New Roman" w:hAnsi="Times New Roman" w:cs="Times New Roman"/>
         </w:rPr>
-        <w:t xml:space="preserve"> that higher elevation is the most robust protective factor against flood risk designation.</w:t>
+        <w:t xml:space="preserve"> that higher elevation is </w:t>
+      </w:r>
+      <w:r>
+        <w:rPr>
+          <w:rFonts w:ascii="Times New Roman" w:hAnsi="Times New Roman" w:cs="Times New Roman"/>
+        </w:rPr>
+        <w:t>the strongest factor that lowers flood risk</w:t>
+      </w:r>
+      <w:r>
+        <w:rPr>
+          <w:rFonts w:ascii="Times New Roman" w:hAnsi="Times New Roman" w:cs="Times New Roman"/>
+        </w:rPr>
+        <w:t>.</w:t>
       </w:r>
     </w:p>
     <w:p>
@@ -2874,115 +3086,127 @@
         </w:rPr>
         <w:t xml:space="preserve"> a primary drawback of this approach is its "black-box" nature. </w:t>
       </w:r>
+      <w:r>
+        <w:rPr>
+          <w:rFonts w:ascii="Times New Roman" w:hAnsi="Times New Roman" w:cs="Times New Roman"/>
+        </w:rPr>
+        <w:t>So u</w:t>
+      </w:r>
+      <w:r>
+        <w:rPr>
+          <w:rFonts w:ascii="Times New Roman" w:hAnsi="Times New Roman" w:cs="Times New Roman"/>
+        </w:rPr>
+        <w:t>nlike traditional linear or logistic regression models, neural networks do</w:t>
+      </w:r>
+      <w:r>
+        <w:rPr>
+          <w:rFonts w:ascii="Times New Roman" w:hAnsi="Times New Roman" w:cs="Times New Roman"/>
+        </w:rPr>
+        <w:t>es</w:t>
+      </w:r>
+      <w:r>
+        <w:rPr>
+          <w:rFonts w:ascii="Times New Roman" w:hAnsi="Times New Roman" w:cs="Times New Roman"/>
+        </w:rPr>
+        <w:t xml:space="preserve"> not provide easily interpretable coefficients. Consequently, we can</w:t>
+      </w:r>
+      <w:r>
+        <w:rPr>
+          <w:rFonts w:ascii="Times New Roman" w:hAnsi="Times New Roman" w:cs="Times New Roman"/>
+        </w:rPr>
+        <w:t>’t</w:t>
+      </w:r>
+      <w:r>
+        <w:rPr>
+          <w:rFonts w:ascii="Times New Roman" w:hAnsi="Times New Roman" w:cs="Times New Roman"/>
+        </w:rPr>
+        <w:t xml:space="preserve"> directly extract feature importance to determine exactly which structural variables (</w:t>
+      </w:r>
+      <w:r>
+        <w:rPr>
+          <w:rFonts w:ascii="Times New Roman" w:hAnsi="Times New Roman" w:cs="Times New Roman"/>
+        </w:rPr>
+        <w:t>like</w:t>
+      </w:r>
+      <w:r>
+        <w:rPr>
+          <w:rFonts w:ascii="Times New Roman" w:hAnsi="Times New Roman" w:cs="Times New Roman"/>
+        </w:rPr>
+        <w:t xml:space="preserve"> ground elevation, foundation height, or building type) act as the primary drivers for flood risk classification</w:t>
+      </w:r>
+      <w:r>
+        <w:rPr>
+          <w:rFonts w:ascii="Times New Roman" w:hAnsi="Times New Roman" w:cs="Times New Roman"/>
+        </w:rPr>
+        <w:t>…</w:t>
+      </w:r>
+    </w:p>
+    <w:p>
+      <w:pPr>
+        <w:spacing w:line="240" w:lineRule="auto"/>
+        <w:rPr>
+          <w:rFonts w:ascii="Times New Roman" w:hAnsi="Times New Roman" w:cs="Times New Roman"/>
+        </w:rPr>
+      </w:pPr>
+      <w:r>
+        <w:rPr>
+          <w:rFonts w:ascii="Times New Roman" w:hAnsi="Times New Roman" w:cs="Times New Roman"/>
+        </w:rPr>
+        <w:t xml:space="preserve">In the future, </w:t>
+      </w:r>
       <w:proofErr w:type="gramStart"/>
       <w:r>
         <w:rPr>
           <w:rFonts w:ascii="Times New Roman" w:hAnsi="Times New Roman" w:cs="Times New Roman"/>
         </w:rPr>
-        <w:t>So</w:t>
-      </w:r>
+        <w:t>SHAP</w:t>
+      </w:r>
+      <w:r>
+        <w:rPr>
+          <w:rFonts w:ascii="Times New Roman" w:hAnsi="Times New Roman" w:cs="Times New Roman"/>
+        </w:rPr>
+        <w:t>(</w:t>
+      </w:r>
+      <w:proofErr w:type="spellStart"/>
       <w:proofErr w:type="gramEnd"/>
       <w:r>
         <w:rPr>
           <w:rFonts w:ascii="Times New Roman" w:hAnsi="Times New Roman" w:cs="Times New Roman"/>
         </w:rPr>
-        <w:t xml:space="preserve"> u</w:t>
-      </w:r>
-      <w:r>
-        <w:rPr>
-          <w:rFonts w:ascii="Times New Roman" w:hAnsi="Times New Roman" w:cs="Times New Roman"/>
-        </w:rPr>
-        <w:t>nlike traditional linear or logistic regression models, neural networks do</w:t>
-      </w:r>
-      <w:r>
-        <w:rPr>
-          <w:rFonts w:ascii="Times New Roman" w:hAnsi="Times New Roman" w:cs="Times New Roman"/>
-        </w:rPr>
-        <w:t>es</w:t>
-      </w:r>
-      <w:r>
-        <w:rPr>
-          <w:rFonts w:ascii="Times New Roman" w:hAnsi="Times New Roman" w:cs="Times New Roman"/>
-        </w:rPr>
-        <w:t xml:space="preserve"> not provide easily interpretable coefficients. Consequently, we can</w:t>
-      </w:r>
-      <w:r>
-        <w:rPr>
-          <w:rFonts w:ascii="Times New Roman" w:hAnsi="Times New Roman" w:cs="Times New Roman"/>
-        </w:rPr>
-        <w:t>’t</w:t>
-      </w:r>
-      <w:r>
-        <w:rPr>
-          <w:rFonts w:ascii="Times New Roman" w:hAnsi="Times New Roman" w:cs="Times New Roman"/>
-        </w:rPr>
-        <w:t xml:space="preserve"> directly extract feature importance to determine exactly which structural variables (</w:t>
-      </w:r>
-      <w:r>
-        <w:rPr>
-          <w:rFonts w:ascii="Times New Roman" w:hAnsi="Times New Roman" w:cs="Times New Roman"/>
-        </w:rPr>
-        <w:t>like</w:t>
-      </w:r>
-      <w:r>
-        <w:rPr>
-          <w:rFonts w:ascii="Times New Roman" w:hAnsi="Times New Roman" w:cs="Times New Roman"/>
-        </w:rPr>
-        <w:t xml:space="preserve"> ground elevation, foundation height, or building type) act as the primary drivers for flood risk classification</w:t>
-      </w:r>
-      <w:r>
-        <w:rPr>
-          <w:rFonts w:ascii="Times New Roman" w:hAnsi="Times New Roman" w:cs="Times New Roman"/>
-        </w:rPr>
-        <w:t>…</w:t>
-      </w:r>
-    </w:p>
-    <w:p>
-      <w:pPr>
-        <w:spacing w:line="240" w:lineRule="auto"/>
-        <w:rPr>
-          <w:rFonts w:ascii="Times New Roman" w:hAnsi="Times New Roman" w:cs="Times New Roman"/>
-        </w:rPr>
-      </w:pPr>
-      <w:r>
-        <w:rPr>
-          <w:rFonts w:ascii="Times New Roman" w:hAnsi="Times New Roman" w:cs="Times New Roman"/>
-        </w:rPr>
-        <w:t>If this problem were to be expanded in future work, incorporating a post-hoc interpretability framework—such as SHAP (</w:t>
+        <w:t>SHapley</w:t>
+      </w:r>
+      <w:proofErr w:type="spellEnd"/>
+      <w:r>
+        <w:rPr>
+          <w:rFonts w:ascii="Times New Roman" w:hAnsi="Times New Roman" w:cs="Times New Roman"/>
+        </w:rPr>
+        <w:t xml:space="preserve"> Additive </w:t>
       </w:r>
       <w:proofErr w:type="spellStart"/>
       <w:r>
         <w:rPr>
           <w:rFonts w:ascii="Times New Roman" w:hAnsi="Times New Roman" w:cs="Times New Roman"/>
         </w:rPr>
-        <w:t>SHapley</w:t>
+        <w:t>exPlanations</w:t>
       </w:r>
       <w:proofErr w:type="spellEnd"/>
       <w:r>
         <w:rPr>
           <w:rFonts w:ascii="Times New Roman" w:hAnsi="Times New Roman" w:cs="Times New Roman"/>
         </w:rPr>
-        <w:t xml:space="preserve"> Additive </w:t>
-      </w:r>
-      <w:proofErr w:type="spellStart"/>
-      <w:r>
-        <w:rPr>
-          <w:rFonts w:ascii="Times New Roman" w:hAnsi="Times New Roman" w:cs="Times New Roman"/>
-        </w:rPr>
-        <w:t>exPlanations</w:t>
-      </w:r>
-      <w:proofErr w:type="spellEnd"/>
-      <w:r>
-        <w:rPr>
-          <w:rFonts w:ascii="Times New Roman" w:hAnsi="Times New Roman" w:cs="Times New Roman"/>
-        </w:rPr>
-        <w:t>) values—would be highly beneficial to understand the marginal contribution of individual building attributes to the model's predictions</w:t>
-      </w:r>
-      <w:r>
-        <w:rPr>
-          <w:rFonts w:ascii="Times New Roman" w:hAnsi="Times New Roman" w:cs="Times New Roman"/>
-        </w:rPr>
-        <w:t>!</w:t>
+        <w:t>)</w:t>
+      </w:r>
+      <w:r>
+        <w:rPr>
+          <w:rFonts w:ascii="Times New Roman" w:hAnsi="Times New Roman" w:cs="Times New Roman"/>
+        </w:rPr>
+        <w:t xml:space="preserve"> values could help us understand which features the MLP relies on most</w:t>
+      </w:r>
+      <w:r>
+        <w:rPr>
+          <w:rFonts w:ascii="Times New Roman" w:hAnsi="Times New Roman" w:cs="Times New Roman"/>
+        </w:rPr>
+        <w:t>.</w:t>
       </w:r>
     </w:p>
     <w:p>
@@ -3066,14 +3290,7 @@
         <w:rPr>
           <w:rFonts w:ascii="Times New Roman" w:hAnsi="Times New Roman" w:cs="Times New Roman"/>
         </w:rPr>
-        <w:t xml:space="preserve">the model limits its ability to capture complex non-linear interactions, which lower Recall of 0.7675 </w:t>
-      </w:r>
-      <w:r>
-        <w:rPr>
-          <w:rFonts w:ascii="Times New Roman" w:hAnsi="Times New Roman" w:cs="Times New Roman"/>
-        </w:rPr>
-        <w:lastRenderedPageBreak/>
-        <w:t>compared to the MLP.</w:t>
+        <w:t>the model limits its ability to capture complex non-linear interactions, which lower Recall of 0.7675 compared to the MLP.</w:t>
       </w:r>
     </w:p>
     <w:p>
@@ -3129,7 +3346,14 @@
         <w:rPr>
           <w:rFonts w:ascii="Times New Roman" w:hAnsi="Times New Roman" w:cs="Times New Roman"/>
         </w:rPr>
-        <w:t xml:space="preserve"> fundamentally assumes a linear relationship between the independent variables and the log-odds of the high-risk flood designation. The fact that</w:t>
+        <w:t xml:space="preserve"> fundamentally assumes a linear relationship </w:t>
+      </w:r>
+      <w:r>
+        <w:rPr>
+          <w:rFonts w:ascii="Times New Roman" w:hAnsi="Times New Roman" w:cs="Times New Roman"/>
+        </w:rPr>
+        <w:lastRenderedPageBreak/>
+        <w:t>between the independent variables and the log-odds of the high-risk flood designation. The fact that</w:t>
       </w:r>
       <w:r>
         <w:rPr>
@@ -3674,7 +3898,6 @@
           <w:sz w:val="16"/>
           <w:szCs w:val="16"/>
         </w:rPr>
-        <w:lastRenderedPageBreak/>
         <w:t>eta = 0.05</w:t>
       </w:r>
     </w:p>
@@ -3728,6 +3951,7 @@
           <w:sz w:val="16"/>
           <w:szCs w:val="16"/>
         </w:rPr>
+        <w:lastRenderedPageBreak/>
         <w:t>np.random</w:t>
       </w:r>
       <w:proofErr w:type="gramEnd"/>
@@ -5083,67 +5307,67 @@
           <w:sz w:val="16"/>
           <w:szCs w:val="16"/>
         </w:rPr>
+        <w:t xml:space="preserve">    </w:t>
+      </w:r>
+    </w:p>
+    <w:p>
+      <w:pPr>
+        <w:spacing w:line="240" w:lineRule="auto"/>
+        <w:rPr>
+          <w:rFonts w:ascii="Consolas" w:hAnsi="Consolas" w:cs="Consolas"/>
+          <w:color w:val="275317" w:themeColor="accent6" w:themeShade="80"/>
+          <w:sz w:val="16"/>
+          <w:szCs w:val="16"/>
+        </w:rPr>
+      </w:pPr>
+      <w:r>
+        <w:rPr>
+          <w:rFonts w:ascii="Consolas" w:hAnsi="Consolas" w:cs="Consolas"/>
+          <w:color w:val="275317" w:themeColor="accent6" w:themeShade="80"/>
+          <w:sz w:val="16"/>
+          <w:szCs w:val="16"/>
+        </w:rPr>
+        <w:t xml:space="preserve">    W2 = W2 - eta * dW2</w:t>
+      </w:r>
+    </w:p>
+    <w:p>
+      <w:pPr>
+        <w:spacing w:line="240" w:lineRule="auto"/>
+        <w:rPr>
+          <w:rFonts w:ascii="Consolas" w:hAnsi="Consolas" w:cs="Consolas"/>
+          <w:color w:val="275317" w:themeColor="accent6" w:themeShade="80"/>
+          <w:sz w:val="16"/>
+          <w:szCs w:val="16"/>
+        </w:rPr>
+      </w:pPr>
+      <w:r>
+        <w:rPr>
+          <w:rFonts w:ascii="Consolas" w:hAnsi="Consolas" w:cs="Consolas"/>
+          <w:color w:val="275317" w:themeColor="accent6" w:themeShade="80"/>
+          <w:sz w:val="16"/>
+          <w:szCs w:val="16"/>
+        </w:rPr>
+        <w:t xml:space="preserve">    b2 = b2 - eta * db2</w:t>
+      </w:r>
+    </w:p>
+    <w:p>
+      <w:pPr>
+        <w:spacing w:line="240" w:lineRule="auto"/>
+        <w:rPr>
+          <w:rFonts w:ascii="Consolas" w:hAnsi="Consolas" w:cs="Consolas"/>
+          <w:color w:val="275317" w:themeColor="accent6" w:themeShade="80"/>
+          <w:sz w:val="16"/>
+          <w:szCs w:val="16"/>
+        </w:rPr>
+      </w:pPr>
+      <w:r>
+        <w:rPr>
+          <w:rFonts w:ascii="Consolas" w:hAnsi="Consolas" w:cs="Consolas"/>
+          <w:color w:val="275317" w:themeColor="accent6" w:themeShade="80"/>
+          <w:sz w:val="16"/>
+          <w:szCs w:val="16"/>
+        </w:rPr>
         <w:lastRenderedPageBreak/>
-        <w:t xml:space="preserve">    </w:t>
-      </w:r>
-    </w:p>
-    <w:p>
-      <w:pPr>
-        <w:spacing w:line="240" w:lineRule="auto"/>
-        <w:rPr>
-          <w:rFonts w:ascii="Consolas" w:hAnsi="Consolas" w:cs="Consolas"/>
-          <w:color w:val="275317" w:themeColor="accent6" w:themeShade="80"/>
-          <w:sz w:val="16"/>
-          <w:szCs w:val="16"/>
-        </w:rPr>
-      </w:pPr>
-      <w:r>
-        <w:rPr>
-          <w:rFonts w:ascii="Consolas" w:hAnsi="Consolas" w:cs="Consolas"/>
-          <w:color w:val="275317" w:themeColor="accent6" w:themeShade="80"/>
-          <w:sz w:val="16"/>
-          <w:szCs w:val="16"/>
-        </w:rPr>
-        <w:t xml:space="preserve">    W2 = W2 - eta * dW2</w:t>
-      </w:r>
-    </w:p>
-    <w:p>
-      <w:pPr>
-        <w:spacing w:line="240" w:lineRule="auto"/>
-        <w:rPr>
-          <w:rFonts w:ascii="Consolas" w:hAnsi="Consolas" w:cs="Consolas"/>
-          <w:color w:val="275317" w:themeColor="accent6" w:themeShade="80"/>
-          <w:sz w:val="16"/>
-          <w:szCs w:val="16"/>
-        </w:rPr>
-      </w:pPr>
-      <w:r>
-        <w:rPr>
-          <w:rFonts w:ascii="Consolas" w:hAnsi="Consolas" w:cs="Consolas"/>
-          <w:color w:val="275317" w:themeColor="accent6" w:themeShade="80"/>
-          <w:sz w:val="16"/>
-          <w:szCs w:val="16"/>
-        </w:rPr>
-        <w:t xml:space="preserve">    b2 = b2 - eta * db2</w:t>
-      </w:r>
-    </w:p>
-    <w:p>
-      <w:pPr>
-        <w:spacing w:line="240" w:lineRule="auto"/>
-        <w:rPr>
-          <w:rFonts w:ascii="Consolas" w:hAnsi="Consolas" w:cs="Consolas"/>
-          <w:color w:val="275317" w:themeColor="accent6" w:themeShade="80"/>
-          <w:sz w:val="16"/>
-          <w:szCs w:val="16"/>
-        </w:rPr>
-      </w:pPr>
-      <w:r>
-        <w:rPr>
-          <w:rFonts w:ascii="Consolas" w:hAnsi="Consolas" w:cs="Consolas"/>
-          <w:color w:val="275317" w:themeColor="accent6" w:themeShade="80"/>
-          <w:sz w:val="16"/>
-          <w:szCs w:val="16"/>
-        </w:rPr>
         <w:t xml:space="preserve">    W1 = W1 - eta * dW1</w:t>
       </w:r>
     </w:p>
@@ -5941,7 +6165,7 @@
       <w:hyperlink r:id="rId8" w:history="1">
         <w:r>
           <w:rPr>
-            <w:rStyle w:val="Hyperlink"/>
+            <w:rStyle w:val="af0"/>
             <w:rFonts w:ascii="Times New Roman" w:hAnsi="Times New Roman" w:cs="Times New Roman"/>
             <w:sz w:val="24"/>
           </w:rPr>
@@ -6366,18 +6590,18 @@
     <w:lsdException w:name="Unresolved Mention" w:semiHidden="1" w:unhideWhenUsed="1"/>
     <w:lsdException w:name="Smart Link" w:semiHidden="1" w:unhideWhenUsed="1"/>
   </w:latentStyles>
-  <w:style w:type="paragraph" w:default="1" w:styleId="Normal">
+  <w:style w:type="paragraph" w:default="1" w:styleId="a">
     <w:name w:val="Normal"/>
     <w:qFormat/>
     <w:pPr>
       <w:widowControl w:val="0"/>
     </w:pPr>
   </w:style>
-  <w:style w:type="paragraph" w:styleId="Heading1">
+  <w:style w:type="paragraph" w:styleId="1">
     <w:name w:val="heading 1"/>
-    <w:basedOn w:val="Normal"/>
-    <w:next w:val="Normal"/>
-    <w:link w:val="Heading1Char"/>
+    <w:basedOn w:val="a"/>
+    <w:next w:val="a"/>
+    <w:link w:val="10"/>
     <w:uiPriority w:val="9"/>
     <w:qFormat/>
     <w:rsid w:val="00005A1C"/>
@@ -6394,11 +6618,11 @@
       <w:szCs w:val="48"/>
     </w:rPr>
   </w:style>
-  <w:style w:type="paragraph" w:styleId="Heading2">
+  <w:style w:type="paragraph" w:styleId="2">
     <w:name w:val="heading 2"/>
-    <w:basedOn w:val="Normal"/>
-    <w:next w:val="Normal"/>
-    <w:link w:val="Heading2Char"/>
+    <w:basedOn w:val="a"/>
+    <w:next w:val="a"/>
+    <w:link w:val="20"/>
     <w:uiPriority w:val="9"/>
     <w:semiHidden/>
     <w:unhideWhenUsed/>
@@ -6417,11 +6641,11 @@
       <w:szCs w:val="40"/>
     </w:rPr>
   </w:style>
-  <w:style w:type="paragraph" w:styleId="Heading3">
+  <w:style w:type="paragraph" w:styleId="3">
     <w:name w:val="heading 3"/>
-    <w:basedOn w:val="Normal"/>
-    <w:next w:val="Normal"/>
-    <w:link w:val="Heading3Char"/>
+    <w:basedOn w:val="a"/>
+    <w:next w:val="a"/>
+    <w:link w:val="30"/>
     <w:uiPriority w:val="9"/>
     <w:semiHidden/>
     <w:unhideWhenUsed/>
@@ -6440,11 +6664,11 @@
       <w:szCs w:val="32"/>
     </w:rPr>
   </w:style>
-  <w:style w:type="paragraph" w:styleId="Heading4">
+  <w:style w:type="paragraph" w:styleId="4">
     <w:name w:val="heading 4"/>
-    <w:basedOn w:val="Normal"/>
-    <w:next w:val="Normal"/>
-    <w:link w:val="Heading4Char"/>
+    <w:basedOn w:val="a"/>
+    <w:next w:val="a"/>
+    <w:link w:val="40"/>
     <w:uiPriority w:val="9"/>
     <w:semiHidden/>
     <w:unhideWhenUsed/>
@@ -6463,11 +6687,11 @@
       <w:szCs w:val="28"/>
     </w:rPr>
   </w:style>
-  <w:style w:type="paragraph" w:styleId="Heading5">
+  <w:style w:type="paragraph" w:styleId="5">
     <w:name w:val="heading 5"/>
-    <w:basedOn w:val="Normal"/>
-    <w:next w:val="Normal"/>
-    <w:link w:val="Heading5Char"/>
+    <w:basedOn w:val="a"/>
+    <w:next w:val="a"/>
+    <w:link w:val="50"/>
     <w:uiPriority w:val="9"/>
     <w:semiHidden/>
     <w:unhideWhenUsed/>
@@ -6485,11 +6709,11 @@
       <w:sz w:val="24"/>
     </w:rPr>
   </w:style>
-  <w:style w:type="paragraph" w:styleId="Heading6">
+  <w:style w:type="paragraph" w:styleId="6">
     <w:name w:val="heading 6"/>
-    <w:basedOn w:val="Normal"/>
-    <w:next w:val="Normal"/>
-    <w:link w:val="Heading6Char"/>
+    <w:basedOn w:val="a"/>
+    <w:next w:val="a"/>
+    <w:link w:val="60"/>
     <w:uiPriority w:val="9"/>
     <w:semiHidden/>
     <w:unhideWhenUsed/>
@@ -6508,11 +6732,11 @@
       <w:color w:val="0F4761" w:themeColor="accent1" w:themeShade="BF"/>
     </w:rPr>
   </w:style>
-  <w:style w:type="paragraph" w:styleId="Heading7">
+  <w:style w:type="paragraph" w:styleId="7">
     <w:name w:val="heading 7"/>
-    <w:basedOn w:val="Normal"/>
-    <w:next w:val="Normal"/>
-    <w:link w:val="Heading7Char"/>
+    <w:basedOn w:val="a"/>
+    <w:next w:val="a"/>
+    <w:link w:val="70"/>
     <w:uiPriority w:val="9"/>
     <w:semiHidden/>
     <w:unhideWhenUsed/>
@@ -6531,11 +6755,11 @@
       <w:color w:val="595959" w:themeColor="text1" w:themeTint="A6"/>
     </w:rPr>
   </w:style>
-  <w:style w:type="paragraph" w:styleId="Heading8">
+  <w:style w:type="paragraph" w:styleId="8">
     <w:name w:val="heading 8"/>
-    <w:basedOn w:val="Normal"/>
-    <w:next w:val="Normal"/>
-    <w:link w:val="Heading8Char"/>
+    <w:basedOn w:val="a"/>
+    <w:next w:val="a"/>
+    <w:link w:val="80"/>
     <w:uiPriority w:val="9"/>
     <w:semiHidden/>
     <w:unhideWhenUsed/>
@@ -6552,11 +6776,11 @@
       <w:color w:val="595959" w:themeColor="text1" w:themeTint="A6"/>
     </w:rPr>
   </w:style>
-  <w:style w:type="paragraph" w:styleId="Heading9">
+  <w:style w:type="paragraph" w:styleId="9">
     <w:name w:val="heading 9"/>
-    <w:basedOn w:val="Normal"/>
-    <w:next w:val="Normal"/>
-    <w:link w:val="Heading9Char"/>
+    <w:basedOn w:val="a"/>
+    <w:next w:val="a"/>
+    <w:link w:val="90"/>
     <w:uiPriority w:val="9"/>
     <w:semiHidden/>
     <w:unhideWhenUsed/>
@@ -6573,13 +6797,13 @@
       <w:color w:val="595959" w:themeColor="text1" w:themeTint="A6"/>
     </w:rPr>
   </w:style>
-  <w:style w:type="character" w:default="1" w:styleId="DefaultParagraphFont">
+  <w:style w:type="character" w:default="1" w:styleId="a0">
     <w:name w:val="Default Paragraph Font"/>
     <w:uiPriority w:val="1"/>
     <w:semiHidden/>
     <w:unhideWhenUsed/>
   </w:style>
-  <w:style w:type="table" w:default="1" w:styleId="TableNormal">
+  <w:style w:type="table" w:default="1" w:styleId="a1">
     <w:name w:val="Normal Table"/>
     <w:uiPriority w:val="99"/>
     <w:semiHidden/>
@@ -6594,16 +6818,16 @@
       </w:tblCellMar>
     </w:tblPr>
   </w:style>
-  <w:style w:type="numbering" w:default="1" w:styleId="NoList">
+  <w:style w:type="numbering" w:default="1" w:styleId="a2">
     <w:name w:val="No List"/>
     <w:uiPriority w:val="99"/>
     <w:semiHidden/>
     <w:unhideWhenUsed/>
   </w:style>
-  <w:style w:type="character" w:customStyle="1" w:styleId="Heading1Char">
-    <w:name w:val="Heading 1 Char"/>
-    <w:basedOn w:val="DefaultParagraphFont"/>
-    <w:link w:val="Heading1"/>
+  <w:style w:type="character" w:customStyle="1" w:styleId="10">
+    <w:name w:val="标题 1 字符"/>
+    <w:basedOn w:val="a0"/>
+    <w:link w:val="1"/>
     <w:uiPriority w:val="9"/>
     <w:rsid w:val="00005A1C"/>
     <w:rPr>
@@ -6613,10 +6837,10 @@
       <w:szCs w:val="48"/>
     </w:rPr>
   </w:style>
-  <w:style w:type="character" w:customStyle="1" w:styleId="Heading2Char">
-    <w:name w:val="Heading 2 Char"/>
-    <w:basedOn w:val="DefaultParagraphFont"/>
-    <w:link w:val="Heading2"/>
+  <w:style w:type="character" w:customStyle="1" w:styleId="20">
+    <w:name w:val="标题 2 字符"/>
+    <w:basedOn w:val="a0"/>
+    <w:link w:val="2"/>
     <w:uiPriority w:val="9"/>
     <w:semiHidden/>
     <w:rsid w:val="00005A1C"/>
@@ -6627,10 +6851,10 @@
       <w:szCs w:val="40"/>
     </w:rPr>
   </w:style>
-  <w:style w:type="character" w:customStyle="1" w:styleId="Heading3Char">
-    <w:name w:val="Heading 3 Char"/>
-    <w:basedOn w:val="DefaultParagraphFont"/>
-    <w:link w:val="Heading3"/>
+  <w:style w:type="character" w:customStyle="1" w:styleId="30">
+    <w:name w:val="标题 3 字符"/>
+    <w:basedOn w:val="a0"/>
+    <w:link w:val="3"/>
     <w:uiPriority w:val="9"/>
     <w:semiHidden/>
     <w:rsid w:val="00005A1C"/>
@@ -6641,10 +6865,10 @@
       <w:szCs w:val="32"/>
     </w:rPr>
   </w:style>
-  <w:style w:type="character" w:customStyle="1" w:styleId="Heading4Char">
-    <w:name w:val="Heading 4 Char"/>
-    <w:basedOn w:val="DefaultParagraphFont"/>
-    <w:link w:val="Heading4"/>
+  <w:style w:type="character" w:customStyle="1" w:styleId="40">
+    <w:name w:val="标题 4 字符"/>
+    <w:basedOn w:val="a0"/>
+    <w:link w:val="4"/>
     <w:uiPriority w:val="9"/>
     <w:semiHidden/>
     <w:rsid w:val="00005A1C"/>
@@ -6655,10 +6879,10 @@
       <w:szCs w:val="28"/>
     </w:rPr>
   </w:style>
-  <w:style w:type="character" w:customStyle="1" w:styleId="Heading5Char">
-    <w:name w:val="Heading 5 Char"/>
-    <w:basedOn w:val="DefaultParagraphFont"/>
-    <w:link w:val="Heading5"/>
+  <w:style w:type="character" w:customStyle="1" w:styleId="50">
+    <w:name w:val="标题 5 字符"/>
+    <w:basedOn w:val="a0"/>
+    <w:link w:val="5"/>
     <w:uiPriority w:val="9"/>
     <w:semiHidden/>
     <w:rsid w:val="00005A1C"/>
@@ -6668,10 +6892,10 @@
       <w:sz w:val="24"/>
     </w:rPr>
   </w:style>
-  <w:style w:type="character" w:customStyle="1" w:styleId="Heading6Char">
-    <w:name w:val="Heading 6 Char"/>
-    <w:basedOn w:val="DefaultParagraphFont"/>
-    <w:link w:val="Heading6"/>
+  <w:style w:type="character" w:customStyle="1" w:styleId="60">
+    <w:name w:val="标题 6 字符"/>
+    <w:basedOn w:val="a0"/>
+    <w:link w:val="6"/>
     <w:uiPriority w:val="9"/>
     <w:semiHidden/>
     <w:rsid w:val="00005A1C"/>
@@ -6682,10 +6906,10 @@
       <w:color w:val="0F4761" w:themeColor="accent1" w:themeShade="BF"/>
     </w:rPr>
   </w:style>
-  <w:style w:type="character" w:customStyle="1" w:styleId="Heading7Char">
-    <w:name w:val="Heading 7 Char"/>
-    <w:basedOn w:val="DefaultParagraphFont"/>
-    <w:link w:val="Heading7"/>
+  <w:style w:type="character" w:customStyle="1" w:styleId="70">
+    <w:name w:val="标题 7 字符"/>
+    <w:basedOn w:val="a0"/>
+    <w:link w:val="7"/>
     <w:uiPriority w:val="9"/>
     <w:semiHidden/>
     <w:rsid w:val="00005A1C"/>
@@ -6696,10 +6920,10 @@
       <w:color w:val="595959" w:themeColor="text1" w:themeTint="A6"/>
     </w:rPr>
   </w:style>
-  <w:style w:type="character" w:customStyle="1" w:styleId="Heading8Char">
-    <w:name w:val="Heading 8 Char"/>
-    <w:basedOn w:val="DefaultParagraphFont"/>
-    <w:link w:val="Heading8"/>
+  <w:style w:type="character" w:customStyle="1" w:styleId="80">
+    <w:name w:val="标题 8 字符"/>
+    <w:basedOn w:val="a0"/>
+    <w:link w:val="8"/>
     <w:uiPriority w:val="9"/>
     <w:semiHidden/>
     <w:rsid w:val="00005A1C"/>
@@ -6708,10 +6932,10 @@
       <w:color w:val="595959" w:themeColor="text1" w:themeTint="A6"/>
     </w:rPr>
   </w:style>
-  <w:style w:type="character" w:customStyle="1" w:styleId="Heading9Char">
-    <w:name w:val="Heading 9 Char"/>
-    <w:basedOn w:val="DefaultParagraphFont"/>
-    <w:link w:val="Heading9"/>
+  <w:style w:type="character" w:customStyle="1" w:styleId="90">
+    <w:name w:val="标题 9 字符"/>
+    <w:basedOn w:val="a0"/>
+    <w:link w:val="9"/>
     <w:uiPriority w:val="9"/>
     <w:semiHidden/>
     <w:rsid w:val="00005A1C"/>
@@ -6720,11 +6944,11 @@
       <w:color w:val="595959" w:themeColor="text1" w:themeTint="A6"/>
     </w:rPr>
   </w:style>
-  <w:style w:type="paragraph" w:styleId="Title">
+  <w:style w:type="paragraph" w:styleId="a3">
     <w:name w:val="Title"/>
-    <w:basedOn w:val="Normal"/>
-    <w:next w:val="Normal"/>
-    <w:link w:val="TitleChar"/>
+    <w:basedOn w:val="a"/>
+    <w:next w:val="a"/>
+    <w:link w:val="a4"/>
     <w:uiPriority w:val="10"/>
     <w:qFormat/>
     <w:rsid w:val="00005A1C"/>
@@ -6741,10 +6965,10 @@
       <w:szCs w:val="56"/>
     </w:rPr>
   </w:style>
-  <w:style w:type="character" w:customStyle="1" w:styleId="TitleChar">
-    <w:name w:val="Title Char"/>
-    <w:basedOn w:val="DefaultParagraphFont"/>
-    <w:link w:val="Title"/>
+  <w:style w:type="character" w:customStyle="1" w:styleId="a4">
+    <w:name w:val="标题 字符"/>
+    <w:basedOn w:val="a0"/>
+    <w:link w:val="a3"/>
     <w:uiPriority w:val="10"/>
     <w:rsid w:val="00005A1C"/>
     <w:rPr>
@@ -6755,11 +6979,11 @@
       <w:szCs w:val="56"/>
     </w:rPr>
   </w:style>
-  <w:style w:type="paragraph" w:styleId="Subtitle">
+  <w:style w:type="paragraph" w:styleId="a5">
     <w:name w:val="Subtitle"/>
-    <w:basedOn w:val="Normal"/>
-    <w:next w:val="Normal"/>
-    <w:link w:val="SubtitleChar"/>
+    <w:basedOn w:val="a"/>
+    <w:next w:val="a"/>
+    <w:link w:val="a6"/>
     <w:uiPriority w:val="11"/>
     <w:qFormat/>
     <w:rsid w:val="00005A1C"/>
@@ -6777,10 +7001,10 @@
       <w:szCs w:val="28"/>
     </w:rPr>
   </w:style>
-  <w:style w:type="character" w:customStyle="1" w:styleId="SubtitleChar">
-    <w:name w:val="Subtitle Char"/>
-    <w:basedOn w:val="DefaultParagraphFont"/>
-    <w:link w:val="Subtitle"/>
+  <w:style w:type="character" w:customStyle="1" w:styleId="a6">
+    <w:name w:val="副标题 字符"/>
+    <w:basedOn w:val="a0"/>
+    <w:link w:val="a5"/>
     <w:uiPriority w:val="11"/>
     <w:rsid w:val="00005A1C"/>
     <w:rPr>
@@ -6791,11 +7015,11 @@
       <w:szCs w:val="28"/>
     </w:rPr>
   </w:style>
-  <w:style w:type="paragraph" w:styleId="Quote">
+  <w:style w:type="paragraph" w:styleId="a7">
     <w:name w:val="Quote"/>
-    <w:basedOn w:val="Normal"/>
-    <w:next w:val="Normal"/>
-    <w:link w:val="QuoteChar"/>
+    <w:basedOn w:val="a"/>
+    <w:next w:val="a"/>
+    <w:link w:val="a8"/>
     <w:uiPriority w:val="29"/>
     <w:qFormat/>
     <w:rsid w:val="00005A1C"/>
@@ -6809,10 +7033,10 @@
       <w:color w:val="404040" w:themeColor="text1" w:themeTint="BF"/>
     </w:rPr>
   </w:style>
-  <w:style w:type="character" w:customStyle="1" w:styleId="QuoteChar">
-    <w:name w:val="Quote Char"/>
-    <w:basedOn w:val="DefaultParagraphFont"/>
-    <w:link w:val="Quote"/>
+  <w:style w:type="character" w:customStyle="1" w:styleId="a8">
+    <w:name w:val="引用 字符"/>
+    <w:basedOn w:val="a0"/>
+    <w:link w:val="a7"/>
     <w:uiPriority w:val="29"/>
     <w:rsid w:val="00005A1C"/>
     <w:rPr>
@@ -6821,9 +7045,9 @@
       <w:color w:val="404040" w:themeColor="text1" w:themeTint="BF"/>
     </w:rPr>
   </w:style>
-  <w:style w:type="paragraph" w:styleId="ListParagraph">
+  <w:style w:type="paragraph" w:styleId="a9">
     <w:name w:val="List Paragraph"/>
-    <w:basedOn w:val="Normal"/>
+    <w:basedOn w:val="a"/>
     <w:uiPriority w:val="34"/>
     <w:qFormat/>
     <w:rsid w:val="00005A1C"/>
@@ -6832,9 +7056,9 @@
       <w:contextualSpacing/>
     </w:pPr>
   </w:style>
-  <w:style w:type="character" w:styleId="IntenseEmphasis">
+  <w:style w:type="character" w:styleId="aa">
     <w:name w:val="Intense Emphasis"/>
-    <w:basedOn w:val="DefaultParagraphFont"/>
+    <w:basedOn w:val="a0"/>
     <w:uiPriority w:val="21"/>
     <w:qFormat/>
     <w:rsid w:val="00005A1C"/>
@@ -6844,11 +7068,11 @@
       <w:color w:val="0F4761" w:themeColor="accent1" w:themeShade="BF"/>
     </w:rPr>
   </w:style>
-  <w:style w:type="paragraph" w:styleId="IntenseQuote">
+  <w:style w:type="paragraph" w:styleId="ab">
     <w:name w:val="Intense Quote"/>
-    <w:basedOn w:val="Normal"/>
-    <w:next w:val="Normal"/>
-    <w:link w:val="IntenseQuoteChar"/>
+    <w:basedOn w:val="a"/>
+    <w:next w:val="a"/>
+    <w:link w:val="ac"/>
     <w:uiPriority w:val="30"/>
     <w:qFormat/>
     <w:rsid w:val="00005A1C"/>
@@ -6867,10 +7091,10 @@
       <w:color w:val="0F4761" w:themeColor="accent1" w:themeShade="BF"/>
     </w:rPr>
   </w:style>
-  <w:style w:type="character" w:customStyle="1" w:styleId="IntenseQuoteChar">
-    <w:name w:val="Intense Quote Char"/>
-    <w:basedOn w:val="DefaultParagraphFont"/>
-    <w:link w:val="IntenseQuote"/>
+  <w:style w:type="character" w:customStyle="1" w:styleId="ac">
+    <w:name w:val="明显引用 字符"/>
+    <w:basedOn w:val="a0"/>
+    <w:link w:val="ab"/>
     <w:uiPriority w:val="30"/>
     <w:rsid w:val="00005A1C"/>
     <w:rPr>
@@ -6879,9 +7103,9 @@
       <w:color w:val="0F4761" w:themeColor="accent1" w:themeShade="BF"/>
     </w:rPr>
   </w:style>
-  <w:style w:type="character" w:styleId="IntenseReference">
+  <w:style w:type="character" w:styleId="ad">
     <w:name w:val="Intense Reference"/>
-    <w:basedOn w:val="DefaultParagraphFont"/>
+    <w:basedOn w:val="a0"/>
     <w:uiPriority w:val="32"/>
     <w:qFormat/>
     <w:rsid w:val="00005A1C"/>
@@ -6893,9 +7117,9 @@
       <w:spacing w:val="5"/>
     </w:rPr>
   </w:style>
-  <w:style w:type="character" w:styleId="PlaceholderText">
+  <w:style w:type="character" w:styleId="ae">
     <w:name w:val="Placeholder Text"/>
-    <w:basedOn w:val="DefaultParagraphFont"/>
+    <w:basedOn w:val="a0"/>
     <w:uiPriority w:val="99"/>
     <w:semiHidden/>
     <w:rsid w:val="002D3C05"/>
@@ -6905,7 +7129,7 @@
   </w:style>
   <w:style w:type="paragraph" w:customStyle="1" w:styleId="font-claude-response-body">
     <w:name w:val="font-claude-response-body"/>
-    <w:basedOn w:val="Normal"/>
+    <w:basedOn w:val="a"/>
     <w:rsid w:val="00F26A61"/>
     <w:pPr>
       <w:widowControl/>
@@ -6918,9 +7142,9 @@
       <w14:ligatures w14:val="none"/>
     </w:rPr>
   </w:style>
-  <w:style w:type="character" w:styleId="Strong">
+  <w:style w:type="character" w:styleId="af">
     <w:name w:val="Strong"/>
-    <w:basedOn w:val="DefaultParagraphFont"/>
+    <w:basedOn w:val="a0"/>
     <w:uiPriority w:val="22"/>
     <w:qFormat/>
     <w:rsid w:val="00F26A61"/>
@@ -6929,9 +7153,9 @@
       <w:bCs/>
     </w:rPr>
   </w:style>
-  <w:style w:type="character" w:styleId="HTMLCode">
+  <w:style w:type="character" w:styleId="HTML">
     <w:name w:val="HTML Code"/>
-    <w:basedOn w:val="DefaultParagraphFont"/>
+    <w:basedOn w:val="a0"/>
     <w:uiPriority w:val="99"/>
     <w:semiHidden/>
     <w:unhideWhenUsed/>
@@ -6942,9 +7166,9 @@
       <w:szCs w:val="20"/>
     </w:rPr>
   </w:style>
-  <w:style w:type="character" w:styleId="Hyperlink">
+  <w:style w:type="character" w:styleId="af0">
     <w:name w:val="Hyperlink"/>
-    <w:basedOn w:val="DefaultParagraphFont"/>
+    <w:basedOn w:val="a0"/>
     <w:uiPriority w:val="99"/>
     <w:unhideWhenUsed/>
     <w:rsid w:val="00677EE7"/>
